--- a/fairy farm.docx
+++ b/fairy farm.docx
@@ -5,7 +5,7 @@
     <w:p>
       <w:pPr>
         <w:spacing w:after="0" w:line="360" w:lineRule="auto"/>
-        <w:ind w:left="0" w:right="0"/>
+        <w:ind w:left="0" w:right="0" w:firstLine="709"/>
       </w:pPr>
       <w:r>
         <w:t>Концепция.</w:t>
@@ -14,7 +14,7 @@
     <w:p>
       <w:pPr>
         <w:spacing w:after="0" w:line="360" w:lineRule="auto"/>
-        <w:ind w:left="0" w:right="0"/>
+        <w:ind w:left="0" w:right="0" w:firstLine="709"/>
       </w:pPr>
       <w:r>
         <w:t xml:space="preserve">После смерти бабушки, </w:t>
@@ -61,7 +61,7 @@
     <w:p>
       <w:pPr>
         <w:spacing w:after="0" w:line="360" w:lineRule="auto"/>
-        <w:ind w:left="0" w:right="0"/>
+        <w:ind w:left="0" w:right="0" w:firstLine="709"/>
       </w:pPr>
       <w:r>
         <w:t xml:space="preserve">Игроку предстоит обустроить бабушкин дом и восстановить сад. Занимаясь садоводством, игрок будет выращивать различные растения и </w:t>
@@ -88,19 +88,22 @@
       </w:r>
       <w:proofErr w:type="spellEnd"/>
       <w:r>
-        <w:t>. Но не все ингредиенты можно вырастить, поэтому придётся иногда выбираться в деревню или даже в лес.</w:t>
-      </w:r>
-    </w:p>
-    <w:p>
-      <w:pPr>
-        <w:spacing w:after="0" w:line="360" w:lineRule="auto"/>
-        <w:ind w:left="0" w:right="0"/>
-      </w:pPr>
-    </w:p>
-    <w:p>
-      <w:pPr>
-        <w:spacing w:after="0" w:line="360" w:lineRule="auto"/>
-        <w:ind w:left="0" w:right="0"/>
+        <w:t>. Но не все ингредиенты можно вырастить, поэтому придётся иногда выби</w:t>
+      </w:r>
+      <w:r>
+        <w:t>раться в деревню или даже в лес.</w:t>
+      </w:r>
+    </w:p>
+    <w:p>
+      <w:pPr>
+        <w:spacing w:after="0" w:line="360" w:lineRule="auto"/>
+        <w:ind w:left="0" w:right="0" w:firstLine="709"/>
+      </w:pPr>
+    </w:p>
+    <w:p>
+      <w:pPr>
+        <w:spacing w:after="0" w:line="360" w:lineRule="auto"/>
+        <w:ind w:left="0" w:right="0" w:firstLine="709"/>
       </w:pPr>
       <w:r>
         <w:t>Главный герой</w:t>
@@ -109,7 +112,7 @@
     <w:p>
       <w:pPr>
         <w:spacing w:after="0" w:line="360" w:lineRule="auto"/>
-        <w:ind w:left="0" w:right="0"/>
+        <w:ind w:left="0" w:right="0" w:firstLine="709"/>
       </w:pPr>
       <w:r>
         <w:t xml:space="preserve">Агата, темноволосая, высокая девушка с голубыми глазами. Примерно 20 лет. Темное платье без рукавов, черный кардиган, красные детали, камни. </w:t>
@@ -124,7 +127,7 @@
     <w:p>
       <w:pPr>
         <w:spacing w:after="0" w:line="360" w:lineRule="auto"/>
-        <w:ind w:left="0" w:right="0"/>
+        <w:ind w:left="0" w:right="0" w:firstLine="709"/>
       </w:pPr>
       <w:r>
         <w:t>Навыки:</w:t>
@@ -138,7 +141,7 @@
           <w:numId w:val="1"/>
         </w:numPr>
         <w:spacing w:after="0" w:line="360" w:lineRule="auto"/>
-        <w:ind w:right="0"/>
+        <w:ind w:left="0" w:right="0" w:firstLine="709"/>
       </w:pPr>
       <w:r>
         <w:t>Садоводство</w:t>
@@ -158,7 +161,7 @@
           <w:numId w:val="1"/>
         </w:numPr>
         <w:spacing w:after="0" w:line="360" w:lineRule="auto"/>
-        <w:ind w:right="0"/>
+        <w:ind w:left="0" w:right="0" w:firstLine="709"/>
       </w:pPr>
       <w:r>
         <w:t>Животноводство</w:t>
@@ -178,7 +181,7 @@
           <w:numId w:val="1"/>
         </w:numPr>
         <w:spacing w:after="0" w:line="360" w:lineRule="auto"/>
-        <w:ind w:right="0"/>
+        <w:ind w:left="0" w:right="0" w:firstLine="709"/>
       </w:pPr>
       <w:proofErr w:type="spellStart"/>
       <w:r>
@@ -203,7 +206,7 @@
           <w:numId w:val="1"/>
         </w:numPr>
         <w:spacing w:after="0" w:line="360" w:lineRule="auto"/>
-        <w:ind w:right="0"/>
+        <w:ind w:left="0" w:right="0" w:firstLine="709"/>
       </w:pPr>
       <w:proofErr w:type="spellStart"/>
       <w:r>
@@ -216,19 +219,23 @@
       <w:r>
         <w:t xml:space="preserve"> предсказание судьбы и другое. Позволяет создавать магические предметы на продажу,  </w:t>
       </w:r>
-    </w:p>
-    <w:p>
-      <w:pPr>
-        <w:spacing w:after="0" w:line="360" w:lineRule="auto"/>
-        <w:ind w:right="0"/>
-      </w:pPr>
-    </w:p>
-    <w:p>
-      <w:pPr>
-        <w:spacing w:after="0" w:line="360" w:lineRule="auto"/>
-        <w:ind w:left="0" w:right="0"/>
-      </w:pPr>
-      <w:r>
+      <w:r>
+        <w:t>проводить ритуалы.</w:t>
+      </w:r>
+    </w:p>
+    <w:p>
+      <w:pPr>
+        <w:spacing w:after="0" w:line="360" w:lineRule="auto"/>
+        <w:ind w:left="0" w:right="0" w:firstLine="709"/>
+      </w:pPr>
+    </w:p>
+    <w:p>
+      <w:pPr>
+        <w:spacing w:after="0" w:line="360" w:lineRule="auto"/>
+        <w:ind w:left="0" w:right="0" w:firstLine="709"/>
+      </w:pPr>
+      <w:r>
+        <w:lastRenderedPageBreak/>
         <w:t>Развитие игрока.</w:t>
       </w:r>
       <w:r>
@@ -238,348 +245,228 @@
     <w:p>
       <w:pPr>
         <w:spacing w:after="0" w:line="360" w:lineRule="auto"/>
-        <w:ind w:left="0" w:right="0"/>
-      </w:pPr>
+        <w:ind w:left="0" w:right="0" w:firstLine="709"/>
+      </w:pPr>
+      <w:r>
+        <w:t>Игрок начинает с маленького старого дома. Изначально</w:t>
+      </w:r>
+      <w:r>
+        <w:t xml:space="preserve"> (после прохождения предисловия)</w:t>
+      </w:r>
+      <w:r>
+        <w:t xml:space="preserve"> доступны </w:t>
+      </w:r>
+      <w:r>
+        <w:t xml:space="preserve">только </w:t>
+      </w:r>
+      <w:r>
+        <w:t xml:space="preserve">две комнаты (гостиная и спальня) и </w:t>
+      </w:r>
+      <w:r>
+        <w:t xml:space="preserve">сад с </w:t>
+      </w:r>
+      <w:r>
+        <w:t>одн</w:t>
+      </w:r>
+      <w:r>
+        <w:t>ой</w:t>
+      </w:r>
+      <w:r>
+        <w:t xml:space="preserve"> грядк</w:t>
+      </w:r>
+      <w:r>
+        <w:t>ой</w:t>
+      </w:r>
+      <w:r>
+        <w:t xml:space="preserve">. На грядках можно сажать различные растения, используя семена, купленные на рынке. Каждый день к игроку будут приходить жители ближайшей </w:t>
+      </w:r>
+      <w:proofErr w:type="gramStart"/>
+      <w:r>
+        <w:t>деревни</w:t>
+      </w:r>
+      <w:proofErr w:type="gramEnd"/>
+      <w:r>
+        <w:t xml:space="preserve"> и просить зелья или травы. За это игрок будет получать деньги.</w:t>
+      </w:r>
+    </w:p>
+    <w:p>
+      <w:pPr>
+        <w:spacing w:after="0" w:line="360" w:lineRule="auto"/>
+        <w:ind w:left="0" w:right="0" w:firstLine="709"/>
+      </w:pPr>
+      <w:r>
+        <w:t>Выполняя задания, игрок будет открывать новые локации,</w:t>
+      </w:r>
+      <w:r>
+        <w:t xml:space="preserve"> помещения, семена и так далее.</w:t>
+      </w:r>
+    </w:p>
+    <w:p>
+      <w:pPr>
+        <w:spacing w:after="0" w:line="360" w:lineRule="auto"/>
+        <w:ind w:left="0" w:right="0" w:firstLine="709"/>
+      </w:pPr>
+      <w:proofErr w:type="gramStart"/>
+      <w:r>
+        <w:t xml:space="preserve">В конце игры игроку </w:t>
+      </w:r>
+      <w:r>
+        <w:t>будет доступно: шесть комнат в доме (гостиная, спальня, кухня, чердак, подвал, оранжерея), корова, маленький курятник</w:t>
+      </w:r>
+      <w:r>
+        <w:t xml:space="preserve"> с двумя курицами</w:t>
+      </w:r>
+      <w:r>
+        <w:t>,</w:t>
+      </w:r>
+      <w:r>
+        <w:t xml:space="preserve"> </w:t>
+      </w:r>
+      <w:r>
+        <w:t xml:space="preserve">восемь грядок, </w:t>
+      </w:r>
+      <w:r>
+        <w:t>около 30 видов семян и книга рецептов.</w:t>
+      </w:r>
+      <w:proofErr w:type="gramEnd"/>
+    </w:p>
+    <w:p>
+      <w:pPr>
+        <w:spacing w:after="0" w:line="360" w:lineRule="auto"/>
+        <w:ind w:left="0" w:right="0" w:firstLine="709"/>
+      </w:pPr>
+      <w:r>
+        <w:t xml:space="preserve">Основной задачей игрока является создание различных магических предметов на продажу. Этими предметами могут являться зелья, мази, отвары, обереги и другие. Для их создания </w:t>
+      </w:r>
+      <w:r>
+        <w:t xml:space="preserve">нужны </w:t>
+      </w:r>
+      <w:r>
+        <w:t>различные ресурсы, которые можно купить на рынке</w:t>
+      </w:r>
+      <w:r>
+        <w:t>, собрать в лесу или вырастить.</w:t>
+      </w:r>
+    </w:p>
+    <w:p>
+      <w:pPr>
+        <w:spacing w:after="0" w:line="360" w:lineRule="auto"/>
+        <w:ind w:left="0" w:right="0" w:firstLine="709"/>
+      </w:pPr>
+      <w:r>
+        <w:t>В</w:t>
+      </w:r>
+      <w:r>
+        <w:t>ыращивание растений в саду, а затем и в оранжерее</w:t>
+      </w:r>
+      <w:r>
+        <w:t xml:space="preserve"> – это один из главных способов получения ресурсов</w:t>
+      </w:r>
+      <w:r>
+        <w:t xml:space="preserve">. Семена </w:t>
+      </w:r>
+      <w:r>
+        <w:t>могут покупаться на рынке, находится в лесу при собира</w:t>
+      </w:r>
+      <w:bookmarkStart w:id="0" w:name="_GoBack"/>
+      <w:bookmarkEnd w:id="0"/>
+      <w:r>
+        <w:t>тельстве или получаться в дар от жителей деревни или в качестве награды за выполнение заданий. В саду семена сажаются на грядку. На каждую грядку можно разместить до пяти растений. В оранжерее семена сажаются в горшки, каждый из которых вмешает только одно растение. После посадки будущее растение надо полить при помощи лейки. Лейка наполняется из шланга с водой и может вместить в себя шесть порций воды. По истечении необходимого количества времени цве</w:t>
+      </w:r>
+      <w:r>
+        <w:t>ток подрастает до следующей своей стадии и снова требует полива. При достижении последней стадии можно собирать урожай.</w:t>
+      </w:r>
+    </w:p>
+    <w:p>
+      <w:pPr>
+        <w:spacing w:after="0" w:line="360" w:lineRule="auto"/>
+        <w:ind w:left="0" w:right="0" w:firstLine="709"/>
+      </w:pPr>
+      <w:r>
+        <w:t xml:space="preserve">Растения бывают разные. Многолетние растения после сбора урожая возвращаются в первую стадию и снова растут. В зависимости от их </w:t>
+      </w:r>
       <w:r>
         <w:lastRenderedPageBreak/>
-        <w:t>Игрок начинает с маленького старого дома. Изначально</w:t>
-      </w:r>
-      <w:r>
-        <w:t xml:space="preserve"> (после прохождения предисловия)</w:t>
-      </w:r>
-      <w:r>
-        <w:t xml:space="preserve"> доступны </w:t>
-      </w:r>
-      <w:r>
-        <w:t xml:space="preserve">только </w:t>
-      </w:r>
-      <w:r>
-        <w:t xml:space="preserve">две комнаты (гостиная и спальня) и </w:t>
-      </w:r>
-      <w:r>
-        <w:t xml:space="preserve">сад с </w:t>
-      </w:r>
-      <w:r>
-        <w:t>одн</w:t>
-      </w:r>
-      <w:r>
-        <w:t>ой</w:t>
-      </w:r>
-      <w:r>
-        <w:t xml:space="preserve"> грядк</w:t>
-      </w:r>
-      <w:r>
-        <w:t>ой</w:t>
-      </w:r>
-      <w:r>
-        <w:t xml:space="preserve">. На грядках можно сажать различные растения, используя семена, купленные на рынке. Каждый день к игроку будут приходить жители ближайшей </w:t>
+        <w:t xml:space="preserve">характеристик ресурсы с многолетних растений можно собирать от двух до пяти раз. </w:t>
       </w:r>
       <w:proofErr w:type="gramStart"/>
       <w:r>
-        <w:t>деревни</w:t>
+        <w:t>Однолетние</w:t>
       </w:r>
       <w:proofErr w:type="gramEnd"/>
       <w:r>
-        <w:t xml:space="preserve"> и просить зелья или травы. За это игрок будет получать деньги.</w:t>
-      </w:r>
-    </w:p>
-    <w:p>
-      <w:pPr>
-        <w:spacing w:after="0" w:line="360" w:lineRule="auto"/>
-        <w:ind w:left="0" w:right="0"/>
-      </w:pPr>
-      <w:r>
-        <w:t>Выполняя задания, игрок будет открывать новые локации,</w:t>
-      </w:r>
-      <w:r>
-        <w:t xml:space="preserve"> помещения, семена и так далее.</w:t>
-      </w:r>
-    </w:p>
-    <w:p>
-      <w:pPr>
-        <w:spacing w:after="0" w:line="360" w:lineRule="auto"/>
-        <w:ind w:left="0" w:right="0"/>
-      </w:pPr>
-      <w:proofErr w:type="gramStart"/>
-      <w:r>
-        <w:t xml:space="preserve">В конце игры игроку </w:t>
-      </w:r>
-      <w:r>
-        <w:t>будет доступно: шесть комнат в доме (гостиная, спальня, кухня, чердак, подвал, оранжерея), корова, маленький курятник</w:t>
-      </w:r>
-      <w:r>
-        <w:t xml:space="preserve"> с двумя курицами</w:t>
-      </w:r>
-      <w:r>
-        <w:t>,</w:t>
+        <w:t xml:space="preserve"> позволяют получить урожай лишь один раз.</w:t>
+      </w:r>
+    </w:p>
+    <w:p>
+      <w:pPr>
+        <w:spacing w:after="0" w:line="360" w:lineRule="auto"/>
+        <w:ind w:left="0" w:right="0" w:firstLine="709"/>
+      </w:pPr>
+      <w:r>
+        <w:t>Из полученных ингредиентов можно создавать либо новые ингредиенты, либо уже готовые и</w:t>
+      </w:r>
+      <w:r>
+        <w:t xml:space="preserve">зделия. Все действия связанные с </w:t>
+      </w:r>
+      <w:proofErr w:type="spellStart"/>
+      <w:r>
+        <w:t>траволечением</w:t>
+      </w:r>
+      <w:proofErr w:type="spellEnd"/>
+      <w:r>
+        <w:t xml:space="preserve"> выполняются на кухне. На ней доступна полка для хранения, веревка для сушки, плита для смешивания и приготовления, подоконник для заговоров и других магических воздействий.</w:t>
+      </w:r>
+    </w:p>
+    <w:p>
+      <w:pPr>
+        <w:spacing w:after="0" w:line="360" w:lineRule="auto"/>
+        <w:ind w:left="0" w:right="0" w:firstLine="709"/>
+      </w:pPr>
+      <w:r>
+        <w:t>Все рецепты возможных изделий хранятся в ведьмовской книге. Она доступна игроку в любое время. Внутри книга разделена на несколько разделов: ингредиенты, зелья и отвары, ритуалы и заговоры. Информация в книге обновляется автоматически при сборе нового ресурса и нахождении рецептов и заклинаний в различных справочниках и записях. Игрок должен четко следовать инструкциям в книге, иначе получит испорченное изделие.</w:t>
+      </w:r>
+    </w:p>
+    <w:p>
+      <w:pPr>
+        <w:spacing w:after="0" w:line="360" w:lineRule="auto"/>
+        <w:ind w:left="0" w:right="0" w:firstLine="709"/>
+      </w:pPr>
+      <w:r>
+        <w:t>Одним из мест интереса за пределами дома является деревня. В ней игроку доступно три локации: рынок, библиотека и кафе.</w:t>
+      </w:r>
+    </w:p>
+    <w:p>
+      <w:pPr>
+        <w:spacing w:after="0" w:line="360" w:lineRule="auto"/>
+        <w:ind w:left="0" w:right="0" w:firstLine="709"/>
+      </w:pPr>
+      <w:r>
+        <w:t>На рынке игрок может купить различные ингредиенты, семена</w:t>
+      </w:r>
+      <w:r>
+        <w:t xml:space="preserve"> и предметы, разговаривая с торговкой Келли.</w:t>
       </w:r>
       <w:r>
         <w:t xml:space="preserve"> </w:t>
       </w:r>
       <w:r>
-        <w:t xml:space="preserve">восемь грядок, </w:t>
-      </w:r>
-      <w:r>
-        <w:t>около 30 видов семян и книга рецептов.</w:t>
-      </w:r>
-      <w:proofErr w:type="gramEnd"/>
-    </w:p>
-    <w:p>
-      <w:pPr>
-        <w:spacing w:after="0" w:line="360" w:lineRule="auto"/>
-        <w:ind w:left="0" w:right="0"/>
-      </w:pPr>
-      <w:r>
-        <w:t>Основной задачей игрока является создание различных магических предметов на продажу</w:t>
-      </w:r>
-      <w:proofErr w:type="gramStart"/>
-      <w:r>
-        <w:t>.</w:t>
-      </w:r>
-      <w:proofErr w:type="gramEnd"/>
-      <w:r>
-        <w:t xml:space="preserve"> Этими предметами могут являться зелья, мази, отвары, обереги и другие</w:t>
-      </w:r>
-      <w:proofErr w:type="gramStart"/>
-      <w:r>
-        <w:t>.</w:t>
-      </w:r>
-      <w:proofErr w:type="gramEnd"/>
-      <w:r>
-        <w:t xml:space="preserve"> Для их создания </w:t>
-      </w:r>
-      <w:r>
-        <w:t xml:space="preserve">нужны </w:t>
-      </w:r>
-      <w:r>
-        <w:t>различные ресурсы, которые можно купить на рынке</w:t>
-      </w:r>
-      <w:r>
-        <w:t>, собрать в лесу или вырастить.</w:t>
-      </w:r>
-    </w:p>
-    <w:p>
-      <w:pPr>
-        <w:spacing w:after="0" w:line="360" w:lineRule="auto"/>
-        <w:ind w:left="0" w:right="0"/>
-      </w:pPr>
-      <w:r>
-        <w:t>В</w:t>
-      </w:r>
-      <w:r>
-        <w:t>ыращивание растений в саду, а затем и в оранжерее</w:t>
-      </w:r>
-      <w:r>
-        <w:t xml:space="preserve"> – это один из главных способов получения ресурсов</w:t>
-      </w:r>
-      <w:r>
-        <w:t xml:space="preserve">. Семена </w:t>
-      </w:r>
-      <w:r>
-        <w:t>могут покупаться на рынке, находится в лесу при собирательстве или получаться в дар от жителей деревни или в качестве награды за выполнение заданий. В саду семена сажаются на грядку. На каждую грядку можно разместить до пяти растений. В оранжерее семена сажаются в горшки, каждый из которых вмешает только одно растение. После посадки будущее растение надо полить при помощи лейки. Лейка наполняется из шланга с водой и может вместить в себя шесть порций воды. По истечении необходимого количества времени цве</w:t>
-      </w:r>
-      <w:r>
-        <w:t>ток подрастает до следующей своей стадии и снова требует полива. При достижении последней стадии можно собирать урожай.</w:t>
-      </w:r>
-    </w:p>
-    <w:p>
-      <w:pPr>
-        <w:spacing w:after="0" w:line="360" w:lineRule="auto"/>
-        <w:ind w:left="0" w:right="0"/>
-      </w:pPr>
-      <w:r>
-        <w:t>Растения бывают разные. Многолетние растения после сбора урожая возвращаются в первую стадию и снова растут. В зависимости от их характеристик ресурсы с многолетних растений можно собирать от двух до пяти раз. Однолетние позволяют получить урожай лишь один раз.</w:t>
-      </w:r>
-    </w:p>
-    <w:p>
-      <w:pPr>
-        <w:spacing w:after="0" w:line="360" w:lineRule="auto"/>
-        <w:ind w:left="0" w:right="0"/>
-      </w:pPr>
-      <w:r>
-        <w:lastRenderedPageBreak/>
-        <w:t>Одним из мест интереса за пределами дома является деревня. В ней игроку доступно три локации: рынок, библиотека и кафе.</w:t>
-      </w:r>
-    </w:p>
-    <w:p>
-      <w:pPr>
-        <w:spacing w:after="0" w:line="360" w:lineRule="auto"/>
-        <w:ind w:left="0" w:right="0"/>
-      </w:pPr>
-      <w:r>
-        <w:t>На рынке игрок может купить различные ингредиенты, семена</w:t>
-      </w:r>
-      <w:r>
-        <w:t xml:space="preserve"> и предметы, разговаривая с торговкой Келли.</w:t>
-      </w:r>
-    </w:p>
-    <w:p>
-      <w:pPr>
-        <w:spacing w:after="0" w:line="360" w:lineRule="auto"/>
-        <w:ind w:left="0" w:right="0"/>
-      </w:pPr>
-      <w:r>
         <w:t>В библиотеке разговаривая с архивариусом Морисом, игрок может изучать новые рецепты, заклинания или изучать историю окрестностей.</w:t>
       </w:r>
-    </w:p>
-    <w:p>
-      <w:pPr>
-        <w:spacing w:after="0" w:line="360" w:lineRule="auto"/>
-        <w:ind w:left="0" w:right="0"/>
-      </w:pPr>
-    </w:p>
-    <w:p>
-      <w:pPr>
-        <w:spacing w:after="0" w:line="360" w:lineRule="auto"/>
-        <w:ind w:left="0" w:right="0"/>
-      </w:pPr>
-      <w:r>
-        <w:t>Сюжет</w:t>
-      </w:r>
-    </w:p>
-    <w:p>
-      <w:pPr>
-        <w:spacing w:after="0" w:line="360" w:lineRule="auto"/>
-        <w:ind w:left="0" w:right="0"/>
-      </w:pPr>
-      <w:proofErr w:type="gramStart"/>
-      <w:r>
-        <w:t>Агате</w:t>
-      </w:r>
-      <w:proofErr w:type="gramEnd"/>
-      <w:r>
-        <w:t xml:space="preserve"> приходит письмо о смерти её бабушки </w:t>
-      </w:r>
-      <w:proofErr w:type="spellStart"/>
-      <w:r>
-        <w:t>Сабрины</w:t>
-      </w:r>
-      <w:proofErr w:type="spellEnd"/>
-      <w:r>
-        <w:t>, где сообщается о том, что она получает ее участок с домом в наследство</w:t>
-      </w:r>
-      <w:r>
-        <w:t>.</w:t>
-      </w:r>
-      <w:r>
-        <w:t xml:space="preserve"> Для такой юной девушки это было честью занять место такой могущественной ведьмы как </w:t>
-      </w:r>
-      <w:proofErr w:type="spellStart"/>
-      <w:r>
-        <w:t>Сабрина</w:t>
-      </w:r>
-      <w:proofErr w:type="spellEnd"/>
-      <w:r>
-        <w:t xml:space="preserve">. </w:t>
-      </w:r>
-      <w:r>
-        <w:t>Агата собирает вещи и отправляе</w:t>
-      </w:r>
-      <w:r>
-        <w:t>тся в путь.</w:t>
-      </w:r>
-    </w:p>
-    <w:p>
-      <w:pPr>
-        <w:spacing w:after="0" w:line="360" w:lineRule="auto"/>
-        <w:ind w:left="0" w:right="0"/>
-      </w:pPr>
-      <w:r>
-        <w:t xml:space="preserve">На месте она обнаруживает небольшой, но уютный старенький </w:t>
-      </w:r>
-      <w:proofErr w:type="gramStart"/>
-      <w:r>
-        <w:t>домишко</w:t>
-      </w:r>
-      <w:proofErr w:type="gramEnd"/>
-      <w:r>
-        <w:t xml:space="preserve">. Но за время, пока он пустовал, все успело покрыться пылью, а некоторые двери заперты. Огород вообще полностью зарос. Курятник пуст. </w:t>
-      </w:r>
-      <w:r>
-        <w:t>Природа словно тоже горевала и скорбела, перестав чувствовать силу ведьмы.</w:t>
-      </w:r>
-    </w:p>
-    <w:p>
-      <w:pPr>
-        <w:spacing w:after="0" w:line="360" w:lineRule="auto"/>
-        <w:ind w:left="0" w:right="0"/>
-      </w:pPr>
-      <w:r>
-        <w:t xml:space="preserve">Главная героиня пытается обустроиться: </w:t>
-      </w:r>
-      <w:r>
-        <w:t>раскладывает</w:t>
-      </w:r>
-      <w:r>
-        <w:t xml:space="preserve"> с</w:t>
-      </w:r>
-      <w:r>
-        <w:t>в</w:t>
-      </w:r>
-      <w:r>
-        <w:t>ои вещи в спальне, прибирает дом и подметает дорожки в саду.</w:t>
-      </w:r>
-      <w:r>
-        <w:t xml:space="preserve"> Потом она обнаружила заросшие грядки и с большим трудом освободила одну от сорняков.</w:t>
-      </w:r>
-    </w:p>
-    <w:p>
-      <w:pPr>
-        <w:spacing w:after="0" w:line="360" w:lineRule="auto"/>
-        <w:ind w:left="0" w:right="0"/>
-      </w:pPr>
-      <w:r>
-        <w:t xml:space="preserve">Вечером пришли они, ковен ведьм. Услышав о приезде Агаты, они </w:t>
-      </w:r>
-      <w:r>
-        <w:t xml:space="preserve">поспешили ее навестить, но не чтобы показать свое гостеприимство. Ведьмы всем своим видом показывали враждебность и </w:t>
-      </w:r>
-      <w:proofErr w:type="gramStart"/>
-      <w:r>
-        <w:t>заявили</w:t>
-      </w:r>
-      <w:proofErr w:type="gramEnd"/>
-      <w:r>
-        <w:t xml:space="preserve"> что не признают Агату ведьмой. По их </w:t>
-      </w:r>
-      <w:proofErr w:type="gramStart"/>
-      <w:r>
-        <w:t>мнению</w:t>
-      </w:r>
-      <w:proofErr w:type="gramEnd"/>
-      <w:r>
-        <w:t xml:space="preserve"> она была слишком слаба и ничего толком не умела.</w:t>
-      </w:r>
-    </w:p>
-    <w:p>
-      <w:pPr>
-        <w:spacing w:after="0" w:line="360" w:lineRule="auto"/>
-        <w:ind w:left="0" w:right="0"/>
-      </w:pPr>
-      <w:r>
-        <w:t xml:space="preserve">Агата расстроилась, но наполнилась решимостью доказать, что она действительно </w:t>
-      </w:r>
-      <w:proofErr w:type="gramStart"/>
-      <w:r>
-        <w:t>достойна</w:t>
-      </w:r>
-      <w:proofErr w:type="gramEnd"/>
-      <w:r>
-        <w:t xml:space="preserve"> зваться ведьмой.</w:t>
-      </w:r>
-    </w:p>
-    <w:p>
-      <w:pPr>
-        <w:spacing w:after="0" w:line="360" w:lineRule="auto"/>
-        <w:ind w:left="0" w:right="0" w:firstLine="0"/>
-      </w:pPr>
-    </w:p>
-    <w:p>
-      <w:pPr>
-        <w:spacing w:after="0" w:line="360" w:lineRule="auto"/>
-        <w:ind w:left="0" w:right="0"/>
-      </w:pPr>
-      <w:r>
+      <w:r>
+        <w:t xml:space="preserve"> </w:t>
+      </w:r>
+      <w:r>
+        <w:t>В кафе можно встретить различных жителей деревни и узнать местные слухи.</w:t>
+      </w:r>
+    </w:p>
+    <w:p>
+      <w:pPr>
+        <w:spacing w:after="0" w:line="360" w:lineRule="auto"/>
+        <w:ind w:left="0" w:right="0" w:firstLine="709"/>
+      </w:pPr>
+      <w:r>
+        <w:tab/>
         <w:t xml:space="preserve">Взаимодействие с </w:t>
       </w:r>
       <w:r>
@@ -589,16 +476,309 @@
         <w:t>NPC</w:t>
       </w:r>
       <w:r>
-        <w:t xml:space="preserve"> будет происходить с помощью диалоговых окон, как в визуальных новеллах.</w:t>
-      </w:r>
-      <w:bookmarkStart w:id="0" w:name="_GoBack"/>
-      <w:bookmarkEnd w:id="0"/>
-    </w:p>
-    <w:p>
-      <w:pPr>
-        <w:spacing w:after="0" w:line="360" w:lineRule="auto"/>
-        <w:ind w:left="0" w:right="0"/>
-      </w:pPr>
+        <w:t xml:space="preserve"> будет происходить с помощью диалоговых окон, как в визуальных новеллах</w:t>
+      </w:r>
+      <w:r>
+        <w:t xml:space="preserve">. В нижней части экрана будет прямоугольное поле с текстом, слева изображение </w:t>
+      </w:r>
+      <w:r>
+        <w:rPr>
+          <w:lang w:val="en-US"/>
+        </w:rPr>
+        <w:t>NPC</w:t>
+      </w:r>
+      <w:r>
+        <w:t>, задний фон затемняется.</w:t>
+      </w:r>
+    </w:p>
+    <w:p>
+      <w:pPr>
+        <w:spacing w:after="0" w:line="360" w:lineRule="auto"/>
+        <w:ind w:left="0" w:right="0" w:firstLine="709"/>
+      </w:pPr>
+      <w:r>
+        <w:t xml:space="preserve">Другой локацией является лес. В нем есть несколько полян, где можно собирать растения: ягоды, травы, грибы, корешки. Но если пройти дальше, то игрок выйдет на болото, откуда идет гниль. Она будет потихоньку продвигаться и захватывать поляны, если игрок не будет проводить ритуалы. Иногда здесь можно будет встретить различную </w:t>
+      </w:r>
+      <w:proofErr w:type="gramStart"/>
+      <w:r>
+        <w:t>нечисть</w:t>
+      </w:r>
+      <w:proofErr w:type="gramEnd"/>
+      <w:r>
+        <w:t>: русалок или лесных духов. Они могут быть как опасными, так и безобидными.</w:t>
+      </w:r>
+    </w:p>
+    <w:p>
+      <w:pPr>
+        <w:spacing w:after="0" w:line="360" w:lineRule="auto"/>
+        <w:ind w:left="0" w:right="0" w:firstLine="709"/>
+      </w:pPr>
+      <w:r>
+        <w:lastRenderedPageBreak/>
+        <w:t xml:space="preserve">Ритуалы являются одной из составляющих </w:t>
+      </w:r>
+      <w:proofErr w:type="spellStart"/>
+      <w:r>
+        <w:t>ведьмовства</w:t>
+      </w:r>
+      <w:proofErr w:type="spellEnd"/>
+      <w:r>
+        <w:t xml:space="preserve">. </w:t>
+      </w:r>
+      <w:r>
+        <w:t xml:space="preserve">Инструкции по их проведению можно найти в различных книгах и дневниках. Они также как и рецепты сохраняются в ведьмовской книге игрока. Для каждого ритуала необходимы определенные </w:t>
+      </w:r>
+      <w:r>
+        <w:t>ингредиенты</w:t>
+      </w:r>
+      <w:r>
+        <w:t>. Также они могут требовать определенное время суток или фазу луны.</w:t>
+      </w:r>
+    </w:p>
+    <w:p>
+      <w:pPr>
+        <w:spacing w:after="0" w:line="360" w:lineRule="auto"/>
+        <w:ind w:left="0" w:right="0" w:firstLine="709"/>
+      </w:pPr>
+      <w:r>
+        <w:t xml:space="preserve">Проведение ритуала реализовано в виде мини игры. Игроку необходимо разложить ингредиенты и правильно расположить слова заклинания. Дальнейшие действия зависят </w:t>
+      </w:r>
+      <w:r>
+        <w:t xml:space="preserve">от типа ритуала. Чем он </w:t>
+      </w:r>
+      <w:proofErr w:type="gramStart"/>
+      <w:r>
+        <w:t>сложнее</w:t>
+      </w:r>
+      <w:proofErr w:type="gramEnd"/>
+      <w:r>
+        <w:t xml:space="preserve"> тем сложнее задача или больше их количество.</w:t>
+      </w:r>
+    </w:p>
+    <w:p>
+      <w:pPr>
+        <w:spacing w:after="0" w:line="360" w:lineRule="auto"/>
+        <w:ind w:left="0" w:right="0" w:firstLine="709"/>
+      </w:pPr>
+    </w:p>
+    <w:p>
+      <w:pPr>
+        <w:spacing w:after="0" w:line="360" w:lineRule="auto"/>
+        <w:ind w:left="0" w:right="0" w:firstLine="709"/>
+      </w:pPr>
+      <w:r>
+        <w:t>Сюжет</w:t>
+      </w:r>
+    </w:p>
+    <w:p>
+      <w:pPr>
+        <w:spacing w:after="0" w:line="360" w:lineRule="auto"/>
+        <w:ind w:left="0" w:right="0" w:firstLine="709"/>
+      </w:pPr>
+      <w:proofErr w:type="gramStart"/>
+      <w:r>
+        <w:t>Агате</w:t>
+      </w:r>
+      <w:proofErr w:type="gramEnd"/>
+      <w:r>
+        <w:t xml:space="preserve"> приходит письмо о смерти её бабушки </w:t>
+      </w:r>
+      <w:proofErr w:type="spellStart"/>
+      <w:r>
+        <w:t>Сабрины</w:t>
+      </w:r>
+      <w:proofErr w:type="spellEnd"/>
+      <w:r>
+        <w:t>, где сообщается о том, что она получает ее участок с домом в наследство</w:t>
+      </w:r>
+      <w:r>
+        <w:t>.</w:t>
+      </w:r>
+      <w:r>
+        <w:t xml:space="preserve"> Для такой юной девушки это было честью занять место такой могущественной ведьмы как </w:t>
+      </w:r>
+      <w:proofErr w:type="spellStart"/>
+      <w:r>
+        <w:t>Сабрина</w:t>
+      </w:r>
+      <w:proofErr w:type="spellEnd"/>
+      <w:r>
+        <w:t xml:space="preserve">. </w:t>
+      </w:r>
+      <w:r>
+        <w:t>Агата собирает вещи и отправляе</w:t>
+      </w:r>
+      <w:r>
+        <w:t>тся в путь.</w:t>
+      </w:r>
+    </w:p>
+    <w:p>
+      <w:pPr>
+        <w:spacing w:after="0" w:line="360" w:lineRule="auto"/>
+        <w:ind w:left="0" w:right="0" w:firstLine="709"/>
+      </w:pPr>
+      <w:r>
+        <w:t xml:space="preserve">На месте она обнаруживает небольшой, но уютный старенький </w:t>
+      </w:r>
+      <w:proofErr w:type="gramStart"/>
+      <w:r>
+        <w:t>домишко</w:t>
+      </w:r>
+      <w:proofErr w:type="gramEnd"/>
+      <w:r>
+        <w:t xml:space="preserve">. Но за время, пока он пустовал, все успело покрыться пылью, а некоторые двери заперты. Огород вообще полностью зарос. Курятник пуст. </w:t>
+      </w:r>
+      <w:r>
+        <w:t>Природа словно тоже горевала и скорбела, перестав чувствовать силу ведьмы.</w:t>
+      </w:r>
+    </w:p>
+    <w:p>
+      <w:pPr>
+        <w:spacing w:after="0" w:line="360" w:lineRule="auto"/>
+        <w:ind w:left="0" w:right="0" w:firstLine="709"/>
+      </w:pPr>
+      <w:r>
+        <w:t xml:space="preserve">Главная героиня пытается обустроиться: </w:t>
+      </w:r>
+      <w:r>
+        <w:t>раскладывает</w:t>
+      </w:r>
+      <w:r>
+        <w:t xml:space="preserve"> с</w:t>
+      </w:r>
+      <w:r>
+        <w:t>в</w:t>
+      </w:r>
+      <w:r>
+        <w:t>ои вещи в спальне, прибирает дом и подметает дорожки в саду.</w:t>
+      </w:r>
+      <w:r>
+        <w:t xml:space="preserve"> Потом она обнаружила заросшие грядки и с большим трудом освободила одну от сорняков.</w:t>
+      </w:r>
+    </w:p>
+    <w:p>
+      <w:pPr>
+        <w:spacing w:after="0" w:line="360" w:lineRule="auto"/>
+        <w:ind w:left="0" w:right="0" w:firstLine="709"/>
+      </w:pPr>
+      <w:r>
+        <w:t xml:space="preserve">Вечером пришли они, ковен ведьм. Услышав о приезде Агаты, они </w:t>
+      </w:r>
+      <w:r>
+        <w:t>поспешили ее навестить, но не чтобы показать свое гостеприимство. Ведьмы всем своим видом показывали враждебность и заявили</w:t>
+      </w:r>
+      <w:r>
+        <w:t>,</w:t>
+      </w:r>
+      <w:r>
+        <w:t xml:space="preserve"> что не признают Агату ведьмой. По их мнению</w:t>
+      </w:r>
+      <w:r>
+        <w:t>,</w:t>
+      </w:r>
+      <w:r>
+        <w:t xml:space="preserve"> она была слишком слаба и ничего толком не умела.</w:t>
+      </w:r>
+    </w:p>
+    <w:p>
+      <w:pPr>
+        <w:spacing w:after="0" w:line="360" w:lineRule="auto"/>
+        <w:ind w:left="0" w:right="0" w:firstLine="709"/>
+      </w:pPr>
+      <w:r>
+        <w:t xml:space="preserve">Агата расстроилась, но наполнилась решимостью доказать, что она действительно </w:t>
+      </w:r>
+      <w:proofErr w:type="gramStart"/>
+      <w:r>
+        <w:t>достойна</w:t>
+      </w:r>
+      <w:proofErr w:type="gramEnd"/>
+      <w:r>
+        <w:t xml:space="preserve"> зваться ведьмой.</w:t>
+      </w:r>
+      <w:r>
+        <w:t xml:space="preserve"> После этого она начинает </w:t>
+      </w:r>
+      <w:r>
+        <w:lastRenderedPageBreak/>
+        <w:t xml:space="preserve">приводить хозяйство бабушки в порядок: убирать дом, разбирать вещи, ухаживать за садом. А также, для того, чтобы продолжать дело </w:t>
+      </w:r>
+      <w:proofErr w:type="spellStart"/>
+      <w:r>
+        <w:t>Сабрины</w:t>
+      </w:r>
+      <w:proofErr w:type="spellEnd"/>
+      <w:r>
+        <w:t xml:space="preserve"> и заодно создать себе репутацию, она начинает продавать плоды своего труда и помогать местным.</w:t>
+      </w:r>
+    </w:p>
+    <w:p>
+      <w:pPr>
+        <w:spacing w:after="0" w:line="360" w:lineRule="auto"/>
+        <w:ind w:left="0" w:right="0" w:firstLine="709"/>
+      </w:pPr>
+      <w:r>
+        <w:t xml:space="preserve">Жизнь начинает стабилизироваться. Агата выращивает растения, сушит травы, ходит в деревню на рынок. Потом ингредиентов начало не хватать и пришлось </w:t>
+      </w:r>
+      <w:proofErr w:type="gramStart"/>
+      <w:r>
+        <w:t>отправится</w:t>
+      </w:r>
+      <w:proofErr w:type="gramEnd"/>
+      <w:r>
+        <w:t xml:space="preserve"> в лес.</w:t>
+      </w:r>
+      <w:r>
+        <w:t xml:space="preserve"> Исследуя поляны и собирая травы, Агата заходит глубоко в чащу и оказывается на болоте. Темная трясина и так выглядит угрожающе, но ведьма замечает </w:t>
+      </w:r>
+      <w:proofErr w:type="gramStart"/>
+      <w:r>
+        <w:t>гниль</w:t>
+      </w:r>
+      <w:proofErr w:type="gramEnd"/>
+      <w:r>
+        <w:t xml:space="preserve"> расползающуюся от болота, покр</w:t>
+      </w:r>
+      <w:r>
+        <w:t>ывая ближайшие стволы деревьев. Когда аура сильной ведьмы пропало из глубины леса полезло зло, которое до того скрывалось в недрах.</w:t>
+      </w:r>
+    </w:p>
+    <w:p>
+      <w:pPr>
+        <w:spacing w:after="0" w:line="360" w:lineRule="auto"/>
+        <w:ind w:left="0" w:right="0" w:firstLine="709"/>
+      </w:pPr>
+      <w:r>
+        <w:t xml:space="preserve">Теперь </w:t>
+      </w:r>
+      <w:proofErr w:type="gramStart"/>
+      <w:r>
+        <w:t>на</w:t>
+      </w:r>
+      <w:proofErr w:type="gramEnd"/>
+      <w:r>
+        <w:t xml:space="preserve"> </w:t>
+      </w:r>
+      <w:proofErr w:type="gramStart"/>
+      <w:r>
+        <w:t>Агату</w:t>
+      </w:r>
+      <w:proofErr w:type="gramEnd"/>
+      <w:r>
+        <w:t xml:space="preserve"> упала еще одна обязанность – ходить на рассвете в лес и прогонять гниль обратно в болото. Для этого</w:t>
+      </w:r>
+      <w:r>
+        <w:t xml:space="preserve"> н</w:t>
+      </w:r>
+      <w:r>
+        <w:t>е</w:t>
+      </w:r>
+      <w:r>
+        <w:t xml:space="preserve">обходимо проводить ритуалы. Но не всегда это будет просто, ведь вместе с гнилью активизировались лесные духи. Обычно они </w:t>
+      </w:r>
+      <w:r>
+        <w:t>живут тихо и никого не трогают, но зло отправляет их изнутри. Иногда гниль будет уходить дальше и будут нужны боле сильные ритуалы.</w:t>
+      </w:r>
     </w:p>
     <w:sectPr>
       <w:pgSz w:w="11906" w:h="16838"/>

--- a/fairy farm.docx
+++ b/fairy farm.docx
@@ -8,22 +8,361 @@
         <w:ind w:left="0" w:right="0" w:firstLine="709"/>
       </w:pPr>
       <w:r>
-        <w:t>Концепция.</w:t>
-      </w:r>
-    </w:p>
-    <w:p>
-      <w:pPr>
-        <w:spacing w:after="0" w:line="360" w:lineRule="auto"/>
-        <w:ind w:left="0" w:right="0" w:firstLine="709"/>
-      </w:pPr>
+        <w:t>ВВЕДЕНИЕ</w:t>
+      </w:r>
+    </w:p>
+    <w:p>
+      <w:pPr>
+        <w:spacing w:after="0" w:line="360" w:lineRule="auto"/>
+        <w:ind w:left="0" w:right="0" w:firstLine="709"/>
+      </w:pPr>
+      <w:r>
+        <w:t xml:space="preserve">Целью данной курсовой работы является </w:t>
+      </w:r>
+      <w:r>
+        <w:t>создание</w:t>
+      </w:r>
+      <w:r>
+        <w:t xml:space="preserve"> </w:t>
+      </w:r>
+      <w:proofErr w:type="spellStart"/>
+      <w:r>
+        <w:t>геймдизайн</w:t>
+      </w:r>
+      <w:proofErr w:type="spellEnd"/>
+      <w:r>
+        <w:t xml:space="preserve">-документа для фермерской ролевой игры с </w:t>
+      </w:r>
+      <w:r>
+        <w:t xml:space="preserve">элементами </w:t>
+      </w:r>
+      <w:proofErr w:type="spellStart"/>
+      <w:r>
+        <w:t>ведьмовства</w:t>
+      </w:r>
+      <w:proofErr w:type="spellEnd"/>
+      <w:r>
+        <w:t xml:space="preserve"> и магии.</w:t>
+      </w:r>
+    </w:p>
+    <w:p>
+      <w:pPr>
+        <w:spacing w:after="0" w:line="360" w:lineRule="auto"/>
+        <w:ind w:left="0" w:right="0" w:firstLine="709"/>
+        <w:rPr>
+          <w:lang w:val="en-US"/>
+        </w:rPr>
+      </w:pPr>
+      <w:r>
+        <w:t xml:space="preserve">Актуальность данной </w:t>
+      </w:r>
+      <w:r>
+        <w:t>игры</w:t>
+      </w:r>
+      <w:r>
+        <w:t xml:space="preserve"> обусловлена в первую очередь популярностью фермерских симуляторов.</w:t>
+      </w:r>
+      <w:r>
+        <w:t xml:space="preserve"> Подобные игры притягивают игроков своим медитативным</w:t>
+      </w:r>
+      <w:r>
+        <w:t xml:space="preserve"> </w:t>
+      </w:r>
+      <w:proofErr w:type="spellStart"/>
+      <w:r>
+        <w:t>геймплеем</w:t>
+      </w:r>
+      <w:proofErr w:type="spellEnd"/>
+      <w:r>
+        <w:t>, чувством прогресса и возможностью развития.</w:t>
+      </w:r>
+      <w:r>
+        <w:t xml:space="preserve"> Существует спрос на уютные игры, которые притягивают приятной атмосферой и спокойствием. В современном мире полном тревог и спешки, такой жанр всегда будет иметь свою аудиторию. </w:t>
+      </w:r>
+      <w:r>
+        <w:t>К</w:t>
+      </w:r>
+      <w:r>
+        <w:t>ро</w:t>
+      </w:r>
+      <w:r>
+        <w:t xml:space="preserve">ме </w:t>
+      </w:r>
+      <w:proofErr w:type="spellStart"/>
+      <w:r>
+        <w:t>геймплея</w:t>
+      </w:r>
+      <w:proofErr w:type="spellEnd"/>
+      <w:r>
+        <w:t xml:space="preserve"> завязанного на фермерстве разрабатываемая игра будет</w:t>
+      </w:r>
+      <w:r>
+        <w:t xml:space="preserve"> иметь свои уникальные особенности</w:t>
+      </w:r>
+      <w:r>
+        <w:t xml:space="preserve">, которые понравятся поклонникам </w:t>
+      </w:r>
+      <w:proofErr w:type="spellStart"/>
+      <w:r>
+        <w:t>фэнтезийного</w:t>
+      </w:r>
+      <w:proofErr w:type="spellEnd"/>
+      <w:r>
+        <w:t xml:space="preserve"> жанра.</w:t>
+      </w:r>
+      <w:r>
+        <w:t xml:space="preserve"> Главной </w:t>
+      </w:r>
+      <w:r>
+        <w:t xml:space="preserve">такой </w:t>
+      </w:r>
+      <w:r>
+        <w:t>отличительной чертой будет являться свой мир игры, полный магии и загадок, а вследствие</w:t>
+      </w:r>
+      <w:r>
+        <w:t xml:space="preserve"> этого и интересный сюжет.</w:t>
+      </w:r>
+    </w:p>
+    <w:p>
+      <w:pPr>
+        <w:spacing w:after="0" w:line="360" w:lineRule="auto"/>
+        <w:ind w:left="0" w:right="0" w:firstLine="709"/>
+      </w:pPr>
+      <w:r>
+        <w:t xml:space="preserve">Объектом исследования является игровой процесс фермерских ролевых игр, включая их основные механики, </w:t>
+      </w:r>
+      <w:proofErr w:type="spellStart"/>
+      <w:r>
+        <w:t>нарративные</w:t>
+      </w:r>
+      <w:proofErr w:type="spellEnd"/>
+      <w:r>
+        <w:t xml:space="preserve"> структуры и способы </w:t>
+      </w:r>
+      <w:proofErr w:type="spellStart"/>
+      <w:r>
+        <w:t>доенесения</w:t>
+      </w:r>
+      <w:proofErr w:type="spellEnd"/>
+      <w:r>
+        <w:t xml:space="preserve"> истории до игрока.</w:t>
+      </w:r>
+    </w:p>
+    <w:p>
+      <w:pPr>
+        <w:spacing w:after="0" w:line="360" w:lineRule="auto"/>
+        <w:ind w:left="0" w:right="0" w:firstLine="709"/>
+      </w:pPr>
+      <w:r>
+        <w:t>Предметом исследования является процесс создания</w:t>
+      </w:r>
+      <w:r>
+        <w:t xml:space="preserve"> </w:t>
+      </w:r>
+      <w:proofErr w:type="spellStart"/>
+      <w:r>
+        <w:t>геймдизайн</w:t>
+      </w:r>
+      <w:proofErr w:type="spellEnd"/>
+      <w:r>
+        <w:t>-документа для</w:t>
+      </w:r>
+      <w:r>
+        <w:t xml:space="preserve"> оригинальной</w:t>
+      </w:r>
+      <w:r>
+        <w:t xml:space="preserve"> фермерской ролевой игры</w:t>
+      </w:r>
+      <w:r>
+        <w:t xml:space="preserve"> «</w:t>
+      </w:r>
+      <w:proofErr w:type="spellStart"/>
+      <w:r>
+        <w:t>Heather</w:t>
+      </w:r>
+      <w:proofErr w:type="spellEnd"/>
+      <w:r>
+        <w:t xml:space="preserve"> </w:t>
+      </w:r>
+      <w:proofErr w:type="spellStart"/>
+      <w:r>
+        <w:t>fields</w:t>
+      </w:r>
+      <w:proofErr w:type="spellEnd"/>
+      <w:r>
+        <w:t>», включая описание пользовательского опыта и основных игровых механик.</w:t>
+      </w:r>
+    </w:p>
+    <w:p>
+      <w:pPr>
+        <w:spacing w:after="0" w:line="360" w:lineRule="auto"/>
+        <w:ind w:left="0" w:right="0" w:firstLine="709"/>
+      </w:pPr>
+      <w:r>
+        <w:t xml:space="preserve">Предполагаемым результатом работы – структурированный и детализированный </w:t>
+      </w:r>
+      <w:proofErr w:type="spellStart"/>
+      <w:r>
+        <w:t>геймдизайн</w:t>
+      </w:r>
+      <w:proofErr w:type="spellEnd"/>
+      <w:r>
+        <w:t xml:space="preserve">-документ для </w:t>
+      </w:r>
+      <w:r>
+        <w:t>игры «</w:t>
+      </w:r>
+      <w:proofErr w:type="spellStart"/>
+      <w:r>
+        <w:t>Heather</w:t>
+      </w:r>
+      <w:proofErr w:type="spellEnd"/>
+      <w:r>
+        <w:t xml:space="preserve"> </w:t>
+      </w:r>
+      <w:proofErr w:type="spellStart"/>
+      <w:r>
+        <w:t>fields</w:t>
+      </w:r>
+      <w:proofErr w:type="spellEnd"/>
+      <w:r>
+        <w:t>»</w:t>
+      </w:r>
+      <w:r>
+        <w:t xml:space="preserve"> с полным описанием всех механик и особенностей игры.</w:t>
+      </w:r>
+    </w:p>
+    <w:p>
+      <w:pPr>
+        <w:spacing w:after="0" w:line="360" w:lineRule="auto"/>
+        <w:ind w:left="0" w:right="0" w:firstLine="709"/>
+      </w:pPr>
+      <w:proofErr w:type="gramStart"/>
+      <w:r>
+        <w:t>Итоговых</w:t>
+      </w:r>
+      <w:proofErr w:type="gramEnd"/>
+      <w:r>
+        <w:t xml:space="preserve"> </w:t>
+      </w:r>
+      <w:proofErr w:type="spellStart"/>
+      <w:r>
+        <w:t>геймдизайн</w:t>
+      </w:r>
+      <w:proofErr w:type="spellEnd"/>
+      <w:r>
+        <w:t>-документ может быть использован в качестве прототипа для дальнейшей разработки игры.</w:t>
+      </w:r>
+    </w:p>
+    <w:p>
+      <w:pPr>
+        <w:spacing w:after="200" w:line="276" w:lineRule="auto"/>
+        <w:ind w:left="0" w:right="0" w:firstLine="0"/>
+        <w:jc w:val="left"/>
+      </w:pPr>
+      <w:r>
+        <w:br w:type="page"/>
+      </w:r>
+    </w:p>
+    <w:p>
+      <w:pPr>
+        <w:pStyle w:val="a4"/>
+        <w:numPr>
+          <w:ilvl w:val="0"/>
+          <w:numId w:val="3"/>
+        </w:numPr>
+        <w:spacing w:after="0" w:line="360" w:lineRule="auto"/>
+        <w:ind w:right="0"/>
+      </w:pPr>
+      <w:r>
+        <w:lastRenderedPageBreak/>
+        <w:t>АНАЛИЗ ПРЕДМЕТНОЙ ОБЛАСТИ</w:t>
+      </w:r>
+      <w:r>
+        <w:tab/>
+      </w:r>
+    </w:p>
+    <w:p>
+      <w:pPr>
+        <w:spacing w:after="0" w:line="360" w:lineRule="auto"/>
+        <w:ind w:left="0" w:right="0" w:firstLine="709"/>
+      </w:pPr>
+      <w:r>
+        <w:t>1.1 Описание разрабатываемого игрового продукта</w:t>
+      </w:r>
+    </w:p>
+    <w:p>
+      <w:pPr>
+        <w:spacing w:after="0" w:line="360" w:lineRule="auto"/>
+        <w:ind w:left="0" w:right="0" w:firstLine="709"/>
+      </w:pPr>
+      <w:r>
+        <w:t>«</w:t>
+      </w:r>
+      <w:proofErr w:type="spellStart"/>
+      <w:r>
+        <w:t>Heather</w:t>
+      </w:r>
+      <w:proofErr w:type="spellEnd"/>
+      <w:r>
+        <w:t xml:space="preserve"> </w:t>
+      </w:r>
+      <w:proofErr w:type="spellStart"/>
+      <w:r>
+        <w:t>fields</w:t>
+      </w:r>
+      <w:proofErr w:type="spellEnd"/>
+      <w:r>
+        <w:t>»</w:t>
+      </w:r>
+      <w:r>
+        <w:t xml:space="preserve"> -</w:t>
+      </w:r>
+      <w:r>
+        <w:t xml:space="preserve"> </w:t>
+      </w:r>
+      <w:r>
+        <w:t>однопользовательская фермерска</w:t>
+      </w:r>
+      <w:r>
+        <w:t xml:space="preserve">я </w:t>
+      </w:r>
+      <w:r>
+        <w:t xml:space="preserve">ролевая игра с элементами </w:t>
+      </w:r>
+      <w:proofErr w:type="spellStart"/>
+      <w:r>
+        <w:t>ведьмовства</w:t>
+      </w:r>
+      <w:proofErr w:type="spellEnd"/>
+      <w:r>
+        <w:t xml:space="preserve">. Игрок управляет молодой ведьмой </w:t>
+      </w:r>
+      <w:proofErr w:type="spellStart"/>
+      <w:r>
+        <w:t>Агатой</w:t>
+      </w:r>
+      <w:proofErr w:type="spellEnd"/>
+      <w:r>
+        <w:t xml:space="preserve">. </w:t>
+      </w:r>
       <w:r>
         <w:t xml:space="preserve">После смерти бабушки, </w:t>
       </w:r>
       <w:r>
-        <w:t xml:space="preserve">Агата </w:t>
-      </w:r>
-      <w:r>
-        <w:t>переезжает в ее дом жить. Местные ведьмы</w:t>
+        <w:t>девушка</w:t>
+      </w:r>
+      <w:r>
+        <w:t xml:space="preserve"> </w:t>
+      </w:r>
+      <w:r>
+        <w:t>переезжает в ее дом жить</w:t>
+      </w:r>
+      <w:r>
+        <w:t>.</w:t>
+      </w:r>
+      <w:r>
+        <w:t xml:space="preserve"> Местные ведьмы</w:t>
       </w:r>
       <w:r>
         <w:t xml:space="preserve"> (ковен ведьм)</w:t>
@@ -57,12 +396,9 @@
       <w:r>
         <w:t xml:space="preserve"> и гниль. Пока их вред минимален, но опасность явно станет серьезнее в ближайшее время.</w:t>
       </w:r>
-    </w:p>
-    <w:p>
-      <w:pPr>
-        <w:spacing w:after="0" w:line="360" w:lineRule="auto"/>
-        <w:ind w:left="0" w:right="0" w:firstLine="709"/>
-      </w:pPr>
+      <w:r>
+        <w:t xml:space="preserve"> </w:t>
+      </w:r>
       <w:r>
         <w:t xml:space="preserve">Игроку предстоит обустроить бабушкин дом и восстановить сад. Занимаясь садоводством, игрок будет выращивать различные растения и </w:t>
       </w:r>
@@ -72,27 +408,217 @@
       </w:r>
       <w:proofErr w:type="gramEnd"/>
       <w:r>
-        <w:t xml:space="preserve"> и использовать их для </w:t>
-      </w:r>
-      <w:proofErr w:type="spellStart"/>
-      <w:r>
-        <w:t>траволечения</w:t>
-      </w:r>
-      <w:proofErr w:type="spellEnd"/>
-      <w:r>
-        <w:t xml:space="preserve"> и </w:t>
-      </w:r>
-      <w:proofErr w:type="spellStart"/>
-      <w:r>
-        <w:t>зельеварения</w:t>
-      </w:r>
-      <w:proofErr w:type="spellEnd"/>
-      <w:r>
-        <w:t>. Но не все ингредиенты можно вырастить, поэтому придётся иногда выби</w:t>
-      </w:r>
-      <w:r>
-        <w:t>раться в деревню или даже в лес.</w:t>
-      </w:r>
+        <w:t xml:space="preserve"> и использовать их </w:t>
+      </w:r>
+      <w:r>
+        <w:t>для создания магических товаров и защиты леса.</w:t>
+      </w:r>
+    </w:p>
+    <w:p>
+      <w:pPr>
+        <w:spacing w:after="0" w:line="360" w:lineRule="auto"/>
+        <w:ind w:left="0" w:right="0" w:firstLine="709"/>
+      </w:pPr>
+      <w:r>
+        <w:t xml:space="preserve">Ключевая особенность игры - совмещение уютного </w:t>
+      </w:r>
+      <w:proofErr w:type="spellStart"/>
+      <w:r>
+        <w:t>фермерсого</w:t>
+      </w:r>
+      <w:proofErr w:type="spellEnd"/>
+      <w:r>
+        <w:t xml:space="preserve"> </w:t>
+      </w:r>
+      <w:proofErr w:type="spellStart"/>
+      <w:r>
+        <w:t>геймплея</w:t>
+      </w:r>
+      <w:proofErr w:type="spellEnd"/>
+      <w:r>
+        <w:t xml:space="preserve"> с системой магии, которая </w:t>
+      </w:r>
+      <w:proofErr w:type="gramStart"/>
+      <w:r>
+        <w:t>нужна</w:t>
+      </w:r>
+      <w:proofErr w:type="gramEnd"/>
+      <w:r>
+        <w:t xml:space="preserve"> как и для торговли и помощи местным жителям, так и для проведения ритуалов для сдерживания </w:t>
+      </w:r>
+      <w:proofErr w:type="spellStart"/>
+      <w:r>
+        <w:t>нечести</w:t>
+      </w:r>
+      <w:proofErr w:type="spellEnd"/>
+      <w:r>
+        <w:t>. Игрок должен находить баланс между хозяйственными заботами и защитой окружающего мира.</w:t>
+      </w:r>
+    </w:p>
+    <w:p>
+      <w:pPr>
+        <w:spacing w:after="0" w:line="360" w:lineRule="auto"/>
+        <w:ind w:left="0" w:right="0" w:firstLine="709"/>
+      </w:pPr>
+    </w:p>
+    <w:p>
+      <w:pPr>
+        <w:spacing w:after="0" w:line="360" w:lineRule="auto"/>
+        <w:ind w:left="0" w:right="0" w:firstLine="709"/>
+      </w:pPr>
+      <w:r>
+        <w:t xml:space="preserve">Игровой продукт </w:t>
+      </w:r>
+      <w:r>
+        <w:t xml:space="preserve">рассчитан на ПК платформы. Основной моделью распространения будет являться </w:t>
+      </w:r>
+      <w:proofErr w:type="spellStart"/>
+      <w:r>
+        <w:t>Buy-to-Play</w:t>
+      </w:r>
+      <w:proofErr w:type="spellEnd"/>
+      <w:r>
+        <w:t xml:space="preserve"> (</w:t>
+      </w:r>
+      <w:r>
+        <w:t>B2P</w:t>
+      </w:r>
+      <w:r>
+        <w:t>,</w:t>
+      </w:r>
+      <w:r>
+        <w:rPr>
+          <w:b/>
+          <w:bCs/>
+        </w:rPr>
+        <w:t xml:space="preserve"> </w:t>
+      </w:r>
+      <w:r>
+        <w:t xml:space="preserve">однократная покупка) с возможными будущими </w:t>
+      </w:r>
+      <w:r>
+        <w:t>DLC (</w:t>
+      </w:r>
+      <w:proofErr w:type="spellStart"/>
+      <w:r>
+        <w:fldChar w:fldCharType="begin"/>
+      </w:r>
+      <w:r>
+        <w:instrText xml:space="preserve"> HYPERLINK "https://www.google.com/search?q=Downloadable+Content&amp;sca_esv=f2ad961a722eda37&amp;biw=1070&amp;bih=1064&amp;sxsrf=ANbL-n764SFsn-oYE9cZrfeqBzSZLJSLXQ%3A1776014603519&amp;ei=C9XbacaxH8yl1fIPqJ_H4AM&amp;ved=2ahUKEwih3qSW6uiTAxVcExAIHXWvC_EQgK4QegYIAQgAEAM&amp;uact=5&amp;oq=DLC+%D1%8D%D1%82%D0%BE&amp;gs_lp=Egxnd3Mtd2l6LXNlcnAiCkRMQyDRjdGC0L4yChAAGIAEGEMYigUyBhAAGAcYHjIGEAAYBxgeMgYQABgHGB4yBhAAGAcYHjIGEAAYBxgeMgYQABgHGB4yBhAAGAcYHjIGEAAYBxgeMgYQABgHGB5I9wlQOVg5cAF4AZABAJgBsgGgAbIBqgEDMC4xuAEDyAEA-AEC-AEBmAICoALBAcICChAAGLADGNYEGEeYAwCIBgGQBgOSBwMxLjGgB88FsgcDMC4xuAe8AcIHBzAuMS4wLjHIBwqACAA&amp;sclient=gws-wiz-serp&amp;mstk=AUtExfBsWTzLmElOhd9BMxF7KUFzSjHLUCoWvTbRS6Pt0RQjaXXLM3mre4F3eXKJKMnngXKyof7rBs22nDKCV6OeDUxlaro3RfqfxkkzttZIR6EavKCh8o6o_PD1goSY73iisiU&amp;csui=3" </w:instrText>
+      </w:r>
+      <w:r>
+        <w:fldChar w:fldCharType="separate"/>
+      </w:r>
+      <w:r>
+        <w:t>Downloadable</w:t>
+      </w:r>
+      <w:proofErr w:type="spellEnd"/>
+      <w:r>
+        <w:t xml:space="preserve"> </w:t>
+      </w:r>
+      <w:proofErr w:type="spellStart"/>
+      <w:r>
+        <w:t>Content</w:t>
+      </w:r>
+      <w:proofErr w:type="spellEnd"/>
+      <w:r>
+        <w:fldChar w:fldCharType="end"/>
+      </w:r>
+      <w:r>
+        <w:t>, дополнениями</w:t>
+      </w:r>
+      <w:r>
+        <w:t>)</w:t>
+      </w:r>
+      <w:r>
+        <w:t>.</w:t>
+      </w:r>
+    </w:p>
+    <w:p>
+      <w:pPr>
+        <w:spacing w:after="0" w:line="360" w:lineRule="auto"/>
+        <w:ind w:left="0" w:right="0" w:firstLine="709"/>
+      </w:pPr>
+    </w:p>
+    <w:p>
+      <w:pPr>
+        <w:spacing w:after="0" w:line="360" w:lineRule="auto"/>
+        <w:ind w:left="0" w:right="0" w:firstLine="709"/>
+      </w:pPr>
+      <w:r>
+        <w:t xml:space="preserve">1.2 </w:t>
+      </w:r>
+      <w:r>
+        <w:t>Целевая аудитория</w:t>
+      </w:r>
+    </w:p>
+    <w:p>
+      <w:pPr>
+        <w:spacing w:after="0" w:line="360" w:lineRule="auto"/>
+        <w:ind w:left="0" w:right="0" w:firstLine="709"/>
+      </w:pPr>
+      <w:r>
+        <w:t>Определение целевой аудитории является одних из важных этапов, так как именно она будет пользоваться готовым продуктом. Отталкиваясь от того, каким людям должно нравиться играть в нашу игру, зависит то, какие функции добавлять, а какие нет,</w:t>
+      </w:r>
+      <w:r>
+        <w:t xml:space="preserve"> </w:t>
+      </w:r>
+      <w:r>
+        <w:t>как следует проводить рекламную компанию</w:t>
+      </w:r>
+      <w:r>
+        <w:t xml:space="preserve"> и многое другое.</w:t>
+      </w:r>
+    </w:p>
+    <w:p>
+      <w:pPr>
+        <w:spacing w:after="0" w:line="360" w:lineRule="auto"/>
+        <w:ind w:left="0" w:right="0" w:firstLine="709"/>
+      </w:pPr>
+      <w:r>
+        <w:t>Вначале надо определить какой игровой опыт мы собираемся давать игроку. Основной акцент в нашей игре будет сделан на погружении в ми</w:t>
+      </w:r>
+      <w:r>
+        <w:t xml:space="preserve">р и </w:t>
+      </w:r>
+      <w:r>
+        <w:lastRenderedPageBreak/>
+        <w:t>атмосферу</w:t>
+      </w:r>
+      <w:r>
+        <w:t xml:space="preserve">. Другой важной составляющей является возможность исследовать этот самый мир. Таким </w:t>
+      </w:r>
+      <w:proofErr w:type="gramStart"/>
+      <w:r>
+        <w:t>образом</w:t>
+      </w:r>
+      <w:proofErr w:type="gramEnd"/>
+      <w:r>
+        <w:t xml:space="preserve"> мы можем охарактеризовать потенциальных игроков как исследователей.</w:t>
+      </w:r>
+    </w:p>
+    <w:p>
+      <w:pPr>
+        <w:spacing w:after="0" w:line="360" w:lineRule="auto"/>
+        <w:ind w:left="0" w:right="0" w:firstLine="709"/>
+      </w:pPr>
+      <w:r>
+        <w:t xml:space="preserve">Фермерская составляющая (выращивание растений, уход за животными, приготовление снадобий и так далее) привлекает игроков, которые любят цикличный медитативный геймплей и не ценят излишнюю сложность и стресс.  </w:t>
+      </w:r>
+      <w:r>
+        <w:t>Основная особенность тих игр – простая рутина с понятной целью и видимым прогрессом, но позволяющая развиваться в своем темпе.</w:t>
+      </w:r>
+    </w:p>
+    <w:p>
+      <w:pPr>
+        <w:spacing w:after="0" w:line="360" w:lineRule="auto"/>
+        <w:ind w:left="0" w:right="0" w:firstLine="709"/>
+        <w:rPr>
+          <w:lang w:val="en-US"/>
+        </w:rPr>
+      </w:pPr>
+      <w:bookmarkStart w:id="0" w:name="_GoBack"/>
+      <w:bookmarkEnd w:id="0"/>
     </w:p>
     <w:p>
       <w:pPr>
@@ -235,175 +761,167 @@
         <w:ind w:left="0" w:right="0" w:firstLine="709"/>
       </w:pPr>
       <w:r>
+        <w:t>Развитие игрока.</w:t>
+      </w:r>
+      <w:r>
+        <w:t xml:space="preserve"> </w:t>
+      </w:r>
+    </w:p>
+    <w:p>
+      <w:pPr>
+        <w:spacing w:after="0" w:line="360" w:lineRule="auto"/>
+        <w:ind w:left="0" w:right="0" w:firstLine="709"/>
+      </w:pPr>
+      <w:r>
         <w:lastRenderedPageBreak/>
-        <w:t>Развитие игрока.</w:t>
+        <w:t>Игрок начинает с маленького старого дома. Изначально</w:t>
+      </w:r>
+      <w:r>
+        <w:t xml:space="preserve"> (после прохождения предисловия)</w:t>
+      </w:r>
+      <w:r>
+        <w:t xml:space="preserve"> доступны </w:t>
+      </w:r>
+      <w:r>
+        <w:t xml:space="preserve">только </w:t>
+      </w:r>
+      <w:r>
+        <w:t xml:space="preserve">две комнаты (гостиная и спальня) и </w:t>
+      </w:r>
+      <w:r>
+        <w:t xml:space="preserve">сад с </w:t>
+      </w:r>
+      <w:r>
+        <w:t>одн</w:t>
+      </w:r>
+      <w:r>
+        <w:t>ой</w:t>
+      </w:r>
+      <w:r>
+        <w:t xml:space="preserve"> грядк</w:t>
+      </w:r>
+      <w:r>
+        <w:t>ой</w:t>
+      </w:r>
+      <w:r>
+        <w:t xml:space="preserve">. На грядках можно сажать различные растения, используя семена, купленные на рынке. Каждый день к игроку будут приходить жители ближайшей </w:t>
+      </w:r>
+      <w:proofErr w:type="gramStart"/>
+      <w:r>
+        <w:t>деревни</w:t>
+      </w:r>
+      <w:proofErr w:type="gramEnd"/>
+      <w:r>
+        <w:t xml:space="preserve"> и просить зелья или травы. За это игрок будет получать деньги.</w:t>
+      </w:r>
+    </w:p>
+    <w:p>
+      <w:pPr>
+        <w:spacing w:after="0" w:line="360" w:lineRule="auto"/>
+        <w:ind w:left="0" w:right="0" w:firstLine="709"/>
+      </w:pPr>
+      <w:r>
+        <w:t>Выполняя задания, игрок будет открывать новые локации,</w:t>
+      </w:r>
+      <w:r>
+        <w:t xml:space="preserve"> помещения, семена и так далее.</w:t>
+      </w:r>
+    </w:p>
+    <w:p>
+      <w:pPr>
+        <w:spacing w:after="0" w:line="360" w:lineRule="auto"/>
+        <w:ind w:left="0" w:right="0" w:firstLine="709"/>
+      </w:pPr>
+      <w:proofErr w:type="gramStart"/>
+      <w:r>
+        <w:t xml:space="preserve">В конце игры игроку </w:t>
+      </w:r>
+      <w:r>
+        <w:t>будет доступно: шесть комнат в доме (гостиная, спальня, кухня, чердак, подвал, оранжерея), корова, маленький курятник</w:t>
+      </w:r>
+      <w:r>
+        <w:t xml:space="preserve"> с двумя курицами</w:t>
+      </w:r>
+      <w:r>
+        <w:t>,</w:t>
       </w:r>
       <w:r>
         <w:t xml:space="preserve"> </w:t>
       </w:r>
-    </w:p>
-    <w:p>
-      <w:pPr>
-        <w:spacing w:after="0" w:line="360" w:lineRule="auto"/>
-        <w:ind w:left="0" w:right="0" w:firstLine="709"/>
-      </w:pPr>
-      <w:r>
-        <w:t>Игрок начинает с маленького старого дома. Изначально</w:t>
-      </w:r>
-      <w:r>
-        <w:t xml:space="preserve"> (после прохождения предисловия)</w:t>
-      </w:r>
-      <w:r>
-        <w:t xml:space="preserve"> доступны </w:t>
-      </w:r>
-      <w:r>
-        <w:t xml:space="preserve">только </w:t>
-      </w:r>
-      <w:r>
-        <w:t xml:space="preserve">две комнаты (гостиная и спальня) и </w:t>
-      </w:r>
-      <w:r>
-        <w:t xml:space="preserve">сад с </w:t>
-      </w:r>
-      <w:r>
-        <w:t>одн</w:t>
-      </w:r>
-      <w:r>
-        <w:t>ой</w:t>
-      </w:r>
-      <w:r>
-        <w:t xml:space="preserve"> грядк</w:t>
-      </w:r>
-      <w:r>
-        <w:t>ой</w:t>
-      </w:r>
-      <w:r>
-        <w:t xml:space="preserve">. На грядках можно сажать различные растения, используя семена, купленные на рынке. Каждый день к игроку будут приходить жители ближайшей </w:t>
+      <w:r>
+        <w:t xml:space="preserve">восемь грядок, </w:t>
+      </w:r>
+      <w:r>
+        <w:t>около 30 видов семян и книга рецептов.</w:t>
+      </w:r>
+      <w:proofErr w:type="gramEnd"/>
+    </w:p>
+    <w:p>
+      <w:pPr>
+        <w:spacing w:after="0" w:line="360" w:lineRule="auto"/>
+        <w:ind w:left="0" w:right="0" w:firstLine="709"/>
+      </w:pPr>
+      <w:r>
+        <w:t xml:space="preserve">Основной задачей игрока является создание различных магических предметов на продажу. Этими предметами могут являться зелья, мази, отвары, обереги и другие. Для их создания </w:t>
+      </w:r>
+      <w:r>
+        <w:t xml:space="preserve">нужны </w:t>
+      </w:r>
+      <w:r>
+        <w:t>различные ресурсы, которые можно купить на рынке</w:t>
+      </w:r>
+      <w:r>
+        <w:t>, собрать в лесу или вырастить.</w:t>
+      </w:r>
+    </w:p>
+    <w:p>
+      <w:pPr>
+        <w:spacing w:after="0" w:line="360" w:lineRule="auto"/>
+        <w:ind w:left="0" w:right="0" w:firstLine="709"/>
+      </w:pPr>
+      <w:r>
+        <w:t>В</w:t>
+      </w:r>
+      <w:r>
+        <w:t>ыращивание растений в саду, а затем и в оранжерее</w:t>
+      </w:r>
+      <w:r>
+        <w:t xml:space="preserve"> – это один из главных способов получения ресурсов</w:t>
+      </w:r>
+      <w:r>
+        <w:t xml:space="preserve">. Семена </w:t>
+      </w:r>
+      <w:r>
+        <w:t>могут покупаться на рынке, находится в лесу при собирательстве или получаться в дар от жителей деревни или в качестве награды за выполнение заданий. В саду семена сажаются на грядку. На каждую грядку можно разместить до пяти растений. В оранжерее семена сажаются в горшки, каждый из которых вмешает только одно растение. После посадки будущее растение надо полить при помощи лейки. Лейка наполняется из шланга с водой и может вместить в себя шесть порций воды. По истечении необходимого количества времени цве</w:t>
+      </w:r>
+      <w:r>
+        <w:t>ток подрастает до следующей своей стадии и снова требует полива. При достижении последней стадии можно собирать урожай.</w:t>
+      </w:r>
+    </w:p>
+    <w:p>
+      <w:pPr>
+        <w:spacing w:after="0" w:line="360" w:lineRule="auto"/>
+        <w:ind w:left="0" w:right="0" w:firstLine="709"/>
+      </w:pPr>
+      <w:r>
+        <w:t xml:space="preserve">Растения бывают разные. Многолетние растения после сбора урожая возвращаются в первую стадию и снова растут. В зависимости от их характеристик ресурсы с многолетних растений можно собирать от двух до пяти раз. </w:t>
       </w:r>
       <w:proofErr w:type="gramStart"/>
       <w:r>
-        <w:t>деревни</w:t>
+        <w:t>Однолетние</w:t>
       </w:r>
       <w:proofErr w:type="gramEnd"/>
       <w:r>
-        <w:t xml:space="preserve"> и просить зелья или травы. За это игрок будет получать деньги.</w:t>
-      </w:r>
-    </w:p>
-    <w:p>
-      <w:pPr>
-        <w:spacing w:after="0" w:line="360" w:lineRule="auto"/>
-        <w:ind w:left="0" w:right="0" w:firstLine="709"/>
-      </w:pPr>
-      <w:r>
-        <w:t>Выполняя задания, игрок будет открывать новые локации,</w:t>
-      </w:r>
-      <w:r>
-        <w:t xml:space="preserve"> помещения, семена и так далее.</w:t>
-      </w:r>
-    </w:p>
-    <w:p>
-      <w:pPr>
-        <w:spacing w:after="0" w:line="360" w:lineRule="auto"/>
-        <w:ind w:left="0" w:right="0" w:firstLine="709"/>
-      </w:pPr>
-      <w:proofErr w:type="gramStart"/>
-      <w:r>
-        <w:t xml:space="preserve">В конце игры игроку </w:t>
-      </w:r>
-      <w:r>
-        <w:t>будет доступно: шесть комнат в доме (гостиная, спальня, кухня, чердак, подвал, оранжерея), корова, маленький курятник</w:t>
-      </w:r>
-      <w:r>
-        <w:t xml:space="preserve"> с двумя курицами</w:t>
-      </w:r>
-      <w:r>
-        <w:t>,</w:t>
-      </w:r>
-      <w:r>
-        <w:t xml:space="preserve"> </w:t>
-      </w:r>
-      <w:r>
-        <w:t xml:space="preserve">восемь грядок, </w:t>
-      </w:r>
-      <w:r>
-        <w:t>около 30 видов семян и книга рецептов.</w:t>
-      </w:r>
-      <w:proofErr w:type="gramEnd"/>
-    </w:p>
-    <w:p>
-      <w:pPr>
-        <w:spacing w:after="0" w:line="360" w:lineRule="auto"/>
-        <w:ind w:left="0" w:right="0" w:firstLine="709"/>
-      </w:pPr>
-      <w:r>
-        <w:t xml:space="preserve">Основной задачей игрока является создание различных магических предметов на продажу. Этими предметами могут являться зелья, мази, отвары, обереги и другие. Для их создания </w:t>
-      </w:r>
-      <w:r>
-        <w:t xml:space="preserve">нужны </w:t>
-      </w:r>
-      <w:r>
-        <w:t>различные ресурсы, которые можно купить на рынке</w:t>
-      </w:r>
-      <w:r>
-        <w:t>, собрать в лесу или вырастить.</w:t>
-      </w:r>
-    </w:p>
-    <w:p>
-      <w:pPr>
-        <w:spacing w:after="0" w:line="360" w:lineRule="auto"/>
-        <w:ind w:left="0" w:right="0" w:firstLine="709"/>
-      </w:pPr>
-      <w:r>
-        <w:t>В</w:t>
-      </w:r>
-      <w:r>
-        <w:t>ыращивание растений в саду, а затем и в оранжерее</w:t>
-      </w:r>
-      <w:r>
-        <w:t xml:space="preserve"> – это один из главных способов получения ресурсов</w:t>
-      </w:r>
-      <w:r>
-        <w:t xml:space="preserve">. Семена </w:t>
-      </w:r>
-      <w:r>
-        <w:t>могут покупаться на рынке, находится в лесу при собира</w:t>
-      </w:r>
-      <w:bookmarkStart w:id="0" w:name="_GoBack"/>
-      <w:bookmarkEnd w:id="0"/>
-      <w:r>
-        <w:t>тельстве или получаться в дар от жителей деревни или в качестве награды за выполнение заданий. В саду семена сажаются на грядку. На каждую грядку можно разместить до пяти растений. В оранжерее семена сажаются в горшки, каждый из которых вмешает только одно растение. После посадки будущее растение надо полить при помощи лейки. Лейка наполняется из шланга с водой и может вместить в себя шесть порций воды. По истечении необходимого количества времени цве</w:t>
-      </w:r>
-      <w:r>
-        <w:t>ток подрастает до следующей своей стадии и снова требует полива. При достижении последней стадии можно собирать урожай.</w:t>
-      </w:r>
-    </w:p>
-    <w:p>
-      <w:pPr>
-        <w:spacing w:after="0" w:line="360" w:lineRule="auto"/>
-        <w:ind w:left="0" w:right="0" w:firstLine="709"/>
-      </w:pPr>
-      <w:r>
-        <w:t xml:space="preserve">Растения бывают разные. Многолетние растения после сбора урожая возвращаются в первую стадию и снова растут. В зависимости от их </w:t>
-      </w:r>
+        <w:t xml:space="preserve"> позволяют получить урожай лишь один раз.</w:t>
+      </w:r>
+    </w:p>
+    <w:p>
+      <w:pPr>
+        <w:spacing w:after="0" w:line="360" w:lineRule="auto"/>
+        <w:ind w:left="0" w:right="0" w:firstLine="709"/>
+      </w:pPr>
       <w:r>
         <w:lastRenderedPageBreak/>
-        <w:t xml:space="preserve">характеристик ресурсы с многолетних растений можно собирать от двух до пяти раз. </w:t>
-      </w:r>
-      <w:proofErr w:type="gramStart"/>
-      <w:r>
-        <w:t>Однолетние</w:t>
-      </w:r>
-      <w:proofErr w:type="gramEnd"/>
-      <w:r>
-        <w:t xml:space="preserve"> позволяют получить урожай лишь один раз.</w:t>
-      </w:r>
-    </w:p>
-    <w:p>
-      <w:pPr>
-        <w:spacing w:after="0" w:line="360" w:lineRule="auto"/>
-        <w:ind w:left="0" w:right="0" w:firstLine="709"/>
-      </w:pPr>
-      <w:r>
         <w:t>Из полученных ингредиентов можно создавать либо новые ингредиенты, либо уже готовые и</w:t>
       </w:r>
       <w:r>
@@ -514,74 +1032,193 @@
         <w:ind w:left="0" w:right="0" w:firstLine="709"/>
       </w:pPr>
       <w:r>
+        <w:t xml:space="preserve">Ритуалы являются одной из составляющих </w:t>
+      </w:r>
+      <w:proofErr w:type="spellStart"/>
+      <w:r>
+        <w:t>ведьмовства</w:t>
+      </w:r>
+      <w:proofErr w:type="spellEnd"/>
+      <w:r>
+        <w:t xml:space="preserve">. </w:t>
+      </w:r>
+      <w:r>
+        <w:t xml:space="preserve">Инструкции по их проведению можно найти в различных книгах и дневниках. Они также </w:t>
+      </w:r>
+      <w:r>
         <w:lastRenderedPageBreak/>
-        <w:t xml:space="preserve">Ритуалы являются одной из составляющих </w:t>
-      </w:r>
-      <w:proofErr w:type="spellStart"/>
-      <w:r>
-        <w:t>ведьмовства</w:t>
+        <w:t xml:space="preserve">как и рецепты сохраняются в ведьмовской книге игрока. Для каждого ритуала необходимы определенные </w:t>
+      </w:r>
+      <w:r>
+        <w:t>ингредиенты</w:t>
+      </w:r>
+      <w:r>
+        <w:t>. Также они могут требовать определенное время суток или фазу луны.</w:t>
+      </w:r>
+    </w:p>
+    <w:p>
+      <w:pPr>
+        <w:spacing w:after="0" w:line="360" w:lineRule="auto"/>
+        <w:ind w:left="0" w:right="0" w:firstLine="709"/>
+      </w:pPr>
+      <w:r>
+        <w:t xml:space="preserve">Проведение ритуала реализовано в виде мини игры. Игроку необходимо разложить ингредиенты и правильно расположить слова заклинания. Дальнейшие действия зависят </w:t>
+      </w:r>
+      <w:r>
+        <w:t xml:space="preserve">от типа ритуала. Чем он </w:t>
+      </w:r>
+      <w:proofErr w:type="gramStart"/>
+      <w:r>
+        <w:t>сложнее</w:t>
+      </w:r>
+      <w:proofErr w:type="gramEnd"/>
+      <w:r>
+        <w:t xml:space="preserve"> тем сложнее задача или больше их количество.</w:t>
+      </w:r>
+    </w:p>
+    <w:p>
+      <w:pPr>
+        <w:spacing w:after="0" w:line="360" w:lineRule="auto"/>
+        <w:ind w:left="0" w:right="0" w:firstLine="709"/>
+      </w:pPr>
+    </w:p>
+    <w:p>
+      <w:pPr>
+        <w:spacing w:after="0" w:line="360" w:lineRule="auto"/>
+        <w:ind w:left="0" w:right="0" w:firstLine="709"/>
+      </w:pPr>
+      <w:r>
+        <w:t>Сюжет</w:t>
+      </w:r>
+    </w:p>
+    <w:p>
+      <w:pPr>
+        <w:spacing w:after="0" w:line="360" w:lineRule="auto"/>
+        <w:ind w:left="0" w:right="0" w:firstLine="709"/>
+      </w:pPr>
+      <w:proofErr w:type="gramStart"/>
+      <w:r>
+        <w:t>Агате</w:t>
+      </w:r>
+      <w:proofErr w:type="gramEnd"/>
+      <w:r>
+        <w:t xml:space="preserve"> приходит письмо о смерти её бабушки </w:t>
+      </w:r>
+      <w:proofErr w:type="spellStart"/>
+      <w:r>
+        <w:t>Сабрины</w:t>
+      </w:r>
+      <w:proofErr w:type="spellEnd"/>
+      <w:r>
+        <w:t>, где сообщается о том, что она получает ее участок с домом в наследство</w:t>
+      </w:r>
+      <w:r>
+        <w:t>.</w:t>
+      </w:r>
+      <w:r>
+        <w:t xml:space="preserve"> Для такой юной девушки это было честью занять место такой могущественной ведьмы как </w:t>
+      </w:r>
+      <w:proofErr w:type="spellStart"/>
+      <w:r>
+        <w:t>Сабрина</w:t>
       </w:r>
       <w:proofErr w:type="spellEnd"/>
       <w:r>
         <w:t xml:space="preserve">. </w:t>
       </w:r>
       <w:r>
-        <w:t xml:space="preserve">Инструкции по их проведению можно найти в различных книгах и дневниках. Они также как и рецепты сохраняются в ведьмовской книге игрока. Для каждого ритуала необходимы определенные </w:t>
-      </w:r>
-      <w:r>
-        <w:t>ингредиенты</w:t>
-      </w:r>
-      <w:r>
-        <w:t>. Также они могут требовать определенное время суток или фазу луны.</w:t>
-      </w:r>
-    </w:p>
-    <w:p>
-      <w:pPr>
-        <w:spacing w:after="0" w:line="360" w:lineRule="auto"/>
-        <w:ind w:left="0" w:right="0" w:firstLine="709"/>
-      </w:pPr>
-      <w:r>
-        <w:t xml:space="preserve">Проведение ритуала реализовано в виде мини игры. Игроку необходимо разложить ингредиенты и правильно расположить слова заклинания. Дальнейшие действия зависят </w:t>
-      </w:r>
-      <w:r>
-        <w:t xml:space="preserve">от типа ритуала. Чем он </w:t>
+        <w:t>Агата собирает вещи и отправляе</w:t>
+      </w:r>
+      <w:r>
+        <w:t>тся в путь.</w:t>
+      </w:r>
+    </w:p>
+    <w:p>
+      <w:pPr>
+        <w:spacing w:after="0" w:line="360" w:lineRule="auto"/>
+        <w:ind w:left="0" w:right="0" w:firstLine="709"/>
+      </w:pPr>
+      <w:r>
+        <w:t xml:space="preserve">На месте она обнаруживает небольшой, но уютный старенький </w:t>
       </w:r>
       <w:proofErr w:type="gramStart"/>
       <w:r>
-        <w:t>сложнее</w:t>
+        <w:t>домишко</w:t>
       </w:r>
       <w:proofErr w:type="gramEnd"/>
       <w:r>
-        <w:t xml:space="preserve"> тем сложнее задача или больше их количество.</w:t>
-      </w:r>
-    </w:p>
-    <w:p>
-      <w:pPr>
-        <w:spacing w:after="0" w:line="360" w:lineRule="auto"/>
-        <w:ind w:left="0" w:right="0" w:firstLine="709"/>
-      </w:pPr>
-    </w:p>
-    <w:p>
-      <w:pPr>
-        <w:spacing w:after="0" w:line="360" w:lineRule="auto"/>
-        <w:ind w:left="0" w:right="0" w:firstLine="709"/>
-      </w:pPr>
-      <w:r>
-        <w:t>Сюжет</w:t>
-      </w:r>
-    </w:p>
-    <w:p>
-      <w:pPr>
-        <w:spacing w:after="0" w:line="360" w:lineRule="auto"/>
-        <w:ind w:left="0" w:right="0" w:firstLine="709"/>
-      </w:pPr>
+        <w:t xml:space="preserve">. Но за время, пока он пустовал, все успело покрыться пылью, а некоторые двери заперты. Огород вообще полностью зарос. Курятник пуст. </w:t>
+      </w:r>
+      <w:r>
+        <w:t>Природа словно тоже горевала и скорбела, перестав чувствовать силу ведьмы.</w:t>
+      </w:r>
+    </w:p>
+    <w:p>
+      <w:pPr>
+        <w:spacing w:after="0" w:line="360" w:lineRule="auto"/>
+        <w:ind w:left="0" w:right="0" w:firstLine="709"/>
+      </w:pPr>
+      <w:r>
+        <w:t xml:space="preserve">Главная героиня пытается обустроиться: </w:t>
+      </w:r>
+      <w:r>
+        <w:t>раскладывает</w:t>
+      </w:r>
+      <w:r>
+        <w:t xml:space="preserve"> с</w:t>
+      </w:r>
+      <w:r>
+        <w:t>в</w:t>
+      </w:r>
+      <w:r>
+        <w:t>ои вещи в спальне, прибирает дом и подметает дорожки в саду.</w:t>
+      </w:r>
+      <w:r>
+        <w:t xml:space="preserve"> Потом она обнаружила заросшие грядки и с большим трудом освободила одну от сорняков.</w:t>
+      </w:r>
+    </w:p>
+    <w:p>
+      <w:pPr>
+        <w:spacing w:after="0" w:line="360" w:lineRule="auto"/>
+        <w:ind w:left="0" w:right="0" w:firstLine="709"/>
+      </w:pPr>
+      <w:r>
+        <w:t xml:space="preserve">Вечером пришли они, ковен ведьм. Услышав о приезде Агаты, они </w:t>
+      </w:r>
+      <w:r>
+        <w:t>поспешили ее навестить, но не чтобы показать свое гостеприимство. Ведьмы всем своим видом показывали враждебность и заявили</w:t>
+      </w:r>
+      <w:r>
+        <w:t>,</w:t>
+      </w:r>
+      <w:r>
+        <w:t xml:space="preserve"> что не признают Агату ведьмой. По их мнению</w:t>
+      </w:r>
+      <w:r>
+        <w:t>,</w:t>
+      </w:r>
+      <w:r>
+        <w:t xml:space="preserve"> она была слишком слаба и ничего толком не умела.</w:t>
+      </w:r>
+    </w:p>
+    <w:p>
+      <w:pPr>
+        <w:spacing w:after="0" w:line="360" w:lineRule="auto"/>
+        <w:ind w:left="0" w:right="0" w:firstLine="709"/>
+      </w:pPr>
+      <w:r>
+        <w:t xml:space="preserve">Агата расстроилась, но наполнилась решимостью доказать, что она действительно </w:t>
+      </w:r>
       <w:proofErr w:type="gramStart"/>
       <w:r>
-        <w:t>Агате</w:t>
+        <w:t>достойна</w:t>
       </w:r>
       <w:proofErr w:type="gramEnd"/>
       <w:r>
-        <w:t xml:space="preserve"> приходит письмо о смерти её бабушки </w:t>
+        <w:t xml:space="preserve"> зваться ведьмой.</w:t>
+      </w:r>
+      <w:r>
+        <w:t xml:space="preserve"> После этого она начинает приводить хозяйство бабушки в порядок: убирать дом, разбирать вещи, ухаживать за садом. А также, для того, чтобы продолжать дело </w:t>
       </w:r>
       <w:proofErr w:type="spellStart"/>
       <w:r>
@@ -589,127 +1226,11 @@
       </w:r>
       <w:proofErr w:type="spellEnd"/>
       <w:r>
-        <w:t>, где сообщается о том, что она получает ее участок с домом в наследство</w:t>
-      </w:r>
-      <w:r>
-        <w:t>.</w:t>
-      </w:r>
-      <w:r>
-        <w:t xml:space="preserve"> Для такой юной девушки это было честью занять место такой могущественной ведьмы как </w:t>
-      </w:r>
-      <w:proofErr w:type="spellStart"/>
-      <w:r>
-        <w:t>Сабрина</w:t>
-      </w:r>
-      <w:proofErr w:type="spellEnd"/>
-      <w:r>
-        <w:t xml:space="preserve">. </w:t>
-      </w:r>
-      <w:r>
-        <w:t>Агата собирает вещи и отправляе</w:t>
-      </w:r>
-      <w:r>
-        <w:t>тся в путь.</w:t>
-      </w:r>
-    </w:p>
-    <w:p>
-      <w:pPr>
-        <w:spacing w:after="0" w:line="360" w:lineRule="auto"/>
-        <w:ind w:left="0" w:right="0" w:firstLine="709"/>
-      </w:pPr>
-      <w:r>
-        <w:t xml:space="preserve">На месте она обнаруживает небольшой, но уютный старенький </w:t>
-      </w:r>
-      <w:proofErr w:type="gramStart"/>
-      <w:r>
-        <w:t>домишко</w:t>
-      </w:r>
-      <w:proofErr w:type="gramEnd"/>
-      <w:r>
-        <w:t xml:space="preserve">. Но за время, пока он пустовал, все успело покрыться пылью, а некоторые двери заперты. Огород вообще полностью зарос. Курятник пуст. </w:t>
-      </w:r>
-      <w:r>
-        <w:t>Природа словно тоже горевала и скорбела, перестав чувствовать силу ведьмы.</w:t>
-      </w:r>
-    </w:p>
-    <w:p>
-      <w:pPr>
-        <w:spacing w:after="0" w:line="360" w:lineRule="auto"/>
-        <w:ind w:left="0" w:right="0" w:firstLine="709"/>
-      </w:pPr>
-      <w:r>
-        <w:t xml:space="preserve">Главная героиня пытается обустроиться: </w:t>
-      </w:r>
-      <w:r>
-        <w:t>раскладывает</w:t>
-      </w:r>
-      <w:r>
-        <w:t xml:space="preserve"> с</w:t>
-      </w:r>
-      <w:r>
-        <w:t>в</w:t>
-      </w:r>
-      <w:r>
-        <w:t>ои вещи в спальне, прибирает дом и подметает дорожки в саду.</w:t>
-      </w:r>
-      <w:r>
-        <w:t xml:space="preserve"> Потом она обнаружила заросшие грядки и с большим трудом освободила одну от сорняков.</w:t>
-      </w:r>
-    </w:p>
-    <w:p>
-      <w:pPr>
-        <w:spacing w:after="0" w:line="360" w:lineRule="auto"/>
-        <w:ind w:left="0" w:right="0" w:firstLine="709"/>
-      </w:pPr>
-      <w:r>
-        <w:t xml:space="preserve">Вечером пришли они, ковен ведьм. Услышав о приезде Агаты, они </w:t>
-      </w:r>
-      <w:r>
-        <w:t>поспешили ее навестить, но не чтобы показать свое гостеприимство. Ведьмы всем своим видом показывали враждебность и заявили</w:t>
-      </w:r>
-      <w:r>
-        <w:t>,</w:t>
-      </w:r>
-      <w:r>
-        <w:t xml:space="preserve"> что не признают Агату ведьмой. По их мнению</w:t>
-      </w:r>
-      <w:r>
-        <w:t>,</w:t>
-      </w:r>
-      <w:r>
-        <w:t xml:space="preserve"> она была слишком слаба и ничего толком не умела.</w:t>
-      </w:r>
-    </w:p>
-    <w:p>
-      <w:pPr>
-        <w:spacing w:after="0" w:line="360" w:lineRule="auto"/>
-        <w:ind w:left="0" w:right="0" w:firstLine="709"/>
-      </w:pPr>
-      <w:r>
-        <w:t xml:space="preserve">Агата расстроилась, но наполнилась решимостью доказать, что она действительно </w:t>
-      </w:r>
-      <w:proofErr w:type="gramStart"/>
-      <w:r>
-        <w:t>достойна</w:t>
-      </w:r>
-      <w:proofErr w:type="gramEnd"/>
-      <w:r>
-        <w:t xml:space="preserve"> зваться ведьмой.</w:t>
-      </w:r>
-      <w:r>
-        <w:t xml:space="preserve"> После этого она начинает </w:t>
+        <w:t xml:space="preserve"> и </w:t>
       </w:r>
       <w:r>
         <w:lastRenderedPageBreak/>
-        <w:t xml:space="preserve">приводить хозяйство бабушки в порядок: убирать дом, разбирать вещи, ухаживать за садом. А также, для того, чтобы продолжать дело </w:t>
-      </w:r>
-      <w:proofErr w:type="spellStart"/>
-      <w:r>
-        <w:t>Сабрины</w:t>
-      </w:r>
-      <w:proofErr w:type="spellEnd"/>
-      <w:r>
-        <w:t xml:space="preserve"> и заодно создать себе репутацию, она начинает продавать плоды своего труда и помогать местным.</w:t>
+        <w:t>заодно создать себе репутацию, она начинает продавать плоды своего труда и помогать местным.</w:t>
       </w:r>
     </w:p>
     <w:p>
@@ -793,6 +1314,240 @@
 <file path=word/numbering.xml><?xml version="1.0" encoding="utf-8"?>
 <w:numbering xmlns:wpc="http://schemas.microsoft.com/office/word/2010/wordprocessingCanvas" xmlns:mc="http://schemas.openxmlformats.org/markup-compatibility/2006" xmlns:o="urn:schemas-microsoft-com:office:office" xmlns:r="http://schemas.openxmlformats.org/officeDocument/2006/relationships" xmlns:m="http://schemas.openxmlformats.org/officeDocument/2006/math" xmlns:v="urn:schemas-microsoft-com:vml" xmlns:wp14="http://schemas.microsoft.com/office/word/2010/wordprocessingDrawing" xmlns:wp="http://schemas.openxmlformats.org/drawingml/2006/wordprocessingDrawing" xmlns:w10="urn:schemas-microsoft-com:office:word" xmlns:w="http://schemas.openxmlformats.org/wordprocessingml/2006/main" xmlns:w14="http://schemas.microsoft.com/office/word/2010/wordml" xmlns:wpg="http://schemas.microsoft.com/office/word/2010/wordprocessingGroup" xmlns:wpi="http://schemas.microsoft.com/office/word/2010/wordprocessingInk" xmlns:wne="http://schemas.microsoft.com/office/word/2006/wordml" xmlns:wps="http://schemas.microsoft.com/office/word/2010/wordprocessingShape" mc:Ignorable="w14 wp14">
   <w:abstractNum w:abstractNumId="0">
+    <w:nsid w:val="13DF0D3F"/>
+    <w:multiLevelType w:val="multilevel"/>
+    <w:tmpl w:val="BC164538"/>
+    <w:lvl w:ilvl="0">
+      <w:start w:val="1"/>
+      <w:numFmt w:val="decimal"/>
+      <w:lvlText w:val="%1"/>
+      <w:lvlJc w:val="left"/>
+      <w:pPr>
+        <w:ind w:left="375" w:hanging="375"/>
+      </w:pPr>
+      <w:rPr>
+        <w:rFonts w:hint="default"/>
+      </w:rPr>
+    </w:lvl>
+    <w:lvl w:ilvl="1">
+      <w:start w:val="3"/>
+      <w:numFmt w:val="decimal"/>
+      <w:lvlText w:val="%1.%2"/>
+      <w:lvlJc w:val="left"/>
+      <w:pPr>
+        <w:ind w:left="1178" w:hanging="375"/>
+      </w:pPr>
+      <w:rPr>
+        <w:rFonts w:hint="default"/>
+      </w:rPr>
+    </w:lvl>
+    <w:lvl w:ilvl="2">
+      <w:start w:val="1"/>
+      <w:numFmt w:val="decimal"/>
+      <w:lvlText w:val="%1.%2.%3"/>
+      <w:lvlJc w:val="left"/>
+      <w:pPr>
+        <w:ind w:left="2326" w:hanging="720"/>
+      </w:pPr>
+      <w:rPr>
+        <w:rFonts w:hint="default"/>
+      </w:rPr>
+    </w:lvl>
+    <w:lvl w:ilvl="3">
+      <w:start w:val="1"/>
+      <w:numFmt w:val="decimal"/>
+      <w:lvlText w:val="%1.%2.%3.%4"/>
+      <w:lvlJc w:val="left"/>
+      <w:pPr>
+        <w:ind w:left="3489" w:hanging="1080"/>
+      </w:pPr>
+      <w:rPr>
+        <w:rFonts w:hint="default"/>
+      </w:rPr>
+    </w:lvl>
+    <w:lvl w:ilvl="4">
+      <w:start w:val="1"/>
+      <w:numFmt w:val="decimal"/>
+      <w:lvlText w:val="%1.%2.%3.%4.%5"/>
+      <w:lvlJc w:val="left"/>
+      <w:pPr>
+        <w:ind w:left="4292" w:hanging="1080"/>
+      </w:pPr>
+      <w:rPr>
+        <w:rFonts w:hint="default"/>
+      </w:rPr>
+    </w:lvl>
+    <w:lvl w:ilvl="5">
+      <w:start w:val="1"/>
+      <w:numFmt w:val="decimal"/>
+      <w:lvlText w:val="%1.%2.%3.%4.%5.%6"/>
+      <w:lvlJc w:val="left"/>
+      <w:pPr>
+        <w:ind w:left="5455" w:hanging="1440"/>
+      </w:pPr>
+      <w:rPr>
+        <w:rFonts w:hint="default"/>
+      </w:rPr>
+    </w:lvl>
+    <w:lvl w:ilvl="6">
+      <w:start w:val="1"/>
+      <w:numFmt w:val="decimal"/>
+      <w:lvlText w:val="%1.%2.%3.%4.%5.%6.%7"/>
+      <w:lvlJc w:val="left"/>
+      <w:pPr>
+        <w:ind w:left="6258" w:hanging="1440"/>
+      </w:pPr>
+      <w:rPr>
+        <w:rFonts w:hint="default"/>
+      </w:rPr>
+    </w:lvl>
+    <w:lvl w:ilvl="7">
+      <w:start w:val="1"/>
+      <w:numFmt w:val="decimal"/>
+      <w:lvlText w:val="%1.%2.%3.%4.%5.%6.%7.%8"/>
+      <w:lvlJc w:val="left"/>
+      <w:pPr>
+        <w:ind w:left="7421" w:hanging="1800"/>
+      </w:pPr>
+      <w:rPr>
+        <w:rFonts w:hint="default"/>
+      </w:rPr>
+    </w:lvl>
+    <w:lvl w:ilvl="8">
+      <w:start w:val="1"/>
+      <w:numFmt w:val="decimal"/>
+      <w:lvlText w:val="%1.%2.%3.%4.%5.%6.%7.%8.%9"/>
+      <w:lvlJc w:val="left"/>
+      <w:pPr>
+        <w:ind w:left="8584" w:hanging="2160"/>
+      </w:pPr>
+      <w:rPr>
+        <w:rFonts w:hint="default"/>
+      </w:rPr>
+    </w:lvl>
+  </w:abstractNum>
+  <w:abstractNum w:abstractNumId="1">
+    <w:nsid w:val="35E1499A"/>
+    <w:multiLevelType w:val="multilevel"/>
+    <w:tmpl w:val="E8246518"/>
+    <w:lvl w:ilvl="0">
+      <w:start w:val="1"/>
+      <w:numFmt w:val="decimal"/>
+      <w:lvlText w:val="%1."/>
+      <w:lvlJc w:val="left"/>
+      <w:pPr>
+        <w:ind w:left="1069" w:hanging="360"/>
+      </w:pPr>
+      <w:rPr>
+        <w:rFonts w:hint="default"/>
+      </w:rPr>
+    </w:lvl>
+    <w:lvl w:ilvl="1">
+      <w:start w:val="2"/>
+      <w:numFmt w:val="decimal"/>
+      <w:isLgl/>
+      <w:lvlText w:val="%1.%2"/>
+      <w:lvlJc w:val="left"/>
+      <w:pPr>
+        <w:ind w:left="1159" w:hanging="450"/>
+      </w:pPr>
+      <w:rPr>
+        <w:rFonts w:hint="default"/>
+      </w:rPr>
+    </w:lvl>
+    <w:lvl w:ilvl="2">
+      <w:start w:val="1"/>
+      <w:numFmt w:val="decimal"/>
+      <w:isLgl/>
+      <w:lvlText w:val="%1.%2.%3"/>
+      <w:lvlJc w:val="left"/>
+      <w:pPr>
+        <w:ind w:left="1429" w:hanging="720"/>
+      </w:pPr>
+      <w:rPr>
+        <w:rFonts w:hint="default"/>
+      </w:rPr>
+    </w:lvl>
+    <w:lvl w:ilvl="3">
+      <w:start w:val="1"/>
+      <w:numFmt w:val="decimal"/>
+      <w:isLgl/>
+      <w:lvlText w:val="%1.%2.%3.%4"/>
+      <w:lvlJc w:val="left"/>
+      <w:pPr>
+        <w:ind w:left="1789" w:hanging="1080"/>
+      </w:pPr>
+      <w:rPr>
+        <w:rFonts w:hint="default"/>
+      </w:rPr>
+    </w:lvl>
+    <w:lvl w:ilvl="4">
+      <w:start w:val="1"/>
+      <w:numFmt w:val="decimal"/>
+      <w:isLgl/>
+      <w:lvlText w:val="%1.%2.%3.%4.%5"/>
+      <w:lvlJc w:val="left"/>
+      <w:pPr>
+        <w:ind w:left="1789" w:hanging="1080"/>
+      </w:pPr>
+      <w:rPr>
+        <w:rFonts w:hint="default"/>
+      </w:rPr>
+    </w:lvl>
+    <w:lvl w:ilvl="5">
+      <w:start w:val="1"/>
+      <w:numFmt w:val="decimal"/>
+      <w:isLgl/>
+      <w:lvlText w:val="%1.%2.%3.%4.%5.%6"/>
+      <w:lvlJc w:val="left"/>
+      <w:pPr>
+        <w:ind w:left="2149" w:hanging="1440"/>
+      </w:pPr>
+      <w:rPr>
+        <w:rFonts w:hint="default"/>
+      </w:rPr>
+    </w:lvl>
+    <w:lvl w:ilvl="6">
+      <w:start w:val="1"/>
+      <w:numFmt w:val="decimal"/>
+      <w:isLgl/>
+      <w:lvlText w:val="%1.%2.%3.%4.%5.%6.%7"/>
+      <w:lvlJc w:val="left"/>
+      <w:pPr>
+        <w:ind w:left="2149" w:hanging="1440"/>
+      </w:pPr>
+      <w:rPr>
+        <w:rFonts w:hint="default"/>
+      </w:rPr>
+    </w:lvl>
+    <w:lvl w:ilvl="7">
+      <w:start w:val="1"/>
+      <w:numFmt w:val="decimal"/>
+      <w:isLgl/>
+      <w:lvlText w:val="%1.%2.%3.%4.%5.%6.%7.%8"/>
+      <w:lvlJc w:val="left"/>
+      <w:pPr>
+        <w:ind w:left="2509" w:hanging="1800"/>
+      </w:pPr>
+      <w:rPr>
+        <w:rFonts w:hint="default"/>
+      </w:rPr>
+    </w:lvl>
+    <w:lvl w:ilvl="8">
+      <w:start w:val="1"/>
+      <w:numFmt w:val="decimal"/>
+      <w:isLgl/>
+      <w:lvlText w:val="%1.%2.%3.%4.%5.%6.%7.%8.%9"/>
+      <w:lvlJc w:val="left"/>
+      <w:pPr>
+        <w:ind w:left="2869" w:hanging="2160"/>
+      </w:pPr>
+      <w:rPr>
+        <w:rFonts w:hint="default"/>
+      </w:rPr>
+    </w:lvl>
+  </w:abstractNum>
+  <w:abstractNum w:abstractNumId="2">
     <w:nsid w:val="481A4623"/>
     <w:multiLevelType w:val="hybridMultilevel"/>
     <w:tmpl w:val="D9BE115A"/>
@@ -905,7 +1660,96 @@
       </w:rPr>
     </w:lvl>
   </w:abstractNum>
-  <w:abstractNum w:abstractNumId="1">
+  <w:abstractNum w:abstractNumId="3">
+    <w:nsid w:val="481B094F"/>
+    <w:multiLevelType w:val="hybridMultilevel"/>
+    <w:tmpl w:val="2C4E3AE4"/>
+    <w:lvl w:ilvl="0" w:tplc="D744FDEE">
+      <w:start w:val="1"/>
+      <w:numFmt w:val="decimal"/>
+      <w:lvlText w:val="%1."/>
+      <w:lvlJc w:val="left"/>
+      <w:pPr>
+        <w:ind w:left="1069" w:hanging="360"/>
+      </w:pPr>
+      <w:rPr>
+        <w:rFonts w:hint="default"/>
+      </w:rPr>
+    </w:lvl>
+    <w:lvl w:ilvl="1" w:tplc="04190019" w:tentative="1">
+      <w:start w:val="1"/>
+      <w:numFmt w:val="lowerLetter"/>
+      <w:lvlText w:val="%2."/>
+      <w:lvlJc w:val="left"/>
+      <w:pPr>
+        <w:ind w:left="1789" w:hanging="360"/>
+      </w:pPr>
+    </w:lvl>
+    <w:lvl w:ilvl="2" w:tplc="0419001B" w:tentative="1">
+      <w:start w:val="1"/>
+      <w:numFmt w:val="lowerRoman"/>
+      <w:lvlText w:val="%3."/>
+      <w:lvlJc w:val="right"/>
+      <w:pPr>
+        <w:ind w:left="2509" w:hanging="180"/>
+      </w:pPr>
+    </w:lvl>
+    <w:lvl w:ilvl="3" w:tplc="0419000F" w:tentative="1">
+      <w:start w:val="1"/>
+      <w:numFmt w:val="decimal"/>
+      <w:lvlText w:val="%4."/>
+      <w:lvlJc w:val="left"/>
+      <w:pPr>
+        <w:ind w:left="3229" w:hanging="360"/>
+      </w:pPr>
+    </w:lvl>
+    <w:lvl w:ilvl="4" w:tplc="04190019" w:tentative="1">
+      <w:start w:val="1"/>
+      <w:numFmt w:val="lowerLetter"/>
+      <w:lvlText w:val="%5."/>
+      <w:lvlJc w:val="left"/>
+      <w:pPr>
+        <w:ind w:left="3949" w:hanging="360"/>
+      </w:pPr>
+    </w:lvl>
+    <w:lvl w:ilvl="5" w:tplc="0419001B" w:tentative="1">
+      <w:start w:val="1"/>
+      <w:numFmt w:val="lowerRoman"/>
+      <w:lvlText w:val="%6."/>
+      <w:lvlJc w:val="right"/>
+      <w:pPr>
+        <w:ind w:left="4669" w:hanging="180"/>
+      </w:pPr>
+    </w:lvl>
+    <w:lvl w:ilvl="6" w:tplc="0419000F" w:tentative="1">
+      <w:start w:val="1"/>
+      <w:numFmt w:val="decimal"/>
+      <w:lvlText w:val="%7."/>
+      <w:lvlJc w:val="left"/>
+      <w:pPr>
+        <w:ind w:left="5389" w:hanging="360"/>
+      </w:pPr>
+    </w:lvl>
+    <w:lvl w:ilvl="7" w:tplc="04190019" w:tentative="1">
+      <w:start w:val="1"/>
+      <w:numFmt w:val="lowerLetter"/>
+      <w:lvlText w:val="%8."/>
+      <w:lvlJc w:val="left"/>
+      <w:pPr>
+        <w:ind w:left="6109" w:hanging="360"/>
+      </w:pPr>
+    </w:lvl>
+    <w:lvl w:ilvl="8" w:tplc="0419001B" w:tentative="1">
+      <w:start w:val="1"/>
+      <w:numFmt w:val="lowerRoman"/>
+      <w:lvlText w:val="%9."/>
+      <w:lvlJc w:val="right"/>
+      <w:pPr>
+        <w:ind w:left="6829" w:hanging="180"/>
+      </w:pPr>
+    </w:lvl>
+  </w:abstractNum>
+  <w:abstractNum w:abstractNumId="4">
     <w:nsid w:val="67BB5149"/>
     <w:multiLevelType w:val="hybridMultilevel"/>
     <w:tmpl w:val="43EE83B4"/>
@@ -1019,10 +1863,19 @@
     </w:lvl>
   </w:abstractNum>
   <w:num w:numId="1">
-    <w:abstractNumId w:val="0"/>
+    <w:abstractNumId w:val="2"/>
   </w:num>
   <w:num w:numId="2">
+    <w:abstractNumId w:val="4"/>
+  </w:num>
+  <w:num w:numId="3">
     <w:abstractNumId w:val="1"/>
+  </w:num>
+  <w:num w:numId="4">
+    <w:abstractNumId w:val="3"/>
+  </w:num>
+  <w:num w:numId="5">
+    <w:abstractNumId w:val="0"/>
   </w:num>
 </w:numbering>
 </file>
@@ -1263,6 +2116,29 @@
       <w:contextualSpacing/>
     </w:pPr>
   </w:style>
+  <w:style w:type="character" w:styleId="a5">
+    <w:name w:val="Strong"/>
+    <w:basedOn w:val="a0"/>
+    <w:uiPriority w:val="22"/>
+    <w:qFormat/>
+    <w:rsid w:val="00EC00AA"/>
+    <w:rPr>
+      <w:b/>
+      <w:bCs/>
+    </w:rPr>
+  </w:style>
+  <w:style w:type="character" w:styleId="a6">
+    <w:name w:val="Hyperlink"/>
+    <w:basedOn w:val="a0"/>
+    <w:uiPriority w:val="99"/>
+    <w:semiHidden/>
+    <w:unhideWhenUsed/>
+    <w:rsid w:val="00EC00AA"/>
+    <w:rPr>
+      <w:color w:val="0000FF"/>
+      <w:u w:val="single"/>
+    </w:rPr>
+  </w:style>
 </w:styles>
 </file>
 
@@ -1501,6 +2377,29 @@
       <w:ind w:left="720"/>
       <w:contextualSpacing/>
     </w:pPr>
+  </w:style>
+  <w:style w:type="character" w:styleId="a5">
+    <w:name w:val="Strong"/>
+    <w:basedOn w:val="a0"/>
+    <w:uiPriority w:val="22"/>
+    <w:qFormat/>
+    <w:rsid w:val="00EC00AA"/>
+    <w:rPr>
+      <w:b/>
+      <w:bCs/>
+    </w:rPr>
+  </w:style>
+  <w:style w:type="character" w:styleId="a6">
+    <w:name w:val="Hyperlink"/>
+    <w:basedOn w:val="a0"/>
+    <w:uiPriority w:val="99"/>
+    <w:semiHidden/>
+    <w:unhideWhenUsed/>
+    <w:rsid w:val="00EC00AA"/>
+    <w:rPr>
+      <w:color w:val="0000FF"/>
+      <w:u w:val="single"/>
+    </w:rPr>
   </w:style>
 </w:styles>
 </file>

--- a/fairy farm.docx
+++ b/fairy farm.docx
@@ -7,6 +7,7 @@
         <w:spacing w:after="0" w:line="360" w:lineRule="auto"/>
         <w:ind w:left="0" w:right="0" w:firstLine="709"/>
       </w:pPr>
+      <w:bookmarkStart w:id="0" w:name="_GoBack"/>
       <w:r>
         <w:t>ВВЕДЕНИЕ</w:t>
       </w:r>
@@ -49,9 +50,6 @@
       <w:pPr>
         <w:spacing w:after="0" w:line="360" w:lineRule="auto"/>
         <w:ind w:left="0" w:right="0" w:firstLine="709"/>
-        <w:rPr>
-          <w:lang w:val="en-US"/>
-        </w:rPr>
       </w:pPr>
       <w:r>
         <w:t xml:space="preserve">Актуальность данной </w:t>
@@ -154,10 +152,7 @@
         <w:ind w:left="0" w:right="0" w:firstLine="709"/>
       </w:pPr>
       <w:r>
-        <w:t>Предметом исследования является процесс создания</w:t>
-      </w:r>
-      <w:r>
-        <w:t xml:space="preserve"> </w:t>
+        <w:t xml:space="preserve">Предметом исследования является процесс создания </w:t>
       </w:r>
       <w:proofErr w:type="spellStart"/>
       <w:r>
@@ -165,16 +160,7 @@
       </w:r>
       <w:proofErr w:type="spellEnd"/>
       <w:r>
-        <w:t>-документа для</w:t>
-      </w:r>
-      <w:r>
-        <w:t xml:space="preserve"> оригинальной</w:t>
-      </w:r>
-      <w:r>
-        <w:t xml:space="preserve"> фермерской ролевой игры</w:t>
-      </w:r>
-      <w:r>
-        <w:t xml:space="preserve"> «</w:t>
+        <w:t>-документа для оригинальной фермерской ролевой игры «</w:t>
       </w:r>
       <w:proofErr w:type="spellStart"/>
       <w:r>
@@ -207,10 +193,7 @@
       </w:r>
       <w:proofErr w:type="spellEnd"/>
       <w:r>
-        <w:t xml:space="preserve">-документ для </w:t>
-      </w:r>
-      <w:r>
-        <w:t>игры «</w:t>
+        <w:t>-документ для игры «</w:t>
       </w:r>
       <w:proofErr w:type="spellStart"/>
       <w:r>
@@ -226,10 +209,7 @@
       </w:r>
       <w:proofErr w:type="spellEnd"/>
       <w:r>
-        <w:t>»</w:t>
-      </w:r>
-      <w:r>
-        <w:t xml:space="preserve"> с полным описанием всех механик и особенностей игры.</w:t>
+        <w:t>» с полным описанием всех механик и особенностей игры.</w:t>
       </w:r>
     </w:p>
     <w:p>
@@ -494,10 +474,7 @@
         <w:t xml:space="preserve"> </w:t>
       </w:r>
       <w:r>
-        <w:t xml:space="preserve">однократная покупка) с возможными будущими </w:t>
-      </w:r>
-      <w:r>
-        <w:t>DLC (</w:t>
+        <w:t>однократная покупка) с возможными будущими DLC (</w:t>
       </w:r>
       <w:proofErr w:type="spellStart"/>
       <w:r>
@@ -525,13 +502,7 @@
         <w:fldChar w:fldCharType="end"/>
       </w:r>
       <w:r>
-        <w:t>, дополнениями</w:t>
-      </w:r>
-      <w:r>
-        <w:t>)</w:t>
-      </w:r>
-      <w:r>
-        <w:t>.</w:t>
+        <w:t>, дополнениями).</w:t>
       </w:r>
     </w:p>
     <w:p>
@@ -564,10 +535,7 @@
         <w:t xml:space="preserve"> </w:t>
       </w:r>
       <w:r>
-        <w:t>как следует проводить рекламную компанию</w:t>
-      </w:r>
-      <w:r>
-        <w:t xml:space="preserve"> и многое другое.</w:t>
+        <w:t>как следует проводить рекламную компанию и многое другое.</w:t>
       </w:r>
     </w:p>
     <w:p>
@@ -608,17 +576,1295 @@
       <w:r>
         <w:t>Основная особенность тих игр – простая рутина с понятной целью и видимым прогрессом, но позволяющая развиваться в своем темпе.</w:t>
       </w:r>
-    </w:p>
-    <w:p>
-      <w:pPr>
-        <w:spacing w:after="0" w:line="360" w:lineRule="auto"/>
-        <w:ind w:left="0" w:right="0" w:firstLine="709"/>
+      <w:r>
+        <w:t xml:space="preserve"> </w:t>
+      </w:r>
+      <w:r>
+        <w:t>Основной аудиторией данных игр являются преимущественно женщины</w:t>
+      </w:r>
+      <w:r>
+        <w:t xml:space="preserve"> примерно в возрасте </w:t>
+      </w:r>
+      <w:r>
+        <w:t xml:space="preserve">от 16 до 40. Популярными играми в таком жанре являются </w:t>
+      </w:r>
+      <w:proofErr w:type="spellStart"/>
+      <w:r>
         <w:rPr>
           <w:lang w:val="en-US"/>
         </w:rPr>
-      </w:pPr>
-      <w:bookmarkStart w:id="0" w:name="_GoBack"/>
-      <w:bookmarkEnd w:id="0"/>
+        <w:t>Stardew</w:t>
+      </w:r>
+      <w:proofErr w:type="spellEnd"/>
+      <w:r>
+        <w:t xml:space="preserve"> </w:t>
+      </w:r>
+      <w:r>
+        <w:rPr>
+          <w:lang w:val="en-US"/>
+        </w:rPr>
+        <w:t>Valle</w:t>
+      </w:r>
+      <w:r>
+        <w:rPr>
+          <w:lang w:val="en-US"/>
+        </w:rPr>
+        <w:t>y</w:t>
+      </w:r>
+      <w:r>
+        <w:t>,</w:t>
+      </w:r>
+      <w:r>
+        <w:t xml:space="preserve"> </w:t>
+      </w:r>
+      <w:r>
+        <w:rPr>
+          <w:lang w:val="en-US"/>
+        </w:rPr>
+        <w:t>Animal</w:t>
+      </w:r>
+      <w:r>
+        <w:t xml:space="preserve"> </w:t>
+      </w:r>
+      <w:r>
+        <w:rPr>
+          <w:lang w:val="en-US"/>
+        </w:rPr>
+        <w:t>Crossing</w:t>
+      </w:r>
+      <w:r>
+        <w:t xml:space="preserve">, </w:t>
+      </w:r>
+      <w:r>
+        <w:rPr>
+          <w:lang w:val="en-US"/>
+        </w:rPr>
+        <w:t>Sun</w:t>
+      </w:r>
+      <w:r>
+        <w:t xml:space="preserve"> </w:t>
+      </w:r>
+      <w:r>
+        <w:rPr>
+          <w:lang w:val="en-US"/>
+        </w:rPr>
+        <w:t>Haven</w:t>
+      </w:r>
+      <w:r>
+        <w:t xml:space="preserve"> </w:t>
+      </w:r>
+      <w:r>
+        <w:t xml:space="preserve"> и другие.</w:t>
+      </w:r>
+    </w:p>
+    <w:p>
+      <w:pPr>
+        <w:spacing w:after="0" w:line="360" w:lineRule="auto"/>
+        <w:ind w:left="0" w:right="0" w:firstLine="709"/>
+      </w:pPr>
+      <w:r>
+        <w:t xml:space="preserve">Основная тематика игры – </w:t>
+      </w:r>
+      <w:proofErr w:type="spellStart"/>
+      <w:r>
+        <w:t>ведьмовство</w:t>
+      </w:r>
+      <w:proofErr w:type="spellEnd"/>
+      <w:r>
+        <w:t>, интересна также преимущественно женщинам</w:t>
+      </w:r>
+      <w:r>
+        <w:t xml:space="preserve">. Она заключается в создании зелий и другом </w:t>
+      </w:r>
+      <w:proofErr w:type="spellStart"/>
+      <w:r>
+        <w:t>крафтинге</w:t>
+      </w:r>
+      <w:proofErr w:type="spellEnd"/>
+      <w:r>
+        <w:t xml:space="preserve">, связанном с магией, </w:t>
+      </w:r>
+      <w:proofErr w:type="spellStart"/>
+      <w:r>
+        <w:t>готичных</w:t>
+      </w:r>
+      <w:proofErr w:type="spellEnd"/>
+      <w:r>
+        <w:t xml:space="preserve"> элементах и ведьмовском антураже.</w:t>
+      </w:r>
+      <w:r>
+        <w:t xml:space="preserve"> Играми</w:t>
+      </w:r>
+      <w:r>
+        <w:t xml:space="preserve"> </w:t>
+      </w:r>
+      <w:r>
+        <w:t>в</w:t>
+      </w:r>
+      <w:r>
+        <w:t xml:space="preserve"> </w:t>
+      </w:r>
+      <w:r>
+        <w:t>этой</w:t>
+      </w:r>
+      <w:r>
+        <w:t xml:space="preserve"> </w:t>
+      </w:r>
+      <w:r>
+        <w:t>тематике</w:t>
+      </w:r>
+      <w:r>
+        <w:t xml:space="preserve"> </w:t>
+      </w:r>
+      <w:r>
+        <w:t>являются</w:t>
+      </w:r>
+      <w:r>
+        <w:t xml:space="preserve"> </w:t>
+      </w:r>
+      <w:r>
+        <w:rPr>
+          <w:lang w:val="en-US"/>
+        </w:rPr>
+        <w:t>The</w:t>
+      </w:r>
+      <w:r>
+        <w:t xml:space="preserve"> </w:t>
+      </w:r>
+      <w:r>
+        <w:rPr>
+          <w:lang w:val="en-US"/>
+        </w:rPr>
+        <w:t>Cosmic</w:t>
+      </w:r>
+      <w:r>
+        <w:t xml:space="preserve"> </w:t>
+      </w:r>
+      <w:r>
+        <w:rPr>
+          <w:lang w:val="en-US"/>
+        </w:rPr>
+        <w:t>Wheel</w:t>
+      </w:r>
+      <w:r>
+        <w:t xml:space="preserve"> </w:t>
+      </w:r>
+      <w:r>
+        <w:rPr>
+          <w:lang w:val="en-US"/>
+        </w:rPr>
+        <w:t>Sisterhood</w:t>
+      </w:r>
+      <w:r>
+        <w:t xml:space="preserve">, </w:t>
+      </w:r>
+      <w:proofErr w:type="spellStart"/>
+      <w:r>
+        <w:rPr>
+          <w:lang w:val="en-US"/>
+        </w:rPr>
+        <w:t>Wytchwood</w:t>
+      </w:r>
+      <w:proofErr w:type="spellEnd"/>
+      <w:r>
+        <w:t xml:space="preserve">, </w:t>
+      </w:r>
+      <w:proofErr w:type="spellStart"/>
+      <w:r>
+        <w:rPr>
+          <w:lang w:val="en-US"/>
+        </w:rPr>
+        <w:t>Wylde</w:t>
+      </w:r>
+      <w:proofErr w:type="spellEnd"/>
+      <w:r>
+        <w:t xml:space="preserve"> </w:t>
+      </w:r>
+      <w:r>
+        <w:rPr>
+          <w:lang w:val="en-US"/>
+        </w:rPr>
+        <w:t>Flowers</w:t>
+      </w:r>
+      <w:r>
+        <w:t xml:space="preserve"> </w:t>
+      </w:r>
+      <w:r>
+        <w:t>и другие.</w:t>
+      </w:r>
+    </w:p>
+    <w:p>
+      <w:pPr>
+        <w:spacing w:after="0" w:line="360" w:lineRule="auto"/>
+        <w:ind w:left="0" w:right="0" w:firstLine="709"/>
+      </w:pPr>
+      <w:proofErr w:type="spellStart"/>
+      <w:r>
+        <w:t>Нарративная</w:t>
+      </w:r>
+      <w:proofErr w:type="spellEnd"/>
+      <w:r>
+        <w:t xml:space="preserve"> </w:t>
+      </w:r>
+      <w:r>
+        <w:rPr>
+          <w:lang w:val="en-US"/>
+        </w:rPr>
+        <w:t>RPG</w:t>
+      </w:r>
+      <w:r>
+        <w:t xml:space="preserve"> составляющая является достаточно распространённой</w:t>
+      </w:r>
+      <w:r>
+        <w:t xml:space="preserve"> и не имеет определённой конкретной аудитории. Но она состоит главным образом в </w:t>
+      </w:r>
+      <w:r>
+        <w:t xml:space="preserve">наличии </w:t>
+      </w:r>
+      <w:r>
+        <w:t xml:space="preserve"> </w:t>
+      </w:r>
+      <w:r>
+        <w:t>сюжета, диалоговой системы и чаще всего выбора.</w:t>
+      </w:r>
+    </w:p>
+    <w:p>
+      <w:pPr>
+        <w:spacing w:after="0" w:line="360" w:lineRule="auto"/>
+        <w:ind w:left="0" w:right="0" w:firstLine="709"/>
+      </w:pPr>
+      <w:r>
+        <w:t xml:space="preserve">Таким образом, </w:t>
+      </w:r>
+      <w:r>
+        <w:t xml:space="preserve">нашей целевой аудиторией разрабатываемой игры являются преимущественно женщины 16-40 лет, которым нравится уютная эстетика, расслабляющий </w:t>
+      </w:r>
+      <w:proofErr w:type="spellStart"/>
+      <w:r>
+        <w:t>геймплей</w:t>
+      </w:r>
+      <w:proofErr w:type="spellEnd"/>
+      <w:r>
+        <w:t xml:space="preserve"> и ведьмовская тематика.</w:t>
+      </w:r>
+    </w:p>
+    <w:p>
+      <w:pPr>
+        <w:spacing w:after="0" w:line="360" w:lineRule="auto"/>
+        <w:ind w:left="0" w:right="0" w:firstLine="709"/>
+      </w:pPr>
+    </w:p>
+    <w:p>
+      <w:pPr>
+        <w:spacing w:after="0" w:line="360" w:lineRule="auto"/>
+        <w:ind w:left="0" w:right="0" w:firstLine="709"/>
+      </w:pPr>
+      <w:r>
+        <w:t>1.3 Основные конкуренты</w:t>
+      </w:r>
+    </w:p>
+    <w:p>
+      <w:pPr>
+        <w:spacing w:after="0" w:line="360" w:lineRule="auto"/>
+        <w:ind w:left="0" w:right="0" w:firstLine="709"/>
+        <w:rPr>
+          <w:lang w:val="en-US"/>
+        </w:rPr>
+      </w:pPr>
+      <w:r>
+        <w:t xml:space="preserve">Чтобы проанализировать текущий рынок, разберем несколько игр в похожем жанре и тематике. </w:t>
+      </w:r>
+    </w:p>
+    <w:p>
+      <w:pPr>
+        <w:spacing w:after="0" w:line="360" w:lineRule="auto"/>
+        <w:ind w:left="0" w:right="0" w:firstLine="709"/>
+      </w:pPr>
+      <w:proofErr w:type="spellStart"/>
+      <w:r>
+        <w:t>Stardew</w:t>
+      </w:r>
+      <w:proofErr w:type="spellEnd"/>
+      <w:r>
+        <w:t xml:space="preserve"> </w:t>
+      </w:r>
+      <w:proofErr w:type="spellStart"/>
+      <w:r>
+        <w:t>Valley</w:t>
+      </w:r>
+      <w:proofErr w:type="spellEnd"/>
+      <w:r>
+        <w:t xml:space="preserve"> – компьютерная игра в жанр</w:t>
+      </w:r>
+      <w:r>
+        <w:t>е симулятора жизни фермера с эл</w:t>
+      </w:r>
+      <w:r>
+        <w:t>ементами ролевой игры</w:t>
+      </w:r>
+      <w:r>
+        <w:t>. По сюжету игрок становится обладателем старой дедушкиной фермы</w:t>
+      </w:r>
+      <w:r>
+        <w:t xml:space="preserve">. Игра предлагает множество </w:t>
+      </w:r>
+      <w:r>
+        <w:lastRenderedPageBreak/>
+        <w:t>различных занятий: сажать растения и ухаживать за ними, разводить скот, заниматься ремеслами, добывать руду, а также участвовать в жизни городка.</w:t>
+      </w:r>
+      <w:r>
+        <w:t xml:space="preserve"> </w:t>
+      </w:r>
+    </w:p>
+    <w:p>
+      <w:pPr>
+        <w:spacing w:after="0" w:line="360" w:lineRule="auto"/>
+        <w:ind w:left="0" w:right="0" w:firstLine="709"/>
+      </w:pPr>
+      <w:r>
+        <w:t xml:space="preserve">За десять лет существования </w:t>
+      </w:r>
+      <w:proofErr w:type="spellStart"/>
+      <w:r>
+        <w:t>Stardew</w:t>
+      </w:r>
+      <w:proofErr w:type="spellEnd"/>
+      <w:r>
+        <w:t xml:space="preserve"> </w:t>
+      </w:r>
+      <w:proofErr w:type="spellStart"/>
+      <w:r>
+        <w:t>Valley</w:t>
+      </w:r>
+      <w:proofErr w:type="spellEnd"/>
+      <w:r>
+        <w:t xml:space="preserve"> приобрела большое количество контента и огромную преданную аудиторию.</w:t>
+      </w:r>
+      <w:r>
+        <w:t xml:space="preserve"> Игру однозначно можно назвать одной из лучших в своем жанре за счет разнообразия, большой свободы воли и медитативного темпа игры, что может легко увлечь </w:t>
+      </w:r>
+      <w:r>
+        <w:t>игрока на много часов. При создании механик связанных с фермерством, будет хорошим решением опираться на этот проект.</w:t>
+      </w:r>
+    </w:p>
+    <w:p>
+      <w:pPr>
+        <w:spacing w:after="0" w:line="360" w:lineRule="auto"/>
+        <w:ind w:left="0" w:right="0" w:firstLine="709"/>
+      </w:pPr>
+      <w:proofErr w:type="spellStart"/>
+      <w:r>
+        <w:t>Wylde</w:t>
+      </w:r>
+      <w:proofErr w:type="spellEnd"/>
+      <w:r>
+        <w:t xml:space="preserve"> </w:t>
+      </w:r>
+      <w:proofErr w:type="spellStart"/>
+      <w:r>
+        <w:t>Flowers</w:t>
+      </w:r>
+      <w:proofErr w:type="spellEnd"/>
+      <w:r>
+        <w:t xml:space="preserve"> – уютный симулятор фермерской жизни. Игрок берет на себя роль девушки Тары, которая днем работает на ферме, а ночью колдует в кругу ковена. Игра включает себя как элементы сельской жизни: уход за посевами и скотом, рыбалку, ремесло и другие дела, так и ведьмовские: полеты на метле, зельеварени</w:t>
+      </w:r>
+      <w:r>
+        <w:t>е, управление погодой и другое.</w:t>
+      </w:r>
+    </w:p>
+    <w:p>
+      <w:pPr>
+        <w:spacing w:after="0" w:line="360" w:lineRule="auto"/>
+        <w:ind w:left="0" w:right="0" w:firstLine="709"/>
+      </w:pPr>
+    </w:p>
+    <w:p>
+      <w:pPr>
+        <w:spacing w:after="0" w:line="360" w:lineRule="auto"/>
+        <w:ind w:left="0" w:right="0" w:firstLine="709"/>
+      </w:pPr>
+      <w:r>
+        <w:rPr>
+          <w:lang w:val="en-US"/>
+        </w:rPr>
+        <w:t>Sun</w:t>
+      </w:r>
+      <w:r>
+        <w:t xml:space="preserve"> </w:t>
+      </w:r>
+      <w:r>
+        <w:rPr>
+          <w:lang w:val="en-US"/>
+        </w:rPr>
+        <w:t>Haven</w:t>
+      </w:r>
+      <w:r>
+        <w:t xml:space="preserve"> – ролевая игра симулятор фермерской жизни. Игроку предстоит обустраивать свою ферму, развивать отношения с местными жителями и развивать магические навыки.</w:t>
+      </w:r>
+    </w:p>
+    <w:p>
+      <w:pPr>
+        <w:spacing w:after="0" w:line="360" w:lineRule="auto"/>
+        <w:ind w:left="0" w:right="0" w:firstLine="709"/>
+      </w:pPr>
+    </w:p>
+    <w:p>
+      <w:pPr>
+        <w:spacing w:after="0" w:line="360" w:lineRule="auto"/>
+        <w:ind w:left="0" w:right="0" w:firstLine="709"/>
+      </w:pPr>
+      <w:proofErr w:type="spellStart"/>
+      <w:r>
+        <w:t>Wytchwood</w:t>
+      </w:r>
+      <w:proofErr w:type="spellEnd"/>
+      <w:r>
+        <w:t xml:space="preserve"> </w:t>
+      </w:r>
+      <w:r>
+        <w:t xml:space="preserve">– приключенческая игра с элементами </w:t>
+      </w:r>
+      <w:proofErr w:type="spellStart"/>
+      <w:r>
+        <w:t>крафтинга</w:t>
+      </w:r>
+      <w:proofErr w:type="spellEnd"/>
+      <w:r>
+        <w:t>, действие которой разворачивается в стране готических басен и сказок.</w:t>
+      </w:r>
+      <w:r>
+        <w:t xml:space="preserve"> Игрок в роли старой ведьмы исследует странные места, собирает волшебные ингр</w:t>
+      </w:r>
+      <w:r>
+        <w:t>е</w:t>
+      </w:r>
+      <w:r>
+        <w:t>диенты, варит колдовские заклинания и взаимод</w:t>
+      </w:r>
+      <w:r>
+        <w:t>ействует с другими персонажами.</w:t>
+      </w:r>
+    </w:p>
+    <w:p>
+      <w:pPr>
+        <w:spacing w:after="0" w:line="360" w:lineRule="auto"/>
+        <w:ind w:left="0" w:right="0" w:firstLine="709"/>
+      </w:pPr>
+      <w:r>
+        <w:t xml:space="preserve">В отличие от предыдущих игр </w:t>
+      </w:r>
+      <w:proofErr w:type="spellStart"/>
+      <w:r>
+        <w:t>Wytchwood</w:t>
+      </w:r>
+      <w:proofErr w:type="spellEnd"/>
+      <w:r>
+        <w:t xml:space="preserve"> не имеет элементов фермерства, но</w:t>
+      </w:r>
+      <w:r>
+        <w:t xml:space="preserve"> она делает акцент на систему </w:t>
+      </w:r>
+      <w:proofErr w:type="spellStart"/>
+      <w:r>
+        <w:t>крафта</w:t>
+      </w:r>
+      <w:proofErr w:type="spellEnd"/>
+      <w:r>
+        <w:t xml:space="preserve"> и воссоздание мрачной волше</w:t>
+      </w:r>
+      <w:r>
+        <w:t>б</w:t>
+      </w:r>
+      <w:r>
+        <w:t>ной атмосферы.</w:t>
+      </w:r>
+      <w:r>
+        <w:t xml:space="preserve"> Поэтому при разработке механик связанных с различным </w:t>
+      </w:r>
+      <w:proofErr w:type="spellStart"/>
+      <w:r>
+        <w:t>крафтом</w:t>
+      </w:r>
+      <w:proofErr w:type="spellEnd"/>
+      <w:r>
+        <w:t xml:space="preserve"> и сбором ресурсов данная игра будет отличным примером для подражания.</w:t>
+      </w:r>
+    </w:p>
+    <w:p>
+      <w:pPr>
+        <w:spacing w:after="0" w:line="360" w:lineRule="auto"/>
+        <w:ind w:left="0" w:right="0" w:firstLine="709"/>
+      </w:pPr>
+      <w:proofErr w:type="spellStart"/>
+      <w:r>
+        <w:t>The</w:t>
+      </w:r>
+      <w:proofErr w:type="spellEnd"/>
+      <w:r>
+        <w:t xml:space="preserve"> </w:t>
+      </w:r>
+      <w:proofErr w:type="spellStart"/>
+      <w:r>
+        <w:t>Cosmic</w:t>
+      </w:r>
+      <w:proofErr w:type="spellEnd"/>
+      <w:r>
+        <w:t xml:space="preserve"> </w:t>
+      </w:r>
+      <w:proofErr w:type="spellStart"/>
+      <w:r>
+        <w:t>Wheel</w:t>
+      </w:r>
+      <w:proofErr w:type="spellEnd"/>
+      <w:r>
+        <w:t xml:space="preserve"> </w:t>
+      </w:r>
+      <w:proofErr w:type="spellStart"/>
+      <w:r>
+        <w:t>Sisterhood</w:t>
+      </w:r>
+      <w:proofErr w:type="spellEnd"/>
+      <w:r>
+        <w:t xml:space="preserve"> – повествовательная философская игра. Игрок играет за ведьму-изгнанницу Фортуну, живущую на астероиде. Ей </w:t>
+      </w:r>
+      <w:r>
+        <w:lastRenderedPageBreak/>
+        <w:t>предстоит собрать собственную колоду игральных карт, вернуть себе свободу и определить будущее сообщества космических ведьм.</w:t>
+      </w:r>
+    </w:p>
+    <w:p>
+      <w:pPr>
+        <w:spacing w:after="0" w:line="360" w:lineRule="auto"/>
+        <w:ind w:left="0" w:right="0" w:firstLine="709"/>
+      </w:pPr>
+    </w:p>
+    <w:p>
+      <w:pPr>
+        <w:spacing w:after="0" w:line="360" w:lineRule="auto"/>
+        <w:ind w:left="0" w:right="0" w:firstLine="709"/>
+      </w:pPr>
+      <w:r>
+        <w:t xml:space="preserve">Подводя итоги, </w:t>
+      </w:r>
+      <w:r>
+        <w:t>«</w:t>
+      </w:r>
+      <w:proofErr w:type="spellStart"/>
+      <w:r>
+        <w:t>Heather</w:t>
+      </w:r>
+      <w:proofErr w:type="spellEnd"/>
+      <w:r>
+        <w:t xml:space="preserve"> </w:t>
+      </w:r>
+      <w:proofErr w:type="spellStart"/>
+      <w:r>
+        <w:t>fields</w:t>
+      </w:r>
+      <w:proofErr w:type="spellEnd"/>
+      <w:r>
+        <w:t>»</w:t>
+      </w:r>
+      <w:r>
+        <w:t xml:space="preserve"> объединит в себе хорошие качества других игр: медитативное фермерство, продуманную систему </w:t>
+      </w:r>
+      <w:proofErr w:type="spellStart"/>
+      <w:r>
+        <w:t>крафта</w:t>
+      </w:r>
+      <w:proofErr w:type="spellEnd"/>
+      <w:r>
+        <w:t>, одновременно мрачную и уютную атмосферу и серьезный конфликт, что позволит ей выделиться на фоне других игр в своем жанре.</w:t>
+      </w:r>
+    </w:p>
+    <w:p>
+      <w:pPr>
+        <w:spacing w:after="0" w:line="360" w:lineRule="auto"/>
+        <w:ind w:left="0" w:right="0" w:firstLine="709"/>
+      </w:pPr>
+    </w:p>
+    <w:p>
+      <w:pPr>
+        <w:spacing w:after="0" w:line="360" w:lineRule="auto"/>
+        <w:ind w:left="0" w:right="0" w:firstLine="709"/>
+      </w:pPr>
+      <w:r>
+        <w:t>1.4 Охват рынка</w:t>
+      </w:r>
+    </w:p>
+    <w:p>
+      <w:pPr>
+        <w:spacing w:after="0" w:line="360" w:lineRule="auto"/>
+        <w:ind w:left="0" w:right="0" w:firstLine="709"/>
+      </w:pPr>
+      <w:r>
+        <w:t>Рынок фермерских симуляторов и … демонстрирует устойчивый рост, что говорит о том, что данные жанры не теряют своей популярности.</w:t>
+      </w:r>
+    </w:p>
+    <w:p>
+      <w:pPr>
+        <w:spacing w:after="0" w:line="360" w:lineRule="auto"/>
+        <w:ind w:left="0" w:right="0" w:firstLine="709"/>
+      </w:pPr>
+      <w:r>
+        <w:t>Текущая емкость ниши составляет …</w:t>
+      </w:r>
+      <w:r>
+        <w:t>.</w:t>
+      </w:r>
+    </w:p>
+    <w:p>
+      <w:pPr>
+        <w:spacing w:after="0" w:line="360" w:lineRule="auto"/>
+        <w:ind w:left="0" w:right="0" w:firstLine="709"/>
+      </w:pPr>
+      <w:r>
+        <w:t>Также рассмотрим продажи игр конкурентов.</w:t>
+      </w:r>
+    </w:p>
+    <w:tbl>
+      <w:tblPr>
+        <w:tblStyle w:val="a3"/>
+        <w:tblW w:w="0" w:type="auto"/>
+        <w:tblLook w:val="04A0" w:firstRow="1" w:lastRow="0" w:firstColumn="1" w:lastColumn="0" w:noHBand="0" w:noVBand="1"/>
+      </w:tblPr>
+      <w:tblGrid>
+        <w:gridCol w:w="2392"/>
+        <w:gridCol w:w="1969"/>
+        <w:gridCol w:w="2551"/>
+        <w:gridCol w:w="2659"/>
+      </w:tblGrid>
+      <w:tr>
+        <w:tc>
+          <w:tcPr>
+            <w:tcW w:w="2392" w:type="dxa"/>
+          </w:tcPr>
+          <w:p>
+            <w:pPr>
+              <w:spacing w:after="0" w:line="360" w:lineRule="auto"/>
+              <w:ind w:left="0" w:right="0" w:firstLine="0"/>
+            </w:pPr>
+            <w:r>
+              <w:t>Название игры</w:t>
+            </w:r>
+          </w:p>
+        </w:tc>
+        <w:tc>
+          <w:tcPr>
+            <w:tcW w:w="1969" w:type="dxa"/>
+          </w:tcPr>
+          <w:p>
+            <w:pPr>
+              <w:spacing w:after="0" w:line="360" w:lineRule="auto"/>
+              <w:ind w:left="0" w:right="0" w:firstLine="0"/>
+              <w:rPr>
+                <w:lang w:val="en-US"/>
+              </w:rPr>
+            </w:pPr>
+            <w:r>
+              <w:t>Количество проданных копий</w:t>
+            </w:r>
+          </w:p>
+        </w:tc>
+        <w:tc>
+          <w:tcPr>
+            <w:tcW w:w="2551" w:type="dxa"/>
+          </w:tcPr>
+          <w:p>
+            <w:pPr>
+              <w:spacing w:after="0" w:line="360" w:lineRule="auto"/>
+              <w:ind w:left="0" w:right="0" w:firstLine="0"/>
+            </w:pPr>
+            <w:r>
+              <w:t>Валовая выручка</w:t>
+            </w:r>
+            <w:r>
+              <w:t xml:space="preserve"> </w:t>
+            </w:r>
+            <w:r>
+              <w:t xml:space="preserve">в </w:t>
+            </w:r>
+            <w:r>
+              <w:t>доллар</w:t>
+            </w:r>
+            <w:r>
+              <w:t>ах</w:t>
+            </w:r>
+            <w:r>
+              <w:t xml:space="preserve"> США</w:t>
+            </w:r>
+          </w:p>
+        </w:tc>
+        <w:tc>
+          <w:tcPr>
+            <w:tcW w:w="2659" w:type="dxa"/>
+          </w:tcPr>
+          <w:p>
+            <w:pPr>
+              <w:spacing w:after="0" w:line="360" w:lineRule="auto"/>
+              <w:ind w:left="0" w:right="0" w:firstLine="0"/>
+            </w:pPr>
+            <w:r>
+              <w:t>Среднее количество одновременных игроков в день</w:t>
+            </w:r>
+          </w:p>
+        </w:tc>
+      </w:tr>
+      <w:tr>
+        <w:tc>
+          <w:tcPr>
+            <w:tcW w:w="2392" w:type="dxa"/>
+          </w:tcPr>
+          <w:p>
+            <w:pPr>
+              <w:spacing w:after="0" w:line="360" w:lineRule="auto"/>
+              <w:ind w:left="0" w:right="0" w:firstLine="0"/>
+            </w:pPr>
+            <w:proofErr w:type="spellStart"/>
+            <w:r>
+              <w:t>Stardew</w:t>
+            </w:r>
+            <w:proofErr w:type="spellEnd"/>
+            <w:r>
+              <w:t xml:space="preserve"> </w:t>
+            </w:r>
+            <w:proofErr w:type="spellStart"/>
+            <w:r>
+              <w:t>Valley</w:t>
+            </w:r>
+            <w:proofErr w:type="spellEnd"/>
+          </w:p>
+        </w:tc>
+        <w:tc>
+          <w:tcPr>
+            <w:tcW w:w="1969" w:type="dxa"/>
+          </w:tcPr>
+          <w:p>
+            <w:pPr>
+              <w:spacing w:after="0" w:line="360" w:lineRule="auto"/>
+              <w:ind w:left="0" w:right="0" w:firstLine="0"/>
+            </w:pPr>
+            <w:r>
+              <w:t xml:space="preserve">29.5 </w:t>
+            </w:r>
+            <w:proofErr w:type="gramStart"/>
+            <w:r>
+              <w:t>млн</w:t>
+            </w:r>
+            <w:proofErr w:type="gramEnd"/>
+          </w:p>
+        </w:tc>
+        <w:tc>
+          <w:tcPr>
+            <w:tcW w:w="2551" w:type="dxa"/>
+          </w:tcPr>
+          <w:p>
+            <w:pPr>
+              <w:spacing w:after="0" w:line="360" w:lineRule="auto"/>
+              <w:ind w:left="0" w:right="0" w:firstLine="0"/>
+            </w:pPr>
+            <w:r>
+              <w:t xml:space="preserve">271,4 </w:t>
+            </w:r>
+            <w:proofErr w:type="gramStart"/>
+            <w:r>
+              <w:t>млн</w:t>
+            </w:r>
+            <w:proofErr w:type="gramEnd"/>
+          </w:p>
+        </w:tc>
+        <w:tc>
+          <w:tcPr>
+            <w:tcW w:w="2659" w:type="dxa"/>
+          </w:tcPr>
+          <w:p>
+            <w:pPr>
+              <w:spacing w:after="0" w:line="360" w:lineRule="auto"/>
+              <w:ind w:left="0" w:right="0" w:firstLine="0"/>
+            </w:pPr>
+            <w:r>
+              <w:t xml:space="preserve">63 </w:t>
+            </w:r>
+            <w:proofErr w:type="spellStart"/>
+            <w:proofErr w:type="gramStart"/>
+            <w:r>
+              <w:t>тыс</w:t>
+            </w:r>
+            <w:proofErr w:type="spellEnd"/>
+            <w:proofErr w:type="gramEnd"/>
+          </w:p>
+        </w:tc>
+      </w:tr>
+      <w:tr>
+        <w:tc>
+          <w:tcPr>
+            <w:tcW w:w="2392" w:type="dxa"/>
+          </w:tcPr>
+          <w:p>
+            <w:pPr>
+              <w:spacing w:after="0" w:line="360" w:lineRule="auto"/>
+              <w:ind w:left="0" w:right="0" w:firstLine="0"/>
+            </w:pPr>
+            <w:proofErr w:type="spellStart"/>
+            <w:r>
+              <w:t>Wylde</w:t>
+            </w:r>
+            <w:proofErr w:type="spellEnd"/>
+            <w:r>
+              <w:t xml:space="preserve"> </w:t>
+            </w:r>
+            <w:proofErr w:type="spellStart"/>
+            <w:r>
+              <w:t>Flowers</w:t>
+            </w:r>
+            <w:proofErr w:type="spellEnd"/>
+          </w:p>
+        </w:tc>
+        <w:tc>
+          <w:tcPr>
+            <w:tcW w:w="1969" w:type="dxa"/>
+          </w:tcPr>
+          <w:p>
+            <w:pPr>
+              <w:spacing w:after="0" w:line="360" w:lineRule="auto"/>
+              <w:ind w:left="0" w:right="0" w:firstLine="0"/>
+            </w:pPr>
+          </w:p>
+        </w:tc>
+        <w:tc>
+          <w:tcPr>
+            <w:tcW w:w="2551" w:type="dxa"/>
+          </w:tcPr>
+          <w:p>
+            <w:pPr>
+              <w:spacing w:after="0" w:line="360" w:lineRule="auto"/>
+              <w:ind w:left="0" w:right="0" w:firstLine="0"/>
+            </w:pPr>
+          </w:p>
+        </w:tc>
+        <w:tc>
+          <w:tcPr>
+            <w:tcW w:w="2659" w:type="dxa"/>
+          </w:tcPr>
+          <w:p>
+            <w:pPr>
+              <w:spacing w:after="0" w:line="360" w:lineRule="auto"/>
+              <w:ind w:left="0" w:right="0" w:firstLine="0"/>
+            </w:pPr>
+          </w:p>
+        </w:tc>
+      </w:tr>
+      <w:tr>
+        <w:tc>
+          <w:tcPr>
+            <w:tcW w:w="2392" w:type="dxa"/>
+          </w:tcPr>
+          <w:p>
+            <w:pPr>
+              <w:spacing w:after="0" w:line="360" w:lineRule="auto"/>
+              <w:ind w:left="0" w:right="0" w:firstLine="0"/>
+            </w:pPr>
+            <w:r>
+              <w:rPr>
+                <w:lang w:val="en-US"/>
+              </w:rPr>
+              <w:t>Sun</w:t>
+            </w:r>
+            <w:r>
+              <w:t xml:space="preserve"> </w:t>
+            </w:r>
+            <w:r>
+              <w:rPr>
+                <w:lang w:val="en-US"/>
+              </w:rPr>
+              <w:t>Haven</w:t>
+            </w:r>
+          </w:p>
+        </w:tc>
+        <w:tc>
+          <w:tcPr>
+            <w:tcW w:w="1969" w:type="dxa"/>
+          </w:tcPr>
+          <w:p>
+            <w:pPr>
+              <w:spacing w:after="0" w:line="360" w:lineRule="auto"/>
+              <w:ind w:left="0" w:right="0" w:firstLine="0"/>
+            </w:pPr>
+            <w:r>
+              <w:t xml:space="preserve">1 </w:t>
+            </w:r>
+            <w:proofErr w:type="gramStart"/>
+            <w:r>
+              <w:t>млн</w:t>
+            </w:r>
+            <w:proofErr w:type="gramEnd"/>
+          </w:p>
+        </w:tc>
+        <w:tc>
+          <w:tcPr>
+            <w:tcW w:w="2551" w:type="dxa"/>
+          </w:tcPr>
+          <w:p>
+            <w:pPr>
+              <w:spacing w:after="0" w:line="360" w:lineRule="auto"/>
+              <w:ind w:left="0" w:right="0" w:firstLine="0"/>
+            </w:pPr>
+            <w:r>
+              <w:t>18.1</w:t>
+            </w:r>
+            <w:r>
+              <w:t xml:space="preserve"> </w:t>
+            </w:r>
+            <w:proofErr w:type="gramStart"/>
+            <w:r>
+              <w:t>млн</w:t>
+            </w:r>
+            <w:proofErr w:type="gramEnd"/>
+          </w:p>
+        </w:tc>
+        <w:tc>
+          <w:tcPr>
+            <w:tcW w:w="2659" w:type="dxa"/>
+          </w:tcPr>
+          <w:p>
+            <w:pPr>
+              <w:spacing w:after="0" w:line="360" w:lineRule="auto"/>
+              <w:ind w:left="0" w:right="0" w:firstLine="0"/>
+            </w:pPr>
+            <w:r>
+              <w:t>669</w:t>
+            </w:r>
+          </w:p>
+        </w:tc>
+      </w:tr>
+      <w:tr>
+        <w:tc>
+          <w:tcPr>
+            <w:tcW w:w="2392" w:type="dxa"/>
+          </w:tcPr>
+          <w:p>
+            <w:pPr>
+              <w:spacing w:after="0" w:line="360" w:lineRule="auto"/>
+              <w:ind w:left="0" w:right="0" w:firstLine="0"/>
+            </w:pPr>
+            <w:proofErr w:type="spellStart"/>
+            <w:r>
+              <w:t>Wytchwood</w:t>
+            </w:r>
+            <w:proofErr w:type="spellEnd"/>
+          </w:p>
+        </w:tc>
+        <w:tc>
+          <w:tcPr>
+            <w:tcW w:w="1969" w:type="dxa"/>
+          </w:tcPr>
+          <w:p>
+            <w:pPr>
+              <w:spacing w:after="0" w:line="360" w:lineRule="auto"/>
+              <w:ind w:left="0" w:right="0" w:firstLine="0"/>
+            </w:pPr>
+            <w:r>
+              <w:t xml:space="preserve">138.9 </w:t>
+            </w:r>
+            <w:proofErr w:type="spellStart"/>
+            <w:proofErr w:type="gramStart"/>
+            <w:r>
+              <w:t>тыс</w:t>
+            </w:r>
+            <w:proofErr w:type="spellEnd"/>
+            <w:proofErr w:type="gramEnd"/>
+          </w:p>
+        </w:tc>
+        <w:tc>
+          <w:tcPr>
+            <w:tcW w:w="2551" w:type="dxa"/>
+          </w:tcPr>
+          <w:p>
+            <w:pPr>
+              <w:spacing w:after="0" w:line="360" w:lineRule="auto"/>
+              <w:ind w:left="0" w:right="0" w:firstLine="0"/>
+            </w:pPr>
+            <w:r>
+              <w:t>1.2</w:t>
+            </w:r>
+            <w:r>
+              <w:t xml:space="preserve"> </w:t>
+            </w:r>
+            <w:proofErr w:type="gramStart"/>
+            <w:r>
+              <w:t>млн</w:t>
+            </w:r>
+            <w:proofErr w:type="gramEnd"/>
+          </w:p>
+        </w:tc>
+        <w:tc>
+          <w:tcPr>
+            <w:tcW w:w="2659" w:type="dxa"/>
+          </w:tcPr>
+          <w:p>
+            <w:pPr>
+              <w:spacing w:after="0" w:line="360" w:lineRule="auto"/>
+              <w:ind w:left="0" w:right="0" w:firstLine="0"/>
+            </w:pPr>
+            <w:r>
+              <w:t>36</w:t>
+            </w:r>
+          </w:p>
+        </w:tc>
+      </w:tr>
+      <w:tr>
+        <w:tc>
+          <w:tcPr>
+            <w:tcW w:w="2392" w:type="dxa"/>
+          </w:tcPr>
+          <w:p>
+            <w:pPr>
+              <w:spacing w:after="0" w:line="360" w:lineRule="auto"/>
+              <w:ind w:left="0" w:right="0" w:firstLine="0"/>
+            </w:pPr>
+            <w:proofErr w:type="spellStart"/>
+            <w:r>
+              <w:t>The</w:t>
+            </w:r>
+            <w:proofErr w:type="spellEnd"/>
+            <w:r>
+              <w:t xml:space="preserve"> </w:t>
+            </w:r>
+            <w:proofErr w:type="spellStart"/>
+            <w:r>
+              <w:t>Cosmic</w:t>
+            </w:r>
+            <w:proofErr w:type="spellEnd"/>
+            <w:r>
+              <w:t xml:space="preserve"> </w:t>
+            </w:r>
+            <w:proofErr w:type="spellStart"/>
+            <w:r>
+              <w:t>Wheel</w:t>
+            </w:r>
+            <w:proofErr w:type="spellEnd"/>
+            <w:r>
+              <w:t xml:space="preserve"> </w:t>
+            </w:r>
+            <w:proofErr w:type="spellStart"/>
+            <w:r>
+              <w:t>Sisterhood</w:t>
+            </w:r>
+            <w:proofErr w:type="spellEnd"/>
+          </w:p>
+        </w:tc>
+        <w:tc>
+          <w:tcPr>
+            <w:tcW w:w="1969" w:type="dxa"/>
+          </w:tcPr>
+          <w:p>
+            <w:pPr>
+              <w:spacing w:after="0" w:line="360" w:lineRule="auto"/>
+              <w:ind w:left="0" w:right="0" w:firstLine="0"/>
+            </w:pPr>
+          </w:p>
+        </w:tc>
+        <w:tc>
+          <w:tcPr>
+            <w:tcW w:w="2551" w:type="dxa"/>
+          </w:tcPr>
+          <w:p>
+            <w:pPr>
+              <w:spacing w:after="0" w:line="360" w:lineRule="auto"/>
+              <w:ind w:left="0" w:right="0" w:firstLine="0"/>
+            </w:pPr>
+          </w:p>
+        </w:tc>
+        <w:tc>
+          <w:tcPr>
+            <w:tcW w:w="2659" w:type="dxa"/>
+          </w:tcPr>
+          <w:p>
+            <w:pPr>
+              <w:spacing w:after="0" w:line="360" w:lineRule="auto"/>
+              <w:ind w:left="0" w:right="0" w:firstLine="0"/>
+            </w:pPr>
+          </w:p>
+        </w:tc>
+      </w:tr>
+    </w:tbl>
+    <w:p>
+      <w:pPr>
+        <w:spacing w:after="0" w:line="360" w:lineRule="auto"/>
+        <w:ind w:left="0" w:right="0" w:firstLine="709"/>
+      </w:pPr>
+    </w:p>
+    <w:p>
+      <w:pPr>
+        <w:spacing w:after="0" w:line="360" w:lineRule="auto"/>
+        <w:ind w:left="0" w:right="0" w:firstLine="709"/>
+      </w:pPr>
+      <w:r>
+        <w:t xml:space="preserve">На основе этих данных можно предположить, что ожидаемое количество продаж  </w:t>
+      </w:r>
+      <w:r>
+        <w:t>«</w:t>
+      </w:r>
+      <w:proofErr w:type="spellStart"/>
+      <w:r>
+        <w:t>Heather</w:t>
+      </w:r>
+      <w:proofErr w:type="spellEnd"/>
+      <w:r>
+        <w:t xml:space="preserve"> </w:t>
+      </w:r>
+      <w:proofErr w:type="spellStart"/>
+      <w:r>
+        <w:t>fields</w:t>
+      </w:r>
+      <w:proofErr w:type="spellEnd"/>
+      <w:r>
+        <w:t>»</w:t>
+      </w:r>
+      <w:r>
+        <w:t xml:space="preserve">, как дебютного </w:t>
+      </w:r>
+      <w:proofErr w:type="spellStart"/>
+      <w:r>
+        <w:t>инди</w:t>
+      </w:r>
+      <w:proofErr w:type="spellEnd"/>
+      <w:r>
+        <w:t>-проекта среднего бюджета, может составить 50-100 тысяч копий за первый год</w:t>
+      </w:r>
+      <w:r>
+        <w:t>.</w:t>
+      </w:r>
+    </w:p>
+    <w:p>
+      <w:pPr>
+        <w:spacing w:after="0" w:line="360" w:lineRule="auto"/>
+        <w:ind w:left="0" w:right="0" w:firstLine="709"/>
+      </w:pPr>
+      <w:r>
+        <w:t xml:space="preserve">В настоящее время на рынке нет игр, которые объединяют в себе и фермерство, и </w:t>
+      </w:r>
+      <w:proofErr w:type="spellStart"/>
+      <w:r>
+        <w:t>ведьмовство</w:t>
+      </w:r>
+      <w:proofErr w:type="spellEnd"/>
+      <w:r>
+        <w:t>, и мрачную атмосферу. Большинство конкурентов либо не имеют магических элементов (</w:t>
+      </w:r>
+      <w:proofErr w:type="spellStart"/>
+      <w:r>
+        <w:t>Stardew</w:t>
+      </w:r>
+      <w:proofErr w:type="spellEnd"/>
+      <w:r>
+        <w:t xml:space="preserve"> </w:t>
+      </w:r>
+      <w:proofErr w:type="spellStart"/>
+      <w:r>
+        <w:t>Valley</w:t>
+      </w:r>
+      <w:proofErr w:type="spellEnd"/>
+      <w:r>
+        <w:t>), либо не имеют элементов фермы (</w:t>
+      </w:r>
+      <w:proofErr w:type="spellStart"/>
+      <w:r>
+        <w:t>Wytchwood</w:t>
+      </w:r>
+      <w:proofErr w:type="spellEnd"/>
+      <w:r>
+        <w:t xml:space="preserve">). Самый же близкий к нашей </w:t>
+      </w:r>
+      <w:r>
+        <w:lastRenderedPageBreak/>
+        <w:t>концепции конкурент -</w:t>
+      </w:r>
+      <w:r>
+        <w:t xml:space="preserve"> </w:t>
+      </w:r>
+      <w:proofErr w:type="spellStart"/>
+      <w:r>
+        <w:t>Wylde</w:t>
+      </w:r>
+      <w:proofErr w:type="spellEnd"/>
+      <w:r>
+        <w:t xml:space="preserve"> </w:t>
+      </w:r>
+      <w:proofErr w:type="spellStart"/>
+      <w:r>
+        <w:t>Flowers</w:t>
+      </w:r>
+      <w:proofErr w:type="spellEnd"/>
+      <w:r>
+        <w:t xml:space="preserve"> слишком светлая игра без ярко выраженного конфликта и с другой атмосферой. Таким образом </w:t>
+      </w:r>
+      <w:r>
+        <w:t>«</w:t>
+      </w:r>
+      <w:proofErr w:type="spellStart"/>
+      <w:r>
+        <w:t>Heather</w:t>
+      </w:r>
+      <w:proofErr w:type="spellEnd"/>
+      <w:r>
+        <w:t xml:space="preserve"> </w:t>
+      </w:r>
+      <w:proofErr w:type="spellStart"/>
+      <w:r>
+        <w:t>fields</w:t>
+      </w:r>
+      <w:proofErr w:type="spellEnd"/>
+      <w:r>
+        <w:t>»</w:t>
+      </w:r>
+      <w:r>
+        <w:t xml:space="preserve"> займет свободную нишу на рынке и выделится на фоне </w:t>
+      </w:r>
+      <w:proofErr w:type="spellStart"/>
+      <w:r>
+        <w:t>конккурентов</w:t>
+      </w:r>
+      <w:proofErr w:type="spellEnd"/>
+      <w:r>
+        <w:t>.</w:t>
+      </w:r>
+    </w:p>
+    <w:p>
+      <w:pPr>
+        <w:spacing w:after="0" w:line="360" w:lineRule="auto"/>
+        <w:ind w:left="0" w:right="0" w:firstLine="709"/>
+      </w:pPr>
+    </w:p>
+    <w:p>
+      <w:pPr>
+        <w:spacing w:after="0" w:line="360" w:lineRule="auto"/>
+        <w:ind w:left="0" w:right="0" w:firstLine="709"/>
+      </w:pPr>
+      <w:r>
+        <w:t>1.5 Потенциальный объем разработки проекта</w:t>
+      </w:r>
+    </w:p>
+    <w:p>
+      <w:pPr>
+        <w:spacing w:after="0" w:line="360" w:lineRule="auto"/>
+        <w:ind w:left="0" w:right="0" w:firstLine="709"/>
+      </w:pPr>
+    </w:p>
+    <w:p>
+      <w:pPr>
+        <w:spacing w:after="0" w:line="360" w:lineRule="auto"/>
+        <w:ind w:left="0" w:right="0" w:firstLine="709"/>
+      </w:pPr>
+      <w:r>
+        <w:t>1.6 Сроки поддержки продукта после релиза</w:t>
+      </w:r>
+    </w:p>
+    <w:p>
+      <w:pPr>
+        <w:spacing w:after="0" w:line="360" w:lineRule="auto"/>
+        <w:ind w:left="0" w:right="0" w:firstLine="709"/>
+      </w:pPr>
     </w:p>
     <w:p>
       <w:pPr>
@@ -773,20 +2019,23 @@
         <w:ind w:left="0" w:right="0" w:firstLine="709"/>
       </w:pPr>
       <w:r>
+        <w:t>Игрок начинает с маленького старого дома. Изначально</w:t>
+      </w:r>
+      <w:r>
+        <w:t xml:space="preserve"> (после прохождения предисловия)</w:t>
+      </w:r>
+      <w:r>
+        <w:t xml:space="preserve"> доступны </w:t>
+      </w:r>
+      <w:r>
+        <w:t xml:space="preserve">только </w:t>
+      </w:r>
+      <w:r>
+        <w:t xml:space="preserve">две комнаты (гостиная и </w:t>
+      </w:r>
+      <w:r>
         <w:lastRenderedPageBreak/>
-        <w:t>Игрок начинает с маленького старого дома. Изначально</w:t>
-      </w:r>
-      <w:r>
-        <w:t xml:space="preserve"> (после прохождения предисловия)</w:t>
-      </w:r>
-      <w:r>
-        <w:t xml:space="preserve"> доступны </w:t>
-      </w:r>
-      <w:r>
-        <w:t xml:space="preserve">только </w:t>
-      </w:r>
-      <w:r>
-        <w:t xml:space="preserve">две комнаты (гостиная и спальня) и </w:t>
+        <w:t xml:space="preserve">спальня) и </w:t>
       </w:r>
       <w:r>
         <w:t xml:space="preserve">сад с </w:t>
@@ -921,14 +2170,14 @@
         <w:ind w:left="0" w:right="0" w:firstLine="709"/>
       </w:pPr>
       <w:r>
+        <w:t>Из полученных ингредиентов можно создавать либо новые ингредиенты, либо уже готовые и</w:t>
+      </w:r>
+      <w:r>
+        <w:t xml:space="preserve">зделия. Все действия связанные с </w:t>
+      </w:r>
+      <w:proofErr w:type="spellStart"/>
+      <w:r>
         <w:lastRenderedPageBreak/>
-        <w:t>Из полученных ингредиентов можно создавать либо новые ингредиенты, либо уже готовые и</w:t>
-      </w:r>
-      <w:r>
-        <w:t xml:space="preserve">зделия. Все действия связанные с </w:t>
-      </w:r>
-      <w:proofErr w:type="spellStart"/>
-      <w:r>
         <w:t>траволечением</w:t>
       </w:r>
       <w:proofErr w:type="spellEnd"/>
@@ -1043,11 +2292,11 @@
         <w:t xml:space="preserve">. </w:t>
       </w:r>
       <w:r>
-        <w:t xml:space="preserve">Инструкции по их проведению можно найти в различных книгах и дневниках. Они также </w:t>
+        <w:t xml:space="preserve">Инструкции по их проведению можно найти в различных книгах и дневниках. Они также как и рецепты сохраняются в ведьмовской книге игрока. Для каждого </w:t>
       </w:r>
       <w:r>
         <w:lastRenderedPageBreak/>
-        <w:t xml:space="preserve">как и рецепты сохраняются в ведьмовской книге игрока. Для каждого ритуала необходимы определенные </w:t>
+        <w:t xml:space="preserve">ритуала необходимы определенные </w:t>
       </w:r>
       <w:r>
         <w:t>ингредиенты</w:t>
@@ -1300,6 +2549,7 @@
       <w:r>
         <w:t>живут тихо и никого не трогают, но зло отправляет их изнутри. Иногда гниль будет уходить дальше и будут нужны боле сильные ритуалы.</w:t>
       </w:r>
+      <w:bookmarkEnd w:id="0"/>
     </w:p>
     <w:sectPr>
       <w:pgSz w:w="11906" w:h="16838"/>
@@ -2052,6 +3302,27 @@
       <w:lang w:eastAsia="ru-RU"/>
     </w:rPr>
   </w:style>
+  <w:style w:type="paragraph" w:styleId="2">
+    <w:name w:val="heading 2"/>
+    <w:basedOn w:val="a"/>
+    <w:link w:val="20"/>
+    <w:uiPriority w:val="9"/>
+    <w:qFormat/>
+    <w:rsid w:val="00844D9C"/>
+    <w:pPr>
+      <w:spacing w:before="100" w:beforeAutospacing="1" w:after="100" w:afterAutospacing="1" w:line="240" w:lineRule="auto"/>
+      <w:ind w:left="0" w:right="0" w:firstLine="0"/>
+      <w:jc w:val="left"/>
+      <w:outlineLvl w:val="1"/>
+    </w:pPr>
+    <w:rPr>
+      <w:b/>
+      <w:bCs/>
+      <w:color w:val="auto"/>
+      <w:sz w:val="36"/>
+      <w:szCs w:val="36"/>
+    </w:rPr>
+  </w:style>
   <w:style w:type="character" w:default="1" w:styleId="a0">
     <w:name w:val="Default Paragraph Font"/>
     <w:uiPriority w:val="1"/>
@@ -2138,6 +3409,78 @@
       <w:color w:val="0000FF"/>
       <w:u w:val="single"/>
     </w:rPr>
+  </w:style>
+  <w:style w:type="character" w:customStyle="1" w:styleId="20">
+    <w:name w:val="Заголовок 2 Знак"/>
+    <w:basedOn w:val="a0"/>
+    <w:link w:val="2"/>
+    <w:uiPriority w:val="9"/>
+    <w:rsid w:val="00844D9C"/>
+    <w:rPr>
+      <w:rFonts w:ascii="Times New Roman" w:eastAsia="Times New Roman" w:hAnsi="Times New Roman" w:cs="Times New Roman"/>
+      <w:b/>
+      <w:bCs/>
+      <w:sz w:val="36"/>
+      <w:szCs w:val="36"/>
+      <w:lang w:eastAsia="ru-RU"/>
+    </w:rPr>
+  </w:style>
+  <w:style w:type="paragraph" w:styleId="HTML">
+    <w:name w:val="HTML Preformatted"/>
+    <w:basedOn w:val="a"/>
+    <w:link w:val="HTML0"/>
+    <w:uiPriority w:val="99"/>
+    <w:semiHidden/>
+    <w:unhideWhenUsed/>
+    <w:rsid w:val="00B11290"/>
+    <w:pPr>
+      <w:tabs>
+        <w:tab w:val="left" w:pos="916"/>
+        <w:tab w:val="left" w:pos="1832"/>
+        <w:tab w:val="left" w:pos="2748"/>
+        <w:tab w:val="left" w:pos="3664"/>
+        <w:tab w:val="left" w:pos="4580"/>
+        <w:tab w:val="left" w:pos="5496"/>
+        <w:tab w:val="left" w:pos="6412"/>
+        <w:tab w:val="left" w:pos="7328"/>
+        <w:tab w:val="left" w:pos="8244"/>
+        <w:tab w:val="left" w:pos="9160"/>
+        <w:tab w:val="left" w:pos="10076"/>
+        <w:tab w:val="left" w:pos="10992"/>
+        <w:tab w:val="left" w:pos="11908"/>
+        <w:tab w:val="left" w:pos="12824"/>
+        <w:tab w:val="left" w:pos="13740"/>
+        <w:tab w:val="left" w:pos="14656"/>
+      </w:tabs>
+      <w:spacing w:after="0" w:line="240" w:lineRule="auto"/>
+      <w:ind w:left="0" w:right="0" w:firstLine="0"/>
+      <w:jc w:val="left"/>
+    </w:pPr>
+    <w:rPr>
+      <w:rFonts w:ascii="Courier New" w:hAnsi="Courier New" w:cs="Courier New"/>
+      <w:color w:val="auto"/>
+      <w:sz w:val="20"/>
+      <w:szCs w:val="20"/>
+    </w:rPr>
+  </w:style>
+  <w:style w:type="character" w:customStyle="1" w:styleId="HTML0">
+    <w:name w:val="Стандартный HTML Знак"/>
+    <w:basedOn w:val="a0"/>
+    <w:link w:val="HTML"/>
+    <w:uiPriority w:val="99"/>
+    <w:semiHidden/>
+    <w:rsid w:val="00B11290"/>
+    <w:rPr>
+      <w:rFonts w:ascii="Courier New" w:eastAsia="Times New Roman" w:hAnsi="Courier New" w:cs="Courier New"/>
+      <w:sz w:val="20"/>
+      <w:szCs w:val="20"/>
+      <w:lang w:eastAsia="ru-RU"/>
+    </w:rPr>
+  </w:style>
+  <w:style w:type="character" w:customStyle="1" w:styleId="y2iqfc">
+    <w:name w:val="y2iqfc"/>
+    <w:basedOn w:val="a0"/>
+    <w:rsid w:val="00B11290"/>
   </w:style>
 </w:styles>
 </file>
@@ -2314,6 +3657,27 @@
       <w:lang w:eastAsia="ru-RU"/>
     </w:rPr>
   </w:style>
+  <w:style w:type="paragraph" w:styleId="2">
+    <w:name w:val="heading 2"/>
+    <w:basedOn w:val="a"/>
+    <w:link w:val="20"/>
+    <w:uiPriority w:val="9"/>
+    <w:qFormat/>
+    <w:rsid w:val="00844D9C"/>
+    <w:pPr>
+      <w:spacing w:before="100" w:beforeAutospacing="1" w:after="100" w:afterAutospacing="1" w:line="240" w:lineRule="auto"/>
+      <w:ind w:left="0" w:right="0" w:firstLine="0"/>
+      <w:jc w:val="left"/>
+      <w:outlineLvl w:val="1"/>
+    </w:pPr>
+    <w:rPr>
+      <w:b/>
+      <w:bCs/>
+      <w:color w:val="auto"/>
+      <w:sz w:val="36"/>
+      <w:szCs w:val="36"/>
+    </w:rPr>
+  </w:style>
   <w:style w:type="character" w:default="1" w:styleId="a0">
     <w:name w:val="Default Paragraph Font"/>
     <w:uiPriority w:val="1"/>
@@ -2400,6 +3764,78 @@
       <w:color w:val="0000FF"/>
       <w:u w:val="single"/>
     </w:rPr>
+  </w:style>
+  <w:style w:type="character" w:customStyle="1" w:styleId="20">
+    <w:name w:val="Заголовок 2 Знак"/>
+    <w:basedOn w:val="a0"/>
+    <w:link w:val="2"/>
+    <w:uiPriority w:val="9"/>
+    <w:rsid w:val="00844D9C"/>
+    <w:rPr>
+      <w:rFonts w:ascii="Times New Roman" w:eastAsia="Times New Roman" w:hAnsi="Times New Roman" w:cs="Times New Roman"/>
+      <w:b/>
+      <w:bCs/>
+      <w:sz w:val="36"/>
+      <w:szCs w:val="36"/>
+      <w:lang w:eastAsia="ru-RU"/>
+    </w:rPr>
+  </w:style>
+  <w:style w:type="paragraph" w:styleId="HTML">
+    <w:name w:val="HTML Preformatted"/>
+    <w:basedOn w:val="a"/>
+    <w:link w:val="HTML0"/>
+    <w:uiPriority w:val="99"/>
+    <w:semiHidden/>
+    <w:unhideWhenUsed/>
+    <w:rsid w:val="00B11290"/>
+    <w:pPr>
+      <w:tabs>
+        <w:tab w:val="left" w:pos="916"/>
+        <w:tab w:val="left" w:pos="1832"/>
+        <w:tab w:val="left" w:pos="2748"/>
+        <w:tab w:val="left" w:pos="3664"/>
+        <w:tab w:val="left" w:pos="4580"/>
+        <w:tab w:val="left" w:pos="5496"/>
+        <w:tab w:val="left" w:pos="6412"/>
+        <w:tab w:val="left" w:pos="7328"/>
+        <w:tab w:val="left" w:pos="8244"/>
+        <w:tab w:val="left" w:pos="9160"/>
+        <w:tab w:val="left" w:pos="10076"/>
+        <w:tab w:val="left" w:pos="10992"/>
+        <w:tab w:val="left" w:pos="11908"/>
+        <w:tab w:val="left" w:pos="12824"/>
+        <w:tab w:val="left" w:pos="13740"/>
+        <w:tab w:val="left" w:pos="14656"/>
+      </w:tabs>
+      <w:spacing w:after="0" w:line="240" w:lineRule="auto"/>
+      <w:ind w:left="0" w:right="0" w:firstLine="0"/>
+      <w:jc w:val="left"/>
+    </w:pPr>
+    <w:rPr>
+      <w:rFonts w:ascii="Courier New" w:hAnsi="Courier New" w:cs="Courier New"/>
+      <w:color w:val="auto"/>
+      <w:sz w:val="20"/>
+      <w:szCs w:val="20"/>
+    </w:rPr>
+  </w:style>
+  <w:style w:type="character" w:customStyle="1" w:styleId="HTML0">
+    <w:name w:val="Стандартный HTML Знак"/>
+    <w:basedOn w:val="a0"/>
+    <w:link w:val="HTML"/>
+    <w:uiPriority w:val="99"/>
+    <w:semiHidden/>
+    <w:rsid w:val="00B11290"/>
+    <w:rPr>
+      <w:rFonts w:ascii="Courier New" w:eastAsia="Times New Roman" w:hAnsi="Courier New" w:cs="Courier New"/>
+      <w:sz w:val="20"/>
+      <w:szCs w:val="20"/>
+      <w:lang w:eastAsia="ru-RU"/>
+    </w:rPr>
+  </w:style>
+  <w:style w:type="character" w:customStyle="1" w:styleId="y2iqfc">
+    <w:name w:val="y2iqfc"/>
+    <w:basedOn w:val="a0"/>
+    <w:rsid w:val="00B11290"/>
   </w:style>
 </w:styles>
 </file>

--- a/fairy farm.docx
+++ b/fairy farm.docx
@@ -4,11 +4,17 @@
   <w:body>
     <w:p>
       <w:pPr>
-        <w:spacing w:after="0" w:line="360" w:lineRule="auto"/>
-        <w:ind w:left="0" w:right="0" w:firstLine="709"/>
-      </w:pPr>
-      <w:bookmarkStart w:id="0" w:name="_GoBack"/>
-      <w:r>
+        <w:pStyle w:val="1"/>
+        <w:rPr>
+          <w:rFonts w:ascii="Times New Roman" w:hAnsi="Times New Roman" w:cs="Times New Roman"/>
+          <w:color w:val="000000" w:themeColor="text1"/>
+        </w:rPr>
+      </w:pPr>
+      <w:r>
+        <w:rPr>
+          <w:rFonts w:ascii="Times New Roman" w:hAnsi="Times New Roman" w:cs="Times New Roman"/>
+          <w:color w:val="000000" w:themeColor="text1"/>
+        </w:rPr>
         <w:t>ВВЕДЕНИЕ</w:t>
       </w:r>
     </w:p>
@@ -16,33 +22,60 @@
       <w:pPr>
         <w:spacing w:after="0" w:line="360" w:lineRule="auto"/>
         <w:ind w:left="0" w:right="0" w:firstLine="709"/>
-      </w:pPr>
-      <w:r>
+        <w:rPr>
+          <w:szCs w:val="28"/>
+        </w:rPr>
+      </w:pPr>
+      <w:r>
+        <w:rPr>
+          <w:szCs w:val="28"/>
+        </w:rPr>
         <w:t xml:space="preserve">Целью данной курсовой работы является </w:t>
       </w:r>
       <w:r>
+        <w:rPr>
+          <w:szCs w:val="28"/>
+        </w:rPr>
         <w:t>создание</w:t>
       </w:r>
       <w:r>
+        <w:rPr>
+          <w:szCs w:val="28"/>
+        </w:rPr>
         <w:t xml:space="preserve"> </w:t>
       </w:r>
       <w:proofErr w:type="spellStart"/>
       <w:r>
+        <w:rPr>
+          <w:szCs w:val="28"/>
+        </w:rPr>
         <w:t>геймдизайн</w:t>
       </w:r>
       <w:proofErr w:type="spellEnd"/>
       <w:r>
+        <w:rPr>
+          <w:szCs w:val="28"/>
+        </w:rPr>
         <w:t xml:space="preserve">-документа для фермерской ролевой игры с </w:t>
       </w:r>
       <w:r>
+        <w:rPr>
+          <w:szCs w:val="28"/>
+        </w:rPr>
         <w:t xml:space="preserve">элементами </w:t>
       </w:r>
       <w:proofErr w:type="spellStart"/>
       <w:r>
+        <w:rPr>
+          <w:szCs w:val="28"/>
+        </w:rPr>
         <w:t>ведьмовства</w:t>
       </w:r>
       <w:proofErr w:type="spellEnd"/>
       <w:r>
+        <w:rPr>
+          <w:szCs w:val="28"/>
+        </w:rPr>
         <w:t xml:space="preserve"> и магии.</w:t>
       </w:r>
     </w:p>
@@ -50,74 +83,140 @@
       <w:pPr>
         <w:spacing w:after="0" w:line="360" w:lineRule="auto"/>
         <w:ind w:left="0" w:right="0" w:firstLine="709"/>
-      </w:pPr>
-      <w:r>
+        <w:rPr>
+          <w:szCs w:val="28"/>
+        </w:rPr>
+      </w:pPr>
+      <w:r>
+        <w:rPr>
+          <w:szCs w:val="28"/>
+        </w:rPr>
         <w:t xml:space="preserve">Актуальность данной </w:t>
       </w:r>
       <w:r>
+        <w:rPr>
+          <w:szCs w:val="28"/>
+        </w:rPr>
         <w:t>игры</w:t>
       </w:r>
       <w:r>
+        <w:rPr>
+          <w:szCs w:val="28"/>
+        </w:rPr>
         <w:t xml:space="preserve"> обусловлена в первую очередь популярностью фермерских симуляторов.</w:t>
       </w:r>
       <w:r>
+        <w:rPr>
+          <w:szCs w:val="28"/>
+        </w:rPr>
         <w:t xml:space="preserve"> Подобные игры притягивают игроков своим медитативным</w:t>
       </w:r>
       <w:r>
+        <w:rPr>
+          <w:szCs w:val="28"/>
+        </w:rPr>
         <w:t xml:space="preserve"> </w:t>
       </w:r>
       <w:proofErr w:type="spellStart"/>
       <w:r>
+        <w:rPr>
+          <w:szCs w:val="28"/>
+        </w:rPr>
         <w:t>геймплеем</w:t>
       </w:r>
       <w:proofErr w:type="spellEnd"/>
       <w:r>
+        <w:rPr>
+          <w:szCs w:val="28"/>
+        </w:rPr>
         <w:t>, чувством прогресса и возможностью развития.</w:t>
       </w:r>
       <w:r>
+        <w:rPr>
+          <w:szCs w:val="28"/>
+        </w:rPr>
         <w:t xml:space="preserve"> Существует спрос на уютные игры, которые притягивают приятной атмосферой и спокойствием. В современном мире полном тревог и спешки, такой жанр всегда будет иметь свою аудиторию. </w:t>
       </w:r>
       <w:r>
+        <w:rPr>
+          <w:szCs w:val="28"/>
+        </w:rPr>
         <w:t>К</w:t>
       </w:r>
       <w:r>
+        <w:rPr>
+          <w:szCs w:val="28"/>
+        </w:rPr>
         <w:t>ро</w:t>
       </w:r>
       <w:r>
+        <w:rPr>
+          <w:szCs w:val="28"/>
+        </w:rPr>
         <w:t xml:space="preserve">ме </w:t>
       </w:r>
       <w:proofErr w:type="spellStart"/>
       <w:r>
+        <w:rPr>
+          <w:szCs w:val="28"/>
+        </w:rPr>
         <w:t>геймплея</w:t>
       </w:r>
       <w:proofErr w:type="spellEnd"/>
       <w:r>
+        <w:rPr>
+          <w:szCs w:val="28"/>
+        </w:rPr>
         <w:t xml:space="preserve"> завязанного на фермерстве разрабатываемая игра будет</w:t>
       </w:r>
       <w:r>
+        <w:rPr>
+          <w:szCs w:val="28"/>
+        </w:rPr>
         <w:t xml:space="preserve"> иметь свои уникальные особенности</w:t>
       </w:r>
       <w:r>
+        <w:rPr>
+          <w:szCs w:val="28"/>
+        </w:rPr>
         <w:t xml:space="preserve">, которые понравятся поклонникам </w:t>
       </w:r>
       <w:proofErr w:type="spellStart"/>
       <w:r>
+        <w:rPr>
+          <w:szCs w:val="28"/>
+        </w:rPr>
         <w:t>фэнтезийного</w:t>
       </w:r>
       <w:proofErr w:type="spellEnd"/>
       <w:r>
+        <w:rPr>
+          <w:szCs w:val="28"/>
+        </w:rPr>
         <w:t xml:space="preserve"> жанра.</w:t>
       </w:r>
       <w:r>
+        <w:rPr>
+          <w:szCs w:val="28"/>
+        </w:rPr>
         <w:t xml:space="preserve"> Главной </w:t>
       </w:r>
       <w:r>
+        <w:rPr>
+          <w:szCs w:val="28"/>
+        </w:rPr>
         <w:t xml:space="preserve">такой </w:t>
       </w:r>
       <w:r>
+        <w:rPr>
+          <w:szCs w:val="28"/>
+        </w:rPr>
         <w:t>отличительной чертой будет являться свой мир игры, полный магии и загадок, а вследствие</w:t>
       </w:r>
       <w:r>
+        <w:rPr>
+          <w:szCs w:val="28"/>
+        </w:rPr>
         <w:t xml:space="preserve"> этого и интересный сюжет.</w:t>
       </w:r>
     </w:p>
@@ -125,24 +224,42 @@
       <w:pPr>
         <w:spacing w:after="0" w:line="360" w:lineRule="auto"/>
         <w:ind w:left="0" w:right="0" w:firstLine="709"/>
-      </w:pPr>
-      <w:r>
+        <w:rPr>
+          <w:szCs w:val="28"/>
+        </w:rPr>
+      </w:pPr>
+      <w:r>
+        <w:rPr>
+          <w:szCs w:val="28"/>
+        </w:rPr>
         <w:t xml:space="preserve">Объектом исследования является игровой процесс фермерских ролевых игр, включая их основные механики, </w:t>
       </w:r>
       <w:proofErr w:type="spellStart"/>
       <w:r>
+        <w:rPr>
+          <w:szCs w:val="28"/>
+        </w:rPr>
         <w:t>нарративные</w:t>
       </w:r>
       <w:proofErr w:type="spellEnd"/>
       <w:r>
+        <w:rPr>
+          <w:szCs w:val="28"/>
+        </w:rPr>
         <w:t xml:space="preserve"> структуры и способы </w:t>
       </w:r>
       <w:proofErr w:type="spellStart"/>
       <w:r>
+        <w:rPr>
+          <w:szCs w:val="28"/>
+        </w:rPr>
         <w:t>доенесения</w:t>
       </w:r>
       <w:proofErr w:type="spellEnd"/>
       <w:r>
+        <w:rPr>
+          <w:szCs w:val="28"/>
+        </w:rPr>
         <w:t xml:space="preserve"> истории до игрока.</w:t>
       </w:r>
     </w:p>
@@ -150,32 +267,63 @@
       <w:pPr>
         <w:spacing w:after="0" w:line="360" w:lineRule="auto"/>
         <w:ind w:left="0" w:right="0" w:firstLine="709"/>
-      </w:pPr>
-      <w:r>
+        <w:rPr>
+          <w:szCs w:val="28"/>
+        </w:rPr>
+      </w:pPr>
+      <w:r>
+        <w:rPr>
+          <w:szCs w:val="28"/>
+        </w:rPr>
         <w:t xml:space="preserve">Предметом исследования является процесс создания </w:t>
       </w:r>
       <w:proofErr w:type="spellStart"/>
       <w:r>
+        <w:rPr>
+          <w:szCs w:val="28"/>
+        </w:rPr>
         <w:t>геймдизайн</w:t>
       </w:r>
       <w:proofErr w:type="spellEnd"/>
       <w:r>
+        <w:rPr>
+          <w:szCs w:val="28"/>
+        </w:rPr>
         <w:t>-документа для оригинальной фермерской ролевой игры «</w:t>
       </w:r>
       <w:proofErr w:type="spellStart"/>
       <w:r>
+        <w:rPr>
+          <w:szCs w:val="28"/>
+        </w:rPr>
         <w:t>Heather</w:t>
       </w:r>
       <w:proofErr w:type="spellEnd"/>
       <w:r>
+        <w:rPr>
+          <w:szCs w:val="28"/>
+        </w:rPr>
         <w:t xml:space="preserve"> </w:t>
       </w:r>
-      <w:proofErr w:type="spellStart"/>
-      <w:r>
-        <w:t>fields</w:t>
-      </w:r>
-      <w:proofErr w:type="spellEnd"/>
-      <w:r>
+      <w:r>
+        <w:rPr>
+          <w:szCs w:val="28"/>
+          <w:lang w:val="en-US"/>
+        </w:rPr>
+        <w:t>F</w:t>
+      </w:r>
+      <w:proofErr w:type="spellStart"/>
+      <w:r>
+        <w:rPr>
+          <w:szCs w:val="28"/>
+        </w:rPr>
+        <w:t>ields</w:t>
+      </w:r>
+      <w:proofErr w:type="spellEnd"/>
+      <w:r>
+        <w:rPr>
+          <w:szCs w:val="28"/>
+        </w:rPr>
         <w:t>», включая описание пользовательского опыта и основных игровых механик.</w:t>
       </w:r>
     </w:p>
@@ -183,32 +331,63 @@
       <w:pPr>
         <w:spacing w:after="0" w:line="360" w:lineRule="auto"/>
         <w:ind w:left="0" w:right="0" w:firstLine="709"/>
-      </w:pPr>
-      <w:r>
+        <w:rPr>
+          <w:szCs w:val="28"/>
+        </w:rPr>
+      </w:pPr>
+      <w:r>
+        <w:rPr>
+          <w:szCs w:val="28"/>
+        </w:rPr>
         <w:t xml:space="preserve">Предполагаемым результатом работы – структурированный и детализированный </w:t>
       </w:r>
       <w:proofErr w:type="spellStart"/>
       <w:r>
+        <w:rPr>
+          <w:szCs w:val="28"/>
+        </w:rPr>
         <w:t>геймдизайн</w:t>
       </w:r>
       <w:proofErr w:type="spellEnd"/>
       <w:r>
+        <w:rPr>
+          <w:szCs w:val="28"/>
+        </w:rPr>
         <w:t>-документ для игры «</w:t>
       </w:r>
       <w:proofErr w:type="spellStart"/>
       <w:r>
+        <w:rPr>
+          <w:szCs w:val="28"/>
+        </w:rPr>
         <w:t>Heather</w:t>
       </w:r>
       <w:proofErr w:type="spellEnd"/>
       <w:r>
+        <w:rPr>
+          <w:szCs w:val="28"/>
+        </w:rPr>
         <w:t xml:space="preserve"> </w:t>
       </w:r>
-      <w:proofErr w:type="spellStart"/>
-      <w:r>
-        <w:t>fields</w:t>
-      </w:r>
-      <w:proofErr w:type="spellEnd"/>
-      <w:r>
+      <w:r>
+        <w:rPr>
+          <w:szCs w:val="28"/>
+          <w:lang w:val="en-US"/>
+        </w:rPr>
+        <w:t>F</w:t>
+      </w:r>
+      <w:proofErr w:type="spellStart"/>
+      <w:r>
+        <w:rPr>
+          <w:szCs w:val="28"/>
+        </w:rPr>
+        <w:t>ields</w:t>
+      </w:r>
+      <w:proofErr w:type="spellEnd"/>
+      <w:r>
+        <w:rPr>
+          <w:szCs w:val="28"/>
+        </w:rPr>
         <w:t>» с полным описанием всех механик и особенностей игры.</w:t>
       </w:r>
     </w:p>
@@ -216,58 +395,94 @@
       <w:pPr>
         <w:spacing w:after="0" w:line="360" w:lineRule="auto"/>
         <w:ind w:left="0" w:right="0" w:firstLine="709"/>
+        <w:rPr>
+          <w:szCs w:val="28"/>
+        </w:rPr>
       </w:pPr>
       <w:proofErr w:type="gramStart"/>
       <w:r>
+        <w:rPr>
+          <w:szCs w:val="28"/>
+        </w:rPr>
         <w:t>Итоговых</w:t>
       </w:r>
       <w:proofErr w:type="gramEnd"/>
       <w:r>
+        <w:rPr>
+          <w:szCs w:val="28"/>
+        </w:rPr>
         <w:t xml:space="preserve"> </w:t>
       </w:r>
       <w:proofErr w:type="spellStart"/>
       <w:r>
+        <w:rPr>
+          <w:szCs w:val="28"/>
+        </w:rPr>
         <w:t>геймдизайн</w:t>
       </w:r>
       <w:proofErr w:type="spellEnd"/>
       <w:r>
+        <w:rPr>
+          <w:szCs w:val="28"/>
+        </w:rPr>
         <w:t>-документ может быть использован в качестве прототипа для дальнейшей разработки игры.</w:t>
       </w:r>
     </w:p>
     <w:p>
       <w:pPr>
-        <w:spacing w:after="200" w:line="276" w:lineRule="auto"/>
-        <w:ind w:left="0" w:right="0" w:firstLine="0"/>
-        <w:jc w:val="left"/>
-      </w:pPr>
-      <w:r>
+        <w:spacing w:after="0" w:line="360" w:lineRule="auto"/>
+        <w:ind w:left="0" w:right="0" w:firstLine="709"/>
+        <w:rPr>
+          <w:szCs w:val="28"/>
+        </w:rPr>
+      </w:pPr>
+      <w:r>
+        <w:rPr>
+          <w:szCs w:val="28"/>
+        </w:rPr>
         <w:br w:type="page"/>
       </w:r>
     </w:p>
     <w:p>
       <w:pPr>
-        <w:pStyle w:val="a4"/>
-        <w:numPr>
-          <w:ilvl w:val="0"/>
-          <w:numId w:val="3"/>
-        </w:numPr>
-        <w:spacing w:after="0" w:line="360" w:lineRule="auto"/>
-        <w:ind w:right="0"/>
-      </w:pPr>
-      <w:r>
+        <w:pStyle w:val="1"/>
+        <w:rPr>
+          <w:rFonts w:ascii="Times New Roman" w:hAnsi="Times New Roman" w:cs="Times New Roman"/>
+          <w:color w:val="000000" w:themeColor="text1"/>
+        </w:rPr>
+      </w:pPr>
+      <w:r>
+        <w:rPr>
+          <w:rFonts w:ascii="Times New Roman" w:hAnsi="Times New Roman" w:cs="Times New Roman"/>
+          <w:color w:val="000000" w:themeColor="text1"/>
+        </w:rPr>
         <w:lastRenderedPageBreak/>
+        <w:t xml:space="preserve">1. </w:t>
+      </w:r>
+      <w:r>
+        <w:rPr>
+          <w:rFonts w:ascii="Times New Roman" w:hAnsi="Times New Roman" w:cs="Times New Roman"/>
+          <w:color w:val="000000" w:themeColor="text1"/>
+        </w:rPr>
         <w:t>АНАЛИЗ ПРЕДМЕТНОЙ ОБЛАСТИ</w:t>
       </w:r>
-      <w:r>
-        <w:tab/>
-      </w:r>
-    </w:p>
-    <w:p>
-      <w:pPr>
-        <w:spacing w:after="0" w:line="360" w:lineRule="auto"/>
-        <w:ind w:left="0" w:right="0" w:firstLine="709"/>
-      </w:pPr>
-      <w:r>
+    </w:p>
+    <w:p>
+      <w:pPr>
+        <w:pStyle w:val="2"/>
+        <w:spacing w:before="0" w:beforeAutospacing="0" w:after="0" w:afterAutospacing="0" w:line="360" w:lineRule="auto"/>
+        <w:ind w:firstLine="709"/>
+        <w:jc w:val="both"/>
+        <w:rPr>
+          <w:sz w:val="28"/>
+          <w:szCs w:val="28"/>
+        </w:rPr>
+      </w:pPr>
+      <w:r>
+        <w:rPr>
+          <w:sz w:val="28"/>
+          <w:szCs w:val="28"/>
+        </w:rPr>
         <w:t>1.1 Описание разрабатываемого игрового продукта</w:t>
       </w:r>
     </w:p>
@@ -275,929 +490,2100 @@
       <w:pPr>
         <w:spacing w:after="0" w:line="360" w:lineRule="auto"/>
         <w:ind w:left="0" w:right="0" w:firstLine="709"/>
-      </w:pPr>
-      <w:r>
+        <w:rPr>
+          <w:szCs w:val="28"/>
+        </w:rPr>
+      </w:pPr>
+      <w:r>
+        <w:rPr>
+          <w:szCs w:val="28"/>
+        </w:rPr>
         <w:t>«</w:t>
       </w:r>
       <w:proofErr w:type="spellStart"/>
       <w:r>
+        <w:rPr>
+          <w:szCs w:val="28"/>
+        </w:rPr>
         <w:t>Heather</w:t>
       </w:r>
       <w:proofErr w:type="spellEnd"/>
       <w:r>
+        <w:rPr>
+          <w:szCs w:val="28"/>
+        </w:rPr>
         <w:t xml:space="preserve"> </w:t>
       </w:r>
-      <w:proofErr w:type="spellStart"/>
-      <w:r>
-        <w:t>fields</w:t>
-      </w:r>
-      <w:proofErr w:type="spellEnd"/>
-      <w:r>
+      <w:r>
+        <w:rPr>
+          <w:szCs w:val="28"/>
+          <w:lang w:val="en-US"/>
+        </w:rPr>
+        <w:t>F</w:t>
+      </w:r>
+      <w:proofErr w:type="spellStart"/>
+      <w:r>
+        <w:rPr>
+          <w:szCs w:val="28"/>
+        </w:rPr>
+        <w:t>ields</w:t>
+      </w:r>
+      <w:proofErr w:type="spellEnd"/>
+      <w:r>
+        <w:rPr>
+          <w:szCs w:val="28"/>
+        </w:rPr>
         <w:t>»</w:t>
       </w:r>
       <w:r>
+        <w:rPr>
+          <w:szCs w:val="28"/>
+        </w:rPr>
         <w:t xml:space="preserve"> -</w:t>
       </w:r>
       <w:r>
+        <w:rPr>
+          <w:szCs w:val="28"/>
+        </w:rPr>
         <w:t xml:space="preserve"> </w:t>
       </w:r>
       <w:r>
+        <w:rPr>
+          <w:szCs w:val="28"/>
+        </w:rPr>
         <w:t>однопользовательская фермерска</w:t>
       </w:r>
       <w:r>
+        <w:rPr>
+          <w:szCs w:val="28"/>
+        </w:rPr>
         <w:t xml:space="preserve">я </w:t>
       </w:r>
       <w:r>
+        <w:rPr>
+          <w:szCs w:val="28"/>
+        </w:rPr>
         <w:t xml:space="preserve">ролевая игра с элементами </w:t>
       </w:r>
       <w:proofErr w:type="spellStart"/>
       <w:r>
+        <w:rPr>
+          <w:szCs w:val="28"/>
+        </w:rPr>
         <w:t>ведьмовства</w:t>
       </w:r>
       <w:proofErr w:type="spellEnd"/>
       <w:r>
+        <w:rPr>
+          <w:szCs w:val="28"/>
+        </w:rPr>
         <w:t xml:space="preserve">. Игрок управляет молодой ведьмой </w:t>
       </w:r>
       <w:proofErr w:type="spellStart"/>
       <w:r>
+        <w:rPr>
+          <w:szCs w:val="28"/>
+        </w:rPr>
         <w:t>Агатой</w:t>
       </w:r>
       <w:proofErr w:type="spellEnd"/>
       <w:r>
-        <w:t xml:space="preserve">. </w:t>
-      </w:r>
-      <w:r>
-        <w:t xml:space="preserve">После смерти бабушки, </w:t>
-      </w:r>
-      <w:r>
-        <w:t>девушка</w:t>
-      </w:r>
-      <w:r>
+        <w:rPr>
+          <w:szCs w:val="28"/>
+        </w:rPr>
+        <w:t xml:space="preserve">, которая после смерти бабушки-ведьмы </w:t>
+      </w:r>
+      <w:proofErr w:type="spellStart"/>
+      <w:r>
+        <w:rPr>
+          <w:szCs w:val="28"/>
+        </w:rPr>
+        <w:t>Сабрины</w:t>
+      </w:r>
+      <w:proofErr w:type="spellEnd"/>
+      <w:r>
+        <w:rPr>
+          <w:szCs w:val="28"/>
+        </w:rPr>
+        <w:t xml:space="preserve"> переезжает в её запущенный дом.</w:t>
+      </w:r>
+      <w:r>
+        <w:rPr>
+          <w:szCs w:val="28"/>
+        </w:rPr>
+        <w:t xml:space="preserve"> Местные ведьмы</w:t>
+      </w:r>
+      <w:r>
+        <w:rPr>
+          <w:szCs w:val="28"/>
+        </w:rPr>
+        <w:t xml:space="preserve"> (ковен ведьм)</w:t>
+      </w:r>
+      <w:r>
+        <w:rPr>
+          <w:szCs w:val="28"/>
+        </w:rPr>
         <w:t xml:space="preserve"> </w:t>
       </w:r>
       <w:r>
-        <w:t>переезжает в ее дом жить</w:t>
-      </w:r>
-      <w:r>
-        <w:t>.</w:t>
-      </w:r>
-      <w:r>
-        <w:t xml:space="preserve"> Местные ведьмы</w:t>
-      </w:r>
-      <w:r>
-        <w:t xml:space="preserve"> (ковен ведьм)</w:t>
-      </w:r>
-      <w:r>
+        <w:rPr>
+          <w:szCs w:val="28"/>
+        </w:rPr>
+        <w:t xml:space="preserve">считают, что </w:t>
+      </w:r>
+      <w:r>
+        <w:rPr>
+          <w:szCs w:val="28"/>
+        </w:rPr>
+        <w:t>Агата</w:t>
+      </w:r>
+      <w:r>
+        <w:rPr>
+          <w:szCs w:val="28"/>
+        </w:rPr>
+        <w:t xml:space="preserve"> никогда не сможет стать такой же сильной, как ее </w:t>
+      </w:r>
+      <w:r>
+        <w:rPr>
+          <w:szCs w:val="28"/>
+        </w:rPr>
+        <w:t xml:space="preserve">покойная </w:t>
+      </w:r>
+      <w:r>
+        <w:rPr>
+          <w:szCs w:val="28"/>
+        </w:rPr>
+        <w:t>родственница.</w:t>
+      </w:r>
+      <w:r>
+        <w:rPr>
+          <w:szCs w:val="28"/>
+        </w:rPr>
+        <w:t xml:space="preserve"> В это же время в лесу начинает появляться </w:t>
+      </w:r>
+      <w:proofErr w:type="gramStart"/>
+      <w:r>
+        <w:rPr>
+          <w:szCs w:val="28"/>
+        </w:rPr>
+        <w:t>нечисть</w:t>
+      </w:r>
+      <w:proofErr w:type="gramEnd"/>
+      <w:r>
+        <w:rPr>
+          <w:szCs w:val="28"/>
+        </w:rPr>
+        <w:t xml:space="preserve"> и гниль. Пока их вред минимален, но опасность явно станет серьезнее в ближайшее время.</w:t>
+      </w:r>
+      <w:r>
+        <w:rPr>
+          <w:szCs w:val="28"/>
+        </w:rPr>
         <w:t xml:space="preserve"> </w:t>
       </w:r>
       <w:r>
-        <w:t xml:space="preserve">считают, что </w:t>
-      </w:r>
-      <w:r>
-        <w:t>Агата</w:t>
-      </w:r>
-      <w:r>
-        <w:t xml:space="preserve"> никогда не сможет стать такой же сильной, как ее </w:t>
-      </w:r>
-      <w:r>
-        <w:t xml:space="preserve">покойная </w:t>
-      </w:r>
-      <w:r>
-        <w:t>родственница.</w:t>
-      </w:r>
-      <w:r>
-        <w:t xml:space="preserve"> В это же время в лесу начинает появляться </w:t>
+        <w:rPr>
+          <w:szCs w:val="28"/>
+        </w:rPr>
+        <w:t xml:space="preserve">Игроку предстоит обустроить бабушкин дом и восстановить сад. Занимаясь садоводством, игрок будет выращивать различные растения и </w:t>
       </w:r>
       <w:proofErr w:type="gramStart"/>
       <w:r>
-        <w:t>нечисть</w:t>
+        <w:rPr>
+          <w:szCs w:val="28"/>
+        </w:rPr>
+        <w:t>травы</w:t>
       </w:r>
       <w:proofErr w:type="gramEnd"/>
       <w:r>
-        <w:t xml:space="preserve"> и гниль. Пока их вред минимален, но опасность явно станет серьезнее в ближайшее время.</w:t>
-      </w:r>
-      <w:r>
+        <w:rPr>
+          <w:szCs w:val="28"/>
+        </w:rPr>
+        <w:t xml:space="preserve"> и использовать их </w:t>
+      </w:r>
+      <w:r>
+        <w:rPr>
+          <w:szCs w:val="28"/>
+        </w:rPr>
+        <w:t>для создания магических товаров и защиты леса.</w:t>
+      </w:r>
+    </w:p>
+    <w:p>
+      <w:pPr>
+        <w:spacing w:after="0" w:line="360" w:lineRule="auto"/>
+        <w:ind w:left="0" w:right="0" w:firstLine="709"/>
+        <w:rPr>
+          <w:szCs w:val="28"/>
+        </w:rPr>
+      </w:pPr>
+      <w:r>
+        <w:rPr>
+          <w:szCs w:val="28"/>
+        </w:rPr>
+        <w:t>Ключевая особенность игры - совмещение уютного фермерс</w:t>
+      </w:r>
+      <w:r>
+        <w:rPr>
+          <w:szCs w:val="28"/>
+        </w:rPr>
+        <w:t>к</w:t>
+      </w:r>
+      <w:r>
+        <w:rPr>
+          <w:szCs w:val="28"/>
+        </w:rPr>
+        <w:t xml:space="preserve">ого </w:t>
+      </w:r>
+      <w:proofErr w:type="spellStart"/>
+      <w:r>
+        <w:rPr>
+          <w:szCs w:val="28"/>
+        </w:rPr>
+        <w:t>геймплея</w:t>
+      </w:r>
+      <w:proofErr w:type="spellEnd"/>
+      <w:r>
+        <w:rPr>
+          <w:szCs w:val="28"/>
+        </w:rPr>
+        <w:t xml:space="preserve"> с системой магии, которая </w:t>
+      </w:r>
+      <w:proofErr w:type="gramStart"/>
+      <w:r>
+        <w:rPr>
+          <w:szCs w:val="28"/>
+        </w:rPr>
+        <w:t>нужна</w:t>
+      </w:r>
+      <w:proofErr w:type="gramEnd"/>
+      <w:r>
+        <w:rPr>
+          <w:szCs w:val="28"/>
+        </w:rPr>
+        <w:t xml:space="preserve"> как и для торговли и помощи местным жителям, так и для проведения ритуалов для сдерживания </w:t>
+      </w:r>
+      <w:proofErr w:type="spellStart"/>
+      <w:r>
+        <w:rPr>
+          <w:szCs w:val="28"/>
+        </w:rPr>
+        <w:t>нечести</w:t>
+      </w:r>
+      <w:proofErr w:type="spellEnd"/>
+      <w:r>
+        <w:rPr>
+          <w:szCs w:val="28"/>
+        </w:rPr>
+        <w:t>. Игрок должен находить баланс между хозяйственными заботами и защитой окружающего мира.</w:t>
+      </w:r>
+    </w:p>
+    <w:p>
+      <w:pPr>
+        <w:spacing w:after="0" w:line="360" w:lineRule="auto"/>
+        <w:ind w:left="0" w:right="0" w:firstLine="709"/>
+        <w:rPr>
+          <w:szCs w:val="28"/>
+        </w:rPr>
+      </w:pPr>
+      <w:r>
+        <w:rPr>
+          <w:szCs w:val="28"/>
+        </w:rPr>
+        <w:t>Основной жанр, разрабатываемой игры – это фермерский симулятор / RPG с элементами симуляции жизни.</w:t>
+      </w:r>
+      <w:r>
+        <w:rPr>
+          <w:szCs w:val="28"/>
+        </w:rPr>
         <w:t xml:space="preserve"> </w:t>
       </w:r>
       <w:r>
-        <w:t xml:space="preserve">Игроку предстоит обустроить бабушкин дом и восстановить сад. Занимаясь садоводством, игрок будет выращивать различные растения и </w:t>
-      </w:r>
-      <w:proofErr w:type="gramStart"/>
-      <w:r>
-        <w:t>травы</w:t>
-      </w:r>
-      <w:proofErr w:type="gramEnd"/>
-      <w:r>
-        <w:t xml:space="preserve"> и использовать их </w:t>
-      </w:r>
-      <w:r>
-        <w:t>для создания магических товаров и защиты леса.</w:t>
-      </w:r>
-    </w:p>
-    <w:p>
-      <w:pPr>
-        <w:spacing w:after="0" w:line="360" w:lineRule="auto"/>
-        <w:ind w:left="0" w:right="0" w:firstLine="709"/>
-      </w:pPr>
-      <w:r>
-        <w:t xml:space="preserve">Ключевая особенность игры - совмещение уютного </w:t>
-      </w:r>
-      <w:proofErr w:type="spellStart"/>
-      <w:r>
-        <w:t>фермерсого</w:t>
-      </w:r>
-      <w:proofErr w:type="spellEnd"/>
-      <w:r>
-        <w:t xml:space="preserve"> </w:t>
-      </w:r>
-      <w:proofErr w:type="spellStart"/>
-      <w:r>
-        <w:t>геймплея</w:t>
-      </w:r>
-      <w:proofErr w:type="spellEnd"/>
-      <w:r>
-        <w:t xml:space="preserve"> с системой магии, которая </w:t>
-      </w:r>
-      <w:proofErr w:type="gramStart"/>
-      <w:r>
-        <w:t>нужна</w:t>
-      </w:r>
-      <w:proofErr w:type="gramEnd"/>
-      <w:r>
-        <w:t xml:space="preserve"> как и для торговли и помощи местным жителям, так и для проведения ритуалов для сдерживания </w:t>
-      </w:r>
-      <w:proofErr w:type="spellStart"/>
-      <w:r>
-        <w:t>нечести</w:t>
-      </w:r>
-      <w:proofErr w:type="spellEnd"/>
-      <w:r>
-        <w:t>. Игрок должен находить баланс между хозяйственными заботами и защитой окружающего мира.</w:t>
-      </w:r>
-    </w:p>
-    <w:p>
-      <w:pPr>
-        <w:spacing w:after="0" w:line="360" w:lineRule="auto"/>
-        <w:ind w:left="0" w:right="0" w:firstLine="709"/>
-      </w:pPr>
-    </w:p>
-    <w:p>
-      <w:pPr>
-        <w:spacing w:after="0" w:line="360" w:lineRule="auto"/>
-        <w:ind w:left="0" w:right="0" w:firstLine="709"/>
-      </w:pPr>
-      <w:r>
-        <w:t xml:space="preserve">Игровой продукт </w:t>
-      </w:r>
-      <w:r>
-        <w:t xml:space="preserve">рассчитан на ПК платформы. Основной моделью распространения будет являться </w:t>
-      </w:r>
-      <w:proofErr w:type="spellStart"/>
-      <w:r>
+        <w:rPr>
+          <w:szCs w:val="28"/>
+        </w:rPr>
+        <w:t xml:space="preserve">В качестве дополнительных жанровых элементов можно выделить: управление ресурсами, </w:t>
+      </w:r>
+      <w:proofErr w:type="spellStart"/>
+      <w:r>
+        <w:rPr>
+          <w:szCs w:val="28"/>
+        </w:rPr>
+        <w:t>крафтинг</w:t>
+      </w:r>
+      <w:proofErr w:type="spellEnd"/>
+      <w:r>
+        <w:rPr>
+          <w:szCs w:val="28"/>
+        </w:rPr>
+        <w:t>, элементы визуальной новеллы, выживание.</w:t>
+      </w:r>
+    </w:p>
+    <w:p>
+      <w:pPr>
+        <w:spacing w:after="0" w:line="360" w:lineRule="auto"/>
+        <w:ind w:left="0" w:right="0" w:firstLine="709"/>
+        <w:rPr>
+          <w:szCs w:val="28"/>
+        </w:rPr>
+      </w:pPr>
+      <w:r>
+        <w:rPr>
+          <w:szCs w:val="28"/>
+        </w:rPr>
+        <w:t>Игровой продукт рассчитан на ПК платформы (</w:t>
+      </w:r>
+      <w:proofErr w:type="spellStart"/>
+      <w:r>
+        <w:rPr>
+          <w:szCs w:val="28"/>
+        </w:rPr>
+        <w:t>Windows</w:t>
+      </w:r>
+      <w:proofErr w:type="spellEnd"/>
+      <w:r>
+        <w:rPr>
+          <w:szCs w:val="28"/>
+        </w:rPr>
+        <w:t xml:space="preserve">, </w:t>
+      </w:r>
+      <w:proofErr w:type="spellStart"/>
+      <w:r>
+        <w:rPr>
+          <w:szCs w:val="28"/>
+        </w:rPr>
+        <w:t>macOS</w:t>
+      </w:r>
+      <w:proofErr w:type="spellEnd"/>
+      <w:r>
+        <w:rPr>
+          <w:szCs w:val="28"/>
+        </w:rPr>
+        <w:t xml:space="preserve">). Основной моделью распространения будет являться </w:t>
+      </w:r>
+      <w:proofErr w:type="spellStart"/>
+      <w:r>
+        <w:rPr>
+          <w:szCs w:val="28"/>
+        </w:rPr>
         <w:t>Buy-to-Play</w:t>
       </w:r>
       <w:proofErr w:type="spellEnd"/>
       <w:r>
-        <w:t xml:space="preserve"> (</w:t>
-      </w:r>
-      <w:r>
-        <w:t>B2P</w:t>
-      </w:r>
-      <w:r>
-        <w:t>,</w:t>
+        <w:rPr>
+          <w:szCs w:val="28"/>
+        </w:rPr>
+        <w:t xml:space="preserve"> (B2P,</w:t>
       </w:r>
       <w:r>
         <w:rPr>
           <w:b/>
           <w:bCs/>
+          <w:szCs w:val="28"/>
         </w:rPr>
         <w:t xml:space="preserve"> </w:t>
       </w:r>
       <w:r>
+        <w:rPr>
+          <w:szCs w:val="28"/>
+        </w:rPr>
         <w:t>однократная покупка) с возможными будущими DLC (</w:t>
       </w:r>
       <w:proofErr w:type="spellStart"/>
       <w:r>
+        <w:rPr>
+          <w:szCs w:val="28"/>
+        </w:rPr>
         <w:fldChar w:fldCharType="begin"/>
       </w:r>
       <w:r>
+        <w:rPr>
+          <w:szCs w:val="28"/>
+        </w:rPr>
         <w:instrText xml:space="preserve"> HYPERLINK "https://www.google.com/search?q=Downloadable+Content&amp;sca_esv=f2ad961a722eda37&amp;biw=1070&amp;bih=1064&amp;sxsrf=ANbL-n764SFsn-oYE9cZrfeqBzSZLJSLXQ%3A1776014603519&amp;ei=C9XbacaxH8yl1fIPqJ_H4AM&amp;ved=2ahUKEwih3qSW6uiTAxVcExAIHXWvC_EQgK4QegYIAQgAEAM&amp;uact=5&amp;oq=DLC+%D1%8D%D1%82%D0%BE&amp;gs_lp=Egxnd3Mtd2l6LXNlcnAiCkRMQyDRjdGC0L4yChAAGIAEGEMYigUyBhAAGAcYHjIGEAAYBxgeMgYQABgHGB4yBhAAGAcYHjIGEAAYBxgeMgYQABgHGB4yBhAAGAcYHjIGEAAYBxgeMgYQABgHGB5I9wlQOVg5cAF4AZABAJgBsgGgAbIBqgEDMC4xuAEDyAEA-AEC-AEBmAICoALBAcICChAAGLADGNYEGEeYAwCIBgGQBgOSBwMxLjGgB88FsgcDMC4xuAe8AcIHBzAuMS4wLjHIBwqACAA&amp;sclient=gws-wiz-serp&amp;mstk=AUtExfBsWTzLmElOhd9BMxF7KUFzSjHLUCoWvTbRS6Pt0RQjaXXLM3mre4F3eXKJKMnngXKyof7rBs22nDKCV6OeDUxlaro3RfqfxkkzttZIR6EavKCh8o6o_PD1goSY73iisiU&amp;csui=3" </w:instrText>
       </w:r>
       <w:r>
+        <w:rPr>
+          <w:szCs w:val="28"/>
+        </w:rPr>
         <w:fldChar w:fldCharType="separate"/>
       </w:r>
       <w:r>
+        <w:rPr>
+          <w:szCs w:val="28"/>
+        </w:rPr>
         <w:t>Downloadable</w:t>
       </w:r>
       <w:proofErr w:type="spellEnd"/>
       <w:r>
+        <w:rPr>
+          <w:szCs w:val="28"/>
+        </w:rPr>
         <w:t xml:space="preserve"> </w:t>
       </w:r>
       <w:proofErr w:type="spellStart"/>
       <w:r>
+        <w:rPr>
+          <w:szCs w:val="28"/>
+        </w:rPr>
         <w:t>Content</w:t>
       </w:r>
       <w:proofErr w:type="spellEnd"/>
       <w:r>
+        <w:rPr>
+          <w:szCs w:val="28"/>
+        </w:rPr>
         <w:fldChar w:fldCharType="end"/>
       </w:r>
       <w:r>
-        <w:t>, дополнениями).</w:t>
-      </w:r>
-    </w:p>
-    <w:p>
-      <w:pPr>
-        <w:spacing w:after="0" w:line="360" w:lineRule="auto"/>
-        <w:ind w:left="0" w:right="0" w:firstLine="709"/>
-      </w:pPr>
-    </w:p>
-    <w:p>
-      <w:pPr>
-        <w:spacing w:after="0" w:line="360" w:lineRule="auto"/>
-        <w:ind w:left="0" w:right="0" w:firstLine="709"/>
-      </w:pPr>
-      <w:r>
+        <w:rPr>
+          <w:szCs w:val="28"/>
+        </w:rPr>
+        <w:t>, дополнениями) через 6-12 месяцев после релиза (новые сюжетные арки, новые виды растений, зелий).</w:t>
+      </w:r>
+    </w:p>
+    <w:p>
+      <w:pPr>
+        <w:spacing w:after="0" w:line="360" w:lineRule="auto"/>
+        <w:ind w:left="0" w:right="0" w:firstLine="709"/>
+        <w:rPr>
+          <w:szCs w:val="28"/>
+        </w:rPr>
+      </w:pPr>
+    </w:p>
+    <w:p>
+      <w:pPr>
+        <w:pStyle w:val="2"/>
+        <w:spacing w:before="0" w:beforeAutospacing="0" w:after="0" w:afterAutospacing="0" w:line="360" w:lineRule="auto"/>
+        <w:ind w:firstLine="709"/>
+        <w:jc w:val="both"/>
+        <w:rPr>
+          <w:sz w:val="28"/>
+          <w:szCs w:val="28"/>
+        </w:rPr>
+      </w:pPr>
+      <w:r>
+        <w:rPr>
+          <w:sz w:val="28"/>
+          <w:szCs w:val="28"/>
+        </w:rPr>
         <w:t xml:space="preserve">1.2 </w:t>
       </w:r>
       <w:r>
-        <w:t>Целевая аудитория</w:t>
-      </w:r>
-    </w:p>
-    <w:p>
-      <w:pPr>
-        <w:spacing w:after="0" w:line="360" w:lineRule="auto"/>
-        <w:ind w:left="0" w:right="0" w:firstLine="709"/>
-      </w:pPr>
-      <w:r>
-        <w:t>Определение целевой аудитории является одних из важных этапов, так как именно она будет пользоваться готовым продуктом. Отталкиваясь от того, каким людям должно нравиться играть в нашу игру, зависит то, какие функции добавлять, а какие нет,</w:t>
-      </w:r>
-      <w:r>
+        <w:rPr>
+          <w:sz w:val="28"/>
+          <w:szCs w:val="28"/>
+        </w:rPr>
+        <w:t>Анализ ц</w:t>
+      </w:r>
+      <w:r>
+        <w:rPr>
+          <w:sz w:val="28"/>
+          <w:szCs w:val="28"/>
+        </w:rPr>
+        <w:t>елев</w:t>
+      </w:r>
+      <w:r>
+        <w:rPr>
+          <w:sz w:val="28"/>
+          <w:szCs w:val="28"/>
+        </w:rPr>
+        <w:t>ой</w:t>
+      </w:r>
+      <w:r>
+        <w:rPr>
+          <w:sz w:val="28"/>
+          <w:szCs w:val="28"/>
+        </w:rPr>
+        <w:t xml:space="preserve"> аудитори</w:t>
+      </w:r>
+      <w:r>
+        <w:rPr>
+          <w:sz w:val="28"/>
+          <w:szCs w:val="28"/>
+        </w:rPr>
+        <w:t>и</w:t>
+      </w:r>
+    </w:p>
+    <w:p>
+      <w:pPr>
+        <w:spacing w:after="0" w:line="360" w:lineRule="auto"/>
+        <w:ind w:left="0" w:right="0" w:firstLine="709"/>
+        <w:rPr>
+          <w:szCs w:val="28"/>
+        </w:rPr>
+      </w:pPr>
+      <w:r>
+        <w:rPr>
+          <w:szCs w:val="28"/>
+        </w:rPr>
+        <w:t xml:space="preserve">Определение целевой аудитории является одних из важных этапов, так как именно она будет пользоваться готовым продуктом. Отталкиваясь от </w:t>
+      </w:r>
+      <w:r>
+        <w:rPr>
+          <w:szCs w:val="28"/>
+        </w:rPr>
+        <w:lastRenderedPageBreak/>
+        <w:t>того, каким людям должно нравиться играть в нашу игру, зависит то, какие функции добавлять, а какие нет, как следует проводить рекламную компанию и многое другое.</w:t>
+      </w:r>
+    </w:p>
+    <w:p>
+      <w:pPr>
+        <w:spacing w:after="0" w:line="360" w:lineRule="auto"/>
+        <w:ind w:left="0" w:right="0" w:firstLine="709"/>
+        <w:rPr>
+          <w:szCs w:val="28"/>
+        </w:rPr>
+      </w:pPr>
+      <w:r>
+        <w:rPr>
+          <w:szCs w:val="28"/>
+        </w:rPr>
+        <w:t>Вначале надо определить какой игровой опыт мы собираемся давать игроку. Основной акцент в нашей игре будет сделан на погружении в ми</w:t>
+      </w:r>
+      <w:r>
+        <w:rPr>
+          <w:szCs w:val="28"/>
+        </w:rPr>
+        <w:t>р и атмосферу</w:t>
+      </w:r>
+      <w:r>
+        <w:rPr>
+          <w:szCs w:val="28"/>
+        </w:rPr>
+        <w:t xml:space="preserve">. Другой важной составляющей является возможность исследовать этот самый мир. Таким </w:t>
+      </w:r>
+      <w:r>
+        <w:rPr>
+          <w:szCs w:val="28"/>
+        </w:rPr>
+        <w:t>образом,</w:t>
+      </w:r>
+      <w:r>
+        <w:rPr>
+          <w:szCs w:val="28"/>
+        </w:rPr>
+        <w:t xml:space="preserve"> мы можем охарактеризовать потенциальных игроков как исследователей.</w:t>
+      </w:r>
+    </w:p>
+    <w:p>
+      <w:pPr>
+        <w:spacing w:after="0" w:line="360" w:lineRule="auto"/>
+        <w:ind w:left="0" w:right="0" w:firstLine="709"/>
+        <w:rPr>
+          <w:szCs w:val="28"/>
+        </w:rPr>
+      </w:pPr>
+      <w:r>
+        <w:rPr>
+          <w:szCs w:val="28"/>
+        </w:rPr>
+        <w:t>Основная ф</w:t>
+      </w:r>
+      <w:r>
+        <w:rPr>
+          <w:szCs w:val="28"/>
+        </w:rPr>
+        <w:t xml:space="preserve">ермерская составляющая (выращивание растений, уход за животными, приготовление снадобий и так далее) привлекает игроков, которые любят цикличный медитативный геймплей и не ценят излишнюю сложность и стресс.  </w:t>
+      </w:r>
+      <w:r>
+        <w:rPr>
+          <w:szCs w:val="28"/>
+        </w:rPr>
+        <w:t>Основная особенность тих игр – простая рутина с понятной целью и видимым прогрессом, но позволяющая развиваться в своем темпе.</w:t>
+      </w:r>
+      <w:r>
+        <w:rPr>
+          <w:szCs w:val="28"/>
+        </w:rPr>
         <w:t xml:space="preserve"> </w:t>
       </w:r>
       <w:r>
-        <w:t>как следует проводить рекламную компанию и многое другое.</w:t>
-      </w:r>
-    </w:p>
-    <w:p>
-      <w:pPr>
-        <w:spacing w:after="0" w:line="360" w:lineRule="auto"/>
-        <w:ind w:left="0" w:right="0" w:firstLine="709"/>
-      </w:pPr>
-      <w:r>
-        <w:t>Вначале надо определить какой игровой опыт мы собираемся давать игроку. Основной акцент в нашей игре будет сделан на погружении в ми</w:t>
-      </w:r>
-      <w:r>
-        <w:t xml:space="preserve">р и </w:t>
-      </w:r>
-      <w:r>
+        <w:rPr>
+          <w:szCs w:val="28"/>
+        </w:rPr>
+        <w:t>Основной аудиторией данных игр являются преимущественно женщины</w:t>
+      </w:r>
+      <w:r>
+        <w:rPr>
+          <w:szCs w:val="28"/>
+        </w:rPr>
+        <w:t xml:space="preserve"> примерно в возрасте </w:t>
+      </w:r>
+      <w:r>
+        <w:rPr>
+          <w:szCs w:val="28"/>
+        </w:rPr>
+        <w:t xml:space="preserve">от 16 до 40. Популярными играми в таком жанре являются </w:t>
+      </w:r>
+      <w:proofErr w:type="spellStart"/>
+      <w:r>
+        <w:rPr>
+          <w:szCs w:val="28"/>
+          <w:lang w:val="en-US"/>
+        </w:rPr>
+        <w:t>Stardew</w:t>
+      </w:r>
+      <w:proofErr w:type="spellEnd"/>
+      <w:r>
+        <w:rPr>
+          <w:szCs w:val="28"/>
+        </w:rPr>
+        <w:t xml:space="preserve"> </w:t>
+      </w:r>
+      <w:r>
+        <w:rPr>
+          <w:szCs w:val="28"/>
+          <w:lang w:val="en-US"/>
+        </w:rPr>
+        <w:t>Valle</w:t>
+      </w:r>
+      <w:r>
+        <w:rPr>
+          <w:szCs w:val="28"/>
+          <w:lang w:val="en-US"/>
+        </w:rPr>
+        <w:t>y</w:t>
+      </w:r>
+      <w:r>
+        <w:rPr>
+          <w:szCs w:val="28"/>
+        </w:rPr>
+        <w:t>,</w:t>
+      </w:r>
+      <w:r>
+        <w:rPr>
+          <w:szCs w:val="28"/>
+        </w:rPr>
+        <w:t xml:space="preserve"> </w:t>
+      </w:r>
+      <w:r>
+        <w:rPr>
+          <w:szCs w:val="28"/>
+          <w:lang w:val="en-US"/>
+        </w:rPr>
+        <w:t>Animal</w:t>
+      </w:r>
+      <w:r>
+        <w:rPr>
+          <w:szCs w:val="28"/>
+        </w:rPr>
+        <w:t xml:space="preserve"> </w:t>
+      </w:r>
+      <w:r>
+        <w:rPr>
+          <w:szCs w:val="28"/>
+          <w:lang w:val="en-US"/>
+        </w:rPr>
+        <w:t>Crossing</w:t>
+      </w:r>
+      <w:r>
+        <w:rPr>
+          <w:szCs w:val="28"/>
+        </w:rPr>
+        <w:t xml:space="preserve">, </w:t>
+      </w:r>
+      <w:r>
+        <w:rPr>
+          <w:szCs w:val="28"/>
+          <w:lang w:val="en-US"/>
+        </w:rPr>
+        <w:t>Sun</w:t>
+      </w:r>
+      <w:r>
+        <w:rPr>
+          <w:szCs w:val="28"/>
+        </w:rPr>
+        <w:t xml:space="preserve"> </w:t>
+      </w:r>
+      <w:r>
+        <w:rPr>
+          <w:szCs w:val="28"/>
+          <w:lang w:val="en-US"/>
+        </w:rPr>
+        <w:t>Haven</w:t>
+      </w:r>
+      <w:r>
+        <w:rPr>
+          <w:szCs w:val="28"/>
+        </w:rPr>
+        <w:t xml:space="preserve">  и другие.</w:t>
+      </w:r>
+    </w:p>
+    <w:p>
+      <w:pPr>
+        <w:spacing w:after="0" w:line="360" w:lineRule="auto"/>
+        <w:ind w:left="0" w:right="0" w:firstLine="709"/>
+        <w:rPr>
+          <w:szCs w:val="28"/>
+        </w:rPr>
+      </w:pPr>
+      <w:r>
+        <w:rPr>
+          <w:szCs w:val="28"/>
+        </w:rPr>
+        <w:t xml:space="preserve">Основная тематика игры – </w:t>
+      </w:r>
+      <w:proofErr w:type="spellStart"/>
+      <w:r>
+        <w:rPr>
+          <w:szCs w:val="28"/>
+        </w:rPr>
+        <w:t>ведьмовство</w:t>
+      </w:r>
+      <w:proofErr w:type="spellEnd"/>
+      <w:r>
+        <w:rPr>
+          <w:szCs w:val="28"/>
+        </w:rPr>
+        <w:t>, интересна также преимущественно женщинам</w:t>
+      </w:r>
+      <w:r>
+        <w:rPr>
+          <w:szCs w:val="28"/>
+        </w:rPr>
+        <w:t xml:space="preserve">. Она заключается в создании зелий и другом </w:t>
+      </w:r>
+      <w:proofErr w:type="spellStart"/>
+      <w:r>
+        <w:rPr>
+          <w:szCs w:val="28"/>
+        </w:rPr>
+        <w:t>крафтинге</w:t>
+      </w:r>
+      <w:proofErr w:type="spellEnd"/>
+      <w:r>
+        <w:rPr>
+          <w:szCs w:val="28"/>
+        </w:rPr>
+        <w:t xml:space="preserve">, связанном с магией, </w:t>
+      </w:r>
+      <w:proofErr w:type="spellStart"/>
+      <w:r>
+        <w:rPr>
+          <w:szCs w:val="28"/>
+        </w:rPr>
+        <w:t>готичных</w:t>
+      </w:r>
+      <w:proofErr w:type="spellEnd"/>
+      <w:r>
+        <w:rPr>
+          <w:szCs w:val="28"/>
+        </w:rPr>
+        <w:t xml:space="preserve"> элементах и ведьмовском антураже.</w:t>
+      </w:r>
+      <w:r>
+        <w:rPr>
+          <w:szCs w:val="28"/>
+        </w:rPr>
+        <w:t xml:space="preserve"> Играми в этой тематике являются </w:t>
+      </w:r>
+      <w:r>
+        <w:rPr>
+          <w:szCs w:val="28"/>
+          <w:lang w:val="en-US"/>
+        </w:rPr>
+        <w:t>The</w:t>
+      </w:r>
+      <w:r>
+        <w:rPr>
+          <w:szCs w:val="28"/>
+        </w:rPr>
+        <w:t xml:space="preserve"> </w:t>
+      </w:r>
+      <w:r>
+        <w:rPr>
+          <w:szCs w:val="28"/>
+          <w:lang w:val="en-US"/>
+        </w:rPr>
+        <w:t>Cosmic</w:t>
+      </w:r>
+      <w:r>
+        <w:rPr>
+          <w:szCs w:val="28"/>
+        </w:rPr>
+        <w:t xml:space="preserve"> </w:t>
+      </w:r>
+      <w:r>
+        <w:rPr>
+          <w:szCs w:val="28"/>
+          <w:lang w:val="en-US"/>
+        </w:rPr>
+        <w:t>Wheel</w:t>
+      </w:r>
+      <w:r>
+        <w:rPr>
+          <w:szCs w:val="28"/>
+        </w:rPr>
+        <w:t xml:space="preserve"> </w:t>
+      </w:r>
+      <w:r>
+        <w:rPr>
+          <w:szCs w:val="28"/>
+          <w:lang w:val="en-US"/>
+        </w:rPr>
+        <w:t>Sisterhood</w:t>
+      </w:r>
+      <w:r>
+        <w:rPr>
+          <w:szCs w:val="28"/>
+        </w:rPr>
+        <w:t xml:space="preserve">, </w:t>
+      </w:r>
+      <w:proofErr w:type="spellStart"/>
+      <w:r>
+        <w:rPr>
+          <w:szCs w:val="28"/>
+          <w:lang w:val="en-US"/>
+        </w:rPr>
+        <w:t>Wytchwood</w:t>
+      </w:r>
+      <w:proofErr w:type="spellEnd"/>
+      <w:r>
+        <w:rPr>
+          <w:szCs w:val="28"/>
+        </w:rPr>
+        <w:t xml:space="preserve">, </w:t>
+      </w:r>
+      <w:proofErr w:type="spellStart"/>
+      <w:r>
+        <w:rPr>
+          <w:szCs w:val="28"/>
+          <w:lang w:val="en-US"/>
+        </w:rPr>
+        <w:t>Wylde</w:t>
+      </w:r>
+      <w:proofErr w:type="spellEnd"/>
+      <w:r>
+        <w:rPr>
+          <w:szCs w:val="28"/>
+        </w:rPr>
+        <w:t xml:space="preserve"> </w:t>
+      </w:r>
+      <w:r>
+        <w:rPr>
+          <w:szCs w:val="28"/>
+          <w:lang w:val="en-US"/>
+        </w:rPr>
+        <w:t>Flowers</w:t>
+      </w:r>
+      <w:r>
+        <w:rPr>
+          <w:szCs w:val="28"/>
+        </w:rPr>
+        <w:t xml:space="preserve"> и другие.</w:t>
+      </w:r>
+    </w:p>
+    <w:p>
+      <w:pPr>
+        <w:spacing w:after="0" w:line="360" w:lineRule="auto"/>
+        <w:ind w:left="0" w:right="0" w:firstLine="709"/>
+        <w:rPr>
+          <w:szCs w:val="28"/>
+        </w:rPr>
+      </w:pPr>
+      <w:proofErr w:type="spellStart"/>
+      <w:r>
+        <w:rPr>
+          <w:szCs w:val="28"/>
+        </w:rPr>
+        <w:t>Нарративная</w:t>
+      </w:r>
+      <w:proofErr w:type="spellEnd"/>
+      <w:r>
+        <w:rPr>
+          <w:szCs w:val="28"/>
+        </w:rPr>
+        <w:t xml:space="preserve"> </w:t>
+      </w:r>
+      <w:r>
+        <w:rPr>
+          <w:szCs w:val="28"/>
+          <w:lang w:val="en-US"/>
+        </w:rPr>
+        <w:t>RPG</w:t>
+      </w:r>
+      <w:r>
+        <w:rPr>
+          <w:szCs w:val="28"/>
+        </w:rPr>
+        <w:t xml:space="preserve"> составляющая является достаточно распространённой</w:t>
+      </w:r>
+      <w:r>
+        <w:rPr>
+          <w:szCs w:val="28"/>
+        </w:rPr>
+        <w:t xml:space="preserve"> и не имеет определённой конкретной аудитории. Но она состоит главным образом в </w:t>
+      </w:r>
+      <w:r>
+        <w:rPr>
+          <w:szCs w:val="28"/>
+        </w:rPr>
+        <w:t xml:space="preserve">наличии </w:t>
+      </w:r>
+      <w:r>
+        <w:rPr>
+          <w:szCs w:val="28"/>
+        </w:rPr>
+        <w:t xml:space="preserve"> </w:t>
+      </w:r>
+      <w:r>
+        <w:rPr>
+          <w:szCs w:val="28"/>
+        </w:rPr>
+        <w:t>сюжета, диалоговой системы и чаще всего выбора.</w:t>
+      </w:r>
+    </w:p>
+    <w:p>
+      <w:pPr>
+        <w:spacing w:after="0" w:line="360" w:lineRule="auto"/>
+        <w:ind w:left="0" w:right="0" w:firstLine="709"/>
+        <w:rPr>
+          <w:szCs w:val="28"/>
+        </w:rPr>
+      </w:pPr>
+      <w:r>
+        <w:rPr>
+          <w:szCs w:val="28"/>
+        </w:rPr>
+        <w:t xml:space="preserve">Таким образом, </w:t>
+      </w:r>
+      <w:r>
+        <w:rPr>
+          <w:szCs w:val="28"/>
+        </w:rPr>
+        <w:t xml:space="preserve">нашей целевой аудиторией разрабатываемой игры являются преимущественно женщины 16-40 лет, которым нравится уютная эстетика, расслабляющий </w:t>
+      </w:r>
+      <w:proofErr w:type="spellStart"/>
+      <w:r>
+        <w:rPr>
+          <w:szCs w:val="28"/>
+        </w:rPr>
+        <w:t>геймплей</w:t>
+      </w:r>
+      <w:proofErr w:type="spellEnd"/>
+      <w:r>
+        <w:rPr>
+          <w:szCs w:val="28"/>
+        </w:rPr>
+        <w:t xml:space="preserve"> и ведьмовская тематика.</w:t>
+      </w:r>
+    </w:p>
+    <w:p>
+      <w:pPr>
+        <w:spacing w:after="0" w:line="360" w:lineRule="auto"/>
+        <w:ind w:left="0" w:right="0" w:firstLine="709"/>
+        <w:rPr>
+          <w:szCs w:val="28"/>
+        </w:rPr>
+      </w:pPr>
+    </w:p>
+    <w:p>
+      <w:pPr>
+        <w:pStyle w:val="2"/>
+        <w:spacing w:before="0" w:beforeAutospacing="0" w:after="0" w:afterAutospacing="0" w:line="360" w:lineRule="auto"/>
+        <w:ind w:firstLine="709"/>
+        <w:jc w:val="both"/>
+        <w:rPr>
+          <w:sz w:val="28"/>
+          <w:szCs w:val="28"/>
+        </w:rPr>
+      </w:pPr>
+      <w:r>
+        <w:rPr>
+          <w:sz w:val="28"/>
+          <w:szCs w:val="28"/>
+        </w:rPr>
+        <w:t>1.3 Анализ основных конкурентов</w:t>
+      </w:r>
+    </w:p>
+    <w:p>
+      <w:pPr>
+        <w:spacing w:after="0" w:line="360" w:lineRule="auto"/>
+        <w:ind w:left="0" w:right="0" w:firstLine="709"/>
+        <w:rPr>
+          <w:szCs w:val="28"/>
+        </w:rPr>
+      </w:pPr>
+      <w:r>
+        <w:rPr>
+          <w:szCs w:val="28"/>
+        </w:rPr>
         <w:lastRenderedPageBreak/>
-        <w:t>атмосферу</w:t>
-      </w:r>
-      <w:r>
-        <w:t xml:space="preserve">. Другой важной составляющей является возможность исследовать этот самый мир. Таким </w:t>
-      </w:r>
-      <w:proofErr w:type="gramStart"/>
-      <w:r>
-        <w:t>образом</w:t>
-      </w:r>
-      <w:proofErr w:type="gramEnd"/>
-      <w:r>
-        <w:t xml:space="preserve"> мы можем охарактеризовать потенциальных игроков как исследователей.</w:t>
-      </w:r>
-    </w:p>
-    <w:p>
-      <w:pPr>
-        <w:spacing w:after="0" w:line="360" w:lineRule="auto"/>
-        <w:ind w:left="0" w:right="0" w:firstLine="709"/>
-      </w:pPr>
-      <w:r>
-        <w:t xml:space="preserve">Фермерская составляющая (выращивание растений, уход за животными, приготовление снадобий и так далее) привлекает игроков, которые любят цикличный медитативный геймплей и не ценят излишнюю сложность и стресс.  </w:t>
-      </w:r>
-      <w:r>
-        <w:t>Основная особенность тих игр – простая рутина с понятной целью и видимым прогрессом, но позволяющая развиваться в своем темпе.</w:t>
-      </w:r>
-      <w:r>
+        <w:t>Чтобы проанализировать текущий рынок, разберем несколько игр в похожем жанр</w:t>
+      </w:r>
+      <w:r>
+        <w:rPr>
+          <w:szCs w:val="28"/>
+        </w:rPr>
+        <w:t>е и тематике.</w:t>
+      </w:r>
+    </w:p>
+    <w:p>
+      <w:pPr>
+        <w:spacing w:after="0" w:line="360" w:lineRule="auto"/>
+        <w:ind w:left="0" w:right="0" w:firstLine="709"/>
+        <w:rPr>
+          <w:szCs w:val="28"/>
+        </w:rPr>
+      </w:pPr>
+      <w:proofErr w:type="spellStart"/>
+      <w:r>
+        <w:rPr>
+          <w:szCs w:val="28"/>
+        </w:rPr>
+        <w:t>Stardew</w:t>
+      </w:r>
+      <w:proofErr w:type="spellEnd"/>
+      <w:r>
+        <w:rPr>
+          <w:szCs w:val="28"/>
+        </w:rPr>
         <w:t xml:space="preserve"> </w:t>
       </w:r>
-      <w:r>
-        <w:t>Основной аудиторией данных игр являются преимущественно женщины</w:t>
-      </w:r>
-      <w:r>
-        <w:t xml:space="preserve"> примерно в возрасте </w:t>
-      </w:r>
-      <w:r>
-        <w:t xml:space="preserve">от 16 до 40. Популярными играми в таком жанре являются </w:t>
-      </w:r>
-      <w:proofErr w:type="spellStart"/>
-      <w:r>
-        <w:rPr>
+      <w:proofErr w:type="spellStart"/>
+      <w:r>
+        <w:rPr>
+          <w:szCs w:val="28"/>
+        </w:rPr>
+        <w:t>Valley</w:t>
+      </w:r>
+      <w:proofErr w:type="spellEnd"/>
+      <w:r>
+        <w:rPr>
+          <w:szCs w:val="28"/>
+        </w:rPr>
+        <w:t xml:space="preserve"> – компьютерная игра в жанр</w:t>
+      </w:r>
+      <w:r>
+        <w:rPr>
+          <w:szCs w:val="28"/>
+        </w:rPr>
+        <w:t>е симулятора жизни фермера с эл</w:t>
+      </w:r>
+      <w:r>
+        <w:rPr>
+          <w:szCs w:val="28"/>
+        </w:rPr>
+        <w:t>ементами ролевой игры</w:t>
+      </w:r>
+      <w:r>
+        <w:rPr>
+          <w:szCs w:val="28"/>
+        </w:rPr>
+        <w:t>. По сюжету игрок становится обладателем старой дедушкиной фермы</w:t>
+      </w:r>
+      <w:r>
+        <w:rPr>
+          <w:szCs w:val="28"/>
+        </w:rPr>
+        <w:t>. Игра предлагает множество различных занятий: сажать растения и ухаживать за ними, разводить скот, заниматься ремеслами, добывать руду, а также участвовать в жизни городка.</w:t>
+      </w:r>
+      <w:r>
+        <w:rPr>
+          <w:szCs w:val="28"/>
+        </w:rPr>
+        <w:t xml:space="preserve"> </w:t>
+      </w:r>
+    </w:p>
+    <w:p>
+      <w:pPr>
+        <w:spacing w:after="0" w:line="360" w:lineRule="auto"/>
+        <w:ind w:left="0" w:right="0" w:firstLine="709"/>
+        <w:rPr>
+          <w:szCs w:val="28"/>
+        </w:rPr>
+      </w:pPr>
+      <w:r>
+        <w:rPr>
+          <w:szCs w:val="28"/>
+        </w:rPr>
+        <w:t xml:space="preserve">За десять лет существования </w:t>
+      </w:r>
+      <w:proofErr w:type="spellStart"/>
+      <w:r>
+        <w:rPr>
+          <w:szCs w:val="28"/>
+        </w:rPr>
+        <w:t>Stardew</w:t>
+      </w:r>
+      <w:proofErr w:type="spellEnd"/>
+      <w:r>
+        <w:rPr>
+          <w:szCs w:val="28"/>
+        </w:rPr>
+        <w:t xml:space="preserve"> </w:t>
+      </w:r>
+      <w:proofErr w:type="spellStart"/>
+      <w:r>
+        <w:rPr>
+          <w:szCs w:val="28"/>
+        </w:rPr>
+        <w:t>Valley</w:t>
+      </w:r>
+      <w:proofErr w:type="spellEnd"/>
+      <w:r>
+        <w:rPr>
+          <w:szCs w:val="28"/>
+        </w:rPr>
+        <w:t xml:space="preserve"> приобрела большое количество контента и огромную преданную аудиторию.</w:t>
+      </w:r>
+      <w:r>
+        <w:rPr>
+          <w:szCs w:val="28"/>
+        </w:rPr>
+        <w:t xml:space="preserve"> Игру однозначно можно назвать одной из лучших в своем жанре за счет разнообразия, большой свободы воли и медитативного темпа игры, что может легко увлечь </w:t>
+      </w:r>
+      <w:r>
+        <w:rPr>
+          <w:szCs w:val="28"/>
+        </w:rPr>
+        <w:t>игрока на много часов. При создании механик связанных с фермерством, будет хорошим решением опираться на этот проект.</w:t>
+      </w:r>
+    </w:p>
+    <w:p>
+      <w:pPr>
+        <w:spacing w:after="0" w:line="360" w:lineRule="auto"/>
+        <w:ind w:left="0" w:right="0" w:firstLine="709"/>
+        <w:rPr>
+          <w:szCs w:val="28"/>
+        </w:rPr>
+      </w:pPr>
+      <w:proofErr w:type="spellStart"/>
+      <w:r>
+        <w:rPr>
+          <w:szCs w:val="28"/>
+        </w:rPr>
+        <w:t>Wylde</w:t>
+      </w:r>
+      <w:proofErr w:type="spellEnd"/>
+      <w:r>
+        <w:rPr>
+          <w:szCs w:val="28"/>
+        </w:rPr>
+        <w:t xml:space="preserve"> </w:t>
+      </w:r>
+      <w:proofErr w:type="spellStart"/>
+      <w:r>
+        <w:rPr>
+          <w:szCs w:val="28"/>
+        </w:rPr>
+        <w:t>Flowers</w:t>
+      </w:r>
+      <w:proofErr w:type="spellEnd"/>
+      <w:r>
+        <w:rPr>
+          <w:szCs w:val="28"/>
+        </w:rPr>
+        <w:t xml:space="preserve"> – уютный симулятор фермерской жизни. Игрок берет на себя роль девушки Тары, которая днем работает на ферме, а ночью колдует в кругу ковена. Игра включает себя как элементы сельской жизни: уход за посевами и скотом, рыбалку, ремесло и другие дела, так и ведьмовские: полеты на метле, зельеварени</w:t>
+      </w:r>
+      <w:r>
+        <w:rPr>
+          <w:szCs w:val="28"/>
+        </w:rPr>
+        <w:t>е, управление погодой и другое.</w:t>
+      </w:r>
+    </w:p>
+    <w:p>
+      <w:pPr>
+        <w:spacing w:after="0" w:line="360" w:lineRule="auto"/>
+        <w:ind w:left="0" w:right="0" w:firstLine="709"/>
+        <w:rPr>
+          <w:szCs w:val="28"/>
+        </w:rPr>
+      </w:pPr>
+      <w:r>
+        <w:rPr>
+          <w:szCs w:val="28"/>
+        </w:rPr>
+        <w:t xml:space="preserve">Атмосфера игры очень светлая и дружелюбная, отсутствует серьезный антагонист или угроза. Однако именно эта игра является ближайшим конкурентом по жанровому сочетанию «фермерство + </w:t>
+      </w:r>
+      <w:proofErr w:type="spellStart"/>
+      <w:r>
+        <w:rPr>
+          <w:szCs w:val="28"/>
+        </w:rPr>
+        <w:t>ведьмовство</w:t>
+      </w:r>
+      <w:proofErr w:type="spellEnd"/>
+      <w:r>
+        <w:rPr>
+          <w:szCs w:val="28"/>
+        </w:rPr>
+        <w:t xml:space="preserve">». При разработке системы магии и </w:t>
+      </w:r>
+      <w:proofErr w:type="spellStart"/>
+      <w:r>
+        <w:rPr>
+          <w:szCs w:val="28"/>
+        </w:rPr>
+        <w:t>зельеварения</w:t>
+      </w:r>
+      <w:proofErr w:type="spellEnd"/>
+      <w:r>
+        <w:rPr>
+          <w:szCs w:val="28"/>
+        </w:rPr>
+        <w:t xml:space="preserve"> стоит учитывать подходы </w:t>
+      </w:r>
+      <w:proofErr w:type="spellStart"/>
+      <w:r>
+        <w:rPr>
+          <w:szCs w:val="28"/>
+        </w:rPr>
+        <w:t>Wylde</w:t>
+      </w:r>
+      <w:proofErr w:type="spellEnd"/>
+      <w:r>
+        <w:rPr>
+          <w:szCs w:val="28"/>
+        </w:rPr>
+        <w:t xml:space="preserve"> </w:t>
+      </w:r>
+      <w:proofErr w:type="spellStart"/>
+      <w:r>
+        <w:rPr>
+          <w:szCs w:val="28"/>
+        </w:rPr>
+        <w:t>Flowers</w:t>
+      </w:r>
+      <w:proofErr w:type="spellEnd"/>
+      <w:r>
+        <w:rPr>
+          <w:szCs w:val="28"/>
+        </w:rPr>
+        <w:t>, но добавить более серьезный конфликт и мрачную эстетику.</w:t>
+      </w:r>
+    </w:p>
+    <w:p>
+      <w:pPr>
+        <w:spacing w:after="0" w:line="360" w:lineRule="auto"/>
+        <w:ind w:left="0" w:right="0" w:firstLine="709"/>
+        <w:rPr>
+          <w:szCs w:val="28"/>
+        </w:rPr>
+      </w:pPr>
+      <w:r>
+        <w:rPr>
+          <w:szCs w:val="28"/>
           <w:lang w:val="en-US"/>
         </w:rPr>
+        <w:t>Sun</w:t>
+      </w:r>
+      <w:r>
+        <w:rPr>
+          <w:szCs w:val="28"/>
+        </w:rPr>
+        <w:t xml:space="preserve"> </w:t>
+      </w:r>
+      <w:r>
+        <w:rPr>
+          <w:szCs w:val="28"/>
+          <w:lang w:val="en-US"/>
+        </w:rPr>
+        <w:t>Haven</w:t>
+      </w:r>
+      <w:r>
+        <w:rPr>
+          <w:szCs w:val="28"/>
+        </w:rPr>
+        <w:t xml:space="preserve"> – ролевая игра симулятор фермерской жизни. Игроку предстоит обустраивать свою ферму, развивать отношения с местными жителями и развивать магические навыки.</w:t>
+      </w:r>
+    </w:p>
+    <w:p>
+      <w:pPr>
+        <w:spacing w:after="0" w:line="360" w:lineRule="auto"/>
+        <w:ind w:left="0" w:right="0" w:firstLine="709"/>
+        <w:rPr>
+          <w:szCs w:val="28"/>
+        </w:rPr>
+      </w:pPr>
+      <w:r>
+        <w:rPr>
+          <w:szCs w:val="28"/>
+        </w:rPr>
+        <w:t xml:space="preserve">В отличие от </w:t>
+      </w:r>
+      <w:proofErr w:type="spellStart"/>
+      <w:r>
+        <w:rPr>
+          <w:szCs w:val="28"/>
+        </w:rPr>
         <w:t>Stardew</w:t>
       </w:r>
       <w:proofErr w:type="spellEnd"/>
       <w:r>
+        <w:rPr>
+          <w:szCs w:val="28"/>
+        </w:rPr>
         <w:t xml:space="preserve"> </w:t>
       </w:r>
-      <w:r>
-        <w:rPr>
+      <w:proofErr w:type="spellStart"/>
+      <w:r>
+        <w:rPr>
+          <w:szCs w:val="28"/>
+        </w:rPr>
+        <w:t>Valley</w:t>
+      </w:r>
+      <w:proofErr w:type="spellEnd"/>
+      <w:r>
+        <w:rPr>
+          <w:szCs w:val="28"/>
+        </w:rPr>
+        <w:t xml:space="preserve">, </w:t>
+      </w:r>
+      <w:proofErr w:type="spellStart"/>
+      <w:r>
+        <w:rPr>
+          <w:szCs w:val="28"/>
+        </w:rPr>
+        <w:t>Sun</w:t>
+      </w:r>
+      <w:proofErr w:type="spellEnd"/>
+      <w:r>
+        <w:rPr>
+          <w:szCs w:val="28"/>
+        </w:rPr>
+        <w:t xml:space="preserve"> </w:t>
+      </w:r>
+      <w:proofErr w:type="spellStart"/>
+      <w:r>
+        <w:rPr>
+          <w:szCs w:val="28"/>
+        </w:rPr>
+        <w:t>Haven</w:t>
+      </w:r>
+      <w:proofErr w:type="spellEnd"/>
+      <w:r>
+        <w:rPr>
+          <w:szCs w:val="28"/>
+        </w:rPr>
+        <w:t xml:space="preserve"> имеет </w:t>
+      </w:r>
+      <w:proofErr w:type="spellStart"/>
+      <w:r>
+        <w:rPr>
+          <w:szCs w:val="28"/>
+        </w:rPr>
+        <w:t>фэнтезийный</w:t>
+      </w:r>
+      <w:proofErr w:type="spellEnd"/>
+      <w:r>
+        <w:rPr>
+          <w:szCs w:val="28"/>
+        </w:rPr>
+        <w:t xml:space="preserve"> </w:t>
+      </w:r>
+      <w:proofErr w:type="spellStart"/>
+      <w:r>
+        <w:rPr>
+          <w:szCs w:val="28"/>
+        </w:rPr>
+        <w:t>сеттинг</w:t>
+      </w:r>
+      <w:proofErr w:type="spellEnd"/>
+      <w:r>
+        <w:rPr>
+          <w:szCs w:val="28"/>
+        </w:rPr>
+        <w:t xml:space="preserve"> с несколькими расами, магическими способностями и сражениями с монстрами. Магия здесь выступает скорее как боевой инструмент, а не как средство для </w:t>
+      </w:r>
+      <w:proofErr w:type="spellStart"/>
+      <w:r>
+        <w:rPr>
+          <w:szCs w:val="28"/>
+        </w:rPr>
+        <w:t>крафта</w:t>
+      </w:r>
+      <w:proofErr w:type="spellEnd"/>
+      <w:r>
+        <w:rPr>
+          <w:szCs w:val="28"/>
+        </w:rPr>
+        <w:t xml:space="preserve"> или защиты природы. Тем не менее, наличие магической </w:t>
+      </w:r>
+      <w:r>
+        <w:rPr>
+          <w:szCs w:val="28"/>
+        </w:rPr>
+        <w:lastRenderedPageBreak/>
+        <w:t>составляющей и развитой фермерской системы делает эту игру важным ориентиром для анализа.</w:t>
+      </w:r>
+    </w:p>
+    <w:p>
+      <w:pPr>
+        <w:spacing w:after="0" w:line="360" w:lineRule="auto"/>
+        <w:ind w:left="0" w:right="0" w:firstLine="709"/>
+        <w:rPr>
+          <w:szCs w:val="28"/>
+        </w:rPr>
+      </w:pPr>
+      <w:proofErr w:type="spellStart"/>
+      <w:r>
+        <w:rPr>
+          <w:szCs w:val="28"/>
+        </w:rPr>
+        <w:t>Wytchwood</w:t>
+      </w:r>
+      <w:proofErr w:type="spellEnd"/>
+      <w:r>
+        <w:rPr>
+          <w:szCs w:val="28"/>
+        </w:rPr>
+        <w:t xml:space="preserve"> </w:t>
+      </w:r>
+      <w:r>
+        <w:rPr>
+          <w:szCs w:val="28"/>
+        </w:rPr>
+        <w:t xml:space="preserve">– приключенческая игра с элементами </w:t>
+      </w:r>
+      <w:proofErr w:type="spellStart"/>
+      <w:r>
+        <w:rPr>
+          <w:szCs w:val="28"/>
+        </w:rPr>
+        <w:t>крафтинга</w:t>
+      </w:r>
+      <w:proofErr w:type="spellEnd"/>
+      <w:r>
+        <w:rPr>
+          <w:szCs w:val="28"/>
+        </w:rPr>
+        <w:t>, действие которой разворачивается в стране готических басен и сказок. Игрок в роли старой ведьмы исследует странные места, собирает волшебные ингр</w:t>
+      </w:r>
+      <w:r>
+        <w:rPr>
+          <w:szCs w:val="28"/>
+        </w:rPr>
+        <w:t>е</w:t>
+      </w:r>
+      <w:r>
+        <w:rPr>
+          <w:szCs w:val="28"/>
+        </w:rPr>
+        <w:t>диенты, варит колдовские заклинания и взаимод</w:t>
+      </w:r>
+      <w:r>
+        <w:rPr>
+          <w:szCs w:val="28"/>
+        </w:rPr>
+        <w:t>ействует с другими персонажами.</w:t>
+      </w:r>
+    </w:p>
+    <w:p>
+      <w:pPr>
+        <w:spacing w:after="0" w:line="360" w:lineRule="auto"/>
+        <w:ind w:left="0" w:right="0" w:firstLine="709"/>
+        <w:rPr>
+          <w:szCs w:val="28"/>
+        </w:rPr>
+      </w:pPr>
+      <w:r>
+        <w:rPr>
+          <w:szCs w:val="28"/>
+        </w:rPr>
+        <w:t xml:space="preserve">В отличие от предыдущих игр </w:t>
+      </w:r>
+      <w:proofErr w:type="spellStart"/>
+      <w:r>
+        <w:rPr>
+          <w:szCs w:val="28"/>
+        </w:rPr>
+        <w:t>Wytchwood</w:t>
+      </w:r>
+      <w:proofErr w:type="spellEnd"/>
+      <w:r>
+        <w:rPr>
+          <w:szCs w:val="28"/>
+        </w:rPr>
+        <w:t xml:space="preserve"> не имеет элементов фермерства, но</w:t>
+      </w:r>
+      <w:r>
+        <w:rPr>
+          <w:szCs w:val="28"/>
+        </w:rPr>
+        <w:t xml:space="preserve"> она делает акцент на систему </w:t>
+      </w:r>
+      <w:proofErr w:type="spellStart"/>
+      <w:r>
+        <w:rPr>
+          <w:szCs w:val="28"/>
+        </w:rPr>
+        <w:t>крафта</w:t>
+      </w:r>
+      <w:proofErr w:type="spellEnd"/>
+      <w:r>
+        <w:rPr>
+          <w:szCs w:val="28"/>
+        </w:rPr>
+        <w:t xml:space="preserve"> и воссоздание мрачной волше</w:t>
+      </w:r>
+      <w:r>
+        <w:rPr>
+          <w:szCs w:val="28"/>
+        </w:rPr>
+        <w:t>б</w:t>
+      </w:r>
+      <w:r>
+        <w:rPr>
+          <w:szCs w:val="28"/>
+        </w:rPr>
+        <w:t>ной атмосферы.</w:t>
+      </w:r>
+      <w:r>
+        <w:rPr>
+          <w:szCs w:val="28"/>
+        </w:rPr>
+        <w:t xml:space="preserve"> Поэтому при разработке механик связанных с различным </w:t>
+      </w:r>
+      <w:proofErr w:type="spellStart"/>
+      <w:r>
+        <w:rPr>
+          <w:szCs w:val="28"/>
+        </w:rPr>
+        <w:t>крафтом</w:t>
+      </w:r>
+      <w:proofErr w:type="spellEnd"/>
+      <w:r>
+        <w:rPr>
+          <w:szCs w:val="28"/>
+        </w:rPr>
+        <w:t xml:space="preserve"> и сбором ресурсов данная игра будет отличным примером для подражания.</w:t>
+      </w:r>
+    </w:p>
+    <w:p>
+      <w:pPr>
+        <w:spacing w:after="0" w:line="360" w:lineRule="auto"/>
+        <w:ind w:left="0" w:right="0" w:firstLine="709"/>
+        <w:rPr>
+          <w:szCs w:val="28"/>
+        </w:rPr>
+      </w:pPr>
+      <w:proofErr w:type="spellStart"/>
+      <w:r>
+        <w:rPr>
+          <w:szCs w:val="28"/>
+        </w:rPr>
+        <w:t>The</w:t>
+      </w:r>
+      <w:proofErr w:type="spellEnd"/>
+      <w:r>
+        <w:rPr>
+          <w:szCs w:val="28"/>
+        </w:rPr>
+        <w:t xml:space="preserve"> </w:t>
+      </w:r>
+      <w:proofErr w:type="spellStart"/>
+      <w:r>
+        <w:rPr>
+          <w:szCs w:val="28"/>
+        </w:rPr>
+        <w:t>Cosmic</w:t>
+      </w:r>
+      <w:proofErr w:type="spellEnd"/>
+      <w:r>
+        <w:rPr>
+          <w:szCs w:val="28"/>
+        </w:rPr>
+        <w:t xml:space="preserve"> </w:t>
+      </w:r>
+      <w:proofErr w:type="spellStart"/>
+      <w:r>
+        <w:rPr>
+          <w:szCs w:val="28"/>
+        </w:rPr>
+        <w:t>Wheel</w:t>
+      </w:r>
+      <w:proofErr w:type="spellEnd"/>
+      <w:r>
+        <w:rPr>
+          <w:szCs w:val="28"/>
+        </w:rPr>
+        <w:t xml:space="preserve"> </w:t>
+      </w:r>
+      <w:proofErr w:type="spellStart"/>
+      <w:r>
+        <w:rPr>
+          <w:szCs w:val="28"/>
+        </w:rPr>
+        <w:t>Sisterhood</w:t>
+      </w:r>
+      <w:proofErr w:type="spellEnd"/>
+      <w:r>
+        <w:rPr>
+          <w:szCs w:val="28"/>
+        </w:rPr>
+        <w:t xml:space="preserve"> – повествовательная философская игра. Игрок играет за ведьму-изгнанницу Фортуну, живущую на астероиде. Ей предстоит собрать собственную колоду игральных карт, вернуть себе свободу и определить будущее сообщества космических ведьм.</w:t>
+      </w:r>
+    </w:p>
+    <w:p>
+      <w:pPr>
+        <w:spacing w:after="0" w:line="360" w:lineRule="auto"/>
+        <w:ind w:left="0" w:right="0" w:firstLine="709"/>
+        <w:rPr>
+          <w:szCs w:val="28"/>
+        </w:rPr>
+      </w:pPr>
+      <w:r>
+        <w:rPr>
+          <w:szCs w:val="28"/>
+        </w:rPr>
+        <w:t xml:space="preserve">В игре полностью отсутствует фермерство, а </w:t>
+      </w:r>
+      <w:proofErr w:type="spellStart"/>
+      <w:r>
+        <w:rPr>
+          <w:szCs w:val="28"/>
+        </w:rPr>
+        <w:t>геймплей</w:t>
+      </w:r>
+      <w:proofErr w:type="spellEnd"/>
+      <w:r>
+        <w:rPr>
+          <w:szCs w:val="28"/>
+        </w:rPr>
+        <w:t xml:space="preserve"> строится вокруг диалогов, выбора и построения колоды. Однако она является эталоном для </w:t>
+      </w:r>
+      <w:proofErr w:type="spellStart"/>
+      <w:r>
+        <w:rPr>
+          <w:szCs w:val="28"/>
+        </w:rPr>
+        <w:t>нарративных</w:t>
+      </w:r>
+      <w:proofErr w:type="spellEnd"/>
+      <w:r>
+        <w:rPr>
+          <w:szCs w:val="28"/>
+        </w:rPr>
+        <w:t xml:space="preserve"> ведьмовских игр с глубокими персонажами, моральным выбором и серьезными темами. При создании сюжетной линии и системы диалогов «</w:t>
+      </w:r>
+      <w:proofErr w:type="spellStart"/>
+      <w:r>
+        <w:rPr>
+          <w:szCs w:val="28"/>
+        </w:rPr>
+        <w:t>Heather</w:t>
+      </w:r>
+      <w:proofErr w:type="spellEnd"/>
+      <w:r>
+        <w:rPr>
+          <w:szCs w:val="28"/>
+        </w:rPr>
+        <w:t xml:space="preserve"> </w:t>
+      </w:r>
+      <w:proofErr w:type="spellStart"/>
+      <w:r>
+        <w:rPr>
+          <w:szCs w:val="28"/>
+        </w:rPr>
+        <w:t>Fields</w:t>
+      </w:r>
+      <w:proofErr w:type="spellEnd"/>
+      <w:r>
+        <w:rPr>
+          <w:szCs w:val="28"/>
+        </w:rPr>
+        <w:t xml:space="preserve">» стоит обратить внимание на то, как </w:t>
+      </w:r>
+      <w:proofErr w:type="spellStart"/>
+      <w:r>
+        <w:rPr>
+          <w:szCs w:val="28"/>
+        </w:rPr>
+        <w:t>The</w:t>
+      </w:r>
+      <w:proofErr w:type="spellEnd"/>
+      <w:r>
+        <w:rPr>
+          <w:szCs w:val="28"/>
+        </w:rPr>
+        <w:t xml:space="preserve"> </w:t>
+      </w:r>
+      <w:proofErr w:type="spellStart"/>
+      <w:r>
+        <w:rPr>
+          <w:szCs w:val="28"/>
+        </w:rPr>
+        <w:t>Cosmic</w:t>
+      </w:r>
+      <w:proofErr w:type="spellEnd"/>
+      <w:r>
+        <w:rPr>
+          <w:szCs w:val="28"/>
+        </w:rPr>
+        <w:t xml:space="preserve"> </w:t>
+      </w:r>
+      <w:proofErr w:type="spellStart"/>
+      <w:r>
+        <w:rPr>
+          <w:szCs w:val="28"/>
+        </w:rPr>
+        <w:t>Wheel</w:t>
+      </w:r>
+      <w:proofErr w:type="spellEnd"/>
+      <w:r>
+        <w:rPr>
+          <w:szCs w:val="28"/>
+        </w:rPr>
+        <w:t xml:space="preserve"> </w:t>
+      </w:r>
+      <w:proofErr w:type="spellStart"/>
+      <w:r>
+        <w:rPr>
+          <w:szCs w:val="28"/>
+        </w:rPr>
+        <w:t>Sisterhood</w:t>
+      </w:r>
+      <w:proofErr w:type="spellEnd"/>
+      <w:r>
+        <w:rPr>
+          <w:szCs w:val="28"/>
+        </w:rPr>
+        <w:t xml:space="preserve"> выстраивает отношения между ведьмами и передает атмосферу магического сообщества.</w:t>
+      </w:r>
+    </w:p>
+    <w:p>
+      <w:pPr>
+        <w:spacing w:after="0" w:line="360" w:lineRule="auto"/>
+        <w:ind w:left="0" w:right="0" w:firstLine="709"/>
+        <w:rPr>
+          <w:szCs w:val="28"/>
+        </w:rPr>
+      </w:pPr>
+      <w:r>
+        <w:rPr>
+          <w:szCs w:val="28"/>
+        </w:rPr>
+        <w:t>Подводя итоги, «</w:t>
+      </w:r>
+      <w:proofErr w:type="spellStart"/>
+      <w:r>
+        <w:rPr>
+          <w:szCs w:val="28"/>
+        </w:rPr>
+        <w:t>Heather</w:t>
+      </w:r>
+      <w:proofErr w:type="spellEnd"/>
+      <w:r>
+        <w:rPr>
+          <w:szCs w:val="28"/>
+        </w:rPr>
+        <w:t xml:space="preserve"> </w:t>
+      </w:r>
+      <w:r>
+        <w:rPr>
+          <w:szCs w:val="28"/>
           <w:lang w:val="en-US"/>
         </w:rPr>
-        <w:t>Valle</w:t>
-      </w:r>
-      <w:r>
-        <w:rPr>
-          <w:lang w:val="en-US"/>
-        </w:rPr>
-        <w:t>y</w:t>
-      </w:r>
-      <w:r>
-        <w:t>,</w:t>
-      </w:r>
-      <w:r>
+        <w:t>F</w:t>
+      </w:r>
+      <w:proofErr w:type="spellStart"/>
+      <w:r>
+        <w:rPr>
+          <w:szCs w:val="28"/>
+        </w:rPr>
+        <w:t>ields</w:t>
+      </w:r>
+      <w:proofErr w:type="spellEnd"/>
+      <w:r>
+        <w:rPr>
+          <w:szCs w:val="28"/>
+        </w:rPr>
+        <w:t xml:space="preserve">» объединит в себе хорошие качества других игр: медитативное фермерство, продуманную систему </w:t>
+      </w:r>
+      <w:proofErr w:type="spellStart"/>
+      <w:r>
+        <w:rPr>
+          <w:szCs w:val="28"/>
+        </w:rPr>
+        <w:t>крафта</w:t>
+      </w:r>
+      <w:proofErr w:type="spellEnd"/>
+      <w:r>
+        <w:rPr>
+          <w:szCs w:val="28"/>
+        </w:rPr>
+        <w:t>, одновременно мрачную и уютную атмосферу</w:t>
+      </w:r>
+      <w:r>
+        <w:rPr>
+          <w:szCs w:val="28"/>
+        </w:rPr>
+        <w:t xml:space="preserve"> (</w:t>
+      </w:r>
+      <w:r>
+        <w:rPr>
+          <w:szCs w:val="28"/>
+        </w:rPr>
+        <w:t>«</w:t>
+      </w:r>
+      <w:proofErr w:type="spellStart"/>
+      <w:r>
+        <w:rPr>
+          <w:szCs w:val="28"/>
+        </w:rPr>
+        <w:t>cozy</w:t>
+      </w:r>
+      <w:proofErr w:type="spellEnd"/>
+      <w:r>
+        <w:rPr>
+          <w:szCs w:val="28"/>
+        </w:rPr>
         <w:t xml:space="preserve"> </w:t>
       </w:r>
-      <w:r>
-        <w:rPr>
-          <w:lang w:val="en-US"/>
-        </w:rPr>
-        <w:t>Animal</w:t>
-      </w:r>
-      <w:r>
+      <w:proofErr w:type="spellStart"/>
+      <w:r>
+        <w:rPr>
+          <w:szCs w:val="28"/>
+        </w:rPr>
+        <w:t>gothic</w:t>
+      </w:r>
+      <w:proofErr w:type="spellEnd"/>
+      <w:r>
+        <w:rPr>
+          <w:szCs w:val="28"/>
+        </w:rPr>
+        <w:t>»</w:t>
+      </w:r>
+      <w:r>
+        <w:rPr>
+          <w:szCs w:val="28"/>
+        </w:rPr>
+        <w:t>)</w:t>
+      </w:r>
+      <w:r>
+        <w:rPr>
+          <w:szCs w:val="28"/>
+        </w:rPr>
+        <w:t xml:space="preserve"> и серьезный конфликт, что позволит ей выделиться на фоне других игр в своем жанре.</w:t>
+      </w:r>
+    </w:p>
+    <w:p>
+      <w:pPr>
+        <w:spacing w:after="0" w:line="360" w:lineRule="auto"/>
+        <w:ind w:left="0" w:right="0" w:firstLine="709"/>
+        <w:rPr>
+          <w:szCs w:val="28"/>
+        </w:rPr>
+      </w:pPr>
+      <w:r>
+        <w:rPr>
+          <w:szCs w:val="28"/>
+        </w:rPr>
+        <w:t xml:space="preserve">В настоящее время на рынке нет игр, которые объединяют в себе и фермерство, и </w:t>
+      </w:r>
+      <w:proofErr w:type="spellStart"/>
+      <w:r>
+        <w:rPr>
+          <w:szCs w:val="28"/>
+        </w:rPr>
+        <w:t>ведьмовство</w:t>
+      </w:r>
+      <w:proofErr w:type="spellEnd"/>
+      <w:r>
+        <w:rPr>
+          <w:szCs w:val="28"/>
+        </w:rPr>
+        <w:t>, и мрачную атмосферу. Большинство конкурентов либо не имеют магических элементов (</w:t>
+      </w:r>
+      <w:proofErr w:type="spellStart"/>
+      <w:r>
+        <w:rPr>
+          <w:szCs w:val="28"/>
+        </w:rPr>
+        <w:t>Stardew</w:t>
+      </w:r>
+      <w:proofErr w:type="spellEnd"/>
+      <w:r>
+        <w:rPr>
+          <w:szCs w:val="28"/>
+        </w:rPr>
         <w:t xml:space="preserve"> </w:t>
       </w:r>
-      <w:r>
-        <w:rPr>
-          <w:lang w:val="en-US"/>
-        </w:rPr>
-        <w:t>Crossing</w:t>
-      </w:r>
-      <w:r>
-        <w:t xml:space="preserve">, </w:t>
-      </w:r>
-      <w:r>
-        <w:rPr>
-          <w:lang w:val="en-US"/>
-        </w:rPr>
-        <w:t>Sun</w:t>
-      </w:r>
-      <w:r>
+      <w:proofErr w:type="spellStart"/>
+      <w:r>
+        <w:rPr>
+          <w:szCs w:val="28"/>
+        </w:rPr>
+        <w:t>Valley</w:t>
+      </w:r>
+      <w:proofErr w:type="spellEnd"/>
+      <w:r>
+        <w:rPr>
+          <w:szCs w:val="28"/>
+        </w:rPr>
+        <w:t>), либо не имеют элементов фермы (</w:t>
+      </w:r>
+      <w:proofErr w:type="spellStart"/>
+      <w:r>
+        <w:rPr>
+          <w:szCs w:val="28"/>
+        </w:rPr>
+        <w:t>Wytchwood</w:t>
+      </w:r>
+      <w:proofErr w:type="spellEnd"/>
+      <w:r>
+        <w:rPr>
+          <w:szCs w:val="28"/>
+        </w:rPr>
+        <w:t xml:space="preserve">). Самый же близкий к нашей </w:t>
+      </w:r>
+      <w:r>
+        <w:rPr>
+          <w:szCs w:val="28"/>
+        </w:rPr>
+        <w:lastRenderedPageBreak/>
+        <w:t xml:space="preserve">концепции конкурент - </w:t>
+      </w:r>
+      <w:proofErr w:type="spellStart"/>
+      <w:r>
+        <w:rPr>
+          <w:szCs w:val="28"/>
+        </w:rPr>
+        <w:t>Wylde</w:t>
+      </w:r>
+      <w:proofErr w:type="spellEnd"/>
+      <w:r>
+        <w:rPr>
+          <w:szCs w:val="28"/>
+        </w:rPr>
         <w:t xml:space="preserve"> </w:t>
       </w:r>
-      <w:r>
-        <w:rPr>
-          <w:lang w:val="en-US"/>
-        </w:rPr>
-        <w:t>Haven</w:t>
-      </w:r>
-      <w:r>
+      <w:proofErr w:type="spellStart"/>
+      <w:r>
+        <w:rPr>
+          <w:szCs w:val="28"/>
+        </w:rPr>
+        <w:t>Flowers</w:t>
+      </w:r>
+      <w:proofErr w:type="spellEnd"/>
+      <w:r>
+        <w:rPr>
+          <w:szCs w:val="28"/>
+        </w:rPr>
+        <w:t xml:space="preserve"> слишком светлая игра без ярко выраженного конфликта и с другой атмосферой. Таким образом «</w:t>
+      </w:r>
+      <w:proofErr w:type="spellStart"/>
+      <w:r>
+        <w:rPr>
+          <w:szCs w:val="28"/>
+        </w:rPr>
+        <w:t>Heather</w:t>
+      </w:r>
+      <w:proofErr w:type="spellEnd"/>
+      <w:r>
+        <w:rPr>
+          <w:szCs w:val="28"/>
+        </w:rPr>
         <w:t xml:space="preserve"> </w:t>
       </w:r>
-      <w:r>
-        <w:t xml:space="preserve"> и другие.</w:t>
-      </w:r>
-    </w:p>
-    <w:p>
-      <w:pPr>
-        <w:spacing w:after="0" w:line="360" w:lineRule="auto"/>
-        <w:ind w:left="0" w:right="0" w:firstLine="709"/>
-      </w:pPr>
-      <w:r>
-        <w:t xml:space="preserve">Основная тематика игры – </w:t>
-      </w:r>
-      <w:proofErr w:type="spellStart"/>
-      <w:r>
-        <w:t>ведьмовство</w:t>
-      </w:r>
-      <w:proofErr w:type="spellEnd"/>
-      <w:r>
-        <w:t>, интересна также преимущественно женщинам</w:t>
-      </w:r>
-      <w:r>
-        <w:t xml:space="preserve">. Она заключается в создании зелий и другом </w:t>
-      </w:r>
-      <w:proofErr w:type="spellStart"/>
-      <w:r>
-        <w:t>крафтинге</w:t>
-      </w:r>
-      <w:proofErr w:type="spellEnd"/>
-      <w:r>
-        <w:t xml:space="preserve">, связанном с магией, </w:t>
-      </w:r>
-      <w:proofErr w:type="spellStart"/>
-      <w:r>
-        <w:t>готичных</w:t>
-      </w:r>
-      <w:proofErr w:type="spellEnd"/>
-      <w:r>
-        <w:t xml:space="preserve"> элементах и ведьмовском антураже.</w:t>
-      </w:r>
-      <w:r>
-        <w:t xml:space="preserve"> Играми</w:t>
-      </w:r>
-      <w:r>
-        <w:t xml:space="preserve"> </w:t>
-      </w:r>
-      <w:r>
-        <w:t>в</w:t>
-      </w:r>
-      <w:r>
-        <w:t xml:space="preserve"> </w:t>
-      </w:r>
-      <w:r>
-        <w:t>этой</w:t>
-      </w:r>
-      <w:r>
-        <w:t xml:space="preserve"> </w:t>
-      </w:r>
-      <w:r>
-        <w:t>тематике</w:t>
-      </w:r>
-      <w:r>
-        <w:t xml:space="preserve"> </w:t>
-      </w:r>
-      <w:r>
-        <w:t>являются</w:t>
-      </w:r>
-      <w:r>
-        <w:t xml:space="preserve"> </w:t>
-      </w:r>
-      <w:r>
-        <w:rPr>
-          <w:lang w:val="en-US"/>
-        </w:rPr>
-        <w:t>The</w:t>
-      </w:r>
-      <w:r>
-        <w:t xml:space="preserve"> </w:t>
-      </w:r>
-      <w:r>
-        <w:rPr>
-          <w:lang w:val="en-US"/>
-        </w:rPr>
-        <w:t>Cosmic</w:t>
-      </w:r>
-      <w:r>
-        <w:t xml:space="preserve"> </w:t>
-      </w:r>
-      <w:r>
-        <w:rPr>
-          <w:lang w:val="en-US"/>
-        </w:rPr>
-        <w:t>Wheel</w:t>
-      </w:r>
-      <w:r>
-        <w:t xml:space="preserve"> </w:t>
-      </w:r>
-      <w:r>
-        <w:rPr>
-          <w:lang w:val="en-US"/>
-        </w:rPr>
-        <w:t>Sisterhood</w:t>
-      </w:r>
-      <w:r>
-        <w:t xml:space="preserve">, </w:t>
-      </w:r>
-      <w:proofErr w:type="spellStart"/>
-      <w:r>
-        <w:rPr>
-          <w:lang w:val="en-US"/>
-        </w:rPr>
-        <w:t>Wytchwood</w:t>
-      </w:r>
-      <w:proofErr w:type="spellEnd"/>
-      <w:r>
-        <w:t xml:space="preserve">, </w:t>
-      </w:r>
-      <w:proofErr w:type="spellStart"/>
-      <w:r>
-        <w:rPr>
-          <w:lang w:val="en-US"/>
-        </w:rPr>
-        <w:t>Wylde</w:t>
-      </w:r>
-      <w:proofErr w:type="spellEnd"/>
-      <w:r>
-        <w:t xml:space="preserve"> </w:t>
-      </w:r>
-      <w:r>
-        <w:rPr>
-          <w:lang w:val="en-US"/>
-        </w:rPr>
-        <w:t>Flowers</w:t>
-      </w:r>
-      <w:r>
-        <w:t xml:space="preserve"> </w:t>
-      </w:r>
-      <w:r>
-        <w:t>и другие.</w:t>
-      </w:r>
-    </w:p>
-    <w:p>
-      <w:pPr>
-        <w:spacing w:after="0" w:line="360" w:lineRule="auto"/>
-        <w:ind w:left="0" w:right="0" w:firstLine="709"/>
-      </w:pPr>
-      <w:proofErr w:type="spellStart"/>
-      <w:r>
-        <w:t>Нарративная</w:t>
-      </w:r>
-      <w:proofErr w:type="spellEnd"/>
-      <w:r>
-        <w:t xml:space="preserve"> </w:t>
-      </w:r>
-      <w:r>
-        <w:rPr>
-          <w:lang w:val="en-US"/>
-        </w:rPr>
-        <w:t>RPG</w:t>
-      </w:r>
-      <w:r>
-        <w:t xml:space="preserve"> составляющая является достаточно распространённой</w:t>
-      </w:r>
-      <w:r>
-        <w:t xml:space="preserve"> и не имеет определённой конкретной аудитории. Но она состоит главным образом в </w:t>
-      </w:r>
-      <w:r>
-        <w:t xml:space="preserve">наличии </w:t>
-      </w:r>
-      <w:r>
-        <w:t xml:space="preserve"> </w:t>
-      </w:r>
-      <w:r>
-        <w:t>сюжета, диалоговой системы и чаще всего выбора.</w:t>
-      </w:r>
-    </w:p>
-    <w:p>
-      <w:pPr>
-        <w:spacing w:after="0" w:line="360" w:lineRule="auto"/>
-        <w:ind w:left="0" w:right="0" w:firstLine="709"/>
-      </w:pPr>
-      <w:r>
-        <w:t xml:space="preserve">Таким образом, </w:t>
-      </w:r>
-      <w:r>
-        <w:t xml:space="preserve">нашей целевой аудиторией разрабатываемой игры являются преимущественно женщины 16-40 лет, которым нравится уютная эстетика, расслабляющий </w:t>
-      </w:r>
-      <w:proofErr w:type="spellStart"/>
-      <w:r>
-        <w:t>геймплей</w:t>
-      </w:r>
-      <w:proofErr w:type="spellEnd"/>
-      <w:r>
-        <w:t xml:space="preserve"> и ведьмовская тематика.</w:t>
-      </w:r>
-    </w:p>
-    <w:p>
-      <w:pPr>
-        <w:spacing w:after="0" w:line="360" w:lineRule="auto"/>
-        <w:ind w:left="0" w:right="0" w:firstLine="709"/>
-      </w:pPr>
-    </w:p>
-    <w:p>
-      <w:pPr>
-        <w:spacing w:after="0" w:line="360" w:lineRule="auto"/>
-        <w:ind w:left="0" w:right="0" w:firstLine="709"/>
-      </w:pPr>
-      <w:r>
-        <w:t>1.3 Основные конкуренты</w:t>
-      </w:r>
-    </w:p>
-    <w:p>
-      <w:pPr>
-        <w:spacing w:after="0" w:line="360" w:lineRule="auto"/>
-        <w:ind w:left="0" w:right="0" w:firstLine="709"/>
-        <w:rPr>
-          <w:lang w:val="en-US"/>
-        </w:rPr>
-      </w:pPr>
-      <w:r>
-        <w:t xml:space="preserve">Чтобы проанализировать текущий рынок, разберем несколько игр в похожем жанре и тематике. </w:t>
-      </w:r>
-    </w:p>
-    <w:p>
-      <w:pPr>
-        <w:spacing w:after="0" w:line="360" w:lineRule="auto"/>
-        <w:ind w:left="0" w:right="0" w:firstLine="709"/>
-      </w:pPr>
-      <w:proofErr w:type="spellStart"/>
-      <w:r>
-        <w:t>Stardew</w:t>
-      </w:r>
-      <w:proofErr w:type="spellEnd"/>
-      <w:r>
-        <w:t xml:space="preserve"> </w:t>
-      </w:r>
-      <w:proofErr w:type="spellStart"/>
-      <w:r>
-        <w:t>Valley</w:t>
-      </w:r>
-      <w:proofErr w:type="spellEnd"/>
-      <w:r>
-        <w:t xml:space="preserve"> – компьютерная игра в жанр</w:t>
-      </w:r>
-      <w:r>
-        <w:t>е симулятора жизни фермера с эл</w:t>
-      </w:r>
-      <w:r>
-        <w:t>ементами ролевой игры</w:t>
-      </w:r>
-      <w:r>
-        <w:t>. По сюжету игрок становится обладателем старой дедушкиной фермы</w:t>
-      </w:r>
-      <w:r>
-        <w:t xml:space="preserve">. Игра предлагает множество </w:t>
-      </w:r>
-      <w:r>
-        <w:lastRenderedPageBreak/>
-        <w:t>различных занятий: сажать растения и ухаживать за ними, разводить скот, заниматься ремеслами, добывать руду, а также участвовать в жизни городка.</w:t>
-      </w:r>
-      <w:r>
-        <w:t xml:space="preserve"> </w:t>
-      </w:r>
-    </w:p>
-    <w:p>
-      <w:pPr>
-        <w:spacing w:after="0" w:line="360" w:lineRule="auto"/>
-        <w:ind w:left="0" w:right="0" w:firstLine="709"/>
-      </w:pPr>
-      <w:r>
-        <w:t xml:space="preserve">За десять лет существования </w:t>
-      </w:r>
-      <w:proofErr w:type="spellStart"/>
-      <w:r>
-        <w:t>Stardew</w:t>
-      </w:r>
-      <w:proofErr w:type="spellEnd"/>
-      <w:r>
-        <w:t xml:space="preserve"> </w:t>
-      </w:r>
-      <w:proofErr w:type="spellStart"/>
-      <w:r>
-        <w:t>Valley</w:t>
-      </w:r>
-      <w:proofErr w:type="spellEnd"/>
-      <w:r>
-        <w:t xml:space="preserve"> приобрела большое количество контента и огромную преданную аудиторию.</w:t>
-      </w:r>
-      <w:r>
-        <w:t xml:space="preserve"> Игру однозначно можно назвать одной из лучших в своем жанре за счет разнообразия, большой свободы воли и медитативного темпа игры, что может легко увлечь </w:t>
-      </w:r>
-      <w:r>
-        <w:t>игрока на много часов. При создании механик связанных с фермерством, будет хорошим решением опираться на этот проект.</w:t>
-      </w:r>
-    </w:p>
-    <w:p>
-      <w:pPr>
-        <w:spacing w:after="0" w:line="360" w:lineRule="auto"/>
-        <w:ind w:left="0" w:right="0" w:firstLine="709"/>
-      </w:pPr>
-      <w:proofErr w:type="spellStart"/>
-      <w:r>
-        <w:t>Wylde</w:t>
-      </w:r>
-      <w:proofErr w:type="spellEnd"/>
-      <w:r>
-        <w:t xml:space="preserve"> </w:t>
-      </w:r>
-      <w:proofErr w:type="spellStart"/>
-      <w:r>
-        <w:t>Flowers</w:t>
-      </w:r>
-      <w:proofErr w:type="spellEnd"/>
-      <w:r>
-        <w:t xml:space="preserve"> – уютный симулятор фермерской жизни. Игрок берет на себя роль девушки Тары, которая днем работает на ферме, а ночью колдует в кругу ковена. Игра включает себя как элементы сельской жизни: уход за посевами и скотом, рыбалку, ремесло и другие дела, так и ведьмовские: полеты на метле, зельеварени</w:t>
-      </w:r>
-      <w:r>
-        <w:t>е, управление погодой и другое.</w:t>
-      </w:r>
-    </w:p>
-    <w:p>
-      <w:pPr>
-        <w:spacing w:after="0" w:line="360" w:lineRule="auto"/>
-        <w:ind w:left="0" w:right="0" w:firstLine="709"/>
-      </w:pPr>
-    </w:p>
-    <w:p>
-      <w:pPr>
-        <w:spacing w:after="0" w:line="360" w:lineRule="auto"/>
-        <w:ind w:left="0" w:right="0" w:firstLine="709"/>
-      </w:pPr>
-      <w:r>
-        <w:rPr>
-          <w:lang w:val="en-US"/>
-        </w:rPr>
-        <w:t>Sun</w:t>
-      </w:r>
-      <w:r>
-        <w:t xml:space="preserve"> </w:t>
-      </w:r>
-      <w:r>
-        <w:rPr>
-          <w:lang w:val="en-US"/>
-        </w:rPr>
-        <w:t>Haven</w:t>
-      </w:r>
-      <w:r>
-        <w:t xml:space="preserve"> – ролевая игра симулятор фермерской жизни. Игроку предстоит обустраивать свою ферму, развивать отношения с местными жителями и развивать магические навыки.</w:t>
-      </w:r>
-    </w:p>
-    <w:p>
-      <w:pPr>
-        <w:spacing w:after="0" w:line="360" w:lineRule="auto"/>
-        <w:ind w:left="0" w:right="0" w:firstLine="709"/>
-      </w:pPr>
-    </w:p>
-    <w:p>
-      <w:pPr>
-        <w:spacing w:after="0" w:line="360" w:lineRule="auto"/>
-        <w:ind w:left="0" w:right="0" w:firstLine="709"/>
-      </w:pPr>
-      <w:proofErr w:type="spellStart"/>
-      <w:r>
-        <w:t>Wytchwood</w:t>
-      </w:r>
-      <w:proofErr w:type="spellEnd"/>
-      <w:r>
-        <w:t xml:space="preserve"> </w:t>
-      </w:r>
-      <w:r>
-        <w:t xml:space="preserve">– приключенческая игра с элементами </w:t>
-      </w:r>
-      <w:proofErr w:type="spellStart"/>
-      <w:r>
-        <w:t>крафтинга</w:t>
-      </w:r>
-      <w:proofErr w:type="spellEnd"/>
-      <w:r>
-        <w:t>, действие которой разворачивается в стране готических басен и сказок.</w:t>
-      </w:r>
-      <w:r>
-        <w:t xml:space="preserve"> Игрок в роли старой ведьмы исследует странные места, собирает волшебные ингр</w:t>
-      </w:r>
-      <w:r>
-        <w:t>е</w:t>
-      </w:r>
-      <w:r>
-        <w:t>диенты, варит колдовские заклинания и взаимод</w:t>
-      </w:r>
-      <w:r>
-        <w:t>ействует с другими персонажами.</w:t>
-      </w:r>
-    </w:p>
-    <w:p>
-      <w:pPr>
-        <w:spacing w:after="0" w:line="360" w:lineRule="auto"/>
-        <w:ind w:left="0" w:right="0" w:firstLine="709"/>
-      </w:pPr>
-      <w:r>
-        <w:t xml:space="preserve">В отличие от предыдущих игр </w:t>
-      </w:r>
-      <w:proofErr w:type="spellStart"/>
-      <w:r>
-        <w:t>Wytchwood</w:t>
-      </w:r>
-      <w:proofErr w:type="spellEnd"/>
-      <w:r>
-        <w:t xml:space="preserve"> не имеет элементов фермерства, но</w:t>
-      </w:r>
-      <w:r>
-        <w:t xml:space="preserve"> она делает акцент на систему </w:t>
-      </w:r>
-      <w:proofErr w:type="spellStart"/>
-      <w:r>
-        <w:t>крафта</w:t>
-      </w:r>
-      <w:proofErr w:type="spellEnd"/>
-      <w:r>
-        <w:t xml:space="preserve"> и воссоздание мрачной волше</w:t>
-      </w:r>
-      <w:r>
-        <w:t>б</w:t>
-      </w:r>
-      <w:r>
-        <w:t>ной атмосферы.</w:t>
-      </w:r>
-      <w:r>
-        <w:t xml:space="preserve"> Поэтому при разработке механик связанных с различным </w:t>
-      </w:r>
-      <w:proofErr w:type="spellStart"/>
-      <w:r>
-        <w:t>крафтом</w:t>
-      </w:r>
-      <w:proofErr w:type="spellEnd"/>
-      <w:r>
-        <w:t xml:space="preserve"> и сбором ресурсов данная игра будет отличным примером для подражания.</w:t>
-      </w:r>
-    </w:p>
-    <w:p>
-      <w:pPr>
-        <w:spacing w:after="0" w:line="360" w:lineRule="auto"/>
-        <w:ind w:left="0" w:right="0" w:firstLine="709"/>
-      </w:pPr>
-      <w:proofErr w:type="spellStart"/>
-      <w:r>
-        <w:t>The</w:t>
-      </w:r>
-      <w:proofErr w:type="spellEnd"/>
-      <w:r>
-        <w:t xml:space="preserve"> </w:t>
-      </w:r>
-      <w:proofErr w:type="spellStart"/>
-      <w:r>
-        <w:t>Cosmic</w:t>
-      </w:r>
-      <w:proofErr w:type="spellEnd"/>
-      <w:r>
-        <w:t xml:space="preserve"> </w:t>
-      </w:r>
-      <w:proofErr w:type="spellStart"/>
-      <w:r>
-        <w:t>Wheel</w:t>
-      </w:r>
-      <w:proofErr w:type="spellEnd"/>
-      <w:r>
-        <w:t xml:space="preserve"> </w:t>
-      </w:r>
-      <w:proofErr w:type="spellStart"/>
-      <w:r>
-        <w:t>Sisterhood</w:t>
-      </w:r>
-      <w:proofErr w:type="spellEnd"/>
-      <w:r>
-        <w:t xml:space="preserve"> – повествовательная философская игра. Игрок играет за ведьму-изгнанницу Фортуну, живущую на астероиде. Ей </w:t>
-      </w:r>
-      <w:r>
-        <w:lastRenderedPageBreak/>
-        <w:t>предстоит собрать собственную колоду игральных карт, вернуть себе свободу и определить будущее сообщества космических ведьм.</w:t>
-      </w:r>
-    </w:p>
-    <w:p>
-      <w:pPr>
-        <w:spacing w:after="0" w:line="360" w:lineRule="auto"/>
-        <w:ind w:left="0" w:right="0" w:firstLine="709"/>
-      </w:pPr>
-    </w:p>
-    <w:p>
-      <w:pPr>
-        <w:spacing w:after="0" w:line="360" w:lineRule="auto"/>
-        <w:ind w:left="0" w:right="0" w:firstLine="709"/>
-      </w:pPr>
-      <w:r>
-        <w:t xml:space="preserve">Подводя итоги, </w:t>
-      </w:r>
-      <w:r>
-        <w:t>«</w:t>
-      </w:r>
-      <w:proofErr w:type="spellStart"/>
-      <w:r>
-        <w:t>Heather</w:t>
-      </w:r>
-      <w:proofErr w:type="spellEnd"/>
-      <w:r>
-        <w:t xml:space="preserve"> </w:t>
-      </w:r>
-      <w:proofErr w:type="spellStart"/>
-      <w:r>
+      <w:proofErr w:type="spellStart"/>
+      <w:r>
+        <w:rPr>
+          <w:szCs w:val="28"/>
+        </w:rPr>
         <w:t>fields</w:t>
       </w:r>
       <w:proofErr w:type="spellEnd"/>
       <w:r>
-        <w:t>»</w:t>
-      </w:r>
-      <w:r>
-        <w:t xml:space="preserve"> объединит в себе хорошие качества других игр: медитативное фермерство, продуманную систему </w:t>
-      </w:r>
-      <w:proofErr w:type="spellStart"/>
-      <w:r>
-        <w:t>крафта</w:t>
-      </w:r>
-      <w:proofErr w:type="spellEnd"/>
-      <w:r>
-        <w:t>, одновременно мрачную и уютную атмосферу и серьезный конфликт, что позволит ей выделиться на фоне других игр в своем жанре.</w:t>
-      </w:r>
-    </w:p>
-    <w:p>
-      <w:pPr>
-        <w:spacing w:after="0" w:line="360" w:lineRule="auto"/>
-        <w:ind w:left="0" w:right="0" w:firstLine="709"/>
-      </w:pPr>
-    </w:p>
-    <w:p>
-      <w:pPr>
-        <w:spacing w:after="0" w:line="360" w:lineRule="auto"/>
-        <w:ind w:left="0" w:right="0" w:firstLine="709"/>
-      </w:pPr>
-      <w:r>
-        <w:t>1.4 Охват рынка</w:t>
-      </w:r>
-    </w:p>
-    <w:p>
-      <w:pPr>
-        <w:spacing w:after="0" w:line="360" w:lineRule="auto"/>
-        <w:ind w:left="0" w:right="0" w:firstLine="709"/>
-      </w:pPr>
-      <w:r>
+        <w:rPr>
+          <w:szCs w:val="28"/>
+        </w:rPr>
+        <w:t xml:space="preserve">» займет свободную нишу на рынке и выделится на фоне </w:t>
+      </w:r>
+      <w:proofErr w:type="spellStart"/>
+      <w:r>
+        <w:rPr>
+          <w:szCs w:val="28"/>
+        </w:rPr>
+        <w:t>конккурентов</w:t>
+      </w:r>
+      <w:proofErr w:type="spellEnd"/>
+      <w:r>
+        <w:rPr>
+          <w:szCs w:val="28"/>
+        </w:rPr>
+        <w:t>.</w:t>
+      </w:r>
+    </w:p>
+    <w:p>
+      <w:pPr>
+        <w:spacing w:after="0" w:line="360" w:lineRule="auto"/>
+        <w:ind w:left="0" w:right="0" w:firstLine="709"/>
+        <w:rPr>
+          <w:szCs w:val="28"/>
+        </w:rPr>
+      </w:pPr>
+    </w:p>
+    <w:p>
+      <w:pPr>
+        <w:pStyle w:val="2"/>
+        <w:spacing w:before="0" w:beforeAutospacing="0" w:after="0" w:afterAutospacing="0" w:line="360" w:lineRule="auto"/>
+        <w:ind w:firstLine="709"/>
+        <w:jc w:val="both"/>
+        <w:rPr>
+          <w:sz w:val="28"/>
+          <w:szCs w:val="28"/>
+        </w:rPr>
+      </w:pPr>
+      <w:r>
+        <w:rPr>
+          <w:sz w:val="28"/>
+          <w:szCs w:val="28"/>
+        </w:rPr>
+        <w:t>1.</w:t>
+      </w:r>
+      <w:r>
+        <w:rPr>
+          <w:sz w:val="28"/>
+          <w:szCs w:val="28"/>
+        </w:rPr>
+        <w:t>4</w:t>
+      </w:r>
+      <w:r>
+        <w:rPr>
+          <w:sz w:val="28"/>
+          <w:szCs w:val="28"/>
+        </w:rPr>
+        <w:t xml:space="preserve"> Охват рынка</w:t>
+      </w:r>
+      <w:r>
+        <w:rPr>
+          <w:sz w:val="28"/>
+          <w:szCs w:val="28"/>
+        </w:rPr>
+        <w:t>, объем разработки и пост-</w:t>
+      </w:r>
+      <w:proofErr w:type="spellStart"/>
+      <w:r>
+        <w:rPr>
+          <w:sz w:val="28"/>
+          <w:szCs w:val="28"/>
+        </w:rPr>
+        <w:t>релизная</w:t>
+      </w:r>
+      <w:proofErr w:type="spellEnd"/>
+      <w:r>
+        <w:rPr>
+          <w:sz w:val="28"/>
+          <w:szCs w:val="28"/>
+        </w:rPr>
+        <w:t xml:space="preserve"> поддержка</w:t>
+      </w:r>
+    </w:p>
+    <w:p>
+      <w:pPr>
+        <w:spacing w:after="0" w:line="360" w:lineRule="auto"/>
+        <w:ind w:left="0" w:right="0" w:firstLine="709"/>
+        <w:rPr>
+          <w:szCs w:val="28"/>
+        </w:rPr>
+      </w:pPr>
+      <w:r>
+        <w:rPr>
+          <w:szCs w:val="28"/>
+        </w:rPr>
         <w:t>Рынок фермерских симуляторов и … демонстрирует устойчивый рост, что говорит о том, что данные жанры не теряют своей популярности.</w:t>
       </w:r>
     </w:p>
@@ -1205,11 +2591,20 @@
       <w:pPr>
         <w:spacing w:after="0" w:line="360" w:lineRule="auto"/>
         <w:ind w:left="0" w:right="0" w:firstLine="709"/>
-      </w:pPr>
-      <w:r>
+        <w:rPr>
+          <w:szCs w:val="28"/>
+        </w:rPr>
+      </w:pPr>
+      <w:r>
+        <w:rPr>
+          <w:szCs w:val="28"/>
+        </w:rPr>
         <w:t>Текущая емкость ниши составляет …</w:t>
       </w:r>
       <w:r>
+        <w:rPr>
+          <w:szCs w:val="28"/>
+        </w:rPr>
         <w:t>.</w:t>
       </w:r>
     </w:p>
@@ -1217,8 +2612,14 @@
       <w:pPr>
         <w:spacing w:after="0" w:line="360" w:lineRule="auto"/>
         <w:ind w:left="0" w:right="0" w:firstLine="709"/>
-      </w:pPr>
-      <w:r>
+        <w:rPr>
+          <w:szCs w:val="28"/>
+        </w:rPr>
+      </w:pPr>
+      <w:r>
+        <w:rPr>
+          <w:szCs w:val="28"/>
+        </w:rPr>
         <w:t>Также рассмотрим продажи игр конкурентов.</w:t>
       </w:r>
     </w:p>
@@ -1226,15 +2627,18 @@
       <w:tblPr>
         <w:tblStyle w:val="a3"/>
         <w:tblW w:w="0" w:type="auto"/>
+        <w:jc w:val="center"/>
         <w:tblLook w:val="04A0" w:firstRow="1" w:lastRow="0" w:firstColumn="1" w:lastColumn="0" w:noHBand="0" w:noVBand="1"/>
       </w:tblPr>
       <w:tblGrid>
         <w:gridCol w:w="2392"/>
         <w:gridCol w:w="1969"/>
         <w:gridCol w:w="2551"/>
-        <w:gridCol w:w="2659"/>
       </w:tblGrid>
       <w:tr>
+        <w:trPr>
+          <w:jc w:val="center"/>
+        </w:trPr>
         <w:tc>
           <w:tcPr>
             <w:tcW w:w="2392" w:type="dxa"/>
@@ -1243,8 +2647,15 @@
             <w:pPr>
               <w:spacing w:after="0" w:line="360" w:lineRule="auto"/>
               <w:ind w:left="0" w:right="0" w:firstLine="0"/>
+              <w:jc w:val="left"/>
+              <w:rPr>
+                <w:szCs w:val="28"/>
+              </w:rPr>
             </w:pPr>
             <w:r>
+              <w:rPr>
+                <w:szCs w:val="28"/>
+              </w:rPr>
               <w:t>Название игры</w:t>
             </w:r>
           </w:p>
@@ -1257,11 +2668,16 @@
             <w:pPr>
               <w:spacing w:after="0" w:line="360" w:lineRule="auto"/>
               <w:ind w:left="0" w:right="0" w:firstLine="0"/>
+              <w:jc w:val="left"/>
               <w:rPr>
+                <w:szCs w:val="28"/>
                 <w:lang w:val="en-US"/>
               </w:rPr>
             </w:pPr>
             <w:r>
+              <w:rPr>
+                <w:szCs w:val="28"/>
+              </w:rPr>
               <w:t>Количество проданных копий</w:t>
             </w:r>
           </w:p>
@@ -1274,43 +2690,24 @@
             <w:pPr>
               <w:spacing w:after="0" w:line="360" w:lineRule="auto"/>
               <w:ind w:left="0" w:right="0" w:firstLine="0"/>
+              <w:jc w:val="left"/>
+              <w:rPr>
+                <w:szCs w:val="28"/>
+              </w:rPr>
             </w:pPr>
             <w:r>
-              <w:t>Валовая выручка</w:t>
-            </w:r>
-            <w:r>
-              <w:t xml:space="preserve"> </w:t>
-            </w:r>
-            <w:r>
-              <w:t xml:space="preserve">в </w:t>
-            </w:r>
-            <w:r>
-              <w:t>доллар</w:t>
-            </w:r>
-            <w:r>
-              <w:t>ах</w:t>
-            </w:r>
-            <w:r>
-              <w:t xml:space="preserve"> США</w:t>
-            </w:r>
-          </w:p>
-        </w:tc>
-        <w:tc>
-          <w:tcPr>
-            <w:tcW w:w="2659" w:type="dxa"/>
-          </w:tcPr>
-          <w:p>
-            <w:pPr>
-              <w:spacing w:after="0" w:line="360" w:lineRule="auto"/>
-              <w:ind w:left="0" w:right="0" w:firstLine="0"/>
-            </w:pPr>
-            <w:r>
-              <w:t>Среднее количество одновременных игроков в день</w:t>
+              <w:rPr>
+                <w:szCs w:val="28"/>
+              </w:rPr>
+              <w:t>Валовая выручка в долларах США</w:t>
             </w:r>
           </w:p>
         </w:tc>
       </w:tr>
       <w:tr>
+        <w:trPr>
+          <w:jc w:val="center"/>
+        </w:trPr>
         <w:tc>
           <w:tcPr>
             <w:tcW w:w="2392" w:type="dxa"/>
@@ -1319,17 +2716,30 @@
             <w:pPr>
               <w:spacing w:after="0" w:line="360" w:lineRule="auto"/>
               <w:ind w:left="0" w:right="0" w:firstLine="0"/>
+              <w:jc w:val="left"/>
+              <w:rPr>
+                <w:szCs w:val="28"/>
+              </w:rPr>
             </w:pPr>
             <w:proofErr w:type="spellStart"/>
             <w:r>
+              <w:rPr>
+                <w:szCs w:val="28"/>
+              </w:rPr>
               <w:t>Stardew</w:t>
             </w:r>
             <w:proofErr w:type="spellEnd"/>
             <w:r>
+              <w:rPr>
+                <w:szCs w:val="28"/>
+              </w:rPr>
               <w:t xml:space="preserve"> </w:t>
             </w:r>
             <w:proofErr w:type="spellStart"/>
             <w:r>
+              <w:rPr>
+                <w:szCs w:val="28"/>
+              </w:rPr>
               <w:t>Valley</w:t>
             </w:r>
             <w:proofErr w:type="spellEnd"/>
@@ -1343,15 +2753,17 @@
             <w:pPr>
               <w:spacing w:after="0" w:line="360" w:lineRule="auto"/>
               <w:ind w:left="0" w:right="0" w:firstLine="0"/>
+              <w:jc w:val="left"/>
+              <w:rPr>
+                <w:szCs w:val="28"/>
+              </w:rPr>
             </w:pPr>
             <w:r>
-              <w:t xml:space="preserve">29.5 </w:t>
+              <w:rPr>
+                <w:szCs w:val="28"/>
+              </w:rPr>
+              <w:t>29.5 млн.</w:t>
             </w:r>
-            <w:proofErr w:type="gramStart"/>
-            <w:r>
-              <w:t>млн</w:t>
-            </w:r>
-            <w:proofErr w:type="gramEnd"/>
           </w:p>
         </w:tc>
         <w:tc>
@@ -1362,40 +2774,24 @@
             <w:pPr>
               <w:spacing w:after="0" w:line="360" w:lineRule="auto"/>
               <w:ind w:left="0" w:right="0" w:firstLine="0"/>
+              <w:jc w:val="left"/>
+              <w:rPr>
+                <w:szCs w:val="28"/>
+              </w:rPr>
             </w:pPr>
             <w:r>
-              <w:t xml:space="preserve">271,4 </w:t>
+              <w:rPr>
+                <w:szCs w:val="28"/>
+              </w:rPr>
+              <w:t>271,4 млн.</w:t>
             </w:r>
-            <w:proofErr w:type="gramStart"/>
-            <w:r>
-              <w:t>млн</w:t>
-            </w:r>
-            <w:proofErr w:type="gramEnd"/>
-          </w:p>
-        </w:tc>
-        <w:tc>
-          <w:tcPr>
-            <w:tcW w:w="2659" w:type="dxa"/>
-          </w:tcPr>
-          <w:p>
-            <w:pPr>
-              <w:spacing w:after="0" w:line="360" w:lineRule="auto"/>
-              <w:ind w:left="0" w:right="0" w:firstLine="0"/>
-            </w:pPr>
-            <w:r>
-              <w:t xml:space="preserve">63 </w:t>
-            </w:r>
-            <w:proofErr w:type="spellStart"/>
-            <w:proofErr w:type="gramStart"/>
-            <w:r>
-              <w:t>тыс</w:t>
-            </w:r>
-            <w:proofErr w:type="spellEnd"/>
-            <w:proofErr w:type="gramEnd"/>
           </w:p>
         </w:tc>
       </w:tr>
       <w:tr>
+        <w:trPr>
+          <w:jc w:val="center"/>
+        </w:trPr>
         <w:tc>
           <w:tcPr>
             <w:tcW w:w="2392" w:type="dxa"/>
@@ -1404,17 +2800,30 @@
             <w:pPr>
               <w:spacing w:after="0" w:line="360" w:lineRule="auto"/>
               <w:ind w:left="0" w:right="0" w:firstLine="0"/>
+              <w:jc w:val="left"/>
+              <w:rPr>
+                <w:szCs w:val="28"/>
+              </w:rPr>
             </w:pPr>
             <w:proofErr w:type="spellStart"/>
             <w:r>
+              <w:rPr>
+                <w:szCs w:val="28"/>
+              </w:rPr>
               <w:t>Wylde</w:t>
             </w:r>
             <w:proofErr w:type="spellEnd"/>
             <w:r>
+              <w:rPr>
+                <w:szCs w:val="28"/>
+              </w:rPr>
               <w:t xml:space="preserve"> </w:t>
             </w:r>
             <w:proofErr w:type="spellStart"/>
             <w:r>
+              <w:rPr>
+                <w:szCs w:val="28"/>
+              </w:rPr>
               <w:t>Flowers</w:t>
             </w:r>
             <w:proofErr w:type="spellEnd"/>
@@ -1428,7 +2837,17 @@
             <w:pPr>
               <w:spacing w:after="0" w:line="360" w:lineRule="auto"/>
               <w:ind w:left="0" w:right="0" w:firstLine="0"/>
+              <w:jc w:val="left"/>
+              <w:rPr>
+                <w:szCs w:val="28"/>
+              </w:rPr>
             </w:pPr>
+            <w:r>
+              <w:rPr>
+                <w:szCs w:val="28"/>
+              </w:rPr>
+              <w:t>103 тыс.</w:t>
+            </w:r>
           </w:p>
         </w:tc>
         <w:tc>
@@ -1439,22 +2858,30 @@
             <w:pPr>
               <w:spacing w:after="0" w:line="360" w:lineRule="auto"/>
               <w:ind w:left="0" w:right="0" w:firstLine="0"/>
+              <w:jc w:val="left"/>
+              <w:rPr>
+                <w:szCs w:val="28"/>
+              </w:rPr>
             </w:pPr>
-          </w:p>
-        </w:tc>
-        <w:tc>
-          <w:tcPr>
-            <w:tcW w:w="2659" w:type="dxa"/>
-          </w:tcPr>
-          <w:p>
-            <w:pPr>
-              <w:spacing w:after="0" w:line="360" w:lineRule="auto"/>
-              <w:ind w:left="0" w:right="0" w:firstLine="0"/>
-            </w:pPr>
+            <w:r>
+              <w:rPr>
+                <w:szCs w:val="28"/>
+              </w:rPr>
+              <w:t>2.2</w:t>
+            </w:r>
+            <w:r>
+              <w:rPr>
+                <w:szCs w:val="28"/>
+              </w:rPr>
+              <w:t xml:space="preserve"> млн.</w:t>
+            </w:r>
           </w:p>
         </w:tc>
       </w:tr>
       <w:tr>
+        <w:trPr>
+          <w:jc w:val="center"/>
+        </w:trPr>
         <w:tc>
           <w:tcPr>
             <w:tcW w:w="2392" w:type="dxa"/>
@@ -1463,18 +2890,27 @@
             <w:pPr>
               <w:spacing w:after="0" w:line="360" w:lineRule="auto"/>
               <w:ind w:left="0" w:right="0" w:firstLine="0"/>
+              <w:jc w:val="left"/>
+              <w:rPr>
+                <w:szCs w:val="28"/>
+              </w:rPr>
             </w:pPr>
             <w:r>
               <w:rPr>
+                <w:szCs w:val="28"/>
                 <w:lang w:val="en-US"/>
               </w:rPr>
               <w:t>Sun</w:t>
             </w:r>
             <w:r>
+              <w:rPr>
+                <w:szCs w:val="28"/>
+              </w:rPr>
               <w:t xml:space="preserve"> </w:t>
             </w:r>
             <w:r>
               <w:rPr>
+                <w:szCs w:val="28"/>
                 <w:lang w:val="en-US"/>
               </w:rPr>
               <w:t>Haven</w:t>
@@ -1489,15 +2925,17 @@
             <w:pPr>
               <w:spacing w:after="0" w:line="360" w:lineRule="auto"/>
               <w:ind w:left="0" w:right="0" w:firstLine="0"/>
+              <w:jc w:val="left"/>
+              <w:rPr>
+                <w:szCs w:val="28"/>
+              </w:rPr>
             </w:pPr>
             <w:r>
-              <w:t xml:space="preserve">1 </w:t>
+              <w:rPr>
+                <w:szCs w:val="28"/>
+              </w:rPr>
+              <w:t>1 млн.</w:t>
             </w:r>
-            <w:proofErr w:type="gramStart"/>
-            <w:r>
-              <w:t>млн</w:t>
-            </w:r>
-            <w:proofErr w:type="gramEnd"/>
           </w:p>
         </w:tc>
         <w:tc>
@@ -1508,36 +2946,24 @@
             <w:pPr>
               <w:spacing w:after="0" w:line="360" w:lineRule="auto"/>
               <w:ind w:left="0" w:right="0" w:firstLine="0"/>
+              <w:jc w:val="left"/>
+              <w:rPr>
+                <w:szCs w:val="28"/>
+              </w:rPr>
             </w:pPr>
             <w:r>
-              <w:t>18.1</w:t>
-            </w:r>
-            <w:r>
-              <w:t xml:space="preserve"> </w:t>
-            </w:r>
-            <w:proofErr w:type="gramStart"/>
-            <w:r>
-              <w:t>млн</w:t>
-            </w:r>
-            <w:proofErr w:type="gramEnd"/>
-          </w:p>
-        </w:tc>
-        <w:tc>
-          <w:tcPr>
-            <w:tcW w:w="2659" w:type="dxa"/>
-          </w:tcPr>
-          <w:p>
-            <w:pPr>
-              <w:spacing w:after="0" w:line="360" w:lineRule="auto"/>
-              <w:ind w:left="0" w:right="0" w:firstLine="0"/>
-            </w:pPr>
-            <w:r>
-              <w:t>669</w:t>
+              <w:rPr>
+                <w:szCs w:val="28"/>
+              </w:rPr>
+              <w:t>18.1 млн.</w:t>
             </w:r>
           </w:p>
         </w:tc>
       </w:tr>
       <w:tr>
+        <w:trPr>
+          <w:jc w:val="center"/>
+        </w:trPr>
         <w:tc>
           <w:tcPr>
             <w:tcW w:w="2392" w:type="dxa"/>
@@ -1546,9 +2972,16 @@
             <w:pPr>
               <w:spacing w:after="0" w:line="360" w:lineRule="auto"/>
               <w:ind w:left="0" w:right="0" w:firstLine="0"/>
+              <w:jc w:val="left"/>
+              <w:rPr>
+                <w:szCs w:val="28"/>
+              </w:rPr>
             </w:pPr>
             <w:proofErr w:type="spellStart"/>
             <w:r>
+              <w:rPr>
+                <w:szCs w:val="28"/>
+              </w:rPr>
               <w:t>Wytchwood</w:t>
             </w:r>
             <w:proofErr w:type="spellEnd"/>
@@ -1562,17 +2995,17 @@
             <w:pPr>
               <w:spacing w:after="0" w:line="360" w:lineRule="auto"/>
               <w:ind w:left="0" w:right="0" w:firstLine="0"/>
+              <w:jc w:val="left"/>
+              <w:rPr>
+                <w:szCs w:val="28"/>
+              </w:rPr>
             </w:pPr>
             <w:r>
-              <w:t xml:space="preserve">138.9 </w:t>
+              <w:rPr>
+                <w:szCs w:val="28"/>
+              </w:rPr>
+              <w:t>138.9 тыс.</w:t>
             </w:r>
-            <w:proofErr w:type="spellStart"/>
-            <w:proofErr w:type="gramStart"/>
-            <w:r>
-              <w:t>тыс</w:t>
-            </w:r>
-            <w:proofErr w:type="spellEnd"/>
-            <w:proofErr w:type="gramEnd"/>
           </w:p>
         </w:tc>
         <w:tc>
@@ -1583,36 +3016,24 @@
             <w:pPr>
               <w:spacing w:after="0" w:line="360" w:lineRule="auto"/>
               <w:ind w:left="0" w:right="0" w:firstLine="0"/>
+              <w:jc w:val="left"/>
+              <w:rPr>
+                <w:szCs w:val="28"/>
+              </w:rPr>
             </w:pPr>
             <w:r>
-              <w:t>1.2</w:t>
-            </w:r>
-            <w:r>
-              <w:t xml:space="preserve"> </w:t>
-            </w:r>
-            <w:proofErr w:type="gramStart"/>
-            <w:r>
-              <w:t>млн</w:t>
-            </w:r>
-            <w:proofErr w:type="gramEnd"/>
-          </w:p>
-        </w:tc>
-        <w:tc>
-          <w:tcPr>
-            <w:tcW w:w="2659" w:type="dxa"/>
-          </w:tcPr>
-          <w:p>
-            <w:pPr>
-              <w:spacing w:after="0" w:line="360" w:lineRule="auto"/>
-              <w:ind w:left="0" w:right="0" w:firstLine="0"/>
-            </w:pPr>
-            <w:r>
-              <w:t>36</w:t>
+              <w:rPr>
+                <w:szCs w:val="28"/>
+              </w:rPr>
+              <w:t>1.2 млн.</w:t>
             </w:r>
           </w:p>
         </w:tc>
       </w:tr>
       <w:tr>
+        <w:trPr>
+          <w:jc w:val="center"/>
+        </w:trPr>
         <w:tc>
           <w:tcPr>
             <w:tcW w:w="2392" w:type="dxa"/>
@@ -1621,33 +3042,58 @@
             <w:pPr>
               <w:spacing w:after="0" w:line="360" w:lineRule="auto"/>
               <w:ind w:left="0" w:right="0" w:firstLine="0"/>
+              <w:jc w:val="left"/>
+              <w:rPr>
+                <w:szCs w:val="28"/>
+              </w:rPr>
             </w:pPr>
             <w:proofErr w:type="spellStart"/>
             <w:r>
+              <w:rPr>
+                <w:szCs w:val="28"/>
+              </w:rPr>
               <w:t>The</w:t>
             </w:r>
             <w:proofErr w:type="spellEnd"/>
             <w:r>
+              <w:rPr>
+                <w:szCs w:val="28"/>
+              </w:rPr>
               <w:t xml:space="preserve"> </w:t>
             </w:r>
             <w:proofErr w:type="spellStart"/>
             <w:r>
+              <w:rPr>
+                <w:szCs w:val="28"/>
+              </w:rPr>
               <w:t>Cosmic</w:t>
             </w:r>
             <w:proofErr w:type="spellEnd"/>
             <w:r>
+              <w:rPr>
+                <w:szCs w:val="28"/>
+              </w:rPr>
               <w:t xml:space="preserve"> </w:t>
             </w:r>
             <w:proofErr w:type="spellStart"/>
             <w:r>
+              <w:rPr>
+                <w:szCs w:val="28"/>
+              </w:rPr>
               <w:t>Wheel</w:t>
             </w:r>
             <w:proofErr w:type="spellEnd"/>
             <w:r>
+              <w:rPr>
+                <w:szCs w:val="28"/>
+              </w:rPr>
               <w:t xml:space="preserve"> </w:t>
             </w:r>
             <w:proofErr w:type="spellStart"/>
             <w:r>
+              <w:rPr>
+                <w:szCs w:val="28"/>
+              </w:rPr>
               <w:t>Sisterhood</w:t>
             </w:r>
             <w:proofErr w:type="spellEnd"/>
@@ -1661,7 +3107,17 @@
             <w:pPr>
               <w:spacing w:after="0" w:line="360" w:lineRule="auto"/>
               <w:ind w:left="0" w:right="0" w:firstLine="0"/>
+              <w:jc w:val="left"/>
+              <w:rPr>
+                <w:szCs w:val="28"/>
+              </w:rPr>
             </w:pPr>
+            <w:r>
+              <w:rPr>
+                <w:szCs w:val="28"/>
+              </w:rPr>
+              <w:t>…</w:t>
+            </w:r>
           </w:p>
         </w:tc>
         <w:tc>
@@ -1672,18 +3128,17 @@
             <w:pPr>
               <w:spacing w:after="0" w:line="360" w:lineRule="auto"/>
               <w:ind w:left="0" w:right="0" w:firstLine="0"/>
+              <w:jc w:val="left"/>
+              <w:rPr>
+                <w:szCs w:val="28"/>
+              </w:rPr>
             </w:pPr>
-          </w:p>
-        </w:tc>
-        <w:tc>
-          <w:tcPr>
-            <w:tcW w:w="2659" w:type="dxa"/>
-          </w:tcPr>
-          <w:p>
-            <w:pPr>
-              <w:spacing w:after="0" w:line="360" w:lineRule="auto"/>
-              <w:ind w:left="0" w:right="0" w:firstLine="0"/>
-            </w:pPr>
+            <w:r>
+              <w:rPr>
+                <w:szCs w:val="28"/>
+              </w:rPr>
+              <w:t>2.9 млн.</w:t>
+            </w:r>
           </w:p>
         </w:tc>
       </w:tr>
@@ -1692,192 +3147,1644 @@
       <w:pPr>
         <w:spacing w:after="0" w:line="360" w:lineRule="auto"/>
         <w:ind w:left="0" w:right="0" w:firstLine="709"/>
-      </w:pPr>
-    </w:p>
-    <w:p>
-      <w:pPr>
-        <w:spacing w:after="0" w:line="360" w:lineRule="auto"/>
-        <w:ind w:left="0" w:right="0" w:firstLine="709"/>
-      </w:pPr>
-      <w:r>
-        <w:t xml:space="preserve">На основе этих данных можно предположить, что ожидаемое количество продаж  </w:t>
-      </w:r>
-      <w:r>
+        <w:rPr>
+          <w:szCs w:val="28"/>
+        </w:rPr>
+      </w:pPr>
+      <w:r>
+        <w:rPr>
+          <w:szCs w:val="28"/>
+        </w:rPr>
+        <w:t>На основе этих данных можно предположить, что ожидаемое количество продаж  «</w:t>
+      </w:r>
+      <w:proofErr w:type="spellStart"/>
+      <w:r>
+        <w:rPr>
+          <w:szCs w:val="28"/>
+        </w:rPr>
+        <w:t>Heather</w:t>
+      </w:r>
+      <w:proofErr w:type="spellEnd"/>
+      <w:r>
+        <w:rPr>
+          <w:szCs w:val="28"/>
+        </w:rPr>
+        <w:t xml:space="preserve"> </w:t>
+      </w:r>
+      <w:proofErr w:type="spellStart"/>
+      <w:r>
+        <w:rPr>
+          <w:szCs w:val="28"/>
+        </w:rPr>
+        <w:t>fields</w:t>
+      </w:r>
+      <w:proofErr w:type="spellEnd"/>
+      <w:r>
+        <w:rPr>
+          <w:szCs w:val="28"/>
+        </w:rPr>
+        <w:t xml:space="preserve">», как дебютного </w:t>
+      </w:r>
+      <w:proofErr w:type="spellStart"/>
+      <w:r>
+        <w:rPr>
+          <w:szCs w:val="28"/>
+        </w:rPr>
+        <w:t>инди</w:t>
+      </w:r>
+      <w:proofErr w:type="spellEnd"/>
+      <w:r>
+        <w:rPr>
+          <w:szCs w:val="28"/>
+        </w:rPr>
+        <w:t>-проекта среднего бюджета, может составить 50-100 тысяч копий за первый год</w:t>
+      </w:r>
+      <w:r>
+        <w:rPr>
+          <w:szCs w:val="28"/>
+        </w:rPr>
+        <w:t>.</w:t>
+      </w:r>
+    </w:p>
+    <w:p>
+      <w:pPr>
+        <w:spacing w:after="0" w:line="360" w:lineRule="auto"/>
+        <w:ind w:left="0" w:right="0" w:firstLine="709"/>
+        <w:rPr>
+          <w:szCs w:val="28"/>
+        </w:rPr>
+      </w:pPr>
+      <w:r>
+        <w:rPr>
+          <w:szCs w:val="28"/>
+        </w:rPr>
+        <w:t xml:space="preserve">Основным каналом распространения и продажи игры будут игровые онлайн </w:t>
+      </w:r>
+      <w:proofErr w:type="gramStart"/>
+      <w:r>
+        <w:rPr>
+          <w:szCs w:val="28"/>
+        </w:rPr>
+        <w:t>платформы</w:t>
+      </w:r>
+      <w:proofErr w:type="gramEnd"/>
+      <w:r>
+        <w:rPr>
+          <w:szCs w:val="28"/>
+        </w:rPr>
+        <w:t xml:space="preserve"> такие как </w:t>
+      </w:r>
+      <w:r>
+        <w:rPr>
+          <w:szCs w:val="28"/>
+        </w:rPr>
+        <w:t xml:space="preserve">VK </w:t>
+      </w:r>
+      <w:proofErr w:type="spellStart"/>
+      <w:r>
+        <w:rPr>
+          <w:szCs w:val="28"/>
+        </w:rPr>
+        <w:t>Play</w:t>
+      </w:r>
+      <w:proofErr w:type="spellEnd"/>
+      <w:r>
+        <w:rPr>
+          <w:szCs w:val="28"/>
+        </w:rPr>
+        <w:t xml:space="preserve"> и </w:t>
+      </w:r>
+      <w:proofErr w:type="spellStart"/>
+      <w:r>
+        <w:rPr>
+          <w:szCs w:val="28"/>
+        </w:rPr>
+        <w:t>Steam</w:t>
+      </w:r>
+      <w:proofErr w:type="spellEnd"/>
+      <w:r>
+        <w:rPr>
+          <w:szCs w:val="28"/>
+        </w:rPr>
+        <w:t>. Для продвижения проекта бу</w:t>
+      </w:r>
+      <w:r>
+        <w:rPr>
+          <w:szCs w:val="28"/>
+        </w:rPr>
+        <w:t>де</w:t>
+      </w:r>
+      <w:r>
+        <w:rPr>
+          <w:szCs w:val="28"/>
+        </w:rPr>
+        <w:t>м</w:t>
+      </w:r>
+      <w:r>
+        <w:rPr>
+          <w:szCs w:val="28"/>
+        </w:rPr>
+        <w:t xml:space="preserve"> покупать реклам</w:t>
+      </w:r>
+      <w:r>
+        <w:rPr>
+          <w:szCs w:val="28"/>
+        </w:rPr>
+        <w:t>у</w:t>
+      </w:r>
+      <w:r>
+        <w:rPr>
+          <w:szCs w:val="28"/>
+        </w:rPr>
+        <w:t xml:space="preserve"> у </w:t>
+      </w:r>
+      <w:proofErr w:type="spellStart"/>
+      <w:r>
+        <w:rPr>
+          <w:szCs w:val="28"/>
+        </w:rPr>
+        <w:t>блогеров</w:t>
+      </w:r>
+      <w:proofErr w:type="spellEnd"/>
+      <w:r>
+        <w:rPr>
+          <w:szCs w:val="28"/>
+        </w:rPr>
+        <w:t xml:space="preserve"> с похожей тематикой (в </w:t>
+      </w:r>
+      <w:proofErr w:type="spellStart"/>
+      <w:r>
+        <w:rPr>
+          <w:szCs w:val="28"/>
+        </w:rPr>
+        <w:t>соновном</w:t>
+      </w:r>
+      <w:proofErr w:type="spellEnd"/>
+      <w:r>
+        <w:rPr>
+          <w:szCs w:val="28"/>
+        </w:rPr>
+        <w:t xml:space="preserve"> игровые каналы с преимущественно женской аудиторией),</w:t>
+      </w:r>
+      <w:r>
+        <w:rPr>
+          <w:szCs w:val="28"/>
+        </w:rPr>
+        <w:t xml:space="preserve"> использовать </w:t>
+      </w:r>
+      <w:proofErr w:type="spellStart"/>
+      <w:r>
+        <w:rPr>
+          <w:szCs w:val="28"/>
+        </w:rPr>
+        <w:t>таргетированную</w:t>
+      </w:r>
+      <w:proofErr w:type="spellEnd"/>
+      <w:r>
+        <w:rPr>
+          <w:szCs w:val="28"/>
+        </w:rPr>
+        <w:t xml:space="preserve"> рекламу в социальных сетях и вести собственные странички, а также можно рассмотреть возможность участия в </w:t>
+      </w:r>
+      <w:r>
+        <w:rPr>
+          <w:szCs w:val="28"/>
+        </w:rPr>
+        <w:t xml:space="preserve">различных игровых </w:t>
+      </w:r>
+      <w:r>
+        <w:rPr>
+          <w:szCs w:val="28"/>
+        </w:rPr>
+        <w:t>фестивалях</w:t>
+      </w:r>
+      <w:r>
+        <w:rPr>
+          <w:szCs w:val="28"/>
+        </w:rPr>
+        <w:t>.</w:t>
+      </w:r>
+    </w:p>
+    <w:p>
+      <w:pPr>
+        <w:spacing w:after="0" w:line="360" w:lineRule="auto"/>
+        <w:ind w:left="0" w:right="0" w:firstLine="709"/>
+        <w:rPr>
+          <w:szCs w:val="28"/>
+        </w:rPr>
+      </w:pPr>
+      <w:r>
+        <w:rPr>
+          <w:szCs w:val="28"/>
+        </w:rPr>
+        <w:t xml:space="preserve">Проект предполагает наличие небольшой команды </w:t>
+      </w:r>
+      <w:proofErr w:type="spellStart"/>
+      <w:r>
+        <w:rPr>
+          <w:szCs w:val="28"/>
+        </w:rPr>
+        <w:t>инди</w:t>
+      </w:r>
+      <w:proofErr w:type="spellEnd"/>
+      <w:r>
+        <w:rPr>
+          <w:szCs w:val="28"/>
+        </w:rPr>
+        <w:t xml:space="preserve">-разработчиков, состоящей из </w:t>
+      </w:r>
+      <w:proofErr w:type="spellStart"/>
+      <w:r>
+        <w:rPr>
+          <w:szCs w:val="28"/>
+        </w:rPr>
+        <w:t>геймдизайнера</w:t>
+      </w:r>
+      <w:proofErr w:type="spellEnd"/>
+      <w:r>
+        <w:rPr>
+          <w:szCs w:val="28"/>
+        </w:rPr>
+        <w:t xml:space="preserve">, одного-двух программистов, </w:t>
+      </w:r>
+      <w:r>
+        <w:rPr>
+          <w:szCs w:val="28"/>
+        </w:rPr>
+        <w:lastRenderedPageBreak/>
+        <w:t>художника, саунд-дизайнера</w:t>
+      </w:r>
+      <w:r>
+        <w:rPr>
+          <w:szCs w:val="28"/>
+        </w:rPr>
+        <w:t xml:space="preserve"> и сценариста. Предположительный срок разработки 10-14 месяцев.</w:t>
+      </w:r>
+    </w:p>
+    <w:p>
+      <w:pPr>
+        <w:spacing w:after="0" w:line="360" w:lineRule="auto"/>
+        <w:ind w:left="0" w:right="0" w:firstLine="709"/>
+        <w:rPr>
+          <w:bCs/>
+          <w:szCs w:val="28"/>
+        </w:rPr>
+      </w:pPr>
+      <w:r>
+        <w:rPr>
+          <w:szCs w:val="28"/>
+        </w:rPr>
+        <w:t>Пост-</w:t>
+      </w:r>
+      <w:proofErr w:type="spellStart"/>
+      <w:r>
+        <w:rPr>
+          <w:szCs w:val="28"/>
+        </w:rPr>
+        <w:t>релизная</w:t>
+      </w:r>
+      <w:proofErr w:type="spellEnd"/>
+      <w:r>
+        <w:rPr>
+          <w:szCs w:val="28"/>
+        </w:rPr>
+        <w:t xml:space="preserve"> поддержка составит несколько месяцев, когда будут исправляться баги. При финансовом успехе игры предполагается выход платных </w:t>
+      </w:r>
+      <w:r>
+        <w:rPr>
+          <w:bCs/>
+          <w:szCs w:val="28"/>
+        </w:rPr>
+        <w:t>DLC через 10-12 месяцев после релиза игры.</w:t>
+      </w:r>
+    </w:p>
+    <w:p>
+      <w:pPr>
+        <w:spacing w:after="0" w:line="360" w:lineRule="auto"/>
+        <w:ind w:left="0" w:right="0" w:firstLine="709"/>
+        <w:rPr>
+          <w:szCs w:val="28"/>
+        </w:rPr>
+      </w:pPr>
+    </w:p>
+    <w:p>
+      <w:pPr>
+        <w:pStyle w:val="2"/>
+        <w:spacing w:before="0" w:beforeAutospacing="0" w:after="0" w:afterAutospacing="0" w:line="360" w:lineRule="auto"/>
+        <w:ind w:firstLine="709"/>
+        <w:jc w:val="both"/>
+        <w:rPr>
+          <w:sz w:val="28"/>
+          <w:szCs w:val="28"/>
+        </w:rPr>
+      </w:pPr>
+      <w:r>
+        <w:rPr>
+          <w:sz w:val="28"/>
+          <w:szCs w:val="28"/>
+        </w:rPr>
+        <w:t>1.5 Выводы</w:t>
+      </w:r>
+    </w:p>
+    <w:p>
+      <w:pPr>
+        <w:spacing w:after="0" w:line="360" w:lineRule="auto"/>
+        <w:ind w:left="0" w:right="0" w:firstLine="709"/>
+        <w:rPr>
+          <w:szCs w:val="28"/>
+        </w:rPr>
+      </w:pPr>
+      <w:r>
+        <w:rPr>
+          <w:szCs w:val="28"/>
+        </w:rPr>
+        <w:t xml:space="preserve">Разрабатываемый продукт </w:t>
+      </w:r>
+      <w:r>
+        <w:rPr>
+          <w:szCs w:val="28"/>
+        </w:rPr>
         <w:t>«</w:t>
       </w:r>
       <w:proofErr w:type="spellStart"/>
       <w:r>
+        <w:rPr>
+          <w:szCs w:val="28"/>
+        </w:rPr>
         <w:t>Heather</w:t>
       </w:r>
       <w:proofErr w:type="spellEnd"/>
       <w:r>
+        <w:rPr>
+          <w:szCs w:val="28"/>
+        </w:rPr>
         <w:t xml:space="preserve"> </w:t>
       </w:r>
       <w:proofErr w:type="spellStart"/>
       <w:r>
+        <w:rPr>
+          <w:szCs w:val="28"/>
+        </w:rPr>
         <w:t>fields</w:t>
       </w:r>
       <w:proofErr w:type="spellEnd"/>
       <w:r>
+        <w:rPr>
+          <w:szCs w:val="28"/>
+        </w:rPr>
         <w:t>»</w:t>
       </w:r>
       <w:r>
-        <w:t xml:space="preserve">, как дебютного </w:t>
-      </w:r>
-      <w:proofErr w:type="spellStart"/>
-      <w:r>
-        <w:t>инди</w:t>
-      </w:r>
-      <w:proofErr w:type="spellEnd"/>
-      <w:r>
-        <w:t>-проекта среднего бюджета, может составить 50-100 тысяч копий за первый год</w:t>
-      </w:r>
-      <w:r>
+        <w:rPr>
+          <w:szCs w:val="28"/>
+        </w:rPr>
+        <w:t xml:space="preserve"> представляет собой коммерчески перспективный гибрид фермерского симулятора и ведьмовского </w:t>
+      </w:r>
+      <w:r>
+        <w:rPr>
+          <w:szCs w:val="28"/>
+        </w:rPr>
+        <w:t>RPG</w:t>
+      </w:r>
+      <w:r>
+        <w:rPr>
+          <w:szCs w:val="28"/>
+        </w:rPr>
+        <w:t xml:space="preserve">. </w:t>
+      </w:r>
+      <w:proofErr w:type="gramStart"/>
+      <w:r>
+        <w:rPr>
+          <w:szCs w:val="28"/>
+        </w:rPr>
+        <w:t xml:space="preserve">Целевая аудитория – преимущественно женщины 20-30 лет, ценящие атмосферу и расслабляющий </w:t>
+      </w:r>
+      <w:proofErr w:type="spellStart"/>
+      <w:r>
+        <w:rPr>
+          <w:szCs w:val="28"/>
+        </w:rPr>
+        <w:t>геймплей</w:t>
+      </w:r>
+      <w:proofErr w:type="spellEnd"/>
+      <w:r>
+        <w:rPr>
+          <w:szCs w:val="28"/>
+        </w:rPr>
         <w:t>.</w:t>
       </w:r>
-    </w:p>
-    <w:p>
-      <w:pPr>
-        <w:spacing w:after="0" w:line="360" w:lineRule="auto"/>
-        <w:ind w:left="0" w:right="0" w:firstLine="709"/>
-      </w:pPr>
-      <w:r>
-        <w:t xml:space="preserve">В настоящее время на рынке нет игр, которые объединяют в себе и фермерство, и </w:t>
-      </w:r>
-      <w:proofErr w:type="spellStart"/>
-      <w:r>
-        <w:t>ведьмовство</w:t>
-      </w:r>
-      <w:proofErr w:type="spellEnd"/>
-      <w:r>
-        <w:t>, и мрачную атмосферу. Большинство конкурентов либо не имеют магических элементов (</w:t>
-      </w:r>
-      <w:proofErr w:type="spellStart"/>
-      <w:r>
-        <w:t>Stardew</w:t>
-      </w:r>
-      <w:proofErr w:type="spellEnd"/>
-      <w:r>
+      <w:proofErr w:type="gramEnd"/>
+      <w:r>
+        <w:rPr>
+          <w:szCs w:val="28"/>
+        </w:rPr>
         <w:t xml:space="preserve"> </w:t>
       </w:r>
-      <w:proofErr w:type="spellStart"/>
-      <w:r>
-        <w:t>Valley</w:t>
-      </w:r>
-      <w:proofErr w:type="spellEnd"/>
-      <w:r>
-        <w:t>), либо не имеют элементов фермы (</w:t>
-      </w:r>
-      <w:proofErr w:type="spellStart"/>
-      <w:r>
-        <w:t>Wytchwood</w:t>
-      </w:r>
-      <w:proofErr w:type="spellEnd"/>
-      <w:r>
-        <w:t xml:space="preserve">). Самый же близкий к нашей </w:t>
-      </w:r>
-      <w:r>
+      <w:r>
+        <w:rPr>
+          <w:szCs w:val="28"/>
+        </w:rPr>
+        <w:t xml:space="preserve">Анализ </w:t>
+      </w:r>
+      <w:proofErr w:type="spellStart"/>
+      <w:r>
+        <w:rPr>
+          <w:szCs w:val="28"/>
+        </w:rPr>
+        <w:t>конкрентов</w:t>
+      </w:r>
+      <w:proofErr w:type="spellEnd"/>
+      <w:r>
+        <w:rPr>
+          <w:szCs w:val="28"/>
+        </w:rPr>
+        <w:t xml:space="preserve"> показал, что игра сможет занять свободную нишу, не покрываемую другими. Объем разработки оценивается в 10-14 месяцев, а примерный объем продаж в </w:t>
+      </w:r>
+      <w:r>
+        <w:rPr>
+          <w:szCs w:val="28"/>
+        </w:rPr>
+        <w:t>50-100 тысяч копий за первый год</w:t>
+      </w:r>
+      <w:r>
+        <w:rPr>
+          <w:szCs w:val="28"/>
+        </w:rPr>
+        <w:t xml:space="preserve">. </w:t>
+      </w:r>
+    </w:p>
+    <w:p>
+      <w:pPr>
+        <w:spacing w:after="0" w:line="360" w:lineRule="auto"/>
+        <w:ind w:left="0" w:right="0" w:firstLine="709"/>
+        <w:rPr>
+          <w:szCs w:val="28"/>
+        </w:rPr>
+      </w:pPr>
+      <w:r>
+        <w:rPr>
+          <w:szCs w:val="28"/>
+        </w:rPr>
+        <w:br w:type="page"/>
+      </w:r>
+    </w:p>
+    <w:p>
+      <w:pPr>
+        <w:pStyle w:val="1"/>
+        <w:rPr>
+          <w:rFonts w:ascii="Times New Roman" w:hAnsi="Times New Roman" w:cs="Times New Roman"/>
+          <w:color w:val="000000" w:themeColor="text1"/>
+        </w:rPr>
+      </w:pPr>
+      <w:r>
+        <w:rPr>
+          <w:rFonts w:ascii="Times New Roman" w:hAnsi="Times New Roman" w:cs="Times New Roman"/>
+          <w:color w:val="000000" w:themeColor="text1"/>
+        </w:rPr>
         <w:lastRenderedPageBreak/>
-        <w:t>концепции конкурент -</w:t>
-      </w:r>
-      <w:r>
+        <w:t xml:space="preserve">2. </w:t>
+      </w:r>
+      <w:r>
+        <w:rPr>
+          <w:rFonts w:ascii="Times New Roman" w:hAnsi="Times New Roman" w:cs="Times New Roman"/>
+          <w:color w:val="000000" w:themeColor="text1"/>
+        </w:rPr>
+        <w:t>ВЫБОР И ОБОСНОВАНИЕ ТЕХНОЛОГИЙ</w:t>
+      </w:r>
+    </w:p>
+    <w:p>
+      <w:pPr>
+        <w:pStyle w:val="2"/>
+        <w:spacing w:before="0" w:beforeAutospacing="0" w:after="0" w:afterAutospacing="0" w:line="360" w:lineRule="auto"/>
+        <w:ind w:firstLine="709"/>
+        <w:jc w:val="both"/>
+        <w:rPr>
+          <w:sz w:val="28"/>
+          <w:szCs w:val="28"/>
+        </w:rPr>
+      </w:pPr>
+      <w:r>
+        <w:rPr>
+          <w:sz w:val="28"/>
+          <w:szCs w:val="28"/>
+        </w:rPr>
+        <w:t xml:space="preserve">2.1 </w:t>
+      </w:r>
+      <w:r>
+        <w:rPr>
+          <w:sz w:val="28"/>
+          <w:szCs w:val="28"/>
+        </w:rPr>
+        <w:t>Технические характеристики игры</w:t>
+      </w:r>
+    </w:p>
+    <w:p>
+      <w:pPr>
+        <w:spacing w:after="0" w:line="360" w:lineRule="auto"/>
+        <w:ind w:left="0" w:right="0" w:firstLine="709"/>
+        <w:rPr>
+          <w:szCs w:val="28"/>
+        </w:rPr>
+      </w:pPr>
+      <w:r>
+        <w:rPr>
+          <w:szCs w:val="28"/>
+        </w:rPr>
+        <w:t>Для корректного выбора технологий необходимо определить целевые технические па</w:t>
+      </w:r>
+      <w:r>
+        <w:rPr>
+          <w:szCs w:val="28"/>
+        </w:rPr>
+        <w:t xml:space="preserve">раметры разрабатываемой игры. Мы будем исходить из жанра игры и из того, что </w:t>
+      </w:r>
+      <w:r>
+        <w:rPr>
+          <w:szCs w:val="28"/>
+        </w:rPr>
+        <w:t>«</w:t>
+      </w:r>
+      <w:proofErr w:type="spellStart"/>
+      <w:r>
+        <w:rPr>
+          <w:szCs w:val="28"/>
+        </w:rPr>
+        <w:t>Heather</w:t>
+      </w:r>
+      <w:proofErr w:type="spellEnd"/>
+      <w:r>
+        <w:rPr>
+          <w:szCs w:val="28"/>
+        </w:rPr>
         <w:t xml:space="preserve"> </w:t>
       </w:r>
       <w:proofErr w:type="spellStart"/>
       <w:r>
-        <w:t>Wylde</w:t>
-      </w:r>
-      <w:proofErr w:type="spellEnd"/>
-      <w:r>
-        <w:t xml:space="preserve"> </w:t>
-      </w:r>
-      <w:proofErr w:type="spellStart"/>
-      <w:r>
-        <w:t>Flowers</w:t>
-      </w:r>
-      <w:proofErr w:type="spellEnd"/>
-      <w:r>
-        <w:t xml:space="preserve"> слишком светлая игра без ярко выраженного конфликта и с другой атмосферой. Таким образом </w:t>
-      </w:r>
-      <w:r>
-        <w:t>«</w:t>
-      </w:r>
-      <w:proofErr w:type="spellStart"/>
-      <w:r>
-        <w:t>Heather</w:t>
-      </w:r>
-      <w:proofErr w:type="spellEnd"/>
-      <w:r>
-        <w:t xml:space="preserve"> </w:t>
-      </w:r>
-      <w:proofErr w:type="spellStart"/>
-      <w:r>
+        <w:rPr>
+          <w:szCs w:val="28"/>
+        </w:rPr>
         <w:t>fields</w:t>
       </w:r>
       <w:proofErr w:type="spellEnd"/>
       <w:r>
+        <w:rPr>
+          <w:szCs w:val="28"/>
+        </w:rPr>
         <w:t>»</w:t>
       </w:r>
       <w:r>
-        <w:t xml:space="preserve"> займет свободную нишу на рынке и выделится на фоне </w:t>
-      </w:r>
-      <w:proofErr w:type="spellStart"/>
-      <w:r>
-        <w:t>конккурентов</w:t>
-      </w:r>
-      <w:proofErr w:type="spellEnd"/>
-      <w:r>
-        <w:t>.</w:t>
-      </w:r>
-    </w:p>
-    <w:p>
-      <w:pPr>
-        <w:spacing w:after="0" w:line="360" w:lineRule="auto"/>
-        <w:ind w:left="0" w:right="0" w:firstLine="709"/>
-      </w:pPr>
-    </w:p>
-    <w:p>
-      <w:pPr>
-        <w:spacing w:after="0" w:line="360" w:lineRule="auto"/>
-        <w:ind w:left="0" w:right="0" w:firstLine="709"/>
-      </w:pPr>
-      <w:r>
-        <w:t>1.5 Потенциальный объем разработки проекта</w:t>
-      </w:r>
-    </w:p>
-    <w:p>
-      <w:pPr>
-        <w:spacing w:after="0" w:line="360" w:lineRule="auto"/>
-        <w:ind w:left="0" w:right="0" w:firstLine="709"/>
-      </w:pPr>
-    </w:p>
-    <w:p>
-      <w:pPr>
-        <w:spacing w:after="0" w:line="360" w:lineRule="auto"/>
-        <w:ind w:left="0" w:right="0" w:firstLine="709"/>
-      </w:pPr>
-      <w:r>
-        <w:t>1.6 Сроки поддержки продукта после релиза</w:t>
-      </w:r>
-    </w:p>
-    <w:p>
-      <w:pPr>
-        <w:spacing w:after="0" w:line="360" w:lineRule="auto"/>
-        <w:ind w:left="0" w:right="0" w:firstLine="709"/>
-      </w:pPr>
-    </w:p>
-    <w:p>
-      <w:pPr>
-        <w:spacing w:after="0" w:line="360" w:lineRule="auto"/>
-        <w:ind w:left="0" w:right="0" w:firstLine="709"/>
-      </w:pPr>
-    </w:p>
-    <w:p>
-      <w:pPr>
-        <w:spacing w:after="0" w:line="360" w:lineRule="auto"/>
-        <w:ind w:left="0" w:right="0" w:firstLine="709"/>
-      </w:pPr>
-      <w:r>
+        <w:rPr>
+          <w:szCs w:val="28"/>
+        </w:rPr>
+        <w:t xml:space="preserve"> будет иметь </w:t>
+      </w:r>
+      <w:r>
+        <w:rPr>
+          <w:szCs w:val="28"/>
+        </w:rPr>
+        <w:t>2D</w:t>
+      </w:r>
+      <w:r>
+        <w:rPr>
+          <w:szCs w:val="28"/>
+        </w:rPr>
+        <w:t>-графику.</w:t>
+      </w:r>
+    </w:p>
+    <w:p>
+      <w:pPr>
+        <w:spacing w:after="0" w:line="360" w:lineRule="auto"/>
+        <w:ind w:left="0" w:right="0" w:firstLine="709"/>
+        <w:rPr>
+          <w:color w:val="auto"/>
+          <w:szCs w:val="28"/>
+        </w:rPr>
+      </w:pPr>
+      <w:r>
+        <w:rPr>
+          <w:bCs/>
+          <w:color w:val="auto"/>
+          <w:szCs w:val="28"/>
+        </w:rPr>
+        <w:t>Минимальные требования:</w:t>
+      </w:r>
+    </w:p>
+    <w:p>
+      <w:pPr>
+        <w:numPr>
+          <w:ilvl w:val="0"/>
+          <w:numId w:val="8"/>
+        </w:numPr>
+        <w:spacing w:after="0" w:line="360" w:lineRule="auto"/>
+        <w:ind w:left="0" w:right="0" w:firstLine="709"/>
+        <w:rPr>
+          <w:color w:val="auto"/>
+          <w:szCs w:val="28"/>
+        </w:rPr>
+      </w:pPr>
+      <w:r>
+        <w:rPr>
+          <w:color w:val="auto"/>
+          <w:szCs w:val="28"/>
+        </w:rPr>
+        <w:t xml:space="preserve">Операционная система: </w:t>
+      </w:r>
+      <w:proofErr w:type="spellStart"/>
+      <w:r>
+        <w:rPr>
+          <w:color w:val="auto"/>
+          <w:szCs w:val="28"/>
+        </w:rPr>
+        <w:t>Windows</w:t>
+      </w:r>
+      <w:proofErr w:type="spellEnd"/>
+      <w:r>
+        <w:rPr>
+          <w:color w:val="auto"/>
+          <w:szCs w:val="28"/>
+        </w:rPr>
+        <w:t xml:space="preserve"> 10 (64-bit) / </w:t>
+      </w:r>
+      <w:proofErr w:type="spellStart"/>
+      <w:r>
+        <w:rPr>
+          <w:color w:val="auto"/>
+          <w:szCs w:val="28"/>
+        </w:rPr>
+        <w:t>macOS</w:t>
+      </w:r>
+      <w:proofErr w:type="spellEnd"/>
+      <w:r>
+        <w:rPr>
+          <w:color w:val="auto"/>
+          <w:szCs w:val="28"/>
+        </w:rPr>
+        <w:t xml:space="preserve"> 10.14+</w:t>
+      </w:r>
+    </w:p>
+    <w:p>
+      <w:pPr>
+        <w:numPr>
+          <w:ilvl w:val="0"/>
+          <w:numId w:val="8"/>
+        </w:numPr>
+        <w:spacing w:after="0" w:line="360" w:lineRule="auto"/>
+        <w:ind w:left="0" w:right="0" w:firstLine="709"/>
+        <w:rPr>
+          <w:color w:val="auto"/>
+          <w:szCs w:val="28"/>
+          <w:lang w:val="en-US"/>
+        </w:rPr>
+      </w:pPr>
+      <w:r>
+        <w:rPr>
+          <w:color w:val="auto"/>
+          <w:szCs w:val="28"/>
+        </w:rPr>
+        <w:t>Процессор</w:t>
+      </w:r>
+      <w:r>
+        <w:rPr>
+          <w:color w:val="auto"/>
+          <w:szCs w:val="28"/>
+          <w:lang w:val="en-US"/>
+        </w:rPr>
+        <w:t xml:space="preserve">: Intel Core i3-2100 </w:t>
+      </w:r>
+      <w:r>
+        <w:rPr>
+          <w:color w:val="auto"/>
+          <w:szCs w:val="28"/>
+        </w:rPr>
+        <w:t>или</w:t>
+      </w:r>
+      <w:r>
+        <w:rPr>
+          <w:color w:val="auto"/>
+          <w:szCs w:val="28"/>
+          <w:lang w:val="en-US"/>
+        </w:rPr>
+        <w:t xml:space="preserve"> AMD FX-4350 (2 </w:t>
+      </w:r>
+      <w:r>
+        <w:rPr>
+          <w:color w:val="auto"/>
+          <w:szCs w:val="28"/>
+        </w:rPr>
+        <w:t>ядра</w:t>
+      </w:r>
+      <w:r>
+        <w:rPr>
+          <w:color w:val="auto"/>
+          <w:szCs w:val="28"/>
+          <w:lang w:val="en-US"/>
+        </w:rPr>
+        <w:t xml:space="preserve">, 2.5 </w:t>
+      </w:r>
+      <w:r>
+        <w:rPr>
+          <w:color w:val="auto"/>
+          <w:szCs w:val="28"/>
+        </w:rPr>
+        <w:t>ГГц</w:t>
+      </w:r>
+      <w:r>
+        <w:rPr>
+          <w:color w:val="auto"/>
+          <w:szCs w:val="28"/>
+          <w:lang w:val="en-US"/>
+        </w:rPr>
+        <w:t>)</w:t>
+      </w:r>
+    </w:p>
+    <w:p>
+      <w:pPr>
+        <w:numPr>
+          <w:ilvl w:val="0"/>
+          <w:numId w:val="8"/>
+        </w:numPr>
+        <w:spacing w:after="0" w:line="360" w:lineRule="auto"/>
+        <w:ind w:left="0" w:right="0" w:firstLine="709"/>
+        <w:rPr>
+          <w:color w:val="auto"/>
+          <w:szCs w:val="28"/>
+        </w:rPr>
+      </w:pPr>
+      <w:r>
+        <w:rPr>
+          <w:color w:val="auto"/>
+          <w:szCs w:val="28"/>
+        </w:rPr>
+        <w:t>Оперативная память: 4 ГБ</w:t>
+      </w:r>
+    </w:p>
+    <w:p>
+      <w:pPr>
+        <w:numPr>
+          <w:ilvl w:val="0"/>
+          <w:numId w:val="8"/>
+        </w:numPr>
+        <w:spacing w:after="0" w:line="360" w:lineRule="auto"/>
+        <w:ind w:left="0" w:right="0" w:firstLine="709"/>
+        <w:rPr>
+          <w:color w:val="auto"/>
+          <w:szCs w:val="28"/>
+        </w:rPr>
+      </w:pPr>
+      <w:r>
+        <w:rPr>
+          <w:color w:val="auto"/>
+          <w:szCs w:val="28"/>
+        </w:rPr>
+        <w:t xml:space="preserve">Видеокарта: </w:t>
+      </w:r>
+      <w:proofErr w:type="spellStart"/>
+      <w:r>
+        <w:rPr>
+          <w:color w:val="auto"/>
+          <w:szCs w:val="28"/>
+        </w:rPr>
+        <w:t>Intel</w:t>
+      </w:r>
+      <w:proofErr w:type="spellEnd"/>
+      <w:r>
+        <w:rPr>
+          <w:color w:val="auto"/>
+          <w:szCs w:val="28"/>
+        </w:rPr>
+        <w:t xml:space="preserve"> HD </w:t>
+      </w:r>
+      <w:proofErr w:type="spellStart"/>
+      <w:r>
+        <w:rPr>
+          <w:color w:val="auto"/>
+          <w:szCs w:val="28"/>
+        </w:rPr>
+        <w:t>Graphics</w:t>
+      </w:r>
+      <w:proofErr w:type="spellEnd"/>
+      <w:r>
+        <w:rPr>
+          <w:color w:val="auto"/>
+          <w:szCs w:val="28"/>
+        </w:rPr>
+        <w:t xml:space="preserve"> 4400 или </w:t>
+      </w:r>
+      <w:proofErr w:type="gramStart"/>
+      <w:r>
+        <w:rPr>
+          <w:color w:val="auto"/>
+          <w:szCs w:val="28"/>
+        </w:rPr>
+        <w:t>аналогичная</w:t>
+      </w:r>
+      <w:proofErr w:type="gramEnd"/>
+      <w:r>
+        <w:rPr>
+          <w:color w:val="auto"/>
+          <w:szCs w:val="28"/>
+        </w:rPr>
+        <w:t xml:space="preserve"> с поддержкой </w:t>
+      </w:r>
+      <w:proofErr w:type="spellStart"/>
+      <w:r>
+        <w:rPr>
+          <w:color w:val="auto"/>
+          <w:szCs w:val="28"/>
+        </w:rPr>
+        <w:t>DirectX</w:t>
+      </w:r>
+      <w:proofErr w:type="spellEnd"/>
+      <w:r>
+        <w:rPr>
+          <w:color w:val="auto"/>
+          <w:szCs w:val="28"/>
+        </w:rPr>
+        <w:t xml:space="preserve"> 11 / </w:t>
+      </w:r>
+      <w:proofErr w:type="spellStart"/>
+      <w:r>
+        <w:rPr>
+          <w:color w:val="auto"/>
+          <w:szCs w:val="28"/>
+        </w:rPr>
+        <w:t>OpenGL</w:t>
+      </w:r>
+      <w:proofErr w:type="spellEnd"/>
+      <w:r>
+        <w:rPr>
+          <w:color w:val="auto"/>
+          <w:szCs w:val="28"/>
+        </w:rPr>
+        <w:t xml:space="preserve"> 3.3</w:t>
+      </w:r>
+    </w:p>
+    <w:p>
+      <w:pPr>
+        <w:numPr>
+          <w:ilvl w:val="0"/>
+          <w:numId w:val="8"/>
+        </w:numPr>
+        <w:spacing w:after="0" w:line="360" w:lineRule="auto"/>
+        <w:ind w:left="0" w:right="0" w:firstLine="709"/>
+        <w:rPr>
+          <w:color w:val="auto"/>
+          <w:szCs w:val="28"/>
+        </w:rPr>
+      </w:pPr>
+      <w:r>
+        <w:rPr>
+          <w:color w:val="auto"/>
+          <w:szCs w:val="28"/>
+        </w:rPr>
+        <w:t>Место на диске: 2 ГБ</w:t>
+      </w:r>
+    </w:p>
+    <w:p>
+      <w:pPr>
+        <w:numPr>
+          <w:ilvl w:val="0"/>
+          <w:numId w:val="8"/>
+        </w:numPr>
+        <w:spacing w:after="0" w:line="360" w:lineRule="auto"/>
+        <w:ind w:left="0" w:right="0" w:firstLine="709"/>
+        <w:rPr>
+          <w:color w:val="auto"/>
+          <w:szCs w:val="28"/>
+        </w:rPr>
+      </w:pPr>
+      <w:r>
+        <w:rPr>
+          <w:color w:val="auto"/>
+          <w:szCs w:val="28"/>
+        </w:rPr>
+        <w:t>Разрешение экрана: 1280×720</w:t>
+      </w:r>
+    </w:p>
+    <w:p>
+      <w:pPr>
+        <w:spacing w:after="0" w:line="360" w:lineRule="auto"/>
+        <w:ind w:left="0" w:right="0" w:firstLine="709"/>
+        <w:rPr>
+          <w:color w:val="auto"/>
+          <w:szCs w:val="28"/>
+        </w:rPr>
+      </w:pPr>
+      <w:r>
+        <w:rPr>
+          <w:bCs/>
+          <w:color w:val="auto"/>
+          <w:szCs w:val="28"/>
+        </w:rPr>
+        <w:t>Рекомендуемые требования:</w:t>
+      </w:r>
+    </w:p>
+    <w:p>
+      <w:pPr>
+        <w:numPr>
+          <w:ilvl w:val="0"/>
+          <w:numId w:val="9"/>
+        </w:numPr>
+        <w:spacing w:after="0" w:line="360" w:lineRule="auto"/>
+        <w:ind w:left="0" w:right="0" w:firstLine="709"/>
+        <w:rPr>
+          <w:color w:val="auto"/>
+          <w:szCs w:val="28"/>
+        </w:rPr>
+      </w:pPr>
+      <w:r>
+        <w:rPr>
+          <w:color w:val="auto"/>
+          <w:szCs w:val="28"/>
+        </w:rPr>
+        <w:t xml:space="preserve">Операционная система: </w:t>
+      </w:r>
+      <w:proofErr w:type="spellStart"/>
+      <w:r>
+        <w:rPr>
+          <w:color w:val="auto"/>
+          <w:szCs w:val="28"/>
+        </w:rPr>
+        <w:t>Windows</w:t>
+      </w:r>
+      <w:proofErr w:type="spellEnd"/>
+      <w:r>
+        <w:rPr>
+          <w:color w:val="auto"/>
+          <w:szCs w:val="28"/>
+        </w:rPr>
+        <w:t xml:space="preserve"> 11 (64-bit) / </w:t>
+      </w:r>
+      <w:proofErr w:type="spellStart"/>
+      <w:r>
+        <w:rPr>
+          <w:color w:val="auto"/>
+          <w:szCs w:val="28"/>
+        </w:rPr>
+        <w:t>macOS</w:t>
+      </w:r>
+      <w:proofErr w:type="spellEnd"/>
+      <w:r>
+        <w:rPr>
+          <w:color w:val="auto"/>
+          <w:szCs w:val="28"/>
+        </w:rPr>
+        <w:t xml:space="preserve"> 12+</w:t>
+      </w:r>
+    </w:p>
+    <w:p>
+      <w:pPr>
+        <w:numPr>
+          <w:ilvl w:val="0"/>
+          <w:numId w:val="9"/>
+        </w:numPr>
+        <w:spacing w:after="0" w:line="360" w:lineRule="auto"/>
+        <w:ind w:left="0" w:right="0" w:firstLine="709"/>
+        <w:rPr>
+          <w:color w:val="auto"/>
+          <w:szCs w:val="28"/>
+          <w:lang w:val="en-US"/>
+        </w:rPr>
+      </w:pPr>
+      <w:r>
+        <w:rPr>
+          <w:color w:val="auto"/>
+          <w:szCs w:val="28"/>
+        </w:rPr>
+        <w:t>Процессор</w:t>
+      </w:r>
+      <w:r>
+        <w:rPr>
+          <w:color w:val="auto"/>
+          <w:szCs w:val="28"/>
+          <w:lang w:val="en-US"/>
+        </w:rPr>
+        <w:t xml:space="preserve">: Intel Core i5-4670 </w:t>
+      </w:r>
+      <w:r>
+        <w:rPr>
+          <w:color w:val="auto"/>
+          <w:szCs w:val="28"/>
+        </w:rPr>
+        <w:t>или</w:t>
+      </w:r>
+      <w:r>
+        <w:rPr>
+          <w:color w:val="auto"/>
+          <w:szCs w:val="28"/>
+          <w:lang w:val="en-US"/>
+        </w:rPr>
+        <w:t xml:space="preserve"> AMD </w:t>
+      </w:r>
+      <w:proofErr w:type="spellStart"/>
+      <w:r>
+        <w:rPr>
+          <w:color w:val="auto"/>
+          <w:szCs w:val="28"/>
+          <w:lang w:val="en-US"/>
+        </w:rPr>
+        <w:t>Ryzen</w:t>
+      </w:r>
+      <w:proofErr w:type="spellEnd"/>
+      <w:r>
+        <w:rPr>
+          <w:color w:val="auto"/>
+          <w:szCs w:val="28"/>
+          <w:lang w:val="en-US"/>
+        </w:rPr>
+        <w:t xml:space="preserve"> 3 2200G (4 </w:t>
+      </w:r>
+      <w:r>
+        <w:rPr>
+          <w:color w:val="auto"/>
+          <w:szCs w:val="28"/>
+        </w:rPr>
+        <w:t>ядра</w:t>
+      </w:r>
+      <w:r>
+        <w:rPr>
+          <w:color w:val="auto"/>
+          <w:szCs w:val="28"/>
+          <w:lang w:val="en-US"/>
+        </w:rPr>
+        <w:t xml:space="preserve">, 3.0 </w:t>
+      </w:r>
+      <w:r>
+        <w:rPr>
+          <w:color w:val="auto"/>
+          <w:szCs w:val="28"/>
+        </w:rPr>
+        <w:t>ГГц</w:t>
+      </w:r>
+      <w:r>
+        <w:rPr>
+          <w:color w:val="auto"/>
+          <w:szCs w:val="28"/>
+          <w:lang w:val="en-US"/>
+        </w:rPr>
+        <w:t>)</w:t>
+      </w:r>
+    </w:p>
+    <w:p>
+      <w:pPr>
+        <w:numPr>
+          <w:ilvl w:val="0"/>
+          <w:numId w:val="9"/>
+        </w:numPr>
+        <w:spacing w:after="0" w:line="360" w:lineRule="auto"/>
+        <w:ind w:left="0" w:right="0" w:firstLine="709"/>
+        <w:rPr>
+          <w:color w:val="auto"/>
+          <w:szCs w:val="28"/>
+        </w:rPr>
+      </w:pPr>
+      <w:r>
+        <w:rPr>
+          <w:color w:val="auto"/>
+          <w:szCs w:val="28"/>
+        </w:rPr>
+        <w:t>Оперативная память: 8 ГБ</w:t>
+      </w:r>
+    </w:p>
+    <w:p>
+      <w:pPr>
+        <w:numPr>
+          <w:ilvl w:val="0"/>
+          <w:numId w:val="9"/>
+        </w:numPr>
+        <w:spacing w:after="0" w:line="360" w:lineRule="auto"/>
+        <w:ind w:left="0" w:right="0" w:firstLine="709"/>
+        <w:rPr>
+          <w:color w:val="auto"/>
+          <w:szCs w:val="28"/>
+          <w:lang w:val="en-US"/>
+        </w:rPr>
+      </w:pPr>
+      <w:r>
+        <w:rPr>
+          <w:color w:val="auto"/>
+          <w:szCs w:val="28"/>
+        </w:rPr>
+        <w:t>Видеокарта</w:t>
+      </w:r>
+      <w:r>
+        <w:rPr>
+          <w:color w:val="auto"/>
+          <w:szCs w:val="28"/>
+          <w:lang w:val="en-US"/>
+        </w:rPr>
+        <w:t>: NVIDIA GeForce GTX 750 Ti / AMD Radeon R7 265</w:t>
+      </w:r>
+    </w:p>
+    <w:p>
+      <w:pPr>
+        <w:numPr>
+          <w:ilvl w:val="0"/>
+          <w:numId w:val="9"/>
+        </w:numPr>
+        <w:spacing w:after="0" w:line="360" w:lineRule="auto"/>
+        <w:ind w:left="0" w:right="0" w:firstLine="709"/>
+        <w:rPr>
+          <w:color w:val="auto"/>
+          <w:szCs w:val="28"/>
+        </w:rPr>
+      </w:pPr>
+      <w:r>
+        <w:rPr>
+          <w:color w:val="auto"/>
+          <w:szCs w:val="28"/>
+        </w:rPr>
+        <w:t>Место на диске: 4 ГБ</w:t>
+      </w:r>
+    </w:p>
+    <w:p>
+      <w:pPr>
+        <w:numPr>
+          <w:ilvl w:val="0"/>
+          <w:numId w:val="9"/>
+        </w:numPr>
+        <w:spacing w:after="0" w:line="360" w:lineRule="auto"/>
+        <w:ind w:left="0" w:right="0" w:firstLine="709"/>
+        <w:rPr>
+          <w:color w:val="auto"/>
+          <w:szCs w:val="28"/>
+        </w:rPr>
+      </w:pPr>
+      <w:r>
+        <w:rPr>
+          <w:color w:val="auto"/>
+          <w:szCs w:val="28"/>
+        </w:rPr>
+        <w:t>Разрешение экрана: 1920×1080</w:t>
+      </w:r>
+    </w:p>
+    <w:p>
+      <w:pPr>
+        <w:spacing w:after="0" w:line="360" w:lineRule="auto"/>
+        <w:ind w:left="0" w:right="0" w:firstLine="709"/>
+        <w:rPr>
+          <w:szCs w:val="28"/>
+        </w:rPr>
+      </w:pPr>
+      <w:r>
+        <w:rPr>
+          <w:szCs w:val="28"/>
+        </w:rPr>
+        <w:t xml:space="preserve">За счет того, что мы работаем с </w:t>
+      </w:r>
+      <w:r>
+        <w:rPr>
+          <w:szCs w:val="28"/>
+        </w:rPr>
+        <w:t>2D-г</w:t>
+      </w:r>
+      <w:r>
+        <w:rPr>
+          <w:szCs w:val="28"/>
+        </w:rPr>
+        <w:t>рафикой, она требует меньшей мощности и пойдет на большем числе устройств, чем 3</w:t>
+      </w:r>
+      <w:r>
+        <w:rPr>
+          <w:szCs w:val="28"/>
+        </w:rPr>
+        <w:t>D-г</w:t>
+      </w:r>
+      <w:r>
+        <w:rPr>
+          <w:szCs w:val="28"/>
+        </w:rPr>
+        <w:t xml:space="preserve">рафика. </w:t>
+      </w:r>
+      <w:r>
+        <w:rPr>
+          <w:szCs w:val="28"/>
+        </w:rPr>
+        <w:t>Сетевая игра отсутствует, поэтому не требуется серверная инфраструктура, вся игра хранится на компьютере игрока.</w:t>
+      </w:r>
+    </w:p>
+    <w:p>
+      <w:pPr>
+        <w:spacing w:after="0" w:line="360" w:lineRule="auto"/>
+        <w:ind w:left="0" w:right="0" w:firstLine="709"/>
+        <w:rPr>
+          <w:rStyle w:val="a5"/>
+          <w:b w:val="0"/>
+        </w:rPr>
+      </w:pPr>
+      <w:r>
+        <w:rPr>
+          <w:szCs w:val="28"/>
+        </w:rPr>
+        <w:t xml:space="preserve">В качестве основной целевой платформы рассматриваются </w:t>
+      </w:r>
+      <w:r>
+        <w:rPr>
+          <w:rStyle w:val="a5"/>
+          <w:b w:val="0"/>
+        </w:rPr>
+        <w:t>PC (</w:t>
+      </w:r>
+      <w:proofErr w:type="spellStart"/>
+      <w:r>
+        <w:rPr>
+          <w:rStyle w:val="a5"/>
+          <w:b w:val="0"/>
+        </w:rPr>
+        <w:t>Windows</w:t>
+      </w:r>
+      <w:proofErr w:type="spellEnd"/>
+      <w:r>
+        <w:rPr>
+          <w:rStyle w:val="a5"/>
+          <w:b w:val="0"/>
+        </w:rPr>
+        <w:t xml:space="preserve">, </w:t>
+      </w:r>
+      <w:proofErr w:type="spellStart"/>
+      <w:r>
+        <w:rPr>
+          <w:rStyle w:val="a5"/>
+          <w:b w:val="0"/>
+        </w:rPr>
+        <w:t>macOS</w:t>
+      </w:r>
+      <w:proofErr w:type="spellEnd"/>
+      <w:r>
+        <w:rPr>
+          <w:rStyle w:val="a5"/>
+          <w:b w:val="0"/>
+        </w:rPr>
+        <w:t>)</w:t>
+      </w:r>
+      <w:r>
+        <w:rPr>
+          <w:rStyle w:val="a5"/>
+          <w:b w:val="0"/>
+        </w:rPr>
+        <w:t>, так как она оптимальна для реализации проектов любой сложности</w:t>
+      </w:r>
+      <w:r>
+        <w:rPr>
+          <w:rStyle w:val="a5"/>
+          <w:b w:val="0"/>
+        </w:rPr>
+        <w:t xml:space="preserve">. </w:t>
+      </w:r>
+      <w:proofErr w:type="spellStart"/>
+      <w:r>
+        <w:rPr>
+          <w:rStyle w:val="a5"/>
+          <w:b w:val="0"/>
+        </w:rPr>
+        <w:t>Портирование</w:t>
+      </w:r>
+      <w:proofErr w:type="spellEnd"/>
+      <w:r>
+        <w:rPr>
+          <w:rStyle w:val="a5"/>
+          <w:b w:val="0"/>
+        </w:rPr>
+        <w:t xml:space="preserve"> на другие платформы возможно при </w:t>
+      </w:r>
+      <w:proofErr w:type="spellStart"/>
+      <w:r>
+        <w:rPr>
+          <w:rStyle w:val="a5"/>
+          <w:b w:val="0"/>
+        </w:rPr>
+        <w:t>финансовом</w:t>
+      </w:r>
+      <w:r>
+        <w:rPr>
+          <w:rStyle w:val="a5"/>
+          <w:b w:val="0"/>
+        </w:rPr>
+        <w:t>успехе</w:t>
+      </w:r>
+      <w:proofErr w:type="spellEnd"/>
+      <w:r>
+        <w:rPr>
+          <w:rStyle w:val="a5"/>
+          <w:b w:val="0"/>
+        </w:rPr>
+        <w:t xml:space="preserve"> игры.</w:t>
+      </w:r>
+    </w:p>
+    <w:p>
+      <w:pPr>
+        <w:spacing w:after="0" w:line="360" w:lineRule="auto"/>
+        <w:ind w:left="0" w:right="0" w:firstLine="709"/>
+        <w:rPr>
+          <w:szCs w:val="28"/>
+        </w:rPr>
+      </w:pPr>
+    </w:p>
+    <w:p>
+      <w:pPr>
+        <w:pStyle w:val="2"/>
+        <w:spacing w:before="0" w:beforeAutospacing="0" w:after="0" w:afterAutospacing="0" w:line="360" w:lineRule="auto"/>
+        <w:ind w:firstLine="709"/>
+        <w:jc w:val="both"/>
+        <w:rPr>
+          <w:sz w:val="28"/>
+          <w:szCs w:val="28"/>
+        </w:rPr>
+      </w:pPr>
+      <w:r>
+        <w:rPr>
+          <w:sz w:val="28"/>
+          <w:szCs w:val="28"/>
+        </w:rPr>
+        <w:lastRenderedPageBreak/>
+        <w:t xml:space="preserve">2.2 </w:t>
+      </w:r>
+      <w:r>
+        <w:rPr>
+          <w:sz w:val="28"/>
+          <w:szCs w:val="28"/>
+        </w:rPr>
+        <w:t>Доступные ресурсы и необходимые компетенции команды</w:t>
+      </w:r>
+    </w:p>
+    <w:p>
+      <w:pPr>
+        <w:spacing w:after="0" w:line="360" w:lineRule="auto"/>
+        <w:ind w:left="0" w:right="0" w:firstLine="709"/>
+      </w:pPr>
+    </w:p>
+    <w:p>
+      <w:pPr>
+        <w:pStyle w:val="2"/>
+        <w:spacing w:before="0" w:beforeAutospacing="0" w:after="0" w:afterAutospacing="0" w:line="360" w:lineRule="auto"/>
+        <w:ind w:firstLine="709"/>
+        <w:jc w:val="both"/>
+        <w:rPr>
+          <w:sz w:val="28"/>
+          <w:szCs w:val="28"/>
+        </w:rPr>
+      </w:pPr>
+      <w:r>
+        <w:rPr>
+          <w:sz w:val="28"/>
+          <w:szCs w:val="28"/>
+        </w:rPr>
+        <w:t xml:space="preserve">2.3 </w:t>
+      </w:r>
+      <w:r>
+        <w:rPr>
+          <w:sz w:val="28"/>
+          <w:szCs w:val="28"/>
+        </w:rPr>
+        <w:t>Инструментарий разработки</w:t>
+      </w:r>
+    </w:p>
+    <w:p>
+      <w:pPr>
+        <w:spacing w:after="0" w:line="360" w:lineRule="auto"/>
+        <w:ind w:left="0" w:right="0" w:firstLine="709"/>
+        <w:rPr>
+          <w:szCs w:val="28"/>
+        </w:rPr>
+      </w:pPr>
+    </w:p>
+    <w:p>
+      <w:pPr>
+        <w:pStyle w:val="2"/>
+        <w:spacing w:before="0" w:beforeAutospacing="0" w:after="0" w:afterAutospacing="0" w:line="360" w:lineRule="auto"/>
+        <w:ind w:firstLine="709"/>
+        <w:jc w:val="both"/>
+        <w:rPr>
+          <w:sz w:val="28"/>
+          <w:szCs w:val="28"/>
+        </w:rPr>
+      </w:pPr>
+      <w:r>
+        <w:rPr>
+          <w:sz w:val="28"/>
+          <w:szCs w:val="28"/>
+        </w:rPr>
+        <w:t xml:space="preserve">2.4 </w:t>
+      </w:r>
+      <w:r>
+        <w:rPr>
+          <w:sz w:val="28"/>
+          <w:szCs w:val="28"/>
+        </w:rPr>
+        <w:t>Выводы</w:t>
+      </w:r>
+    </w:p>
+    <w:p>
+      <w:pPr>
+        <w:spacing w:after="200" w:line="276" w:lineRule="auto"/>
+        <w:ind w:left="0" w:right="0" w:firstLine="0"/>
+        <w:jc w:val="left"/>
+        <w:rPr>
+          <w:szCs w:val="28"/>
+        </w:rPr>
+      </w:pPr>
+      <w:r>
+        <w:rPr>
+          <w:szCs w:val="28"/>
+        </w:rPr>
+        <w:br w:type="page"/>
+      </w:r>
+    </w:p>
+    <w:p>
+      <w:pPr>
+        <w:pStyle w:val="1"/>
+        <w:rPr>
+          <w:rFonts w:ascii="Times New Roman" w:hAnsi="Times New Roman" w:cs="Times New Roman"/>
+          <w:color w:val="000000" w:themeColor="text1"/>
+        </w:rPr>
+      </w:pPr>
+      <w:r>
+        <w:rPr>
+          <w:rFonts w:ascii="Times New Roman" w:hAnsi="Times New Roman" w:cs="Times New Roman"/>
+          <w:color w:val="000000" w:themeColor="text1"/>
+        </w:rPr>
+        <w:lastRenderedPageBreak/>
+        <w:t>3. ПОЛЬЗОВАТЕЛЬСКИЙ ОПЫТ</w:t>
+      </w:r>
+    </w:p>
+    <w:p>
+      <w:pPr>
+        <w:pStyle w:val="2"/>
+        <w:spacing w:before="0" w:beforeAutospacing="0" w:after="0" w:afterAutospacing="0" w:line="360" w:lineRule="auto"/>
+        <w:ind w:firstLine="709"/>
+        <w:jc w:val="both"/>
+        <w:rPr>
+          <w:sz w:val="28"/>
+          <w:szCs w:val="28"/>
+        </w:rPr>
+      </w:pPr>
+      <w:r>
+        <w:rPr>
+          <w:sz w:val="28"/>
+          <w:szCs w:val="28"/>
+        </w:rPr>
+        <w:t>3.1 Мир игры</w:t>
+      </w:r>
+    </w:p>
+    <w:p>
+      <w:pPr>
+        <w:spacing w:after="0" w:line="360" w:lineRule="auto"/>
+        <w:ind w:left="0" w:right="0" w:firstLine="709"/>
+        <w:rPr>
+          <w:szCs w:val="28"/>
+        </w:rPr>
+      </w:pPr>
+      <w:bookmarkStart w:id="0" w:name="_GoBack"/>
+      <w:bookmarkEnd w:id="0"/>
+    </w:p>
+    <w:p>
+      <w:pPr>
+        <w:pStyle w:val="2"/>
+        <w:spacing w:before="0" w:beforeAutospacing="0" w:after="0" w:afterAutospacing="0" w:line="360" w:lineRule="auto"/>
+        <w:ind w:firstLine="709"/>
+        <w:jc w:val="both"/>
+        <w:rPr>
+          <w:sz w:val="28"/>
+          <w:szCs w:val="28"/>
+        </w:rPr>
+      </w:pPr>
+      <w:r>
+        <w:rPr>
+          <w:sz w:val="28"/>
+          <w:szCs w:val="28"/>
+        </w:rPr>
+        <w:t>3.2 Главный герой</w:t>
+      </w:r>
+    </w:p>
+    <w:p>
+      <w:pPr>
+        <w:spacing w:after="0" w:line="360" w:lineRule="auto"/>
+        <w:ind w:left="0" w:right="0" w:firstLine="709"/>
+        <w:rPr>
+          <w:szCs w:val="28"/>
+        </w:rPr>
+      </w:pPr>
+    </w:p>
+    <w:p>
+      <w:pPr>
+        <w:pStyle w:val="2"/>
+        <w:spacing w:before="0" w:beforeAutospacing="0" w:after="0" w:afterAutospacing="0" w:line="360" w:lineRule="auto"/>
+        <w:ind w:firstLine="709"/>
+        <w:jc w:val="both"/>
+        <w:rPr>
+          <w:sz w:val="28"/>
+          <w:szCs w:val="28"/>
+        </w:rPr>
+      </w:pPr>
+      <w:r>
+        <w:rPr>
+          <w:sz w:val="28"/>
+          <w:szCs w:val="28"/>
+        </w:rPr>
+        <w:t>3.3 Сюжет</w:t>
+      </w:r>
+    </w:p>
+    <w:p>
+      <w:pPr>
+        <w:spacing w:after="0" w:line="360" w:lineRule="auto"/>
+        <w:ind w:left="0" w:right="0" w:firstLine="709"/>
+        <w:rPr>
+          <w:szCs w:val="28"/>
+        </w:rPr>
+      </w:pPr>
+    </w:p>
+    <w:p>
+      <w:pPr>
+        <w:spacing w:after="0" w:line="360" w:lineRule="auto"/>
+        <w:ind w:left="0" w:right="0" w:firstLine="709"/>
+        <w:rPr>
+          <w:b/>
+          <w:bCs/>
+          <w:color w:val="auto"/>
+          <w:szCs w:val="28"/>
+        </w:rPr>
+      </w:pPr>
+      <w:r>
+        <w:rPr>
+          <w:b/>
+          <w:bCs/>
+          <w:color w:val="auto"/>
+          <w:szCs w:val="28"/>
+        </w:rPr>
+        <w:t xml:space="preserve">3.4 </w:t>
+      </w:r>
+      <w:proofErr w:type="spellStart"/>
+      <w:r>
+        <w:rPr>
+          <w:b/>
+          <w:bCs/>
+          <w:color w:val="auto"/>
+          <w:szCs w:val="28"/>
+        </w:rPr>
+        <w:t>Визаульный</w:t>
+      </w:r>
+      <w:proofErr w:type="spellEnd"/>
+      <w:r>
+        <w:rPr>
+          <w:b/>
+          <w:bCs/>
+          <w:color w:val="auto"/>
+          <w:szCs w:val="28"/>
+        </w:rPr>
+        <w:t xml:space="preserve"> стиль</w:t>
+      </w:r>
+    </w:p>
+    <w:p>
+      <w:pPr>
+        <w:spacing w:after="0" w:line="360" w:lineRule="auto"/>
+        <w:ind w:left="0" w:right="0" w:firstLine="709"/>
+        <w:rPr>
+          <w:szCs w:val="28"/>
+        </w:rPr>
+      </w:pPr>
+    </w:p>
+    <w:p>
+      <w:pPr>
+        <w:spacing w:after="0" w:line="360" w:lineRule="auto"/>
+        <w:ind w:left="0" w:right="0" w:firstLine="709"/>
+        <w:rPr>
+          <w:b/>
+          <w:bCs/>
+          <w:color w:val="auto"/>
+          <w:szCs w:val="28"/>
+        </w:rPr>
+      </w:pPr>
+      <w:r>
+        <w:rPr>
+          <w:b/>
+          <w:bCs/>
+          <w:color w:val="auto"/>
+          <w:szCs w:val="28"/>
+        </w:rPr>
+        <w:t>3.5 Выводы</w:t>
+      </w:r>
+    </w:p>
+    <w:p>
+      <w:pPr>
+        <w:spacing w:after="0" w:line="360" w:lineRule="auto"/>
+        <w:ind w:left="0" w:right="0" w:firstLine="709"/>
+        <w:rPr>
+          <w:szCs w:val="28"/>
+        </w:rPr>
+      </w:pPr>
+    </w:p>
+    <w:p>
+      <w:pPr>
+        <w:spacing w:after="0" w:line="360" w:lineRule="auto"/>
+        <w:ind w:left="0" w:right="0" w:firstLine="709"/>
+        <w:rPr>
+          <w:szCs w:val="28"/>
+        </w:rPr>
+      </w:pPr>
+      <w:r>
+        <w:rPr>
+          <w:szCs w:val="28"/>
+        </w:rPr>
         <w:t>Главный герой</w:t>
       </w:r>
     </w:p>
@@ -1885,14 +4792,26 @@
       <w:pPr>
         <w:spacing w:after="0" w:line="360" w:lineRule="auto"/>
         <w:ind w:left="0" w:right="0" w:firstLine="709"/>
-      </w:pPr>
-      <w:r>
+        <w:rPr>
+          <w:szCs w:val="28"/>
+        </w:rPr>
+      </w:pPr>
+      <w:r>
+        <w:rPr>
+          <w:szCs w:val="28"/>
+        </w:rPr>
         <w:t xml:space="preserve">Агата, темноволосая, высокая девушка с голубыми глазами. Примерно 20 лет. Темное платье без рукавов, черный кардиган, красные детали, камни. </w:t>
       </w:r>
       <w:r>
+        <w:rPr>
+          <w:szCs w:val="28"/>
+        </w:rPr>
         <w:t xml:space="preserve">По ночам надевает </w:t>
       </w:r>
       <w:r>
+        <w:rPr>
+          <w:szCs w:val="28"/>
+        </w:rPr>
         <w:t>черную ведьмовскую шляпу. Добрая, но серьезная и саркастичная. Любит и защищает природу.</w:t>
       </w:r>
     </w:p>
@@ -1900,8 +4819,14 @@
       <w:pPr>
         <w:spacing w:after="0" w:line="360" w:lineRule="auto"/>
         <w:ind w:left="0" w:right="0" w:firstLine="709"/>
-      </w:pPr>
-      <w:r>
+        <w:rPr>
+          <w:szCs w:val="28"/>
+        </w:rPr>
+      </w:pPr>
+      <w:r>
+        <w:rPr>
+          <w:szCs w:val="28"/>
+        </w:rPr>
         <w:t>Навыки:</w:t>
       </w:r>
     </w:p>
@@ -1914,14 +4839,26 @@
         </w:numPr>
         <w:spacing w:after="0" w:line="360" w:lineRule="auto"/>
         <w:ind w:left="0" w:right="0" w:firstLine="709"/>
-      </w:pPr>
-      <w:r>
+        <w:rPr>
+          <w:szCs w:val="28"/>
+        </w:rPr>
+      </w:pPr>
+      <w:r>
+        <w:rPr>
+          <w:szCs w:val="28"/>
+        </w:rPr>
         <w:t>Садоводство</w:t>
       </w:r>
       <w:r>
+        <w:rPr>
+          <w:szCs w:val="28"/>
+        </w:rPr>
         <w:t>: выращивание растений в саду и в оранжерее. Позволяет покупать семена, сажать их, поливать, собирать выросшие растения.</w:t>
       </w:r>
       <w:r>
+        <w:rPr>
+          <w:szCs w:val="28"/>
+        </w:rPr>
         <w:t xml:space="preserve"> Получение ингредиентов (ресурсов).</w:t>
       </w:r>
     </w:p>
@@ -1934,14 +4871,26 @@
         </w:numPr>
         <w:spacing w:after="0" w:line="360" w:lineRule="auto"/>
         <w:ind w:left="0" w:right="0" w:firstLine="709"/>
-      </w:pPr>
-      <w:r>
+        <w:rPr>
+          <w:szCs w:val="28"/>
+        </w:rPr>
+      </w:pPr>
+      <w:r>
+        <w:rPr>
+          <w:szCs w:val="28"/>
+        </w:rPr>
         <w:t>Животноводство</w:t>
       </w:r>
       <w:r>
+        <w:rPr>
+          <w:szCs w:val="28"/>
+        </w:rPr>
         <w:t>: уход за животными. Позволяет кормить и чистить животных, доить корову, собирать куриные яйца.</w:t>
       </w:r>
       <w:r>
+        <w:rPr>
+          <w:szCs w:val="28"/>
+        </w:rPr>
         <w:t xml:space="preserve"> Получение ингредиентов (ресурсов).</w:t>
       </w:r>
     </w:p>
@@ -1954,19 +4903,34 @@
         </w:numPr>
         <w:spacing w:after="0" w:line="360" w:lineRule="auto"/>
         <w:ind w:left="0" w:right="0" w:firstLine="709"/>
-      </w:pPr>
-      <w:proofErr w:type="spellStart"/>
-      <w:r>
+        <w:rPr>
+          <w:szCs w:val="28"/>
+        </w:rPr>
+      </w:pPr>
+      <w:proofErr w:type="spellStart"/>
+      <w:r>
+        <w:rPr>
+          <w:szCs w:val="28"/>
+        </w:rPr>
         <w:t>Траволечение</w:t>
       </w:r>
       <w:proofErr w:type="spellEnd"/>
       <w:r>
+        <w:rPr>
+          <w:szCs w:val="28"/>
+        </w:rPr>
         <w:t xml:space="preserve">: </w:t>
       </w:r>
       <w:r>
+        <w:rPr>
+          <w:szCs w:val="28"/>
+        </w:rPr>
         <w:t>засушивание, обработка растений, приготовление настоев, мазей, отваров.</w:t>
       </w:r>
       <w:r>
+        <w:rPr>
+          <w:szCs w:val="28"/>
+        </w:rPr>
         <w:t xml:space="preserve"> Получение готовых изделий на продажу.</w:t>
       </w:r>
     </w:p>
@@ -1979,19 +4943,34 @@
         </w:numPr>
         <w:spacing w:after="0" w:line="360" w:lineRule="auto"/>
         <w:ind w:left="0" w:right="0" w:firstLine="709"/>
-      </w:pPr>
-      <w:proofErr w:type="spellStart"/>
-      <w:r>
+        <w:rPr>
+          <w:szCs w:val="28"/>
+        </w:rPr>
+      </w:pPr>
+      <w:proofErr w:type="spellStart"/>
+      <w:r>
+        <w:rPr>
+          <w:szCs w:val="28"/>
+        </w:rPr>
         <w:t>Ведьмовство</w:t>
       </w:r>
       <w:proofErr w:type="spellEnd"/>
       <w:r>
+        <w:rPr>
+          <w:szCs w:val="28"/>
+        </w:rPr>
         <w:t>: создание зелий, оберегов,</w:t>
       </w:r>
       <w:r>
+        <w:rPr>
+          <w:szCs w:val="28"/>
+        </w:rPr>
         <w:t xml:space="preserve"> предсказание судьбы и другое. Позволяет создавать магические предметы на продажу,  </w:t>
       </w:r>
       <w:r>
+        <w:rPr>
+          <w:szCs w:val="28"/>
+        </w:rPr>
         <w:t>проводить ритуалы.</w:t>
       </w:r>
     </w:p>
@@ -1999,231 +4978,393 @@
       <w:pPr>
         <w:spacing w:after="0" w:line="360" w:lineRule="auto"/>
         <w:ind w:left="0" w:right="0" w:firstLine="709"/>
-      </w:pPr>
-    </w:p>
-    <w:p>
-      <w:pPr>
-        <w:spacing w:after="0" w:line="360" w:lineRule="auto"/>
-        <w:ind w:left="0" w:right="0" w:firstLine="709"/>
-      </w:pPr>
-      <w:r>
-        <w:t>Развитие игрока.</w:t>
-      </w:r>
-      <w:r>
+        <w:rPr>
+          <w:szCs w:val="28"/>
+        </w:rPr>
+      </w:pPr>
+    </w:p>
+    <w:p>
+      <w:pPr>
+        <w:spacing w:after="0" w:line="360" w:lineRule="auto"/>
+        <w:ind w:left="0" w:right="0" w:firstLine="709"/>
+        <w:rPr>
+          <w:szCs w:val="28"/>
+        </w:rPr>
+      </w:pPr>
+      <w:r>
+        <w:rPr>
+          <w:szCs w:val="28"/>
+        </w:rPr>
+        <w:t xml:space="preserve">Развитие игрока. </w:t>
+      </w:r>
+    </w:p>
+    <w:p>
+      <w:pPr>
+        <w:spacing w:after="0" w:line="360" w:lineRule="auto"/>
+        <w:ind w:left="0" w:right="0" w:firstLine="709"/>
+        <w:rPr>
+          <w:szCs w:val="28"/>
+        </w:rPr>
+      </w:pPr>
+      <w:r>
+        <w:rPr>
+          <w:szCs w:val="28"/>
+        </w:rPr>
+        <w:lastRenderedPageBreak/>
+        <w:t>Игрок начинает с маленького старого дома. Изначально</w:t>
+      </w:r>
+      <w:r>
+        <w:rPr>
+          <w:szCs w:val="28"/>
+        </w:rPr>
+        <w:t xml:space="preserve"> (после прохождения предисловия)</w:t>
+      </w:r>
+      <w:r>
+        <w:rPr>
+          <w:szCs w:val="28"/>
+        </w:rPr>
+        <w:t xml:space="preserve"> доступны </w:t>
+      </w:r>
+      <w:r>
+        <w:rPr>
+          <w:szCs w:val="28"/>
+        </w:rPr>
+        <w:t xml:space="preserve">только </w:t>
+      </w:r>
+      <w:r>
+        <w:rPr>
+          <w:szCs w:val="28"/>
+        </w:rPr>
+        <w:t xml:space="preserve">две комнаты (гостиная и спальня) и </w:t>
+      </w:r>
+      <w:r>
+        <w:rPr>
+          <w:szCs w:val="28"/>
+        </w:rPr>
+        <w:t xml:space="preserve">сад с </w:t>
+      </w:r>
+      <w:r>
+        <w:rPr>
+          <w:szCs w:val="28"/>
+        </w:rPr>
+        <w:t>одн</w:t>
+      </w:r>
+      <w:r>
+        <w:rPr>
+          <w:szCs w:val="28"/>
+        </w:rPr>
+        <w:t>ой</w:t>
+      </w:r>
+      <w:r>
+        <w:rPr>
+          <w:szCs w:val="28"/>
+        </w:rPr>
+        <w:t xml:space="preserve"> грядк</w:t>
+      </w:r>
+      <w:r>
+        <w:rPr>
+          <w:szCs w:val="28"/>
+        </w:rPr>
+        <w:t>ой</w:t>
+      </w:r>
+      <w:r>
+        <w:rPr>
+          <w:szCs w:val="28"/>
+        </w:rPr>
+        <w:t xml:space="preserve">. На грядках можно сажать различные растения, используя семена, купленные на рынке. Каждый день к игроку будут приходить жители ближайшей </w:t>
+      </w:r>
+      <w:proofErr w:type="gramStart"/>
+      <w:r>
+        <w:rPr>
+          <w:szCs w:val="28"/>
+        </w:rPr>
+        <w:t>деревни</w:t>
+      </w:r>
+      <w:proofErr w:type="gramEnd"/>
+      <w:r>
+        <w:rPr>
+          <w:szCs w:val="28"/>
+        </w:rPr>
+        <w:t xml:space="preserve"> и просить зелья или травы. За это игрок будет получать деньги.</w:t>
+      </w:r>
+    </w:p>
+    <w:p>
+      <w:pPr>
+        <w:spacing w:after="0" w:line="360" w:lineRule="auto"/>
+        <w:ind w:left="0" w:right="0" w:firstLine="709"/>
+        <w:rPr>
+          <w:szCs w:val="28"/>
+        </w:rPr>
+      </w:pPr>
+      <w:r>
+        <w:rPr>
+          <w:szCs w:val="28"/>
+        </w:rPr>
+        <w:t>Выполняя задания, игрок будет открывать новые локации,</w:t>
+      </w:r>
+      <w:r>
+        <w:rPr>
+          <w:szCs w:val="28"/>
+        </w:rPr>
+        <w:t xml:space="preserve"> помещения, семена и так далее.</w:t>
+      </w:r>
+    </w:p>
+    <w:p>
+      <w:pPr>
+        <w:spacing w:after="0" w:line="360" w:lineRule="auto"/>
+        <w:ind w:left="0" w:right="0" w:firstLine="709"/>
+        <w:rPr>
+          <w:szCs w:val="28"/>
+        </w:rPr>
+      </w:pPr>
+      <w:proofErr w:type="gramStart"/>
+      <w:r>
+        <w:rPr>
+          <w:szCs w:val="28"/>
+        </w:rPr>
+        <w:t xml:space="preserve">В конце игры игроку </w:t>
+      </w:r>
+      <w:r>
+        <w:rPr>
+          <w:szCs w:val="28"/>
+        </w:rPr>
+        <w:t>будет доступно: шесть комнат в доме (гостиная, спальня, кухня, чердак, подвал, оранжерея), корова, маленький курятник</w:t>
+      </w:r>
+      <w:r>
+        <w:rPr>
+          <w:szCs w:val="28"/>
+        </w:rPr>
+        <w:t xml:space="preserve"> с двумя курицами</w:t>
+      </w:r>
+      <w:r>
+        <w:rPr>
+          <w:szCs w:val="28"/>
+        </w:rPr>
+        <w:t xml:space="preserve">, восемь грядок, </w:t>
+      </w:r>
+      <w:r>
+        <w:rPr>
+          <w:szCs w:val="28"/>
+        </w:rPr>
+        <w:t>около 30 видов семян и книга рецептов.</w:t>
+      </w:r>
+      <w:proofErr w:type="gramEnd"/>
+    </w:p>
+    <w:p>
+      <w:pPr>
+        <w:spacing w:after="0" w:line="360" w:lineRule="auto"/>
+        <w:ind w:left="0" w:right="0" w:firstLine="709"/>
+        <w:rPr>
+          <w:szCs w:val="28"/>
+        </w:rPr>
+      </w:pPr>
+      <w:r>
+        <w:rPr>
+          <w:szCs w:val="28"/>
+        </w:rPr>
+        <w:t xml:space="preserve">Основной задачей игрока является создание различных магических предметов на продажу. Этими предметами могут являться зелья, мази, отвары, обереги и другие. Для их создания </w:t>
+      </w:r>
+      <w:r>
+        <w:rPr>
+          <w:szCs w:val="28"/>
+        </w:rPr>
+        <w:t xml:space="preserve">нужны </w:t>
+      </w:r>
+      <w:r>
+        <w:rPr>
+          <w:szCs w:val="28"/>
+        </w:rPr>
+        <w:t>различные ресурсы, которые можно купить на рынке</w:t>
+      </w:r>
+      <w:r>
+        <w:rPr>
+          <w:szCs w:val="28"/>
+        </w:rPr>
+        <w:t>, собрать в лесу или вырастить.</w:t>
+      </w:r>
+    </w:p>
+    <w:p>
+      <w:pPr>
+        <w:spacing w:after="0" w:line="360" w:lineRule="auto"/>
+        <w:ind w:left="0" w:right="0" w:firstLine="709"/>
+        <w:rPr>
+          <w:szCs w:val="28"/>
+        </w:rPr>
+      </w:pPr>
+      <w:r>
+        <w:rPr>
+          <w:szCs w:val="28"/>
+        </w:rPr>
+        <w:t>В</w:t>
+      </w:r>
+      <w:r>
+        <w:rPr>
+          <w:szCs w:val="28"/>
+        </w:rPr>
+        <w:t>ыращивание растений в саду, а затем и в оранжерее</w:t>
+      </w:r>
+      <w:r>
+        <w:rPr>
+          <w:szCs w:val="28"/>
+        </w:rPr>
+        <w:t xml:space="preserve"> – это один из главных способов получения ресурсов</w:t>
+      </w:r>
+      <w:r>
+        <w:rPr>
+          <w:szCs w:val="28"/>
+        </w:rPr>
+        <w:t xml:space="preserve">. Семена </w:t>
+      </w:r>
+      <w:r>
+        <w:rPr>
+          <w:szCs w:val="28"/>
+        </w:rPr>
+        <w:t>могут покупаться на рынке, находится в лесу при собирательстве или получаться в дар от жителей деревни или в качестве награды за выполнение заданий. В саду семена сажаются на грядку. На каждую грядку можно разместить до пяти растений. В оранжерее семена сажаются в горшки, каждый из которых вмешает только одно растение. После посадки будущее растение надо полить при помощи лейки. Лейка наполняется из шланга с водой и может вместить в себя шесть порций воды. По истечении необходимого количества времени цве</w:t>
+      </w:r>
+      <w:r>
+        <w:rPr>
+          <w:szCs w:val="28"/>
+        </w:rPr>
+        <w:t>ток подрастает до следующей своей стадии и снова требует полива. При достижении последней стадии можно собирать урожай.</w:t>
+      </w:r>
+    </w:p>
+    <w:p>
+      <w:pPr>
+        <w:spacing w:after="0" w:line="360" w:lineRule="auto"/>
+        <w:ind w:left="0" w:right="0" w:firstLine="709"/>
+        <w:rPr>
+          <w:szCs w:val="28"/>
+        </w:rPr>
+      </w:pPr>
+      <w:r>
+        <w:rPr>
+          <w:szCs w:val="28"/>
+        </w:rPr>
+        <w:t xml:space="preserve">Растения бывают разные. Многолетние растения после сбора урожая возвращаются в первую стадию и снова растут. В зависимости от их характеристик ресурсы с многолетних растений можно собирать от двух до пяти раз. </w:t>
+      </w:r>
+      <w:proofErr w:type="gramStart"/>
+      <w:r>
+        <w:rPr>
+          <w:szCs w:val="28"/>
+        </w:rPr>
+        <w:t>Однолетние</w:t>
+      </w:r>
+      <w:proofErr w:type="gramEnd"/>
+      <w:r>
+        <w:rPr>
+          <w:szCs w:val="28"/>
+        </w:rPr>
+        <w:t xml:space="preserve"> позволяют получить урожай лишь один раз.</w:t>
+      </w:r>
+    </w:p>
+    <w:p>
+      <w:pPr>
+        <w:spacing w:after="0" w:line="360" w:lineRule="auto"/>
+        <w:ind w:left="0" w:right="0" w:firstLine="709"/>
+        <w:rPr>
+          <w:szCs w:val="28"/>
+        </w:rPr>
+      </w:pPr>
+      <w:r>
+        <w:rPr>
+          <w:szCs w:val="28"/>
+        </w:rPr>
+        <w:lastRenderedPageBreak/>
+        <w:t>Из полученных ингредиентов можно создавать либо новые ингредиенты, либо уже готовые и</w:t>
+      </w:r>
+      <w:r>
+        <w:rPr>
+          <w:szCs w:val="28"/>
+        </w:rPr>
+        <w:t xml:space="preserve">зделия. Все действия связанные с </w:t>
+      </w:r>
+      <w:proofErr w:type="spellStart"/>
+      <w:r>
+        <w:rPr>
+          <w:szCs w:val="28"/>
+        </w:rPr>
+        <w:t>траволечением</w:t>
+      </w:r>
+      <w:proofErr w:type="spellEnd"/>
+      <w:r>
+        <w:rPr>
+          <w:szCs w:val="28"/>
+        </w:rPr>
+        <w:t xml:space="preserve"> выполняются на кухне. На ней доступна полка для хранения, веревка для сушки, плита для смешивания и приготовления, подоконник для заговоров и других магических воздействий.</w:t>
+      </w:r>
+    </w:p>
+    <w:p>
+      <w:pPr>
+        <w:spacing w:after="0" w:line="360" w:lineRule="auto"/>
+        <w:ind w:left="0" w:right="0" w:firstLine="709"/>
+        <w:rPr>
+          <w:szCs w:val="28"/>
+        </w:rPr>
+      </w:pPr>
+      <w:r>
+        <w:rPr>
+          <w:szCs w:val="28"/>
+        </w:rPr>
+        <w:t>Все рецепты возможных изделий хранятся в ведьмовской книге. Она доступна игроку в любое время. Внутри книга разделена на несколько разделов: ингредиенты, зелья и отвары, ритуалы и заговоры. Информация в книге обновляется автоматически при сборе нового ресурса и нахождении рецептов и заклинаний в различных справочниках и записях. Игрок должен четко следовать инструкциям в книге, иначе получит испорченное изделие.</w:t>
+      </w:r>
+    </w:p>
+    <w:p>
+      <w:pPr>
+        <w:spacing w:after="0" w:line="360" w:lineRule="auto"/>
+        <w:ind w:left="0" w:right="0" w:firstLine="709"/>
+        <w:rPr>
+          <w:szCs w:val="28"/>
+        </w:rPr>
+      </w:pPr>
+      <w:r>
+        <w:rPr>
+          <w:szCs w:val="28"/>
+        </w:rPr>
+        <w:t>Одним из мест интереса за пределами дома является деревня. В ней игроку доступно три локации: рынок, библиотека и кафе.</w:t>
+      </w:r>
+    </w:p>
+    <w:p>
+      <w:pPr>
+        <w:spacing w:after="0" w:line="360" w:lineRule="auto"/>
+        <w:ind w:left="0" w:right="0" w:firstLine="709"/>
+        <w:rPr>
+          <w:szCs w:val="28"/>
+        </w:rPr>
+      </w:pPr>
+      <w:r>
+        <w:rPr>
+          <w:szCs w:val="28"/>
+        </w:rPr>
+        <w:t>На рынке игрок может купить различные ингредиенты, семена</w:t>
+      </w:r>
+      <w:r>
+        <w:rPr>
+          <w:szCs w:val="28"/>
+        </w:rPr>
+        <w:t xml:space="preserve"> и предметы, разговаривая с торговкой Келли.</w:t>
+      </w:r>
+      <w:r>
+        <w:rPr>
+          <w:szCs w:val="28"/>
+        </w:rPr>
         <w:t xml:space="preserve"> </w:t>
       </w:r>
-    </w:p>
-    <w:p>
-      <w:pPr>
-        <w:spacing w:after="0" w:line="360" w:lineRule="auto"/>
-        <w:ind w:left="0" w:right="0" w:firstLine="709"/>
-      </w:pPr>
-      <w:r>
-        <w:t>Игрок начинает с маленького старого дома. Изначально</w:t>
-      </w:r>
-      <w:r>
-        <w:t xml:space="preserve"> (после прохождения предисловия)</w:t>
-      </w:r>
-      <w:r>
-        <w:t xml:space="preserve"> доступны </w:t>
-      </w:r>
-      <w:r>
-        <w:t xml:space="preserve">только </w:t>
-      </w:r>
-      <w:r>
-        <w:t xml:space="preserve">две комнаты (гостиная и </w:t>
-      </w:r>
-      <w:r>
-        <w:lastRenderedPageBreak/>
-        <w:t xml:space="preserve">спальня) и </w:t>
-      </w:r>
-      <w:r>
-        <w:t xml:space="preserve">сад с </w:t>
-      </w:r>
-      <w:r>
-        <w:t>одн</w:t>
-      </w:r>
-      <w:r>
-        <w:t>ой</w:t>
-      </w:r>
-      <w:r>
-        <w:t xml:space="preserve"> грядк</w:t>
-      </w:r>
-      <w:r>
-        <w:t>ой</w:t>
-      </w:r>
-      <w:r>
-        <w:t xml:space="preserve">. На грядках можно сажать различные растения, используя семена, купленные на рынке. Каждый день к игроку будут приходить жители ближайшей </w:t>
-      </w:r>
-      <w:proofErr w:type="gramStart"/>
-      <w:r>
-        <w:t>деревни</w:t>
-      </w:r>
-      <w:proofErr w:type="gramEnd"/>
-      <w:r>
-        <w:t xml:space="preserve"> и просить зелья или травы. За это игрок будет получать деньги.</w:t>
-      </w:r>
-    </w:p>
-    <w:p>
-      <w:pPr>
-        <w:spacing w:after="0" w:line="360" w:lineRule="auto"/>
-        <w:ind w:left="0" w:right="0" w:firstLine="709"/>
-      </w:pPr>
-      <w:r>
-        <w:t>Выполняя задания, игрок будет открывать новые локации,</w:t>
-      </w:r>
-      <w:r>
-        <w:t xml:space="preserve"> помещения, семена и так далее.</w:t>
-      </w:r>
-    </w:p>
-    <w:p>
-      <w:pPr>
-        <w:spacing w:after="0" w:line="360" w:lineRule="auto"/>
-        <w:ind w:left="0" w:right="0" w:firstLine="709"/>
-      </w:pPr>
-      <w:proofErr w:type="gramStart"/>
-      <w:r>
-        <w:t xml:space="preserve">В конце игры игроку </w:t>
-      </w:r>
-      <w:r>
-        <w:t>будет доступно: шесть комнат в доме (гостиная, спальня, кухня, чердак, подвал, оранжерея), корова, маленький курятник</w:t>
-      </w:r>
-      <w:r>
-        <w:t xml:space="preserve"> с двумя курицами</w:t>
-      </w:r>
-      <w:r>
-        <w:t>,</w:t>
-      </w:r>
-      <w:r>
+      <w:r>
+        <w:rPr>
+          <w:szCs w:val="28"/>
+        </w:rPr>
+        <w:t>В библиотеке разговаривая с архивариусом Морисом, игрок может изучать новые рецепты, заклинания или изучать историю окрестностей.</w:t>
+      </w:r>
+      <w:r>
+        <w:rPr>
+          <w:szCs w:val="28"/>
+        </w:rPr>
         <w:t xml:space="preserve"> </w:t>
       </w:r>
       <w:r>
-        <w:t xml:space="preserve">восемь грядок, </w:t>
-      </w:r>
-      <w:r>
-        <w:t>около 30 видов семян и книга рецептов.</w:t>
-      </w:r>
-      <w:proofErr w:type="gramEnd"/>
-    </w:p>
-    <w:p>
-      <w:pPr>
-        <w:spacing w:after="0" w:line="360" w:lineRule="auto"/>
-        <w:ind w:left="0" w:right="0" w:firstLine="709"/>
-      </w:pPr>
-      <w:r>
-        <w:t xml:space="preserve">Основной задачей игрока является создание различных магических предметов на продажу. Этими предметами могут являться зелья, мази, отвары, обереги и другие. Для их создания </w:t>
-      </w:r>
-      <w:r>
-        <w:t xml:space="preserve">нужны </w:t>
-      </w:r>
-      <w:r>
-        <w:t>различные ресурсы, которые можно купить на рынке</w:t>
-      </w:r>
-      <w:r>
-        <w:t>, собрать в лесу или вырастить.</w:t>
-      </w:r>
-    </w:p>
-    <w:p>
-      <w:pPr>
-        <w:spacing w:after="0" w:line="360" w:lineRule="auto"/>
-        <w:ind w:left="0" w:right="0" w:firstLine="709"/>
-      </w:pPr>
-      <w:r>
-        <w:t>В</w:t>
-      </w:r>
-      <w:r>
-        <w:t>ыращивание растений в саду, а затем и в оранжерее</w:t>
-      </w:r>
-      <w:r>
-        <w:t xml:space="preserve"> – это один из главных способов получения ресурсов</w:t>
-      </w:r>
-      <w:r>
-        <w:t xml:space="preserve">. Семена </w:t>
-      </w:r>
-      <w:r>
-        <w:t>могут покупаться на рынке, находится в лесу при собирательстве или получаться в дар от жителей деревни или в качестве награды за выполнение заданий. В саду семена сажаются на грядку. На каждую грядку можно разместить до пяти растений. В оранжерее семена сажаются в горшки, каждый из которых вмешает только одно растение. После посадки будущее растение надо полить при помощи лейки. Лейка наполняется из шланга с водой и может вместить в себя шесть порций воды. По истечении необходимого количества времени цве</w:t>
-      </w:r>
-      <w:r>
-        <w:t>ток подрастает до следующей своей стадии и снова требует полива. При достижении последней стадии можно собирать урожай.</w:t>
-      </w:r>
-    </w:p>
-    <w:p>
-      <w:pPr>
-        <w:spacing w:after="0" w:line="360" w:lineRule="auto"/>
-        <w:ind w:left="0" w:right="0" w:firstLine="709"/>
-      </w:pPr>
-      <w:r>
-        <w:t xml:space="preserve">Растения бывают разные. Многолетние растения после сбора урожая возвращаются в первую стадию и снова растут. В зависимости от их характеристик ресурсы с многолетних растений можно собирать от двух до пяти раз. </w:t>
-      </w:r>
-      <w:proofErr w:type="gramStart"/>
-      <w:r>
-        <w:t>Однолетние</w:t>
-      </w:r>
-      <w:proofErr w:type="gramEnd"/>
-      <w:r>
-        <w:t xml:space="preserve"> позволяют получить урожай лишь один раз.</w:t>
-      </w:r>
-    </w:p>
-    <w:p>
-      <w:pPr>
-        <w:spacing w:after="0" w:line="360" w:lineRule="auto"/>
-        <w:ind w:left="0" w:right="0" w:firstLine="709"/>
-      </w:pPr>
-      <w:r>
-        <w:t>Из полученных ингредиентов можно создавать либо новые ингредиенты, либо уже готовые и</w:t>
-      </w:r>
-      <w:r>
-        <w:t xml:space="preserve">зделия. Все действия связанные с </w:t>
-      </w:r>
-      <w:proofErr w:type="spellStart"/>
-      <w:r>
-        <w:lastRenderedPageBreak/>
-        <w:t>траволечением</w:t>
-      </w:r>
-      <w:proofErr w:type="spellEnd"/>
-      <w:r>
-        <w:t xml:space="preserve"> выполняются на кухне. На ней доступна полка для хранения, веревка для сушки, плита для смешивания и приготовления, подоконник для заговоров и других магических воздействий.</w:t>
-      </w:r>
-    </w:p>
-    <w:p>
-      <w:pPr>
-        <w:spacing w:after="0" w:line="360" w:lineRule="auto"/>
-        <w:ind w:left="0" w:right="0" w:firstLine="709"/>
-      </w:pPr>
-      <w:r>
-        <w:t>Все рецепты возможных изделий хранятся в ведьмовской книге. Она доступна игроку в любое время. Внутри книга разделена на несколько разделов: ингредиенты, зелья и отвары, ритуалы и заговоры. Информация в книге обновляется автоматически при сборе нового ресурса и нахождении рецептов и заклинаний в различных справочниках и записях. Игрок должен четко следовать инструкциям в книге, иначе получит испорченное изделие.</w:t>
-      </w:r>
-    </w:p>
-    <w:p>
-      <w:pPr>
-        <w:spacing w:after="0" w:line="360" w:lineRule="auto"/>
-        <w:ind w:left="0" w:right="0" w:firstLine="709"/>
-      </w:pPr>
-      <w:r>
-        <w:t>Одним из мест интереса за пределами дома является деревня. В ней игроку доступно три локации: рынок, библиотека и кафе.</w:t>
-      </w:r>
-    </w:p>
-    <w:p>
-      <w:pPr>
-        <w:spacing w:after="0" w:line="360" w:lineRule="auto"/>
-        <w:ind w:left="0" w:right="0" w:firstLine="709"/>
-      </w:pPr>
-      <w:r>
-        <w:t>На рынке игрок может купить различные ингредиенты, семена</w:t>
-      </w:r>
-      <w:r>
-        <w:t xml:space="preserve"> и предметы, разговаривая с торговкой Келли.</w:t>
-      </w:r>
-      <w:r>
-        <w:t xml:space="preserve"> </w:t>
-      </w:r>
-      <w:r>
-        <w:t>В библиотеке разговаривая с архивариусом Морисом, игрок может изучать новые рецепты, заклинания или изучать историю окрестностей.</w:t>
-      </w:r>
-      <w:r>
-        <w:t xml:space="preserve"> </w:t>
-      </w:r>
-      <w:r>
+        <w:rPr>
+          <w:szCs w:val="28"/>
+        </w:rPr>
         <w:t>В кафе можно встретить различных жителей деревни и узнать местные слухи.</w:t>
       </w:r>
     </w:p>
@@ -2231,30 +5372,47 @@
       <w:pPr>
         <w:spacing w:after="0" w:line="360" w:lineRule="auto"/>
         <w:ind w:left="0" w:right="0" w:firstLine="709"/>
-      </w:pPr>
-      <w:r>
+        <w:rPr>
+          <w:szCs w:val="28"/>
+        </w:rPr>
+      </w:pPr>
+      <w:r>
+        <w:rPr>
+          <w:szCs w:val="28"/>
+        </w:rPr>
         <w:tab/>
         <w:t xml:space="preserve">Взаимодействие с </w:t>
       </w:r>
       <w:r>
         <w:rPr>
+          <w:szCs w:val="28"/>
           <w:lang w:val="en-US"/>
         </w:rPr>
         <w:t>NPC</w:t>
       </w:r>
       <w:r>
+        <w:rPr>
+          <w:szCs w:val="28"/>
+        </w:rPr>
         <w:t xml:space="preserve"> будет происходить с помощью диалоговых окон, как в визуальных новеллах</w:t>
       </w:r>
       <w:r>
+        <w:rPr>
+          <w:szCs w:val="28"/>
+        </w:rPr>
         <w:t xml:space="preserve">. В нижней части экрана будет прямоугольное поле с текстом, слева изображение </w:t>
       </w:r>
       <w:r>
         <w:rPr>
+          <w:szCs w:val="28"/>
           <w:lang w:val="en-US"/>
         </w:rPr>
         <w:t>NPC</w:t>
       </w:r>
       <w:r>
+        <w:rPr>
+          <w:szCs w:val="28"/>
+        </w:rPr>
         <w:t>, задний фон затемняется.</w:t>
       </w:r>
     </w:p>
@@ -2262,16 +5420,28 @@
       <w:pPr>
         <w:spacing w:after="0" w:line="360" w:lineRule="auto"/>
         <w:ind w:left="0" w:right="0" w:firstLine="709"/>
-      </w:pPr>
-      <w:r>
+        <w:rPr>
+          <w:szCs w:val="28"/>
+        </w:rPr>
+      </w:pPr>
+      <w:r>
+        <w:rPr>
+          <w:szCs w:val="28"/>
+        </w:rPr>
         <w:t xml:space="preserve">Другой локацией является лес. В нем есть несколько полян, где можно собирать растения: ягоды, травы, грибы, корешки. Но если пройти дальше, то игрок выйдет на болото, откуда идет гниль. Она будет потихоньку продвигаться и захватывать поляны, если игрок не будет проводить ритуалы. Иногда здесь можно будет встретить различную </w:t>
       </w:r>
       <w:proofErr w:type="gramStart"/>
       <w:r>
+        <w:rPr>
+          <w:szCs w:val="28"/>
+        </w:rPr>
         <w:t>нечисть</w:t>
       </w:r>
       <w:proofErr w:type="gramEnd"/>
       <w:r>
+        <w:rPr>
+          <w:szCs w:val="28"/>
+        </w:rPr>
         <w:t>: русалок или лесных духов. Они могут быть как опасными, так и безобидными.</w:t>
       </w:r>
     </w:p>
@@ -2279,29 +5449,53 @@
       <w:pPr>
         <w:spacing w:after="0" w:line="360" w:lineRule="auto"/>
         <w:ind w:left="0" w:right="0" w:firstLine="709"/>
-      </w:pPr>
-      <w:r>
+        <w:rPr>
+          <w:szCs w:val="28"/>
+        </w:rPr>
+      </w:pPr>
+      <w:r>
+        <w:rPr>
+          <w:szCs w:val="28"/>
+        </w:rPr>
         <w:t xml:space="preserve">Ритуалы являются одной из составляющих </w:t>
       </w:r>
       <w:proofErr w:type="spellStart"/>
       <w:r>
+        <w:rPr>
+          <w:szCs w:val="28"/>
+        </w:rPr>
         <w:t>ведьмовства</w:t>
       </w:r>
       <w:proofErr w:type="spellEnd"/>
       <w:r>
+        <w:rPr>
+          <w:szCs w:val="28"/>
+        </w:rPr>
         <w:t xml:space="preserve">. </w:t>
       </w:r>
       <w:r>
-        <w:t xml:space="preserve">Инструкции по их проведению можно найти в различных книгах и дневниках. Они также как и рецепты сохраняются в ведьмовской книге игрока. Для каждого </w:t>
-      </w:r>
-      <w:r>
+        <w:rPr>
+          <w:szCs w:val="28"/>
+        </w:rPr>
+        <w:t xml:space="preserve">Инструкции по их проведению можно найти в различных книгах и дневниках. Они также </w:t>
+      </w:r>
+      <w:r>
+        <w:rPr>
+          <w:szCs w:val="28"/>
+        </w:rPr>
         <w:lastRenderedPageBreak/>
-        <w:t xml:space="preserve">ритуала необходимы определенные </w:t>
-      </w:r>
-      <w:r>
+        <w:t xml:space="preserve">как и рецепты сохраняются в ведьмовской книге игрока. Для каждого ритуала необходимы определенные </w:t>
+      </w:r>
+      <w:r>
+        <w:rPr>
+          <w:szCs w:val="28"/>
+        </w:rPr>
         <w:t>ингредиенты</w:t>
       </w:r>
       <w:r>
+        <w:rPr>
+          <w:szCs w:val="28"/>
+        </w:rPr>
         <w:t>. Также они могут требовать определенное время суток или фазу луны.</w:t>
       </w:r>
     </w:p>
@@ -2309,19 +5503,34 @@
       <w:pPr>
         <w:spacing w:after="0" w:line="360" w:lineRule="auto"/>
         <w:ind w:left="0" w:right="0" w:firstLine="709"/>
-      </w:pPr>
-      <w:r>
+        <w:rPr>
+          <w:szCs w:val="28"/>
+        </w:rPr>
+      </w:pPr>
+      <w:r>
+        <w:rPr>
+          <w:szCs w:val="28"/>
+        </w:rPr>
         <w:t xml:space="preserve">Проведение ритуала реализовано в виде мини игры. Игроку необходимо разложить ингредиенты и правильно расположить слова заклинания. Дальнейшие действия зависят </w:t>
       </w:r>
       <w:r>
+        <w:rPr>
+          <w:szCs w:val="28"/>
+        </w:rPr>
         <w:t xml:space="preserve">от типа ритуала. Чем он </w:t>
       </w:r>
       <w:proofErr w:type="gramStart"/>
       <w:r>
+        <w:rPr>
+          <w:szCs w:val="28"/>
+        </w:rPr>
         <w:t>сложнее</w:t>
       </w:r>
       <w:proofErr w:type="gramEnd"/>
       <w:r>
+        <w:rPr>
+          <w:szCs w:val="28"/>
+        </w:rPr>
         <w:t xml:space="preserve"> тем сложнее задача или больше их количество.</w:t>
       </w:r>
     </w:p>
@@ -2329,14 +5538,23 @@
       <w:pPr>
         <w:spacing w:after="0" w:line="360" w:lineRule="auto"/>
         <w:ind w:left="0" w:right="0" w:firstLine="709"/>
-      </w:pPr>
-    </w:p>
-    <w:p>
-      <w:pPr>
-        <w:spacing w:after="0" w:line="360" w:lineRule="auto"/>
-        <w:ind w:left="0" w:right="0" w:firstLine="709"/>
-      </w:pPr>
-      <w:r>
+        <w:rPr>
+          <w:szCs w:val="28"/>
+        </w:rPr>
+      </w:pPr>
+    </w:p>
+    <w:p>
+      <w:pPr>
+        <w:spacing w:after="0" w:line="360" w:lineRule="auto"/>
+        <w:ind w:left="0" w:right="0" w:firstLine="709"/>
+        <w:rPr>
+          <w:szCs w:val="28"/>
+        </w:rPr>
+      </w:pPr>
+      <w:r>
+        <w:rPr>
+          <w:szCs w:val="28"/>
+        </w:rPr>
         <w:t>Сюжет</w:t>
       </w:r>
     </w:p>
@@ -2344,41 +5562,74 @@
       <w:pPr>
         <w:spacing w:after="0" w:line="360" w:lineRule="auto"/>
         <w:ind w:left="0" w:right="0" w:firstLine="709"/>
+        <w:rPr>
+          <w:szCs w:val="28"/>
+        </w:rPr>
       </w:pPr>
       <w:proofErr w:type="gramStart"/>
       <w:r>
+        <w:rPr>
+          <w:szCs w:val="28"/>
+        </w:rPr>
         <w:t>Агате</w:t>
       </w:r>
       <w:proofErr w:type="gramEnd"/>
       <w:r>
+        <w:rPr>
+          <w:szCs w:val="28"/>
+        </w:rPr>
         <w:t xml:space="preserve"> приходит письмо о смерти её бабушки </w:t>
       </w:r>
       <w:proofErr w:type="spellStart"/>
       <w:r>
+        <w:rPr>
+          <w:szCs w:val="28"/>
+        </w:rPr>
         <w:t>Сабрины</w:t>
       </w:r>
       <w:proofErr w:type="spellEnd"/>
       <w:r>
+        <w:rPr>
+          <w:szCs w:val="28"/>
+        </w:rPr>
         <w:t>, где сообщается о том, что она получает ее участок с домом в наследство</w:t>
       </w:r>
       <w:r>
+        <w:rPr>
+          <w:szCs w:val="28"/>
+        </w:rPr>
         <w:t>.</w:t>
       </w:r>
       <w:r>
+        <w:rPr>
+          <w:szCs w:val="28"/>
+        </w:rPr>
         <w:t xml:space="preserve"> Для такой юной девушки это было честью занять место такой могущественной ведьмы как </w:t>
       </w:r>
       <w:proofErr w:type="spellStart"/>
       <w:r>
+        <w:rPr>
+          <w:szCs w:val="28"/>
+        </w:rPr>
         <w:t>Сабрина</w:t>
       </w:r>
       <w:proofErr w:type="spellEnd"/>
       <w:r>
+        <w:rPr>
+          <w:szCs w:val="28"/>
+        </w:rPr>
         <w:t xml:space="preserve">. </w:t>
       </w:r>
       <w:r>
+        <w:rPr>
+          <w:szCs w:val="28"/>
+        </w:rPr>
         <w:t>Агата собирает вещи и отправляе</w:t>
       </w:r>
       <w:r>
+        <w:rPr>
+          <w:szCs w:val="28"/>
+        </w:rPr>
         <w:t>тся в путь.</w:t>
       </w:r>
     </w:p>
@@ -2386,19 +5637,34 @@
       <w:pPr>
         <w:spacing w:after="0" w:line="360" w:lineRule="auto"/>
         <w:ind w:left="0" w:right="0" w:firstLine="709"/>
-      </w:pPr>
-      <w:r>
+        <w:rPr>
+          <w:szCs w:val="28"/>
+        </w:rPr>
+      </w:pPr>
+      <w:r>
+        <w:rPr>
+          <w:szCs w:val="28"/>
+        </w:rPr>
         <w:t xml:space="preserve">На месте она обнаруживает небольшой, но уютный старенький </w:t>
       </w:r>
       <w:proofErr w:type="gramStart"/>
       <w:r>
+        <w:rPr>
+          <w:szCs w:val="28"/>
+        </w:rPr>
         <w:t>домишко</w:t>
       </w:r>
       <w:proofErr w:type="gramEnd"/>
       <w:r>
+        <w:rPr>
+          <w:szCs w:val="28"/>
+        </w:rPr>
         <w:t xml:space="preserve">. Но за время, пока он пустовал, все успело покрыться пылью, а некоторые двери заперты. Огород вообще полностью зарос. Курятник пуст. </w:t>
       </w:r>
       <w:r>
+        <w:rPr>
+          <w:szCs w:val="28"/>
+        </w:rPr>
         <w:t>Природа словно тоже горевала и скорбела, перестав чувствовать силу ведьмы.</w:t>
       </w:r>
     </w:p>
@@ -2406,23 +5672,44 @@
       <w:pPr>
         <w:spacing w:after="0" w:line="360" w:lineRule="auto"/>
         <w:ind w:left="0" w:right="0" w:firstLine="709"/>
-      </w:pPr>
-      <w:r>
+        <w:rPr>
+          <w:szCs w:val="28"/>
+        </w:rPr>
+      </w:pPr>
+      <w:r>
+        <w:rPr>
+          <w:szCs w:val="28"/>
+        </w:rPr>
         <w:t xml:space="preserve">Главная героиня пытается обустроиться: </w:t>
       </w:r>
       <w:r>
+        <w:rPr>
+          <w:szCs w:val="28"/>
+        </w:rPr>
         <w:t>раскладывает</w:t>
       </w:r>
       <w:r>
+        <w:rPr>
+          <w:szCs w:val="28"/>
+        </w:rPr>
         <w:t xml:space="preserve"> с</w:t>
       </w:r>
       <w:r>
+        <w:rPr>
+          <w:szCs w:val="28"/>
+        </w:rPr>
         <w:t>в</w:t>
       </w:r>
       <w:r>
+        <w:rPr>
+          <w:szCs w:val="28"/>
+        </w:rPr>
         <w:t>ои вещи в спальне, прибирает дом и подметает дорожки в саду.</w:t>
       </w:r>
       <w:r>
+        <w:rPr>
+          <w:szCs w:val="28"/>
+        </w:rPr>
         <w:t xml:space="preserve"> Потом она обнаружила заросшие грядки и с большим трудом освободила одну от сорняков.</w:t>
       </w:r>
     </w:p>
@@ -2430,23 +5717,44 @@
       <w:pPr>
         <w:spacing w:after="0" w:line="360" w:lineRule="auto"/>
         <w:ind w:left="0" w:right="0" w:firstLine="709"/>
-      </w:pPr>
-      <w:r>
+        <w:rPr>
+          <w:szCs w:val="28"/>
+        </w:rPr>
+      </w:pPr>
+      <w:r>
+        <w:rPr>
+          <w:szCs w:val="28"/>
+        </w:rPr>
         <w:t xml:space="preserve">Вечером пришли они, ковен ведьм. Услышав о приезде Агаты, они </w:t>
       </w:r>
       <w:r>
+        <w:rPr>
+          <w:szCs w:val="28"/>
+        </w:rPr>
         <w:t>поспешили ее навестить, но не чтобы показать свое гостеприимство. Ведьмы всем своим видом показывали враждебность и заявили</w:t>
       </w:r>
       <w:r>
+        <w:rPr>
+          <w:szCs w:val="28"/>
+        </w:rPr>
         <w:t>,</w:t>
       </w:r>
       <w:r>
+        <w:rPr>
+          <w:szCs w:val="28"/>
+        </w:rPr>
         <w:t xml:space="preserve"> что не признают Агату ведьмой. По их мнению</w:t>
       </w:r>
       <w:r>
+        <w:rPr>
+          <w:szCs w:val="28"/>
+        </w:rPr>
         <w:t>,</w:t>
       </w:r>
       <w:r>
+        <w:rPr>
+          <w:szCs w:val="28"/>
+        </w:rPr>
         <w:t xml:space="preserve"> она была слишком слаба и ничего толком не умела.</w:t>
       </w:r>
     </w:p>
@@ -2454,30 +5762,54 @@
       <w:pPr>
         <w:spacing w:after="0" w:line="360" w:lineRule="auto"/>
         <w:ind w:left="0" w:right="0" w:firstLine="709"/>
-      </w:pPr>
-      <w:r>
+        <w:rPr>
+          <w:szCs w:val="28"/>
+        </w:rPr>
+      </w:pPr>
+      <w:r>
+        <w:rPr>
+          <w:szCs w:val="28"/>
+        </w:rPr>
         <w:t xml:space="preserve">Агата расстроилась, но наполнилась решимостью доказать, что она действительно </w:t>
       </w:r>
       <w:proofErr w:type="gramStart"/>
       <w:r>
+        <w:rPr>
+          <w:szCs w:val="28"/>
+        </w:rPr>
         <w:t>достойна</w:t>
       </w:r>
       <w:proofErr w:type="gramEnd"/>
       <w:r>
+        <w:rPr>
+          <w:szCs w:val="28"/>
+        </w:rPr>
         <w:t xml:space="preserve"> зваться ведьмой.</w:t>
       </w:r>
       <w:r>
+        <w:rPr>
+          <w:szCs w:val="28"/>
+        </w:rPr>
         <w:t xml:space="preserve"> После этого она начинает приводить хозяйство бабушки в порядок: убирать дом, разбирать вещи, ухаживать за садом. А также, для того, чтобы продолжать дело </w:t>
       </w:r>
       <w:proofErr w:type="spellStart"/>
       <w:r>
+        <w:rPr>
+          <w:szCs w:val="28"/>
+        </w:rPr>
         <w:t>Сабрины</w:t>
       </w:r>
       <w:proofErr w:type="spellEnd"/>
       <w:r>
+        <w:rPr>
+          <w:szCs w:val="28"/>
+        </w:rPr>
         <w:t xml:space="preserve"> и </w:t>
       </w:r>
       <w:r>
+        <w:rPr>
+          <w:szCs w:val="28"/>
+        </w:rPr>
         <w:lastRenderedPageBreak/>
         <w:t>заодно создать себе репутацию, она начинает продавать плоды своего труда и помогать местным.</w:t>
       </w:r>
@@ -2486,30 +5818,54 @@
       <w:pPr>
         <w:spacing w:after="0" w:line="360" w:lineRule="auto"/>
         <w:ind w:left="0" w:right="0" w:firstLine="709"/>
-      </w:pPr>
-      <w:r>
+        <w:rPr>
+          <w:szCs w:val="28"/>
+        </w:rPr>
+      </w:pPr>
+      <w:r>
+        <w:rPr>
+          <w:szCs w:val="28"/>
+        </w:rPr>
         <w:t xml:space="preserve">Жизнь начинает стабилизироваться. Агата выращивает растения, сушит травы, ходит в деревню на рынок. Потом ингредиентов начало не хватать и пришлось </w:t>
       </w:r>
       <w:proofErr w:type="gramStart"/>
       <w:r>
+        <w:rPr>
+          <w:szCs w:val="28"/>
+        </w:rPr>
         <w:t>отправится</w:t>
       </w:r>
       <w:proofErr w:type="gramEnd"/>
       <w:r>
+        <w:rPr>
+          <w:szCs w:val="28"/>
+        </w:rPr>
         <w:t xml:space="preserve"> в лес.</w:t>
       </w:r>
       <w:r>
+        <w:rPr>
+          <w:szCs w:val="28"/>
+        </w:rPr>
         <w:t xml:space="preserve"> Исследуя поляны и собирая травы, Агата заходит глубоко в чащу и оказывается на болоте. Темная трясина и так выглядит угрожающе, но ведьма замечает </w:t>
       </w:r>
       <w:proofErr w:type="gramStart"/>
       <w:r>
+        <w:rPr>
+          <w:szCs w:val="28"/>
+        </w:rPr>
         <w:t>гниль</w:t>
       </w:r>
       <w:proofErr w:type="gramEnd"/>
       <w:r>
+        <w:rPr>
+          <w:szCs w:val="28"/>
+        </w:rPr>
         <w:t xml:space="preserve"> расползающуюся от болота, покр</w:t>
       </w:r>
       <w:r>
+        <w:rPr>
+          <w:szCs w:val="28"/>
+        </w:rPr>
         <w:t>ывая ближайшие стволы деревьев. Когда аура сильной ведьмы пропало из глубины леса полезло зло, которое до того скрывалось в недрах.</w:t>
       </w:r>
     </w:p>
@@ -2517,39 +5873,68 @@
       <w:pPr>
         <w:spacing w:after="0" w:line="360" w:lineRule="auto"/>
         <w:ind w:left="0" w:right="0" w:firstLine="709"/>
-      </w:pPr>
-      <w:r>
+        <w:rPr>
+          <w:szCs w:val="28"/>
+        </w:rPr>
+      </w:pPr>
+      <w:r>
+        <w:rPr>
+          <w:szCs w:val="28"/>
+        </w:rPr>
         <w:t xml:space="preserve">Теперь </w:t>
       </w:r>
       <w:proofErr w:type="gramStart"/>
       <w:r>
+        <w:rPr>
+          <w:szCs w:val="28"/>
+        </w:rPr>
         <w:t>на</w:t>
       </w:r>
       <w:proofErr w:type="gramEnd"/>
       <w:r>
+        <w:rPr>
+          <w:szCs w:val="28"/>
+        </w:rPr>
         <w:t xml:space="preserve"> </w:t>
       </w:r>
       <w:proofErr w:type="gramStart"/>
       <w:r>
+        <w:rPr>
+          <w:szCs w:val="28"/>
+        </w:rPr>
         <w:t>Агату</w:t>
       </w:r>
       <w:proofErr w:type="gramEnd"/>
       <w:r>
+        <w:rPr>
+          <w:szCs w:val="28"/>
+        </w:rPr>
         <w:t xml:space="preserve"> упала еще одна обязанность – ходить на рассвете в лес и прогонять гниль обратно в болото. Для этого</w:t>
       </w:r>
       <w:r>
+        <w:rPr>
+          <w:szCs w:val="28"/>
+        </w:rPr>
         <w:t xml:space="preserve"> н</w:t>
       </w:r>
       <w:r>
+        <w:rPr>
+          <w:szCs w:val="28"/>
+        </w:rPr>
         <w:t>е</w:t>
       </w:r>
       <w:r>
+        <w:rPr>
+          <w:szCs w:val="28"/>
+        </w:rPr>
         <w:t xml:space="preserve">обходимо проводить ритуалы. Но не всегда это будет просто, ведь вместе с гнилью активизировались лесные духи. Обычно они </w:t>
       </w:r>
       <w:r>
+        <w:rPr>
+          <w:szCs w:val="28"/>
+        </w:rPr>
         <w:t>живут тихо и никого не трогают, но зло отправляет их изнутри. Иногда гниль будет уходить дальше и будут нужны боле сильные ритуалы.</w:t>
       </w:r>
-      <w:bookmarkEnd w:id="0"/>
     </w:p>
     <w:sectPr>
       <w:pgSz w:w="11906" w:h="16838"/>
@@ -2559,6 +5944,56 @@
     </w:sectPr>
   </w:body>
 </w:document>
+</file>
+
+<file path=word/endnotes.xml><?xml version="1.0" encoding="utf-8"?>
+<w:endnotes xmlns:wpc="http://schemas.microsoft.com/office/word/2010/wordprocessingCanvas" xmlns:mc="http://schemas.openxmlformats.org/markup-compatibility/2006" xmlns:o="urn:schemas-microsoft-com:office:office" xmlns:r="http://schemas.openxmlformats.org/officeDocument/2006/relationships" xmlns:m="http://schemas.openxmlformats.org/officeDocument/2006/math" xmlns:v="urn:schemas-microsoft-com:vml" xmlns:wp14="http://schemas.microsoft.com/office/word/2010/wordprocessingDrawing" xmlns:wp="http://schemas.openxmlformats.org/drawingml/2006/wordprocessingDrawing" xmlns:w10="urn:schemas-microsoft-com:office:word" xmlns:w="http://schemas.openxmlformats.org/wordprocessingml/2006/main" xmlns:w14="http://schemas.microsoft.com/office/word/2010/wordml" xmlns:wpg="http://schemas.microsoft.com/office/word/2010/wordprocessingGroup" xmlns:wpi="http://schemas.microsoft.com/office/word/2010/wordprocessingInk" xmlns:wne="http://schemas.microsoft.com/office/word/2006/wordml" xmlns:wps="http://schemas.microsoft.com/office/word/2010/wordprocessingShape" mc:Ignorable="w14 wp14">
+  <w:endnote w:type="separator" w:id="-1">
+    <w:p>
+      <w:pPr>
+        <w:spacing w:after="0" w:line="240" w:lineRule="auto"/>
+      </w:pPr>
+      <w:r>
+        <w:separator/>
+      </w:r>
+    </w:p>
+  </w:endnote>
+  <w:endnote w:type="continuationSeparator" w:id="0">
+    <w:p>
+      <w:pPr>
+        <w:spacing w:after="0" w:line="240" w:lineRule="auto"/>
+      </w:pPr>
+      <w:r>
+        <w:continuationSeparator/>
+      </w:r>
+    </w:p>
+  </w:endnote>
+</w:endnotes>
+</file>
+
+<file path=word/footnotes.xml><?xml version="1.0" encoding="utf-8"?>
+<w:footnotes xmlns:wpc="http://schemas.microsoft.com/office/word/2010/wordprocessingCanvas" xmlns:mc="http://schemas.openxmlformats.org/markup-compatibility/2006" xmlns:o="urn:schemas-microsoft-com:office:office" xmlns:r="http://schemas.openxmlformats.org/officeDocument/2006/relationships" xmlns:m="http://schemas.openxmlformats.org/officeDocument/2006/math" xmlns:v="urn:schemas-microsoft-com:vml" xmlns:wp14="http://schemas.microsoft.com/office/word/2010/wordprocessingDrawing" xmlns:wp="http://schemas.openxmlformats.org/drawingml/2006/wordprocessingDrawing" xmlns:w10="urn:schemas-microsoft-com:office:word" xmlns:w="http://schemas.openxmlformats.org/wordprocessingml/2006/main" xmlns:w14="http://schemas.microsoft.com/office/word/2010/wordml" xmlns:wpg="http://schemas.microsoft.com/office/word/2010/wordprocessingGroup" xmlns:wpi="http://schemas.microsoft.com/office/word/2010/wordprocessingInk" xmlns:wne="http://schemas.microsoft.com/office/word/2006/wordml" xmlns:wps="http://schemas.microsoft.com/office/word/2010/wordprocessingShape" mc:Ignorable="w14 wp14">
+  <w:footnote w:type="separator" w:id="-1">
+    <w:p>
+      <w:pPr>
+        <w:spacing w:after="0" w:line="240" w:lineRule="auto"/>
+      </w:pPr>
+      <w:r>
+        <w:separator/>
+      </w:r>
+    </w:p>
+  </w:footnote>
+  <w:footnote w:type="continuationSeparator" w:id="0">
+    <w:p>
+      <w:pPr>
+        <w:spacing w:after="0" w:line="240" w:lineRule="auto"/>
+      </w:pPr>
+      <w:r>
+        <w:continuationSeparator/>
+      </w:r>
+    </w:p>
+  </w:footnote>
+</w:footnotes>
 </file>
 
 <file path=word/numbering.xml><?xml version="1.0" encoding="utf-8"?>
@@ -2677,6 +6112,304 @@
     </w:lvl>
   </w:abstractNum>
   <w:abstractNum w:abstractNumId="1">
+    <w:nsid w:val="211F663A"/>
+    <w:multiLevelType w:val="multilevel"/>
+    <w:tmpl w:val="3A0686C2"/>
+    <w:lvl w:ilvl="0">
+      <w:start w:val="1"/>
+      <w:numFmt w:val="bullet"/>
+      <w:lvlText w:val=""/>
+      <w:lvlJc w:val="left"/>
+      <w:pPr>
+        <w:tabs>
+          <w:tab w:val="num" w:pos="720"/>
+        </w:tabs>
+        <w:ind w:left="720" w:hanging="360"/>
+      </w:pPr>
+      <w:rPr>
+        <w:rFonts w:ascii="Symbol" w:hAnsi="Symbol" w:hint="default"/>
+        <w:sz w:val="20"/>
+      </w:rPr>
+    </w:lvl>
+    <w:lvl w:ilvl="1" w:tentative="1">
+      <w:start w:val="1"/>
+      <w:numFmt w:val="bullet"/>
+      <w:lvlText w:val="o"/>
+      <w:lvlJc w:val="left"/>
+      <w:pPr>
+        <w:tabs>
+          <w:tab w:val="num" w:pos="1440"/>
+        </w:tabs>
+        <w:ind w:left="1440" w:hanging="360"/>
+      </w:pPr>
+      <w:rPr>
+        <w:rFonts w:ascii="Courier New" w:hAnsi="Courier New" w:hint="default"/>
+        <w:sz w:val="20"/>
+      </w:rPr>
+    </w:lvl>
+    <w:lvl w:ilvl="2" w:tentative="1">
+      <w:start w:val="1"/>
+      <w:numFmt w:val="bullet"/>
+      <w:lvlText w:val=""/>
+      <w:lvlJc w:val="left"/>
+      <w:pPr>
+        <w:tabs>
+          <w:tab w:val="num" w:pos="2160"/>
+        </w:tabs>
+        <w:ind w:left="2160" w:hanging="360"/>
+      </w:pPr>
+      <w:rPr>
+        <w:rFonts w:ascii="Wingdings" w:hAnsi="Wingdings" w:hint="default"/>
+        <w:sz w:val="20"/>
+      </w:rPr>
+    </w:lvl>
+    <w:lvl w:ilvl="3" w:tentative="1">
+      <w:start w:val="1"/>
+      <w:numFmt w:val="bullet"/>
+      <w:lvlText w:val=""/>
+      <w:lvlJc w:val="left"/>
+      <w:pPr>
+        <w:tabs>
+          <w:tab w:val="num" w:pos="2880"/>
+        </w:tabs>
+        <w:ind w:left="2880" w:hanging="360"/>
+      </w:pPr>
+      <w:rPr>
+        <w:rFonts w:ascii="Wingdings" w:hAnsi="Wingdings" w:hint="default"/>
+        <w:sz w:val="20"/>
+      </w:rPr>
+    </w:lvl>
+    <w:lvl w:ilvl="4" w:tentative="1">
+      <w:start w:val="1"/>
+      <w:numFmt w:val="bullet"/>
+      <w:lvlText w:val=""/>
+      <w:lvlJc w:val="left"/>
+      <w:pPr>
+        <w:tabs>
+          <w:tab w:val="num" w:pos="3600"/>
+        </w:tabs>
+        <w:ind w:left="3600" w:hanging="360"/>
+      </w:pPr>
+      <w:rPr>
+        <w:rFonts w:ascii="Wingdings" w:hAnsi="Wingdings" w:hint="default"/>
+        <w:sz w:val="20"/>
+      </w:rPr>
+    </w:lvl>
+    <w:lvl w:ilvl="5" w:tentative="1">
+      <w:start w:val="1"/>
+      <w:numFmt w:val="bullet"/>
+      <w:lvlText w:val=""/>
+      <w:lvlJc w:val="left"/>
+      <w:pPr>
+        <w:tabs>
+          <w:tab w:val="num" w:pos="4320"/>
+        </w:tabs>
+        <w:ind w:left="4320" w:hanging="360"/>
+      </w:pPr>
+      <w:rPr>
+        <w:rFonts w:ascii="Wingdings" w:hAnsi="Wingdings" w:hint="default"/>
+        <w:sz w:val="20"/>
+      </w:rPr>
+    </w:lvl>
+    <w:lvl w:ilvl="6" w:tentative="1">
+      <w:start w:val="1"/>
+      <w:numFmt w:val="bullet"/>
+      <w:lvlText w:val=""/>
+      <w:lvlJc w:val="left"/>
+      <w:pPr>
+        <w:tabs>
+          <w:tab w:val="num" w:pos="5040"/>
+        </w:tabs>
+        <w:ind w:left="5040" w:hanging="360"/>
+      </w:pPr>
+      <w:rPr>
+        <w:rFonts w:ascii="Wingdings" w:hAnsi="Wingdings" w:hint="default"/>
+        <w:sz w:val="20"/>
+      </w:rPr>
+    </w:lvl>
+    <w:lvl w:ilvl="7" w:tentative="1">
+      <w:start w:val="1"/>
+      <w:numFmt w:val="bullet"/>
+      <w:lvlText w:val=""/>
+      <w:lvlJc w:val="left"/>
+      <w:pPr>
+        <w:tabs>
+          <w:tab w:val="num" w:pos="5760"/>
+        </w:tabs>
+        <w:ind w:left="5760" w:hanging="360"/>
+      </w:pPr>
+      <w:rPr>
+        <w:rFonts w:ascii="Wingdings" w:hAnsi="Wingdings" w:hint="default"/>
+        <w:sz w:val="20"/>
+      </w:rPr>
+    </w:lvl>
+    <w:lvl w:ilvl="8" w:tentative="1">
+      <w:start w:val="1"/>
+      <w:numFmt w:val="bullet"/>
+      <w:lvlText w:val=""/>
+      <w:lvlJc w:val="left"/>
+      <w:pPr>
+        <w:tabs>
+          <w:tab w:val="num" w:pos="6480"/>
+        </w:tabs>
+        <w:ind w:left="6480" w:hanging="360"/>
+      </w:pPr>
+      <w:rPr>
+        <w:rFonts w:ascii="Wingdings" w:hAnsi="Wingdings" w:hint="default"/>
+        <w:sz w:val="20"/>
+      </w:rPr>
+    </w:lvl>
+  </w:abstractNum>
+  <w:abstractNum w:abstractNumId="2">
+    <w:nsid w:val="2482496A"/>
+    <w:multiLevelType w:val="multilevel"/>
+    <w:tmpl w:val="3B0A4A6A"/>
+    <w:lvl w:ilvl="0">
+      <w:start w:val="1"/>
+      <w:numFmt w:val="bullet"/>
+      <w:lvlText w:val=""/>
+      <w:lvlJc w:val="left"/>
+      <w:pPr>
+        <w:tabs>
+          <w:tab w:val="num" w:pos="720"/>
+        </w:tabs>
+        <w:ind w:left="720" w:hanging="360"/>
+      </w:pPr>
+      <w:rPr>
+        <w:rFonts w:ascii="Symbol" w:hAnsi="Symbol" w:hint="default"/>
+        <w:sz w:val="20"/>
+      </w:rPr>
+    </w:lvl>
+    <w:lvl w:ilvl="1" w:tentative="1">
+      <w:start w:val="1"/>
+      <w:numFmt w:val="bullet"/>
+      <w:lvlText w:val="o"/>
+      <w:lvlJc w:val="left"/>
+      <w:pPr>
+        <w:tabs>
+          <w:tab w:val="num" w:pos="1440"/>
+        </w:tabs>
+        <w:ind w:left="1440" w:hanging="360"/>
+      </w:pPr>
+      <w:rPr>
+        <w:rFonts w:ascii="Courier New" w:hAnsi="Courier New" w:hint="default"/>
+        <w:sz w:val="20"/>
+      </w:rPr>
+    </w:lvl>
+    <w:lvl w:ilvl="2" w:tentative="1">
+      <w:start w:val="1"/>
+      <w:numFmt w:val="bullet"/>
+      <w:lvlText w:val=""/>
+      <w:lvlJc w:val="left"/>
+      <w:pPr>
+        <w:tabs>
+          <w:tab w:val="num" w:pos="2160"/>
+        </w:tabs>
+        <w:ind w:left="2160" w:hanging="360"/>
+      </w:pPr>
+      <w:rPr>
+        <w:rFonts w:ascii="Wingdings" w:hAnsi="Wingdings" w:hint="default"/>
+        <w:sz w:val="20"/>
+      </w:rPr>
+    </w:lvl>
+    <w:lvl w:ilvl="3" w:tentative="1">
+      <w:start w:val="1"/>
+      <w:numFmt w:val="bullet"/>
+      <w:lvlText w:val=""/>
+      <w:lvlJc w:val="left"/>
+      <w:pPr>
+        <w:tabs>
+          <w:tab w:val="num" w:pos="2880"/>
+        </w:tabs>
+        <w:ind w:left="2880" w:hanging="360"/>
+      </w:pPr>
+      <w:rPr>
+        <w:rFonts w:ascii="Wingdings" w:hAnsi="Wingdings" w:hint="default"/>
+        <w:sz w:val="20"/>
+      </w:rPr>
+    </w:lvl>
+    <w:lvl w:ilvl="4" w:tentative="1">
+      <w:start w:val="1"/>
+      <w:numFmt w:val="bullet"/>
+      <w:lvlText w:val=""/>
+      <w:lvlJc w:val="left"/>
+      <w:pPr>
+        <w:tabs>
+          <w:tab w:val="num" w:pos="3600"/>
+        </w:tabs>
+        <w:ind w:left="3600" w:hanging="360"/>
+      </w:pPr>
+      <w:rPr>
+        <w:rFonts w:ascii="Wingdings" w:hAnsi="Wingdings" w:hint="default"/>
+        <w:sz w:val="20"/>
+      </w:rPr>
+    </w:lvl>
+    <w:lvl w:ilvl="5" w:tentative="1">
+      <w:start w:val="1"/>
+      <w:numFmt w:val="bullet"/>
+      <w:lvlText w:val=""/>
+      <w:lvlJc w:val="left"/>
+      <w:pPr>
+        <w:tabs>
+          <w:tab w:val="num" w:pos="4320"/>
+        </w:tabs>
+        <w:ind w:left="4320" w:hanging="360"/>
+      </w:pPr>
+      <w:rPr>
+        <w:rFonts w:ascii="Wingdings" w:hAnsi="Wingdings" w:hint="default"/>
+        <w:sz w:val="20"/>
+      </w:rPr>
+    </w:lvl>
+    <w:lvl w:ilvl="6" w:tentative="1">
+      <w:start w:val="1"/>
+      <w:numFmt w:val="bullet"/>
+      <w:lvlText w:val=""/>
+      <w:lvlJc w:val="left"/>
+      <w:pPr>
+        <w:tabs>
+          <w:tab w:val="num" w:pos="5040"/>
+        </w:tabs>
+        <w:ind w:left="5040" w:hanging="360"/>
+      </w:pPr>
+      <w:rPr>
+        <w:rFonts w:ascii="Wingdings" w:hAnsi="Wingdings" w:hint="default"/>
+        <w:sz w:val="20"/>
+      </w:rPr>
+    </w:lvl>
+    <w:lvl w:ilvl="7" w:tentative="1">
+      <w:start w:val="1"/>
+      <w:numFmt w:val="bullet"/>
+      <w:lvlText w:val=""/>
+      <w:lvlJc w:val="left"/>
+      <w:pPr>
+        <w:tabs>
+          <w:tab w:val="num" w:pos="5760"/>
+        </w:tabs>
+        <w:ind w:left="5760" w:hanging="360"/>
+      </w:pPr>
+      <w:rPr>
+        <w:rFonts w:ascii="Wingdings" w:hAnsi="Wingdings" w:hint="default"/>
+        <w:sz w:val="20"/>
+      </w:rPr>
+    </w:lvl>
+    <w:lvl w:ilvl="8" w:tentative="1">
+      <w:start w:val="1"/>
+      <w:numFmt w:val="bullet"/>
+      <w:lvlText w:val=""/>
+      <w:lvlJc w:val="left"/>
+      <w:pPr>
+        <w:tabs>
+          <w:tab w:val="num" w:pos="6480"/>
+        </w:tabs>
+        <w:ind w:left="6480" w:hanging="360"/>
+      </w:pPr>
+      <w:rPr>
+        <w:rFonts w:ascii="Wingdings" w:hAnsi="Wingdings" w:hint="default"/>
+        <w:sz w:val="20"/>
+      </w:rPr>
+    </w:lvl>
+  </w:abstractNum>
+  <w:abstractNum w:abstractNumId="3">
     <w:nsid w:val="35E1499A"/>
     <w:multiLevelType w:val="multilevel"/>
     <w:tmpl w:val="E8246518"/>
@@ -2797,7 +6530,7 @@
       </w:rPr>
     </w:lvl>
   </w:abstractNum>
-  <w:abstractNum w:abstractNumId="2">
+  <w:abstractNum w:abstractNumId="4">
     <w:nsid w:val="481A4623"/>
     <w:multiLevelType w:val="hybridMultilevel"/>
     <w:tmpl w:val="D9BE115A"/>
@@ -2910,7 +6643,7 @@
       </w:rPr>
     </w:lvl>
   </w:abstractNum>
-  <w:abstractNum w:abstractNumId="3">
+  <w:abstractNum w:abstractNumId="5">
     <w:nsid w:val="481B094F"/>
     <w:multiLevelType w:val="hybridMultilevel"/>
     <w:tmpl w:val="2C4E3AE4"/>
@@ -2999,7 +6732,7 @@
       </w:pPr>
     </w:lvl>
   </w:abstractNum>
-  <w:abstractNum w:abstractNumId="4">
+  <w:abstractNum w:abstractNumId="6">
     <w:nsid w:val="67BB5149"/>
     <w:multiLevelType w:val="hybridMultilevel"/>
     <w:tmpl w:val="43EE83B4"/>
@@ -3112,20 +6845,330 @@
       </w:rPr>
     </w:lvl>
   </w:abstractNum>
+  <w:abstractNum w:abstractNumId="7">
+    <w:nsid w:val="6CE1338F"/>
+    <w:multiLevelType w:val="multilevel"/>
+    <w:tmpl w:val="4BEE7F82"/>
+    <w:lvl w:ilvl="0">
+      <w:start w:val="1"/>
+      <w:numFmt w:val="bullet"/>
+      <w:lvlText w:val=""/>
+      <w:lvlJc w:val="left"/>
+      <w:pPr>
+        <w:tabs>
+          <w:tab w:val="num" w:pos="720"/>
+        </w:tabs>
+        <w:ind w:left="720" w:hanging="360"/>
+      </w:pPr>
+      <w:rPr>
+        <w:rFonts w:ascii="Symbol" w:hAnsi="Symbol" w:hint="default"/>
+        <w:sz w:val="20"/>
+      </w:rPr>
+    </w:lvl>
+    <w:lvl w:ilvl="1" w:tentative="1">
+      <w:start w:val="1"/>
+      <w:numFmt w:val="bullet"/>
+      <w:lvlText w:val="o"/>
+      <w:lvlJc w:val="left"/>
+      <w:pPr>
+        <w:tabs>
+          <w:tab w:val="num" w:pos="1440"/>
+        </w:tabs>
+        <w:ind w:left="1440" w:hanging="360"/>
+      </w:pPr>
+      <w:rPr>
+        <w:rFonts w:ascii="Courier New" w:hAnsi="Courier New" w:hint="default"/>
+        <w:sz w:val="20"/>
+      </w:rPr>
+    </w:lvl>
+    <w:lvl w:ilvl="2" w:tentative="1">
+      <w:start w:val="1"/>
+      <w:numFmt w:val="bullet"/>
+      <w:lvlText w:val=""/>
+      <w:lvlJc w:val="left"/>
+      <w:pPr>
+        <w:tabs>
+          <w:tab w:val="num" w:pos="2160"/>
+        </w:tabs>
+        <w:ind w:left="2160" w:hanging="360"/>
+      </w:pPr>
+      <w:rPr>
+        <w:rFonts w:ascii="Wingdings" w:hAnsi="Wingdings" w:hint="default"/>
+        <w:sz w:val="20"/>
+      </w:rPr>
+    </w:lvl>
+    <w:lvl w:ilvl="3" w:tentative="1">
+      <w:start w:val="1"/>
+      <w:numFmt w:val="bullet"/>
+      <w:lvlText w:val=""/>
+      <w:lvlJc w:val="left"/>
+      <w:pPr>
+        <w:tabs>
+          <w:tab w:val="num" w:pos="2880"/>
+        </w:tabs>
+        <w:ind w:left="2880" w:hanging="360"/>
+      </w:pPr>
+      <w:rPr>
+        <w:rFonts w:ascii="Wingdings" w:hAnsi="Wingdings" w:hint="default"/>
+        <w:sz w:val="20"/>
+      </w:rPr>
+    </w:lvl>
+    <w:lvl w:ilvl="4" w:tentative="1">
+      <w:start w:val="1"/>
+      <w:numFmt w:val="bullet"/>
+      <w:lvlText w:val=""/>
+      <w:lvlJc w:val="left"/>
+      <w:pPr>
+        <w:tabs>
+          <w:tab w:val="num" w:pos="3600"/>
+        </w:tabs>
+        <w:ind w:left="3600" w:hanging="360"/>
+      </w:pPr>
+      <w:rPr>
+        <w:rFonts w:ascii="Wingdings" w:hAnsi="Wingdings" w:hint="default"/>
+        <w:sz w:val="20"/>
+      </w:rPr>
+    </w:lvl>
+    <w:lvl w:ilvl="5" w:tentative="1">
+      <w:start w:val="1"/>
+      <w:numFmt w:val="bullet"/>
+      <w:lvlText w:val=""/>
+      <w:lvlJc w:val="left"/>
+      <w:pPr>
+        <w:tabs>
+          <w:tab w:val="num" w:pos="4320"/>
+        </w:tabs>
+        <w:ind w:left="4320" w:hanging="360"/>
+      </w:pPr>
+      <w:rPr>
+        <w:rFonts w:ascii="Wingdings" w:hAnsi="Wingdings" w:hint="default"/>
+        <w:sz w:val="20"/>
+      </w:rPr>
+    </w:lvl>
+    <w:lvl w:ilvl="6" w:tentative="1">
+      <w:start w:val="1"/>
+      <w:numFmt w:val="bullet"/>
+      <w:lvlText w:val=""/>
+      <w:lvlJc w:val="left"/>
+      <w:pPr>
+        <w:tabs>
+          <w:tab w:val="num" w:pos="5040"/>
+        </w:tabs>
+        <w:ind w:left="5040" w:hanging="360"/>
+      </w:pPr>
+      <w:rPr>
+        <w:rFonts w:ascii="Wingdings" w:hAnsi="Wingdings" w:hint="default"/>
+        <w:sz w:val="20"/>
+      </w:rPr>
+    </w:lvl>
+    <w:lvl w:ilvl="7" w:tentative="1">
+      <w:start w:val="1"/>
+      <w:numFmt w:val="bullet"/>
+      <w:lvlText w:val=""/>
+      <w:lvlJc w:val="left"/>
+      <w:pPr>
+        <w:tabs>
+          <w:tab w:val="num" w:pos="5760"/>
+        </w:tabs>
+        <w:ind w:left="5760" w:hanging="360"/>
+      </w:pPr>
+      <w:rPr>
+        <w:rFonts w:ascii="Wingdings" w:hAnsi="Wingdings" w:hint="default"/>
+        <w:sz w:val="20"/>
+      </w:rPr>
+    </w:lvl>
+    <w:lvl w:ilvl="8" w:tentative="1">
+      <w:start w:val="1"/>
+      <w:numFmt w:val="bullet"/>
+      <w:lvlText w:val=""/>
+      <w:lvlJc w:val="left"/>
+      <w:pPr>
+        <w:tabs>
+          <w:tab w:val="num" w:pos="6480"/>
+        </w:tabs>
+        <w:ind w:left="6480" w:hanging="360"/>
+      </w:pPr>
+      <w:rPr>
+        <w:rFonts w:ascii="Wingdings" w:hAnsi="Wingdings" w:hint="default"/>
+        <w:sz w:val="20"/>
+      </w:rPr>
+    </w:lvl>
+  </w:abstractNum>
+  <w:abstractNum w:abstractNumId="8">
+    <w:nsid w:val="79E76CD9"/>
+    <w:multiLevelType w:val="multilevel"/>
+    <w:tmpl w:val="0E60DA90"/>
+    <w:lvl w:ilvl="0">
+      <w:start w:val="1"/>
+      <w:numFmt w:val="bullet"/>
+      <w:lvlText w:val=""/>
+      <w:lvlJc w:val="left"/>
+      <w:pPr>
+        <w:tabs>
+          <w:tab w:val="num" w:pos="720"/>
+        </w:tabs>
+        <w:ind w:left="720" w:hanging="360"/>
+      </w:pPr>
+      <w:rPr>
+        <w:rFonts w:ascii="Symbol" w:hAnsi="Symbol" w:hint="default"/>
+        <w:sz w:val="20"/>
+      </w:rPr>
+    </w:lvl>
+    <w:lvl w:ilvl="1" w:tentative="1">
+      <w:start w:val="1"/>
+      <w:numFmt w:val="bullet"/>
+      <w:lvlText w:val="o"/>
+      <w:lvlJc w:val="left"/>
+      <w:pPr>
+        <w:tabs>
+          <w:tab w:val="num" w:pos="1440"/>
+        </w:tabs>
+        <w:ind w:left="1440" w:hanging="360"/>
+      </w:pPr>
+      <w:rPr>
+        <w:rFonts w:ascii="Courier New" w:hAnsi="Courier New" w:hint="default"/>
+        <w:sz w:val="20"/>
+      </w:rPr>
+    </w:lvl>
+    <w:lvl w:ilvl="2" w:tentative="1">
+      <w:start w:val="1"/>
+      <w:numFmt w:val="bullet"/>
+      <w:lvlText w:val=""/>
+      <w:lvlJc w:val="left"/>
+      <w:pPr>
+        <w:tabs>
+          <w:tab w:val="num" w:pos="2160"/>
+        </w:tabs>
+        <w:ind w:left="2160" w:hanging="360"/>
+      </w:pPr>
+      <w:rPr>
+        <w:rFonts w:ascii="Wingdings" w:hAnsi="Wingdings" w:hint="default"/>
+        <w:sz w:val="20"/>
+      </w:rPr>
+    </w:lvl>
+    <w:lvl w:ilvl="3" w:tentative="1">
+      <w:start w:val="1"/>
+      <w:numFmt w:val="bullet"/>
+      <w:lvlText w:val=""/>
+      <w:lvlJc w:val="left"/>
+      <w:pPr>
+        <w:tabs>
+          <w:tab w:val="num" w:pos="2880"/>
+        </w:tabs>
+        <w:ind w:left="2880" w:hanging="360"/>
+      </w:pPr>
+      <w:rPr>
+        <w:rFonts w:ascii="Wingdings" w:hAnsi="Wingdings" w:hint="default"/>
+        <w:sz w:val="20"/>
+      </w:rPr>
+    </w:lvl>
+    <w:lvl w:ilvl="4" w:tentative="1">
+      <w:start w:val="1"/>
+      <w:numFmt w:val="bullet"/>
+      <w:lvlText w:val=""/>
+      <w:lvlJc w:val="left"/>
+      <w:pPr>
+        <w:tabs>
+          <w:tab w:val="num" w:pos="3600"/>
+        </w:tabs>
+        <w:ind w:left="3600" w:hanging="360"/>
+      </w:pPr>
+      <w:rPr>
+        <w:rFonts w:ascii="Wingdings" w:hAnsi="Wingdings" w:hint="default"/>
+        <w:sz w:val="20"/>
+      </w:rPr>
+    </w:lvl>
+    <w:lvl w:ilvl="5" w:tentative="1">
+      <w:start w:val="1"/>
+      <w:numFmt w:val="bullet"/>
+      <w:lvlText w:val=""/>
+      <w:lvlJc w:val="left"/>
+      <w:pPr>
+        <w:tabs>
+          <w:tab w:val="num" w:pos="4320"/>
+        </w:tabs>
+        <w:ind w:left="4320" w:hanging="360"/>
+      </w:pPr>
+      <w:rPr>
+        <w:rFonts w:ascii="Wingdings" w:hAnsi="Wingdings" w:hint="default"/>
+        <w:sz w:val="20"/>
+      </w:rPr>
+    </w:lvl>
+    <w:lvl w:ilvl="6" w:tentative="1">
+      <w:start w:val="1"/>
+      <w:numFmt w:val="bullet"/>
+      <w:lvlText w:val=""/>
+      <w:lvlJc w:val="left"/>
+      <w:pPr>
+        <w:tabs>
+          <w:tab w:val="num" w:pos="5040"/>
+        </w:tabs>
+        <w:ind w:left="5040" w:hanging="360"/>
+      </w:pPr>
+      <w:rPr>
+        <w:rFonts w:ascii="Wingdings" w:hAnsi="Wingdings" w:hint="default"/>
+        <w:sz w:val="20"/>
+      </w:rPr>
+    </w:lvl>
+    <w:lvl w:ilvl="7" w:tentative="1">
+      <w:start w:val="1"/>
+      <w:numFmt w:val="bullet"/>
+      <w:lvlText w:val=""/>
+      <w:lvlJc w:val="left"/>
+      <w:pPr>
+        <w:tabs>
+          <w:tab w:val="num" w:pos="5760"/>
+        </w:tabs>
+        <w:ind w:left="5760" w:hanging="360"/>
+      </w:pPr>
+      <w:rPr>
+        <w:rFonts w:ascii="Wingdings" w:hAnsi="Wingdings" w:hint="default"/>
+        <w:sz w:val="20"/>
+      </w:rPr>
+    </w:lvl>
+    <w:lvl w:ilvl="8" w:tentative="1">
+      <w:start w:val="1"/>
+      <w:numFmt w:val="bullet"/>
+      <w:lvlText w:val=""/>
+      <w:lvlJc w:val="left"/>
+      <w:pPr>
+        <w:tabs>
+          <w:tab w:val="num" w:pos="6480"/>
+        </w:tabs>
+        <w:ind w:left="6480" w:hanging="360"/>
+      </w:pPr>
+      <w:rPr>
+        <w:rFonts w:ascii="Wingdings" w:hAnsi="Wingdings" w:hint="default"/>
+        <w:sz w:val="20"/>
+      </w:rPr>
+    </w:lvl>
+  </w:abstractNum>
   <w:num w:numId="1">
-    <w:abstractNumId w:val="2"/>
+    <w:abstractNumId w:val="4"/>
   </w:num>
   <w:num w:numId="2">
-    <w:abstractNumId w:val="4"/>
+    <w:abstractNumId w:val="6"/>
   </w:num>
   <w:num w:numId="3">
-    <w:abstractNumId w:val="1"/>
+    <w:abstractNumId w:val="3"/>
   </w:num>
   <w:num w:numId="4">
-    <w:abstractNumId w:val="3"/>
+    <w:abstractNumId w:val="5"/>
   </w:num>
   <w:num w:numId="5">
     <w:abstractNumId w:val="0"/>
+  </w:num>
+  <w:num w:numId="6">
+    <w:abstractNumId w:val="8"/>
+  </w:num>
+  <w:num w:numId="7">
+    <w:abstractNumId w:val="2"/>
+  </w:num>
+  <w:num w:numId="8">
+    <w:abstractNumId w:val="7"/>
+  </w:num>
+  <w:num w:numId="9">
+    <w:abstractNumId w:val="1"/>
   </w:num>
 </w:numbering>
 </file>
@@ -3302,6 +7345,28 @@
       <w:lang w:eastAsia="ru-RU"/>
     </w:rPr>
   </w:style>
+  <w:style w:type="paragraph" w:styleId="1">
+    <w:name w:val="heading 1"/>
+    <w:basedOn w:val="a"/>
+    <w:next w:val="a"/>
+    <w:link w:val="10"/>
+    <w:uiPriority w:val="9"/>
+    <w:qFormat/>
+    <w:rsid w:val="000C441E"/>
+    <w:pPr>
+      <w:keepNext/>
+      <w:keepLines/>
+      <w:spacing w:before="480" w:after="0"/>
+      <w:outlineLvl w:val="0"/>
+    </w:pPr>
+    <w:rPr>
+      <w:rFonts w:asciiTheme="majorHAnsi" w:eastAsiaTheme="majorEastAsia" w:hAnsiTheme="majorHAnsi" w:cstheme="majorBidi"/>
+      <w:b/>
+      <w:bCs/>
+      <w:color w:val="365F91" w:themeColor="accent1" w:themeShade="BF"/>
+      <w:szCs w:val="28"/>
+    </w:rPr>
+  </w:style>
   <w:style w:type="paragraph" w:styleId="2">
     <w:name w:val="heading 2"/>
     <w:basedOn w:val="a"/>
@@ -3321,6 +7386,29 @@
       <w:color w:val="auto"/>
       <w:sz w:val="36"/>
       <w:szCs w:val="36"/>
+    </w:rPr>
+  </w:style>
+  <w:style w:type="paragraph" w:styleId="3">
+    <w:name w:val="heading 3"/>
+    <w:basedOn w:val="a"/>
+    <w:next w:val="a"/>
+    <w:link w:val="30"/>
+    <w:uiPriority w:val="9"/>
+    <w:semiHidden/>
+    <w:unhideWhenUsed/>
+    <w:qFormat/>
+    <w:rsid w:val="00BD6764"/>
+    <w:pPr>
+      <w:keepNext/>
+      <w:keepLines/>
+      <w:spacing w:before="200" w:after="0"/>
+      <w:outlineLvl w:val="2"/>
+    </w:pPr>
+    <w:rPr>
+      <w:rFonts w:asciiTheme="majorHAnsi" w:eastAsiaTheme="majorEastAsia" w:hAnsiTheme="majorHAnsi" w:cstheme="majorBidi"/>
+      <w:b/>
+      <w:bCs/>
+      <w:color w:val="4F81BD" w:themeColor="accent1"/>
     </w:rPr>
   </w:style>
   <w:style w:type="character" w:default="1" w:styleId="a0">
@@ -3482,6 +7570,109 @@
     <w:basedOn w:val="a0"/>
     <w:rsid w:val="00B11290"/>
   </w:style>
+  <w:style w:type="paragraph" w:styleId="a7">
+    <w:name w:val="header"/>
+    <w:basedOn w:val="a"/>
+    <w:link w:val="a8"/>
+    <w:uiPriority w:val="99"/>
+    <w:unhideWhenUsed/>
+    <w:rsid w:val="006338F1"/>
+    <w:pPr>
+      <w:tabs>
+        <w:tab w:val="center" w:pos="4677"/>
+        <w:tab w:val="right" w:pos="9355"/>
+      </w:tabs>
+      <w:spacing w:after="0" w:line="240" w:lineRule="auto"/>
+    </w:pPr>
+  </w:style>
+  <w:style w:type="character" w:customStyle="1" w:styleId="a8">
+    <w:name w:val="Верхний колонтитул Знак"/>
+    <w:basedOn w:val="a0"/>
+    <w:link w:val="a7"/>
+    <w:uiPriority w:val="99"/>
+    <w:rsid w:val="006338F1"/>
+    <w:rPr>
+      <w:rFonts w:ascii="Times New Roman" w:eastAsia="Times New Roman" w:hAnsi="Times New Roman" w:cs="Times New Roman"/>
+      <w:color w:val="000000"/>
+      <w:sz w:val="28"/>
+      <w:lang w:eastAsia="ru-RU"/>
+    </w:rPr>
+  </w:style>
+  <w:style w:type="paragraph" w:styleId="a9">
+    <w:name w:val="footer"/>
+    <w:basedOn w:val="a"/>
+    <w:link w:val="aa"/>
+    <w:uiPriority w:val="99"/>
+    <w:unhideWhenUsed/>
+    <w:rsid w:val="006338F1"/>
+    <w:pPr>
+      <w:tabs>
+        <w:tab w:val="center" w:pos="4677"/>
+        <w:tab w:val="right" w:pos="9355"/>
+      </w:tabs>
+      <w:spacing w:after="0" w:line="240" w:lineRule="auto"/>
+    </w:pPr>
+  </w:style>
+  <w:style w:type="character" w:customStyle="1" w:styleId="aa">
+    <w:name w:val="Нижний колонтитул Знак"/>
+    <w:basedOn w:val="a0"/>
+    <w:link w:val="a9"/>
+    <w:uiPriority w:val="99"/>
+    <w:rsid w:val="006338F1"/>
+    <w:rPr>
+      <w:rFonts w:ascii="Times New Roman" w:eastAsia="Times New Roman" w:hAnsi="Times New Roman" w:cs="Times New Roman"/>
+      <w:color w:val="000000"/>
+      <w:sz w:val="28"/>
+      <w:lang w:eastAsia="ru-RU"/>
+    </w:rPr>
+  </w:style>
+  <w:style w:type="character" w:customStyle="1" w:styleId="30">
+    <w:name w:val="Заголовок 3 Знак"/>
+    <w:basedOn w:val="a0"/>
+    <w:link w:val="3"/>
+    <w:uiPriority w:val="9"/>
+    <w:semiHidden/>
+    <w:rsid w:val="00BD6764"/>
+    <w:rPr>
+      <w:rFonts w:asciiTheme="majorHAnsi" w:eastAsiaTheme="majorEastAsia" w:hAnsiTheme="majorHAnsi" w:cstheme="majorBidi"/>
+      <w:b/>
+      <w:bCs/>
+      <w:color w:val="4F81BD" w:themeColor="accent1"/>
+      <w:sz w:val="28"/>
+      <w:lang w:eastAsia="ru-RU"/>
+    </w:rPr>
+  </w:style>
+  <w:style w:type="paragraph" w:customStyle="1" w:styleId="ds-markdown-paragraph">
+    <w:name w:val="ds-markdown-paragraph"/>
+    <w:basedOn w:val="a"/>
+    <w:rsid w:val="005B1EDE"/>
+    <w:pPr>
+      <w:spacing w:before="100" w:beforeAutospacing="1" w:after="100" w:afterAutospacing="1" w:line="240" w:lineRule="auto"/>
+      <w:ind w:left="0" w:right="0" w:firstLine="0"/>
+      <w:jc w:val="left"/>
+    </w:pPr>
+    <w:rPr>
+      <w:color w:val="auto"/>
+      <w:sz w:val="24"/>
+      <w:szCs w:val="24"/>
+    </w:rPr>
+  </w:style>
+  <w:style w:type="character" w:customStyle="1" w:styleId="10">
+    <w:name w:val="Заголовок 1 Знак"/>
+    <w:basedOn w:val="a0"/>
+    <w:link w:val="1"/>
+    <w:uiPriority w:val="9"/>
+    <w:rsid w:val="000C441E"/>
+    <w:rPr>
+      <w:rFonts w:asciiTheme="majorHAnsi" w:eastAsiaTheme="majorEastAsia" w:hAnsiTheme="majorHAnsi" w:cstheme="majorBidi"/>
+      <w:b/>
+      <w:bCs/>
+      <w:color w:val="365F91" w:themeColor="accent1" w:themeShade="BF"/>
+      <w:sz w:val="28"/>
+      <w:szCs w:val="28"/>
+      <w:lang w:eastAsia="ru-RU"/>
+    </w:rPr>
+  </w:style>
 </w:styles>
 </file>
 
@@ -3657,6 +7848,28 @@
       <w:lang w:eastAsia="ru-RU"/>
     </w:rPr>
   </w:style>
+  <w:style w:type="paragraph" w:styleId="1">
+    <w:name w:val="heading 1"/>
+    <w:basedOn w:val="a"/>
+    <w:next w:val="a"/>
+    <w:link w:val="10"/>
+    <w:uiPriority w:val="9"/>
+    <w:qFormat/>
+    <w:rsid w:val="000C441E"/>
+    <w:pPr>
+      <w:keepNext/>
+      <w:keepLines/>
+      <w:spacing w:before="480" w:after="0"/>
+      <w:outlineLvl w:val="0"/>
+    </w:pPr>
+    <w:rPr>
+      <w:rFonts w:asciiTheme="majorHAnsi" w:eastAsiaTheme="majorEastAsia" w:hAnsiTheme="majorHAnsi" w:cstheme="majorBidi"/>
+      <w:b/>
+      <w:bCs/>
+      <w:color w:val="365F91" w:themeColor="accent1" w:themeShade="BF"/>
+      <w:szCs w:val="28"/>
+    </w:rPr>
+  </w:style>
   <w:style w:type="paragraph" w:styleId="2">
     <w:name w:val="heading 2"/>
     <w:basedOn w:val="a"/>
@@ -3676,6 +7889,29 @@
       <w:color w:val="auto"/>
       <w:sz w:val="36"/>
       <w:szCs w:val="36"/>
+    </w:rPr>
+  </w:style>
+  <w:style w:type="paragraph" w:styleId="3">
+    <w:name w:val="heading 3"/>
+    <w:basedOn w:val="a"/>
+    <w:next w:val="a"/>
+    <w:link w:val="30"/>
+    <w:uiPriority w:val="9"/>
+    <w:semiHidden/>
+    <w:unhideWhenUsed/>
+    <w:qFormat/>
+    <w:rsid w:val="00BD6764"/>
+    <w:pPr>
+      <w:keepNext/>
+      <w:keepLines/>
+      <w:spacing w:before="200" w:after="0"/>
+      <w:outlineLvl w:val="2"/>
+    </w:pPr>
+    <w:rPr>
+      <w:rFonts w:asciiTheme="majorHAnsi" w:eastAsiaTheme="majorEastAsia" w:hAnsiTheme="majorHAnsi" w:cstheme="majorBidi"/>
+      <w:b/>
+      <w:bCs/>
+      <w:color w:val="4F81BD" w:themeColor="accent1"/>
     </w:rPr>
   </w:style>
   <w:style w:type="character" w:default="1" w:styleId="a0">
@@ -3836,6 +8072,109 @@
     <w:name w:val="y2iqfc"/>
     <w:basedOn w:val="a0"/>
     <w:rsid w:val="00B11290"/>
+  </w:style>
+  <w:style w:type="paragraph" w:styleId="a7">
+    <w:name w:val="header"/>
+    <w:basedOn w:val="a"/>
+    <w:link w:val="a8"/>
+    <w:uiPriority w:val="99"/>
+    <w:unhideWhenUsed/>
+    <w:rsid w:val="006338F1"/>
+    <w:pPr>
+      <w:tabs>
+        <w:tab w:val="center" w:pos="4677"/>
+        <w:tab w:val="right" w:pos="9355"/>
+      </w:tabs>
+      <w:spacing w:after="0" w:line="240" w:lineRule="auto"/>
+    </w:pPr>
+  </w:style>
+  <w:style w:type="character" w:customStyle="1" w:styleId="a8">
+    <w:name w:val="Верхний колонтитул Знак"/>
+    <w:basedOn w:val="a0"/>
+    <w:link w:val="a7"/>
+    <w:uiPriority w:val="99"/>
+    <w:rsid w:val="006338F1"/>
+    <w:rPr>
+      <w:rFonts w:ascii="Times New Roman" w:eastAsia="Times New Roman" w:hAnsi="Times New Roman" w:cs="Times New Roman"/>
+      <w:color w:val="000000"/>
+      <w:sz w:val="28"/>
+      <w:lang w:eastAsia="ru-RU"/>
+    </w:rPr>
+  </w:style>
+  <w:style w:type="paragraph" w:styleId="a9">
+    <w:name w:val="footer"/>
+    <w:basedOn w:val="a"/>
+    <w:link w:val="aa"/>
+    <w:uiPriority w:val="99"/>
+    <w:unhideWhenUsed/>
+    <w:rsid w:val="006338F1"/>
+    <w:pPr>
+      <w:tabs>
+        <w:tab w:val="center" w:pos="4677"/>
+        <w:tab w:val="right" w:pos="9355"/>
+      </w:tabs>
+      <w:spacing w:after="0" w:line="240" w:lineRule="auto"/>
+    </w:pPr>
+  </w:style>
+  <w:style w:type="character" w:customStyle="1" w:styleId="aa">
+    <w:name w:val="Нижний колонтитул Знак"/>
+    <w:basedOn w:val="a0"/>
+    <w:link w:val="a9"/>
+    <w:uiPriority w:val="99"/>
+    <w:rsid w:val="006338F1"/>
+    <w:rPr>
+      <w:rFonts w:ascii="Times New Roman" w:eastAsia="Times New Roman" w:hAnsi="Times New Roman" w:cs="Times New Roman"/>
+      <w:color w:val="000000"/>
+      <w:sz w:val="28"/>
+      <w:lang w:eastAsia="ru-RU"/>
+    </w:rPr>
+  </w:style>
+  <w:style w:type="character" w:customStyle="1" w:styleId="30">
+    <w:name w:val="Заголовок 3 Знак"/>
+    <w:basedOn w:val="a0"/>
+    <w:link w:val="3"/>
+    <w:uiPriority w:val="9"/>
+    <w:semiHidden/>
+    <w:rsid w:val="00BD6764"/>
+    <w:rPr>
+      <w:rFonts w:asciiTheme="majorHAnsi" w:eastAsiaTheme="majorEastAsia" w:hAnsiTheme="majorHAnsi" w:cstheme="majorBidi"/>
+      <w:b/>
+      <w:bCs/>
+      <w:color w:val="4F81BD" w:themeColor="accent1"/>
+      <w:sz w:val="28"/>
+      <w:lang w:eastAsia="ru-RU"/>
+    </w:rPr>
+  </w:style>
+  <w:style w:type="paragraph" w:customStyle="1" w:styleId="ds-markdown-paragraph">
+    <w:name w:val="ds-markdown-paragraph"/>
+    <w:basedOn w:val="a"/>
+    <w:rsid w:val="005B1EDE"/>
+    <w:pPr>
+      <w:spacing w:before="100" w:beforeAutospacing="1" w:after="100" w:afterAutospacing="1" w:line="240" w:lineRule="auto"/>
+      <w:ind w:left="0" w:right="0" w:firstLine="0"/>
+      <w:jc w:val="left"/>
+    </w:pPr>
+    <w:rPr>
+      <w:color w:val="auto"/>
+      <w:sz w:val="24"/>
+      <w:szCs w:val="24"/>
+    </w:rPr>
+  </w:style>
+  <w:style w:type="character" w:customStyle="1" w:styleId="10">
+    <w:name w:val="Заголовок 1 Знак"/>
+    <w:basedOn w:val="a0"/>
+    <w:link w:val="1"/>
+    <w:uiPriority w:val="9"/>
+    <w:rsid w:val="000C441E"/>
+    <w:rPr>
+      <w:rFonts w:asciiTheme="majorHAnsi" w:eastAsiaTheme="majorEastAsia" w:hAnsiTheme="majorHAnsi" w:cstheme="majorBidi"/>
+      <w:b/>
+      <w:bCs/>
+      <w:color w:val="365F91" w:themeColor="accent1" w:themeShade="BF"/>
+      <w:sz w:val="28"/>
+      <w:szCs w:val="28"/>
+      <w:lang w:eastAsia="ru-RU"/>
+    </w:rPr>
   </w:style>
 </w:styles>
 </file>

--- a/fairy farm.docx
+++ b/fairy farm.docx
@@ -42,6 +42,65 @@
         <w:rPr>
           <w:szCs w:val="28"/>
         </w:rPr>
+        <w:t xml:space="preserve"> геймдизайн-документа для фермерской ролевой игры с </w:t>
+      </w:r>
+      <w:r>
+        <w:rPr>
+          <w:szCs w:val="28"/>
+        </w:rPr>
+        <w:t xml:space="preserve">элементами </w:t>
+      </w:r>
+      <w:proofErr w:type="spellStart"/>
+      <w:r>
+        <w:rPr>
+          <w:szCs w:val="28"/>
+        </w:rPr>
+        <w:t>ведьмовства</w:t>
+      </w:r>
+      <w:proofErr w:type="spellEnd"/>
+      <w:r>
+        <w:rPr>
+          <w:szCs w:val="28"/>
+        </w:rPr>
+        <w:t xml:space="preserve"> и магии.</w:t>
+      </w:r>
+    </w:p>
+    <w:p>
+      <w:pPr>
+        <w:spacing w:after="0" w:line="360" w:lineRule="auto"/>
+        <w:ind w:left="0" w:right="0" w:firstLine="709"/>
+        <w:rPr>
+          <w:szCs w:val="28"/>
+        </w:rPr>
+      </w:pPr>
+      <w:r>
+        <w:rPr>
+          <w:szCs w:val="28"/>
+        </w:rPr>
+        <w:t xml:space="preserve">Актуальность данной </w:t>
+      </w:r>
+      <w:r>
+        <w:rPr>
+          <w:szCs w:val="28"/>
+        </w:rPr>
+        <w:t>игры</w:t>
+      </w:r>
+      <w:r>
+        <w:rPr>
+          <w:szCs w:val="28"/>
+        </w:rPr>
+        <w:t xml:space="preserve"> обусловлена в первую очередь популярностью фермерских симуляторов.</w:t>
+      </w:r>
+      <w:r>
+        <w:rPr>
+          <w:szCs w:val="28"/>
+        </w:rPr>
+        <w:t xml:space="preserve"> Подобные игры притягивают игроков своим медитативным</w:t>
+      </w:r>
+      <w:r>
+        <w:rPr>
+          <w:szCs w:val="28"/>
+        </w:rPr>
         <w:t xml:space="preserve"> </w:t>
       </w:r>
       <w:proofErr w:type="spellStart"/>
@@ -49,247 +108,210 @@
         <w:rPr>
           <w:szCs w:val="28"/>
         </w:rPr>
-        <w:t>геймдизайн</w:t>
-      </w:r>
-      <w:proofErr w:type="spellEnd"/>
-      <w:r>
-        <w:rPr>
-          <w:szCs w:val="28"/>
-        </w:rPr>
-        <w:t xml:space="preserve">-документа для фермерской ролевой игры с </w:t>
-      </w:r>
-      <w:r>
-        <w:rPr>
-          <w:szCs w:val="28"/>
-        </w:rPr>
-        <w:t xml:space="preserve">элементами </w:t>
-      </w:r>
-      <w:proofErr w:type="spellStart"/>
-      <w:r>
-        <w:rPr>
-          <w:szCs w:val="28"/>
-        </w:rPr>
-        <w:t>ведьмовства</w:t>
-      </w:r>
-      <w:proofErr w:type="spellEnd"/>
-      <w:r>
-        <w:rPr>
-          <w:szCs w:val="28"/>
-        </w:rPr>
-        <w:t xml:space="preserve"> и магии.</w:t>
-      </w:r>
-    </w:p>
-    <w:p>
-      <w:pPr>
-        <w:spacing w:after="0" w:line="360" w:lineRule="auto"/>
-        <w:ind w:left="0" w:right="0" w:firstLine="709"/>
-        <w:rPr>
-          <w:szCs w:val="28"/>
-        </w:rPr>
-      </w:pPr>
-      <w:r>
-        <w:rPr>
-          <w:szCs w:val="28"/>
-        </w:rPr>
-        <w:t xml:space="preserve">Актуальность данной </w:t>
-      </w:r>
-      <w:r>
-        <w:rPr>
-          <w:szCs w:val="28"/>
-        </w:rPr>
-        <w:t>игры</w:t>
-      </w:r>
-      <w:r>
-        <w:rPr>
-          <w:szCs w:val="28"/>
-        </w:rPr>
-        <w:t xml:space="preserve"> обусловлена в первую очередь популярностью фермерских симуляторов.</w:t>
-      </w:r>
-      <w:r>
-        <w:rPr>
-          <w:szCs w:val="28"/>
-        </w:rPr>
-        <w:t xml:space="preserve"> Подобные игры притягивают игроков своим медитативным</w:t>
-      </w:r>
+        <w:t>геймплеем</w:t>
+      </w:r>
+      <w:proofErr w:type="spellEnd"/>
+      <w:r>
+        <w:rPr>
+          <w:szCs w:val="28"/>
+        </w:rPr>
+        <w:t>, чувством прогресса и возможностью развития.</w:t>
+      </w:r>
+      <w:r>
+        <w:rPr>
+          <w:szCs w:val="28"/>
+        </w:rPr>
+        <w:t xml:space="preserve"> Существует спрос на уютные игры, которые притягивают приятной атмосферой и спокойствием. В современном мире полном тревог и спешки, такой жанр всегда будет иметь свою аудиторию. </w:t>
+      </w:r>
+      <w:r>
+        <w:rPr>
+          <w:szCs w:val="28"/>
+        </w:rPr>
+        <w:t>К</w:t>
+      </w:r>
+      <w:r>
+        <w:rPr>
+          <w:szCs w:val="28"/>
+        </w:rPr>
+        <w:t>ро</w:t>
+      </w:r>
+      <w:r>
+        <w:rPr>
+          <w:szCs w:val="28"/>
+        </w:rPr>
+        <w:t xml:space="preserve">ме </w:t>
+      </w:r>
+      <w:proofErr w:type="spellStart"/>
+      <w:r>
+        <w:rPr>
+          <w:szCs w:val="28"/>
+        </w:rPr>
+        <w:t>геймплея</w:t>
+      </w:r>
+      <w:proofErr w:type="spellEnd"/>
+      <w:r>
+        <w:rPr>
+          <w:szCs w:val="28"/>
+        </w:rPr>
+        <w:t xml:space="preserve"> завязанного на фермерстве разрабатываемая игра будет</w:t>
+      </w:r>
+      <w:r>
+        <w:rPr>
+          <w:szCs w:val="28"/>
+        </w:rPr>
+        <w:t xml:space="preserve"> иметь свои уникальные особенности</w:t>
+      </w:r>
+      <w:r>
+        <w:rPr>
+          <w:szCs w:val="28"/>
+        </w:rPr>
+        <w:t xml:space="preserve">, которые понравятся поклонникам </w:t>
+      </w:r>
+      <w:proofErr w:type="spellStart"/>
+      <w:r>
+        <w:rPr>
+          <w:szCs w:val="28"/>
+        </w:rPr>
+        <w:t>фэнтезийного</w:t>
+      </w:r>
+      <w:proofErr w:type="spellEnd"/>
+      <w:r>
+        <w:rPr>
+          <w:szCs w:val="28"/>
+        </w:rPr>
+        <w:t xml:space="preserve"> жанра.</w:t>
+      </w:r>
+      <w:r>
+        <w:rPr>
+          <w:szCs w:val="28"/>
+        </w:rPr>
+        <w:t xml:space="preserve"> Главной </w:t>
+      </w:r>
+      <w:r>
+        <w:rPr>
+          <w:szCs w:val="28"/>
+        </w:rPr>
+        <w:t xml:space="preserve">такой </w:t>
+      </w:r>
+      <w:r>
+        <w:rPr>
+          <w:szCs w:val="28"/>
+        </w:rPr>
+        <w:t>отличительной чертой будет являться свой мир игры, полный магии и загадок, а вследствие</w:t>
+      </w:r>
+      <w:r>
+        <w:rPr>
+          <w:szCs w:val="28"/>
+        </w:rPr>
+        <w:t xml:space="preserve"> этого и интересный сюжет.</w:t>
+      </w:r>
+    </w:p>
+    <w:p>
+      <w:pPr>
+        <w:spacing w:after="0" w:line="360" w:lineRule="auto"/>
+        <w:ind w:left="0" w:right="0" w:firstLine="709"/>
+        <w:rPr>
+          <w:szCs w:val="28"/>
+        </w:rPr>
+      </w:pPr>
+      <w:r>
+        <w:rPr>
+          <w:szCs w:val="28"/>
+        </w:rPr>
+        <w:t xml:space="preserve">Объектом исследования является игровой процесс фермерских ролевых игр, включая их основные механики, </w:t>
+      </w:r>
+      <w:proofErr w:type="spellStart"/>
+      <w:r>
+        <w:rPr>
+          <w:szCs w:val="28"/>
+        </w:rPr>
+        <w:t>нарративные</w:t>
+      </w:r>
+      <w:proofErr w:type="spellEnd"/>
+      <w:r>
+        <w:rPr>
+          <w:szCs w:val="28"/>
+        </w:rPr>
+        <w:t xml:space="preserve"> структуры и способы </w:t>
+      </w:r>
+      <w:proofErr w:type="spellStart"/>
+      <w:r>
+        <w:rPr>
+          <w:szCs w:val="28"/>
+        </w:rPr>
+        <w:t>доенесения</w:t>
+      </w:r>
+      <w:proofErr w:type="spellEnd"/>
+      <w:r>
+        <w:rPr>
+          <w:szCs w:val="28"/>
+        </w:rPr>
+        <w:t xml:space="preserve"> истории до игрока.</w:t>
+      </w:r>
+    </w:p>
+    <w:p>
+      <w:pPr>
+        <w:spacing w:after="0" w:line="360" w:lineRule="auto"/>
+        <w:ind w:left="0" w:right="0" w:firstLine="709"/>
+        <w:rPr>
+          <w:szCs w:val="28"/>
+        </w:rPr>
+      </w:pPr>
+      <w:r>
+        <w:rPr>
+          <w:szCs w:val="28"/>
+        </w:rPr>
+        <w:t>Предметом исследования является процесс создания геймдизайн-документа для оригинальной фермерской ролевой игры «</w:t>
+      </w:r>
+      <w:proofErr w:type="spellStart"/>
+      <w:r>
+        <w:rPr>
+          <w:szCs w:val="28"/>
+        </w:rPr>
+        <w:t>Heather</w:t>
+      </w:r>
+      <w:proofErr w:type="spellEnd"/>
       <w:r>
         <w:rPr>
           <w:szCs w:val="28"/>
         </w:rPr>
         <w:t xml:space="preserve"> </w:t>
       </w:r>
-      <w:proofErr w:type="spellStart"/>
-      <w:r>
-        <w:rPr>
-          <w:szCs w:val="28"/>
-        </w:rPr>
-        <w:t>геймплеем</w:t>
-      </w:r>
-      <w:proofErr w:type="spellEnd"/>
-      <w:r>
-        <w:rPr>
-          <w:szCs w:val="28"/>
-        </w:rPr>
-        <w:t>, чувством прогресса и возможностью развития.</w:t>
-      </w:r>
-      <w:r>
-        <w:rPr>
-          <w:szCs w:val="28"/>
-        </w:rPr>
-        <w:t xml:space="preserve"> Существует спрос на уютные игры, которые притягивают приятной атмосферой и спокойствием. В современном мире полном тревог и спешки, такой жанр всегда будет иметь свою аудиторию. </w:t>
-      </w:r>
-      <w:r>
-        <w:rPr>
-          <w:szCs w:val="28"/>
-        </w:rPr>
-        <w:t>К</w:t>
-      </w:r>
-      <w:r>
-        <w:rPr>
-          <w:szCs w:val="28"/>
-        </w:rPr>
-        <w:t>ро</w:t>
-      </w:r>
-      <w:r>
-        <w:rPr>
-          <w:szCs w:val="28"/>
-        </w:rPr>
-        <w:t xml:space="preserve">ме </w:t>
-      </w:r>
-      <w:proofErr w:type="spellStart"/>
-      <w:r>
-        <w:rPr>
-          <w:szCs w:val="28"/>
-        </w:rPr>
-        <w:t>геймплея</w:t>
-      </w:r>
-      <w:proofErr w:type="spellEnd"/>
-      <w:r>
-        <w:rPr>
-          <w:szCs w:val="28"/>
-        </w:rPr>
-        <w:t xml:space="preserve"> завязанного на фермерстве разрабатываемая игра будет</w:t>
-      </w:r>
-      <w:r>
-        <w:rPr>
-          <w:szCs w:val="28"/>
-        </w:rPr>
-        <w:t xml:space="preserve"> иметь свои уникальные особенности</w:t>
-      </w:r>
-      <w:r>
-        <w:rPr>
-          <w:szCs w:val="28"/>
-        </w:rPr>
-        <w:t xml:space="preserve">, которые понравятся поклонникам </w:t>
-      </w:r>
-      <w:proofErr w:type="spellStart"/>
-      <w:r>
-        <w:rPr>
-          <w:szCs w:val="28"/>
-        </w:rPr>
-        <w:t>фэнтезийного</w:t>
-      </w:r>
-      <w:proofErr w:type="spellEnd"/>
-      <w:r>
-        <w:rPr>
-          <w:szCs w:val="28"/>
-        </w:rPr>
-        <w:t xml:space="preserve"> жанра.</w:t>
-      </w:r>
-      <w:r>
-        <w:rPr>
-          <w:szCs w:val="28"/>
-        </w:rPr>
-        <w:t xml:space="preserve"> Главной </w:t>
-      </w:r>
-      <w:r>
-        <w:rPr>
-          <w:szCs w:val="28"/>
-        </w:rPr>
-        <w:t xml:space="preserve">такой </w:t>
-      </w:r>
-      <w:r>
-        <w:rPr>
-          <w:szCs w:val="28"/>
-        </w:rPr>
-        <w:t>отличительной чертой будет являться свой мир игры, полный магии и загадок, а вследствие</w:t>
-      </w:r>
-      <w:r>
-        <w:rPr>
-          <w:szCs w:val="28"/>
-        </w:rPr>
-        <w:t xml:space="preserve"> этого и интересный сюжет.</w:t>
-      </w:r>
-    </w:p>
-    <w:p>
-      <w:pPr>
-        <w:spacing w:after="0" w:line="360" w:lineRule="auto"/>
-        <w:ind w:left="0" w:right="0" w:firstLine="709"/>
-        <w:rPr>
-          <w:szCs w:val="28"/>
-        </w:rPr>
-      </w:pPr>
-      <w:r>
-        <w:rPr>
-          <w:szCs w:val="28"/>
-        </w:rPr>
-        <w:t xml:space="preserve">Объектом исследования является игровой процесс фермерских ролевых игр, включая их основные механики, </w:t>
-      </w:r>
-      <w:proofErr w:type="spellStart"/>
-      <w:r>
-        <w:rPr>
-          <w:szCs w:val="28"/>
-        </w:rPr>
-        <w:t>нарративные</w:t>
-      </w:r>
-      <w:proofErr w:type="spellEnd"/>
-      <w:r>
-        <w:rPr>
-          <w:szCs w:val="28"/>
-        </w:rPr>
-        <w:t xml:space="preserve"> структуры и способы </w:t>
-      </w:r>
-      <w:proofErr w:type="spellStart"/>
-      <w:r>
-        <w:rPr>
-          <w:szCs w:val="28"/>
-        </w:rPr>
-        <w:t>доенесения</w:t>
-      </w:r>
-      <w:proofErr w:type="spellEnd"/>
-      <w:r>
-        <w:rPr>
-          <w:szCs w:val="28"/>
-        </w:rPr>
-        <w:t xml:space="preserve"> истории до игрока.</w:t>
-      </w:r>
-    </w:p>
-    <w:p>
-      <w:pPr>
-        <w:spacing w:after="0" w:line="360" w:lineRule="auto"/>
-        <w:ind w:left="0" w:right="0" w:firstLine="709"/>
-        <w:rPr>
-          <w:szCs w:val="28"/>
-        </w:rPr>
-      </w:pPr>
-      <w:r>
-        <w:rPr>
-          <w:szCs w:val="28"/>
-        </w:rPr>
-        <w:t xml:space="preserve">Предметом исследования является процесс создания </w:t>
-      </w:r>
-      <w:proofErr w:type="spellStart"/>
-      <w:r>
-        <w:rPr>
-          <w:szCs w:val="28"/>
-        </w:rPr>
-        <w:t>геймдизайн</w:t>
-      </w:r>
-      <w:proofErr w:type="spellEnd"/>
-      <w:r>
-        <w:rPr>
-          <w:szCs w:val="28"/>
-        </w:rPr>
-        <w:t>-документа для оригинальной фермерской ролевой игры «</w:t>
+      <w:r>
+        <w:rPr>
+          <w:szCs w:val="28"/>
+          <w:lang w:val="en-US"/>
+        </w:rPr>
+        <w:t>F</w:t>
+      </w:r>
+      <w:proofErr w:type="spellStart"/>
+      <w:r>
+        <w:rPr>
+          <w:szCs w:val="28"/>
+        </w:rPr>
+        <w:t>ields</w:t>
+      </w:r>
+      <w:proofErr w:type="spellEnd"/>
+      <w:r>
+        <w:rPr>
+          <w:szCs w:val="28"/>
+        </w:rPr>
+        <w:t>», включая описание пользовательского опыта и основных игровых механик.</w:t>
+      </w:r>
+    </w:p>
+    <w:p>
+      <w:pPr>
+        <w:spacing w:after="0" w:line="360" w:lineRule="auto"/>
+        <w:ind w:left="0" w:right="0" w:firstLine="709"/>
+        <w:rPr>
+          <w:szCs w:val="28"/>
+        </w:rPr>
+      </w:pPr>
+      <w:r>
+        <w:rPr>
+          <w:szCs w:val="28"/>
+        </w:rPr>
+        <w:t>Предполагаемым результатом работы – структурированный и детализированный геймдизайн-документ для игры «</w:t>
       </w:r>
       <w:proofErr w:type="spellStart"/>
       <w:r>
@@ -324,70 +346,6 @@
         <w:rPr>
           <w:szCs w:val="28"/>
         </w:rPr>
-        <w:t>», включая описание пользовательского опыта и основных игровых механик.</w:t>
-      </w:r>
-    </w:p>
-    <w:p>
-      <w:pPr>
-        <w:spacing w:after="0" w:line="360" w:lineRule="auto"/>
-        <w:ind w:left="0" w:right="0" w:firstLine="709"/>
-        <w:rPr>
-          <w:szCs w:val="28"/>
-        </w:rPr>
-      </w:pPr>
-      <w:r>
-        <w:rPr>
-          <w:szCs w:val="28"/>
-        </w:rPr>
-        <w:t xml:space="preserve">Предполагаемым результатом работы – структурированный и детализированный </w:t>
-      </w:r>
-      <w:proofErr w:type="spellStart"/>
-      <w:r>
-        <w:rPr>
-          <w:szCs w:val="28"/>
-        </w:rPr>
-        <w:t>геймдизайн</w:t>
-      </w:r>
-      <w:proofErr w:type="spellEnd"/>
-      <w:r>
-        <w:rPr>
-          <w:szCs w:val="28"/>
-        </w:rPr>
-        <w:t>-документ для игры «</w:t>
-      </w:r>
-      <w:proofErr w:type="spellStart"/>
-      <w:r>
-        <w:rPr>
-          <w:szCs w:val="28"/>
-        </w:rPr>
-        <w:t>Heather</w:t>
-      </w:r>
-      <w:proofErr w:type="spellEnd"/>
-      <w:r>
-        <w:rPr>
-          <w:szCs w:val="28"/>
-        </w:rPr>
-        <w:t xml:space="preserve"> </w:t>
-      </w:r>
-      <w:r>
-        <w:rPr>
-          <w:szCs w:val="28"/>
-          <w:lang w:val="en-US"/>
-        </w:rPr>
-        <w:t>F</w:t>
-      </w:r>
-      <w:proofErr w:type="spellStart"/>
-      <w:r>
-        <w:rPr>
-          <w:szCs w:val="28"/>
-        </w:rPr>
-        <w:t>ields</w:t>
-      </w:r>
-      <w:proofErr w:type="spellEnd"/>
-      <w:r>
-        <w:rPr>
-          <w:szCs w:val="28"/>
-        </w:rPr>
         <w:t>» с полным описанием всех механик и особенностей игры.</w:t>
       </w:r>
     </w:p>
@@ -411,21 +369,7 @@
         <w:rPr>
           <w:szCs w:val="28"/>
         </w:rPr>
-        <w:t xml:space="preserve"> </w:t>
-      </w:r>
-      <w:proofErr w:type="spellStart"/>
-      <w:r>
-        <w:rPr>
-          <w:szCs w:val="28"/>
-        </w:rPr>
-        <w:t>геймдизайн</w:t>
-      </w:r>
-      <w:proofErr w:type="spellEnd"/>
-      <w:r>
-        <w:rPr>
-          <w:szCs w:val="28"/>
-        </w:rPr>
-        <w:t>-документ может быть использован в качестве прототипа для дальнейшей разработки игры.</w:t>
+        <w:t xml:space="preserve"> геймдизайн-документ может быть использован в качестве прототипа для дальнейшей разработки игры.</w:t>
       </w:r>
     </w:p>
     <w:p>
@@ -789,19 +733,7 @@
         <w:rPr>
           <w:szCs w:val="28"/>
         </w:rPr>
-        <w:t>Основной жанр, разрабатываемой игры – это фермерский симулятор / RPG с элементами симуляции жизни.</w:t>
-      </w:r>
-      <w:r>
-        <w:rPr>
-          <w:szCs w:val="28"/>
-        </w:rPr>
-        <w:t xml:space="preserve"> </w:t>
-      </w:r>
-      <w:r>
-        <w:rPr>
-          <w:szCs w:val="28"/>
-        </w:rPr>
-        <w:t xml:space="preserve">В качестве дополнительных жанровых элементов можно выделить: управление ресурсами, </w:t>
+        <w:t xml:space="preserve">Основной жанр, разрабатываемой игры – это фермерский симулятор / RPG с элементами симуляции жизни. В качестве дополнительных жанровых элементов можно выделить: управление ресурсами, </w:t>
       </w:r>
       <w:proofErr w:type="spellStart"/>
       <w:r>
@@ -1451,21 +1383,7 @@
         <w:rPr>
           <w:szCs w:val="28"/>
         </w:rPr>
-        <w:t xml:space="preserve">нашей целевой аудиторией разрабатываемой игры являются преимущественно женщины 16-40 лет, которым нравится уютная эстетика, расслабляющий </w:t>
-      </w:r>
-      <w:proofErr w:type="spellStart"/>
-      <w:r>
-        <w:rPr>
-          <w:szCs w:val="28"/>
-        </w:rPr>
-        <w:t>геймплей</w:t>
-      </w:r>
-      <w:proofErr w:type="spellEnd"/>
-      <w:r>
-        <w:rPr>
-          <w:szCs w:val="28"/>
-        </w:rPr>
-        <w:t xml:space="preserve"> и ведьмовская тематика.</w:t>
+        <w:t>нашей целевой аудиторией разрабатываемой игры являются преимущественно женщины 16-40 лет, которым нравится уютная эстетика, расслабляющий геймплей и ведьмовская тематика.</w:t>
       </w:r>
     </w:p>
     <w:p>
@@ -2128,21 +2046,7 @@
         <w:rPr>
           <w:szCs w:val="28"/>
         </w:rPr>
-        <w:t xml:space="preserve">В игре полностью отсутствует фермерство, а </w:t>
-      </w:r>
-      <w:proofErr w:type="spellStart"/>
-      <w:r>
-        <w:rPr>
-          <w:szCs w:val="28"/>
-        </w:rPr>
-        <w:t>геймплей</w:t>
-      </w:r>
-      <w:proofErr w:type="spellEnd"/>
-      <w:r>
-        <w:rPr>
-          <w:szCs w:val="28"/>
-        </w:rPr>
-        <w:t xml:space="preserve"> строится вокруг диалогов, выбора и построения колоды. Однако она является эталоном для </w:t>
+        <w:t xml:space="preserve">В игре полностью отсутствует фермерство, а геймплей строится вокруг диалогов, выбора и построения колоды. Однако она является эталоном для </w:t>
       </w:r>
       <w:proofErr w:type="spellStart"/>
       <w:r>
@@ -2310,13 +2214,7 @@
         <w:rPr>
           <w:szCs w:val="28"/>
         </w:rPr>
-        <w:t xml:space="preserve"> (</w:t>
-      </w:r>
-      <w:r>
-        <w:rPr>
-          <w:szCs w:val="28"/>
-        </w:rPr>
-        <w:t>«</w:t>
+        <w:t xml:space="preserve"> («</w:t>
       </w:r>
       <w:proofErr w:type="spellStart"/>
       <w:r>
@@ -2344,13 +2242,7 @@
         <w:rPr>
           <w:szCs w:val="28"/>
         </w:rPr>
-        <w:t>»</w:t>
-      </w:r>
-      <w:r>
-        <w:rPr>
-          <w:szCs w:val="28"/>
-        </w:rPr>
-        <w:t>)</w:t>
+        <w:t>»)</w:t>
       </w:r>
       <w:r>
         <w:rPr>
@@ -2867,13 +2759,7 @@
               <w:rPr>
                 <w:szCs w:val="28"/>
               </w:rPr>
-              <w:t>2.2</w:t>
-            </w:r>
-            <w:r>
-              <w:rPr>
-                <w:szCs w:val="28"/>
-              </w:rPr>
-              <w:t xml:space="preserve"> млн.</w:t>
+              <w:t>2.2 млн.</w:t>
             </w:r>
           </w:p>
         </w:tc>
@@ -3183,21 +3069,7 @@
         <w:rPr>
           <w:szCs w:val="28"/>
         </w:rPr>
-        <w:t xml:space="preserve">», как дебютного </w:t>
-      </w:r>
-      <w:proofErr w:type="spellStart"/>
-      <w:r>
-        <w:rPr>
-          <w:szCs w:val="28"/>
-        </w:rPr>
-        <w:t>инди</w:t>
-      </w:r>
-      <w:proofErr w:type="spellEnd"/>
-      <w:r>
-        <w:rPr>
-          <w:szCs w:val="28"/>
-        </w:rPr>
-        <w:t>-проекта среднего бюджета, может составить 50-100 тысяч копий за первый год</w:t>
+        <w:t>», как дебютного инди-проекта среднего бюджета, может составить 50-100 тысяч копий за первый год</w:t>
       </w:r>
       <w:r>
         <w:rPr>
@@ -3232,13 +3104,7 @@
         <w:rPr>
           <w:szCs w:val="28"/>
         </w:rPr>
-        <w:t xml:space="preserve"> такие как </w:t>
-      </w:r>
-      <w:r>
-        <w:rPr>
-          <w:szCs w:val="28"/>
-        </w:rPr>
-        <w:t xml:space="preserve">VK </w:t>
+        <w:t xml:space="preserve"> такие как VK </w:t>
       </w:r>
       <w:proofErr w:type="spellStart"/>
       <w:r>
@@ -3312,14 +3178,12 @@
         </w:rPr>
         <w:t xml:space="preserve"> с похожей тематикой (в </w:t>
       </w:r>
-      <w:proofErr w:type="spellStart"/>
-      <w:r>
-        <w:rPr>
-          <w:szCs w:val="28"/>
-        </w:rPr>
-        <w:t>соновном</w:t>
-      </w:r>
-      <w:proofErr w:type="spellEnd"/>
+      <w:r>
+        <w:rPr>
+          <w:szCs w:val="28"/>
+        </w:rPr>
+        <w:t>основном</w:t>
+      </w:r>
       <w:r>
         <w:rPr>
           <w:szCs w:val="28"/>
@@ -3377,35 +3241,7 @@
         <w:rPr>
           <w:szCs w:val="28"/>
         </w:rPr>
-        <w:t xml:space="preserve">Проект предполагает наличие небольшой команды </w:t>
-      </w:r>
-      <w:proofErr w:type="spellStart"/>
-      <w:r>
-        <w:rPr>
-          <w:szCs w:val="28"/>
-        </w:rPr>
-        <w:t>инди</w:t>
-      </w:r>
-      <w:proofErr w:type="spellEnd"/>
-      <w:r>
-        <w:rPr>
-          <w:szCs w:val="28"/>
-        </w:rPr>
-        <w:t xml:space="preserve">-разработчиков, состоящей из </w:t>
-      </w:r>
-      <w:proofErr w:type="spellStart"/>
-      <w:r>
-        <w:rPr>
-          <w:szCs w:val="28"/>
-        </w:rPr>
-        <w:t>геймдизайнера</w:t>
-      </w:r>
-      <w:proofErr w:type="spellEnd"/>
-      <w:r>
-        <w:rPr>
-          <w:szCs w:val="28"/>
-        </w:rPr>
-        <w:t xml:space="preserve">, одного-двух программистов, </w:t>
+        <w:t xml:space="preserve">Проект предполагает наличие небольшой команды инди-разработчиков, состоящей из геймдизайнера, одного-двух программистов, </w:t>
       </w:r>
       <w:r>
         <w:rPr>
@@ -3498,13 +3334,7 @@
         <w:rPr>
           <w:szCs w:val="28"/>
         </w:rPr>
-        <w:t xml:space="preserve">Разрабатываемый продукт </w:t>
-      </w:r>
-      <w:r>
-        <w:rPr>
-          <w:szCs w:val="28"/>
-        </w:rPr>
-        <w:t>«</w:t>
+        <w:t>Разрабатываемый продукт «</w:t>
       </w:r>
       <w:proofErr w:type="spellStart"/>
       <w:r>
@@ -3532,46 +3362,14 @@
         <w:rPr>
           <w:szCs w:val="28"/>
         </w:rPr>
-        <w:t>»</w:t>
-      </w:r>
-      <w:r>
-        <w:rPr>
-          <w:szCs w:val="28"/>
-        </w:rPr>
-        <w:t xml:space="preserve"> представляет собой коммерчески перспективный гибрид фермерского симулятора и ведьмовского </w:t>
-      </w:r>
-      <w:r>
-        <w:rPr>
-          <w:szCs w:val="28"/>
-        </w:rPr>
-        <w:t>RPG</w:t>
-      </w:r>
-      <w:r>
-        <w:rPr>
-          <w:szCs w:val="28"/>
-        </w:rPr>
-        <w:t xml:space="preserve">. </w:t>
+        <w:t xml:space="preserve">» представляет собой коммерчески перспективный гибрид фермерского симулятора и ведьмовского RPG. </w:t>
       </w:r>
       <w:proofErr w:type="gramStart"/>
       <w:r>
         <w:rPr>
           <w:szCs w:val="28"/>
         </w:rPr>
-        <w:t xml:space="preserve">Целевая аудитория – преимущественно женщины 20-30 лет, ценящие атмосферу и расслабляющий </w:t>
-      </w:r>
-      <w:proofErr w:type="spellStart"/>
-      <w:r>
-        <w:rPr>
-          <w:szCs w:val="28"/>
-        </w:rPr>
-        <w:t>геймплей</w:t>
-      </w:r>
-      <w:proofErr w:type="spellEnd"/>
-      <w:r>
-        <w:rPr>
-          <w:szCs w:val="28"/>
-        </w:rPr>
-        <w:t>.</w:t>
+        <w:t>Целевая аудитория – преимущественно женщины 20-30 лет, ценящие атмосферу и расслабляющий геймплей.</w:t>
       </w:r>
       <w:proofErr w:type="gramEnd"/>
       <w:r>
@@ -3586,31 +3384,17 @@
         </w:rPr>
         <w:t xml:space="preserve">Анализ </w:t>
       </w:r>
-      <w:proofErr w:type="spellStart"/>
-      <w:r>
-        <w:rPr>
-          <w:szCs w:val="28"/>
-        </w:rPr>
-        <w:t>конкрентов</w:t>
-      </w:r>
-      <w:proofErr w:type="spellEnd"/>
-      <w:r>
-        <w:rPr>
-          <w:szCs w:val="28"/>
-        </w:rPr>
-        <w:t xml:space="preserve"> показал, что игра сможет занять свободную нишу, не покрываемую другими. Объем разработки оценивается в 10-14 месяцев, а примерный объем продаж в </w:t>
-      </w:r>
-      <w:r>
-        <w:rPr>
-          <w:szCs w:val="28"/>
-        </w:rPr>
-        <w:t>50-100 тысяч копий за первый год</w:t>
-      </w:r>
-      <w:r>
-        <w:rPr>
-          <w:szCs w:val="28"/>
-        </w:rPr>
-        <w:t xml:space="preserve">. </w:t>
+      <w:r>
+        <w:rPr>
+          <w:szCs w:val="28"/>
+        </w:rPr>
+        <w:t>конкурентов</w:t>
+      </w:r>
+      <w:r>
+        <w:rPr>
+          <w:szCs w:val="28"/>
+        </w:rPr>
+        <w:t xml:space="preserve"> показал, что игра сможет занять свободную нишу, не покрываемую другими. Объем разработки оценивается в 10-14 месяцев, а примерный объем продаж в 50-100 тысяч копий за первый год. </w:t>
       </w:r>
     </w:p>
     <w:p>
@@ -3696,13 +3480,7 @@
         <w:rPr>
           <w:szCs w:val="28"/>
         </w:rPr>
-        <w:t xml:space="preserve">раметры разрабатываемой игры. Мы будем исходить из жанра игры и из того, что </w:t>
-      </w:r>
-      <w:r>
-        <w:rPr>
-          <w:szCs w:val="28"/>
-        </w:rPr>
-        <w:t>«</w:t>
+        <w:t>раметры разрабатываемой игры. Мы будем исходить из жанра игры и из того, что «</w:t>
       </w:r>
       <w:proofErr w:type="spellStart"/>
       <w:r>
@@ -3730,25 +3508,7 @@
         <w:rPr>
           <w:szCs w:val="28"/>
         </w:rPr>
-        <w:t>»</w:t>
-      </w:r>
-      <w:r>
-        <w:rPr>
-          <w:szCs w:val="28"/>
-        </w:rPr>
-        <w:t xml:space="preserve"> будет иметь </w:t>
-      </w:r>
-      <w:r>
-        <w:rPr>
-          <w:szCs w:val="28"/>
-        </w:rPr>
-        <w:t>2D</w:t>
-      </w:r>
-      <w:r>
-        <w:rPr>
-          <w:szCs w:val="28"/>
-        </w:rPr>
-        <w:t>-графику.</w:t>
+        <w:t>» будет иметь 2D-графику.</w:t>
       </w:r>
     </w:p>
     <w:p>
@@ -4512,6 +4272,200 @@
         <w:spacing w:after="0" w:line="360" w:lineRule="auto"/>
         <w:ind w:left="0" w:right="0" w:firstLine="709"/>
       </w:pPr>
+      <w:r>
+        <w:t>Доступными ресурсами на данный момент являются:</w:t>
+      </w:r>
+    </w:p>
+    <w:p>
+      <w:pPr>
+        <w:pStyle w:val="a4"/>
+        <w:numPr>
+          <w:ilvl w:val="0"/>
+          <w:numId w:val="10"/>
+        </w:numPr>
+        <w:spacing w:after="0" w:line="360" w:lineRule="auto"/>
+        <w:ind w:right="0"/>
+      </w:pPr>
+      <w:r>
+        <w:t xml:space="preserve">готовая концепция игры (геймдизайн </w:t>
+      </w:r>
+      <w:r>
+        <w:t>документ</w:t>
+      </w:r>
+      <w:r>
+        <w:t>),</w:t>
+      </w:r>
+    </w:p>
+    <w:p>
+      <w:pPr>
+        <w:pStyle w:val="a4"/>
+        <w:numPr>
+          <w:ilvl w:val="0"/>
+          <w:numId w:val="10"/>
+        </w:numPr>
+        <w:spacing w:after="0" w:line="360" w:lineRule="auto"/>
+        <w:ind w:right="0"/>
+      </w:pPr>
+      <w:r>
+        <w:t>базовые знания программирования,</w:t>
+      </w:r>
+    </w:p>
+    <w:p>
+      <w:pPr>
+        <w:pStyle w:val="a4"/>
+        <w:numPr>
+          <w:ilvl w:val="0"/>
+          <w:numId w:val="10"/>
+        </w:numPr>
+        <w:spacing w:after="0" w:line="360" w:lineRule="auto"/>
+        <w:ind w:right="0"/>
+      </w:pPr>
+      <w:r>
+        <w:t>доступ к бесплатным и условно-бесплатным инструментам разработки.</w:t>
+      </w:r>
+    </w:p>
+    <w:p>
+      <w:pPr>
+        <w:spacing w:after="0" w:line="360" w:lineRule="auto"/>
+        <w:ind w:right="0"/>
+      </w:pPr>
+      <w:r>
+        <w:t>Учитывая характеристики нашего проекта можно предположить необходимые компетенции команды.</w:t>
+      </w:r>
+    </w:p>
+    <w:p>
+      <w:pPr>
+        <w:pStyle w:val="a4"/>
+        <w:numPr>
+          <w:ilvl w:val="0"/>
+          <w:numId w:val="11"/>
+        </w:numPr>
+        <w:spacing w:after="0" w:line="360" w:lineRule="auto"/>
+        <w:ind w:right="0"/>
+      </w:pPr>
+      <w:r>
+        <w:t xml:space="preserve">Геймдизайнер </w:t>
+      </w:r>
+      <w:r>
+        <w:t xml:space="preserve">для </w:t>
+      </w:r>
+      <w:r>
+        <w:t>разработки механик, баланса игры, анализа конкурентов.</w:t>
+      </w:r>
+    </w:p>
+    <w:p>
+      <w:pPr>
+        <w:pStyle w:val="a4"/>
+        <w:numPr>
+          <w:ilvl w:val="0"/>
+          <w:numId w:val="11"/>
+        </w:numPr>
+        <w:spacing w:after="0" w:line="360" w:lineRule="auto"/>
+        <w:ind w:right="0"/>
+      </w:pPr>
+      <w:r>
+        <w:t>Программист для работы с движком и написания кода.</w:t>
+      </w:r>
+    </w:p>
+    <w:p>
+      <w:pPr>
+        <w:pStyle w:val="a4"/>
+        <w:numPr>
+          <w:ilvl w:val="0"/>
+          <w:numId w:val="11"/>
+        </w:numPr>
+        <w:spacing w:after="0" w:line="360" w:lineRule="auto"/>
+        <w:ind w:right="0"/>
+      </w:pPr>
+      <w:r>
+        <w:t>2</w:t>
+      </w:r>
+      <w:r>
+        <w:rPr>
+          <w:lang w:val="en-US"/>
+        </w:rPr>
+        <w:t>D</w:t>
+      </w:r>
+      <w:r>
+        <w:t>-художник для создания всей графики и артов: анимация, персонажи, окружение, интерфейсы.</w:t>
+      </w:r>
+    </w:p>
+    <w:p>
+      <w:pPr>
+        <w:pStyle w:val="a4"/>
+        <w:numPr>
+          <w:ilvl w:val="0"/>
+          <w:numId w:val="11"/>
+        </w:numPr>
+        <w:spacing w:after="0" w:line="360" w:lineRule="auto"/>
+        <w:ind w:right="0"/>
+      </w:pPr>
+      <w:r>
+        <w:t>Сценарист для написания диалогов, сюжета, описания игровых объектов.</w:t>
+      </w:r>
+    </w:p>
+    <w:p>
+      <w:pPr>
+        <w:pStyle w:val="a4"/>
+        <w:numPr>
+          <w:ilvl w:val="0"/>
+          <w:numId w:val="11"/>
+        </w:numPr>
+        <w:spacing w:after="0" w:line="360" w:lineRule="auto"/>
+        <w:ind w:right="0"/>
+      </w:pPr>
+      <w:r>
+        <w:t>Саунд-дизайнер для написания музыки, записи звуков, голосов.</w:t>
+      </w:r>
+    </w:p>
+    <w:p>
+      <w:pPr>
+        <w:pStyle w:val="a4"/>
+        <w:numPr>
+          <w:ilvl w:val="0"/>
+          <w:numId w:val="11"/>
+        </w:numPr>
+        <w:spacing w:after="0" w:line="360" w:lineRule="auto"/>
+        <w:ind w:right="0"/>
+      </w:pPr>
+      <w:proofErr w:type="spellStart"/>
+      <w:r>
+        <w:t>Тестировщик</w:t>
+      </w:r>
+      <w:proofErr w:type="spellEnd"/>
+      <w:r>
+        <w:t xml:space="preserve"> для поиска багов, проверки механик, составления отчетов.</w:t>
+      </w:r>
+    </w:p>
+    <w:p>
+      <w:pPr>
+        <w:spacing w:after="0" w:line="360" w:lineRule="auto"/>
+        <w:ind w:right="0"/>
+      </w:pPr>
+      <w:r>
+        <w:t xml:space="preserve">Для восполнения недостающих компетенций можно пойти несколькими путями. Во-первых, для решения задач, с которыми уже имеющаяся команда не сможет справиться сама, рекомендуется поиск внешних специалистов. Это особенно актуально для нахождения саунд-дизайнера и художника. Во-вторых, решения некоторых задач при наличии базовых знаний в области </w:t>
+      </w:r>
+      <w:r>
+        <w:t xml:space="preserve">могут потребовать лишь небольшого обучения. Например, опытный программист может достаточно быстро разобраться, как работать с новым движком. Поэтому можно вначале проанализировать </w:t>
+      </w:r>
+      <w:proofErr w:type="gramStart"/>
+      <w:r>
+        <w:t>могут ли сотрудники при прохождении небольшого обучения справится</w:t>
+      </w:r>
+      <w:proofErr w:type="gramEnd"/>
+      <w:r>
+        <w:t xml:space="preserve"> с поставленной задачей. В-третьих, для  ускорения работы можно использовать бесплатные и платные спрайты, звуки, скрипты. Но данный путь не позволит создать полностью уникальный проект и принесет ряд </w:t>
+      </w:r>
+      <w:r>
+        <w:lastRenderedPageBreak/>
+        <w:t>ограничений, так как наш выбор будет ограничен библиотеками спрайтов и звуков. Поэтому этот путь не рекомендуется.</w:t>
+      </w:r>
+    </w:p>
+    <w:p>
+      <w:pPr>
+        <w:spacing w:after="0" w:line="360" w:lineRule="auto"/>
+        <w:ind w:right="0"/>
+      </w:pPr>
     </w:p>
     <w:p>
       <w:pPr>
@@ -4547,6 +4501,2141 @@
           <w:szCs w:val="28"/>
         </w:rPr>
       </w:pPr>
+      <w:r>
+        <w:rPr>
+          <w:szCs w:val="28"/>
+        </w:rPr>
+        <w:t>Одним из основополагающих факторов успеха игры является выбор подходящего игрового движка. Игровые движки обеспечивают комплексное решение для разработки, предоставляя набор инструментов для создания графики, звука, физики и управления персонажами.</w:t>
+      </w:r>
+    </w:p>
+    <w:p>
+      <w:pPr>
+        <w:spacing w:after="0" w:line="360" w:lineRule="auto"/>
+        <w:ind w:left="0" w:right="0" w:firstLine="709"/>
+        <w:rPr>
+          <w:szCs w:val="28"/>
+        </w:rPr>
+      </w:pPr>
+      <w:r>
+        <w:rPr>
+          <w:szCs w:val="28"/>
+        </w:rPr>
+        <w:t xml:space="preserve">Для разработки </w:t>
+      </w:r>
+      <w:r>
+        <w:rPr>
+          <w:szCs w:val="28"/>
+        </w:rPr>
+        <w:t>«</w:t>
+      </w:r>
+      <w:proofErr w:type="spellStart"/>
+      <w:r>
+        <w:rPr>
+          <w:szCs w:val="28"/>
+        </w:rPr>
+        <w:t>Heather</w:t>
+      </w:r>
+      <w:proofErr w:type="spellEnd"/>
+      <w:r>
+        <w:rPr>
+          <w:szCs w:val="28"/>
+        </w:rPr>
+        <w:t xml:space="preserve"> </w:t>
+      </w:r>
+      <w:proofErr w:type="spellStart"/>
+      <w:r>
+        <w:rPr>
+          <w:szCs w:val="28"/>
+        </w:rPr>
+        <w:t>fields</w:t>
+      </w:r>
+      <w:proofErr w:type="spellEnd"/>
+      <w:r>
+        <w:rPr>
+          <w:szCs w:val="28"/>
+        </w:rPr>
+        <w:t>»</w:t>
+      </w:r>
+      <w:r>
+        <w:rPr>
+          <w:szCs w:val="28"/>
+        </w:rPr>
+        <w:t xml:space="preserve"> был проведен анализ нескольких игровых движков, подходящих для создания 2</w:t>
+      </w:r>
+      <w:r>
+        <w:rPr>
+          <w:szCs w:val="28"/>
+          <w:lang w:val="en-US"/>
+        </w:rPr>
+        <w:t>D</w:t>
+      </w:r>
+      <w:r>
+        <w:rPr>
+          <w:szCs w:val="28"/>
+        </w:rPr>
+        <w:t xml:space="preserve">-игр. Каждый из них имеет свои слабые и сильные стороны, поэтому была составлена таблица для сравнения </w:t>
+      </w:r>
+      <w:proofErr w:type="spellStart"/>
+      <w:r>
+        <w:rPr>
+          <w:szCs w:val="28"/>
+        </w:rPr>
+        <w:t>джижков</w:t>
+      </w:r>
+      <w:proofErr w:type="spellEnd"/>
+      <w:r>
+        <w:rPr>
+          <w:szCs w:val="28"/>
+        </w:rPr>
+        <w:t xml:space="preserve"> по ключевым критериям.</w:t>
+      </w:r>
+    </w:p>
+    <w:tbl>
+      <w:tblPr>
+        <w:tblStyle w:val="a3"/>
+        <w:tblW w:w="0" w:type="auto"/>
+        <w:tblLayout w:type="fixed"/>
+        <w:tblLook w:val="04A0" w:firstRow="1" w:lastRow="0" w:firstColumn="1" w:lastColumn="0" w:noHBand="0" w:noVBand="1"/>
+      </w:tblPr>
+      <w:tblGrid>
+        <w:gridCol w:w="1668"/>
+        <w:gridCol w:w="1701"/>
+        <w:gridCol w:w="2026"/>
+        <w:gridCol w:w="2084"/>
+        <w:gridCol w:w="2092"/>
+      </w:tblGrid>
+      <w:tr>
+        <w:trPr>
+          <w:tblHeader/>
+        </w:trPr>
+        <w:tc>
+          <w:tcPr>
+            <w:tcW w:w="1668" w:type="dxa"/>
+            <w:vAlign w:val="center"/>
+          </w:tcPr>
+          <w:p>
+            <w:pPr>
+              <w:spacing w:after="0" w:line="240" w:lineRule="auto"/>
+              <w:ind w:left="0" w:right="0" w:firstLine="0"/>
+              <w:rPr>
+                <w:b/>
+                <w:bCs/>
+                <w:sz w:val="24"/>
+                <w:szCs w:val="24"/>
+              </w:rPr>
+            </w:pPr>
+            <w:r>
+              <w:rPr>
+                <w:b/>
+                <w:bCs/>
+                <w:sz w:val="24"/>
+                <w:szCs w:val="24"/>
+              </w:rPr>
+              <w:t>Критерий</w:t>
+            </w:r>
+          </w:p>
+        </w:tc>
+        <w:tc>
+          <w:tcPr>
+            <w:tcW w:w="1701" w:type="dxa"/>
+            <w:vAlign w:val="center"/>
+          </w:tcPr>
+          <w:p>
+            <w:pPr>
+              <w:spacing w:after="0" w:line="240" w:lineRule="auto"/>
+              <w:ind w:left="0" w:right="0" w:firstLine="0"/>
+              <w:rPr>
+                <w:b/>
+                <w:bCs/>
+                <w:sz w:val="24"/>
+                <w:szCs w:val="24"/>
+              </w:rPr>
+            </w:pPr>
+            <w:proofErr w:type="spellStart"/>
+            <w:r>
+              <w:rPr>
+                <w:b/>
+                <w:bCs/>
+                <w:sz w:val="24"/>
+                <w:szCs w:val="24"/>
+              </w:rPr>
+              <w:t>Godot</w:t>
+            </w:r>
+            <w:proofErr w:type="spellEnd"/>
+          </w:p>
+        </w:tc>
+        <w:tc>
+          <w:tcPr>
+            <w:tcW w:w="2026" w:type="dxa"/>
+            <w:vAlign w:val="center"/>
+          </w:tcPr>
+          <w:p>
+            <w:pPr>
+              <w:spacing w:after="0" w:line="240" w:lineRule="auto"/>
+              <w:ind w:left="0" w:right="0" w:firstLine="0"/>
+              <w:rPr>
+                <w:b/>
+                <w:bCs/>
+                <w:sz w:val="24"/>
+                <w:szCs w:val="24"/>
+              </w:rPr>
+            </w:pPr>
+            <w:proofErr w:type="spellStart"/>
+            <w:r>
+              <w:rPr>
+                <w:b/>
+                <w:bCs/>
+                <w:sz w:val="24"/>
+                <w:szCs w:val="24"/>
+              </w:rPr>
+              <w:t>Unity</w:t>
+            </w:r>
+            <w:proofErr w:type="spellEnd"/>
+          </w:p>
+        </w:tc>
+        <w:tc>
+          <w:tcPr>
+            <w:tcW w:w="2084" w:type="dxa"/>
+            <w:vAlign w:val="center"/>
+          </w:tcPr>
+          <w:p>
+            <w:pPr>
+              <w:spacing w:after="0" w:line="240" w:lineRule="auto"/>
+              <w:ind w:left="0" w:right="0" w:firstLine="0"/>
+              <w:rPr>
+                <w:b/>
+                <w:bCs/>
+                <w:sz w:val="24"/>
+                <w:szCs w:val="24"/>
+              </w:rPr>
+            </w:pPr>
+            <w:proofErr w:type="spellStart"/>
+            <w:r>
+              <w:rPr>
+                <w:b/>
+                <w:bCs/>
+                <w:sz w:val="24"/>
+                <w:szCs w:val="24"/>
+              </w:rPr>
+              <w:t>GameMaker</w:t>
+            </w:r>
+            <w:proofErr w:type="spellEnd"/>
+            <w:r>
+              <w:rPr>
+                <w:b/>
+                <w:bCs/>
+                <w:sz w:val="24"/>
+                <w:szCs w:val="24"/>
+              </w:rPr>
+              <w:t xml:space="preserve"> </w:t>
+            </w:r>
+            <w:proofErr w:type="spellStart"/>
+            <w:r>
+              <w:rPr>
+                <w:b/>
+                <w:bCs/>
+                <w:sz w:val="24"/>
+                <w:szCs w:val="24"/>
+              </w:rPr>
+              <w:t>Studio</w:t>
+            </w:r>
+            <w:proofErr w:type="spellEnd"/>
+          </w:p>
+        </w:tc>
+        <w:tc>
+          <w:tcPr>
+            <w:tcW w:w="2092" w:type="dxa"/>
+            <w:vAlign w:val="center"/>
+          </w:tcPr>
+          <w:p>
+            <w:pPr>
+              <w:spacing w:after="0" w:line="240" w:lineRule="auto"/>
+              <w:ind w:left="0" w:right="0" w:firstLine="0"/>
+              <w:rPr>
+                <w:b/>
+                <w:bCs/>
+                <w:sz w:val="24"/>
+                <w:szCs w:val="24"/>
+              </w:rPr>
+            </w:pPr>
+            <w:proofErr w:type="spellStart"/>
+            <w:r>
+              <w:rPr>
+                <w:b/>
+                <w:bCs/>
+                <w:sz w:val="24"/>
+                <w:szCs w:val="24"/>
+              </w:rPr>
+              <w:t>Construct</w:t>
+            </w:r>
+            <w:proofErr w:type="spellEnd"/>
+            <w:r>
+              <w:rPr>
+                <w:b/>
+                <w:bCs/>
+                <w:sz w:val="24"/>
+                <w:szCs w:val="24"/>
+              </w:rPr>
+              <w:t xml:space="preserve"> 3</w:t>
+            </w:r>
+          </w:p>
+        </w:tc>
+      </w:tr>
+      <w:tr>
+        <w:tc>
+          <w:tcPr>
+            <w:tcW w:w="1668" w:type="dxa"/>
+            <w:vAlign w:val="center"/>
+          </w:tcPr>
+          <w:p>
+            <w:pPr>
+              <w:spacing w:after="0" w:line="240" w:lineRule="auto"/>
+              <w:ind w:left="0" w:right="0" w:firstLine="0"/>
+              <w:rPr>
+                <w:sz w:val="24"/>
+                <w:szCs w:val="24"/>
+              </w:rPr>
+            </w:pPr>
+            <w:r>
+              <w:rPr>
+                <w:sz w:val="24"/>
+                <w:szCs w:val="24"/>
+              </w:rPr>
+              <w:t>Лицензия</w:t>
+            </w:r>
+          </w:p>
+        </w:tc>
+        <w:tc>
+          <w:tcPr>
+            <w:tcW w:w="1701" w:type="dxa"/>
+            <w:vAlign w:val="center"/>
+          </w:tcPr>
+          <w:p>
+            <w:pPr>
+              <w:spacing w:after="0" w:line="240" w:lineRule="auto"/>
+              <w:ind w:left="0" w:right="0" w:firstLine="0"/>
+              <w:rPr>
+                <w:sz w:val="24"/>
+                <w:szCs w:val="24"/>
+              </w:rPr>
+            </w:pPr>
+            <w:r>
+              <w:rPr>
+                <w:sz w:val="24"/>
+                <w:szCs w:val="24"/>
+              </w:rPr>
+              <w:t>MIT (полностью бесплатный)</w:t>
+            </w:r>
+          </w:p>
+        </w:tc>
+        <w:tc>
+          <w:tcPr>
+            <w:tcW w:w="2026" w:type="dxa"/>
+            <w:vAlign w:val="center"/>
+          </w:tcPr>
+          <w:p>
+            <w:pPr>
+              <w:spacing w:after="0" w:line="240" w:lineRule="auto"/>
+              <w:ind w:left="0" w:right="0" w:firstLine="0"/>
+              <w:rPr>
+                <w:sz w:val="24"/>
+                <w:szCs w:val="24"/>
+              </w:rPr>
+            </w:pPr>
+            <w:r>
+              <w:rPr>
+                <w:sz w:val="24"/>
+                <w:szCs w:val="24"/>
+              </w:rPr>
+              <w:t xml:space="preserve">Бесплатно до </w:t>
+            </w:r>
+            <w:r>
+              <w:rPr>
+                <w:sz w:val="24"/>
+                <w:szCs w:val="24"/>
+              </w:rPr>
+              <w:t>доходов $200 тыс./год</w:t>
+            </w:r>
+          </w:p>
+        </w:tc>
+        <w:tc>
+          <w:tcPr>
+            <w:tcW w:w="2084" w:type="dxa"/>
+            <w:vAlign w:val="center"/>
+          </w:tcPr>
+          <w:p>
+            <w:pPr>
+              <w:spacing w:after="0" w:line="240" w:lineRule="auto"/>
+              <w:ind w:left="0" w:right="0" w:firstLine="0"/>
+              <w:rPr>
+                <w:sz w:val="24"/>
+                <w:szCs w:val="24"/>
+              </w:rPr>
+            </w:pPr>
+            <w:r>
+              <w:rPr>
+                <w:sz w:val="24"/>
+                <w:szCs w:val="24"/>
+              </w:rPr>
+              <w:t>Платная (от $</w:t>
+            </w:r>
+            <w:r>
+              <w:rPr>
+                <w:sz w:val="24"/>
+                <w:szCs w:val="24"/>
+                <w:lang w:val="en-US"/>
+              </w:rPr>
+              <w:t>9</w:t>
+            </w:r>
+            <w:r>
+              <w:rPr>
+                <w:sz w:val="24"/>
+                <w:szCs w:val="24"/>
+              </w:rPr>
+              <w:t>9)</w:t>
+            </w:r>
+          </w:p>
+        </w:tc>
+        <w:tc>
+          <w:tcPr>
+            <w:tcW w:w="2092" w:type="dxa"/>
+            <w:vAlign w:val="center"/>
+          </w:tcPr>
+          <w:p>
+            <w:pPr>
+              <w:spacing w:after="0" w:line="240" w:lineRule="auto"/>
+              <w:ind w:left="0" w:right="0" w:firstLine="0"/>
+              <w:rPr>
+                <w:sz w:val="24"/>
+                <w:szCs w:val="24"/>
+              </w:rPr>
+            </w:pPr>
+            <w:r>
+              <w:rPr>
+                <w:sz w:val="24"/>
+                <w:szCs w:val="24"/>
+              </w:rPr>
+              <w:t>Подписка (от $</w:t>
+            </w:r>
+            <w:r>
+              <w:rPr>
+                <w:sz w:val="24"/>
+                <w:szCs w:val="24"/>
+                <w:lang w:val="en-US"/>
+              </w:rPr>
+              <w:t>42</w:t>
+            </w:r>
+            <w:r>
+              <w:rPr>
+                <w:sz w:val="24"/>
+                <w:szCs w:val="24"/>
+              </w:rPr>
+              <w:t>/год)</w:t>
+            </w:r>
+          </w:p>
+        </w:tc>
+      </w:tr>
+      <w:tr>
+        <w:tc>
+          <w:tcPr>
+            <w:tcW w:w="1668" w:type="dxa"/>
+            <w:vAlign w:val="center"/>
+          </w:tcPr>
+          <w:p>
+            <w:pPr>
+              <w:spacing w:after="0" w:line="240" w:lineRule="auto"/>
+              <w:ind w:left="0" w:right="0" w:firstLine="0"/>
+              <w:rPr>
+                <w:sz w:val="24"/>
+                <w:szCs w:val="24"/>
+              </w:rPr>
+            </w:pPr>
+            <w:r>
+              <w:rPr>
+                <w:sz w:val="24"/>
+                <w:szCs w:val="24"/>
+              </w:rPr>
+              <w:t>2D-возможности</w:t>
+            </w:r>
+          </w:p>
+        </w:tc>
+        <w:tc>
+          <w:tcPr>
+            <w:tcW w:w="1701" w:type="dxa"/>
+            <w:vAlign w:val="center"/>
+          </w:tcPr>
+          <w:p>
+            <w:pPr>
+              <w:spacing w:after="0" w:line="240" w:lineRule="auto"/>
+              <w:ind w:left="0" w:right="0" w:firstLine="0"/>
+              <w:rPr>
+                <w:sz w:val="24"/>
+                <w:szCs w:val="24"/>
+              </w:rPr>
+            </w:pPr>
+            <w:r>
+              <w:rPr>
+                <w:sz w:val="24"/>
+                <w:szCs w:val="24"/>
+              </w:rPr>
+              <w:t>Отличные</w:t>
+            </w:r>
+          </w:p>
+        </w:tc>
+        <w:tc>
+          <w:tcPr>
+            <w:tcW w:w="2026" w:type="dxa"/>
+            <w:vAlign w:val="center"/>
+          </w:tcPr>
+          <w:p>
+            <w:pPr>
+              <w:spacing w:after="0" w:line="240" w:lineRule="auto"/>
+              <w:ind w:left="0" w:right="0" w:firstLine="0"/>
+              <w:rPr>
+                <w:sz w:val="24"/>
+                <w:szCs w:val="24"/>
+              </w:rPr>
+            </w:pPr>
+            <w:r>
+              <w:rPr>
+                <w:sz w:val="24"/>
+                <w:szCs w:val="24"/>
+              </w:rPr>
+              <w:t>Отличные (но 2D построен на 3D)</w:t>
+            </w:r>
+          </w:p>
+        </w:tc>
+        <w:tc>
+          <w:tcPr>
+            <w:tcW w:w="2084" w:type="dxa"/>
+            <w:vAlign w:val="center"/>
+          </w:tcPr>
+          <w:p>
+            <w:pPr>
+              <w:spacing w:after="0" w:line="240" w:lineRule="auto"/>
+              <w:ind w:left="0" w:right="0" w:firstLine="0"/>
+              <w:rPr>
+                <w:sz w:val="24"/>
+                <w:szCs w:val="24"/>
+              </w:rPr>
+            </w:pPr>
+            <w:r>
+              <w:rPr>
+                <w:sz w:val="24"/>
+                <w:szCs w:val="24"/>
+              </w:rPr>
+              <w:t>Отличные</w:t>
+            </w:r>
+          </w:p>
+        </w:tc>
+        <w:tc>
+          <w:tcPr>
+            <w:tcW w:w="2092" w:type="dxa"/>
+            <w:vAlign w:val="center"/>
+          </w:tcPr>
+          <w:p>
+            <w:pPr>
+              <w:spacing w:after="0" w:line="240" w:lineRule="auto"/>
+              <w:ind w:left="0" w:right="0" w:firstLine="0"/>
+              <w:rPr>
+                <w:sz w:val="24"/>
+                <w:szCs w:val="24"/>
+              </w:rPr>
+            </w:pPr>
+            <w:r>
+              <w:rPr>
+                <w:sz w:val="24"/>
+                <w:szCs w:val="24"/>
+              </w:rPr>
+              <w:t>Хорошие</w:t>
+            </w:r>
+          </w:p>
+        </w:tc>
+      </w:tr>
+      <w:tr>
+        <w:tc>
+          <w:tcPr>
+            <w:tcW w:w="1668" w:type="dxa"/>
+            <w:vAlign w:val="center"/>
+          </w:tcPr>
+          <w:p>
+            <w:pPr>
+              <w:spacing w:after="0" w:line="240" w:lineRule="auto"/>
+              <w:ind w:left="0" w:right="0" w:firstLine="0"/>
+              <w:rPr>
+                <w:sz w:val="24"/>
+                <w:szCs w:val="24"/>
+              </w:rPr>
+            </w:pPr>
+            <w:r>
+              <w:rPr>
+                <w:sz w:val="24"/>
+                <w:szCs w:val="24"/>
+              </w:rPr>
+              <w:t>Язык программирования</w:t>
+            </w:r>
+          </w:p>
+        </w:tc>
+        <w:tc>
+          <w:tcPr>
+            <w:tcW w:w="1701" w:type="dxa"/>
+            <w:vAlign w:val="center"/>
+          </w:tcPr>
+          <w:p>
+            <w:pPr>
+              <w:spacing w:after="0" w:line="240" w:lineRule="auto"/>
+              <w:ind w:left="0" w:right="0" w:firstLine="0"/>
+              <w:rPr>
+                <w:sz w:val="24"/>
+                <w:szCs w:val="24"/>
+              </w:rPr>
+            </w:pPr>
+            <w:proofErr w:type="spellStart"/>
+            <w:r>
+              <w:rPr>
+                <w:sz w:val="24"/>
+                <w:szCs w:val="24"/>
+              </w:rPr>
+              <w:t>GDScript</w:t>
+            </w:r>
+            <w:proofErr w:type="spellEnd"/>
+            <w:r>
+              <w:rPr>
+                <w:sz w:val="24"/>
+                <w:szCs w:val="24"/>
+              </w:rPr>
+              <w:t>, C#, C++</w:t>
+            </w:r>
+          </w:p>
+        </w:tc>
+        <w:tc>
+          <w:tcPr>
+            <w:tcW w:w="2026" w:type="dxa"/>
+            <w:vAlign w:val="center"/>
+          </w:tcPr>
+          <w:p>
+            <w:pPr>
+              <w:spacing w:after="0" w:line="240" w:lineRule="auto"/>
+              <w:ind w:left="0" w:right="0" w:firstLine="0"/>
+              <w:rPr>
+                <w:sz w:val="24"/>
+                <w:szCs w:val="24"/>
+              </w:rPr>
+            </w:pPr>
+            <w:r>
+              <w:rPr>
+                <w:sz w:val="24"/>
+                <w:szCs w:val="24"/>
+              </w:rPr>
+              <w:t>C#</w:t>
+            </w:r>
+          </w:p>
+        </w:tc>
+        <w:tc>
+          <w:tcPr>
+            <w:tcW w:w="2084" w:type="dxa"/>
+            <w:vAlign w:val="center"/>
+          </w:tcPr>
+          <w:p>
+            <w:pPr>
+              <w:spacing w:after="0" w:line="240" w:lineRule="auto"/>
+              <w:ind w:left="0" w:right="0" w:firstLine="0"/>
+              <w:rPr>
+                <w:sz w:val="24"/>
+                <w:szCs w:val="24"/>
+              </w:rPr>
+            </w:pPr>
+            <w:r>
+              <w:rPr>
+                <w:sz w:val="24"/>
+                <w:szCs w:val="24"/>
+              </w:rPr>
+              <w:t>GML</w:t>
+            </w:r>
+          </w:p>
+        </w:tc>
+        <w:tc>
+          <w:tcPr>
+            <w:tcW w:w="2092" w:type="dxa"/>
+            <w:vAlign w:val="center"/>
+          </w:tcPr>
+          <w:p>
+            <w:pPr>
+              <w:spacing w:after="0" w:line="240" w:lineRule="auto"/>
+              <w:ind w:left="0" w:right="0" w:firstLine="0"/>
+              <w:rPr>
+                <w:sz w:val="24"/>
+                <w:szCs w:val="24"/>
+              </w:rPr>
+            </w:pPr>
+            <w:r>
+              <w:rPr>
+                <w:sz w:val="24"/>
+                <w:szCs w:val="24"/>
+              </w:rPr>
+              <w:t>Визуальное программирование</w:t>
+            </w:r>
+            <w:r>
+              <w:rPr>
+                <w:sz w:val="24"/>
+                <w:szCs w:val="24"/>
+              </w:rPr>
+              <w:t xml:space="preserve">, </w:t>
+            </w:r>
+            <w:hyperlink r:id="rId8" w:history="1">
+              <w:proofErr w:type="spellStart"/>
+              <w:r>
+                <w:rPr>
+                  <w:sz w:val="24"/>
+                  <w:szCs w:val="24"/>
+                </w:rPr>
+                <w:t>JavaScript</w:t>
+              </w:r>
+              <w:proofErr w:type="spellEnd"/>
+            </w:hyperlink>
+          </w:p>
+        </w:tc>
+      </w:tr>
+      <w:tr>
+        <w:tc>
+          <w:tcPr>
+            <w:tcW w:w="1668" w:type="dxa"/>
+            <w:vAlign w:val="center"/>
+          </w:tcPr>
+          <w:p>
+            <w:pPr>
+              <w:spacing w:after="0" w:line="240" w:lineRule="auto"/>
+              <w:ind w:left="0" w:right="0" w:firstLine="0"/>
+              <w:rPr>
+                <w:sz w:val="24"/>
+                <w:szCs w:val="24"/>
+              </w:rPr>
+            </w:pPr>
+            <w:proofErr w:type="spellStart"/>
+            <w:r>
+              <w:rPr>
+                <w:sz w:val="24"/>
+                <w:szCs w:val="24"/>
+              </w:rPr>
+              <w:t>Инстанцирование</w:t>
+            </w:r>
+            <w:proofErr w:type="spellEnd"/>
+          </w:p>
+        </w:tc>
+        <w:tc>
+          <w:tcPr>
+            <w:tcW w:w="1701" w:type="dxa"/>
+            <w:vAlign w:val="center"/>
+          </w:tcPr>
+          <w:p>
+            <w:pPr>
+              <w:spacing w:after="0" w:line="240" w:lineRule="auto"/>
+              <w:ind w:left="0" w:right="0" w:firstLine="0"/>
+              <w:rPr>
+                <w:sz w:val="24"/>
+                <w:szCs w:val="24"/>
+              </w:rPr>
+            </w:pPr>
+            <w:r>
+              <w:rPr>
+                <w:sz w:val="24"/>
+                <w:szCs w:val="24"/>
+              </w:rPr>
+              <w:t>Реализовано</w:t>
+            </w:r>
+          </w:p>
+        </w:tc>
+        <w:tc>
+          <w:tcPr>
+            <w:tcW w:w="2026" w:type="dxa"/>
+            <w:vAlign w:val="center"/>
+          </w:tcPr>
+          <w:p>
+            <w:pPr>
+              <w:spacing w:after="0" w:line="240" w:lineRule="auto"/>
+              <w:ind w:left="0" w:right="0" w:firstLine="0"/>
+              <w:rPr>
+                <w:sz w:val="24"/>
+                <w:szCs w:val="24"/>
+              </w:rPr>
+            </w:pPr>
+            <w:r>
+              <w:rPr>
+                <w:sz w:val="24"/>
+                <w:szCs w:val="24"/>
+              </w:rPr>
+              <w:t>Реализовано</w:t>
+            </w:r>
+          </w:p>
+        </w:tc>
+        <w:tc>
+          <w:tcPr>
+            <w:tcW w:w="2084" w:type="dxa"/>
+            <w:vAlign w:val="center"/>
+          </w:tcPr>
+          <w:p>
+            <w:pPr>
+              <w:spacing w:after="0" w:line="240" w:lineRule="auto"/>
+              <w:ind w:left="0" w:right="0" w:firstLine="0"/>
+              <w:rPr>
+                <w:sz w:val="24"/>
+                <w:szCs w:val="24"/>
+              </w:rPr>
+            </w:pPr>
+            <w:r>
+              <w:rPr>
+                <w:sz w:val="24"/>
+                <w:szCs w:val="24"/>
+              </w:rPr>
+              <w:t>Реализовано</w:t>
+            </w:r>
+            <w:r>
+              <w:rPr>
+                <w:sz w:val="24"/>
+                <w:szCs w:val="24"/>
+              </w:rPr>
+              <w:t xml:space="preserve"> с ориентацией на 2D</w:t>
+            </w:r>
+          </w:p>
+        </w:tc>
+        <w:tc>
+          <w:tcPr>
+            <w:tcW w:w="2092" w:type="dxa"/>
+            <w:vAlign w:val="center"/>
+          </w:tcPr>
+          <w:p>
+            <w:pPr>
+              <w:spacing w:after="0" w:line="240" w:lineRule="auto"/>
+              <w:ind w:left="0" w:right="0" w:firstLine="0"/>
+              <w:rPr>
+                <w:sz w:val="24"/>
+                <w:szCs w:val="24"/>
+              </w:rPr>
+            </w:pPr>
+            <w:r>
+              <w:rPr>
+                <w:sz w:val="24"/>
+                <w:szCs w:val="24"/>
+              </w:rPr>
+              <w:t>Реализовано</w:t>
+            </w:r>
+            <w:r>
+              <w:rPr>
+                <w:sz w:val="24"/>
+                <w:szCs w:val="24"/>
+              </w:rPr>
+              <w:t xml:space="preserve"> с ориентацией на 2D</w:t>
+            </w:r>
+          </w:p>
+        </w:tc>
+      </w:tr>
+      <w:tr>
+        <w:tc>
+          <w:tcPr>
+            <w:tcW w:w="1668" w:type="dxa"/>
+            <w:vAlign w:val="center"/>
+          </w:tcPr>
+          <w:p>
+            <w:pPr>
+              <w:spacing w:after="0" w:line="240" w:lineRule="auto"/>
+              <w:ind w:left="0" w:right="0" w:firstLine="0"/>
+              <w:rPr>
+                <w:sz w:val="24"/>
+                <w:szCs w:val="24"/>
+              </w:rPr>
+            </w:pPr>
+            <w:r>
+              <w:rPr>
+                <w:sz w:val="24"/>
+                <w:szCs w:val="24"/>
+              </w:rPr>
+              <w:t>Процедурная генерация</w:t>
+            </w:r>
+          </w:p>
+        </w:tc>
+        <w:tc>
+          <w:tcPr>
+            <w:tcW w:w="1701" w:type="dxa"/>
+            <w:vAlign w:val="center"/>
+          </w:tcPr>
+          <w:p>
+            <w:pPr>
+              <w:spacing w:after="0" w:line="240" w:lineRule="auto"/>
+              <w:ind w:left="0" w:right="0" w:firstLine="0"/>
+              <w:rPr>
+                <w:sz w:val="24"/>
+                <w:szCs w:val="24"/>
+              </w:rPr>
+            </w:pPr>
+            <w:r>
+              <w:rPr>
+                <w:sz w:val="24"/>
+                <w:szCs w:val="24"/>
+              </w:rPr>
+              <w:t>Отличная</w:t>
+            </w:r>
+          </w:p>
+        </w:tc>
+        <w:tc>
+          <w:tcPr>
+            <w:tcW w:w="2026" w:type="dxa"/>
+            <w:vAlign w:val="center"/>
+          </w:tcPr>
+          <w:p>
+            <w:pPr>
+              <w:spacing w:after="0" w:line="240" w:lineRule="auto"/>
+              <w:ind w:left="0" w:right="0" w:firstLine="0"/>
+              <w:rPr>
+                <w:sz w:val="24"/>
+                <w:szCs w:val="24"/>
+              </w:rPr>
+            </w:pPr>
+            <w:r>
+              <w:rPr>
+                <w:sz w:val="24"/>
+                <w:szCs w:val="24"/>
+              </w:rPr>
+              <w:t>Отличная</w:t>
+            </w:r>
+          </w:p>
+        </w:tc>
+        <w:tc>
+          <w:tcPr>
+            <w:tcW w:w="2084" w:type="dxa"/>
+            <w:vAlign w:val="center"/>
+          </w:tcPr>
+          <w:p>
+            <w:pPr>
+              <w:spacing w:after="0" w:line="240" w:lineRule="auto"/>
+              <w:ind w:left="0" w:right="0" w:firstLine="0"/>
+              <w:rPr>
+                <w:sz w:val="24"/>
+                <w:szCs w:val="24"/>
+              </w:rPr>
+            </w:pPr>
+            <w:r>
+              <w:rPr>
+                <w:sz w:val="24"/>
+                <w:szCs w:val="24"/>
+              </w:rPr>
+              <w:t>Ограниченная</w:t>
+            </w:r>
+          </w:p>
+        </w:tc>
+        <w:tc>
+          <w:tcPr>
+            <w:tcW w:w="2092" w:type="dxa"/>
+            <w:vAlign w:val="center"/>
+          </w:tcPr>
+          <w:p>
+            <w:pPr>
+              <w:spacing w:after="0" w:line="240" w:lineRule="auto"/>
+              <w:ind w:left="0" w:right="0" w:firstLine="0"/>
+              <w:rPr>
+                <w:sz w:val="24"/>
+                <w:szCs w:val="24"/>
+              </w:rPr>
+            </w:pPr>
+            <w:r>
+              <w:rPr>
+                <w:sz w:val="24"/>
+                <w:szCs w:val="24"/>
+              </w:rPr>
+              <w:t>Ограниченная</w:t>
+            </w:r>
+          </w:p>
+        </w:tc>
+      </w:tr>
+      <w:tr>
+        <w:tc>
+          <w:tcPr>
+            <w:tcW w:w="1668" w:type="dxa"/>
+            <w:vAlign w:val="center"/>
+          </w:tcPr>
+          <w:p>
+            <w:pPr>
+              <w:spacing w:after="0" w:line="240" w:lineRule="auto"/>
+              <w:ind w:left="0" w:right="0" w:firstLine="0"/>
+              <w:rPr>
+                <w:sz w:val="24"/>
+                <w:szCs w:val="24"/>
+              </w:rPr>
+            </w:pPr>
+            <w:r>
+              <w:rPr>
+                <w:sz w:val="24"/>
+                <w:szCs w:val="24"/>
+              </w:rPr>
+              <w:t>Искусственный интеллект</w:t>
+            </w:r>
+          </w:p>
+        </w:tc>
+        <w:tc>
+          <w:tcPr>
+            <w:tcW w:w="1701" w:type="dxa"/>
+            <w:vAlign w:val="center"/>
+          </w:tcPr>
+          <w:p>
+            <w:pPr>
+              <w:spacing w:after="0" w:line="240" w:lineRule="auto"/>
+              <w:ind w:left="0" w:right="0" w:firstLine="0"/>
+              <w:rPr>
+                <w:sz w:val="24"/>
+                <w:szCs w:val="24"/>
+              </w:rPr>
+            </w:pPr>
+            <w:r>
+              <w:rPr>
+                <w:sz w:val="24"/>
+                <w:szCs w:val="24"/>
+              </w:rPr>
+              <w:t>Средний</w:t>
+            </w:r>
+          </w:p>
+        </w:tc>
+        <w:tc>
+          <w:tcPr>
+            <w:tcW w:w="2026" w:type="dxa"/>
+            <w:vAlign w:val="center"/>
+          </w:tcPr>
+          <w:p>
+            <w:pPr>
+              <w:spacing w:after="0" w:line="240" w:lineRule="auto"/>
+              <w:ind w:left="0" w:right="0" w:firstLine="0"/>
+              <w:rPr>
+                <w:sz w:val="24"/>
+                <w:szCs w:val="24"/>
+              </w:rPr>
+            </w:pPr>
+            <w:r>
+              <w:rPr>
+                <w:sz w:val="24"/>
+                <w:szCs w:val="24"/>
+              </w:rPr>
+              <w:t>Отличный</w:t>
+            </w:r>
+          </w:p>
+        </w:tc>
+        <w:tc>
+          <w:tcPr>
+            <w:tcW w:w="2084" w:type="dxa"/>
+            <w:vAlign w:val="center"/>
+          </w:tcPr>
+          <w:p>
+            <w:pPr>
+              <w:spacing w:after="0" w:line="240" w:lineRule="auto"/>
+              <w:ind w:left="0" w:right="0" w:firstLine="0"/>
+              <w:rPr>
+                <w:sz w:val="24"/>
+                <w:szCs w:val="24"/>
+              </w:rPr>
+            </w:pPr>
+            <w:r>
+              <w:rPr>
+                <w:sz w:val="24"/>
+                <w:szCs w:val="24"/>
+              </w:rPr>
+              <w:t>Минимальные</w:t>
+            </w:r>
+          </w:p>
+        </w:tc>
+        <w:tc>
+          <w:tcPr>
+            <w:tcW w:w="2092" w:type="dxa"/>
+            <w:vAlign w:val="center"/>
+          </w:tcPr>
+          <w:p>
+            <w:pPr>
+              <w:spacing w:after="0" w:line="240" w:lineRule="auto"/>
+              <w:ind w:left="0" w:right="0" w:firstLine="0"/>
+              <w:rPr>
+                <w:sz w:val="24"/>
+                <w:szCs w:val="24"/>
+              </w:rPr>
+            </w:pPr>
+            <w:r>
+              <w:rPr>
+                <w:sz w:val="24"/>
+                <w:szCs w:val="24"/>
+              </w:rPr>
+              <w:t>Минимальные</w:t>
+            </w:r>
+          </w:p>
+        </w:tc>
+      </w:tr>
+      <w:tr>
+        <w:tc>
+          <w:tcPr>
+            <w:tcW w:w="1668" w:type="dxa"/>
+            <w:vAlign w:val="center"/>
+          </w:tcPr>
+          <w:p>
+            <w:pPr>
+              <w:spacing w:after="0" w:line="240" w:lineRule="auto"/>
+              <w:ind w:left="0" w:right="0" w:firstLine="0"/>
+              <w:rPr>
+                <w:sz w:val="24"/>
+                <w:szCs w:val="24"/>
+              </w:rPr>
+            </w:pPr>
+            <w:r>
+              <w:rPr>
+                <w:sz w:val="24"/>
+                <w:szCs w:val="24"/>
+              </w:rPr>
+              <w:t>Отладчик</w:t>
+            </w:r>
+          </w:p>
+        </w:tc>
+        <w:tc>
+          <w:tcPr>
+            <w:tcW w:w="1701" w:type="dxa"/>
+          </w:tcPr>
+          <w:p>
+            <w:pPr>
+              <w:spacing w:after="0" w:line="240" w:lineRule="auto"/>
+              <w:ind w:left="0" w:right="0" w:firstLine="0"/>
+              <w:rPr>
+                <w:sz w:val="24"/>
+                <w:szCs w:val="24"/>
+              </w:rPr>
+            </w:pPr>
+            <w:r>
+              <w:rPr>
+                <w:sz w:val="24"/>
+                <w:szCs w:val="24"/>
+              </w:rPr>
+              <w:t>Реализован</w:t>
+            </w:r>
+          </w:p>
+        </w:tc>
+        <w:tc>
+          <w:tcPr>
+            <w:tcW w:w="2026" w:type="dxa"/>
+          </w:tcPr>
+          <w:p>
+            <w:pPr>
+              <w:spacing w:after="0" w:line="240" w:lineRule="auto"/>
+              <w:ind w:left="0" w:right="0" w:firstLine="0"/>
+              <w:rPr>
+                <w:sz w:val="24"/>
+                <w:szCs w:val="24"/>
+              </w:rPr>
+            </w:pPr>
+            <w:r>
+              <w:rPr>
+                <w:sz w:val="24"/>
+                <w:szCs w:val="24"/>
+              </w:rPr>
+              <w:t>Реализован</w:t>
+            </w:r>
+          </w:p>
+        </w:tc>
+        <w:tc>
+          <w:tcPr>
+            <w:tcW w:w="2084" w:type="dxa"/>
+          </w:tcPr>
+          <w:p>
+            <w:pPr>
+              <w:spacing w:after="0" w:line="240" w:lineRule="auto"/>
+              <w:ind w:left="0" w:right="0" w:firstLine="0"/>
+              <w:rPr>
+                <w:sz w:val="24"/>
+                <w:szCs w:val="24"/>
+              </w:rPr>
+            </w:pPr>
+            <w:r>
+              <w:rPr>
+                <w:sz w:val="24"/>
+                <w:szCs w:val="24"/>
+              </w:rPr>
+              <w:t>Реализован</w:t>
+            </w:r>
+          </w:p>
+        </w:tc>
+        <w:tc>
+          <w:tcPr>
+            <w:tcW w:w="2092" w:type="dxa"/>
+          </w:tcPr>
+          <w:p>
+            <w:pPr>
+              <w:spacing w:after="0" w:line="240" w:lineRule="auto"/>
+              <w:ind w:left="0" w:right="0" w:firstLine="0"/>
+              <w:rPr>
+                <w:sz w:val="24"/>
+                <w:szCs w:val="24"/>
+              </w:rPr>
+            </w:pPr>
+            <w:r>
+              <w:rPr>
+                <w:sz w:val="24"/>
+                <w:szCs w:val="24"/>
+              </w:rPr>
+              <w:t>Реализован</w:t>
+            </w:r>
+          </w:p>
+        </w:tc>
+      </w:tr>
+      <w:tr>
+        <w:tc>
+          <w:tcPr>
+            <w:tcW w:w="1668" w:type="dxa"/>
+            <w:vAlign w:val="center"/>
+          </w:tcPr>
+          <w:p>
+            <w:pPr>
+              <w:spacing w:after="0" w:line="240" w:lineRule="auto"/>
+              <w:ind w:left="0" w:right="0" w:firstLine="0"/>
+              <w:rPr>
+                <w:sz w:val="24"/>
+                <w:szCs w:val="24"/>
+              </w:rPr>
+            </w:pPr>
+            <w:r>
+              <w:rPr>
+                <w:sz w:val="24"/>
+                <w:szCs w:val="24"/>
+              </w:rPr>
+              <w:t>Профайлер</w:t>
+            </w:r>
+          </w:p>
+        </w:tc>
+        <w:tc>
+          <w:tcPr>
+            <w:tcW w:w="1701" w:type="dxa"/>
+          </w:tcPr>
+          <w:p>
+            <w:pPr>
+              <w:spacing w:after="0" w:line="240" w:lineRule="auto"/>
+              <w:ind w:left="0" w:right="0" w:firstLine="0"/>
+              <w:rPr>
+                <w:sz w:val="24"/>
+                <w:szCs w:val="24"/>
+              </w:rPr>
+            </w:pPr>
+            <w:r>
+              <w:rPr>
+                <w:sz w:val="24"/>
+                <w:szCs w:val="24"/>
+              </w:rPr>
+              <w:t>Реализован</w:t>
+            </w:r>
+          </w:p>
+        </w:tc>
+        <w:tc>
+          <w:tcPr>
+            <w:tcW w:w="2026" w:type="dxa"/>
+          </w:tcPr>
+          <w:p>
+            <w:pPr>
+              <w:spacing w:after="0" w:line="240" w:lineRule="auto"/>
+              <w:ind w:left="0" w:right="0" w:firstLine="0"/>
+              <w:rPr>
+                <w:sz w:val="24"/>
+                <w:szCs w:val="24"/>
+              </w:rPr>
+            </w:pPr>
+            <w:r>
+              <w:rPr>
+                <w:sz w:val="24"/>
+                <w:szCs w:val="24"/>
+              </w:rPr>
+              <w:t>Реализован</w:t>
+            </w:r>
+          </w:p>
+        </w:tc>
+        <w:tc>
+          <w:tcPr>
+            <w:tcW w:w="2084" w:type="dxa"/>
+          </w:tcPr>
+          <w:p>
+            <w:pPr>
+              <w:spacing w:after="0" w:line="240" w:lineRule="auto"/>
+              <w:ind w:left="0" w:right="0" w:firstLine="0"/>
+              <w:rPr>
+                <w:sz w:val="24"/>
+                <w:szCs w:val="24"/>
+              </w:rPr>
+            </w:pPr>
+            <w:r>
+              <w:rPr>
+                <w:sz w:val="24"/>
+                <w:szCs w:val="24"/>
+              </w:rPr>
+              <w:t>Реализован</w:t>
+            </w:r>
+          </w:p>
+        </w:tc>
+        <w:tc>
+          <w:tcPr>
+            <w:tcW w:w="2092" w:type="dxa"/>
+          </w:tcPr>
+          <w:p>
+            <w:pPr>
+              <w:spacing w:after="0" w:line="240" w:lineRule="auto"/>
+              <w:ind w:left="0" w:right="0" w:firstLine="0"/>
+              <w:rPr>
+                <w:sz w:val="24"/>
+                <w:szCs w:val="24"/>
+              </w:rPr>
+            </w:pPr>
+            <w:r>
+              <w:rPr>
+                <w:sz w:val="24"/>
+                <w:szCs w:val="24"/>
+              </w:rPr>
+              <w:t>Реализован</w:t>
+            </w:r>
+          </w:p>
+        </w:tc>
+      </w:tr>
+      <w:tr>
+        <w:tc>
+          <w:tcPr>
+            <w:tcW w:w="1668" w:type="dxa"/>
+            <w:vAlign w:val="center"/>
+          </w:tcPr>
+          <w:p>
+            <w:pPr>
+              <w:spacing w:after="0" w:line="240" w:lineRule="auto"/>
+              <w:ind w:left="0" w:right="0" w:firstLine="0"/>
+              <w:rPr>
+                <w:sz w:val="24"/>
+                <w:szCs w:val="24"/>
+              </w:rPr>
+            </w:pPr>
+            <w:r>
+              <w:rPr>
+                <w:sz w:val="24"/>
+                <w:szCs w:val="24"/>
+              </w:rPr>
+              <w:t>Кроссплатформенность</w:t>
+            </w:r>
+          </w:p>
+        </w:tc>
+        <w:tc>
+          <w:tcPr>
+            <w:tcW w:w="1701" w:type="dxa"/>
+            <w:vAlign w:val="center"/>
+          </w:tcPr>
+          <w:p>
+            <w:pPr>
+              <w:spacing w:after="0" w:line="240" w:lineRule="auto"/>
+              <w:ind w:left="0" w:right="0" w:firstLine="0"/>
+              <w:rPr>
+                <w:sz w:val="24"/>
+                <w:szCs w:val="24"/>
+                <w:lang w:val="en-US"/>
+              </w:rPr>
+            </w:pPr>
+            <w:r>
+              <w:rPr>
+                <w:sz w:val="24"/>
+                <w:szCs w:val="24"/>
+                <w:lang w:val="en-US"/>
+              </w:rPr>
+              <w:t xml:space="preserve">Windows, </w:t>
+            </w:r>
+            <w:proofErr w:type="spellStart"/>
+            <w:r>
+              <w:rPr>
+                <w:sz w:val="24"/>
+                <w:szCs w:val="24"/>
+                <w:lang w:val="en-US"/>
+              </w:rPr>
+              <w:t>macOS</w:t>
+            </w:r>
+            <w:proofErr w:type="spellEnd"/>
+            <w:r>
+              <w:rPr>
+                <w:sz w:val="24"/>
+                <w:szCs w:val="24"/>
+                <w:lang w:val="en-US"/>
+              </w:rPr>
+              <w:t xml:space="preserve">, Linux, </w:t>
+            </w:r>
+            <w:proofErr w:type="spellStart"/>
+            <w:r>
+              <w:rPr>
+                <w:sz w:val="24"/>
+                <w:szCs w:val="24"/>
+                <w:lang w:val="en-US"/>
+              </w:rPr>
+              <w:t>iOS</w:t>
+            </w:r>
+            <w:proofErr w:type="spellEnd"/>
+            <w:r>
+              <w:rPr>
+                <w:sz w:val="24"/>
+                <w:szCs w:val="24"/>
+                <w:lang w:val="en-US"/>
+              </w:rPr>
+              <w:t xml:space="preserve">, Android, </w:t>
+            </w:r>
+            <w:proofErr w:type="spellStart"/>
+            <w:r>
+              <w:rPr>
+                <w:sz w:val="24"/>
+                <w:szCs w:val="24"/>
+                <w:lang w:val="en-US"/>
+              </w:rPr>
+              <w:t>веб</w:t>
+            </w:r>
+            <w:proofErr w:type="spellEnd"/>
+          </w:p>
+        </w:tc>
+        <w:tc>
+          <w:tcPr>
+            <w:tcW w:w="2026" w:type="dxa"/>
+            <w:vAlign w:val="center"/>
+          </w:tcPr>
+          <w:p>
+            <w:pPr>
+              <w:spacing w:after="0" w:line="240" w:lineRule="auto"/>
+              <w:ind w:left="0" w:right="0" w:firstLine="0"/>
+              <w:rPr>
+                <w:sz w:val="24"/>
+                <w:szCs w:val="24"/>
+                <w:lang w:val="en-US"/>
+              </w:rPr>
+            </w:pPr>
+            <w:r>
+              <w:rPr>
+                <w:sz w:val="24"/>
+                <w:szCs w:val="24"/>
+                <w:lang w:val="en-US"/>
+              </w:rPr>
+              <w:t xml:space="preserve">Windows, </w:t>
+            </w:r>
+            <w:proofErr w:type="spellStart"/>
+            <w:r>
+              <w:rPr>
+                <w:sz w:val="24"/>
+                <w:szCs w:val="24"/>
+                <w:lang w:val="en-US"/>
+              </w:rPr>
+              <w:t>macOS</w:t>
+            </w:r>
+            <w:proofErr w:type="spellEnd"/>
+            <w:r>
+              <w:rPr>
+                <w:sz w:val="24"/>
+                <w:szCs w:val="24"/>
+                <w:lang w:val="en-US"/>
+              </w:rPr>
+              <w:t xml:space="preserve">, Linux, Switch, PS, Xbox, </w:t>
+            </w:r>
+            <w:proofErr w:type="spellStart"/>
+            <w:r>
+              <w:rPr>
+                <w:sz w:val="24"/>
+                <w:szCs w:val="24"/>
+                <w:lang w:val="en-US"/>
+              </w:rPr>
+              <w:t>iOS</w:t>
+            </w:r>
+            <w:proofErr w:type="spellEnd"/>
+            <w:r>
+              <w:rPr>
+                <w:sz w:val="24"/>
+                <w:szCs w:val="24"/>
+                <w:lang w:val="en-US"/>
+              </w:rPr>
+              <w:t>, Android</w:t>
+            </w:r>
+          </w:p>
+        </w:tc>
+        <w:tc>
+          <w:tcPr>
+            <w:tcW w:w="2084" w:type="dxa"/>
+            <w:vAlign w:val="center"/>
+          </w:tcPr>
+          <w:p>
+            <w:pPr>
+              <w:spacing w:after="0" w:line="240" w:lineRule="auto"/>
+              <w:ind w:left="0" w:right="0" w:firstLine="0"/>
+              <w:rPr>
+                <w:sz w:val="24"/>
+                <w:szCs w:val="24"/>
+                <w:lang w:val="en-US"/>
+              </w:rPr>
+            </w:pPr>
+            <w:r>
+              <w:rPr>
+                <w:sz w:val="24"/>
+                <w:szCs w:val="24"/>
+                <w:lang w:val="en-US"/>
+              </w:rPr>
+              <w:t xml:space="preserve">Windows, </w:t>
+            </w:r>
+            <w:proofErr w:type="spellStart"/>
+            <w:r>
+              <w:rPr>
+                <w:sz w:val="24"/>
+                <w:szCs w:val="24"/>
+                <w:lang w:val="en-US"/>
+              </w:rPr>
+              <w:t>macOS</w:t>
+            </w:r>
+            <w:proofErr w:type="spellEnd"/>
+            <w:r>
+              <w:rPr>
+                <w:sz w:val="24"/>
+                <w:szCs w:val="24"/>
+                <w:lang w:val="en-US"/>
+              </w:rPr>
+              <w:t xml:space="preserve">, Switch, </w:t>
+            </w:r>
+            <w:proofErr w:type="spellStart"/>
+            <w:r>
+              <w:rPr>
+                <w:sz w:val="24"/>
+                <w:szCs w:val="24"/>
+                <w:lang w:val="en-US"/>
+              </w:rPr>
+              <w:t>iOS</w:t>
+            </w:r>
+            <w:proofErr w:type="spellEnd"/>
+            <w:r>
+              <w:rPr>
+                <w:sz w:val="24"/>
+                <w:szCs w:val="24"/>
+                <w:lang w:val="en-US"/>
+              </w:rPr>
+              <w:t xml:space="preserve">, Android, </w:t>
+            </w:r>
+            <w:proofErr w:type="spellStart"/>
+            <w:r>
+              <w:rPr>
+                <w:sz w:val="24"/>
+                <w:szCs w:val="24"/>
+                <w:lang w:val="en-US"/>
+              </w:rPr>
+              <w:t>веб</w:t>
+            </w:r>
+            <w:proofErr w:type="spellEnd"/>
+            <w:r>
+              <w:rPr>
+                <w:sz w:val="24"/>
+                <w:szCs w:val="24"/>
+                <w:lang w:val="en-US"/>
+              </w:rPr>
+              <w:t>, Switch, PS</w:t>
+            </w:r>
+          </w:p>
+        </w:tc>
+        <w:tc>
+          <w:tcPr>
+            <w:tcW w:w="2092" w:type="dxa"/>
+            <w:vAlign w:val="center"/>
+          </w:tcPr>
+          <w:p>
+            <w:pPr>
+              <w:spacing w:after="0" w:line="240" w:lineRule="auto"/>
+              <w:ind w:left="0" w:right="0" w:firstLine="0"/>
+              <w:rPr>
+                <w:sz w:val="24"/>
+                <w:szCs w:val="24"/>
+                <w:lang w:val="en-US"/>
+              </w:rPr>
+            </w:pPr>
+            <w:r>
+              <w:rPr>
+                <w:sz w:val="24"/>
+                <w:szCs w:val="24"/>
+                <w:lang w:val="en-US"/>
+              </w:rPr>
+              <w:t xml:space="preserve">Windows, </w:t>
+            </w:r>
+            <w:proofErr w:type="spellStart"/>
+            <w:r>
+              <w:rPr>
+                <w:sz w:val="24"/>
+                <w:szCs w:val="24"/>
+                <w:lang w:val="en-US"/>
+              </w:rPr>
+              <w:t>macOS</w:t>
+            </w:r>
+            <w:proofErr w:type="spellEnd"/>
+            <w:r>
+              <w:rPr>
+                <w:sz w:val="24"/>
+                <w:szCs w:val="24"/>
+                <w:lang w:val="en-US"/>
+              </w:rPr>
+              <w:t xml:space="preserve">, Linux, </w:t>
+            </w:r>
+            <w:proofErr w:type="spellStart"/>
+            <w:r>
+              <w:rPr>
+                <w:sz w:val="24"/>
+                <w:szCs w:val="24"/>
+                <w:lang w:val="en-US"/>
+              </w:rPr>
+              <w:t>iOS</w:t>
+            </w:r>
+            <w:proofErr w:type="spellEnd"/>
+            <w:r>
+              <w:rPr>
+                <w:sz w:val="24"/>
+                <w:szCs w:val="24"/>
+                <w:lang w:val="en-US"/>
+              </w:rPr>
+              <w:t xml:space="preserve">, Android, </w:t>
+            </w:r>
+            <w:proofErr w:type="spellStart"/>
+            <w:r>
+              <w:rPr>
+                <w:sz w:val="24"/>
+                <w:szCs w:val="24"/>
+                <w:lang w:val="en-US"/>
+              </w:rPr>
+              <w:t>веб</w:t>
+            </w:r>
+            <w:proofErr w:type="spellEnd"/>
+          </w:p>
+        </w:tc>
+      </w:tr>
+      <w:tr>
+        <w:tc>
+          <w:tcPr>
+            <w:tcW w:w="1668" w:type="dxa"/>
+            <w:vAlign w:val="center"/>
+          </w:tcPr>
+          <w:p>
+            <w:pPr>
+              <w:spacing w:after="0" w:line="240" w:lineRule="auto"/>
+              <w:ind w:left="0" w:right="0" w:firstLine="0"/>
+              <w:rPr>
+                <w:sz w:val="24"/>
+                <w:szCs w:val="24"/>
+              </w:rPr>
+            </w:pPr>
+            <w:r>
+              <w:rPr>
+                <w:sz w:val="24"/>
+                <w:szCs w:val="24"/>
+              </w:rPr>
+              <w:t>Сообщество</w:t>
+            </w:r>
+          </w:p>
+        </w:tc>
+        <w:tc>
+          <w:tcPr>
+            <w:tcW w:w="1701" w:type="dxa"/>
+            <w:vAlign w:val="center"/>
+          </w:tcPr>
+          <w:p>
+            <w:pPr>
+              <w:spacing w:after="0" w:line="240" w:lineRule="auto"/>
+              <w:ind w:left="0" w:right="0" w:firstLine="0"/>
+              <w:rPr>
+                <w:sz w:val="24"/>
+                <w:szCs w:val="24"/>
+              </w:rPr>
+            </w:pPr>
+            <w:r>
+              <w:rPr>
+                <w:sz w:val="24"/>
+                <w:szCs w:val="24"/>
+              </w:rPr>
+              <w:t>Растущее</w:t>
+            </w:r>
+          </w:p>
+        </w:tc>
+        <w:tc>
+          <w:tcPr>
+            <w:tcW w:w="2026" w:type="dxa"/>
+            <w:vAlign w:val="center"/>
+          </w:tcPr>
+          <w:p>
+            <w:pPr>
+              <w:spacing w:after="0" w:line="240" w:lineRule="auto"/>
+              <w:ind w:left="0" w:right="0" w:firstLine="0"/>
+              <w:rPr>
+                <w:sz w:val="24"/>
+                <w:szCs w:val="24"/>
+              </w:rPr>
+            </w:pPr>
+            <w:r>
+              <w:rPr>
+                <w:sz w:val="24"/>
+                <w:szCs w:val="24"/>
+              </w:rPr>
+              <w:t>Огромное</w:t>
+            </w:r>
+          </w:p>
+        </w:tc>
+        <w:tc>
+          <w:tcPr>
+            <w:tcW w:w="2084" w:type="dxa"/>
+            <w:vAlign w:val="center"/>
+          </w:tcPr>
+          <w:p>
+            <w:pPr>
+              <w:spacing w:after="0" w:line="240" w:lineRule="auto"/>
+              <w:ind w:left="0" w:right="0" w:firstLine="0"/>
+              <w:rPr>
+                <w:sz w:val="24"/>
+                <w:szCs w:val="24"/>
+              </w:rPr>
+            </w:pPr>
+            <w:r>
+              <w:rPr>
+                <w:sz w:val="24"/>
+                <w:szCs w:val="24"/>
+              </w:rPr>
+              <w:t>Среднее</w:t>
+            </w:r>
+          </w:p>
+        </w:tc>
+        <w:tc>
+          <w:tcPr>
+            <w:tcW w:w="2092" w:type="dxa"/>
+            <w:vAlign w:val="center"/>
+          </w:tcPr>
+          <w:p>
+            <w:pPr>
+              <w:spacing w:after="0" w:line="240" w:lineRule="auto"/>
+              <w:ind w:left="0" w:right="0" w:firstLine="0"/>
+              <w:rPr>
+                <w:sz w:val="24"/>
+                <w:szCs w:val="24"/>
+              </w:rPr>
+            </w:pPr>
+            <w:r>
+              <w:rPr>
+                <w:sz w:val="24"/>
+                <w:szCs w:val="24"/>
+              </w:rPr>
+              <w:t>Среднее</w:t>
+            </w:r>
+          </w:p>
+        </w:tc>
+      </w:tr>
+    </w:tbl>
+    <w:p>
+      <w:pPr>
+        <w:spacing w:after="0" w:line="360" w:lineRule="auto"/>
+        <w:ind w:left="0" w:right="0" w:firstLine="709"/>
+        <w:rPr>
+          <w:szCs w:val="28"/>
+        </w:rPr>
+      </w:pPr>
+    </w:p>
+    <w:p>
+      <w:pPr>
+        <w:spacing w:after="0" w:line="360" w:lineRule="auto"/>
+        <w:ind w:left="0" w:right="0" w:firstLine="709"/>
+        <w:rPr>
+          <w:bCs/>
+          <w:sz w:val="24"/>
+          <w:szCs w:val="24"/>
+        </w:rPr>
+      </w:pPr>
+      <w:r>
+        <w:rPr>
+          <w:szCs w:val="28"/>
+        </w:rPr>
+        <w:t xml:space="preserve">На основе проведенного анализа для разрабатываемого проекта в качестве игрового движка был выбран </w:t>
+      </w:r>
+      <w:proofErr w:type="spellStart"/>
+      <w:r>
+        <w:rPr>
+          <w:bCs/>
+          <w:sz w:val="24"/>
+          <w:szCs w:val="24"/>
+        </w:rPr>
+        <w:t>Godot</w:t>
+      </w:r>
+      <w:proofErr w:type="spellEnd"/>
+      <w:r>
+        <w:rPr>
+          <w:bCs/>
+          <w:sz w:val="24"/>
+          <w:szCs w:val="24"/>
+        </w:rPr>
+        <w:t>.</w:t>
+      </w:r>
+    </w:p>
+    <w:p>
+      <w:pPr>
+        <w:spacing w:after="0" w:line="360" w:lineRule="auto"/>
+        <w:ind w:left="0" w:right="0" w:firstLine="709"/>
+      </w:pPr>
+      <w:r>
+        <w:lastRenderedPageBreak/>
+        <w:t xml:space="preserve">Во-первых, </w:t>
+      </w:r>
+      <w:proofErr w:type="spellStart"/>
+      <w:r>
+        <w:t>Godot</w:t>
+      </w:r>
+      <w:proofErr w:type="spellEnd"/>
+      <w:r>
+        <w:t xml:space="preserve"> распространяется по лицензии MIT, что означает полную бесплатность, как для разработки, так и для коммерческого использования. Кроме того лицензия и открытый исходный код также позволяет при необходимости модифицировать движок под нужды проекта.</w:t>
+      </w:r>
+    </w:p>
+    <w:p>
+      <w:pPr>
+        <w:spacing w:after="0" w:line="360" w:lineRule="auto"/>
+        <w:ind w:left="0" w:right="0" w:firstLine="709"/>
+      </w:pPr>
+      <w:r>
+        <w:t xml:space="preserve">Во-вторых, </w:t>
+      </w:r>
+      <w:proofErr w:type="spellStart"/>
+      <w:r>
+        <w:t>Godot</w:t>
+      </w:r>
+      <w:proofErr w:type="spellEnd"/>
+      <w:r>
+        <w:t xml:space="preserve"> имеет полностью </w:t>
+      </w:r>
+      <w:proofErr w:type="gramStart"/>
+      <w:r>
+        <w:t>выделенный</w:t>
+      </w:r>
+      <w:proofErr w:type="gramEnd"/>
+      <w:r>
+        <w:t xml:space="preserve"> 2D-рендер, оптимизированный именно для двухмерной графики. Он предоставляет все необходимые компоненты для разработки: встроенный отладчик, обнаружение столкновений, управление </w:t>
+      </w:r>
+      <w:r>
+        <w:rPr>
+          <w:lang w:val="en-US"/>
+        </w:rPr>
+        <w:t>NPC</w:t>
+      </w:r>
+      <w:r>
+        <w:t>, процедурная генерация и другие.</w:t>
+      </w:r>
+    </w:p>
+    <w:p>
+      <w:pPr>
+        <w:spacing w:after="0" w:line="360" w:lineRule="auto"/>
+        <w:ind w:left="0" w:right="0" w:firstLine="709"/>
+      </w:pPr>
+      <w:r>
+        <w:t xml:space="preserve">В-третьих, </w:t>
+      </w:r>
+      <w:proofErr w:type="spellStart"/>
+      <w:r>
+        <w:rPr>
+          <w:sz w:val="24"/>
+          <w:szCs w:val="24"/>
+        </w:rPr>
+        <w:t>GDScript</w:t>
+      </w:r>
+      <w:proofErr w:type="spellEnd"/>
+      <w:r>
+        <w:t xml:space="preserve"> </w:t>
+      </w:r>
+      <w:r>
+        <w:t xml:space="preserve">- это язык, специально разработанный для </w:t>
+      </w:r>
+      <w:proofErr w:type="spellStart"/>
+      <w:r>
+        <w:t>Godot</w:t>
+      </w:r>
+      <w:proofErr w:type="spellEnd"/>
+      <w:r>
+        <w:t xml:space="preserve"> с синтаксисом, напоминающим </w:t>
+      </w:r>
+      <w:proofErr w:type="spellStart"/>
+      <w:r>
+        <w:t>Python</w:t>
+      </w:r>
+      <w:proofErr w:type="spellEnd"/>
+      <w:r>
+        <w:t>. Он легок в изучении, что снижает порог входа и ускоряет разработку.</w:t>
+      </w:r>
+      <w:r>
+        <w:t xml:space="preserve"> Кроме того другим доступным языком является C#. Код в движке пишется во встроенном редакторе, а также можно использовать </w:t>
+      </w:r>
+      <w:proofErr w:type="spellStart"/>
+      <w:r>
+        <w:t>Visual</w:t>
+      </w:r>
+      <w:proofErr w:type="spellEnd"/>
+      <w:r>
+        <w:t xml:space="preserve"> </w:t>
+      </w:r>
+      <w:proofErr w:type="spellStart"/>
+      <w:r>
+        <w:t>Studio</w:t>
+      </w:r>
+      <w:proofErr w:type="spellEnd"/>
+      <w:r>
+        <w:t xml:space="preserve"> </w:t>
+      </w:r>
+      <w:proofErr w:type="spellStart"/>
+      <w:r>
+        <w:t>Code</w:t>
+      </w:r>
+      <w:proofErr w:type="spellEnd"/>
+      <w:r>
+        <w:t>.</w:t>
+      </w:r>
+    </w:p>
+    <w:p>
+      <w:pPr>
+        <w:spacing w:after="0" w:line="360" w:lineRule="auto"/>
+        <w:ind w:left="0" w:right="0" w:firstLine="709"/>
+        <w:rPr>
+          <w:szCs w:val="28"/>
+        </w:rPr>
+      </w:pPr>
+      <w:proofErr w:type="spellStart"/>
+      <w:proofErr w:type="gramStart"/>
+      <w:r>
+        <w:rPr>
+          <w:szCs w:val="28"/>
+          <w:lang w:val="en-US"/>
+        </w:rPr>
+        <w:t>Godot</w:t>
+      </w:r>
+      <w:proofErr w:type="spellEnd"/>
+      <w:r>
+        <w:rPr>
+          <w:szCs w:val="28"/>
+        </w:rPr>
+        <w:t xml:space="preserve"> </w:t>
+      </w:r>
+      <w:r>
+        <w:rPr>
+          <w:szCs w:val="28"/>
+        </w:rPr>
+        <w:t xml:space="preserve">в отличие от других движков бесплатен, имеет все нужные инструменты для разработки </w:t>
+      </w:r>
+      <w:r>
+        <w:rPr>
+          <w:szCs w:val="28"/>
+        </w:rPr>
+        <w:t>2</w:t>
+      </w:r>
+      <w:r>
+        <w:rPr>
+          <w:szCs w:val="28"/>
+          <w:lang w:val="en-US"/>
+        </w:rPr>
+        <w:t>D</w:t>
+      </w:r>
+      <w:r>
+        <w:rPr>
+          <w:szCs w:val="28"/>
+        </w:rPr>
+        <w:t>-</w:t>
+      </w:r>
+      <w:r>
+        <w:rPr>
+          <w:szCs w:val="28"/>
+        </w:rPr>
+        <w:t>игры и прост в освоении.</w:t>
+      </w:r>
+      <w:proofErr w:type="gramEnd"/>
+      <w:r>
+        <w:rPr>
+          <w:szCs w:val="28"/>
+        </w:rPr>
+        <w:t xml:space="preserve"> Его сообщество растет и развивается, что означает огромное количество бесплатных </w:t>
+      </w:r>
+      <w:proofErr w:type="spellStart"/>
+      <w:r>
+        <w:rPr>
+          <w:szCs w:val="28"/>
+        </w:rPr>
+        <w:t>туториалов</w:t>
+      </w:r>
+      <w:proofErr w:type="spellEnd"/>
+      <w:r>
+        <w:rPr>
+          <w:szCs w:val="28"/>
+        </w:rPr>
+        <w:t xml:space="preserve"> и обсуждений на форумах, что значительно облегчит разработку. Таким </w:t>
+      </w:r>
+      <w:r>
+        <w:rPr>
+          <w:szCs w:val="28"/>
+        </w:rPr>
+        <w:t>образом,</w:t>
+      </w:r>
+      <w:r>
+        <w:rPr>
+          <w:szCs w:val="28"/>
+        </w:rPr>
+        <w:t xml:space="preserve"> </w:t>
+      </w:r>
+      <w:proofErr w:type="spellStart"/>
+      <w:r>
+        <w:rPr>
+          <w:szCs w:val="28"/>
+          <w:lang w:val="en-US"/>
+        </w:rPr>
+        <w:t>Godot</w:t>
+      </w:r>
+      <w:proofErr w:type="spellEnd"/>
+      <w:r>
+        <w:rPr>
+          <w:szCs w:val="28"/>
+        </w:rPr>
+        <w:t xml:space="preserve"> является идеальным кандидатом для выбора.</w:t>
+      </w:r>
+    </w:p>
+    <w:p>
+      <w:pPr>
+        <w:spacing w:after="0" w:line="360" w:lineRule="auto"/>
+        <w:ind w:left="0" w:right="0" w:firstLine="709"/>
+        <w:rPr>
+          <w:szCs w:val="28"/>
+        </w:rPr>
+      </w:pPr>
+      <w:r>
+        <w:rPr>
+          <w:szCs w:val="28"/>
+        </w:rPr>
+        <w:t>Перейдем к другим инструментам, которые понадобятся при разработке игры.</w:t>
+      </w:r>
+    </w:p>
+    <w:p>
+      <w:pPr>
+        <w:spacing w:after="0" w:line="360" w:lineRule="auto"/>
+        <w:ind w:left="0" w:right="0" w:firstLine="709"/>
+        <w:rPr>
+          <w:szCs w:val="28"/>
+        </w:rPr>
+      </w:pPr>
+      <w:r>
+        <w:rPr>
+          <w:szCs w:val="28"/>
+        </w:rPr>
+        <w:t xml:space="preserve">Для создания изображений и спрайтов понадобится графический редактор. Для уменьшения затрат на проект были рассмотрены в первую очередь бесплатные </w:t>
+      </w:r>
+      <w:proofErr w:type="gramStart"/>
+      <w:r>
+        <w:rPr>
+          <w:szCs w:val="28"/>
+        </w:rPr>
+        <w:t>ПО</w:t>
+      </w:r>
+      <w:proofErr w:type="gramEnd"/>
+      <w:r>
+        <w:rPr>
+          <w:szCs w:val="28"/>
+        </w:rPr>
+        <w:t xml:space="preserve">. Одним из самых популярных представителей является </w:t>
+      </w:r>
+      <w:proofErr w:type="spellStart"/>
+      <w:r>
+        <w:rPr>
+          <w:szCs w:val="28"/>
+          <w:lang w:val="en-US"/>
+        </w:rPr>
+        <w:t>Krita</w:t>
+      </w:r>
+      <w:proofErr w:type="spellEnd"/>
+      <w:r>
+        <w:rPr>
+          <w:szCs w:val="28"/>
+        </w:rPr>
+        <w:t xml:space="preserve">. </w:t>
+      </w:r>
+      <w:proofErr w:type="spellStart"/>
+      <w:proofErr w:type="gramStart"/>
+      <w:r>
+        <w:rPr>
+          <w:szCs w:val="28"/>
+          <w:lang w:val="en-US"/>
+        </w:rPr>
+        <w:t>Krita</w:t>
+      </w:r>
+      <w:proofErr w:type="spellEnd"/>
+      <w:r>
+        <w:rPr>
+          <w:szCs w:val="28"/>
+        </w:rPr>
+        <w:t xml:space="preserve"> –</w:t>
+      </w:r>
+      <w:r>
+        <w:rPr>
+          <w:szCs w:val="28"/>
+        </w:rPr>
+        <w:t xml:space="preserve"> это растровый графический редактор с открытым исходным кодом.</w:t>
+      </w:r>
+      <w:proofErr w:type="gramEnd"/>
+      <w:r>
+        <w:rPr>
+          <w:szCs w:val="28"/>
+        </w:rPr>
+        <w:t xml:space="preserve"> Он кроссплатформенный и удобный в использовании. В </w:t>
+      </w:r>
+      <w:proofErr w:type="spellStart"/>
+      <w:r>
+        <w:rPr>
+          <w:szCs w:val="28"/>
+          <w:lang w:val="en-US"/>
+        </w:rPr>
+        <w:t>Krita</w:t>
+      </w:r>
+      <w:proofErr w:type="spellEnd"/>
+      <w:r>
+        <w:rPr>
+          <w:szCs w:val="28"/>
+        </w:rPr>
+        <w:t xml:space="preserve"> большое количество различных кистей и других настроек, что делает его подходящим для любых целей.</w:t>
+      </w:r>
+    </w:p>
+    <w:p>
+      <w:pPr>
+        <w:spacing w:after="0" w:line="360" w:lineRule="auto"/>
+        <w:ind w:left="0" w:right="0" w:firstLine="709"/>
+      </w:pPr>
+      <w:r>
+        <w:rPr>
+          <w:szCs w:val="28"/>
+        </w:rPr>
+        <w:t xml:space="preserve">Для создания музыки и звуковых эффектов понадобится </w:t>
+      </w:r>
+      <w:proofErr w:type="spellStart"/>
+      <w:r>
+        <w:rPr>
+          <w:szCs w:val="28"/>
+        </w:rPr>
+        <w:t>аудиоредактор</w:t>
+      </w:r>
+      <w:proofErr w:type="spellEnd"/>
+      <w:r>
+        <w:rPr>
+          <w:szCs w:val="28"/>
+        </w:rPr>
+        <w:t>.</w:t>
+      </w:r>
+      <w:r>
+        <w:rPr>
+          <w:szCs w:val="28"/>
+        </w:rPr>
+        <w:t xml:space="preserve"> </w:t>
+      </w:r>
+      <w:proofErr w:type="spellStart"/>
+      <w:r>
+        <w:t>Audacity</w:t>
+      </w:r>
+      <w:proofErr w:type="spellEnd"/>
+      <w:r>
+        <w:t xml:space="preserve"> – это программа для редактирования музыки, </w:t>
+      </w:r>
+      <w:r>
+        <w:lastRenderedPageBreak/>
+        <w:t>которая подходит для звукозаписи, монтажа и сведения аудио. Она бесплатная, имеет большое количество функция, удобный интерфейс и подходит для многих задач.</w:t>
+      </w:r>
+    </w:p>
+    <w:p>
+      <w:pPr>
+        <w:spacing w:after="0" w:line="360" w:lineRule="auto"/>
+        <w:ind w:left="0" w:right="0" w:firstLine="709"/>
+        <w:rPr>
+          <w:szCs w:val="28"/>
+        </w:rPr>
+      </w:pPr>
     </w:p>
     <w:p>
       <w:pPr>
@@ -4579,6 +6668,173 @@
         <w:spacing w:after="200" w:line="276" w:lineRule="auto"/>
         <w:ind w:left="0" w:right="0" w:firstLine="0"/>
         <w:jc w:val="left"/>
+      </w:pPr>
+      <w:r>
+        <w:t>На основе анализа технических характеристик игры «</w:t>
+      </w:r>
+      <w:proofErr w:type="spellStart"/>
+      <w:r>
+        <w:t>Heather</w:t>
+      </w:r>
+      <w:proofErr w:type="spellEnd"/>
+      <w:r>
+        <w:t xml:space="preserve"> </w:t>
+      </w:r>
+      <w:proofErr w:type="spellStart"/>
+      <w:r>
+        <w:t>Fi</w:t>
+      </w:r>
+      <w:r>
+        <w:t>elds</w:t>
+      </w:r>
+      <w:proofErr w:type="spellEnd"/>
+      <w:r>
+        <w:t>» и доступных ресурсов был выбран ряд технологий, которые будут использоваться при разработке.</w:t>
+      </w:r>
+      <w:r>
+        <w:t xml:space="preserve"> Технические требования игры невысоки, что позволит запускать ее на большинстве современных ПК, которые и являются основной целевой платформой. </w:t>
+      </w:r>
+      <w:r>
+        <w:rPr>
+          <w:rStyle w:val="a5"/>
+          <w:b w:val="0"/>
+        </w:rPr>
+        <w:t>Необходимые компетенции</w:t>
+      </w:r>
+      <w:r>
+        <w:t xml:space="preserve"> команды включают владение </w:t>
+      </w:r>
+      <w:proofErr w:type="spellStart"/>
+      <w:r>
+        <w:t>GDScript</w:t>
+      </w:r>
+      <w:proofErr w:type="spellEnd"/>
+      <w:r>
+        <w:t xml:space="preserve">, </w:t>
+      </w:r>
+      <w:proofErr w:type="spellStart"/>
+      <w:r>
+        <w:t>Godot</w:t>
+      </w:r>
+      <w:proofErr w:type="spellEnd"/>
+      <w:r>
+        <w:t xml:space="preserve"> </w:t>
+      </w:r>
+      <w:proofErr w:type="spellStart"/>
+      <w:r>
+        <w:t>Engine</w:t>
+      </w:r>
+      <w:proofErr w:type="spellEnd"/>
+      <w:r>
+        <w:t xml:space="preserve">, 2D-графикой и </w:t>
+      </w:r>
+      <w:proofErr w:type="spellStart"/>
+      <w:r>
+        <w:t>сценаристикой</w:t>
+      </w:r>
+      <w:proofErr w:type="spellEnd"/>
+      <w:r>
+        <w:t xml:space="preserve">. Недостающие компетенции могут быть восполнены через </w:t>
+      </w:r>
+      <w:proofErr w:type="spellStart"/>
+      <w:r>
+        <w:t>фриланс</w:t>
+      </w:r>
+      <w:proofErr w:type="spellEnd"/>
+      <w:r>
+        <w:t xml:space="preserve">, использование </w:t>
+      </w:r>
+      <w:proofErr w:type="gramStart"/>
+      <w:r>
+        <w:t>готовых</w:t>
+      </w:r>
+      <w:proofErr w:type="gramEnd"/>
+      <w:r>
+        <w:t xml:space="preserve"> </w:t>
+      </w:r>
+      <w:proofErr w:type="spellStart"/>
+      <w:r>
+        <w:t>ассетов</w:t>
+      </w:r>
+      <w:proofErr w:type="spellEnd"/>
+      <w:r>
+        <w:t xml:space="preserve"> и </w:t>
+      </w:r>
+      <w:r>
+        <w:t xml:space="preserve">обучение по бесплатным </w:t>
+      </w:r>
+      <w:proofErr w:type="spellStart"/>
+      <w:r>
+        <w:t>туториалам</w:t>
+      </w:r>
+      <w:proofErr w:type="spellEnd"/>
+      <w:r>
+        <w:t xml:space="preserve">. </w:t>
+      </w:r>
+      <w:r>
+        <w:t xml:space="preserve">В качестве основного игрового движка выбран </w:t>
+      </w:r>
+      <w:proofErr w:type="spellStart"/>
+      <w:r>
+        <w:rPr>
+          <w:lang w:val="en-US"/>
+        </w:rPr>
+        <w:t>Godot</w:t>
+      </w:r>
+      <w:proofErr w:type="spellEnd"/>
+      <w:r>
+        <w:t>, который идеален для разработки 2</w:t>
+      </w:r>
+      <w:r>
+        <w:rPr>
+          <w:lang w:val="en-US"/>
+        </w:rPr>
+        <w:t>D</w:t>
+      </w:r>
+      <w:r>
+        <w:t xml:space="preserve">-игры. Также будет использоваться </w:t>
+      </w:r>
+      <w:proofErr w:type="spellStart"/>
+      <w:r>
+        <w:rPr>
+          <w:szCs w:val="28"/>
+          <w:lang w:val="en-US"/>
+        </w:rPr>
+        <w:t>Krita</w:t>
+      </w:r>
+      <w:proofErr w:type="spellEnd"/>
+      <w:r>
+        <w:rPr>
+          <w:szCs w:val="28"/>
+        </w:rPr>
+        <w:t xml:space="preserve"> для графики и </w:t>
+      </w:r>
+      <w:proofErr w:type="spellStart"/>
+      <w:r>
+        <w:t>Audacity</w:t>
+      </w:r>
+      <w:proofErr w:type="spellEnd"/>
+      <w:r>
+        <w:t xml:space="preserve"> для саунд-дизайна.</w:t>
+      </w:r>
+      <w:bookmarkStart w:id="0" w:name="_GoBack"/>
+      <w:bookmarkEnd w:id="0"/>
+    </w:p>
+    <w:p>
+      <w:pPr>
+        <w:spacing w:after="200" w:line="276" w:lineRule="auto"/>
+        <w:ind w:left="0" w:right="0" w:firstLine="0"/>
+        <w:jc w:val="left"/>
+        <w:rPr>
+          <w:szCs w:val="28"/>
+        </w:rPr>
+      </w:pPr>
+    </w:p>
+    <w:p>
+      <w:pPr>
+        <w:spacing w:after="200" w:line="276" w:lineRule="auto"/>
+        <w:ind w:left="0" w:right="0" w:firstLine="0"/>
+        <w:jc w:val="left"/>
         <w:rPr>
           <w:szCs w:val="28"/>
         </w:rPr>
@@ -4634,8 +6890,6 @@
           <w:szCs w:val="28"/>
         </w:rPr>
       </w:pPr>
-      <w:bookmarkStart w:id="0" w:name="_GoBack"/>
-      <w:bookmarkEnd w:id="0"/>
     </w:p>
     <w:p>
       <w:pPr>
@@ -6410,6 +8664,119 @@
     </w:lvl>
   </w:abstractNum>
   <w:abstractNum w:abstractNumId="3">
+    <w:nsid w:val="266C3181"/>
+    <w:multiLevelType w:val="hybridMultilevel"/>
+    <w:tmpl w:val="D878198C"/>
+    <w:lvl w:ilvl="0" w:tplc="04190001">
+      <w:start w:val="1"/>
+      <w:numFmt w:val="bullet"/>
+      <w:lvlText w:val=""/>
+      <w:lvlJc w:val="left"/>
+      <w:pPr>
+        <w:ind w:left="1523" w:hanging="360"/>
+      </w:pPr>
+      <w:rPr>
+        <w:rFonts w:ascii="Symbol" w:hAnsi="Symbol" w:hint="default"/>
+      </w:rPr>
+    </w:lvl>
+    <w:lvl w:ilvl="1" w:tplc="04190003" w:tentative="1">
+      <w:start w:val="1"/>
+      <w:numFmt w:val="bullet"/>
+      <w:lvlText w:val="o"/>
+      <w:lvlJc w:val="left"/>
+      <w:pPr>
+        <w:ind w:left="2243" w:hanging="360"/>
+      </w:pPr>
+      <w:rPr>
+        <w:rFonts w:ascii="Courier New" w:hAnsi="Courier New" w:cs="Courier New" w:hint="default"/>
+      </w:rPr>
+    </w:lvl>
+    <w:lvl w:ilvl="2" w:tplc="04190005" w:tentative="1">
+      <w:start w:val="1"/>
+      <w:numFmt w:val="bullet"/>
+      <w:lvlText w:val=""/>
+      <w:lvlJc w:val="left"/>
+      <w:pPr>
+        <w:ind w:left="2963" w:hanging="360"/>
+      </w:pPr>
+      <w:rPr>
+        <w:rFonts w:ascii="Wingdings" w:hAnsi="Wingdings" w:hint="default"/>
+      </w:rPr>
+    </w:lvl>
+    <w:lvl w:ilvl="3" w:tplc="04190001" w:tentative="1">
+      <w:start w:val="1"/>
+      <w:numFmt w:val="bullet"/>
+      <w:lvlText w:val=""/>
+      <w:lvlJc w:val="left"/>
+      <w:pPr>
+        <w:ind w:left="3683" w:hanging="360"/>
+      </w:pPr>
+      <w:rPr>
+        <w:rFonts w:ascii="Symbol" w:hAnsi="Symbol" w:hint="default"/>
+      </w:rPr>
+    </w:lvl>
+    <w:lvl w:ilvl="4" w:tplc="04190003" w:tentative="1">
+      <w:start w:val="1"/>
+      <w:numFmt w:val="bullet"/>
+      <w:lvlText w:val="o"/>
+      <w:lvlJc w:val="left"/>
+      <w:pPr>
+        <w:ind w:left="4403" w:hanging="360"/>
+      </w:pPr>
+      <w:rPr>
+        <w:rFonts w:ascii="Courier New" w:hAnsi="Courier New" w:cs="Courier New" w:hint="default"/>
+      </w:rPr>
+    </w:lvl>
+    <w:lvl w:ilvl="5" w:tplc="04190005" w:tentative="1">
+      <w:start w:val="1"/>
+      <w:numFmt w:val="bullet"/>
+      <w:lvlText w:val=""/>
+      <w:lvlJc w:val="left"/>
+      <w:pPr>
+        <w:ind w:left="5123" w:hanging="360"/>
+      </w:pPr>
+      <w:rPr>
+        <w:rFonts w:ascii="Wingdings" w:hAnsi="Wingdings" w:hint="default"/>
+      </w:rPr>
+    </w:lvl>
+    <w:lvl w:ilvl="6" w:tplc="04190001" w:tentative="1">
+      <w:start w:val="1"/>
+      <w:numFmt w:val="bullet"/>
+      <w:lvlText w:val=""/>
+      <w:lvlJc w:val="left"/>
+      <w:pPr>
+        <w:ind w:left="5843" w:hanging="360"/>
+      </w:pPr>
+      <w:rPr>
+        <w:rFonts w:ascii="Symbol" w:hAnsi="Symbol" w:hint="default"/>
+      </w:rPr>
+    </w:lvl>
+    <w:lvl w:ilvl="7" w:tplc="04190003" w:tentative="1">
+      <w:start w:val="1"/>
+      <w:numFmt w:val="bullet"/>
+      <w:lvlText w:val="o"/>
+      <w:lvlJc w:val="left"/>
+      <w:pPr>
+        <w:ind w:left="6563" w:hanging="360"/>
+      </w:pPr>
+      <w:rPr>
+        <w:rFonts w:ascii="Courier New" w:hAnsi="Courier New" w:cs="Courier New" w:hint="default"/>
+      </w:rPr>
+    </w:lvl>
+    <w:lvl w:ilvl="8" w:tplc="04190005" w:tentative="1">
+      <w:start w:val="1"/>
+      <w:numFmt w:val="bullet"/>
+      <w:lvlText w:val=""/>
+      <w:lvlJc w:val="left"/>
+      <w:pPr>
+        <w:ind w:left="7283" w:hanging="360"/>
+      </w:pPr>
+      <w:rPr>
+        <w:rFonts w:ascii="Wingdings" w:hAnsi="Wingdings" w:hint="default"/>
+      </w:rPr>
+    </w:lvl>
+  </w:abstractNum>
+  <w:abstractNum w:abstractNumId="4">
     <w:nsid w:val="35E1499A"/>
     <w:multiLevelType w:val="multilevel"/>
     <w:tmpl w:val="E8246518"/>
@@ -6530,7 +8897,7 @@
       </w:rPr>
     </w:lvl>
   </w:abstractNum>
-  <w:abstractNum w:abstractNumId="4">
+  <w:abstractNum w:abstractNumId="5">
     <w:nsid w:val="481A4623"/>
     <w:multiLevelType w:val="hybridMultilevel"/>
     <w:tmpl w:val="D9BE115A"/>
@@ -6643,7 +9010,7 @@
       </w:rPr>
     </w:lvl>
   </w:abstractNum>
-  <w:abstractNum w:abstractNumId="5">
+  <w:abstractNum w:abstractNumId="6">
     <w:nsid w:val="481B094F"/>
     <w:multiLevelType w:val="hybridMultilevel"/>
     <w:tmpl w:val="2C4E3AE4"/>
@@ -6732,7 +9099,7 @@
       </w:pPr>
     </w:lvl>
   </w:abstractNum>
-  <w:abstractNum w:abstractNumId="6">
+  <w:abstractNum w:abstractNumId="7">
     <w:nsid w:val="67BB5149"/>
     <w:multiLevelType w:val="hybridMultilevel"/>
     <w:tmpl w:val="43EE83B4"/>
@@ -6845,7 +9212,7 @@
       </w:rPr>
     </w:lvl>
   </w:abstractNum>
-  <w:abstractNum w:abstractNumId="7">
+  <w:abstractNum w:abstractNumId="8">
     <w:nsid w:val="6CE1338F"/>
     <w:multiLevelType w:val="multilevel"/>
     <w:tmpl w:val="4BEE7F82"/>
@@ -6994,7 +9361,120 @@
       </w:rPr>
     </w:lvl>
   </w:abstractNum>
-  <w:abstractNum w:abstractNumId="8">
+  <w:abstractNum w:abstractNumId="9">
+    <w:nsid w:val="729C26F6"/>
+    <w:multiLevelType w:val="hybridMultilevel"/>
+    <w:tmpl w:val="E1B8EDF4"/>
+    <w:lvl w:ilvl="0" w:tplc="04190001">
+      <w:start w:val="1"/>
+      <w:numFmt w:val="bullet"/>
+      <w:lvlText w:val=""/>
+      <w:lvlJc w:val="left"/>
+      <w:pPr>
+        <w:ind w:left="1429" w:hanging="360"/>
+      </w:pPr>
+      <w:rPr>
+        <w:rFonts w:ascii="Symbol" w:hAnsi="Symbol" w:hint="default"/>
+      </w:rPr>
+    </w:lvl>
+    <w:lvl w:ilvl="1" w:tplc="04190003" w:tentative="1">
+      <w:start w:val="1"/>
+      <w:numFmt w:val="bullet"/>
+      <w:lvlText w:val="o"/>
+      <w:lvlJc w:val="left"/>
+      <w:pPr>
+        <w:ind w:left="2149" w:hanging="360"/>
+      </w:pPr>
+      <w:rPr>
+        <w:rFonts w:ascii="Courier New" w:hAnsi="Courier New" w:cs="Courier New" w:hint="default"/>
+      </w:rPr>
+    </w:lvl>
+    <w:lvl w:ilvl="2" w:tplc="04190005" w:tentative="1">
+      <w:start w:val="1"/>
+      <w:numFmt w:val="bullet"/>
+      <w:lvlText w:val=""/>
+      <w:lvlJc w:val="left"/>
+      <w:pPr>
+        <w:ind w:left="2869" w:hanging="360"/>
+      </w:pPr>
+      <w:rPr>
+        <w:rFonts w:ascii="Wingdings" w:hAnsi="Wingdings" w:hint="default"/>
+      </w:rPr>
+    </w:lvl>
+    <w:lvl w:ilvl="3" w:tplc="04190001" w:tentative="1">
+      <w:start w:val="1"/>
+      <w:numFmt w:val="bullet"/>
+      <w:lvlText w:val=""/>
+      <w:lvlJc w:val="left"/>
+      <w:pPr>
+        <w:ind w:left="3589" w:hanging="360"/>
+      </w:pPr>
+      <w:rPr>
+        <w:rFonts w:ascii="Symbol" w:hAnsi="Symbol" w:hint="default"/>
+      </w:rPr>
+    </w:lvl>
+    <w:lvl w:ilvl="4" w:tplc="04190003" w:tentative="1">
+      <w:start w:val="1"/>
+      <w:numFmt w:val="bullet"/>
+      <w:lvlText w:val="o"/>
+      <w:lvlJc w:val="left"/>
+      <w:pPr>
+        <w:ind w:left="4309" w:hanging="360"/>
+      </w:pPr>
+      <w:rPr>
+        <w:rFonts w:ascii="Courier New" w:hAnsi="Courier New" w:cs="Courier New" w:hint="default"/>
+      </w:rPr>
+    </w:lvl>
+    <w:lvl w:ilvl="5" w:tplc="04190005" w:tentative="1">
+      <w:start w:val="1"/>
+      <w:numFmt w:val="bullet"/>
+      <w:lvlText w:val=""/>
+      <w:lvlJc w:val="left"/>
+      <w:pPr>
+        <w:ind w:left="5029" w:hanging="360"/>
+      </w:pPr>
+      <w:rPr>
+        <w:rFonts w:ascii="Wingdings" w:hAnsi="Wingdings" w:hint="default"/>
+      </w:rPr>
+    </w:lvl>
+    <w:lvl w:ilvl="6" w:tplc="04190001" w:tentative="1">
+      <w:start w:val="1"/>
+      <w:numFmt w:val="bullet"/>
+      <w:lvlText w:val=""/>
+      <w:lvlJc w:val="left"/>
+      <w:pPr>
+        <w:ind w:left="5749" w:hanging="360"/>
+      </w:pPr>
+      <w:rPr>
+        <w:rFonts w:ascii="Symbol" w:hAnsi="Symbol" w:hint="default"/>
+      </w:rPr>
+    </w:lvl>
+    <w:lvl w:ilvl="7" w:tplc="04190003" w:tentative="1">
+      <w:start w:val="1"/>
+      <w:numFmt w:val="bullet"/>
+      <w:lvlText w:val="o"/>
+      <w:lvlJc w:val="left"/>
+      <w:pPr>
+        <w:ind w:left="6469" w:hanging="360"/>
+      </w:pPr>
+      <w:rPr>
+        <w:rFonts w:ascii="Courier New" w:hAnsi="Courier New" w:cs="Courier New" w:hint="default"/>
+      </w:rPr>
+    </w:lvl>
+    <w:lvl w:ilvl="8" w:tplc="04190005" w:tentative="1">
+      <w:start w:val="1"/>
+      <w:numFmt w:val="bullet"/>
+      <w:lvlText w:val=""/>
+      <w:lvlJc w:val="left"/>
+      <w:pPr>
+        <w:ind w:left="7189" w:hanging="360"/>
+      </w:pPr>
+      <w:rPr>
+        <w:rFonts w:ascii="Wingdings" w:hAnsi="Wingdings" w:hint="default"/>
+      </w:rPr>
+    </w:lvl>
+  </w:abstractNum>
+  <w:abstractNum w:abstractNumId="10">
     <w:nsid w:val="79E76CD9"/>
     <w:multiLevelType w:val="multilevel"/>
     <w:tmpl w:val="0E60DA90"/>
@@ -7144,31 +9624,37 @@
     </w:lvl>
   </w:abstractNum>
   <w:num w:numId="1">
+    <w:abstractNumId w:val="5"/>
+  </w:num>
+  <w:num w:numId="2">
+    <w:abstractNumId w:val="7"/>
+  </w:num>
+  <w:num w:numId="3">
     <w:abstractNumId w:val="4"/>
   </w:num>
-  <w:num w:numId="2">
+  <w:num w:numId="4">
     <w:abstractNumId w:val="6"/>
-  </w:num>
-  <w:num w:numId="3">
-    <w:abstractNumId w:val="3"/>
-  </w:num>
-  <w:num w:numId="4">
-    <w:abstractNumId w:val="5"/>
   </w:num>
   <w:num w:numId="5">
     <w:abstractNumId w:val="0"/>
   </w:num>
   <w:num w:numId="6">
-    <w:abstractNumId w:val="8"/>
+    <w:abstractNumId w:val="10"/>
   </w:num>
   <w:num w:numId="7">
     <w:abstractNumId w:val="2"/>
   </w:num>
   <w:num w:numId="8">
-    <w:abstractNumId w:val="7"/>
+    <w:abstractNumId w:val="8"/>
   </w:num>
   <w:num w:numId="9">
     <w:abstractNumId w:val="1"/>
+  </w:num>
+  <w:num w:numId="10">
+    <w:abstractNumId w:val="9"/>
+  </w:num>
+  <w:num w:numId="11">
+    <w:abstractNumId w:val="3"/>
   </w:num>
 </w:numbering>
 </file>
@@ -7673,6 +10159,11 @@
       <w:lang w:eastAsia="ru-RU"/>
     </w:rPr>
   </w:style>
+  <w:style w:type="character" w:customStyle="1" w:styleId="t286pc">
+    <w:name w:val="t286pc"/>
+    <w:basedOn w:val="a0"/>
+    <w:rsid w:val="00910507"/>
+  </w:style>
 </w:styles>
 </file>
 
@@ -8176,6 +10667,11 @@
       <w:lang w:eastAsia="ru-RU"/>
     </w:rPr>
   </w:style>
+  <w:style w:type="character" w:customStyle="1" w:styleId="t286pc">
+    <w:name w:val="t286pc"/>
+    <w:basedOn w:val="a0"/>
+    <w:rsid w:val="00910507"/>
+  </w:style>
 </w:styles>
 </file>
 

--- a/fairy farm.docx
+++ b/fairy farm.docx
@@ -48,21 +48,7 @@
         <w:rPr>
           <w:szCs w:val="28"/>
         </w:rPr>
-        <w:t xml:space="preserve">элементами </w:t>
-      </w:r>
-      <w:proofErr w:type="spellStart"/>
-      <w:r>
-        <w:rPr>
-          <w:szCs w:val="28"/>
-        </w:rPr>
-        <w:t>ведьмовства</w:t>
-      </w:r>
-      <w:proofErr w:type="spellEnd"/>
-      <w:r>
-        <w:rPr>
-          <w:szCs w:val="28"/>
-        </w:rPr>
-        <w:t xml:space="preserve"> и магии.</w:t>
+        <w:t>элементами ведьмовства и магии.</w:t>
       </w:r>
     </w:p>
     <w:p>
@@ -401,14 +387,7 @@
           <w:color w:val="000000" w:themeColor="text1"/>
         </w:rPr>
         <w:lastRenderedPageBreak/>
-        <w:t xml:space="preserve">1. </w:t>
-      </w:r>
-      <w:r>
-        <w:rPr>
-          <w:rFonts w:ascii="Times New Roman" w:hAnsi="Times New Roman" w:cs="Times New Roman"/>
-          <w:color w:val="000000" w:themeColor="text1"/>
-        </w:rPr>
-        <w:t>АНАЛИЗ ПРЕДМЕТНОЙ ОБЛАСТИ</w:t>
+        <w:t>1. АНАЛИЗ ПРЕДМЕТНОЙ ОБЛАСТИ</w:t>
       </w:r>
     </w:p>
     <w:p>
@@ -507,21 +486,7 @@
         <w:rPr>
           <w:szCs w:val="28"/>
         </w:rPr>
-        <w:t xml:space="preserve">ролевая игра с элементами </w:t>
-      </w:r>
-      <w:proofErr w:type="spellStart"/>
-      <w:r>
-        <w:rPr>
-          <w:szCs w:val="28"/>
-        </w:rPr>
-        <w:t>ведьмовства</w:t>
-      </w:r>
-      <w:proofErr w:type="spellEnd"/>
-      <w:r>
-        <w:rPr>
-          <w:szCs w:val="28"/>
-        </w:rPr>
-        <w:t xml:space="preserve">. Игрок управляет молодой ведьмой </w:t>
+        <w:t xml:space="preserve">ролевая игра с элементами ведьмовства. Игрок управляет молодой ведьмой </w:t>
       </w:r>
       <w:proofErr w:type="spellStart"/>
       <w:r>
@@ -2539,7 +2504,6 @@
             <w:pPr>
               <w:spacing w:after="0" w:line="360" w:lineRule="auto"/>
               <w:ind w:left="0" w:right="0" w:firstLine="0"/>
-              <w:jc w:val="left"/>
               <w:rPr>
                 <w:szCs w:val="28"/>
               </w:rPr>
@@ -2560,7 +2524,6 @@
             <w:pPr>
               <w:spacing w:after="0" w:line="360" w:lineRule="auto"/>
               <w:ind w:left="0" w:right="0" w:firstLine="0"/>
-              <w:jc w:val="left"/>
               <w:rPr>
                 <w:szCs w:val="28"/>
                 <w:lang w:val="en-US"/>
@@ -2582,7 +2545,6 @@
             <w:pPr>
               <w:spacing w:after="0" w:line="360" w:lineRule="auto"/>
               <w:ind w:left="0" w:right="0" w:firstLine="0"/>
-              <w:jc w:val="left"/>
               <w:rPr>
                 <w:szCs w:val="28"/>
               </w:rPr>
@@ -2608,7 +2570,6 @@
             <w:pPr>
               <w:spacing w:after="0" w:line="360" w:lineRule="auto"/>
               <w:ind w:left="0" w:right="0" w:firstLine="0"/>
-              <w:jc w:val="left"/>
               <w:rPr>
                 <w:szCs w:val="28"/>
               </w:rPr>
@@ -2645,7 +2606,6 @@
             <w:pPr>
               <w:spacing w:after="0" w:line="360" w:lineRule="auto"/>
               <w:ind w:left="0" w:right="0" w:firstLine="0"/>
-              <w:jc w:val="left"/>
               <w:rPr>
                 <w:szCs w:val="28"/>
               </w:rPr>
@@ -2666,7 +2626,6 @@
             <w:pPr>
               <w:spacing w:after="0" w:line="360" w:lineRule="auto"/>
               <w:ind w:left="0" w:right="0" w:firstLine="0"/>
-              <w:jc w:val="left"/>
               <w:rPr>
                 <w:szCs w:val="28"/>
               </w:rPr>
@@ -2692,7 +2651,6 @@
             <w:pPr>
               <w:spacing w:after="0" w:line="360" w:lineRule="auto"/>
               <w:ind w:left="0" w:right="0" w:firstLine="0"/>
-              <w:jc w:val="left"/>
               <w:rPr>
                 <w:szCs w:val="28"/>
               </w:rPr>
@@ -2729,7 +2687,6 @@
             <w:pPr>
               <w:spacing w:after="0" w:line="360" w:lineRule="auto"/>
               <w:ind w:left="0" w:right="0" w:firstLine="0"/>
-              <w:jc w:val="left"/>
               <w:rPr>
                 <w:szCs w:val="28"/>
               </w:rPr>
@@ -2750,7 +2707,6 @@
             <w:pPr>
               <w:spacing w:after="0" w:line="360" w:lineRule="auto"/>
               <w:ind w:left="0" w:right="0" w:firstLine="0"/>
-              <w:jc w:val="left"/>
               <w:rPr>
                 <w:szCs w:val="28"/>
               </w:rPr>
@@ -2776,7 +2732,6 @@
             <w:pPr>
               <w:spacing w:after="0" w:line="360" w:lineRule="auto"/>
               <w:ind w:left="0" w:right="0" w:firstLine="0"/>
-              <w:jc w:val="left"/>
               <w:rPr>
                 <w:szCs w:val="28"/>
               </w:rPr>
@@ -2811,7 +2766,6 @@
             <w:pPr>
               <w:spacing w:after="0" w:line="360" w:lineRule="auto"/>
               <w:ind w:left="0" w:right="0" w:firstLine="0"/>
-              <w:jc w:val="left"/>
               <w:rPr>
                 <w:szCs w:val="28"/>
               </w:rPr>
@@ -2832,7 +2786,6 @@
             <w:pPr>
               <w:spacing w:after="0" w:line="360" w:lineRule="auto"/>
               <w:ind w:left="0" w:right="0" w:firstLine="0"/>
-              <w:jc w:val="left"/>
               <w:rPr>
                 <w:szCs w:val="28"/>
               </w:rPr>
@@ -2858,7 +2811,6 @@
             <w:pPr>
               <w:spacing w:after="0" w:line="360" w:lineRule="auto"/>
               <w:ind w:left="0" w:right="0" w:firstLine="0"/>
-              <w:jc w:val="left"/>
               <w:rPr>
                 <w:szCs w:val="28"/>
               </w:rPr>
@@ -2881,7 +2833,6 @@
             <w:pPr>
               <w:spacing w:after="0" w:line="360" w:lineRule="auto"/>
               <w:ind w:left="0" w:right="0" w:firstLine="0"/>
-              <w:jc w:val="left"/>
               <w:rPr>
                 <w:szCs w:val="28"/>
               </w:rPr>
@@ -2902,7 +2853,6 @@
             <w:pPr>
               <w:spacing w:after="0" w:line="360" w:lineRule="auto"/>
               <w:ind w:left="0" w:right="0" w:firstLine="0"/>
-              <w:jc w:val="left"/>
               <w:rPr>
                 <w:szCs w:val="28"/>
               </w:rPr>
@@ -2928,7 +2878,6 @@
             <w:pPr>
               <w:spacing w:after="0" w:line="360" w:lineRule="auto"/>
               <w:ind w:left="0" w:right="0" w:firstLine="0"/>
-              <w:jc w:val="left"/>
               <w:rPr>
                 <w:szCs w:val="28"/>
               </w:rPr>
@@ -2993,7 +2942,6 @@
             <w:pPr>
               <w:spacing w:after="0" w:line="360" w:lineRule="auto"/>
               <w:ind w:left="0" w:right="0" w:firstLine="0"/>
-              <w:jc w:val="left"/>
               <w:rPr>
                 <w:szCs w:val="28"/>
               </w:rPr>
@@ -3014,7 +2962,6 @@
             <w:pPr>
               <w:spacing w:after="0" w:line="360" w:lineRule="auto"/>
               <w:ind w:left="0" w:right="0" w:firstLine="0"/>
-              <w:jc w:val="left"/>
               <w:rPr>
                 <w:szCs w:val="28"/>
               </w:rPr>
@@ -3426,14 +3373,7 @@
           <w:color w:val="000000" w:themeColor="text1"/>
         </w:rPr>
         <w:lastRenderedPageBreak/>
-        <w:t xml:space="preserve">2. </w:t>
-      </w:r>
-      <w:r>
-        <w:rPr>
-          <w:rFonts w:ascii="Times New Roman" w:hAnsi="Times New Roman" w:cs="Times New Roman"/>
-          <w:color w:val="000000" w:themeColor="text1"/>
-        </w:rPr>
-        <w:t>ВЫБОР И ОБОСНОВАНИЕ ТЕХНОЛОГИЙ</w:t>
+        <w:t>2. ВЫБОР И ОБОСНОВАНИЕ ТЕХНОЛОГИЙ</w:t>
       </w:r>
     </w:p>
     <w:p>
@@ -4090,31 +4030,7 @@
         <w:rPr>
           <w:szCs w:val="28"/>
         </w:rPr>
-        <w:t xml:space="preserve">За счет того, что мы работаем с </w:t>
-      </w:r>
-      <w:r>
-        <w:rPr>
-          <w:szCs w:val="28"/>
-        </w:rPr>
-        <w:t>2D-г</w:t>
-      </w:r>
-      <w:r>
-        <w:rPr>
-          <w:szCs w:val="28"/>
-        </w:rPr>
-        <w:t>рафикой, она требует меньшей мощности и пойдет на большем числе устройств, чем 3</w:t>
-      </w:r>
-      <w:r>
-        <w:rPr>
-          <w:szCs w:val="28"/>
-        </w:rPr>
-        <w:t>D-г</w:t>
-      </w:r>
-      <w:r>
-        <w:rPr>
-          <w:szCs w:val="28"/>
-        </w:rPr>
-        <w:t xml:space="preserve">рафика. </w:t>
+        <w:t xml:space="preserve">За счет того, что мы работаем с 2D-графикой, она требует меньшей мощности и пойдет на большем числе устройств, чем 3D-графика. </w:t>
       </w:r>
       <w:r>
         <w:rPr>
@@ -4130,6 +4046,7 @@
         <w:rPr>
           <w:rStyle w:val="a5"/>
           <w:b w:val="0"/>
+          <w:szCs w:val="28"/>
         </w:rPr>
       </w:pPr>
       <w:r>
@@ -4142,6 +4059,7 @@
         <w:rPr>
           <w:rStyle w:val="a5"/>
           <w:b w:val="0"/>
+          <w:szCs w:val="28"/>
         </w:rPr>
         <w:t>PC (</w:t>
       </w:r>
@@ -4150,6 +4068,7 @@
         <w:rPr>
           <w:rStyle w:val="a5"/>
           <w:b w:val="0"/>
+          <w:szCs w:val="28"/>
         </w:rPr>
         <w:t>Windows</w:t>
       </w:r>
@@ -4158,6 +4077,7 @@
         <w:rPr>
           <w:rStyle w:val="a5"/>
           <w:b w:val="0"/>
+          <w:szCs w:val="28"/>
         </w:rPr>
         <w:t xml:space="preserve">, </w:t>
       </w:r>
@@ -4166,6 +4086,7 @@
         <w:rPr>
           <w:rStyle w:val="a5"/>
           <w:b w:val="0"/>
+          <w:szCs w:val="28"/>
         </w:rPr>
         <w:t>macOS</w:t>
       </w:r>
@@ -4174,59 +4095,59 @@
         <w:rPr>
           <w:rStyle w:val="a5"/>
           <w:b w:val="0"/>
-        </w:rPr>
-        <w:t>)</w:t>
+          <w:szCs w:val="28"/>
+        </w:rPr>
+        <w:t>), так как она оптимальна для реализации проектов любой сложности</w:t>
       </w:r>
       <w:r>
         <w:rPr>
           <w:rStyle w:val="a5"/>
           <w:b w:val="0"/>
-        </w:rPr>
-        <w:t>, так как она оптимальна для реализации проектов любой сложности</w:t>
-      </w:r>
+          <w:szCs w:val="28"/>
+        </w:rPr>
+        <w:t xml:space="preserve">. </w:t>
+      </w:r>
+      <w:proofErr w:type="spellStart"/>
       <w:r>
         <w:rPr>
           <w:rStyle w:val="a5"/>
           <w:b w:val="0"/>
-        </w:rPr>
-        <w:t xml:space="preserve">. </w:t>
-      </w:r>
-      <w:proofErr w:type="spellStart"/>
+          <w:szCs w:val="28"/>
+        </w:rPr>
+        <w:t>Портирование</w:t>
+      </w:r>
+      <w:proofErr w:type="spellEnd"/>
       <w:r>
         <w:rPr>
           <w:rStyle w:val="a5"/>
           <w:b w:val="0"/>
-        </w:rPr>
-        <w:t>Портирование</w:t>
-      </w:r>
-      <w:proofErr w:type="spellEnd"/>
+          <w:szCs w:val="28"/>
+        </w:rPr>
+        <w:t xml:space="preserve"> на другие платформы возможно при </w:t>
+      </w:r>
+      <w:proofErr w:type="spellStart"/>
       <w:r>
         <w:rPr>
           <w:rStyle w:val="a5"/>
           <w:b w:val="0"/>
-        </w:rPr>
-        <w:t xml:space="preserve"> на другие платформы возможно при </w:t>
-      </w:r>
-      <w:proofErr w:type="spellStart"/>
+          <w:szCs w:val="28"/>
+        </w:rPr>
+        <w:t>финансовом</w:t>
+      </w:r>
       <w:r>
         <w:rPr>
           <w:rStyle w:val="a5"/>
           <w:b w:val="0"/>
-        </w:rPr>
-        <w:t>финансовом</w:t>
-      </w:r>
+          <w:szCs w:val="28"/>
+        </w:rPr>
+        <w:t>успехе</w:t>
+      </w:r>
+      <w:proofErr w:type="spellEnd"/>
       <w:r>
         <w:rPr>
           <w:rStyle w:val="a5"/>
           <w:b w:val="0"/>
-        </w:rPr>
-        <w:t>успехе</w:t>
-      </w:r>
-      <w:proofErr w:type="spellEnd"/>
-      <w:r>
-        <w:rPr>
-          <w:rStyle w:val="a5"/>
-          <w:b w:val="0"/>
+          <w:szCs w:val="28"/>
         </w:rPr>
         <w:t xml:space="preserve"> игры.</w:t>
       </w:r>
@@ -4271,8 +4192,14 @@
       <w:pPr>
         <w:spacing w:after="0" w:line="360" w:lineRule="auto"/>
         <w:ind w:left="0" w:right="0" w:firstLine="709"/>
-      </w:pPr>
-      <w:r>
+        <w:rPr>
+          <w:szCs w:val="28"/>
+        </w:rPr>
+      </w:pPr>
+      <w:r>
+        <w:rPr>
+          <w:szCs w:val="28"/>
+        </w:rPr>
         <w:t>Доступными ресурсами на данный момент являются:</w:t>
       </w:r>
     </w:p>
@@ -4285,14 +4212,26 @@
         </w:numPr>
         <w:spacing w:after="0" w:line="360" w:lineRule="auto"/>
         <w:ind w:right="0"/>
-      </w:pPr>
-      <w:r>
+        <w:rPr>
+          <w:szCs w:val="28"/>
+        </w:rPr>
+      </w:pPr>
+      <w:r>
+        <w:rPr>
+          <w:szCs w:val="28"/>
+        </w:rPr>
         <w:t xml:space="preserve">готовая концепция игры (геймдизайн </w:t>
       </w:r>
       <w:r>
+        <w:rPr>
+          <w:szCs w:val="28"/>
+        </w:rPr>
         <w:t>документ</w:t>
       </w:r>
       <w:r>
+        <w:rPr>
+          <w:szCs w:val="28"/>
+        </w:rPr>
         <w:t>),</w:t>
       </w:r>
     </w:p>
@@ -4305,8 +4244,14 @@
         </w:numPr>
         <w:spacing w:after="0" w:line="360" w:lineRule="auto"/>
         <w:ind w:right="0"/>
-      </w:pPr>
-      <w:r>
+        <w:rPr>
+          <w:szCs w:val="28"/>
+        </w:rPr>
+      </w:pPr>
+      <w:r>
+        <w:rPr>
+          <w:szCs w:val="28"/>
+        </w:rPr>
         <w:t>базовые знания программирования,</w:t>
       </w:r>
     </w:p>
@@ -4319,8 +4264,14 @@
         </w:numPr>
         <w:spacing w:after="0" w:line="360" w:lineRule="auto"/>
         <w:ind w:right="0"/>
-      </w:pPr>
-      <w:r>
+        <w:rPr>
+          <w:szCs w:val="28"/>
+        </w:rPr>
+      </w:pPr>
+      <w:r>
+        <w:rPr>
+          <w:szCs w:val="28"/>
+        </w:rPr>
         <w:t>доступ к бесплатным и условно-бесплатным инструментам разработки.</w:t>
       </w:r>
     </w:p>
@@ -4328,8 +4279,14 @@
       <w:pPr>
         <w:spacing w:after="0" w:line="360" w:lineRule="auto"/>
         <w:ind w:right="0"/>
-      </w:pPr>
-      <w:r>
+        <w:rPr>
+          <w:szCs w:val="28"/>
+        </w:rPr>
+      </w:pPr>
+      <w:r>
+        <w:rPr>
+          <w:szCs w:val="28"/>
+        </w:rPr>
         <w:t>Учитывая характеристики нашего проекта можно предположить необходимые компетенции команды.</w:t>
       </w:r>
     </w:p>
@@ -4342,14 +4299,26 @@
         </w:numPr>
         <w:spacing w:after="0" w:line="360" w:lineRule="auto"/>
         <w:ind w:right="0"/>
-      </w:pPr>
-      <w:r>
+        <w:rPr>
+          <w:szCs w:val="28"/>
+        </w:rPr>
+      </w:pPr>
+      <w:r>
+        <w:rPr>
+          <w:szCs w:val="28"/>
+        </w:rPr>
         <w:t xml:space="preserve">Геймдизайнер </w:t>
       </w:r>
       <w:r>
+        <w:rPr>
+          <w:szCs w:val="28"/>
+        </w:rPr>
         <w:t xml:space="preserve">для </w:t>
       </w:r>
       <w:r>
+        <w:rPr>
+          <w:szCs w:val="28"/>
+        </w:rPr>
         <w:t>разработки механик, баланса игры, анализа конкурентов.</w:t>
       </w:r>
     </w:p>
@@ -4362,8 +4331,14 @@
         </w:numPr>
         <w:spacing w:after="0" w:line="360" w:lineRule="auto"/>
         <w:ind w:right="0"/>
-      </w:pPr>
-      <w:r>
+        <w:rPr>
+          <w:szCs w:val="28"/>
+        </w:rPr>
+      </w:pPr>
+      <w:r>
+        <w:rPr>
+          <w:szCs w:val="28"/>
+        </w:rPr>
         <w:t>Программист для работы с движком и написания кода.</w:t>
       </w:r>
     </w:p>
@@ -4376,17 +4351,27 @@
         </w:numPr>
         <w:spacing w:after="0" w:line="360" w:lineRule="auto"/>
         <w:ind w:right="0"/>
-      </w:pPr>
-      <w:r>
+        <w:rPr>
+          <w:szCs w:val="28"/>
+        </w:rPr>
+      </w:pPr>
+      <w:r>
+        <w:rPr>
+          <w:szCs w:val="28"/>
+        </w:rPr>
         <w:t>2</w:t>
       </w:r>
       <w:r>
         <w:rPr>
+          <w:szCs w:val="28"/>
           <w:lang w:val="en-US"/>
         </w:rPr>
         <w:t>D</w:t>
       </w:r>
       <w:r>
+        <w:rPr>
+          <w:szCs w:val="28"/>
+        </w:rPr>
         <w:t>-художник для создания всей графики и артов: анимация, персонажи, окружение, интерфейсы.</w:t>
       </w:r>
     </w:p>
@@ -4399,8 +4384,14 @@
         </w:numPr>
         <w:spacing w:after="0" w:line="360" w:lineRule="auto"/>
         <w:ind w:right="0"/>
-      </w:pPr>
-      <w:r>
+        <w:rPr>
+          <w:szCs w:val="28"/>
+        </w:rPr>
+      </w:pPr>
+      <w:r>
+        <w:rPr>
+          <w:szCs w:val="28"/>
+        </w:rPr>
         <w:t>Сценарист для написания диалогов, сюжета, описания игровых объектов.</w:t>
       </w:r>
     </w:p>
@@ -4413,8 +4404,14 @@
         </w:numPr>
         <w:spacing w:after="0" w:line="360" w:lineRule="auto"/>
         <w:ind w:right="0"/>
-      </w:pPr>
-      <w:r>
+        <w:rPr>
+          <w:szCs w:val="28"/>
+        </w:rPr>
+      </w:pPr>
+      <w:r>
+        <w:rPr>
+          <w:szCs w:val="28"/>
+        </w:rPr>
         <w:t>Саунд-дизайнер для написания музыки, записи звуков, голосов.</w:t>
       </w:r>
     </w:p>
@@ -4427,13 +4424,22 @@
         </w:numPr>
         <w:spacing w:after="0" w:line="360" w:lineRule="auto"/>
         <w:ind w:right="0"/>
+        <w:rPr>
+          <w:szCs w:val="28"/>
+        </w:rPr>
       </w:pPr>
       <w:proofErr w:type="spellStart"/>
       <w:r>
+        <w:rPr>
+          <w:szCs w:val="28"/>
+        </w:rPr>
         <w:t>Тестировщик</w:t>
       </w:r>
       <w:proofErr w:type="spellEnd"/>
       <w:r>
+        <w:rPr>
+          <w:szCs w:val="28"/>
+        </w:rPr>
         <w:t xml:space="preserve"> для поиска багов, проверки механик, составления отчетов.</w:t>
       </w:r>
     </w:p>
@@ -4441,22 +4447,40 @@
       <w:pPr>
         <w:spacing w:after="0" w:line="360" w:lineRule="auto"/>
         <w:ind w:right="0"/>
-      </w:pPr>
-      <w:r>
+        <w:rPr>
+          <w:szCs w:val="28"/>
+        </w:rPr>
+      </w:pPr>
+      <w:r>
+        <w:rPr>
+          <w:szCs w:val="28"/>
+        </w:rPr>
         <w:t xml:space="preserve">Для восполнения недостающих компетенций можно пойти несколькими путями. Во-первых, для решения задач, с которыми уже имеющаяся команда не сможет справиться сама, рекомендуется поиск внешних специалистов. Это особенно актуально для нахождения саунд-дизайнера и художника. Во-вторых, решения некоторых задач при наличии базовых знаний в области </w:t>
       </w:r>
       <w:r>
+        <w:rPr>
+          <w:szCs w:val="28"/>
+        </w:rPr>
         <w:t xml:space="preserve">могут потребовать лишь небольшого обучения. Например, опытный программист может достаточно быстро разобраться, как работать с новым движком. Поэтому можно вначале проанализировать </w:t>
       </w:r>
       <w:proofErr w:type="gramStart"/>
       <w:r>
+        <w:rPr>
+          <w:szCs w:val="28"/>
+        </w:rPr>
         <w:t>могут ли сотрудники при прохождении небольшого обучения справится</w:t>
       </w:r>
       <w:proofErr w:type="gramEnd"/>
       <w:r>
+        <w:rPr>
+          <w:szCs w:val="28"/>
+        </w:rPr>
         <w:t xml:space="preserve"> с поставленной задачей. В-третьих, для  ускорения работы можно использовать бесплатные и платные спрайты, звуки, скрипты. Но данный путь не позволит создать полностью уникальный проект и принесет ряд </w:t>
       </w:r>
       <w:r>
+        <w:rPr>
+          <w:szCs w:val="28"/>
+        </w:rPr>
         <w:lastRenderedPageBreak/>
         <w:t>ограничений, так как наш выбор будет ограничен библиотеками спрайтов и звуков. Поэтому этот путь не рекомендуется.</w:t>
       </w:r>
@@ -4465,6 +4489,9 @@
       <w:pPr>
         <w:spacing w:after="0" w:line="360" w:lineRule="auto"/>
         <w:ind w:right="0"/>
+        <w:rPr>
+          <w:szCs w:val="28"/>
+        </w:rPr>
       </w:pPr>
     </w:p>
     <w:p>
@@ -4520,13 +4547,7 @@
         <w:rPr>
           <w:szCs w:val="28"/>
         </w:rPr>
-        <w:t xml:space="preserve">Для разработки </w:t>
-      </w:r>
-      <w:r>
-        <w:rPr>
-          <w:szCs w:val="28"/>
-        </w:rPr>
-        <w:t>«</w:t>
+        <w:t>Для разработки «</w:t>
       </w:r>
       <w:proofErr w:type="spellStart"/>
       <w:r>
@@ -4554,13 +4575,7 @@
         <w:rPr>
           <w:szCs w:val="28"/>
         </w:rPr>
-        <w:t>»</w:t>
-      </w:r>
-      <w:r>
-        <w:rPr>
-          <w:szCs w:val="28"/>
-        </w:rPr>
-        <w:t xml:space="preserve"> был проведен анализ нескольких игровых движков, подходящих для создания 2</w:t>
+        <w:t>» был проведен анализ нескольких игровых движков, подходящих для создания 2</w:t>
       </w:r>
       <w:r>
         <w:rPr>
@@ -4620,16 +4635,14 @@
               <w:rPr>
                 <w:b/>
                 <w:bCs/>
-                <w:sz w:val="24"/>
-                <w:szCs w:val="24"/>
+                <w:szCs w:val="28"/>
               </w:rPr>
             </w:pPr>
             <w:r>
               <w:rPr>
                 <w:b/>
                 <w:bCs/>
-                <w:sz w:val="24"/>
-                <w:szCs w:val="24"/>
+                <w:szCs w:val="28"/>
               </w:rPr>
               <w:t>Критерий</w:t>
             </w:r>
@@ -4647,8 +4660,7 @@
               <w:rPr>
                 <w:b/>
                 <w:bCs/>
-                <w:sz w:val="24"/>
-                <w:szCs w:val="24"/>
+                <w:szCs w:val="28"/>
               </w:rPr>
             </w:pPr>
             <w:proofErr w:type="spellStart"/>
@@ -4656,8 +4668,7 @@
               <w:rPr>
                 <w:b/>
                 <w:bCs/>
-                <w:sz w:val="24"/>
-                <w:szCs w:val="24"/>
+                <w:szCs w:val="28"/>
               </w:rPr>
               <w:t>Godot</w:t>
             </w:r>
@@ -4676,8 +4687,7 @@
               <w:rPr>
                 <w:b/>
                 <w:bCs/>
-                <w:sz w:val="24"/>
-                <w:szCs w:val="24"/>
+                <w:szCs w:val="28"/>
               </w:rPr>
             </w:pPr>
             <w:proofErr w:type="spellStart"/>
@@ -4685,8 +4695,7 @@
               <w:rPr>
                 <w:b/>
                 <w:bCs/>
-                <w:sz w:val="24"/>
-                <w:szCs w:val="24"/>
+                <w:szCs w:val="28"/>
               </w:rPr>
               <w:t>Unity</w:t>
             </w:r>
@@ -4705,8 +4714,7 @@
               <w:rPr>
                 <w:b/>
                 <w:bCs/>
-                <w:sz w:val="24"/>
-                <w:szCs w:val="24"/>
+                <w:szCs w:val="28"/>
               </w:rPr>
             </w:pPr>
             <w:proofErr w:type="spellStart"/>
@@ -4714,8 +4722,7 @@
               <w:rPr>
                 <w:b/>
                 <w:bCs/>
-                <w:sz w:val="24"/>
-                <w:szCs w:val="24"/>
+                <w:szCs w:val="28"/>
               </w:rPr>
               <w:t>GameMaker</w:t>
             </w:r>
@@ -4724,8 +4731,7 @@
               <w:rPr>
                 <w:b/>
                 <w:bCs/>
-                <w:sz w:val="24"/>
-                <w:szCs w:val="24"/>
+                <w:szCs w:val="28"/>
               </w:rPr>
               <w:t xml:space="preserve"> </w:t>
             </w:r>
@@ -4734,8 +4740,7 @@
               <w:rPr>
                 <w:b/>
                 <w:bCs/>
-                <w:sz w:val="24"/>
-                <w:szCs w:val="24"/>
+                <w:szCs w:val="28"/>
               </w:rPr>
               <w:t>Studio</w:t>
             </w:r>
@@ -4754,8 +4759,7 @@
               <w:rPr>
                 <w:b/>
                 <w:bCs/>
-                <w:sz w:val="24"/>
-                <w:szCs w:val="24"/>
+                <w:szCs w:val="28"/>
               </w:rPr>
             </w:pPr>
             <w:proofErr w:type="spellStart"/>
@@ -4763,8 +4767,7 @@
               <w:rPr>
                 <w:b/>
                 <w:bCs/>
-                <w:sz w:val="24"/>
-                <w:szCs w:val="24"/>
+                <w:szCs w:val="28"/>
               </w:rPr>
               <w:t>Construct</w:t>
             </w:r>
@@ -4773,8 +4776,7 @@
               <w:rPr>
                 <w:b/>
                 <w:bCs/>
-                <w:sz w:val="24"/>
-                <w:szCs w:val="24"/>
+                <w:szCs w:val="28"/>
               </w:rPr>
               <w:t xml:space="preserve"> 3</w:t>
             </w:r>
@@ -4792,14 +4794,12 @@
               <w:spacing w:after="0" w:line="240" w:lineRule="auto"/>
               <w:ind w:left="0" w:right="0" w:firstLine="0"/>
               <w:rPr>
-                <w:sz w:val="24"/>
-                <w:szCs w:val="24"/>
-              </w:rPr>
-            </w:pPr>
-            <w:r>
-              <w:rPr>
-                <w:sz w:val="24"/>
-                <w:szCs w:val="24"/>
+                <w:szCs w:val="28"/>
+              </w:rPr>
+            </w:pPr>
+            <w:r>
+              <w:rPr>
+                <w:szCs w:val="28"/>
               </w:rPr>
               <w:t>Лицензия</w:t>
             </w:r>
@@ -4815,14 +4815,12 @@
               <w:spacing w:after="0" w:line="240" w:lineRule="auto"/>
               <w:ind w:left="0" w:right="0" w:firstLine="0"/>
               <w:rPr>
-                <w:sz w:val="24"/>
-                <w:szCs w:val="24"/>
-              </w:rPr>
-            </w:pPr>
-            <w:r>
-              <w:rPr>
-                <w:sz w:val="24"/>
-                <w:szCs w:val="24"/>
+                <w:szCs w:val="28"/>
+              </w:rPr>
+            </w:pPr>
+            <w:r>
+              <w:rPr>
+                <w:szCs w:val="28"/>
               </w:rPr>
               <w:t>MIT (полностью бесплатный)</w:t>
             </w:r>
@@ -4838,21 +4836,18 @@
               <w:spacing w:after="0" w:line="240" w:lineRule="auto"/>
               <w:ind w:left="0" w:right="0" w:firstLine="0"/>
               <w:rPr>
-                <w:sz w:val="24"/>
-                <w:szCs w:val="24"/>
-              </w:rPr>
-            </w:pPr>
-            <w:r>
-              <w:rPr>
-                <w:sz w:val="24"/>
-                <w:szCs w:val="24"/>
+                <w:szCs w:val="28"/>
+              </w:rPr>
+            </w:pPr>
+            <w:r>
+              <w:rPr>
+                <w:szCs w:val="28"/>
               </w:rPr>
               <w:t xml:space="preserve">Бесплатно до </w:t>
             </w:r>
             <w:r>
               <w:rPr>
-                <w:sz w:val="24"/>
-                <w:szCs w:val="24"/>
+                <w:szCs w:val="28"/>
               </w:rPr>
               <w:t>доходов $200 тыс./год</w:t>
             </w:r>
@@ -4868,29 +4863,25 @@
               <w:spacing w:after="0" w:line="240" w:lineRule="auto"/>
               <w:ind w:left="0" w:right="0" w:firstLine="0"/>
               <w:rPr>
-                <w:sz w:val="24"/>
-                <w:szCs w:val="24"/>
-              </w:rPr>
-            </w:pPr>
-            <w:r>
-              <w:rPr>
-                <w:sz w:val="24"/>
-                <w:szCs w:val="24"/>
+                <w:szCs w:val="28"/>
+              </w:rPr>
+            </w:pPr>
+            <w:r>
+              <w:rPr>
+                <w:szCs w:val="28"/>
               </w:rPr>
               <w:t>Платная (от $</w:t>
             </w:r>
             <w:r>
               <w:rPr>
-                <w:sz w:val="24"/>
-                <w:szCs w:val="24"/>
+                <w:szCs w:val="28"/>
                 <w:lang w:val="en-US"/>
               </w:rPr>
               <w:t>9</w:t>
             </w:r>
             <w:r>
               <w:rPr>
-                <w:sz w:val="24"/>
-                <w:szCs w:val="24"/>
+                <w:szCs w:val="28"/>
               </w:rPr>
               <w:t>9)</w:t>
             </w:r>
@@ -4906,29 +4897,25 @@
               <w:spacing w:after="0" w:line="240" w:lineRule="auto"/>
               <w:ind w:left="0" w:right="0" w:firstLine="0"/>
               <w:rPr>
-                <w:sz w:val="24"/>
-                <w:szCs w:val="24"/>
-              </w:rPr>
-            </w:pPr>
-            <w:r>
-              <w:rPr>
-                <w:sz w:val="24"/>
-                <w:szCs w:val="24"/>
+                <w:szCs w:val="28"/>
+              </w:rPr>
+            </w:pPr>
+            <w:r>
+              <w:rPr>
+                <w:szCs w:val="28"/>
               </w:rPr>
               <w:t>Подписка (от $</w:t>
             </w:r>
             <w:r>
               <w:rPr>
-                <w:sz w:val="24"/>
-                <w:szCs w:val="24"/>
+                <w:szCs w:val="28"/>
                 <w:lang w:val="en-US"/>
               </w:rPr>
               <w:t>42</w:t>
             </w:r>
             <w:r>
               <w:rPr>
-                <w:sz w:val="24"/>
-                <w:szCs w:val="24"/>
+                <w:szCs w:val="28"/>
               </w:rPr>
               <w:t>/год)</w:t>
             </w:r>
@@ -4946,14 +4933,12 @@
               <w:spacing w:after="0" w:line="240" w:lineRule="auto"/>
               <w:ind w:left="0" w:right="0" w:firstLine="0"/>
               <w:rPr>
-                <w:sz w:val="24"/>
-                <w:szCs w:val="24"/>
-              </w:rPr>
-            </w:pPr>
-            <w:r>
-              <w:rPr>
-                <w:sz w:val="24"/>
-                <w:szCs w:val="24"/>
+                <w:szCs w:val="28"/>
+              </w:rPr>
+            </w:pPr>
+            <w:r>
+              <w:rPr>
+                <w:szCs w:val="28"/>
               </w:rPr>
               <w:t>2D-возможности</w:t>
             </w:r>
@@ -4969,14 +4954,12 @@
               <w:spacing w:after="0" w:line="240" w:lineRule="auto"/>
               <w:ind w:left="0" w:right="0" w:firstLine="0"/>
               <w:rPr>
-                <w:sz w:val="24"/>
-                <w:szCs w:val="24"/>
-              </w:rPr>
-            </w:pPr>
-            <w:r>
-              <w:rPr>
-                <w:sz w:val="24"/>
-                <w:szCs w:val="24"/>
+                <w:szCs w:val="28"/>
+              </w:rPr>
+            </w:pPr>
+            <w:r>
+              <w:rPr>
+                <w:szCs w:val="28"/>
               </w:rPr>
               <w:t>Отличные</w:t>
             </w:r>
@@ -4992,14 +4975,12 @@
               <w:spacing w:after="0" w:line="240" w:lineRule="auto"/>
               <w:ind w:left="0" w:right="0" w:firstLine="0"/>
               <w:rPr>
-                <w:sz w:val="24"/>
-                <w:szCs w:val="24"/>
-              </w:rPr>
-            </w:pPr>
-            <w:r>
-              <w:rPr>
-                <w:sz w:val="24"/>
-                <w:szCs w:val="24"/>
+                <w:szCs w:val="28"/>
+              </w:rPr>
+            </w:pPr>
+            <w:r>
+              <w:rPr>
+                <w:szCs w:val="28"/>
               </w:rPr>
               <w:t>Отличные (но 2D построен на 3D)</w:t>
             </w:r>
@@ -5015,14 +4996,12 @@
               <w:spacing w:after="0" w:line="240" w:lineRule="auto"/>
               <w:ind w:left="0" w:right="0" w:firstLine="0"/>
               <w:rPr>
-                <w:sz w:val="24"/>
-                <w:szCs w:val="24"/>
-              </w:rPr>
-            </w:pPr>
-            <w:r>
-              <w:rPr>
-                <w:sz w:val="24"/>
-                <w:szCs w:val="24"/>
+                <w:szCs w:val="28"/>
+              </w:rPr>
+            </w:pPr>
+            <w:r>
+              <w:rPr>
+                <w:szCs w:val="28"/>
               </w:rPr>
               <w:t>Отличные</w:t>
             </w:r>
@@ -5038,14 +5017,12 @@
               <w:spacing w:after="0" w:line="240" w:lineRule="auto"/>
               <w:ind w:left="0" w:right="0" w:firstLine="0"/>
               <w:rPr>
-                <w:sz w:val="24"/>
-                <w:szCs w:val="24"/>
-              </w:rPr>
-            </w:pPr>
-            <w:r>
-              <w:rPr>
-                <w:sz w:val="24"/>
-                <w:szCs w:val="24"/>
+                <w:szCs w:val="28"/>
+              </w:rPr>
+            </w:pPr>
+            <w:r>
+              <w:rPr>
+                <w:szCs w:val="28"/>
               </w:rPr>
               <w:t>Хорошие</w:t>
             </w:r>
@@ -5063,14 +5040,12 @@
               <w:spacing w:after="0" w:line="240" w:lineRule="auto"/>
               <w:ind w:left="0" w:right="0" w:firstLine="0"/>
               <w:rPr>
-                <w:sz w:val="24"/>
-                <w:szCs w:val="24"/>
-              </w:rPr>
-            </w:pPr>
-            <w:r>
-              <w:rPr>
-                <w:sz w:val="24"/>
-                <w:szCs w:val="24"/>
+                <w:szCs w:val="28"/>
+              </w:rPr>
+            </w:pPr>
+            <w:r>
+              <w:rPr>
+                <w:szCs w:val="28"/>
               </w:rPr>
               <w:t>Язык программирования</w:t>
             </w:r>
@@ -5086,23 +5061,20 @@
               <w:spacing w:after="0" w:line="240" w:lineRule="auto"/>
               <w:ind w:left="0" w:right="0" w:firstLine="0"/>
               <w:rPr>
-                <w:sz w:val="24"/>
-                <w:szCs w:val="24"/>
+                <w:szCs w:val="28"/>
               </w:rPr>
             </w:pPr>
             <w:proofErr w:type="spellStart"/>
             <w:r>
               <w:rPr>
-                <w:sz w:val="24"/>
-                <w:szCs w:val="24"/>
+                <w:szCs w:val="28"/>
               </w:rPr>
               <w:t>GDScript</w:t>
             </w:r>
             <w:proofErr w:type="spellEnd"/>
             <w:r>
               <w:rPr>
-                <w:sz w:val="24"/>
-                <w:szCs w:val="24"/>
+                <w:szCs w:val="28"/>
               </w:rPr>
               <w:t>, C#, C++</w:t>
             </w:r>
@@ -5118,14 +5090,12 @@
               <w:spacing w:after="0" w:line="240" w:lineRule="auto"/>
               <w:ind w:left="0" w:right="0" w:firstLine="0"/>
               <w:rPr>
-                <w:sz w:val="24"/>
-                <w:szCs w:val="24"/>
-              </w:rPr>
-            </w:pPr>
-            <w:r>
-              <w:rPr>
-                <w:sz w:val="24"/>
-                <w:szCs w:val="24"/>
+                <w:szCs w:val="28"/>
+              </w:rPr>
+            </w:pPr>
+            <w:r>
+              <w:rPr>
+                <w:szCs w:val="28"/>
               </w:rPr>
               <w:t>C#</w:t>
             </w:r>
@@ -5141,14 +5111,12 @@
               <w:spacing w:after="0" w:line="240" w:lineRule="auto"/>
               <w:ind w:left="0" w:right="0" w:firstLine="0"/>
               <w:rPr>
-                <w:sz w:val="24"/>
-                <w:szCs w:val="24"/>
-              </w:rPr>
-            </w:pPr>
-            <w:r>
-              <w:rPr>
-                <w:sz w:val="24"/>
-                <w:szCs w:val="24"/>
+                <w:szCs w:val="28"/>
+              </w:rPr>
+            </w:pPr>
+            <w:r>
+              <w:rPr>
+                <w:szCs w:val="28"/>
               </w:rPr>
               <w:t>GML</w:t>
             </w:r>
@@ -5164,21 +5132,18 @@
               <w:spacing w:after="0" w:line="240" w:lineRule="auto"/>
               <w:ind w:left="0" w:right="0" w:firstLine="0"/>
               <w:rPr>
-                <w:sz w:val="24"/>
-                <w:szCs w:val="24"/>
-              </w:rPr>
-            </w:pPr>
-            <w:r>
-              <w:rPr>
-                <w:sz w:val="24"/>
-                <w:szCs w:val="24"/>
+                <w:szCs w:val="28"/>
+              </w:rPr>
+            </w:pPr>
+            <w:r>
+              <w:rPr>
+                <w:szCs w:val="28"/>
               </w:rPr>
               <w:t>Визуальное программирование</w:t>
             </w:r>
             <w:r>
               <w:rPr>
-                <w:sz w:val="24"/>
-                <w:szCs w:val="24"/>
+                <w:szCs w:val="28"/>
               </w:rPr>
               <w:t xml:space="preserve">, </w:t>
             </w:r>
@@ -5186,8 +5151,7 @@
               <w:proofErr w:type="spellStart"/>
               <w:r>
                 <w:rPr>
-                  <w:sz w:val="24"/>
-                  <w:szCs w:val="24"/>
+                  <w:szCs w:val="28"/>
                 </w:rPr>
                 <w:t>JavaScript</w:t>
               </w:r>
@@ -5207,15 +5171,13 @@
               <w:spacing w:after="0" w:line="240" w:lineRule="auto"/>
               <w:ind w:left="0" w:right="0" w:firstLine="0"/>
               <w:rPr>
-                <w:sz w:val="24"/>
-                <w:szCs w:val="24"/>
+                <w:szCs w:val="28"/>
               </w:rPr>
             </w:pPr>
             <w:proofErr w:type="spellStart"/>
             <w:r>
               <w:rPr>
-                <w:sz w:val="24"/>
-                <w:szCs w:val="24"/>
+                <w:szCs w:val="28"/>
               </w:rPr>
               <w:t>Инстанцирование</w:t>
             </w:r>
@@ -5232,14 +5194,12 @@
               <w:spacing w:after="0" w:line="240" w:lineRule="auto"/>
               <w:ind w:left="0" w:right="0" w:firstLine="0"/>
               <w:rPr>
-                <w:sz w:val="24"/>
-                <w:szCs w:val="24"/>
-              </w:rPr>
-            </w:pPr>
-            <w:r>
-              <w:rPr>
-                <w:sz w:val="24"/>
-                <w:szCs w:val="24"/>
+                <w:szCs w:val="28"/>
+              </w:rPr>
+            </w:pPr>
+            <w:r>
+              <w:rPr>
+                <w:szCs w:val="28"/>
               </w:rPr>
               <w:t>Реализовано</w:t>
             </w:r>
@@ -5255,14 +5215,12 @@
               <w:spacing w:after="0" w:line="240" w:lineRule="auto"/>
               <w:ind w:left="0" w:right="0" w:firstLine="0"/>
               <w:rPr>
-                <w:sz w:val="24"/>
-                <w:szCs w:val="24"/>
-              </w:rPr>
-            </w:pPr>
-            <w:r>
-              <w:rPr>
-                <w:sz w:val="24"/>
-                <w:szCs w:val="24"/>
+                <w:szCs w:val="28"/>
+              </w:rPr>
+            </w:pPr>
+            <w:r>
+              <w:rPr>
+                <w:szCs w:val="28"/>
               </w:rPr>
               <w:t>Реализовано</w:t>
             </w:r>
@@ -5278,21 +5236,18 @@
               <w:spacing w:after="0" w:line="240" w:lineRule="auto"/>
               <w:ind w:left="0" w:right="0" w:firstLine="0"/>
               <w:rPr>
-                <w:sz w:val="24"/>
-                <w:szCs w:val="24"/>
-              </w:rPr>
-            </w:pPr>
-            <w:r>
-              <w:rPr>
-                <w:sz w:val="24"/>
-                <w:szCs w:val="24"/>
+                <w:szCs w:val="28"/>
+              </w:rPr>
+            </w:pPr>
+            <w:r>
+              <w:rPr>
+                <w:szCs w:val="28"/>
               </w:rPr>
               <w:t>Реализовано</w:t>
             </w:r>
             <w:r>
               <w:rPr>
-                <w:sz w:val="24"/>
-                <w:szCs w:val="24"/>
+                <w:szCs w:val="28"/>
               </w:rPr>
               <w:t xml:space="preserve"> с ориентацией на 2D</w:t>
             </w:r>
@@ -5308,21 +5263,18 @@
               <w:spacing w:after="0" w:line="240" w:lineRule="auto"/>
               <w:ind w:left="0" w:right="0" w:firstLine="0"/>
               <w:rPr>
-                <w:sz w:val="24"/>
-                <w:szCs w:val="24"/>
-              </w:rPr>
-            </w:pPr>
-            <w:r>
-              <w:rPr>
-                <w:sz w:val="24"/>
-                <w:szCs w:val="24"/>
+                <w:szCs w:val="28"/>
+              </w:rPr>
+            </w:pPr>
+            <w:r>
+              <w:rPr>
+                <w:szCs w:val="28"/>
               </w:rPr>
               <w:t>Реализовано</w:t>
             </w:r>
             <w:r>
               <w:rPr>
-                <w:sz w:val="24"/>
-                <w:szCs w:val="24"/>
+                <w:szCs w:val="28"/>
               </w:rPr>
               <w:t xml:space="preserve"> с ориентацией на 2D</w:t>
             </w:r>
@@ -5340,14 +5292,12 @@
               <w:spacing w:after="0" w:line="240" w:lineRule="auto"/>
               <w:ind w:left="0" w:right="0" w:firstLine="0"/>
               <w:rPr>
-                <w:sz w:val="24"/>
-                <w:szCs w:val="24"/>
-              </w:rPr>
-            </w:pPr>
-            <w:r>
-              <w:rPr>
-                <w:sz w:val="24"/>
-                <w:szCs w:val="24"/>
+                <w:szCs w:val="28"/>
+              </w:rPr>
+            </w:pPr>
+            <w:r>
+              <w:rPr>
+                <w:szCs w:val="28"/>
               </w:rPr>
               <w:t>Процедурная генерация</w:t>
             </w:r>
@@ -5363,14 +5313,12 @@
               <w:spacing w:after="0" w:line="240" w:lineRule="auto"/>
               <w:ind w:left="0" w:right="0" w:firstLine="0"/>
               <w:rPr>
-                <w:sz w:val="24"/>
-                <w:szCs w:val="24"/>
-              </w:rPr>
-            </w:pPr>
-            <w:r>
-              <w:rPr>
-                <w:sz w:val="24"/>
-                <w:szCs w:val="24"/>
+                <w:szCs w:val="28"/>
+              </w:rPr>
+            </w:pPr>
+            <w:r>
+              <w:rPr>
+                <w:szCs w:val="28"/>
               </w:rPr>
               <w:t>Отличная</w:t>
             </w:r>
@@ -5386,14 +5334,12 @@
               <w:spacing w:after="0" w:line="240" w:lineRule="auto"/>
               <w:ind w:left="0" w:right="0" w:firstLine="0"/>
               <w:rPr>
-                <w:sz w:val="24"/>
-                <w:szCs w:val="24"/>
-              </w:rPr>
-            </w:pPr>
-            <w:r>
-              <w:rPr>
-                <w:sz w:val="24"/>
-                <w:szCs w:val="24"/>
+                <w:szCs w:val="28"/>
+              </w:rPr>
+            </w:pPr>
+            <w:r>
+              <w:rPr>
+                <w:szCs w:val="28"/>
               </w:rPr>
               <w:t>Отличная</w:t>
             </w:r>
@@ -5409,14 +5355,12 @@
               <w:spacing w:after="0" w:line="240" w:lineRule="auto"/>
               <w:ind w:left="0" w:right="0" w:firstLine="0"/>
               <w:rPr>
-                <w:sz w:val="24"/>
-                <w:szCs w:val="24"/>
-              </w:rPr>
-            </w:pPr>
-            <w:r>
-              <w:rPr>
-                <w:sz w:val="24"/>
-                <w:szCs w:val="24"/>
+                <w:szCs w:val="28"/>
+              </w:rPr>
+            </w:pPr>
+            <w:r>
+              <w:rPr>
+                <w:szCs w:val="28"/>
               </w:rPr>
               <w:t>Ограниченная</w:t>
             </w:r>
@@ -5432,14 +5376,12 @@
               <w:spacing w:after="0" w:line="240" w:lineRule="auto"/>
               <w:ind w:left="0" w:right="0" w:firstLine="0"/>
               <w:rPr>
-                <w:sz w:val="24"/>
-                <w:szCs w:val="24"/>
-              </w:rPr>
-            </w:pPr>
-            <w:r>
-              <w:rPr>
-                <w:sz w:val="24"/>
-                <w:szCs w:val="24"/>
+                <w:szCs w:val="28"/>
+              </w:rPr>
+            </w:pPr>
+            <w:r>
+              <w:rPr>
+                <w:szCs w:val="28"/>
               </w:rPr>
               <w:t>Ограниченная</w:t>
             </w:r>
@@ -5457,14 +5399,12 @@
               <w:spacing w:after="0" w:line="240" w:lineRule="auto"/>
               <w:ind w:left="0" w:right="0" w:firstLine="0"/>
               <w:rPr>
-                <w:sz w:val="24"/>
-                <w:szCs w:val="24"/>
-              </w:rPr>
-            </w:pPr>
-            <w:r>
-              <w:rPr>
-                <w:sz w:val="24"/>
-                <w:szCs w:val="24"/>
+                <w:szCs w:val="28"/>
+              </w:rPr>
+            </w:pPr>
+            <w:r>
+              <w:rPr>
+                <w:szCs w:val="28"/>
               </w:rPr>
               <w:t>Искусственный интеллект</w:t>
             </w:r>
@@ -5480,14 +5420,12 @@
               <w:spacing w:after="0" w:line="240" w:lineRule="auto"/>
               <w:ind w:left="0" w:right="0" w:firstLine="0"/>
               <w:rPr>
-                <w:sz w:val="24"/>
-                <w:szCs w:val="24"/>
-              </w:rPr>
-            </w:pPr>
-            <w:r>
-              <w:rPr>
-                <w:sz w:val="24"/>
-                <w:szCs w:val="24"/>
+                <w:szCs w:val="28"/>
+              </w:rPr>
+            </w:pPr>
+            <w:r>
+              <w:rPr>
+                <w:szCs w:val="28"/>
               </w:rPr>
               <w:t>Средний</w:t>
             </w:r>
@@ -5503,14 +5441,12 @@
               <w:spacing w:after="0" w:line="240" w:lineRule="auto"/>
               <w:ind w:left="0" w:right="0" w:firstLine="0"/>
               <w:rPr>
-                <w:sz w:val="24"/>
-                <w:szCs w:val="24"/>
-              </w:rPr>
-            </w:pPr>
-            <w:r>
-              <w:rPr>
-                <w:sz w:val="24"/>
-                <w:szCs w:val="24"/>
+                <w:szCs w:val="28"/>
+              </w:rPr>
+            </w:pPr>
+            <w:r>
+              <w:rPr>
+                <w:szCs w:val="28"/>
               </w:rPr>
               <w:t>Отличный</w:t>
             </w:r>
@@ -5526,14 +5462,12 @@
               <w:spacing w:after="0" w:line="240" w:lineRule="auto"/>
               <w:ind w:left="0" w:right="0" w:firstLine="0"/>
               <w:rPr>
-                <w:sz w:val="24"/>
-                <w:szCs w:val="24"/>
-              </w:rPr>
-            </w:pPr>
-            <w:r>
-              <w:rPr>
-                <w:sz w:val="24"/>
-                <w:szCs w:val="24"/>
+                <w:szCs w:val="28"/>
+              </w:rPr>
+            </w:pPr>
+            <w:r>
+              <w:rPr>
+                <w:szCs w:val="28"/>
               </w:rPr>
               <w:t>Минимальные</w:t>
             </w:r>
@@ -5549,14 +5483,12 @@
               <w:spacing w:after="0" w:line="240" w:lineRule="auto"/>
               <w:ind w:left="0" w:right="0" w:firstLine="0"/>
               <w:rPr>
-                <w:sz w:val="24"/>
-                <w:szCs w:val="24"/>
-              </w:rPr>
-            </w:pPr>
-            <w:r>
-              <w:rPr>
-                <w:sz w:val="24"/>
-                <w:szCs w:val="24"/>
+                <w:szCs w:val="28"/>
+              </w:rPr>
+            </w:pPr>
+            <w:r>
+              <w:rPr>
+                <w:szCs w:val="28"/>
               </w:rPr>
               <w:t>Минимальные</w:t>
             </w:r>
@@ -5574,14 +5506,12 @@
               <w:spacing w:after="0" w:line="240" w:lineRule="auto"/>
               <w:ind w:left="0" w:right="0" w:firstLine="0"/>
               <w:rPr>
-                <w:sz w:val="24"/>
-                <w:szCs w:val="24"/>
-              </w:rPr>
-            </w:pPr>
-            <w:r>
-              <w:rPr>
-                <w:sz w:val="24"/>
-                <w:szCs w:val="24"/>
+                <w:szCs w:val="28"/>
+              </w:rPr>
+            </w:pPr>
+            <w:r>
+              <w:rPr>
+                <w:szCs w:val="28"/>
               </w:rPr>
               <w:t>Отладчик</w:t>
             </w:r>
@@ -5596,14 +5526,12 @@
               <w:spacing w:after="0" w:line="240" w:lineRule="auto"/>
               <w:ind w:left="0" w:right="0" w:firstLine="0"/>
               <w:rPr>
-                <w:sz w:val="24"/>
-                <w:szCs w:val="24"/>
-              </w:rPr>
-            </w:pPr>
-            <w:r>
-              <w:rPr>
-                <w:sz w:val="24"/>
-                <w:szCs w:val="24"/>
+                <w:szCs w:val="28"/>
+              </w:rPr>
+            </w:pPr>
+            <w:r>
+              <w:rPr>
+                <w:szCs w:val="28"/>
               </w:rPr>
               <w:t>Реализован</w:t>
             </w:r>
@@ -5618,14 +5546,12 @@
               <w:spacing w:after="0" w:line="240" w:lineRule="auto"/>
               <w:ind w:left="0" w:right="0" w:firstLine="0"/>
               <w:rPr>
-                <w:sz w:val="24"/>
-                <w:szCs w:val="24"/>
-              </w:rPr>
-            </w:pPr>
-            <w:r>
-              <w:rPr>
-                <w:sz w:val="24"/>
-                <w:szCs w:val="24"/>
+                <w:szCs w:val="28"/>
+              </w:rPr>
+            </w:pPr>
+            <w:r>
+              <w:rPr>
+                <w:szCs w:val="28"/>
               </w:rPr>
               <w:t>Реализован</w:t>
             </w:r>
@@ -5640,14 +5566,12 @@
               <w:spacing w:after="0" w:line="240" w:lineRule="auto"/>
               <w:ind w:left="0" w:right="0" w:firstLine="0"/>
               <w:rPr>
-                <w:sz w:val="24"/>
-                <w:szCs w:val="24"/>
-              </w:rPr>
-            </w:pPr>
-            <w:r>
-              <w:rPr>
-                <w:sz w:val="24"/>
-                <w:szCs w:val="24"/>
+                <w:szCs w:val="28"/>
+              </w:rPr>
+            </w:pPr>
+            <w:r>
+              <w:rPr>
+                <w:szCs w:val="28"/>
               </w:rPr>
               <w:t>Реализован</w:t>
             </w:r>
@@ -5662,14 +5586,12 @@
               <w:spacing w:after="0" w:line="240" w:lineRule="auto"/>
               <w:ind w:left="0" w:right="0" w:firstLine="0"/>
               <w:rPr>
-                <w:sz w:val="24"/>
-                <w:szCs w:val="24"/>
-              </w:rPr>
-            </w:pPr>
-            <w:r>
-              <w:rPr>
-                <w:sz w:val="24"/>
-                <w:szCs w:val="24"/>
+                <w:szCs w:val="28"/>
+              </w:rPr>
+            </w:pPr>
+            <w:r>
+              <w:rPr>
+                <w:szCs w:val="28"/>
               </w:rPr>
               <w:t>Реализован</w:t>
             </w:r>
@@ -5687,14 +5609,12 @@
               <w:spacing w:after="0" w:line="240" w:lineRule="auto"/>
               <w:ind w:left="0" w:right="0" w:firstLine="0"/>
               <w:rPr>
-                <w:sz w:val="24"/>
-                <w:szCs w:val="24"/>
-              </w:rPr>
-            </w:pPr>
-            <w:r>
-              <w:rPr>
-                <w:sz w:val="24"/>
-                <w:szCs w:val="24"/>
+                <w:szCs w:val="28"/>
+              </w:rPr>
+            </w:pPr>
+            <w:r>
+              <w:rPr>
+                <w:szCs w:val="28"/>
               </w:rPr>
               <w:t>Профайлер</w:t>
             </w:r>
@@ -5709,14 +5629,12 @@
               <w:spacing w:after="0" w:line="240" w:lineRule="auto"/>
               <w:ind w:left="0" w:right="0" w:firstLine="0"/>
               <w:rPr>
-                <w:sz w:val="24"/>
-                <w:szCs w:val="24"/>
-              </w:rPr>
-            </w:pPr>
-            <w:r>
-              <w:rPr>
-                <w:sz w:val="24"/>
-                <w:szCs w:val="24"/>
+                <w:szCs w:val="28"/>
+              </w:rPr>
+            </w:pPr>
+            <w:r>
+              <w:rPr>
+                <w:szCs w:val="28"/>
               </w:rPr>
               <w:t>Реализован</w:t>
             </w:r>
@@ -5731,14 +5649,12 @@
               <w:spacing w:after="0" w:line="240" w:lineRule="auto"/>
               <w:ind w:left="0" w:right="0" w:firstLine="0"/>
               <w:rPr>
-                <w:sz w:val="24"/>
-                <w:szCs w:val="24"/>
-              </w:rPr>
-            </w:pPr>
-            <w:r>
-              <w:rPr>
-                <w:sz w:val="24"/>
-                <w:szCs w:val="24"/>
+                <w:szCs w:val="28"/>
+              </w:rPr>
+            </w:pPr>
+            <w:r>
+              <w:rPr>
+                <w:szCs w:val="28"/>
               </w:rPr>
               <w:t>Реализован</w:t>
             </w:r>
@@ -5753,14 +5669,12 @@
               <w:spacing w:after="0" w:line="240" w:lineRule="auto"/>
               <w:ind w:left="0" w:right="0" w:firstLine="0"/>
               <w:rPr>
-                <w:sz w:val="24"/>
-                <w:szCs w:val="24"/>
-              </w:rPr>
-            </w:pPr>
-            <w:r>
-              <w:rPr>
-                <w:sz w:val="24"/>
-                <w:szCs w:val="24"/>
+                <w:szCs w:val="28"/>
+              </w:rPr>
+            </w:pPr>
+            <w:r>
+              <w:rPr>
+                <w:szCs w:val="28"/>
               </w:rPr>
               <w:t>Реализован</w:t>
             </w:r>
@@ -5775,14 +5689,12 @@
               <w:spacing w:after="0" w:line="240" w:lineRule="auto"/>
               <w:ind w:left="0" w:right="0" w:firstLine="0"/>
               <w:rPr>
-                <w:sz w:val="24"/>
-                <w:szCs w:val="24"/>
-              </w:rPr>
-            </w:pPr>
-            <w:r>
-              <w:rPr>
-                <w:sz w:val="24"/>
-                <w:szCs w:val="24"/>
+                <w:szCs w:val="28"/>
+              </w:rPr>
+            </w:pPr>
+            <w:r>
+              <w:rPr>
+                <w:szCs w:val="28"/>
               </w:rPr>
               <w:t>Реализован</w:t>
             </w:r>
@@ -5800,14 +5712,12 @@
               <w:spacing w:after="0" w:line="240" w:lineRule="auto"/>
               <w:ind w:left="0" w:right="0" w:firstLine="0"/>
               <w:rPr>
-                <w:sz w:val="24"/>
-                <w:szCs w:val="24"/>
-              </w:rPr>
-            </w:pPr>
-            <w:r>
-              <w:rPr>
-                <w:sz w:val="24"/>
-                <w:szCs w:val="24"/>
+                <w:szCs w:val="28"/>
+              </w:rPr>
+            </w:pPr>
+            <w:r>
+              <w:rPr>
+                <w:szCs w:val="28"/>
               </w:rPr>
               <w:t>Кроссплатформенность</w:t>
             </w:r>
@@ -5823,15 +5733,13 @@
               <w:spacing w:after="0" w:line="240" w:lineRule="auto"/>
               <w:ind w:left="0" w:right="0" w:firstLine="0"/>
               <w:rPr>
-                <w:sz w:val="24"/>
-                <w:szCs w:val="24"/>
+                <w:szCs w:val="28"/>
                 <w:lang w:val="en-US"/>
               </w:rPr>
             </w:pPr>
             <w:r>
               <w:rPr>
-                <w:sz w:val="24"/>
-                <w:szCs w:val="24"/>
+                <w:szCs w:val="28"/>
                 <w:lang w:val="en-US"/>
               </w:rPr>
               <w:t xml:space="preserve">Windows, </w:t>
@@ -5839,8 +5747,7 @@
             <w:proofErr w:type="spellStart"/>
             <w:r>
               <w:rPr>
-                <w:sz w:val="24"/>
-                <w:szCs w:val="24"/>
+                <w:szCs w:val="28"/>
                 <w:lang w:val="en-US"/>
               </w:rPr>
               <w:t>macOS</w:t>
@@ -5848,8 +5755,7 @@
             <w:proofErr w:type="spellEnd"/>
             <w:r>
               <w:rPr>
-                <w:sz w:val="24"/>
-                <w:szCs w:val="24"/>
+                <w:szCs w:val="28"/>
                 <w:lang w:val="en-US"/>
               </w:rPr>
               <w:t xml:space="preserve">, Linux, </w:t>
@@ -5857,8 +5763,7 @@
             <w:proofErr w:type="spellStart"/>
             <w:r>
               <w:rPr>
-                <w:sz w:val="24"/>
-                <w:szCs w:val="24"/>
+                <w:szCs w:val="28"/>
                 <w:lang w:val="en-US"/>
               </w:rPr>
               <w:t>iOS</w:t>
@@ -5866,17 +5771,23 @@
             <w:proofErr w:type="spellEnd"/>
             <w:r>
               <w:rPr>
-                <w:sz w:val="24"/>
-                <w:szCs w:val="24"/>
+                <w:szCs w:val="28"/>
                 <w:lang w:val="en-US"/>
               </w:rPr>
-              <w:t xml:space="preserve">, Android, </w:t>
+              <w:t xml:space="preserve">, </w:t>
+            </w:r>
+            <w:r>
+              <w:rPr>
+                <w:szCs w:val="28"/>
+                <w:lang w:val="en-US"/>
+              </w:rPr>
+              <w:lastRenderedPageBreak/>
+              <w:t xml:space="preserve">Android, </w:t>
             </w:r>
             <w:proofErr w:type="spellStart"/>
             <w:r>
               <w:rPr>
-                <w:sz w:val="24"/>
-                <w:szCs w:val="24"/>
+                <w:szCs w:val="28"/>
                 <w:lang w:val="en-US"/>
               </w:rPr>
               <w:t>веб</w:t>
@@ -5894,24 +5805,22 @@
               <w:spacing w:after="0" w:line="240" w:lineRule="auto"/>
               <w:ind w:left="0" w:right="0" w:firstLine="0"/>
               <w:rPr>
-                <w:sz w:val="24"/>
-                <w:szCs w:val="24"/>
+                <w:szCs w:val="28"/>
                 <w:lang w:val="en-US"/>
               </w:rPr>
             </w:pPr>
             <w:r>
               <w:rPr>
-                <w:sz w:val="24"/>
-                <w:szCs w:val="24"/>
+                <w:szCs w:val="28"/>
                 <w:lang w:val="en-US"/>
               </w:rPr>
+              <w:lastRenderedPageBreak/>
               <w:t xml:space="preserve">Windows, </w:t>
             </w:r>
             <w:proofErr w:type="spellStart"/>
             <w:r>
               <w:rPr>
-                <w:sz w:val="24"/>
-                <w:szCs w:val="24"/>
+                <w:szCs w:val="28"/>
                 <w:lang w:val="en-US"/>
               </w:rPr>
               <w:t>macOS</w:t>
@@ -5919,17 +5828,23 @@
             <w:proofErr w:type="spellEnd"/>
             <w:r>
               <w:rPr>
-                <w:sz w:val="24"/>
-                <w:szCs w:val="24"/>
+                <w:szCs w:val="28"/>
                 <w:lang w:val="en-US"/>
               </w:rPr>
-              <w:t xml:space="preserve">, Linux, Switch, PS, Xbox, </w:t>
+              <w:t xml:space="preserve">, Linux, Switch, PS, </w:t>
+            </w:r>
+            <w:r>
+              <w:rPr>
+                <w:szCs w:val="28"/>
+                <w:lang w:val="en-US"/>
+              </w:rPr>
+              <w:lastRenderedPageBreak/>
+              <w:t xml:space="preserve">Xbox, </w:t>
             </w:r>
             <w:proofErr w:type="spellStart"/>
             <w:r>
               <w:rPr>
-                <w:sz w:val="24"/>
-                <w:szCs w:val="24"/>
+                <w:szCs w:val="28"/>
                 <w:lang w:val="en-US"/>
               </w:rPr>
               <w:t>iOS</w:t>
@@ -5937,8 +5852,7 @@
             <w:proofErr w:type="spellEnd"/>
             <w:r>
               <w:rPr>
-                <w:sz w:val="24"/>
-                <w:szCs w:val="24"/>
+                <w:szCs w:val="28"/>
                 <w:lang w:val="en-US"/>
               </w:rPr>
               <w:t>, Android</w:t>
@@ -5955,24 +5869,22 @@
               <w:spacing w:after="0" w:line="240" w:lineRule="auto"/>
               <w:ind w:left="0" w:right="0" w:firstLine="0"/>
               <w:rPr>
-                <w:sz w:val="24"/>
-                <w:szCs w:val="24"/>
+                <w:szCs w:val="28"/>
                 <w:lang w:val="en-US"/>
               </w:rPr>
             </w:pPr>
             <w:r>
               <w:rPr>
-                <w:sz w:val="24"/>
-                <w:szCs w:val="24"/>
+                <w:szCs w:val="28"/>
                 <w:lang w:val="en-US"/>
               </w:rPr>
+              <w:lastRenderedPageBreak/>
               <w:t xml:space="preserve">Windows, </w:t>
             </w:r>
             <w:proofErr w:type="spellStart"/>
             <w:r>
               <w:rPr>
-                <w:sz w:val="24"/>
-                <w:szCs w:val="24"/>
+                <w:szCs w:val="28"/>
                 <w:lang w:val="en-US"/>
               </w:rPr>
               <w:t>macOS</w:t>
@@ -5980,8 +5892,7 @@
             <w:proofErr w:type="spellEnd"/>
             <w:r>
               <w:rPr>
-                <w:sz w:val="24"/>
-                <w:szCs w:val="24"/>
+                <w:szCs w:val="28"/>
                 <w:lang w:val="en-US"/>
               </w:rPr>
               <w:t xml:space="preserve">, Switch, </w:t>
@@ -5989,8 +5900,7 @@
             <w:proofErr w:type="spellStart"/>
             <w:r>
               <w:rPr>
-                <w:sz w:val="24"/>
-                <w:szCs w:val="24"/>
+                <w:szCs w:val="28"/>
                 <w:lang w:val="en-US"/>
               </w:rPr>
               <w:t>iOS</w:t>
@@ -5998,8 +5908,7 @@
             <w:proofErr w:type="spellEnd"/>
             <w:r>
               <w:rPr>
-                <w:sz w:val="24"/>
-                <w:szCs w:val="24"/>
+                <w:szCs w:val="28"/>
                 <w:lang w:val="en-US"/>
               </w:rPr>
               <w:t xml:space="preserve">, Android, </w:t>
@@ -6007,17 +5916,16 @@
             <w:proofErr w:type="spellStart"/>
             <w:r>
               <w:rPr>
-                <w:sz w:val="24"/>
-                <w:szCs w:val="24"/>
+                <w:szCs w:val="28"/>
                 <w:lang w:val="en-US"/>
               </w:rPr>
+              <w:lastRenderedPageBreak/>
               <w:t>веб</w:t>
             </w:r>
             <w:proofErr w:type="spellEnd"/>
             <w:r>
               <w:rPr>
-                <w:sz w:val="24"/>
-                <w:szCs w:val="24"/>
+                <w:szCs w:val="28"/>
                 <w:lang w:val="en-US"/>
               </w:rPr>
               <w:t>, Switch, PS</w:t>
@@ -6034,24 +5942,22 @@
               <w:spacing w:after="0" w:line="240" w:lineRule="auto"/>
               <w:ind w:left="0" w:right="0" w:firstLine="0"/>
               <w:rPr>
-                <w:sz w:val="24"/>
-                <w:szCs w:val="24"/>
+                <w:szCs w:val="28"/>
                 <w:lang w:val="en-US"/>
               </w:rPr>
             </w:pPr>
             <w:r>
               <w:rPr>
-                <w:sz w:val="24"/>
-                <w:szCs w:val="24"/>
+                <w:szCs w:val="28"/>
                 <w:lang w:val="en-US"/>
               </w:rPr>
+              <w:lastRenderedPageBreak/>
               <w:t xml:space="preserve">Windows, </w:t>
             </w:r>
             <w:proofErr w:type="spellStart"/>
             <w:r>
               <w:rPr>
-                <w:sz w:val="24"/>
-                <w:szCs w:val="24"/>
+                <w:szCs w:val="28"/>
                 <w:lang w:val="en-US"/>
               </w:rPr>
               <w:t>macOS</w:t>
@@ -6059,8 +5965,7 @@
             <w:proofErr w:type="spellEnd"/>
             <w:r>
               <w:rPr>
-                <w:sz w:val="24"/>
-                <w:szCs w:val="24"/>
+                <w:szCs w:val="28"/>
                 <w:lang w:val="en-US"/>
               </w:rPr>
               <w:t xml:space="preserve">, Linux, </w:t>
@@ -6068,8 +5973,7 @@
             <w:proofErr w:type="spellStart"/>
             <w:r>
               <w:rPr>
-                <w:sz w:val="24"/>
-                <w:szCs w:val="24"/>
+                <w:szCs w:val="28"/>
                 <w:lang w:val="en-US"/>
               </w:rPr>
               <w:t>iOS</w:t>
@@ -6077,8 +5981,7 @@
             <w:proofErr w:type="spellEnd"/>
             <w:r>
               <w:rPr>
-                <w:sz w:val="24"/>
-                <w:szCs w:val="24"/>
+                <w:szCs w:val="28"/>
                 <w:lang w:val="en-US"/>
               </w:rPr>
               <w:t xml:space="preserve">, Android, </w:t>
@@ -6086,10 +5989,10 @@
             <w:proofErr w:type="spellStart"/>
             <w:r>
               <w:rPr>
-                <w:sz w:val="24"/>
-                <w:szCs w:val="24"/>
+                <w:szCs w:val="28"/>
                 <w:lang w:val="en-US"/>
               </w:rPr>
+              <w:lastRenderedPageBreak/>
               <w:t>веб</w:t>
             </w:r>
             <w:proofErr w:type="spellEnd"/>
@@ -6107,15 +6010,14 @@
               <w:spacing w:after="0" w:line="240" w:lineRule="auto"/>
               <w:ind w:left="0" w:right="0" w:firstLine="0"/>
               <w:rPr>
-                <w:sz w:val="24"/>
-                <w:szCs w:val="24"/>
-              </w:rPr>
-            </w:pPr>
-            <w:r>
-              <w:rPr>
-                <w:sz w:val="24"/>
-                <w:szCs w:val="24"/>
-              </w:rPr>
+                <w:szCs w:val="28"/>
+              </w:rPr>
+            </w:pPr>
+            <w:r>
+              <w:rPr>
+                <w:szCs w:val="28"/>
+              </w:rPr>
+              <w:lastRenderedPageBreak/>
               <w:t>Сообщество</w:t>
             </w:r>
           </w:p>
@@ -6130,14 +6032,12 @@
               <w:spacing w:after="0" w:line="240" w:lineRule="auto"/>
               <w:ind w:left="0" w:right="0" w:firstLine="0"/>
               <w:rPr>
-                <w:sz w:val="24"/>
-                <w:szCs w:val="24"/>
-              </w:rPr>
-            </w:pPr>
-            <w:r>
-              <w:rPr>
-                <w:sz w:val="24"/>
-                <w:szCs w:val="24"/>
+                <w:szCs w:val="28"/>
+              </w:rPr>
+            </w:pPr>
+            <w:r>
+              <w:rPr>
+                <w:szCs w:val="28"/>
               </w:rPr>
               <w:t>Растущее</w:t>
             </w:r>
@@ -6153,14 +6053,12 @@
               <w:spacing w:after="0" w:line="240" w:lineRule="auto"/>
               <w:ind w:left="0" w:right="0" w:firstLine="0"/>
               <w:rPr>
-                <w:sz w:val="24"/>
-                <w:szCs w:val="24"/>
-              </w:rPr>
-            </w:pPr>
-            <w:r>
-              <w:rPr>
-                <w:sz w:val="24"/>
-                <w:szCs w:val="24"/>
+                <w:szCs w:val="28"/>
+              </w:rPr>
+            </w:pPr>
+            <w:r>
+              <w:rPr>
+                <w:szCs w:val="28"/>
               </w:rPr>
               <w:t>Огромное</w:t>
             </w:r>
@@ -6176,14 +6074,12 @@
               <w:spacing w:after="0" w:line="240" w:lineRule="auto"/>
               <w:ind w:left="0" w:right="0" w:firstLine="0"/>
               <w:rPr>
-                <w:sz w:val="24"/>
-                <w:szCs w:val="24"/>
-              </w:rPr>
-            </w:pPr>
-            <w:r>
-              <w:rPr>
-                <w:sz w:val="24"/>
-                <w:szCs w:val="24"/>
+                <w:szCs w:val="28"/>
+              </w:rPr>
+            </w:pPr>
+            <w:r>
+              <w:rPr>
+                <w:szCs w:val="28"/>
               </w:rPr>
               <w:t>Среднее</w:t>
             </w:r>
@@ -6199,14 +6095,12 @@
               <w:spacing w:after="0" w:line="240" w:lineRule="auto"/>
               <w:ind w:left="0" w:right="0" w:firstLine="0"/>
               <w:rPr>
-                <w:sz w:val="24"/>
-                <w:szCs w:val="24"/>
-              </w:rPr>
-            </w:pPr>
-            <w:r>
-              <w:rPr>
-                <w:sz w:val="24"/>
-                <w:szCs w:val="24"/>
+                <w:szCs w:val="28"/>
+              </w:rPr>
+            </w:pPr>
+            <w:r>
+              <w:rPr>
+                <w:szCs w:val="28"/>
               </w:rPr>
               <w:t>Среднее</w:t>
             </w:r>
@@ -6229,8 +6123,7 @@
         <w:ind w:left="0" w:right="0" w:firstLine="709"/>
         <w:rPr>
           <w:bCs/>
-          <w:sz w:val="24"/>
-          <w:szCs w:val="24"/>
+          <w:szCs w:val="28"/>
         </w:rPr>
       </w:pPr>
       <w:r>
@@ -6243,8 +6136,7 @@
       <w:r>
         <w:rPr>
           <w:bCs/>
-          <w:sz w:val="24"/>
-          <w:szCs w:val="24"/>
+          <w:szCs w:val="28"/>
         </w:rPr>
         <w:t>Godot</w:t>
       </w:r>
@@ -6252,8 +6144,7 @@
       <w:r>
         <w:rPr>
           <w:bCs/>
-          <w:sz w:val="24"/>
-          <w:szCs w:val="24"/>
+          <w:szCs w:val="28"/>
         </w:rPr>
         <w:t>.</w:t>
       </w:r>
@@ -6262,17 +6153,28 @@
       <w:pPr>
         <w:spacing w:after="0" w:line="360" w:lineRule="auto"/>
         <w:ind w:left="0" w:right="0" w:firstLine="709"/>
-      </w:pPr>
-      <w:r>
-        <w:lastRenderedPageBreak/>
+        <w:rPr>
+          <w:szCs w:val="28"/>
+        </w:rPr>
+      </w:pPr>
+      <w:r>
+        <w:rPr>
+          <w:szCs w:val="28"/>
+        </w:rPr>
         <w:t xml:space="preserve">Во-первых, </w:t>
       </w:r>
       <w:proofErr w:type="spellStart"/>
       <w:r>
+        <w:rPr>
+          <w:szCs w:val="28"/>
+        </w:rPr>
         <w:t>Godot</w:t>
       </w:r>
       <w:proofErr w:type="spellEnd"/>
       <w:r>
+        <w:rPr>
+          <w:szCs w:val="28"/>
+        </w:rPr>
         <w:t xml:space="preserve"> распространяется по лицензии MIT, что означает полную бесплатность, как для разработки, так и для коммерческого использования. Кроме того лицензия и открытый исходный код также позволяет при необходимости модифицировать движок под нужды проекта.</w:t>
       </w:r>
     </w:p>
@@ -6280,33 +6182,55 @@
       <w:pPr>
         <w:spacing w:after="0" w:line="360" w:lineRule="auto"/>
         <w:ind w:left="0" w:right="0" w:firstLine="709"/>
-      </w:pPr>
-      <w:r>
+        <w:rPr>
+          <w:szCs w:val="28"/>
+        </w:rPr>
+      </w:pPr>
+      <w:r>
+        <w:rPr>
+          <w:szCs w:val="28"/>
+        </w:rPr>
         <w:t xml:space="preserve">Во-вторых, </w:t>
       </w:r>
       <w:proofErr w:type="spellStart"/>
       <w:r>
+        <w:rPr>
+          <w:szCs w:val="28"/>
+        </w:rPr>
         <w:t>Godot</w:t>
       </w:r>
       <w:proofErr w:type="spellEnd"/>
       <w:r>
+        <w:rPr>
+          <w:szCs w:val="28"/>
+        </w:rPr>
         <w:t xml:space="preserve"> имеет полностью </w:t>
       </w:r>
       <w:proofErr w:type="gramStart"/>
       <w:r>
+        <w:rPr>
+          <w:szCs w:val="28"/>
+        </w:rPr>
         <w:t>выделенный</w:t>
       </w:r>
       <w:proofErr w:type="gramEnd"/>
       <w:r>
+        <w:rPr>
+          <w:szCs w:val="28"/>
+        </w:rPr>
         <w:t xml:space="preserve"> 2D-рендер, оптимизированный именно для двухмерной графики. Он предоставляет все необходимые компоненты для разработки: встроенный отладчик, обнаружение столкновений, управление </w:t>
       </w:r>
       <w:r>
         <w:rPr>
+          <w:szCs w:val="28"/>
           <w:lang w:val="en-US"/>
         </w:rPr>
         <w:t>NPC</w:t>
       </w:r>
       <w:r>
+        <w:rPr>
+          <w:szCs w:val="28"/>
+        </w:rPr>
         <w:t>, процедурная генерация и другие.</w:t>
       </w:r>
     </w:p>
@@ -6314,66 +6238,104 @@
       <w:pPr>
         <w:spacing w:after="0" w:line="360" w:lineRule="auto"/>
         <w:ind w:left="0" w:right="0" w:firstLine="709"/>
-      </w:pPr>
-      <w:r>
+        <w:rPr>
+          <w:szCs w:val="28"/>
+        </w:rPr>
+      </w:pPr>
+      <w:r>
+        <w:rPr>
+          <w:szCs w:val="28"/>
+        </w:rPr>
         <w:t xml:space="preserve">В-третьих, </w:t>
       </w:r>
       <w:proofErr w:type="spellStart"/>
       <w:r>
         <w:rPr>
-          <w:sz w:val="24"/>
-          <w:szCs w:val="24"/>
+          <w:szCs w:val="28"/>
         </w:rPr>
         <w:t>GDScript</w:t>
       </w:r>
       <w:proofErr w:type="spellEnd"/>
       <w:r>
+        <w:rPr>
+          <w:szCs w:val="28"/>
+        </w:rPr>
+        <w:t xml:space="preserve"> - это язык, специально разработанный для </w:t>
+      </w:r>
+      <w:proofErr w:type="spellStart"/>
+      <w:r>
+        <w:rPr>
+          <w:szCs w:val="28"/>
+        </w:rPr>
+        <w:t>Godot</w:t>
+      </w:r>
+      <w:proofErr w:type="spellEnd"/>
+      <w:r>
+        <w:rPr>
+          <w:szCs w:val="28"/>
+        </w:rPr>
+        <w:t xml:space="preserve"> с синтаксисом, напоминающим </w:t>
+      </w:r>
+      <w:proofErr w:type="spellStart"/>
+      <w:r>
+        <w:rPr>
+          <w:szCs w:val="28"/>
+        </w:rPr>
+        <w:t>Python</w:t>
+      </w:r>
+      <w:proofErr w:type="spellEnd"/>
+      <w:r>
+        <w:rPr>
+          <w:szCs w:val="28"/>
+        </w:rPr>
+        <w:t>. Он легок в изучении, что снижает порог входа и ускоряет разработку.</w:t>
+      </w:r>
+      <w:r>
+        <w:rPr>
+          <w:szCs w:val="28"/>
+        </w:rPr>
+        <w:t xml:space="preserve"> Кроме того другим доступным языком является C#. Код в движке пишется во встроенном редакторе, а также можно использовать </w:t>
+      </w:r>
+      <w:proofErr w:type="spellStart"/>
+      <w:r>
+        <w:rPr>
+          <w:szCs w:val="28"/>
+        </w:rPr>
+        <w:t>Visual</w:t>
+      </w:r>
+      <w:proofErr w:type="spellEnd"/>
+      <w:r>
+        <w:rPr>
+          <w:szCs w:val="28"/>
+        </w:rPr>
         <w:t xml:space="preserve"> </w:t>
       </w:r>
-      <w:r>
-        <w:t xml:space="preserve">- это язык, специально разработанный для </w:t>
-      </w:r>
       <w:proofErr w:type="spellStart"/>
       <w:r>
-        <w:t>Godot</w:t>
+        <w:rPr>
+          <w:szCs w:val="28"/>
+        </w:rPr>
+        <w:t>Studio</w:t>
       </w:r>
       <w:proofErr w:type="spellEnd"/>
       <w:r>
-        <w:t xml:space="preserve"> с синтаксисом, напоминающим </w:t>
+        <w:rPr>
+          <w:szCs w:val="28"/>
+        </w:rPr>
+        <w:t xml:space="preserve"> </w:t>
       </w:r>
       <w:proofErr w:type="spellStart"/>
       <w:r>
-        <w:t>Python</w:t>
+        <w:rPr>
+          <w:szCs w:val="28"/>
+        </w:rPr>
+        <w:t>Code</w:t>
       </w:r>
       <w:proofErr w:type="spellEnd"/>
       <w:r>
-        <w:t>. Он легок в изучении, что снижает порог входа и ускоряет разработку.</w:t>
-      </w:r>
-      <w:r>
-        <w:t xml:space="preserve"> Кроме того другим доступным языком является C#. Код в движке пишется во встроенном редакторе, а также можно использовать </w:t>
-      </w:r>
-      <w:proofErr w:type="spellStart"/>
-      <w:r>
-        <w:t>Visual</w:t>
-      </w:r>
-      <w:proofErr w:type="spellEnd"/>
-      <w:r>
-        <w:t xml:space="preserve"> </w:t>
-      </w:r>
-      <w:proofErr w:type="spellStart"/>
-      <w:r>
-        <w:t>Studio</w:t>
-      </w:r>
-      <w:proofErr w:type="spellEnd"/>
-      <w:r>
-        <w:t xml:space="preserve"> </w:t>
-      </w:r>
-      <w:proofErr w:type="spellStart"/>
-      <w:r>
-        <w:t>Code</w:t>
-      </w:r>
-      <w:proofErr w:type="spellEnd"/>
-      <w:r>
+        <w:rPr>
+          <w:szCs w:val="28"/>
+        </w:rPr>
         <w:t>.</w:t>
       </w:r>
     </w:p>
@@ -6399,19 +6361,7 @@
         <w:rPr>
           <w:szCs w:val="28"/>
         </w:rPr>
-        <w:t xml:space="preserve"> </w:t>
-      </w:r>
-      <w:r>
-        <w:rPr>
-          <w:szCs w:val="28"/>
-        </w:rPr>
-        <w:t xml:space="preserve">в отличие от других движков бесплатен, имеет все нужные инструменты для разработки </w:t>
-      </w:r>
-      <w:r>
-        <w:rPr>
-          <w:szCs w:val="28"/>
-        </w:rPr>
-        <w:t>2</w:t>
+        <w:t xml:space="preserve"> в отличие от других движков бесплатен, имеет все нужные инструменты для разработки 2</w:t>
       </w:r>
       <w:r>
         <w:rPr>
@@ -6424,13 +6374,7 @@
         <w:rPr>
           <w:szCs w:val="28"/>
         </w:rPr>
-        <w:t>-</w:t>
-      </w:r>
-      <w:r>
-        <w:rPr>
-          <w:szCs w:val="28"/>
-        </w:rPr>
-        <w:t>игры и прост в освоении.</w:t>
+        <w:t>-игры и прост в освоении.</w:t>
       </w:r>
       <w:proofErr w:type="gramEnd"/>
       <w:r>
@@ -6508,7 +6452,14 @@
         <w:rPr>
           <w:szCs w:val="28"/>
         </w:rPr>
-        <w:t xml:space="preserve">Для создания изображений и спрайтов понадобится графический редактор. Для уменьшения затрат на проект были рассмотрены в первую очередь бесплатные </w:t>
+        <w:t xml:space="preserve">Для создания изображений и спрайтов понадобится графический редактор. Для уменьшения затрат на проект были рассмотрены в первую </w:t>
+      </w:r>
+      <w:r>
+        <w:rPr>
+          <w:szCs w:val="28"/>
+        </w:rPr>
+        <w:lastRenderedPageBreak/>
+        <w:t xml:space="preserve">очередь бесплатные </w:t>
       </w:r>
       <w:proofErr w:type="gramStart"/>
       <w:r>
@@ -6553,13 +6504,7 @@
         <w:rPr>
           <w:szCs w:val="28"/>
         </w:rPr>
-        <w:t xml:space="preserve"> –</w:t>
-      </w:r>
-      <w:r>
-        <w:rPr>
-          <w:szCs w:val="28"/>
-        </w:rPr>
-        <w:t xml:space="preserve"> это растровый графический редактор с открытым исходным кодом.</w:t>
+        <w:t xml:space="preserve"> – это растровый графический редактор с открытым исходным кодом.</w:t>
       </w:r>
       <w:proofErr w:type="gramEnd"/>
       <w:r>
@@ -6588,6 +6533,9 @@
       <w:pPr>
         <w:spacing w:after="0" w:line="360" w:lineRule="auto"/>
         <w:ind w:left="0" w:right="0" w:firstLine="709"/>
+        <w:rPr>
+          <w:szCs w:val="28"/>
+        </w:rPr>
       </w:pPr>
       <w:r>
         <w:rPr>
@@ -6617,15 +6565,17 @@
       </w:r>
       <w:proofErr w:type="spellStart"/>
       <w:r>
+        <w:rPr>
+          <w:szCs w:val="28"/>
+        </w:rPr>
         <w:t>Audacity</w:t>
       </w:r>
       <w:proofErr w:type="spellEnd"/>
       <w:r>
-        <w:t xml:space="preserve"> – это программа для редактирования музыки, </w:t>
-      </w:r>
-      <w:r>
-        <w:lastRenderedPageBreak/>
-        <w:t>которая подходит для звукозаписи, монтажа и сведения аудио. Она бесплатная, имеет большое количество функция, удобный интерфейс и подходит для многих задач.</w:t>
+        <w:rPr>
+          <w:szCs w:val="28"/>
+        </w:rPr>
+        <w:t xml:space="preserve"> – это программа для редактирования музыки, которая подходит для звукозаписи, монтажа и сведения аудио. Она бесплатная, имеет большое количество функция, удобный интерфейс и подходит для многих задач.</w:t>
       </w:r>
     </w:p>
     <w:p>
@@ -6665,176 +6615,252 @@
     </w:p>
     <w:p>
       <w:pPr>
+        <w:spacing w:after="0" w:line="360" w:lineRule="auto"/>
+        <w:ind w:left="0" w:right="0" w:firstLine="709"/>
+        <w:rPr>
+          <w:szCs w:val="28"/>
+        </w:rPr>
+      </w:pPr>
+      <w:r>
+        <w:rPr>
+          <w:szCs w:val="28"/>
+        </w:rPr>
+        <w:t>На основе анализа технических характеристик игры «</w:t>
+      </w:r>
+      <w:proofErr w:type="spellStart"/>
+      <w:r>
+        <w:rPr>
+          <w:szCs w:val="28"/>
+        </w:rPr>
+        <w:t>Heather</w:t>
+      </w:r>
+      <w:proofErr w:type="spellEnd"/>
+      <w:r>
+        <w:rPr>
+          <w:szCs w:val="28"/>
+        </w:rPr>
+        <w:t xml:space="preserve"> </w:t>
+      </w:r>
+      <w:proofErr w:type="spellStart"/>
+      <w:r>
+        <w:rPr>
+          <w:szCs w:val="28"/>
+        </w:rPr>
+        <w:t>Fi</w:t>
+      </w:r>
+      <w:r>
+        <w:rPr>
+          <w:szCs w:val="28"/>
+        </w:rPr>
+        <w:t>elds</w:t>
+      </w:r>
+      <w:proofErr w:type="spellEnd"/>
+      <w:r>
+        <w:rPr>
+          <w:szCs w:val="28"/>
+        </w:rPr>
+        <w:t>» и доступных ресурсов был выбран ряд технологий, которые будут использоваться при разработке.</w:t>
+      </w:r>
+      <w:r>
+        <w:rPr>
+          <w:szCs w:val="28"/>
+        </w:rPr>
+        <w:t xml:space="preserve"> Технические требования игры невысоки, что позволит запускать ее на большинстве современных ПК, которые и являются основной целевой платформой. </w:t>
+      </w:r>
+      <w:r>
+        <w:rPr>
+          <w:rStyle w:val="a5"/>
+          <w:b w:val="0"/>
+          <w:szCs w:val="28"/>
+        </w:rPr>
+        <w:t>Необходимые компетенции</w:t>
+      </w:r>
+      <w:r>
+        <w:rPr>
+          <w:szCs w:val="28"/>
+        </w:rPr>
+        <w:t xml:space="preserve"> команды включают владение </w:t>
+      </w:r>
+      <w:proofErr w:type="spellStart"/>
+      <w:r>
+        <w:rPr>
+          <w:szCs w:val="28"/>
+        </w:rPr>
+        <w:t>GDScript</w:t>
+      </w:r>
+      <w:proofErr w:type="spellEnd"/>
+      <w:r>
+        <w:rPr>
+          <w:szCs w:val="28"/>
+        </w:rPr>
+        <w:t xml:space="preserve">, </w:t>
+      </w:r>
+      <w:proofErr w:type="spellStart"/>
+      <w:r>
+        <w:rPr>
+          <w:szCs w:val="28"/>
+        </w:rPr>
+        <w:t>Godot</w:t>
+      </w:r>
+      <w:proofErr w:type="spellEnd"/>
+      <w:r>
+        <w:rPr>
+          <w:szCs w:val="28"/>
+        </w:rPr>
+        <w:t xml:space="preserve"> </w:t>
+      </w:r>
+      <w:proofErr w:type="spellStart"/>
+      <w:r>
+        <w:rPr>
+          <w:szCs w:val="28"/>
+        </w:rPr>
+        <w:t>Engine</w:t>
+      </w:r>
+      <w:proofErr w:type="spellEnd"/>
+      <w:r>
+        <w:rPr>
+          <w:szCs w:val="28"/>
+        </w:rPr>
+        <w:t xml:space="preserve">, 2D-графикой и </w:t>
+      </w:r>
+      <w:proofErr w:type="spellStart"/>
+      <w:r>
+        <w:rPr>
+          <w:szCs w:val="28"/>
+        </w:rPr>
+        <w:t>сценаристикой</w:t>
+      </w:r>
+      <w:proofErr w:type="spellEnd"/>
+      <w:r>
+        <w:rPr>
+          <w:szCs w:val="28"/>
+        </w:rPr>
+        <w:t xml:space="preserve">. Недостающие компетенции могут быть восполнены через </w:t>
+      </w:r>
+      <w:proofErr w:type="spellStart"/>
+      <w:r>
+        <w:rPr>
+          <w:szCs w:val="28"/>
+        </w:rPr>
+        <w:t>фриланс</w:t>
+      </w:r>
+      <w:proofErr w:type="spellEnd"/>
+      <w:r>
+        <w:rPr>
+          <w:szCs w:val="28"/>
+        </w:rPr>
+        <w:t xml:space="preserve">, использование </w:t>
+      </w:r>
+      <w:proofErr w:type="gramStart"/>
+      <w:r>
+        <w:rPr>
+          <w:szCs w:val="28"/>
+        </w:rPr>
+        <w:t>готовых</w:t>
+      </w:r>
+      <w:proofErr w:type="gramEnd"/>
+      <w:r>
+        <w:rPr>
+          <w:szCs w:val="28"/>
+        </w:rPr>
+        <w:t xml:space="preserve"> </w:t>
+      </w:r>
+      <w:proofErr w:type="spellStart"/>
+      <w:r>
+        <w:rPr>
+          <w:szCs w:val="28"/>
+        </w:rPr>
+        <w:t>ассетов</w:t>
+      </w:r>
+      <w:proofErr w:type="spellEnd"/>
+      <w:r>
+        <w:rPr>
+          <w:szCs w:val="28"/>
+        </w:rPr>
+        <w:t xml:space="preserve"> и обучение по бесплатным </w:t>
+      </w:r>
+      <w:proofErr w:type="spellStart"/>
+      <w:r>
+        <w:rPr>
+          <w:szCs w:val="28"/>
+        </w:rPr>
+        <w:t>туториалам</w:t>
+      </w:r>
+      <w:proofErr w:type="spellEnd"/>
+      <w:r>
+        <w:rPr>
+          <w:szCs w:val="28"/>
+        </w:rPr>
+        <w:t xml:space="preserve">. </w:t>
+      </w:r>
+      <w:r>
+        <w:rPr>
+          <w:szCs w:val="28"/>
+        </w:rPr>
+        <w:t xml:space="preserve">В качестве основного игрового движка выбран </w:t>
+      </w:r>
+      <w:proofErr w:type="spellStart"/>
+      <w:r>
+        <w:rPr>
+          <w:szCs w:val="28"/>
+          <w:lang w:val="en-US"/>
+        </w:rPr>
+        <w:t>Godot</w:t>
+      </w:r>
+      <w:proofErr w:type="spellEnd"/>
+      <w:r>
+        <w:rPr>
+          <w:szCs w:val="28"/>
+        </w:rPr>
+        <w:t>, который идеален для разработки 2</w:t>
+      </w:r>
+      <w:r>
+        <w:rPr>
+          <w:szCs w:val="28"/>
+          <w:lang w:val="en-US"/>
+        </w:rPr>
+        <w:t>D</w:t>
+      </w:r>
+      <w:r>
+        <w:rPr>
+          <w:szCs w:val="28"/>
+        </w:rPr>
+        <w:t xml:space="preserve">-игры. Также будет использоваться </w:t>
+      </w:r>
+      <w:proofErr w:type="spellStart"/>
+      <w:r>
+        <w:rPr>
+          <w:szCs w:val="28"/>
+          <w:lang w:val="en-US"/>
+        </w:rPr>
+        <w:t>Krita</w:t>
+      </w:r>
+      <w:proofErr w:type="spellEnd"/>
+      <w:r>
+        <w:rPr>
+          <w:szCs w:val="28"/>
+        </w:rPr>
+        <w:t xml:space="preserve"> для графики и </w:t>
+      </w:r>
+      <w:proofErr w:type="spellStart"/>
+      <w:r>
+        <w:rPr>
+          <w:szCs w:val="28"/>
+        </w:rPr>
+        <w:t>Audacity</w:t>
+      </w:r>
+      <w:proofErr w:type="spellEnd"/>
+      <w:r>
+        <w:rPr>
+          <w:szCs w:val="28"/>
+        </w:rPr>
+        <w:t xml:space="preserve"> для саунд-дизайна.</w:t>
+      </w:r>
+    </w:p>
+    <w:p>
+      <w:pPr>
         <w:spacing w:after="200" w:line="276" w:lineRule="auto"/>
         <w:ind w:left="0" w:right="0" w:firstLine="0"/>
-        <w:jc w:val="left"/>
-      </w:pPr>
-      <w:r>
-        <w:t>На основе анализа технических характеристик игры «</w:t>
-      </w:r>
-      <w:proofErr w:type="spellStart"/>
-      <w:r>
-        <w:t>Heather</w:t>
-      </w:r>
-      <w:proofErr w:type="spellEnd"/>
-      <w:r>
-        <w:t xml:space="preserve"> </w:t>
-      </w:r>
-      <w:proofErr w:type="spellStart"/>
-      <w:r>
-        <w:t>Fi</w:t>
-      </w:r>
-      <w:r>
-        <w:t>elds</w:t>
-      </w:r>
-      <w:proofErr w:type="spellEnd"/>
-      <w:r>
-        <w:t>» и доступных ресурсов был выбран ряд технологий, которые будут использоваться при разработке.</w:t>
-      </w:r>
-      <w:r>
-        <w:t xml:space="preserve"> Технические требования игры невысоки, что позволит запускать ее на большинстве современных ПК, которые и являются основной целевой платформой. </w:t>
-      </w:r>
-      <w:r>
-        <w:rPr>
-          <w:rStyle w:val="a5"/>
-          <w:b w:val="0"/>
-        </w:rPr>
-        <w:t>Необходимые компетенции</w:t>
-      </w:r>
-      <w:r>
-        <w:t xml:space="preserve"> команды включают владение </w:t>
-      </w:r>
-      <w:proofErr w:type="spellStart"/>
-      <w:r>
-        <w:t>GDScript</w:t>
-      </w:r>
-      <w:proofErr w:type="spellEnd"/>
-      <w:r>
-        <w:t xml:space="preserve">, </w:t>
-      </w:r>
-      <w:proofErr w:type="spellStart"/>
-      <w:r>
-        <w:t>Godot</w:t>
-      </w:r>
-      <w:proofErr w:type="spellEnd"/>
-      <w:r>
-        <w:t xml:space="preserve"> </w:t>
-      </w:r>
-      <w:proofErr w:type="spellStart"/>
-      <w:r>
-        <w:t>Engine</w:t>
-      </w:r>
-      <w:proofErr w:type="spellEnd"/>
-      <w:r>
-        <w:t xml:space="preserve">, 2D-графикой и </w:t>
-      </w:r>
-      <w:proofErr w:type="spellStart"/>
-      <w:r>
-        <w:t>сценаристикой</w:t>
-      </w:r>
-      <w:proofErr w:type="spellEnd"/>
-      <w:r>
-        <w:t xml:space="preserve">. Недостающие компетенции могут быть восполнены через </w:t>
-      </w:r>
-      <w:proofErr w:type="spellStart"/>
-      <w:r>
-        <w:t>фриланс</w:t>
-      </w:r>
-      <w:proofErr w:type="spellEnd"/>
-      <w:r>
-        <w:t xml:space="preserve">, использование </w:t>
-      </w:r>
-      <w:proofErr w:type="gramStart"/>
-      <w:r>
-        <w:t>готовых</w:t>
-      </w:r>
-      <w:proofErr w:type="gramEnd"/>
-      <w:r>
-        <w:t xml:space="preserve"> </w:t>
-      </w:r>
-      <w:proofErr w:type="spellStart"/>
-      <w:r>
-        <w:t>ассетов</w:t>
-      </w:r>
-      <w:proofErr w:type="spellEnd"/>
-      <w:r>
-        <w:t xml:space="preserve"> и </w:t>
-      </w:r>
-      <w:r>
-        <w:t xml:space="preserve">обучение по бесплатным </w:t>
-      </w:r>
-      <w:proofErr w:type="spellStart"/>
-      <w:r>
-        <w:t>туториалам</w:t>
-      </w:r>
-      <w:proofErr w:type="spellEnd"/>
-      <w:r>
-        <w:t xml:space="preserve">. </w:t>
-      </w:r>
-      <w:r>
-        <w:t xml:space="preserve">В качестве основного игрового движка выбран </w:t>
-      </w:r>
-      <w:proofErr w:type="spellStart"/>
-      <w:r>
-        <w:rPr>
-          <w:lang w:val="en-US"/>
-        </w:rPr>
-        <w:t>Godot</w:t>
-      </w:r>
-      <w:proofErr w:type="spellEnd"/>
-      <w:r>
-        <w:t>, который идеален для разработки 2</w:t>
-      </w:r>
-      <w:r>
-        <w:rPr>
-          <w:lang w:val="en-US"/>
-        </w:rPr>
-        <w:t>D</w:t>
-      </w:r>
-      <w:r>
-        <w:t xml:space="preserve">-игры. Также будет использоваться </w:t>
-      </w:r>
-      <w:proofErr w:type="spellStart"/>
-      <w:r>
-        <w:rPr>
-          <w:szCs w:val="28"/>
-          <w:lang w:val="en-US"/>
-        </w:rPr>
-        <w:t>Krita</w:t>
-      </w:r>
-      <w:proofErr w:type="spellEnd"/>
-      <w:r>
-        <w:rPr>
-          <w:szCs w:val="28"/>
-        </w:rPr>
-        <w:t xml:space="preserve"> для графики и </w:t>
-      </w:r>
-      <w:proofErr w:type="spellStart"/>
-      <w:r>
-        <w:t>Audacity</w:t>
-      </w:r>
-      <w:proofErr w:type="spellEnd"/>
-      <w:r>
-        <w:t xml:space="preserve"> для саунд-дизайна.</w:t>
-      </w:r>
-      <w:bookmarkStart w:id="0" w:name="_GoBack"/>
-      <w:bookmarkEnd w:id="0"/>
-    </w:p>
-    <w:p>
-      <w:pPr>
-        <w:spacing w:after="200" w:line="276" w:lineRule="auto"/>
-        <w:ind w:left="0" w:right="0" w:firstLine="0"/>
-        <w:jc w:val="left"/>
-        <w:rPr>
-          <w:szCs w:val="28"/>
-        </w:rPr>
-      </w:pPr>
-    </w:p>
-    <w:p>
-      <w:pPr>
-        <w:spacing w:after="200" w:line="276" w:lineRule="auto"/>
-        <w:ind w:left="0" w:right="0" w:firstLine="0"/>
-        <w:jc w:val="left"/>
         <w:rPr>
           <w:szCs w:val="28"/>
         </w:rPr>
@@ -6879,7 +6905,14 @@
           <w:sz w:val="28"/>
           <w:szCs w:val="28"/>
         </w:rPr>
-        <w:t>3.1 Мир игры</w:t>
+        <w:t>3.1</w:t>
+      </w:r>
+      <w:r>
+        <w:rPr>
+          <w:sz w:val="28"/>
+          <w:szCs w:val="28"/>
+        </w:rPr>
+        <w:t xml:space="preserve"> Главный герой</w:t>
       </w:r>
     </w:p>
     <w:p>
@@ -6890,24 +6923,11 @@
           <w:szCs w:val="28"/>
         </w:rPr>
       </w:pPr>
-    </w:p>
-    <w:p>
-      <w:pPr>
-        <w:pStyle w:val="2"/>
-        <w:spacing w:before="0" w:beforeAutospacing="0" w:after="0" w:afterAutospacing="0" w:line="360" w:lineRule="auto"/>
-        <w:ind w:firstLine="709"/>
-        <w:jc w:val="both"/>
-        <w:rPr>
-          <w:sz w:val="28"/>
-          <w:szCs w:val="28"/>
-        </w:rPr>
-      </w:pPr>
-      <w:r>
-        <w:rPr>
-          <w:sz w:val="28"/>
-          <w:szCs w:val="28"/>
-        </w:rPr>
-        <w:t>3.2 Главный герой</w:t>
+      <w:r>
+        <w:rPr>
+          <w:szCs w:val="28"/>
+        </w:rPr>
+        <w:t>Агата - темноволосая, высокая девушка примерно 20-ти лет с голубыми глазами. Её повседневная одежда состоит из темного платья без рукавов, поверх которого надет чёрный кардиган. Акцентами в костюме являются красные детали: узоры на ткани, украшения, камни. По ночам или во время проведения ритуалов она надевает черную ведьмовскую остроконечную шляпу.</w:t>
       </w:r>
     </w:p>
     <w:p>
@@ -6918,24 +6938,53 @@
           <w:szCs w:val="28"/>
         </w:rPr>
       </w:pPr>
-    </w:p>
-    <w:p>
-      <w:pPr>
-        <w:pStyle w:val="2"/>
-        <w:spacing w:before="0" w:beforeAutospacing="0" w:after="0" w:afterAutospacing="0" w:line="360" w:lineRule="auto"/>
-        <w:ind w:firstLine="709"/>
-        <w:jc w:val="both"/>
-        <w:rPr>
-          <w:sz w:val="28"/>
-          <w:szCs w:val="28"/>
-        </w:rPr>
-      </w:pPr>
-      <w:r>
-        <w:rPr>
-          <w:sz w:val="28"/>
-          <w:szCs w:val="28"/>
-        </w:rPr>
-        <w:t>3.3 Сюжет</w:t>
+      <w:r>
+        <w:rPr>
+          <w:szCs w:val="28"/>
+        </w:rPr>
+        <w:t xml:space="preserve">Агата </w:t>
+      </w:r>
+      <w:r>
+        <w:rPr>
+          <w:szCs w:val="28"/>
+        </w:rPr>
+        <w:t xml:space="preserve">- </w:t>
+      </w:r>
+      <w:r>
+        <w:rPr>
+          <w:szCs w:val="28"/>
+        </w:rPr>
+        <w:t>добрая девушка</w:t>
+      </w:r>
+      <w:r>
+        <w:rPr>
+          <w:szCs w:val="28"/>
+        </w:rPr>
+        <w:t xml:space="preserve">, </w:t>
+      </w:r>
+      <w:r>
+        <w:rPr>
+          <w:szCs w:val="28"/>
+        </w:rPr>
+        <w:t>переполненная</w:t>
+      </w:r>
+      <w:r>
+        <w:rPr>
+          <w:szCs w:val="28"/>
+        </w:rPr>
+        <w:t xml:space="preserve"> любовью к природе. </w:t>
+      </w:r>
+      <w:r>
+        <w:rPr>
+          <w:szCs w:val="28"/>
+        </w:rPr>
+        <w:t>Она всегда любила копаться в земле, ухаживать за растениями</w:t>
+      </w:r>
+      <w:r>
+        <w:rPr>
+          <w:szCs w:val="28"/>
+        </w:rPr>
+        <w:t>, помогать животным и людям вокруг. Однако её доброта не означает мягкотелости. Агата серьезна, когда речь идет о делах, и обладает саркастичным чувством юмора, которое особенно ярко проявляется в диалогах с неприятными ей персонажами. Она не терпит несправедливости и готова отстаивать свою позицию.</w:t>
       </w:r>
     </w:p>
     <w:p>
@@ -6946,46 +6995,97 @@
           <w:szCs w:val="28"/>
         </w:rPr>
       </w:pPr>
+      <w:r>
+        <w:rPr>
+          <w:szCs w:val="28"/>
+        </w:rPr>
+        <w:t xml:space="preserve">Основная мотивация Агаты – доказать свою состоятельность. </w:t>
+      </w:r>
+      <w:r>
+        <w:rPr>
+          <w:szCs w:val="28"/>
+        </w:rPr>
+        <w:t xml:space="preserve">После смерти бабушки </w:t>
+      </w:r>
+      <w:proofErr w:type="spellStart"/>
+      <w:r>
+        <w:rPr>
+          <w:szCs w:val="28"/>
+        </w:rPr>
+        <w:t>Сабрины</w:t>
+      </w:r>
+      <w:proofErr w:type="spellEnd"/>
+      <w:r>
+        <w:rPr>
+          <w:szCs w:val="28"/>
+        </w:rPr>
+        <w:t xml:space="preserve">, великой ведьмы, местный ковен открыто заявляет, что Агата никогда не сможет занять её место. Это наносит удар по её самолюбию, и она наполнена решимостью </w:t>
+      </w:r>
+      <w:proofErr w:type="gramStart"/>
+      <w:r>
+        <w:rPr>
+          <w:szCs w:val="28"/>
+        </w:rPr>
+        <w:t>доказать</w:t>
+      </w:r>
+      <w:proofErr w:type="gramEnd"/>
+      <w:r>
+        <w:rPr>
+          <w:szCs w:val="28"/>
+        </w:rPr>
+        <w:t xml:space="preserve"> обратное. Агата хочет не просто стать сильной ведьмой, а заслужить это звание делом. Она клянется себе </w:t>
+      </w:r>
+      <w:proofErr w:type="gramStart"/>
+      <w:r>
+        <w:rPr>
+          <w:szCs w:val="28"/>
+        </w:rPr>
+        <w:t>стать</w:t>
+      </w:r>
+      <w:proofErr w:type="gramEnd"/>
+      <w:r>
+        <w:rPr>
+          <w:szCs w:val="28"/>
+        </w:rPr>
+        <w:t xml:space="preserve"> достойной наследницей бабушки, помогая людям и защищая лес.</w:t>
+      </w:r>
+    </w:p>
+    <w:p>
+      <w:pPr>
+        <w:spacing w:after="0" w:line="360" w:lineRule="auto"/>
+        <w:ind w:left="709" w:right="0" w:firstLine="0"/>
+        <w:rPr>
+          <w:szCs w:val="28"/>
+        </w:rPr>
+      </w:pPr>
+      <w:r>
+        <w:rPr>
+          <w:b/>
+          <w:szCs w:val="28"/>
+        </w:rPr>
+        <w:t xml:space="preserve">3.2 </w:t>
+      </w:r>
+      <w:r>
+        <w:rPr>
+          <w:b/>
+          <w:szCs w:val="28"/>
+        </w:rPr>
+        <w:t>Способности и навыки главного героя</w:t>
+      </w:r>
     </w:p>
     <w:p>
       <w:pPr>
         <w:spacing w:after="0" w:line="360" w:lineRule="auto"/>
         <w:ind w:left="0" w:right="0" w:firstLine="709"/>
         <w:rPr>
-          <w:b/>
-          <w:bCs/>
-          <w:color w:val="auto"/>
-          <w:szCs w:val="28"/>
-        </w:rPr>
-      </w:pPr>
-      <w:r>
-        <w:rPr>
-          <w:b/>
-          <w:bCs/>
-          <w:color w:val="auto"/>
-          <w:szCs w:val="28"/>
-        </w:rPr>
-        <w:t xml:space="preserve">3.4 </w:t>
-      </w:r>
-      <w:proofErr w:type="spellStart"/>
-      <w:r>
-        <w:rPr>
-          <w:b/>
-          <w:bCs/>
-          <w:color w:val="auto"/>
-          <w:szCs w:val="28"/>
-        </w:rPr>
-        <w:t>Визаульный</w:t>
-      </w:r>
-      <w:proofErr w:type="spellEnd"/>
-      <w:r>
-        <w:rPr>
-          <w:b/>
-          <w:bCs/>
-          <w:color w:val="auto"/>
-          <w:szCs w:val="28"/>
-        </w:rPr>
-        <w:t xml:space="preserve"> стиль</w:t>
+          <w:szCs w:val="28"/>
+        </w:rPr>
+      </w:pPr>
+      <w:r>
+        <w:rPr>
+          <w:szCs w:val="28"/>
+        </w:rPr>
+        <w:t>В игре у героини есть четыре основных навыка, каждый из которых открывает новые возможности и влияет на игровой процесс.</w:t>
       </w:r>
     </w:p>
     <w:p>
@@ -6996,26 +7096,57 @@
           <w:szCs w:val="28"/>
         </w:rPr>
       </w:pPr>
+      <w:r>
+        <w:rPr>
+          <w:szCs w:val="28"/>
+        </w:rPr>
+        <w:t>Садоводство - в</w:t>
+      </w:r>
+      <w:r>
+        <w:rPr>
+          <w:szCs w:val="28"/>
+        </w:rPr>
+        <w:t xml:space="preserve">ыращивание растений в саду и в оранжерее. Позволяет покупать семена, сажать их, поливать, собирать выросшие растения. </w:t>
+      </w:r>
+      <w:r>
+        <w:rPr>
+          <w:szCs w:val="28"/>
+        </w:rPr>
+        <w:t>Основной способ получения ингредиентов (ресурсов). Чем выше уровень навыка, тем более редкие и ценные культуры доступны для посадки.</w:t>
+      </w:r>
     </w:p>
     <w:p>
       <w:pPr>
         <w:spacing w:after="0" w:line="360" w:lineRule="auto"/>
         <w:ind w:left="0" w:right="0" w:firstLine="709"/>
         <w:rPr>
-          <w:b/>
-          <w:bCs/>
-          <w:color w:val="auto"/>
-          <w:szCs w:val="28"/>
-        </w:rPr>
-      </w:pPr>
-      <w:r>
-        <w:rPr>
-          <w:b/>
-          <w:bCs/>
-          <w:color w:val="auto"/>
-          <w:szCs w:val="28"/>
-        </w:rPr>
-        <w:t>3.5 Выводы</w:t>
+          <w:szCs w:val="28"/>
+        </w:rPr>
+      </w:pPr>
+      <w:r>
+        <w:rPr>
+          <w:szCs w:val="28"/>
+        </w:rPr>
+        <w:t>Животноводство -</w:t>
+      </w:r>
+      <w:r>
+        <w:rPr>
+          <w:szCs w:val="28"/>
+        </w:rPr>
+        <w:t xml:space="preserve"> уход за животными. Позволяет кормить и чистить животных, доить корову, собирать куриные яйца. </w:t>
+      </w:r>
+      <w:r>
+        <w:rPr>
+          <w:szCs w:val="28"/>
+        </w:rPr>
+        <w:t xml:space="preserve">Пассивный источник </w:t>
+      </w:r>
+      <w:r>
+        <w:rPr>
+          <w:szCs w:val="28"/>
+        </w:rPr>
+        <w:lastRenderedPageBreak/>
+        <w:t>ингредиентов (молоко, яйца). Снижает зависимость от рынка и позволяет создавать уникальные рецепты.</w:t>
       </w:r>
     </w:p>
     <w:p>
@@ -7026,6 +7157,32 @@
           <w:szCs w:val="28"/>
         </w:rPr>
       </w:pPr>
+      <w:proofErr w:type="spellStart"/>
+      <w:r>
+        <w:rPr>
+          <w:szCs w:val="28"/>
+        </w:rPr>
+        <w:t>Траволечение</w:t>
+      </w:r>
+      <w:proofErr w:type="spellEnd"/>
+      <w:r>
+        <w:rPr>
+          <w:szCs w:val="28"/>
+        </w:rPr>
+        <w:t xml:space="preserve"> -</w:t>
+      </w:r>
+      <w:r>
+        <w:rPr>
+          <w:szCs w:val="28"/>
+        </w:rPr>
+        <w:t xml:space="preserve"> засушивание, обработка растений, приготовление настоев, мазей, отваров. </w:t>
+      </w:r>
+      <w:r>
+        <w:rPr>
+          <w:szCs w:val="28"/>
+        </w:rPr>
+        <w:t>Создание готовых изделий на продажу и для выполнения заказов. Основной способ заработка.</w:t>
+      </w:r>
     </w:p>
     <w:p>
       <w:pPr>
@@ -7039,7 +7196,37 @@
         <w:rPr>
           <w:szCs w:val="28"/>
         </w:rPr>
-        <w:t>Главный герой</w:t>
+        <w:t>Ведьмовство -</w:t>
+      </w:r>
+      <w:r>
+        <w:rPr>
+          <w:szCs w:val="28"/>
+        </w:rPr>
+        <w:t xml:space="preserve"> создание зелий, оберегов, предсказание судьбы и </w:t>
+      </w:r>
+      <w:r>
+        <w:rPr>
+          <w:szCs w:val="28"/>
+        </w:rPr>
+        <w:t>проведение ритуалов</w:t>
+      </w:r>
+      <w:r>
+        <w:rPr>
+          <w:szCs w:val="28"/>
+        </w:rPr>
+        <w:t xml:space="preserve">. </w:t>
+      </w:r>
+      <w:r>
+        <w:rPr>
+          <w:szCs w:val="28"/>
+        </w:rPr>
+        <w:t>Позволяет создавать магические предметы на продажу, проводить ритуалы для сдерживания Гнили. Открывает сюжетные возможности.</w:t>
+      </w:r>
+      <w:r>
+        <w:rPr>
+          <w:szCs w:val="28"/>
+        </w:rPr>
+        <w:t xml:space="preserve"> </w:t>
       </w:r>
     </w:p>
     <w:p>
@@ -7054,19 +7241,25 @@
         <w:rPr>
           <w:szCs w:val="28"/>
         </w:rPr>
-        <w:t xml:space="preserve">Агата, темноволосая, высокая девушка с голубыми глазами. Примерно 20 лет. Темное платье без рукавов, черный кардиган, красные детали, камни. </w:t>
-      </w:r>
-      <w:r>
-        <w:rPr>
-          <w:szCs w:val="28"/>
-        </w:rPr>
-        <w:t xml:space="preserve">По ночам надевает </w:t>
-      </w:r>
-      <w:r>
-        <w:rPr>
-          <w:szCs w:val="28"/>
-        </w:rPr>
-        <w:t>черную ведьмовскую шляпу. Добрая, но серьезная и саркастичная. Любит и защищает природу.</w:t>
+        <w:t xml:space="preserve">Каждый навык прокачивается через использование. Например, чем чаще игрок сажает растения, тем быстрее растёт уровень Садоводства. С повышением уровня открываются новые возможности: </w:t>
+      </w:r>
+      <w:r>
+        <w:rPr>
+          <w:szCs w:val="28"/>
+        </w:rPr>
+        <w:t xml:space="preserve">редкие </w:t>
+      </w:r>
+      <w:r>
+        <w:rPr>
+          <w:szCs w:val="28"/>
+        </w:rPr>
+        <w:t>семена, рецепты, заклинания и так далее. Чтобы пройти дальше по сюжету, игроку также требуется достигать определенног</w:t>
+      </w:r>
+      <w:r>
+        <w:rPr>
+          <w:szCs w:val="28"/>
+        </w:rPr>
+        <w:t>о уровня в определенных навыках, что будет мотивировать его.</w:t>
       </w:r>
     </w:p>
     <w:p>
@@ -7074,14 +7267,1331 @@
         <w:spacing w:after="0" w:line="360" w:lineRule="auto"/>
         <w:ind w:left="0" w:right="0" w:firstLine="709"/>
         <w:rPr>
-          <w:szCs w:val="28"/>
-        </w:rPr>
-      </w:pPr>
-      <w:r>
-        <w:rPr>
-          <w:szCs w:val="28"/>
-        </w:rPr>
-        <w:t>Навыки:</w:t>
+          <w:b/>
+          <w:szCs w:val="28"/>
+        </w:rPr>
+      </w:pPr>
+      <w:r>
+        <w:rPr>
+          <w:b/>
+          <w:szCs w:val="28"/>
+        </w:rPr>
+        <w:t>3.3 Основн</w:t>
+      </w:r>
+      <w:r>
+        <w:rPr>
+          <w:b/>
+          <w:szCs w:val="28"/>
+        </w:rPr>
+        <w:t>ые этапы развития игрока</w:t>
+      </w:r>
+    </w:p>
+    <w:p>
+      <w:pPr>
+        <w:spacing w:after="0" w:line="360" w:lineRule="auto"/>
+        <w:ind w:left="0" w:right="0" w:firstLine="709"/>
+        <w:rPr>
+          <w:szCs w:val="28"/>
+        </w:rPr>
+      </w:pPr>
+      <w:r>
+        <w:rPr>
+          <w:szCs w:val="28"/>
+        </w:rPr>
+        <w:t>Этап 1: «Предисловие»</w:t>
+      </w:r>
+      <w:r>
+        <w:rPr>
+          <w:szCs w:val="28"/>
+        </w:rPr>
+        <w:t>.</w:t>
+      </w:r>
+    </w:p>
+    <w:p>
+      <w:pPr>
+        <w:spacing w:after="0" w:line="360" w:lineRule="auto"/>
+        <w:ind w:left="0" w:right="0" w:firstLine="709"/>
+        <w:rPr>
+          <w:szCs w:val="28"/>
+        </w:rPr>
+      </w:pPr>
+      <w:r>
+        <w:rPr>
+          <w:szCs w:val="28"/>
+        </w:rPr>
+        <w:t xml:space="preserve">Это этап, в котором игрок проходит обучение. </w:t>
+      </w:r>
+      <w:r>
+        <w:rPr>
+          <w:szCs w:val="28"/>
+        </w:rPr>
+        <w:t>Изначально</w:t>
+      </w:r>
+      <w:r>
+        <w:rPr>
+          <w:szCs w:val="28"/>
+        </w:rPr>
+        <w:t xml:space="preserve"> </w:t>
+      </w:r>
+      <w:r>
+        <w:rPr>
+          <w:szCs w:val="28"/>
+        </w:rPr>
+        <w:t xml:space="preserve">доступны </w:t>
+      </w:r>
+      <w:r>
+        <w:rPr>
+          <w:szCs w:val="28"/>
+        </w:rPr>
+        <w:t xml:space="preserve">только </w:t>
+      </w:r>
+      <w:r>
+        <w:rPr>
+          <w:szCs w:val="28"/>
+        </w:rPr>
+        <w:t xml:space="preserve">две комнаты (гостиная и спальня) и </w:t>
+      </w:r>
+      <w:r>
+        <w:rPr>
+          <w:szCs w:val="28"/>
+        </w:rPr>
+        <w:t xml:space="preserve">сад с </w:t>
+      </w:r>
+      <w:r>
+        <w:rPr>
+          <w:szCs w:val="28"/>
+        </w:rPr>
+        <w:t>одн</w:t>
+      </w:r>
+      <w:r>
+        <w:rPr>
+          <w:szCs w:val="28"/>
+        </w:rPr>
+        <w:t>ой</w:t>
+      </w:r>
+      <w:r>
+        <w:rPr>
+          <w:szCs w:val="28"/>
+        </w:rPr>
+        <w:t xml:space="preserve"> грядк</w:t>
+      </w:r>
+      <w:r>
+        <w:rPr>
+          <w:szCs w:val="28"/>
+        </w:rPr>
+        <w:t>ой</w:t>
+      </w:r>
+      <w:r>
+        <w:rPr>
+          <w:szCs w:val="28"/>
+        </w:rPr>
+        <w:t>, а также минимальный набор инструментов (лейка и серп)</w:t>
+      </w:r>
+      <w:r>
+        <w:rPr>
+          <w:szCs w:val="28"/>
+        </w:rPr>
+        <w:t>, небольшая сумма денег и набор семян на первое время</w:t>
+      </w:r>
+      <w:r>
+        <w:rPr>
+          <w:szCs w:val="28"/>
+        </w:rPr>
+        <w:t>. На этом этапе игрок только знакомится с домом, убирает пыль и расчищает первую грядку, а затем учится ухаживать за задом.</w:t>
+      </w:r>
+      <w:r>
+        <w:rPr>
+          <w:szCs w:val="28"/>
+        </w:rPr>
+        <w:t xml:space="preserve"> </w:t>
+      </w:r>
+      <w:r>
+        <w:rPr>
+          <w:szCs w:val="28"/>
+        </w:rPr>
+        <w:t xml:space="preserve">Каждый день к игроку </w:t>
+      </w:r>
+      <w:r>
+        <w:rPr>
+          <w:szCs w:val="28"/>
+        </w:rPr>
+        <w:t>начинают</w:t>
+      </w:r>
+      <w:r>
+        <w:rPr>
+          <w:szCs w:val="28"/>
+        </w:rPr>
+        <w:t xml:space="preserve"> приходить жители ближайшей деревни и просить травы.</w:t>
+      </w:r>
+      <w:r>
+        <w:rPr>
+          <w:szCs w:val="28"/>
+        </w:rPr>
+        <w:t xml:space="preserve"> </w:t>
+      </w:r>
+      <w:r>
+        <w:rPr>
+          <w:szCs w:val="28"/>
+        </w:rPr>
+        <w:t>За это игрок будет получать деньги.</w:t>
+      </w:r>
+    </w:p>
+    <w:p>
+      <w:pPr>
+        <w:spacing w:after="0" w:line="360" w:lineRule="auto"/>
+        <w:ind w:left="0" w:right="0" w:firstLine="709"/>
+        <w:rPr>
+          <w:szCs w:val="28"/>
+        </w:rPr>
+      </w:pPr>
+      <w:r>
+        <w:rPr>
+          <w:szCs w:val="28"/>
+        </w:rPr>
+        <w:t xml:space="preserve">Этап 2: </w:t>
+      </w:r>
+      <w:r>
+        <w:rPr>
+          <w:szCs w:val="28"/>
+        </w:rPr>
+        <w:t>«</w:t>
+      </w:r>
+      <w:proofErr w:type="spellStart"/>
+      <w:r>
+        <w:rPr>
+          <w:szCs w:val="28"/>
+        </w:rPr>
+        <w:t>Траволечение</w:t>
+      </w:r>
+      <w:proofErr w:type="spellEnd"/>
+      <w:r>
+        <w:rPr>
+          <w:szCs w:val="28"/>
+        </w:rPr>
+        <w:t>».</w:t>
+      </w:r>
+    </w:p>
+    <w:p>
+      <w:pPr>
+        <w:spacing w:after="0" w:line="360" w:lineRule="auto"/>
+        <w:ind w:left="0" w:right="0" w:firstLine="709"/>
+        <w:rPr>
+          <w:szCs w:val="28"/>
+        </w:rPr>
+      </w:pPr>
+      <w:r>
+        <w:rPr>
+          <w:szCs w:val="28"/>
+        </w:rPr>
+        <w:t>Жители деревни начинают просить не только о травах, но и о зельях. На этом этапе открывается кухня. Игрок проходит обучение и переходит к готовке зелий для продажи.</w:t>
+      </w:r>
+    </w:p>
+    <w:p>
+      <w:pPr>
+        <w:spacing w:after="0" w:line="360" w:lineRule="auto"/>
+        <w:ind w:left="0" w:right="0" w:firstLine="709"/>
+        <w:rPr>
+          <w:szCs w:val="28"/>
+        </w:rPr>
+      </w:pPr>
+      <w:r>
+        <w:rPr>
+          <w:szCs w:val="28"/>
+        </w:rPr>
+        <w:t>Также на этом этапе игры открывается возможность ходить в деревню на рынок</w:t>
+      </w:r>
+      <w:r>
+        <w:rPr>
+          <w:szCs w:val="28"/>
+        </w:rPr>
+        <w:t>, становятся доступными еще три грядки.</w:t>
+      </w:r>
+    </w:p>
+    <w:p>
+      <w:pPr>
+        <w:spacing w:after="0" w:line="360" w:lineRule="auto"/>
+        <w:ind w:left="0" w:right="0" w:firstLine="709"/>
+        <w:rPr>
+          <w:szCs w:val="28"/>
+        </w:rPr>
+      </w:pPr>
+      <w:r>
+        <w:rPr>
+          <w:szCs w:val="28"/>
+        </w:rPr>
+        <w:lastRenderedPageBreak/>
+        <w:t>Этап 3: «Лес»</w:t>
+      </w:r>
+      <w:r>
+        <w:rPr>
+          <w:szCs w:val="28"/>
+        </w:rPr>
+        <w:t>.</w:t>
+      </w:r>
+    </w:p>
+    <w:p>
+      <w:pPr>
+        <w:spacing w:after="0" w:line="360" w:lineRule="auto"/>
+        <w:ind w:left="0" w:right="0" w:firstLine="709"/>
+        <w:rPr>
+          <w:szCs w:val="28"/>
+        </w:rPr>
+      </w:pPr>
+      <w:r>
+        <w:rPr>
+          <w:szCs w:val="28"/>
+        </w:rPr>
+        <w:t>Игрок, освоившись, начинает изучать окрестности и получает доступ к лесу. Здесь он сможет собирать ингредиенты, которые нельзя вырастить (грибы, ягоды, корешки). Зайдя далеко, игрок обнаружит болото и Гниль – угрозу, расползающуюся по лесу. Игрок проходит обучение и открывает навык ведьмовства, чтобы проводить ритуалы для сдерживания Гнили.</w:t>
+      </w:r>
+    </w:p>
+    <w:p>
+      <w:pPr>
+        <w:spacing w:after="0" w:line="360" w:lineRule="auto"/>
+        <w:ind w:left="0" w:right="0" w:firstLine="709"/>
+        <w:rPr>
+          <w:szCs w:val="28"/>
+        </w:rPr>
+      </w:pPr>
+      <w:r>
+        <w:rPr>
+          <w:szCs w:val="28"/>
+        </w:rPr>
+        <w:t xml:space="preserve">По мере прокачки навыков, </w:t>
+      </w:r>
+      <w:r>
+        <w:rPr>
+          <w:szCs w:val="28"/>
+        </w:rPr>
+        <w:t>игрок открывает чердак и возможность создавать различные магические предметы на продажу</w:t>
+      </w:r>
+      <w:r>
+        <w:rPr>
+          <w:szCs w:val="28"/>
+        </w:rPr>
+        <w:t>, две последние грядки, оранжерею, получает возможность купить корову и двух кур.</w:t>
+      </w:r>
+    </w:p>
+    <w:p>
+      <w:pPr>
+        <w:spacing w:after="0" w:line="360" w:lineRule="auto"/>
+        <w:ind w:left="0" w:right="0" w:firstLine="709"/>
+        <w:rPr>
+          <w:szCs w:val="28"/>
+        </w:rPr>
+      </w:pPr>
+      <w:r>
+        <w:rPr>
+          <w:szCs w:val="28"/>
+        </w:rPr>
+        <w:t>Этап 4: «Ковен».</w:t>
+      </w:r>
+    </w:p>
+    <w:p>
+      <w:pPr>
+        <w:spacing w:after="0" w:line="360" w:lineRule="auto"/>
+        <w:ind w:left="0" w:right="0" w:firstLine="709"/>
+        <w:rPr>
+          <w:szCs w:val="28"/>
+        </w:rPr>
+      </w:pPr>
+      <w:r>
+        <w:rPr>
+          <w:szCs w:val="28"/>
+        </w:rPr>
+        <w:t>Когда игрок достигнет значительных успехов, к</w:t>
+      </w:r>
+      <w:r>
+        <w:rPr>
+          <w:szCs w:val="28"/>
+        </w:rPr>
+        <w:t>овен начнет давать ему задания, а Гниль становится активнее.</w:t>
+      </w:r>
+    </w:p>
+    <w:p>
+      <w:pPr>
+        <w:spacing w:after="0" w:line="360" w:lineRule="auto"/>
+        <w:ind w:left="0" w:right="0" w:firstLine="709"/>
+        <w:rPr>
+          <w:szCs w:val="28"/>
+        </w:rPr>
+      </w:pPr>
+      <w:r>
+        <w:rPr>
+          <w:szCs w:val="28"/>
+        </w:rPr>
+        <w:t>Этап 5: «Финал».</w:t>
+      </w:r>
+    </w:p>
+    <w:p>
+      <w:pPr>
+        <w:spacing w:after="0" w:line="360" w:lineRule="auto"/>
+        <w:ind w:left="0" w:right="0" w:firstLine="709"/>
+        <w:rPr>
+          <w:szCs w:val="28"/>
+        </w:rPr>
+      </w:pPr>
+      <w:r>
+        <w:rPr>
+          <w:szCs w:val="28"/>
+        </w:rPr>
+        <w:t>На этом этапе игроку приходится находить баланс, чтобы успевать и помогать жителям, и защищать лес, и выполнять задания ведьм.</w:t>
+      </w:r>
+    </w:p>
+    <w:p>
+      <w:pPr>
+        <w:spacing w:after="0" w:line="360" w:lineRule="auto"/>
+        <w:ind w:left="0" w:right="0" w:firstLine="709"/>
+        <w:rPr>
+          <w:szCs w:val="28"/>
+        </w:rPr>
+      </w:pPr>
+      <w:r>
+        <w:rPr>
+          <w:szCs w:val="28"/>
+        </w:rPr>
+        <w:t xml:space="preserve">На основе репутации игрока в деревне, количества выполненных заданий </w:t>
+      </w:r>
+      <w:proofErr w:type="spellStart"/>
+      <w:r>
+        <w:rPr>
+          <w:szCs w:val="28"/>
+        </w:rPr>
+        <w:t>ковена</w:t>
+      </w:r>
+      <w:proofErr w:type="spellEnd"/>
+      <w:r>
+        <w:rPr>
+          <w:szCs w:val="28"/>
+        </w:rPr>
+        <w:t xml:space="preserve"> и успехов по борьбе с Гнилью зависит итоговая концовка игры.</w:t>
+      </w:r>
+    </w:p>
+    <w:p>
+      <w:pPr>
+        <w:spacing w:after="0" w:line="360" w:lineRule="auto"/>
+        <w:ind w:left="0" w:right="0" w:firstLine="709"/>
+        <w:rPr>
+          <w:b/>
+          <w:szCs w:val="28"/>
+        </w:rPr>
+      </w:pPr>
+      <w:r>
+        <w:rPr>
+          <w:b/>
+          <w:szCs w:val="28"/>
+        </w:rPr>
+        <w:t>3.4 Прогрессия</w:t>
+      </w:r>
+    </w:p>
+    <w:p>
+      <w:pPr>
+        <w:spacing w:after="0" w:line="360" w:lineRule="auto"/>
+        <w:ind w:left="0" w:right="0" w:firstLine="709"/>
+        <w:rPr>
+          <w:szCs w:val="28"/>
+        </w:rPr>
+      </w:pPr>
+      <w:r>
+        <w:rPr>
+          <w:szCs w:val="28"/>
+        </w:rPr>
+        <w:t>Три навыка имею</w:t>
+      </w:r>
+      <w:r>
+        <w:rPr>
+          <w:szCs w:val="28"/>
+        </w:rPr>
+        <w:t>т</w:t>
+      </w:r>
+      <w:r>
+        <w:rPr>
+          <w:szCs w:val="28"/>
+        </w:rPr>
+        <w:t xml:space="preserve"> по 10 уровней, а навык животноводства имеет 5 уровней</w:t>
+      </w:r>
+      <w:r>
+        <w:rPr>
+          <w:szCs w:val="28"/>
+        </w:rPr>
+        <w:t>. Для повышения уровня необходимо набрать определенное количество очков, которые игрок получает, выполняя действия связанные с навыком.</w:t>
+      </w:r>
+      <w:r>
+        <w:rPr>
+          <w:szCs w:val="28"/>
+        </w:rPr>
+        <w:t xml:space="preserve"> </w:t>
+      </w:r>
+      <w:r>
+        <w:rPr>
+          <w:szCs w:val="28"/>
+        </w:rPr>
+        <w:t>Ниже представлены таблицы с описанием</w:t>
+      </w:r>
+      <w:r>
+        <w:rPr>
+          <w:szCs w:val="28"/>
+        </w:rPr>
+        <w:t xml:space="preserve"> каждого уровня каждого навыка.</w:t>
+      </w:r>
+    </w:p>
+    <w:tbl>
+      <w:tblPr>
+        <w:tblStyle w:val="a3"/>
+        <w:tblW w:w="0" w:type="auto"/>
+        <w:tblLook w:val="04A0" w:firstRow="1" w:lastRow="0" w:firstColumn="1" w:lastColumn="0" w:noHBand="0" w:noVBand="1"/>
+      </w:tblPr>
+      <w:tblGrid>
+        <w:gridCol w:w="1338"/>
+        <w:gridCol w:w="3679"/>
+        <w:gridCol w:w="4554"/>
+      </w:tblGrid>
+      <w:tr>
+        <w:trPr>
+          <w:tblHeader/>
+        </w:trPr>
+        <w:tc>
+          <w:tcPr>
+            <w:tcW w:w="9571" w:type="dxa"/>
+            <w:gridSpan w:val="3"/>
+          </w:tcPr>
+          <w:p>
+            <w:pPr>
+              <w:spacing w:after="0" w:line="360" w:lineRule="auto"/>
+              <w:ind w:left="0" w:right="0" w:firstLine="0"/>
+              <w:jc w:val="center"/>
+              <w:rPr>
+                <w:b/>
+                <w:szCs w:val="28"/>
+              </w:rPr>
+            </w:pPr>
+            <w:r>
+              <w:rPr>
+                <w:b/>
+                <w:szCs w:val="28"/>
+              </w:rPr>
+              <w:t>Садоводство</w:t>
+            </w:r>
+          </w:p>
+        </w:tc>
+      </w:tr>
+      <w:tr>
+        <w:trPr>
+          <w:tblHeader/>
+        </w:trPr>
+        <w:tc>
+          <w:tcPr>
+            <w:tcW w:w="1338" w:type="dxa"/>
+          </w:tcPr>
+          <w:p>
+            <w:pPr>
+              <w:spacing w:after="0" w:line="360" w:lineRule="auto"/>
+              <w:ind w:left="0" w:right="0" w:firstLine="0"/>
+              <w:jc w:val="center"/>
+              <w:rPr>
+                <w:b/>
+                <w:szCs w:val="28"/>
+              </w:rPr>
+            </w:pPr>
+            <w:r>
+              <w:rPr>
+                <w:b/>
+                <w:szCs w:val="28"/>
+              </w:rPr>
+              <w:t>Уровень</w:t>
+            </w:r>
+          </w:p>
+        </w:tc>
+        <w:tc>
+          <w:tcPr>
+            <w:tcW w:w="3679" w:type="dxa"/>
+          </w:tcPr>
+          <w:p>
+            <w:pPr>
+              <w:spacing w:after="0" w:line="360" w:lineRule="auto"/>
+              <w:ind w:left="0" w:right="0" w:firstLine="0"/>
+              <w:jc w:val="center"/>
+              <w:rPr>
+                <w:b/>
+                <w:szCs w:val="28"/>
+              </w:rPr>
+            </w:pPr>
+            <w:r>
+              <w:rPr>
+                <w:b/>
+                <w:szCs w:val="28"/>
+              </w:rPr>
+              <w:t>Описание</w:t>
+            </w:r>
+          </w:p>
+        </w:tc>
+        <w:tc>
+          <w:tcPr>
+            <w:tcW w:w="4554" w:type="dxa"/>
+          </w:tcPr>
+          <w:p>
+            <w:pPr>
+              <w:spacing w:after="0" w:line="360" w:lineRule="auto"/>
+              <w:ind w:left="0" w:right="0" w:firstLine="0"/>
+              <w:jc w:val="center"/>
+              <w:rPr>
+                <w:b/>
+                <w:szCs w:val="28"/>
+              </w:rPr>
+            </w:pPr>
+            <w:r>
+              <w:rPr>
+                <w:b/>
+                <w:szCs w:val="28"/>
+              </w:rPr>
+              <w:t>Возможности</w:t>
+            </w:r>
+          </w:p>
+        </w:tc>
+      </w:tr>
+      <w:tr>
+        <w:tc>
+          <w:tcPr>
+            <w:tcW w:w="1338" w:type="dxa"/>
+          </w:tcPr>
+          <w:p>
+            <w:pPr>
+              <w:spacing w:after="0" w:line="360" w:lineRule="auto"/>
+              <w:ind w:left="0" w:right="0" w:firstLine="0"/>
+              <w:jc w:val="left"/>
+              <w:rPr>
+                <w:szCs w:val="28"/>
+              </w:rPr>
+            </w:pPr>
+            <w:r>
+              <w:rPr>
+                <w:szCs w:val="28"/>
+              </w:rPr>
+              <w:t>0</w:t>
+            </w:r>
+          </w:p>
+        </w:tc>
+        <w:tc>
+          <w:tcPr>
+            <w:tcW w:w="3679" w:type="dxa"/>
+          </w:tcPr>
+          <w:p>
+            <w:pPr>
+              <w:spacing w:after="0" w:line="360" w:lineRule="auto"/>
+              <w:ind w:left="0" w:right="0" w:firstLine="0"/>
+              <w:jc w:val="left"/>
+              <w:rPr>
+                <w:szCs w:val="28"/>
+              </w:rPr>
+            </w:pPr>
+            <w:r>
+              <w:rPr>
+                <w:szCs w:val="28"/>
+              </w:rPr>
+              <w:t>«Ваши познания малы, но Вам есть к чему стремиться».</w:t>
+            </w:r>
+          </w:p>
+        </w:tc>
+        <w:tc>
+          <w:tcPr>
+            <w:tcW w:w="4554" w:type="dxa"/>
+          </w:tcPr>
+          <w:p>
+            <w:pPr>
+              <w:spacing w:after="0" w:line="360" w:lineRule="auto"/>
+              <w:ind w:left="0" w:right="0" w:firstLine="0"/>
+              <w:jc w:val="left"/>
+              <w:rPr>
+                <w:szCs w:val="28"/>
+              </w:rPr>
+            </w:pPr>
+            <w:r>
+              <w:rPr>
+                <w:szCs w:val="28"/>
+              </w:rPr>
+              <w:t>Доступны лейка, серп, одна грядка, два вида семян</w:t>
+            </w:r>
+            <w:r>
+              <w:rPr>
+                <w:szCs w:val="28"/>
+              </w:rPr>
+              <w:t>.</w:t>
+            </w:r>
+          </w:p>
+        </w:tc>
+      </w:tr>
+      <w:tr>
+        <w:tc>
+          <w:tcPr>
+            <w:tcW w:w="1338" w:type="dxa"/>
+          </w:tcPr>
+          <w:p>
+            <w:pPr>
+              <w:spacing w:after="0" w:line="360" w:lineRule="auto"/>
+              <w:ind w:left="0" w:right="0" w:firstLine="0"/>
+              <w:jc w:val="left"/>
+              <w:rPr>
+                <w:szCs w:val="28"/>
+              </w:rPr>
+            </w:pPr>
+            <w:r>
+              <w:rPr>
+                <w:szCs w:val="28"/>
+              </w:rPr>
+              <w:t>1</w:t>
+            </w:r>
+          </w:p>
+        </w:tc>
+        <w:tc>
+          <w:tcPr>
+            <w:tcW w:w="3679" w:type="dxa"/>
+          </w:tcPr>
+          <w:p>
+            <w:pPr>
+              <w:spacing w:after="0" w:line="360" w:lineRule="auto"/>
+              <w:ind w:left="0" w:right="0" w:firstLine="0"/>
+              <w:jc w:val="left"/>
+              <w:rPr>
+                <w:szCs w:val="28"/>
+              </w:rPr>
+            </w:pPr>
+            <w:r>
+              <w:t xml:space="preserve">«Вы научились не заливать </w:t>
+            </w:r>
+            <w:r>
+              <w:lastRenderedPageBreak/>
+              <w:t>растения, а поливать их».</w:t>
+            </w:r>
+          </w:p>
+        </w:tc>
+        <w:tc>
+          <w:tcPr>
+            <w:tcW w:w="4554" w:type="dxa"/>
+          </w:tcPr>
+          <w:p>
+            <w:pPr>
+              <w:spacing w:after="0" w:line="360" w:lineRule="auto"/>
+              <w:ind w:left="0" w:right="0" w:firstLine="0"/>
+              <w:jc w:val="left"/>
+              <w:rPr>
+                <w:szCs w:val="28"/>
+              </w:rPr>
+            </w:pPr>
+            <w:r>
+              <w:lastRenderedPageBreak/>
+              <w:t xml:space="preserve">Открывается вторая грядка. </w:t>
+            </w:r>
+            <w:r>
+              <w:lastRenderedPageBreak/>
+              <w:t>Доступны семена трёх новых растений.</w:t>
+            </w:r>
+          </w:p>
+        </w:tc>
+      </w:tr>
+      <w:tr>
+        <w:tc>
+          <w:tcPr>
+            <w:tcW w:w="1338" w:type="dxa"/>
+          </w:tcPr>
+          <w:p>
+            <w:pPr>
+              <w:spacing w:after="0" w:line="360" w:lineRule="auto"/>
+              <w:ind w:left="0" w:right="0" w:firstLine="0"/>
+              <w:jc w:val="left"/>
+              <w:rPr>
+                <w:szCs w:val="28"/>
+              </w:rPr>
+            </w:pPr>
+            <w:r>
+              <w:rPr>
+                <w:szCs w:val="28"/>
+              </w:rPr>
+              <w:lastRenderedPageBreak/>
+              <w:t>2</w:t>
+            </w:r>
+          </w:p>
+        </w:tc>
+        <w:tc>
+          <w:tcPr>
+            <w:tcW w:w="3679" w:type="dxa"/>
+          </w:tcPr>
+          <w:p>
+            <w:pPr>
+              <w:spacing w:after="0" w:line="360" w:lineRule="auto"/>
+              <w:ind w:left="0" w:right="0" w:firstLine="0"/>
+              <w:jc w:val="left"/>
+              <w:rPr>
+                <w:szCs w:val="28"/>
+              </w:rPr>
+            </w:pPr>
+            <w:r>
+              <w:rPr>
+                <w:szCs w:val="28"/>
+              </w:rPr>
+              <w:t>«Растения слушают Вас, но молчат»</w:t>
+            </w:r>
+          </w:p>
+        </w:tc>
+        <w:tc>
+          <w:tcPr>
+            <w:tcW w:w="4554" w:type="dxa"/>
+          </w:tcPr>
+          <w:p>
+            <w:pPr>
+              <w:spacing w:after="0" w:line="360" w:lineRule="auto"/>
+              <w:ind w:left="0" w:right="0" w:firstLine="0"/>
+              <w:jc w:val="left"/>
+              <w:rPr>
+                <w:szCs w:val="28"/>
+              </w:rPr>
+            </w:pPr>
+            <w:r>
+              <w:t>Открывается возможность удобрять грядки. Два новых вида семян.</w:t>
+            </w:r>
+          </w:p>
+        </w:tc>
+      </w:tr>
+      <w:tr>
+        <w:tc>
+          <w:tcPr>
+            <w:tcW w:w="1338" w:type="dxa"/>
+          </w:tcPr>
+          <w:p>
+            <w:pPr>
+              <w:spacing w:after="0" w:line="360" w:lineRule="auto"/>
+              <w:ind w:left="0" w:right="0" w:firstLine="0"/>
+              <w:jc w:val="left"/>
+              <w:rPr>
+                <w:szCs w:val="28"/>
+              </w:rPr>
+            </w:pPr>
+            <w:r>
+              <w:rPr>
+                <w:szCs w:val="28"/>
+              </w:rPr>
+              <w:t>3</w:t>
+            </w:r>
+          </w:p>
+        </w:tc>
+        <w:tc>
+          <w:tcPr>
+            <w:tcW w:w="3679" w:type="dxa"/>
+          </w:tcPr>
+          <w:p>
+            <w:pPr>
+              <w:spacing w:after="0" w:line="360" w:lineRule="auto"/>
+              <w:ind w:left="0" w:right="0" w:firstLine="0"/>
+              <w:jc w:val="left"/>
+              <w:rPr>
+                <w:szCs w:val="28"/>
+              </w:rPr>
+            </w:pPr>
+            <w:r>
+              <w:rPr>
+                <w:szCs w:val="28"/>
+              </w:rPr>
+              <w:t>«</w:t>
+            </w:r>
+            <w:r>
+              <w:rPr>
+                <w:szCs w:val="28"/>
+              </w:rPr>
+              <w:t>Ваши руки в земле, но это радость»</w:t>
+            </w:r>
+          </w:p>
+        </w:tc>
+        <w:tc>
+          <w:tcPr>
+            <w:tcW w:w="4554" w:type="dxa"/>
+          </w:tcPr>
+          <w:p>
+            <w:pPr>
+              <w:spacing w:after="0" w:line="360" w:lineRule="auto"/>
+              <w:ind w:left="0" w:right="0" w:firstLine="0"/>
+              <w:jc w:val="left"/>
+              <w:rPr>
+                <w:szCs w:val="28"/>
+              </w:rPr>
+            </w:pPr>
+            <w:r>
+              <w:t>Открывается третья грядка. Доступны многолетние растения. Два новых вида семян.</w:t>
+            </w:r>
+          </w:p>
+        </w:tc>
+      </w:tr>
+      <w:tr>
+        <w:tc>
+          <w:tcPr>
+            <w:tcW w:w="1338" w:type="dxa"/>
+          </w:tcPr>
+          <w:p>
+            <w:pPr>
+              <w:spacing w:after="0" w:line="360" w:lineRule="auto"/>
+              <w:ind w:left="0" w:right="0" w:firstLine="0"/>
+              <w:jc w:val="left"/>
+              <w:rPr>
+                <w:szCs w:val="28"/>
+              </w:rPr>
+            </w:pPr>
+            <w:r>
+              <w:rPr>
+                <w:szCs w:val="28"/>
+              </w:rPr>
+              <w:t>4</w:t>
+            </w:r>
+          </w:p>
+        </w:tc>
+        <w:tc>
+          <w:tcPr>
+            <w:tcW w:w="3679" w:type="dxa"/>
+          </w:tcPr>
+          <w:p>
+            <w:pPr>
+              <w:spacing w:after="0" w:line="360" w:lineRule="auto"/>
+              <w:ind w:left="0" w:right="0" w:firstLine="0"/>
+              <w:jc w:val="left"/>
+              <w:rPr>
+                <w:szCs w:val="28"/>
+              </w:rPr>
+            </w:pPr>
+            <w:r>
+              <w:rPr>
+                <w:szCs w:val="28"/>
+              </w:rPr>
+              <w:t>«Сорняки обходят Ваши грядки стороной»</w:t>
+            </w:r>
+          </w:p>
+        </w:tc>
+        <w:tc>
+          <w:tcPr>
+            <w:tcW w:w="4554" w:type="dxa"/>
+          </w:tcPr>
+          <w:p>
+            <w:pPr>
+              <w:spacing w:after="0" w:line="360" w:lineRule="auto"/>
+              <w:ind w:left="0" w:right="0" w:firstLine="0"/>
+              <w:jc w:val="left"/>
+              <w:rPr>
+                <w:szCs w:val="28"/>
+              </w:rPr>
+            </w:pPr>
+            <w:r>
+              <w:t>Три новых вида семян.</w:t>
+            </w:r>
+          </w:p>
+        </w:tc>
+      </w:tr>
+      <w:tr>
+        <w:tc>
+          <w:tcPr>
+            <w:tcW w:w="1338" w:type="dxa"/>
+          </w:tcPr>
+          <w:p>
+            <w:pPr>
+              <w:spacing w:after="0" w:line="360" w:lineRule="auto"/>
+              <w:ind w:left="0" w:right="0" w:firstLine="0"/>
+              <w:jc w:val="left"/>
+              <w:rPr>
+                <w:szCs w:val="28"/>
+              </w:rPr>
+            </w:pPr>
+            <w:r>
+              <w:rPr>
+                <w:szCs w:val="28"/>
+              </w:rPr>
+              <w:t>5</w:t>
+            </w:r>
+          </w:p>
+        </w:tc>
+        <w:tc>
+          <w:tcPr>
+            <w:tcW w:w="3679" w:type="dxa"/>
+          </w:tcPr>
+          <w:p>
+            <w:pPr>
+              <w:spacing w:after="0" w:line="360" w:lineRule="auto"/>
+              <w:ind w:left="0" w:right="0" w:firstLine="0"/>
+              <w:jc w:val="left"/>
+              <w:rPr>
+                <w:szCs w:val="28"/>
+              </w:rPr>
+            </w:pPr>
+            <w:r>
+              <w:rPr>
+                <w:szCs w:val="28"/>
+              </w:rPr>
+              <w:t>«Почва дышит под вашими пальцами»</w:t>
+            </w:r>
+          </w:p>
+        </w:tc>
+        <w:tc>
+          <w:tcPr>
+            <w:tcW w:w="4554" w:type="dxa"/>
+          </w:tcPr>
+          <w:p>
+            <w:pPr>
+              <w:spacing w:after="0" w:line="360" w:lineRule="auto"/>
+              <w:ind w:left="0" w:right="0" w:firstLine="0"/>
+              <w:jc w:val="left"/>
+              <w:rPr>
+                <w:szCs w:val="28"/>
+              </w:rPr>
+            </w:pPr>
+            <w:r>
+              <w:t>Открывается четвёртая грядка. Доступны редкие магические растения. Два новых вида семян.</w:t>
+            </w:r>
+          </w:p>
+        </w:tc>
+      </w:tr>
+      <w:tr>
+        <w:tc>
+          <w:tcPr>
+            <w:tcW w:w="1338" w:type="dxa"/>
+          </w:tcPr>
+          <w:p>
+            <w:pPr>
+              <w:spacing w:after="0" w:line="360" w:lineRule="auto"/>
+              <w:ind w:left="0" w:right="0" w:firstLine="0"/>
+              <w:jc w:val="left"/>
+              <w:rPr>
+                <w:szCs w:val="28"/>
+              </w:rPr>
+            </w:pPr>
+            <w:r>
+              <w:rPr>
+                <w:szCs w:val="28"/>
+              </w:rPr>
+              <w:t>6</w:t>
+            </w:r>
+          </w:p>
+        </w:tc>
+        <w:tc>
+          <w:tcPr>
+            <w:tcW w:w="3679" w:type="dxa"/>
+          </w:tcPr>
+          <w:p>
+            <w:pPr>
+              <w:spacing w:after="0" w:line="360" w:lineRule="auto"/>
+              <w:ind w:left="0" w:right="0" w:firstLine="0"/>
+              <w:jc w:val="left"/>
+              <w:rPr>
+                <w:szCs w:val="28"/>
+              </w:rPr>
+            </w:pPr>
+            <w:r>
+              <w:rPr>
+                <w:szCs w:val="28"/>
+              </w:rPr>
+              <w:t>«Вы слышите шёпот корней»</w:t>
+            </w:r>
+          </w:p>
+        </w:tc>
+        <w:tc>
+          <w:tcPr>
+            <w:tcW w:w="4554" w:type="dxa"/>
+          </w:tcPr>
+          <w:p>
+            <w:pPr>
+              <w:spacing w:after="0" w:line="360" w:lineRule="auto"/>
+              <w:ind w:left="0" w:right="0" w:firstLine="0"/>
+              <w:jc w:val="left"/>
+              <w:rPr>
+                <w:szCs w:val="28"/>
+              </w:rPr>
+            </w:pPr>
+            <w:r>
+              <w:t>Открывается возможность ускоренного созревания.</w:t>
+            </w:r>
+          </w:p>
+        </w:tc>
+      </w:tr>
+      <w:tr>
+        <w:tc>
+          <w:tcPr>
+            <w:tcW w:w="1338" w:type="dxa"/>
+          </w:tcPr>
+          <w:p>
+            <w:pPr>
+              <w:spacing w:after="0" w:line="360" w:lineRule="auto"/>
+              <w:ind w:left="0" w:right="0" w:firstLine="0"/>
+              <w:jc w:val="left"/>
+              <w:rPr>
+                <w:szCs w:val="28"/>
+              </w:rPr>
+            </w:pPr>
+            <w:r>
+              <w:rPr>
+                <w:szCs w:val="28"/>
+              </w:rPr>
+              <w:t>7</w:t>
+            </w:r>
+          </w:p>
+        </w:tc>
+        <w:tc>
+          <w:tcPr>
+            <w:tcW w:w="3679" w:type="dxa"/>
+          </w:tcPr>
+          <w:p>
+            <w:pPr>
+              <w:spacing w:after="0" w:line="360" w:lineRule="auto"/>
+              <w:ind w:left="0" w:right="0" w:firstLine="0"/>
+              <w:jc w:val="left"/>
+              <w:rPr>
+                <w:szCs w:val="28"/>
+              </w:rPr>
+            </w:pPr>
+            <w:r>
+              <w:t>«Даже засохший черенок даст побег в ваших руках»</w:t>
+            </w:r>
+          </w:p>
+        </w:tc>
+        <w:tc>
+          <w:tcPr>
+            <w:tcW w:w="4554" w:type="dxa"/>
+          </w:tcPr>
+          <w:p>
+            <w:pPr>
+              <w:spacing w:after="0" w:line="360" w:lineRule="auto"/>
+              <w:ind w:left="0" w:right="0" w:firstLine="0"/>
+              <w:jc w:val="left"/>
+              <w:rPr>
+                <w:szCs w:val="28"/>
+              </w:rPr>
+            </w:pPr>
+            <w:r>
+              <w:t>Открывается оранжерея (2 горшка). Доступны теплолюбивые растения – два вида семян, только для оранжереи.</w:t>
+            </w:r>
+          </w:p>
+        </w:tc>
+      </w:tr>
+      <w:tr>
+        <w:tc>
+          <w:tcPr>
+            <w:tcW w:w="1338" w:type="dxa"/>
+          </w:tcPr>
+          <w:p>
+            <w:pPr>
+              <w:spacing w:after="0" w:line="360" w:lineRule="auto"/>
+              <w:ind w:left="0" w:right="0" w:firstLine="0"/>
+              <w:jc w:val="left"/>
+              <w:rPr>
+                <w:szCs w:val="28"/>
+              </w:rPr>
+            </w:pPr>
+            <w:r>
+              <w:rPr>
+                <w:szCs w:val="28"/>
+              </w:rPr>
+              <w:t>8</w:t>
+            </w:r>
+          </w:p>
+        </w:tc>
+        <w:tc>
+          <w:tcPr>
+            <w:tcW w:w="3679" w:type="dxa"/>
+          </w:tcPr>
+          <w:p>
+            <w:pPr>
+              <w:spacing w:after="0" w:line="360" w:lineRule="auto"/>
+              <w:ind w:left="0" w:right="0" w:firstLine="0"/>
+              <w:jc w:val="left"/>
+              <w:rPr>
+                <w:szCs w:val="28"/>
+              </w:rPr>
+            </w:pPr>
+            <w:r>
+              <w:rPr>
+                <w:szCs w:val="28"/>
+              </w:rPr>
+              <w:t>«Цветы поворачивают бутоны в Вашу сторону»</w:t>
+            </w:r>
+          </w:p>
+        </w:tc>
+        <w:tc>
+          <w:tcPr>
+            <w:tcW w:w="4554" w:type="dxa"/>
+          </w:tcPr>
+          <w:p>
+            <w:pPr>
+              <w:spacing w:after="0" w:line="360" w:lineRule="auto"/>
+              <w:ind w:left="0" w:right="0" w:firstLine="0"/>
+              <w:jc w:val="left"/>
+              <w:rPr>
+                <w:szCs w:val="28"/>
+              </w:rPr>
+            </w:pPr>
+            <w:r>
+              <w:rPr>
+                <w:szCs w:val="28"/>
+              </w:rPr>
+              <w:t>Пятая грядка, один горшок, один вид семян для огорода, один для оранжереи.</w:t>
+            </w:r>
+          </w:p>
+        </w:tc>
+      </w:tr>
+      <w:tr>
+        <w:tc>
+          <w:tcPr>
+            <w:tcW w:w="1338" w:type="dxa"/>
+          </w:tcPr>
+          <w:p>
+            <w:pPr>
+              <w:spacing w:after="0" w:line="360" w:lineRule="auto"/>
+              <w:ind w:left="0" w:right="0" w:firstLine="0"/>
+              <w:jc w:val="left"/>
+              <w:rPr>
+                <w:szCs w:val="28"/>
+              </w:rPr>
+            </w:pPr>
+            <w:r>
+              <w:rPr>
+                <w:szCs w:val="28"/>
+              </w:rPr>
+              <w:t>9</w:t>
+            </w:r>
+          </w:p>
+        </w:tc>
+        <w:tc>
+          <w:tcPr>
+            <w:tcW w:w="3679" w:type="dxa"/>
+          </w:tcPr>
+          <w:p>
+            <w:pPr>
+              <w:spacing w:after="0" w:line="360" w:lineRule="auto"/>
+              <w:ind w:left="0" w:right="0" w:firstLine="0"/>
+              <w:jc w:val="left"/>
+              <w:rPr>
+                <w:szCs w:val="28"/>
+              </w:rPr>
+            </w:pPr>
+            <w:r>
+              <w:rPr>
+                <w:szCs w:val="28"/>
+              </w:rPr>
+              <w:t>«Вы дарите жизнь»</w:t>
+            </w:r>
+          </w:p>
+        </w:tc>
+        <w:tc>
+          <w:tcPr>
+            <w:tcW w:w="4554" w:type="dxa"/>
+          </w:tcPr>
+          <w:p>
+            <w:pPr>
+              <w:spacing w:after="0" w:line="360" w:lineRule="auto"/>
+              <w:ind w:left="0" w:right="0" w:firstLine="0"/>
+              <w:jc w:val="left"/>
+              <w:rPr>
+                <w:szCs w:val="28"/>
+              </w:rPr>
+            </w:pPr>
+            <w:r>
+              <w:rPr>
+                <w:szCs w:val="28"/>
+              </w:rPr>
+              <w:t>Шестая грядка, два горшка.</w:t>
+            </w:r>
+          </w:p>
+        </w:tc>
+      </w:tr>
+      <w:tr>
+        <w:tc>
+          <w:tcPr>
+            <w:tcW w:w="1338" w:type="dxa"/>
+          </w:tcPr>
+          <w:p>
+            <w:pPr>
+              <w:spacing w:after="0" w:line="360" w:lineRule="auto"/>
+              <w:ind w:left="0" w:right="0" w:firstLine="0"/>
+              <w:jc w:val="left"/>
+              <w:rPr>
+                <w:szCs w:val="28"/>
+              </w:rPr>
+            </w:pPr>
+            <w:r>
+              <w:rPr>
+                <w:szCs w:val="28"/>
+              </w:rPr>
+              <w:t>10</w:t>
+            </w:r>
+          </w:p>
+        </w:tc>
+        <w:tc>
+          <w:tcPr>
+            <w:tcW w:w="3679" w:type="dxa"/>
+          </w:tcPr>
+          <w:p>
+            <w:pPr>
+              <w:spacing w:after="0" w:line="360" w:lineRule="auto"/>
+              <w:ind w:left="0" w:right="0" w:firstLine="0"/>
+              <w:jc w:val="left"/>
+              <w:rPr>
+                <w:szCs w:val="28"/>
+              </w:rPr>
+            </w:pPr>
+            <w:r>
+              <w:rPr>
+                <w:szCs w:val="28"/>
+              </w:rPr>
+              <w:t>«</w:t>
+            </w:r>
+            <w:r>
+              <w:rPr>
+                <w:szCs w:val="28"/>
+              </w:rPr>
+              <w:t>Сама природа тянется к Вашим рукам»</w:t>
+            </w:r>
+          </w:p>
+        </w:tc>
+        <w:tc>
+          <w:tcPr>
+            <w:tcW w:w="4554" w:type="dxa"/>
+          </w:tcPr>
+          <w:p>
+            <w:pPr>
+              <w:spacing w:after="0" w:line="360" w:lineRule="auto"/>
+              <w:ind w:left="0" w:right="0" w:firstLine="0"/>
+              <w:jc w:val="left"/>
+              <w:rPr>
+                <w:szCs w:val="28"/>
+              </w:rPr>
+            </w:pPr>
+            <w:r>
+              <w:rPr>
+                <w:szCs w:val="28"/>
+              </w:rPr>
+              <w:t xml:space="preserve">Открываются последние два вида семян для </w:t>
+            </w:r>
+            <w:proofErr w:type="spellStart"/>
+            <w:r>
+              <w:rPr>
+                <w:szCs w:val="28"/>
+              </w:rPr>
+              <w:t>оранжереии</w:t>
+            </w:r>
+            <w:proofErr w:type="spellEnd"/>
+            <w:r>
+              <w:rPr>
+                <w:szCs w:val="28"/>
+              </w:rPr>
+              <w:t>.</w:t>
+            </w:r>
+          </w:p>
+        </w:tc>
+      </w:tr>
+    </w:tbl>
+    <w:p>
+      <w:pPr>
+        <w:spacing w:after="0" w:line="360" w:lineRule="auto"/>
+        <w:ind w:left="0" w:right="0" w:firstLine="709"/>
+        <w:rPr>
+          <w:szCs w:val="28"/>
+        </w:rPr>
+      </w:pPr>
+      <w:r>
+        <w:rPr>
+          <w:szCs w:val="28"/>
+        </w:rPr>
+        <w:t>Основные необходимые предметы для садоводства:</w:t>
       </w:r>
     </w:p>
     <w:p>
@@ -7089,31 +8599,37 @@
         <w:pStyle w:val="a4"/>
         <w:numPr>
           <w:ilvl w:val="0"/>
-          <w:numId w:val="1"/>
+          <w:numId w:val="14"/>
         </w:numPr>
         <w:spacing w:after="0" w:line="360" w:lineRule="auto"/>
-        <w:ind w:left="0" w:right="0" w:firstLine="709"/>
-        <w:rPr>
-          <w:szCs w:val="28"/>
-        </w:rPr>
-      </w:pPr>
-      <w:r>
-        <w:rPr>
-          <w:szCs w:val="28"/>
-        </w:rPr>
-        <w:t>Садоводство</w:t>
-      </w:r>
-      <w:r>
-        <w:rPr>
-          <w:szCs w:val="28"/>
-        </w:rPr>
-        <w:t>: выращивание растений в саду и в оранжерее. Позволяет покупать семена, сажать их, поливать, собирать выросшие растения.</w:t>
-      </w:r>
-      <w:r>
-        <w:rPr>
-          <w:szCs w:val="28"/>
-        </w:rPr>
-        <w:t xml:space="preserve"> Получение ингредиентов (ресурсов).</w:t>
+        <w:ind w:right="0"/>
+        <w:rPr>
+          <w:szCs w:val="28"/>
+        </w:rPr>
+      </w:pPr>
+      <w:r>
+        <w:rPr>
+          <w:szCs w:val="28"/>
+        </w:rPr>
+        <w:t xml:space="preserve">Лейка, необходима для полива растений. </w:t>
+      </w:r>
+      <w:r>
+        <w:rPr>
+          <w:szCs w:val="28"/>
+        </w:rPr>
+        <w:t>Лейка наполняется из шланга с водой и может вместить в себя шесть порций воды.</w:t>
+      </w:r>
+      <w:r>
+        <w:rPr>
+          <w:szCs w:val="28"/>
+        </w:rPr>
+        <w:t xml:space="preserve"> Игрок </w:t>
+      </w:r>
+      <w:r>
+        <w:rPr>
+          <w:szCs w:val="28"/>
+        </w:rPr>
+        <w:t>получает ей в самом начале игры.</w:t>
       </w:r>
     </w:p>
     <w:p>
@@ -7121,31 +8637,20 @@
         <w:pStyle w:val="a4"/>
         <w:numPr>
           <w:ilvl w:val="0"/>
-          <w:numId w:val="1"/>
+          <w:numId w:val="14"/>
         </w:numPr>
         <w:spacing w:after="0" w:line="360" w:lineRule="auto"/>
-        <w:ind w:left="0" w:right="0" w:firstLine="709"/>
-        <w:rPr>
-          <w:szCs w:val="28"/>
-        </w:rPr>
-      </w:pPr>
-      <w:r>
-        <w:rPr>
-          <w:szCs w:val="28"/>
-        </w:rPr>
-        <w:t>Животноводство</w:t>
-      </w:r>
-      <w:r>
-        <w:rPr>
-          <w:szCs w:val="28"/>
-        </w:rPr>
-        <w:t>: уход за животными. Позволяет кормить и чистить животных, доить корову, собирать куриные яйца.</w:t>
-      </w:r>
-      <w:r>
-        <w:rPr>
-          <w:szCs w:val="28"/>
-        </w:rPr>
-        <w:t xml:space="preserve"> Получение ингредиентов (ресурсов).</w:t>
+        <w:ind w:right="0"/>
+        <w:rPr>
+          <w:szCs w:val="28"/>
+        </w:rPr>
+      </w:pPr>
+      <w:r>
+        <w:rPr>
+          <w:szCs w:val="28"/>
+        </w:rPr>
+        <w:lastRenderedPageBreak/>
+        <w:t>Серп, необходим для сбора урожая, срезания трав, расчистки грядок от сорняков. Игрок получает его в самом начале игры.</w:t>
       </w:r>
     </w:p>
     <w:p>
@@ -7153,39 +8658,1431 @@
         <w:pStyle w:val="a4"/>
         <w:numPr>
           <w:ilvl w:val="0"/>
-          <w:numId w:val="1"/>
+          <w:numId w:val="14"/>
         </w:numPr>
         <w:spacing w:after="0" w:line="360" w:lineRule="auto"/>
+        <w:ind w:right="0"/>
+        <w:rPr>
+          <w:szCs w:val="28"/>
+        </w:rPr>
+      </w:pPr>
+      <w:r>
+        <w:rPr>
+          <w:szCs w:val="28"/>
+        </w:rPr>
+        <w:t>Горшки, нужны для посадки растений в оранжерее и вмещают одно растение. Покупаются на рынке.</w:t>
+      </w:r>
+    </w:p>
+    <w:tbl>
+      <w:tblPr>
+        <w:tblStyle w:val="a3"/>
+        <w:tblW w:w="0" w:type="auto"/>
+        <w:tblLook w:val="04A0" w:firstRow="1" w:lastRow="0" w:firstColumn="1" w:lastColumn="0" w:noHBand="0" w:noVBand="1"/>
+      </w:tblPr>
+      <w:tblGrid>
+        <w:gridCol w:w="1338"/>
+        <w:gridCol w:w="3679"/>
+        <w:gridCol w:w="4554"/>
+      </w:tblGrid>
+      <w:tr>
+        <w:trPr>
+          <w:tblHeader/>
+        </w:trPr>
+        <w:tc>
+          <w:tcPr>
+            <w:tcW w:w="9571" w:type="dxa"/>
+            <w:gridSpan w:val="3"/>
+          </w:tcPr>
+          <w:p>
+            <w:pPr>
+              <w:spacing w:after="0" w:line="360" w:lineRule="auto"/>
+              <w:ind w:left="0" w:right="0" w:firstLine="0"/>
+              <w:jc w:val="center"/>
+              <w:rPr>
+                <w:b/>
+                <w:szCs w:val="28"/>
+              </w:rPr>
+            </w:pPr>
+            <w:r>
+              <w:rPr>
+                <w:b/>
+                <w:szCs w:val="28"/>
+              </w:rPr>
+              <w:t>Животноводство</w:t>
+            </w:r>
+          </w:p>
+        </w:tc>
+      </w:tr>
+      <w:tr>
+        <w:trPr>
+          <w:tblHeader/>
+        </w:trPr>
+        <w:tc>
+          <w:tcPr>
+            <w:tcW w:w="1338" w:type="dxa"/>
+          </w:tcPr>
+          <w:p>
+            <w:pPr>
+              <w:spacing w:after="0" w:line="360" w:lineRule="auto"/>
+              <w:ind w:left="0" w:right="0" w:firstLine="0"/>
+              <w:jc w:val="center"/>
+              <w:rPr>
+                <w:b/>
+                <w:szCs w:val="28"/>
+              </w:rPr>
+            </w:pPr>
+            <w:r>
+              <w:rPr>
+                <w:b/>
+                <w:szCs w:val="28"/>
+              </w:rPr>
+              <w:t>Уровень</w:t>
+            </w:r>
+          </w:p>
+        </w:tc>
+        <w:tc>
+          <w:tcPr>
+            <w:tcW w:w="3679" w:type="dxa"/>
+          </w:tcPr>
+          <w:p>
+            <w:pPr>
+              <w:spacing w:after="0" w:line="360" w:lineRule="auto"/>
+              <w:ind w:left="0" w:right="0" w:firstLine="0"/>
+              <w:jc w:val="center"/>
+              <w:rPr>
+                <w:b/>
+                <w:szCs w:val="28"/>
+              </w:rPr>
+            </w:pPr>
+            <w:r>
+              <w:rPr>
+                <w:b/>
+                <w:szCs w:val="28"/>
+              </w:rPr>
+              <w:t>Описание</w:t>
+            </w:r>
+          </w:p>
+        </w:tc>
+        <w:tc>
+          <w:tcPr>
+            <w:tcW w:w="4554" w:type="dxa"/>
+          </w:tcPr>
+          <w:p>
+            <w:pPr>
+              <w:spacing w:after="0" w:line="360" w:lineRule="auto"/>
+              <w:ind w:left="0" w:right="0" w:firstLine="0"/>
+              <w:jc w:val="center"/>
+              <w:rPr>
+                <w:b/>
+                <w:szCs w:val="28"/>
+              </w:rPr>
+            </w:pPr>
+            <w:r>
+              <w:rPr>
+                <w:b/>
+                <w:szCs w:val="28"/>
+              </w:rPr>
+              <w:t>Возможности</w:t>
+            </w:r>
+          </w:p>
+        </w:tc>
+      </w:tr>
+      <w:tr>
+        <w:tc>
+          <w:tcPr>
+            <w:tcW w:w="1338" w:type="dxa"/>
+          </w:tcPr>
+          <w:p>
+            <w:pPr>
+              <w:spacing w:after="0" w:line="360" w:lineRule="auto"/>
+              <w:ind w:left="0" w:right="0" w:firstLine="0"/>
+              <w:jc w:val="left"/>
+              <w:rPr>
+                <w:szCs w:val="28"/>
+              </w:rPr>
+            </w:pPr>
+            <w:r>
+              <w:rPr>
+                <w:szCs w:val="28"/>
+              </w:rPr>
+              <w:t>0</w:t>
+            </w:r>
+          </w:p>
+        </w:tc>
+        <w:tc>
+          <w:tcPr>
+            <w:tcW w:w="3679" w:type="dxa"/>
+          </w:tcPr>
+          <w:p>
+            <w:pPr>
+              <w:spacing w:after="0" w:line="360" w:lineRule="auto"/>
+              <w:ind w:left="0" w:right="0" w:firstLine="0"/>
+              <w:jc w:val="left"/>
+              <w:rPr>
+                <w:szCs w:val="28"/>
+              </w:rPr>
+            </w:pPr>
+            <w:r>
+              <w:rPr>
+                <w:szCs w:val="28"/>
+              </w:rPr>
+              <w:t>«Животные чувствуют Ваш страх»</w:t>
+            </w:r>
+          </w:p>
+        </w:tc>
+        <w:tc>
+          <w:tcPr>
+            <w:tcW w:w="4554" w:type="dxa"/>
+          </w:tcPr>
+          <w:p>
+            <w:pPr>
+              <w:spacing w:after="0" w:line="360" w:lineRule="auto"/>
+              <w:ind w:left="0" w:right="0" w:firstLine="0"/>
+              <w:jc w:val="left"/>
+              <w:rPr>
+                <w:szCs w:val="28"/>
+              </w:rPr>
+            </w:pPr>
+            <w:r>
+              <w:rPr>
+                <w:szCs w:val="28"/>
+              </w:rPr>
+              <w:t>Покупка одной курицы, доступно кормление и сбор яиц.</w:t>
+            </w:r>
+          </w:p>
+        </w:tc>
+      </w:tr>
+      <w:tr>
+        <w:tc>
+          <w:tcPr>
+            <w:tcW w:w="1338" w:type="dxa"/>
+          </w:tcPr>
+          <w:p>
+            <w:pPr>
+              <w:spacing w:after="0" w:line="360" w:lineRule="auto"/>
+              <w:ind w:left="0" w:right="0" w:firstLine="0"/>
+              <w:jc w:val="left"/>
+              <w:rPr>
+                <w:szCs w:val="28"/>
+              </w:rPr>
+            </w:pPr>
+            <w:r>
+              <w:rPr>
+                <w:szCs w:val="28"/>
+              </w:rPr>
+              <w:t>1</w:t>
+            </w:r>
+          </w:p>
+        </w:tc>
+        <w:tc>
+          <w:tcPr>
+            <w:tcW w:w="3679" w:type="dxa"/>
+          </w:tcPr>
+          <w:p>
+            <w:pPr>
+              <w:spacing w:after="0" w:line="360" w:lineRule="auto"/>
+              <w:ind w:left="0" w:right="0" w:firstLine="0"/>
+              <w:jc w:val="left"/>
+              <w:rPr>
+                <w:szCs w:val="28"/>
+              </w:rPr>
+            </w:pPr>
+            <w:r>
+              <w:rPr>
+                <w:szCs w:val="28"/>
+              </w:rPr>
+              <w:t>«Курица все еще клюет вас»</w:t>
+            </w:r>
+          </w:p>
+        </w:tc>
+        <w:tc>
+          <w:tcPr>
+            <w:tcW w:w="4554" w:type="dxa"/>
+          </w:tcPr>
+          <w:p>
+            <w:pPr>
+              <w:spacing w:after="0" w:line="360" w:lineRule="auto"/>
+              <w:ind w:left="0" w:right="0" w:firstLine="0"/>
+              <w:jc w:val="left"/>
+              <w:rPr>
+                <w:szCs w:val="28"/>
+              </w:rPr>
+            </w:pPr>
+            <w:r>
+              <w:rPr>
+                <w:szCs w:val="28"/>
+              </w:rPr>
+              <w:t>Увеличение количества яиц в день</w:t>
+            </w:r>
+          </w:p>
+        </w:tc>
+      </w:tr>
+      <w:tr>
+        <w:tc>
+          <w:tcPr>
+            <w:tcW w:w="1338" w:type="dxa"/>
+          </w:tcPr>
+          <w:p>
+            <w:pPr>
+              <w:spacing w:after="0" w:line="360" w:lineRule="auto"/>
+              <w:ind w:left="0" w:right="0" w:firstLine="0"/>
+              <w:jc w:val="left"/>
+              <w:rPr>
+                <w:szCs w:val="28"/>
+              </w:rPr>
+            </w:pPr>
+            <w:r>
+              <w:rPr>
+                <w:szCs w:val="28"/>
+              </w:rPr>
+              <w:t>2</w:t>
+            </w:r>
+          </w:p>
+        </w:tc>
+        <w:tc>
+          <w:tcPr>
+            <w:tcW w:w="3679" w:type="dxa"/>
+          </w:tcPr>
+          <w:p>
+            <w:pPr>
+              <w:spacing w:after="0" w:line="360" w:lineRule="auto"/>
+              <w:ind w:left="0" w:right="0" w:firstLine="0"/>
+              <w:jc w:val="left"/>
+              <w:rPr>
+                <w:szCs w:val="28"/>
+              </w:rPr>
+            </w:pPr>
+            <w:r>
+              <w:t>«Корова разрешила себя погладить»</w:t>
+            </w:r>
+          </w:p>
+        </w:tc>
+        <w:tc>
+          <w:tcPr>
+            <w:tcW w:w="4554" w:type="dxa"/>
+          </w:tcPr>
+          <w:p>
+            <w:pPr>
+              <w:spacing w:after="0" w:line="360" w:lineRule="auto"/>
+              <w:ind w:left="0" w:right="0" w:firstLine="0"/>
+              <w:jc w:val="left"/>
+              <w:rPr>
+                <w:szCs w:val="28"/>
+              </w:rPr>
+            </w:pPr>
+            <w:r>
+              <w:rPr>
+                <w:szCs w:val="28"/>
+              </w:rPr>
+              <w:t>Покупка коровы</w:t>
+            </w:r>
+            <w:r>
+              <w:rPr>
+                <w:szCs w:val="28"/>
+              </w:rPr>
+              <w:t>, доступно дойка и уход за ней</w:t>
+            </w:r>
+          </w:p>
+        </w:tc>
+      </w:tr>
+      <w:tr>
+        <w:tc>
+          <w:tcPr>
+            <w:tcW w:w="1338" w:type="dxa"/>
+          </w:tcPr>
+          <w:p>
+            <w:pPr>
+              <w:spacing w:after="0" w:line="360" w:lineRule="auto"/>
+              <w:ind w:left="0" w:right="0" w:firstLine="0"/>
+              <w:jc w:val="left"/>
+              <w:rPr>
+                <w:szCs w:val="28"/>
+              </w:rPr>
+            </w:pPr>
+            <w:r>
+              <w:rPr>
+                <w:szCs w:val="28"/>
+              </w:rPr>
+              <w:t>3</w:t>
+            </w:r>
+          </w:p>
+        </w:tc>
+        <w:tc>
+          <w:tcPr>
+            <w:tcW w:w="3679" w:type="dxa"/>
+          </w:tcPr>
+          <w:p>
+            <w:pPr>
+              <w:spacing w:after="0" w:line="360" w:lineRule="auto"/>
+              <w:ind w:left="0" w:right="0" w:firstLine="0"/>
+              <w:jc w:val="left"/>
+              <w:rPr>
+                <w:szCs w:val="28"/>
+              </w:rPr>
+            </w:pPr>
+            <w:r>
+              <w:rPr>
+                <w:szCs w:val="28"/>
+              </w:rPr>
+              <w:t>«Куры больше не убегают от Вас»</w:t>
+            </w:r>
+          </w:p>
+        </w:tc>
+        <w:tc>
+          <w:tcPr>
+            <w:tcW w:w="4554" w:type="dxa"/>
+          </w:tcPr>
+          <w:p>
+            <w:pPr>
+              <w:spacing w:after="0" w:line="360" w:lineRule="auto"/>
+              <w:ind w:left="0" w:right="0" w:firstLine="0"/>
+              <w:jc w:val="left"/>
+              <w:rPr>
+                <w:szCs w:val="28"/>
+              </w:rPr>
+            </w:pPr>
+            <w:r>
+              <w:rPr>
+                <w:szCs w:val="28"/>
+              </w:rPr>
+              <w:t>Покупка второй курицы</w:t>
+            </w:r>
+          </w:p>
+        </w:tc>
+      </w:tr>
+      <w:tr>
+        <w:tc>
+          <w:tcPr>
+            <w:tcW w:w="1338" w:type="dxa"/>
+          </w:tcPr>
+          <w:p>
+            <w:pPr>
+              <w:spacing w:after="0" w:line="360" w:lineRule="auto"/>
+              <w:ind w:left="0" w:right="0" w:firstLine="0"/>
+              <w:jc w:val="left"/>
+              <w:rPr>
+                <w:szCs w:val="28"/>
+              </w:rPr>
+            </w:pPr>
+            <w:r>
+              <w:rPr>
+                <w:szCs w:val="28"/>
+              </w:rPr>
+              <w:t>4</w:t>
+            </w:r>
+          </w:p>
+        </w:tc>
+        <w:tc>
+          <w:tcPr>
+            <w:tcW w:w="3679" w:type="dxa"/>
+          </w:tcPr>
+          <w:p>
+            <w:pPr>
+              <w:spacing w:after="0" w:line="360" w:lineRule="auto"/>
+              <w:ind w:left="0" w:right="0" w:firstLine="0"/>
+              <w:jc w:val="left"/>
+              <w:rPr>
+                <w:szCs w:val="28"/>
+              </w:rPr>
+            </w:pPr>
+            <w:r>
+              <w:rPr>
+                <w:szCs w:val="28"/>
+              </w:rPr>
+              <w:t>«Животные любят Вас»</w:t>
+            </w:r>
+          </w:p>
+        </w:tc>
+        <w:tc>
+          <w:tcPr>
+            <w:tcW w:w="4554" w:type="dxa"/>
+          </w:tcPr>
+          <w:p>
+            <w:pPr>
+              <w:spacing w:after="0" w:line="360" w:lineRule="auto"/>
+              <w:ind w:left="0" w:right="0" w:firstLine="0"/>
+              <w:jc w:val="left"/>
+              <w:rPr>
+                <w:szCs w:val="28"/>
+              </w:rPr>
+            </w:pPr>
+            <w:r>
+              <w:rPr>
+                <w:szCs w:val="28"/>
+              </w:rPr>
+              <w:t>Увеличение количества яиц в день</w:t>
+            </w:r>
+          </w:p>
+        </w:tc>
+      </w:tr>
+      <w:tr>
+        <w:tc>
+          <w:tcPr>
+            <w:tcW w:w="1338" w:type="dxa"/>
+          </w:tcPr>
+          <w:p>
+            <w:pPr>
+              <w:spacing w:after="0" w:line="360" w:lineRule="auto"/>
+              <w:ind w:left="0" w:right="0" w:firstLine="0"/>
+              <w:jc w:val="left"/>
+              <w:rPr>
+                <w:szCs w:val="28"/>
+              </w:rPr>
+            </w:pPr>
+            <w:r>
+              <w:rPr>
+                <w:szCs w:val="28"/>
+              </w:rPr>
+              <w:t>5</w:t>
+            </w:r>
+          </w:p>
+        </w:tc>
+        <w:tc>
+          <w:tcPr>
+            <w:tcW w:w="3679" w:type="dxa"/>
+          </w:tcPr>
+          <w:p>
+            <w:pPr>
+              <w:spacing w:after="0" w:line="360" w:lineRule="auto"/>
+              <w:ind w:left="0" w:right="0" w:firstLine="0"/>
+              <w:jc w:val="left"/>
+              <w:rPr>
+                <w:szCs w:val="28"/>
+              </w:rPr>
+            </w:pPr>
+            <w:r>
+              <w:rPr>
+                <w:szCs w:val="28"/>
+              </w:rPr>
+              <w:t>«Животные – Ваша семья»</w:t>
+            </w:r>
+          </w:p>
+        </w:tc>
+        <w:tc>
+          <w:tcPr>
+            <w:tcW w:w="4554" w:type="dxa"/>
+          </w:tcPr>
+          <w:p>
+            <w:pPr>
+              <w:spacing w:after="0" w:line="360" w:lineRule="auto"/>
+              <w:ind w:left="0" w:right="0" w:firstLine="0"/>
+              <w:jc w:val="left"/>
+              <w:rPr>
+                <w:szCs w:val="28"/>
+              </w:rPr>
+            </w:pPr>
+            <w:r>
+              <w:rPr>
+                <w:szCs w:val="28"/>
+              </w:rPr>
+              <w:t>Увеличение количества молока в день</w:t>
+            </w:r>
+          </w:p>
+        </w:tc>
+      </w:tr>
+    </w:tbl>
+    <w:p>
+      <w:pPr>
+        <w:spacing w:after="0" w:line="360" w:lineRule="auto"/>
         <w:ind w:left="0" w:right="0" w:firstLine="709"/>
         <w:rPr>
           <w:szCs w:val="28"/>
         </w:rPr>
       </w:pPr>
+    </w:p>
+    <w:tbl>
+      <w:tblPr>
+        <w:tblStyle w:val="a3"/>
+        <w:tblW w:w="0" w:type="auto"/>
+        <w:tblLook w:val="04A0" w:firstRow="1" w:lastRow="0" w:firstColumn="1" w:lastColumn="0" w:noHBand="0" w:noVBand="1"/>
+      </w:tblPr>
+      <w:tblGrid>
+        <w:gridCol w:w="1338"/>
+        <w:gridCol w:w="3679"/>
+        <w:gridCol w:w="4554"/>
+      </w:tblGrid>
+      <w:tr>
+        <w:trPr>
+          <w:tblHeader/>
+        </w:trPr>
+        <w:tc>
+          <w:tcPr>
+            <w:tcW w:w="9571" w:type="dxa"/>
+            <w:gridSpan w:val="3"/>
+          </w:tcPr>
+          <w:p>
+            <w:pPr>
+              <w:spacing w:after="0" w:line="360" w:lineRule="auto"/>
+              <w:ind w:left="0" w:right="0" w:firstLine="0"/>
+              <w:jc w:val="center"/>
+              <w:rPr>
+                <w:b/>
+                <w:szCs w:val="28"/>
+              </w:rPr>
+            </w:pPr>
+            <w:proofErr w:type="spellStart"/>
+            <w:r>
+              <w:rPr>
+                <w:b/>
+                <w:szCs w:val="28"/>
+              </w:rPr>
+              <w:t>Траволечение</w:t>
+            </w:r>
+            <w:proofErr w:type="spellEnd"/>
+          </w:p>
+        </w:tc>
+      </w:tr>
+      <w:tr>
+        <w:trPr>
+          <w:tblHeader/>
+        </w:trPr>
+        <w:tc>
+          <w:tcPr>
+            <w:tcW w:w="1338" w:type="dxa"/>
+          </w:tcPr>
+          <w:p>
+            <w:pPr>
+              <w:spacing w:after="0" w:line="360" w:lineRule="auto"/>
+              <w:ind w:left="0" w:right="0" w:firstLine="0"/>
+              <w:jc w:val="center"/>
+              <w:rPr>
+                <w:b/>
+                <w:szCs w:val="28"/>
+              </w:rPr>
+            </w:pPr>
+            <w:r>
+              <w:rPr>
+                <w:b/>
+                <w:szCs w:val="28"/>
+              </w:rPr>
+              <w:t>Уровень</w:t>
+            </w:r>
+          </w:p>
+        </w:tc>
+        <w:tc>
+          <w:tcPr>
+            <w:tcW w:w="3679" w:type="dxa"/>
+          </w:tcPr>
+          <w:p>
+            <w:pPr>
+              <w:spacing w:after="0" w:line="360" w:lineRule="auto"/>
+              <w:ind w:left="0" w:right="0" w:firstLine="0"/>
+              <w:jc w:val="center"/>
+              <w:rPr>
+                <w:b/>
+                <w:szCs w:val="28"/>
+              </w:rPr>
+            </w:pPr>
+            <w:r>
+              <w:rPr>
+                <w:b/>
+                <w:szCs w:val="28"/>
+              </w:rPr>
+              <w:t>Описание</w:t>
+            </w:r>
+          </w:p>
+        </w:tc>
+        <w:tc>
+          <w:tcPr>
+            <w:tcW w:w="4554" w:type="dxa"/>
+          </w:tcPr>
+          <w:p>
+            <w:pPr>
+              <w:spacing w:after="0" w:line="360" w:lineRule="auto"/>
+              <w:ind w:left="0" w:right="0" w:firstLine="0"/>
+              <w:jc w:val="center"/>
+              <w:rPr>
+                <w:b/>
+                <w:szCs w:val="28"/>
+              </w:rPr>
+            </w:pPr>
+            <w:r>
+              <w:rPr>
+                <w:b/>
+                <w:szCs w:val="28"/>
+              </w:rPr>
+              <w:t>Возможности</w:t>
+            </w:r>
+          </w:p>
+        </w:tc>
+      </w:tr>
+      <w:tr>
+        <w:tc>
+          <w:tcPr>
+            <w:tcW w:w="1338" w:type="dxa"/>
+          </w:tcPr>
+          <w:p>
+            <w:pPr>
+              <w:spacing w:after="0" w:line="360" w:lineRule="auto"/>
+              <w:ind w:left="0" w:right="0" w:firstLine="0"/>
+              <w:jc w:val="left"/>
+              <w:rPr>
+                <w:szCs w:val="28"/>
+              </w:rPr>
+            </w:pPr>
+            <w:r>
+              <w:rPr>
+                <w:szCs w:val="28"/>
+              </w:rPr>
+              <w:t>0</w:t>
+            </w:r>
+          </w:p>
+        </w:tc>
+        <w:tc>
+          <w:tcPr>
+            <w:tcW w:w="3679" w:type="dxa"/>
+          </w:tcPr>
+          <w:p>
+            <w:pPr>
+              <w:spacing w:after="0" w:line="360" w:lineRule="auto"/>
+              <w:ind w:left="0" w:right="0" w:firstLine="0"/>
+              <w:jc w:val="left"/>
+              <w:rPr>
+                <w:szCs w:val="28"/>
+              </w:rPr>
+            </w:pPr>
+            <w:r>
+              <w:rPr>
+                <w:szCs w:val="28"/>
+              </w:rPr>
+              <w:t>«Вы путаете ромашку с полынью»</w:t>
+            </w:r>
+          </w:p>
+        </w:tc>
+        <w:tc>
+          <w:tcPr>
+            <w:tcW w:w="4554" w:type="dxa"/>
+          </w:tcPr>
+          <w:p>
+            <w:pPr>
+              <w:spacing w:after="0" w:line="360" w:lineRule="auto"/>
+              <w:ind w:left="0" w:right="0" w:firstLine="0"/>
+              <w:jc w:val="left"/>
+              <w:rPr>
+                <w:szCs w:val="28"/>
+              </w:rPr>
+            </w:pPr>
+            <w:r>
+              <w:t>М</w:t>
+            </w:r>
+            <w:r>
+              <w:t>ожно создавать простые настои (чаи, отвары)</w:t>
+            </w:r>
+            <w:r>
+              <w:t>. Три рецепта.</w:t>
+            </w:r>
+          </w:p>
+        </w:tc>
+      </w:tr>
+      <w:tr>
+        <w:tc>
+          <w:tcPr>
+            <w:tcW w:w="1338" w:type="dxa"/>
+          </w:tcPr>
+          <w:p>
+            <w:pPr>
+              <w:spacing w:after="0" w:line="360" w:lineRule="auto"/>
+              <w:ind w:left="0" w:right="0" w:firstLine="0"/>
+              <w:jc w:val="left"/>
+              <w:rPr>
+                <w:szCs w:val="28"/>
+              </w:rPr>
+            </w:pPr>
+            <w:r>
+              <w:rPr>
+                <w:szCs w:val="28"/>
+              </w:rPr>
+              <w:t>1</w:t>
+            </w:r>
+          </w:p>
+        </w:tc>
+        <w:tc>
+          <w:tcPr>
+            <w:tcW w:w="3679" w:type="dxa"/>
+          </w:tcPr>
+          <w:p>
+            <w:pPr>
+              <w:spacing w:after="0" w:line="360" w:lineRule="auto"/>
+              <w:ind w:left="0" w:right="0" w:firstLine="0"/>
+              <w:jc w:val="left"/>
+              <w:rPr>
+                <w:szCs w:val="28"/>
+              </w:rPr>
+            </w:pPr>
+            <w:r>
+              <w:rPr>
+                <w:szCs w:val="28"/>
+              </w:rPr>
+              <w:t>«Вы все еще обжигаетесь об котелок»</w:t>
+            </w:r>
+          </w:p>
+        </w:tc>
+        <w:tc>
+          <w:tcPr>
+            <w:tcW w:w="4554" w:type="dxa"/>
+          </w:tcPr>
+          <w:p>
+            <w:pPr>
+              <w:spacing w:after="0" w:line="360" w:lineRule="auto"/>
+              <w:ind w:left="0" w:right="0" w:firstLine="0"/>
+              <w:jc w:val="left"/>
+              <w:rPr>
+                <w:szCs w:val="28"/>
+              </w:rPr>
+            </w:pPr>
+            <w:r>
+              <w:t>Доступна сушка трав</w:t>
+            </w:r>
+            <w:r>
+              <w:t>. Три новых рецепта.</w:t>
+            </w:r>
+          </w:p>
+        </w:tc>
+      </w:tr>
+      <w:tr>
+        <w:tc>
+          <w:tcPr>
+            <w:tcW w:w="1338" w:type="dxa"/>
+          </w:tcPr>
+          <w:p>
+            <w:pPr>
+              <w:spacing w:after="0" w:line="360" w:lineRule="auto"/>
+              <w:ind w:left="0" w:right="0" w:firstLine="0"/>
+              <w:jc w:val="left"/>
+              <w:rPr>
+                <w:szCs w:val="28"/>
+              </w:rPr>
+            </w:pPr>
+            <w:r>
+              <w:rPr>
+                <w:szCs w:val="28"/>
+              </w:rPr>
+              <w:t>2</w:t>
+            </w:r>
+          </w:p>
+        </w:tc>
+        <w:tc>
+          <w:tcPr>
+            <w:tcW w:w="3679" w:type="dxa"/>
+          </w:tcPr>
+          <w:p>
+            <w:pPr>
+              <w:spacing w:after="0" w:line="360" w:lineRule="auto"/>
+              <w:ind w:left="0" w:right="0" w:firstLine="0"/>
+              <w:jc w:val="left"/>
+              <w:rPr>
+                <w:szCs w:val="28"/>
+              </w:rPr>
+            </w:pPr>
+            <w:r>
+              <w:rPr>
+                <w:szCs w:val="28"/>
+              </w:rPr>
+              <w:t xml:space="preserve">«От Вас пахнет </w:t>
+            </w:r>
+            <w:r>
+              <w:t>чабрецом и мятой</w:t>
+            </w:r>
+            <w:r>
+              <w:rPr>
+                <w:szCs w:val="28"/>
+              </w:rPr>
+              <w:t>»</w:t>
+            </w:r>
+          </w:p>
+        </w:tc>
+        <w:tc>
+          <w:tcPr>
+            <w:tcW w:w="4554" w:type="dxa"/>
+          </w:tcPr>
+          <w:p>
+            <w:pPr>
+              <w:spacing w:after="0" w:line="360" w:lineRule="auto"/>
+              <w:ind w:left="0" w:right="0" w:firstLine="0"/>
+              <w:jc w:val="left"/>
+              <w:rPr>
+                <w:szCs w:val="28"/>
+              </w:rPr>
+            </w:pPr>
+            <w:r>
+              <w:rPr>
+                <w:szCs w:val="28"/>
+              </w:rPr>
+              <w:t>Доступна полка для хранения. Два новых рецепта.</w:t>
+            </w:r>
+          </w:p>
+        </w:tc>
+      </w:tr>
+      <w:tr>
+        <w:tc>
+          <w:tcPr>
+            <w:tcW w:w="1338" w:type="dxa"/>
+          </w:tcPr>
+          <w:p>
+            <w:pPr>
+              <w:spacing w:after="0" w:line="360" w:lineRule="auto"/>
+              <w:ind w:left="0" w:right="0" w:firstLine="0"/>
+              <w:jc w:val="left"/>
+              <w:rPr>
+                <w:szCs w:val="28"/>
+              </w:rPr>
+            </w:pPr>
+            <w:r>
+              <w:rPr>
+                <w:szCs w:val="28"/>
+              </w:rPr>
+              <w:t>3</w:t>
+            </w:r>
+          </w:p>
+        </w:tc>
+        <w:tc>
+          <w:tcPr>
+            <w:tcW w:w="3679" w:type="dxa"/>
+          </w:tcPr>
+          <w:p>
+            <w:pPr>
+              <w:spacing w:after="0" w:line="360" w:lineRule="auto"/>
+              <w:ind w:left="0" w:right="0" w:firstLine="0"/>
+              <w:jc w:val="left"/>
+              <w:rPr>
+                <w:szCs w:val="28"/>
+              </w:rPr>
+            </w:pPr>
+            <w:r>
+              <w:rPr>
+                <w:szCs w:val="28"/>
+              </w:rPr>
+              <w:t>«От разнообразия трав рябит в глазах»</w:t>
+            </w:r>
+          </w:p>
+        </w:tc>
+        <w:tc>
+          <w:tcPr>
+            <w:tcW w:w="4554" w:type="dxa"/>
+          </w:tcPr>
+          <w:p>
+            <w:pPr>
+              <w:spacing w:after="0" w:line="360" w:lineRule="auto"/>
+              <w:ind w:left="0" w:right="0" w:firstLine="0"/>
+              <w:jc w:val="left"/>
+              <w:rPr>
+                <w:szCs w:val="28"/>
+              </w:rPr>
+            </w:pPr>
+            <w:r>
+              <w:rPr>
+                <w:szCs w:val="28"/>
+              </w:rPr>
+              <w:t xml:space="preserve">Доступна ступка и доска для нарезки. </w:t>
+            </w:r>
+            <w:r>
+              <w:t>Три новых рецепта.</w:t>
+            </w:r>
+          </w:p>
+        </w:tc>
+      </w:tr>
+      <w:tr>
+        <w:tc>
+          <w:tcPr>
+            <w:tcW w:w="1338" w:type="dxa"/>
+          </w:tcPr>
+          <w:p>
+            <w:pPr>
+              <w:spacing w:after="0" w:line="360" w:lineRule="auto"/>
+              <w:ind w:left="0" w:right="0" w:firstLine="0"/>
+              <w:jc w:val="left"/>
+              <w:rPr>
+                <w:szCs w:val="28"/>
+              </w:rPr>
+            </w:pPr>
+            <w:r>
+              <w:rPr>
+                <w:szCs w:val="28"/>
+              </w:rPr>
+              <w:t>4</w:t>
+            </w:r>
+          </w:p>
+        </w:tc>
+        <w:tc>
+          <w:tcPr>
+            <w:tcW w:w="3679" w:type="dxa"/>
+          </w:tcPr>
+          <w:p>
+            <w:pPr>
+              <w:spacing w:after="0" w:line="360" w:lineRule="auto"/>
+              <w:ind w:left="0" w:right="0" w:firstLine="0"/>
+              <w:jc w:val="left"/>
+              <w:rPr>
+                <w:szCs w:val="28"/>
+              </w:rPr>
+            </w:pPr>
+            <w:r>
+              <w:rPr>
+                <w:szCs w:val="28"/>
+              </w:rPr>
+              <w:t>«Вы чувствуете зов трав»</w:t>
+            </w:r>
+          </w:p>
+        </w:tc>
+        <w:tc>
+          <w:tcPr>
+            <w:tcW w:w="4554" w:type="dxa"/>
+          </w:tcPr>
+          <w:p>
+            <w:pPr>
+              <w:spacing w:after="0" w:line="360" w:lineRule="auto"/>
+              <w:ind w:left="0" w:right="0" w:firstLine="0"/>
+              <w:jc w:val="left"/>
+              <w:rPr>
+                <w:szCs w:val="28"/>
+              </w:rPr>
+            </w:pPr>
+            <w:r>
+              <w:rPr>
+                <w:szCs w:val="28"/>
+              </w:rPr>
+              <w:t>Становится доступен лес и растения в нем.</w:t>
+            </w:r>
+          </w:p>
+        </w:tc>
+      </w:tr>
+      <w:tr>
+        <w:tc>
+          <w:tcPr>
+            <w:tcW w:w="1338" w:type="dxa"/>
+          </w:tcPr>
+          <w:p>
+            <w:pPr>
+              <w:spacing w:after="0" w:line="360" w:lineRule="auto"/>
+              <w:ind w:left="0" w:right="0" w:firstLine="0"/>
+              <w:jc w:val="left"/>
+              <w:rPr>
+                <w:szCs w:val="28"/>
+              </w:rPr>
+            </w:pPr>
+            <w:r>
+              <w:rPr>
+                <w:szCs w:val="28"/>
+              </w:rPr>
+              <w:lastRenderedPageBreak/>
+              <w:t>5</w:t>
+            </w:r>
+          </w:p>
+        </w:tc>
+        <w:tc>
+          <w:tcPr>
+            <w:tcW w:w="3679" w:type="dxa"/>
+          </w:tcPr>
+          <w:p>
+            <w:pPr>
+              <w:spacing w:after="0" w:line="360" w:lineRule="auto"/>
+              <w:ind w:left="0" w:right="0" w:firstLine="0"/>
+              <w:jc w:val="left"/>
+              <w:rPr>
+                <w:szCs w:val="28"/>
+              </w:rPr>
+            </w:pPr>
+            <w:r>
+              <w:rPr>
+                <w:szCs w:val="28"/>
+              </w:rPr>
+              <w:t>«Листья и роса»</w:t>
+            </w:r>
+          </w:p>
+        </w:tc>
+        <w:tc>
+          <w:tcPr>
+            <w:tcW w:w="4554" w:type="dxa"/>
+          </w:tcPr>
+          <w:p>
+            <w:pPr>
+              <w:spacing w:after="0" w:line="360" w:lineRule="auto"/>
+              <w:ind w:left="0" w:right="0" w:firstLine="0"/>
+              <w:jc w:val="left"/>
+              <w:rPr>
+                <w:szCs w:val="28"/>
+              </w:rPr>
+            </w:pPr>
+            <w:r>
+              <w:rPr>
+                <w:szCs w:val="28"/>
+              </w:rPr>
+              <w:t>Свойства лесных растений могут отличаться от времени сбора.</w:t>
+            </w:r>
+          </w:p>
+        </w:tc>
+      </w:tr>
+      <w:tr>
+        <w:tc>
+          <w:tcPr>
+            <w:tcW w:w="1338" w:type="dxa"/>
+          </w:tcPr>
+          <w:p>
+            <w:pPr>
+              <w:spacing w:after="0" w:line="360" w:lineRule="auto"/>
+              <w:ind w:left="0" w:right="0" w:firstLine="0"/>
+              <w:jc w:val="left"/>
+              <w:rPr>
+                <w:szCs w:val="28"/>
+              </w:rPr>
+            </w:pPr>
+            <w:r>
+              <w:rPr>
+                <w:szCs w:val="28"/>
+              </w:rPr>
+              <w:t>6</w:t>
+            </w:r>
+          </w:p>
+        </w:tc>
+        <w:tc>
+          <w:tcPr>
+            <w:tcW w:w="3679" w:type="dxa"/>
+          </w:tcPr>
+          <w:p>
+            <w:pPr>
+              <w:spacing w:after="0" w:line="360" w:lineRule="auto"/>
+              <w:ind w:left="0" w:right="0" w:firstLine="0"/>
+              <w:jc w:val="left"/>
+              <w:rPr>
+                <w:szCs w:val="28"/>
+              </w:rPr>
+            </w:pPr>
+            <w:r>
+              <w:rPr>
+                <w:szCs w:val="28"/>
+              </w:rPr>
+              <w:t>«Луна дарует Вам энергию»</w:t>
+            </w:r>
+          </w:p>
+        </w:tc>
+        <w:tc>
+          <w:tcPr>
+            <w:tcW w:w="4554" w:type="dxa"/>
+          </w:tcPr>
+          <w:p>
+            <w:pPr>
+              <w:spacing w:after="0" w:line="360" w:lineRule="auto"/>
+              <w:ind w:left="0" w:right="0" w:firstLine="0"/>
+              <w:jc w:val="left"/>
+              <w:rPr>
+                <w:szCs w:val="28"/>
+              </w:rPr>
+            </w:pPr>
+            <w:r>
+              <w:rPr>
+                <w:szCs w:val="28"/>
+              </w:rPr>
+              <w:t>Доступны лунные рецепты, которые готовятся ночью при свете луны</w:t>
+            </w:r>
+            <w:r>
+              <w:rPr>
+                <w:szCs w:val="28"/>
+              </w:rPr>
+              <w:t xml:space="preserve"> (два новых рецепта).</w:t>
+            </w:r>
+          </w:p>
+        </w:tc>
+      </w:tr>
+      <w:tr>
+        <w:tc>
+          <w:tcPr>
+            <w:tcW w:w="1338" w:type="dxa"/>
+          </w:tcPr>
+          <w:p>
+            <w:pPr>
+              <w:spacing w:after="0" w:line="360" w:lineRule="auto"/>
+              <w:ind w:left="0" w:right="0" w:firstLine="0"/>
+              <w:jc w:val="left"/>
+              <w:rPr>
+                <w:szCs w:val="28"/>
+              </w:rPr>
+            </w:pPr>
+            <w:r>
+              <w:rPr>
+                <w:szCs w:val="28"/>
+              </w:rPr>
+              <w:t>7</w:t>
+            </w:r>
+          </w:p>
+        </w:tc>
+        <w:tc>
+          <w:tcPr>
+            <w:tcW w:w="3679" w:type="dxa"/>
+          </w:tcPr>
+          <w:p>
+            <w:pPr>
+              <w:spacing w:after="0" w:line="360" w:lineRule="auto"/>
+              <w:ind w:left="0" w:right="0" w:firstLine="0"/>
+              <w:jc w:val="left"/>
+              <w:rPr>
+                <w:szCs w:val="28"/>
+              </w:rPr>
+            </w:pPr>
+            <w:r>
+              <w:rPr>
+                <w:szCs w:val="28"/>
+              </w:rPr>
+              <w:t>«Цветы отгоняют зло»</w:t>
+            </w:r>
+          </w:p>
+        </w:tc>
+        <w:tc>
+          <w:tcPr>
+            <w:tcW w:w="4554" w:type="dxa"/>
+          </w:tcPr>
+          <w:p>
+            <w:pPr>
+              <w:spacing w:after="0" w:line="360" w:lineRule="auto"/>
+              <w:ind w:left="0" w:right="0" w:firstLine="0"/>
+              <w:jc w:val="left"/>
+              <w:rPr>
+                <w:szCs w:val="28"/>
+              </w:rPr>
+            </w:pPr>
+            <w:r>
+              <w:t>Доступны очищающие зелья для ритуалов</w:t>
+            </w:r>
+            <w:r>
+              <w:t xml:space="preserve"> (два рецепта)</w:t>
+            </w:r>
+            <w:r>
+              <w:t>.</w:t>
+            </w:r>
+          </w:p>
+        </w:tc>
+      </w:tr>
+      <w:tr>
+        <w:trPr>
+          <w:trHeight w:val="561"/>
+        </w:trPr>
+        <w:tc>
+          <w:tcPr>
+            <w:tcW w:w="1338" w:type="dxa"/>
+          </w:tcPr>
+          <w:p>
+            <w:pPr>
+              <w:spacing w:after="0" w:line="360" w:lineRule="auto"/>
+              <w:ind w:left="0" w:right="0" w:firstLine="0"/>
+              <w:jc w:val="left"/>
+              <w:rPr>
+                <w:szCs w:val="28"/>
+              </w:rPr>
+            </w:pPr>
+            <w:r>
+              <w:rPr>
+                <w:szCs w:val="28"/>
+              </w:rPr>
+              <w:t>8</w:t>
+            </w:r>
+          </w:p>
+        </w:tc>
+        <w:tc>
+          <w:tcPr>
+            <w:tcW w:w="3679" w:type="dxa"/>
+          </w:tcPr>
+          <w:p>
+            <w:pPr>
+              <w:spacing w:after="0" w:line="360" w:lineRule="auto"/>
+              <w:ind w:left="0" w:right="0" w:firstLine="0"/>
+              <w:jc w:val="left"/>
+              <w:rPr>
+                <w:szCs w:val="28"/>
+              </w:rPr>
+            </w:pPr>
+            <w:r>
+              <w:rPr>
+                <w:szCs w:val="28"/>
+              </w:rPr>
+              <w:t>«Травы, корешки, цветочки смешиваются сами»</w:t>
+            </w:r>
+          </w:p>
+        </w:tc>
+        <w:tc>
+          <w:tcPr>
+            <w:tcW w:w="4554" w:type="dxa"/>
+          </w:tcPr>
+          <w:p>
+            <w:pPr>
+              <w:spacing w:after="0" w:line="360" w:lineRule="auto"/>
+              <w:ind w:left="0" w:right="0" w:firstLine="0"/>
+              <w:jc w:val="left"/>
+              <w:rPr>
+                <w:szCs w:val="28"/>
+              </w:rPr>
+            </w:pPr>
+            <w:r>
+              <w:rPr>
+                <w:szCs w:val="28"/>
+              </w:rPr>
+              <w:t>Три новых рецепта.</w:t>
+            </w:r>
+          </w:p>
+        </w:tc>
+      </w:tr>
+      <w:tr>
+        <w:tc>
+          <w:tcPr>
+            <w:tcW w:w="1338" w:type="dxa"/>
+          </w:tcPr>
+          <w:p>
+            <w:pPr>
+              <w:spacing w:after="0" w:line="360" w:lineRule="auto"/>
+              <w:ind w:left="0" w:right="0" w:firstLine="0"/>
+              <w:jc w:val="left"/>
+              <w:rPr>
+                <w:szCs w:val="28"/>
+              </w:rPr>
+            </w:pPr>
+            <w:r>
+              <w:rPr>
+                <w:szCs w:val="28"/>
+              </w:rPr>
+              <w:t>9</w:t>
+            </w:r>
+          </w:p>
+        </w:tc>
+        <w:tc>
+          <w:tcPr>
+            <w:tcW w:w="3679" w:type="dxa"/>
+          </w:tcPr>
+          <w:p>
+            <w:pPr>
+              <w:spacing w:after="0" w:line="360" w:lineRule="auto"/>
+              <w:ind w:left="0" w:right="0" w:firstLine="0"/>
+              <w:jc w:val="left"/>
+              <w:rPr>
+                <w:szCs w:val="28"/>
+              </w:rPr>
+            </w:pPr>
+            <w:r>
+              <w:rPr>
+                <w:szCs w:val="28"/>
+              </w:rPr>
+              <w:t>«О Вас говорит вся округа»</w:t>
+            </w:r>
+          </w:p>
+        </w:tc>
+        <w:tc>
+          <w:tcPr>
+            <w:tcW w:w="4554" w:type="dxa"/>
+          </w:tcPr>
+          <w:p>
+            <w:pPr>
+              <w:spacing w:after="0" w:line="360" w:lineRule="auto"/>
+              <w:ind w:left="0" w:right="0" w:firstLine="0"/>
+              <w:jc w:val="left"/>
+              <w:rPr>
+                <w:szCs w:val="28"/>
+              </w:rPr>
+            </w:pPr>
+            <w:r>
+              <w:rPr>
+                <w:szCs w:val="28"/>
+              </w:rPr>
+              <w:t>Два новых рецепта.</w:t>
+            </w:r>
+          </w:p>
+        </w:tc>
+      </w:tr>
+      <w:tr>
+        <w:tc>
+          <w:tcPr>
+            <w:tcW w:w="1338" w:type="dxa"/>
+          </w:tcPr>
+          <w:p>
+            <w:pPr>
+              <w:spacing w:after="0" w:line="360" w:lineRule="auto"/>
+              <w:ind w:left="0" w:right="0" w:firstLine="0"/>
+              <w:jc w:val="left"/>
+              <w:rPr>
+                <w:szCs w:val="28"/>
+              </w:rPr>
+            </w:pPr>
+            <w:r>
+              <w:rPr>
+                <w:szCs w:val="28"/>
+              </w:rPr>
+              <w:t>10</w:t>
+            </w:r>
+          </w:p>
+        </w:tc>
+        <w:tc>
+          <w:tcPr>
+            <w:tcW w:w="3679" w:type="dxa"/>
+          </w:tcPr>
+          <w:p>
+            <w:pPr>
+              <w:spacing w:after="0" w:line="360" w:lineRule="auto"/>
+              <w:ind w:left="0" w:right="0" w:firstLine="0"/>
+              <w:jc w:val="left"/>
+              <w:rPr>
+                <w:szCs w:val="28"/>
+              </w:rPr>
+            </w:pPr>
+            <w:r>
+              <w:rPr>
+                <w:szCs w:val="28"/>
+              </w:rPr>
+              <w:t>«Знаменитая травница»</w:t>
+            </w:r>
+          </w:p>
+        </w:tc>
+        <w:tc>
+          <w:tcPr>
+            <w:tcW w:w="4554" w:type="dxa"/>
+          </w:tcPr>
+          <w:p>
+            <w:pPr>
+              <w:spacing w:after="0" w:line="360" w:lineRule="auto"/>
+              <w:ind w:left="0" w:right="0" w:firstLine="0"/>
+              <w:jc w:val="left"/>
+              <w:rPr>
+                <w:szCs w:val="28"/>
+              </w:rPr>
+            </w:pPr>
+            <w:r>
+              <w:rPr>
+                <w:szCs w:val="28"/>
+              </w:rPr>
+              <w:t>Два новых рецепта.</w:t>
+            </w:r>
+          </w:p>
+        </w:tc>
+      </w:tr>
+    </w:tbl>
+    <w:p>
+      <w:pPr>
+        <w:spacing w:after="0" w:line="360" w:lineRule="auto"/>
+        <w:ind w:left="0" w:right="0" w:firstLine="709"/>
+        <w:rPr>
+          <w:szCs w:val="28"/>
+        </w:rPr>
+      </w:pPr>
+      <w:r>
+        <w:rPr>
+          <w:szCs w:val="28"/>
+        </w:rPr>
+        <w:t xml:space="preserve">Основные необходимые предметы для </w:t>
+      </w:r>
       <w:proofErr w:type="spellStart"/>
       <w:r>
         <w:rPr>
           <w:szCs w:val="28"/>
         </w:rPr>
-        <w:t>Траволечение</w:t>
+        <w:t>траволечения</w:t>
       </w:r>
       <w:proofErr w:type="spellEnd"/>
       <w:r>
         <w:rPr>
           <w:szCs w:val="28"/>
         </w:rPr>
-        <w:t xml:space="preserve">: </w:t>
-      </w:r>
-      <w:r>
-        <w:rPr>
-          <w:szCs w:val="28"/>
-        </w:rPr>
-        <w:t>засушивание, обработка растений, приготовление настоев, мазей, отваров.</w:t>
-      </w:r>
-      <w:r>
-        <w:rPr>
-          <w:szCs w:val="28"/>
-        </w:rPr>
-        <w:t xml:space="preserve"> Получение готовых изделий на продажу.</w:t>
+        <w:t>, расположенные на кухне</w:t>
+      </w:r>
+      <w:r>
+        <w:rPr>
+          <w:szCs w:val="28"/>
+        </w:rPr>
+        <w:t>:</w:t>
       </w:r>
     </w:p>
     <w:p>
@@ -7193,41 +10090,942 @@
         <w:pStyle w:val="a4"/>
         <w:numPr>
           <w:ilvl w:val="0"/>
-          <w:numId w:val="1"/>
+          <w:numId w:val="15"/>
         </w:numPr>
         <w:spacing w:after="0" w:line="360" w:lineRule="auto"/>
-        <w:ind w:left="0" w:right="0" w:firstLine="709"/>
-        <w:rPr>
-          <w:szCs w:val="28"/>
-        </w:rPr>
-      </w:pPr>
-      <w:proofErr w:type="spellStart"/>
-      <w:r>
-        <w:rPr>
-          <w:szCs w:val="28"/>
-        </w:rPr>
-        <w:t>Ведьмовство</w:t>
-      </w:r>
-      <w:proofErr w:type="spellEnd"/>
-      <w:r>
-        <w:rPr>
-          <w:szCs w:val="28"/>
-        </w:rPr>
-        <w:t>: создание зелий, оберегов,</w:t>
-      </w:r>
-      <w:r>
-        <w:rPr>
-          <w:szCs w:val="28"/>
-        </w:rPr>
-        <w:t xml:space="preserve"> предсказание судьбы и другое. Позволяет создавать магические предметы на продажу,  </w:t>
-      </w:r>
-      <w:r>
-        <w:rPr>
-          <w:szCs w:val="28"/>
-        </w:rPr>
-        <w:t>проводить ритуалы.</w:t>
-      </w:r>
-    </w:p>
+        <w:ind w:right="0"/>
+        <w:rPr>
+          <w:szCs w:val="28"/>
+        </w:rPr>
+      </w:pPr>
+      <w:r>
+        <w:rPr>
+          <w:szCs w:val="28"/>
+        </w:rPr>
+        <w:t>Веревка для сушки трав.</w:t>
+      </w:r>
+    </w:p>
+    <w:p>
+      <w:pPr>
+        <w:pStyle w:val="a4"/>
+        <w:numPr>
+          <w:ilvl w:val="0"/>
+          <w:numId w:val="15"/>
+        </w:numPr>
+        <w:spacing w:after="0" w:line="360" w:lineRule="auto"/>
+        <w:ind w:right="0"/>
+        <w:rPr>
+          <w:szCs w:val="28"/>
+        </w:rPr>
+      </w:pPr>
+      <w:r>
+        <w:rPr>
+          <w:szCs w:val="28"/>
+        </w:rPr>
+        <w:t>Котелок для варки зелий.</w:t>
+      </w:r>
+    </w:p>
+    <w:p>
+      <w:pPr>
+        <w:pStyle w:val="a4"/>
+        <w:numPr>
+          <w:ilvl w:val="0"/>
+          <w:numId w:val="15"/>
+        </w:numPr>
+        <w:spacing w:after="0" w:line="360" w:lineRule="auto"/>
+        <w:ind w:right="0"/>
+        <w:rPr>
+          <w:szCs w:val="28"/>
+        </w:rPr>
+      </w:pPr>
+      <w:r>
+        <w:rPr>
+          <w:szCs w:val="28"/>
+        </w:rPr>
+        <w:t>Полка для хранения ингредиентов.</w:t>
+      </w:r>
+    </w:p>
+    <w:p>
+      <w:pPr>
+        <w:pStyle w:val="a4"/>
+        <w:numPr>
+          <w:ilvl w:val="0"/>
+          <w:numId w:val="15"/>
+        </w:numPr>
+        <w:spacing w:after="0" w:line="360" w:lineRule="auto"/>
+        <w:ind w:right="0"/>
+        <w:rPr>
+          <w:szCs w:val="28"/>
+        </w:rPr>
+      </w:pPr>
+      <w:r>
+        <w:rPr>
+          <w:szCs w:val="28"/>
+        </w:rPr>
+        <w:t>Ступка и доска для нарезки.</w:t>
+      </w:r>
+    </w:p>
+    <w:tbl>
+      <w:tblPr>
+        <w:tblStyle w:val="a3"/>
+        <w:tblW w:w="0" w:type="auto"/>
+        <w:tblLook w:val="04A0" w:firstRow="1" w:lastRow="0" w:firstColumn="1" w:lastColumn="0" w:noHBand="0" w:noVBand="1"/>
+      </w:tblPr>
+      <w:tblGrid>
+        <w:gridCol w:w="1338"/>
+        <w:gridCol w:w="3679"/>
+        <w:gridCol w:w="4554"/>
+      </w:tblGrid>
+      <w:tr>
+        <w:trPr>
+          <w:tblHeader/>
+        </w:trPr>
+        <w:tc>
+          <w:tcPr>
+            <w:tcW w:w="9571" w:type="dxa"/>
+            <w:gridSpan w:val="3"/>
+          </w:tcPr>
+          <w:p>
+            <w:pPr>
+              <w:spacing w:after="0" w:line="360" w:lineRule="auto"/>
+              <w:ind w:left="0" w:right="0" w:firstLine="0"/>
+              <w:jc w:val="center"/>
+              <w:rPr>
+                <w:b/>
+                <w:szCs w:val="28"/>
+              </w:rPr>
+            </w:pPr>
+            <w:r>
+              <w:rPr>
+                <w:b/>
+                <w:szCs w:val="28"/>
+              </w:rPr>
+              <w:t>Ведьмовство</w:t>
+            </w:r>
+          </w:p>
+        </w:tc>
+      </w:tr>
+      <w:tr>
+        <w:trPr>
+          <w:tblHeader/>
+        </w:trPr>
+        <w:tc>
+          <w:tcPr>
+            <w:tcW w:w="1338" w:type="dxa"/>
+          </w:tcPr>
+          <w:p>
+            <w:pPr>
+              <w:spacing w:after="0" w:line="360" w:lineRule="auto"/>
+              <w:ind w:left="0" w:right="0" w:firstLine="0"/>
+              <w:jc w:val="center"/>
+              <w:rPr>
+                <w:b/>
+                <w:szCs w:val="28"/>
+              </w:rPr>
+            </w:pPr>
+            <w:r>
+              <w:rPr>
+                <w:b/>
+                <w:szCs w:val="28"/>
+              </w:rPr>
+              <w:t>Уровень</w:t>
+            </w:r>
+          </w:p>
+        </w:tc>
+        <w:tc>
+          <w:tcPr>
+            <w:tcW w:w="3679" w:type="dxa"/>
+          </w:tcPr>
+          <w:p>
+            <w:pPr>
+              <w:spacing w:after="0" w:line="360" w:lineRule="auto"/>
+              <w:ind w:left="0" w:right="0" w:firstLine="0"/>
+              <w:jc w:val="center"/>
+              <w:rPr>
+                <w:b/>
+                <w:szCs w:val="28"/>
+              </w:rPr>
+            </w:pPr>
+            <w:r>
+              <w:rPr>
+                <w:b/>
+                <w:szCs w:val="28"/>
+              </w:rPr>
+              <w:t>Описание</w:t>
+            </w:r>
+          </w:p>
+        </w:tc>
+        <w:tc>
+          <w:tcPr>
+            <w:tcW w:w="4554" w:type="dxa"/>
+          </w:tcPr>
+          <w:p>
+            <w:pPr>
+              <w:spacing w:after="0" w:line="360" w:lineRule="auto"/>
+              <w:ind w:left="0" w:right="0" w:firstLine="0"/>
+              <w:jc w:val="center"/>
+              <w:rPr>
+                <w:b/>
+                <w:szCs w:val="28"/>
+              </w:rPr>
+            </w:pPr>
+            <w:r>
+              <w:rPr>
+                <w:b/>
+                <w:szCs w:val="28"/>
+              </w:rPr>
+              <w:t>Возможности</w:t>
+            </w:r>
+          </w:p>
+        </w:tc>
+      </w:tr>
+      <w:tr>
+        <w:tc>
+          <w:tcPr>
+            <w:tcW w:w="1338" w:type="dxa"/>
+          </w:tcPr>
+          <w:p>
+            <w:pPr>
+              <w:spacing w:after="0" w:line="360" w:lineRule="auto"/>
+              <w:ind w:left="0" w:right="0" w:firstLine="0"/>
+              <w:jc w:val="left"/>
+              <w:rPr>
+                <w:szCs w:val="28"/>
+              </w:rPr>
+            </w:pPr>
+            <w:r>
+              <w:rPr>
+                <w:szCs w:val="28"/>
+              </w:rPr>
+              <w:t>0</w:t>
+            </w:r>
+          </w:p>
+        </w:tc>
+        <w:tc>
+          <w:tcPr>
+            <w:tcW w:w="3679" w:type="dxa"/>
+          </w:tcPr>
+          <w:p>
+            <w:pPr>
+              <w:spacing w:after="0" w:line="360" w:lineRule="auto"/>
+              <w:ind w:left="0" w:right="0" w:firstLine="0"/>
+              <w:jc w:val="left"/>
+              <w:rPr>
+                <w:szCs w:val="28"/>
+              </w:rPr>
+            </w:pPr>
+            <w:r>
+              <w:rPr>
+                <w:szCs w:val="28"/>
+              </w:rPr>
+              <w:t>«Язык заплетается»</w:t>
+            </w:r>
+          </w:p>
+        </w:tc>
+        <w:tc>
+          <w:tcPr>
+            <w:tcW w:w="4554" w:type="dxa"/>
+          </w:tcPr>
+          <w:p>
+            <w:pPr>
+              <w:spacing w:after="0" w:line="360" w:lineRule="auto"/>
+              <w:ind w:left="0" w:right="0" w:firstLine="0"/>
+              <w:jc w:val="left"/>
+              <w:rPr>
+                <w:szCs w:val="28"/>
+              </w:rPr>
+            </w:pPr>
+            <w:r>
+              <w:rPr>
+                <w:szCs w:val="28"/>
+              </w:rPr>
+              <w:t>Доступно создание простых оберегов (два вида).</w:t>
+            </w:r>
+          </w:p>
+        </w:tc>
+      </w:tr>
+      <w:tr>
+        <w:tc>
+          <w:tcPr>
+            <w:tcW w:w="1338" w:type="dxa"/>
+          </w:tcPr>
+          <w:p>
+            <w:pPr>
+              <w:spacing w:after="0" w:line="360" w:lineRule="auto"/>
+              <w:ind w:left="0" w:right="0" w:firstLine="0"/>
+              <w:jc w:val="left"/>
+              <w:rPr>
+                <w:szCs w:val="28"/>
+              </w:rPr>
+            </w:pPr>
+            <w:r>
+              <w:rPr>
+                <w:szCs w:val="28"/>
+              </w:rPr>
+              <w:t>1</w:t>
+            </w:r>
+          </w:p>
+        </w:tc>
+        <w:tc>
+          <w:tcPr>
+            <w:tcW w:w="3679" w:type="dxa"/>
+          </w:tcPr>
+          <w:p>
+            <w:pPr>
+              <w:spacing w:after="0" w:line="360" w:lineRule="auto"/>
+              <w:ind w:left="0" w:right="0" w:firstLine="0"/>
+              <w:jc w:val="left"/>
+              <w:rPr>
+                <w:szCs w:val="28"/>
+              </w:rPr>
+            </w:pPr>
+            <w:r>
+              <w:rPr>
+                <w:szCs w:val="28"/>
+              </w:rPr>
+              <w:t>«Шепот для свечи»</w:t>
+            </w:r>
+          </w:p>
+        </w:tc>
+        <w:tc>
+          <w:tcPr>
+            <w:tcW w:w="4554" w:type="dxa"/>
+          </w:tcPr>
+          <w:p>
+            <w:pPr>
+              <w:spacing w:after="0" w:line="360" w:lineRule="auto"/>
+              <w:ind w:left="0" w:right="0" w:firstLine="0"/>
+              <w:jc w:val="left"/>
+              <w:rPr>
+                <w:szCs w:val="28"/>
+              </w:rPr>
+            </w:pPr>
+            <w:r>
+              <w:rPr>
+                <w:szCs w:val="28"/>
+              </w:rPr>
+              <w:t>Доступно создание свечей (два вида).</w:t>
+            </w:r>
+          </w:p>
+        </w:tc>
+      </w:tr>
+      <w:tr>
+        <w:tc>
+          <w:tcPr>
+            <w:tcW w:w="1338" w:type="dxa"/>
+          </w:tcPr>
+          <w:p>
+            <w:pPr>
+              <w:spacing w:after="0" w:line="360" w:lineRule="auto"/>
+              <w:ind w:left="0" w:right="0" w:firstLine="0"/>
+              <w:jc w:val="left"/>
+              <w:rPr>
+                <w:szCs w:val="28"/>
+              </w:rPr>
+            </w:pPr>
+            <w:r>
+              <w:rPr>
+                <w:szCs w:val="28"/>
+              </w:rPr>
+              <w:t>2</w:t>
+            </w:r>
+          </w:p>
+        </w:tc>
+        <w:tc>
+          <w:tcPr>
+            <w:tcW w:w="3679" w:type="dxa"/>
+          </w:tcPr>
+          <w:p>
+            <w:pPr>
+              <w:spacing w:after="0" w:line="360" w:lineRule="auto"/>
+              <w:ind w:left="0" w:right="0" w:firstLine="0"/>
+              <w:jc w:val="left"/>
+              <w:rPr>
+                <w:szCs w:val="28"/>
+              </w:rPr>
+            </w:pPr>
+            <w:r>
+              <w:rPr>
+                <w:szCs w:val="28"/>
+              </w:rPr>
+              <w:t>«Гниль подкрадывается исподтишка»</w:t>
+            </w:r>
+          </w:p>
+        </w:tc>
+        <w:tc>
+          <w:tcPr>
+            <w:tcW w:w="4554" w:type="dxa"/>
+          </w:tcPr>
+          <w:p>
+            <w:pPr>
+              <w:spacing w:after="0" w:line="360" w:lineRule="auto"/>
+              <w:ind w:left="0" w:right="0" w:firstLine="0"/>
+              <w:jc w:val="left"/>
+              <w:rPr>
+                <w:szCs w:val="28"/>
+              </w:rPr>
+            </w:pPr>
+            <w:r>
+              <w:rPr>
+                <w:szCs w:val="28"/>
+              </w:rPr>
+              <w:t>Д</w:t>
+            </w:r>
+            <w:r>
+              <w:rPr>
+                <w:szCs w:val="28"/>
+              </w:rPr>
+              <w:t>оступен ритуал для отпугивания Г</w:t>
+            </w:r>
+            <w:r>
+              <w:rPr>
+                <w:szCs w:val="28"/>
+              </w:rPr>
+              <w:t>нили</w:t>
+            </w:r>
+          </w:p>
+        </w:tc>
+      </w:tr>
+      <w:tr>
+        <w:tc>
+          <w:tcPr>
+            <w:tcW w:w="1338" w:type="dxa"/>
+          </w:tcPr>
+          <w:p>
+            <w:pPr>
+              <w:spacing w:after="0" w:line="360" w:lineRule="auto"/>
+              <w:ind w:left="0" w:right="0" w:firstLine="0"/>
+              <w:jc w:val="left"/>
+              <w:rPr>
+                <w:szCs w:val="28"/>
+              </w:rPr>
+            </w:pPr>
+            <w:r>
+              <w:rPr>
+                <w:szCs w:val="28"/>
+              </w:rPr>
+              <w:t>3</w:t>
+            </w:r>
+          </w:p>
+        </w:tc>
+        <w:tc>
+          <w:tcPr>
+            <w:tcW w:w="3679" w:type="dxa"/>
+          </w:tcPr>
+          <w:p>
+            <w:pPr>
+              <w:spacing w:after="0" w:line="360" w:lineRule="auto"/>
+              <w:ind w:left="0" w:right="0" w:firstLine="0"/>
+              <w:jc w:val="left"/>
+              <w:rPr>
+                <w:szCs w:val="28"/>
+              </w:rPr>
+            </w:pPr>
+            <w:r>
+              <w:rPr>
+                <w:szCs w:val="28"/>
+              </w:rPr>
+              <w:t>«Заговоренные травы»</w:t>
+            </w:r>
+          </w:p>
+        </w:tc>
+        <w:tc>
+          <w:tcPr>
+            <w:tcW w:w="4554" w:type="dxa"/>
+          </w:tcPr>
+          <w:p>
+            <w:pPr>
+              <w:spacing w:after="0" w:line="360" w:lineRule="auto"/>
+              <w:ind w:left="0" w:right="0" w:firstLine="0"/>
+              <w:jc w:val="left"/>
+              <w:rPr>
+                <w:szCs w:val="28"/>
+              </w:rPr>
+            </w:pPr>
+            <w:r>
+              <w:rPr>
+                <w:szCs w:val="28"/>
+              </w:rPr>
+              <w:t>Доступен заговор на ускорение роста растений.</w:t>
+            </w:r>
+          </w:p>
+        </w:tc>
+      </w:tr>
+      <w:tr>
+        <w:tc>
+          <w:tcPr>
+            <w:tcW w:w="1338" w:type="dxa"/>
+          </w:tcPr>
+          <w:p>
+            <w:pPr>
+              <w:spacing w:after="0" w:line="360" w:lineRule="auto"/>
+              <w:ind w:left="0" w:right="0" w:firstLine="0"/>
+              <w:jc w:val="left"/>
+              <w:rPr>
+                <w:szCs w:val="28"/>
+              </w:rPr>
+            </w:pPr>
+            <w:r>
+              <w:rPr>
+                <w:szCs w:val="28"/>
+              </w:rPr>
+              <w:lastRenderedPageBreak/>
+              <w:t>4</w:t>
+            </w:r>
+          </w:p>
+        </w:tc>
+        <w:tc>
+          <w:tcPr>
+            <w:tcW w:w="3679" w:type="dxa"/>
+          </w:tcPr>
+          <w:p>
+            <w:pPr>
+              <w:spacing w:after="0" w:line="360" w:lineRule="auto"/>
+              <w:ind w:left="0" w:right="0" w:firstLine="0"/>
+              <w:jc w:val="left"/>
+              <w:rPr>
+                <w:szCs w:val="28"/>
+              </w:rPr>
+            </w:pPr>
+            <w:r>
+              <w:rPr>
+                <w:szCs w:val="28"/>
+              </w:rPr>
+              <w:t>«Слова складываются в заклятия»</w:t>
+            </w:r>
+          </w:p>
+        </w:tc>
+        <w:tc>
+          <w:tcPr>
+            <w:tcW w:w="4554" w:type="dxa"/>
+          </w:tcPr>
+          <w:p>
+            <w:pPr>
+              <w:spacing w:after="0" w:line="360" w:lineRule="auto"/>
+              <w:ind w:left="0" w:right="0" w:firstLine="0"/>
+              <w:jc w:val="left"/>
+              <w:rPr>
+                <w:szCs w:val="28"/>
+              </w:rPr>
+            </w:pPr>
+            <w:r>
+              <w:rPr>
+                <w:szCs w:val="28"/>
+              </w:rPr>
+              <w:t>Два новых вида свеч и один новый оберег.</w:t>
+            </w:r>
+          </w:p>
+        </w:tc>
+      </w:tr>
+      <w:tr>
+        <w:tc>
+          <w:tcPr>
+            <w:tcW w:w="1338" w:type="dxa"/>
+          </w:tcPr>
+          <w:p>
+            <w:pPr>
+              <w:spacing w:after="0" w:line="360" w:lineRule="auto"/>
+              <w:ind w:left="0" w:right="0" w:firstLine="0"/>
+              <w:jc w:val="left"/>
+              <w:rPr>
+                <w:szCs w:val="28"/>
+              </w:rPr>
+            </w:pPr>
+            <w:r>
+              <w:rPr>
+                <w:szCs w:val="28"/>
+              </w:rPr>
+              <w:t>5</w:t>
+            </w:r>
+          </w:p>
+        </w:tc>
+        <w:tc>
+          <w:tcPr>
+            <w:tcW w:w="3679" w:type="dxa"/>
+          </w:tcPr>
+          <w:p>
+            <w:pPr>
+              <w:spacing w:after="0" w:line="360" w:lineRule="auto"/>
+              <w:ind w:left="0" w:right="0" w:firstLine="0"/>
+              <w:jc w:val="left"/>
+              <w:rPr>
+                <w:szCs w:val="28"/>
+              </w:rPr>
+            </w:pPr>
+            <w:r>
+              <w:rPr>
+                <w:szCs w:val="28"/>
+              </w:rPr>
+              <w:t>«Карты говорят с Вами»</w:t>
+            </w:r>
+          </w:p>
+        </w:tc>
+        <w:tc>
+          <w:tcPr>
+            <w:tcW w:w="4554" w:type="dxa"/>
+          </w:tcPr>
+          <w:p>
+            <w:pPr>
+              <w:spacing w:after="0" w:line="360" w:lineRule="auto"/>
+              <w:ind w:left="0" w:right="0" w:firstLine="0"/>
+              <w:jc w:val="left"/>
+              <w:rPr>
+                <w:szCs w:val="28"/>
+              </w:rPr>
+            </w:pPr>
+            <w:r>
+              <w:rPr>
+                <w:szCs w:val="28"/>
+              </w:rPr>
+              <w:t>Открывается гадание.</w:t>
+            </w:r>
+          </w:p>
+        </w:tc>
+      </w:tr>
+      <w:tr>
+        <w:tc>
+          <w:tcPr>
+            <w:tcW w:w="1338" w:type="dxa"/>
+          </w:tcPr>
+          <w:p>
+            <w:pPr>
+              <w:spacing w:after="0" w:line="360" w:lineRule="auto"/>
+              <w:ind w:left="0" w:right="0" w:firstLine="0"/>
+              <w:jc w:val="left"/>
+              <w:rPr>
+                <w:szCs w:val="28"/>
+              </w:rPr>
+            </w:pPr>
+            <w:r>
+              <w:rPr>
+                <w:szCs w:val="28"/>
+              </w:rPr>
+              <w:t>6</w:t>
+            </w:r>
+          </w:p>
+        </w:tc>
+        <w:tc>
+          <w:tcPr>
+            <w:tcW w:w="3679" w:type="dxa"/>
+          </w:tcPr>
+          <w:p>
+            <w:pPr>
+              <w:spacing w:after="0" w:line="360" w:lineRule="auto"/>
+              <w:ind w:left="0" w:right="0" w:firstLine="0"/>
+              <w:jc w:val="left"/>
+              <w:rPr>
+                <w:szCs w:val="28"/>
+              </w:rPr>
+            </w:pPr>
+            <w:r>
+              <w:rPr>
+                <w:szCs w:val="28"/>
+              </w:rPr>
+              <w:t>«Шляпа принимает свою хозяйку»</w:t>
+            </w:r>
+          </w:p>
+        </w:tc>
+        <w:tc>
+          <w:tcPr>
+            <w:tcW w:w="4554" w:type="dxa"/>
+          </w:tcPr>
+          <w:p>
+            <w:pPr>
+              <w:spacing w:after="0" w:line="360" w:lineRule="auto"/>
+              <w:ind w:left="0" w:right="0" w:firstLine="0"/>
+              <w:jc w:val="left"/>
+              <w:rPr>
+                <w:szCs w:val="28"/>
+              </w:rPr>
+            </w:pPr>
+            <w:r>
+              <w:rPr>
+                <w:szCs w:val="28"/>
+              </w:rPr>
+              <w:t>Два рецепта волшебных зелий.</w:t>
+            </w:r>
+          </w:p>
+        </w:tc>
+      </w:tr>
+      <w:tr>
+        <w:tc>
+          <w:tcPr>
+            <w:tcW w:w="1338" w:type="dxa"/>
+          </w:tcPr>
+          <w:p>
+            <w:pPr>
+              <w:spacing w:after="0" w:line="360" w:lineRule="auto"/>
+              <w:ind w:left="0" w:right="0" w:firstLine="0"/>
+              <w:jc w:val="left"/>
+              <w:rPr>
+                <w:szCs w:val="28"/>
+              </w:rPr>
+            </w:pPr>
+            <w:r>
+              <w:rPr>
+                <w:szCs w:val="28"/>
+              </w:rPr>
+              <w:t>7</w:t>
+            </w:r>
+          </w:p>
+        </w:tc>
+        <w:tc>
+          <w:tcPr>
+            <w:tcW w:w="3679" w:type="dxa"/>
+          </w:tcPr>
+          <w:p>
+            <w:pPr>
+              <w:spacing w:after="0" w:line="360" w:lineRule="auto"/>
+              <w:ind w:left="0" w:right="0" w:firstLine="0"/>
+              <w:jc w:val="left"/>
+              <w:rPr>
+                <w:szCs w:val="28"/>
+              </w:rPr>
+            </w:pPr>
+            <w:r>
+              <w:rPr>
+                <w:szCs w:val="28"/>
+              </w:rPr>
+              <w:t>«Звезды отражаются в котелке»</w:t>
+            </w:r>
+          </w:p>
+        </w:tc>
+        <w:tc>
+          <w:tcPr>
+            <w:tcW w:w="4554" w:type="dxa"/>
+          </w:tcPr>
+          <w:p>
+            <w:pPr>
+              <w:spacing w:after="0" w:line="360" w:lineRule="auto"/>
+              <w:ind w:left="0" w:right="0" w:firstLine="0"/>
+              <w:jc w:val="left"/>
+              <w:rPr>
+                <w:szCs w:val="28"/>
+              </w:rPr>
+            </w:pPr>
+            <w:r>
+              <w:rPr>
+                <w:szCs w:val="28"/>
+              </w:rPr>
+              <w:t xml:space="preserve">Два рецепта волшебных зелий, для </w:t>
+            </w:r>
+            <w:r>
+              <w:rPr>
+                <w:szCs w:val="28"/>
+              </w:rPr>
+              <w:t>приготовления ночью.</w:t>
+            </w:r>
+          </w:p>
+        </w:tc>
+      </w:tr>
+      <w:tr>
+        <w:tc>
+          <w:tcPr>
+            <w:tcW w:w="1338" w:type="dxa"/>
+          </w:tcPr>
+          <w:p>
+            <w:pPr>
+              <w:spacing w:after="0" w:line="360" w:lineRule="auto"/>
+              <w:ind w:left="0" w:right="0" w:firstLine="0"/>
+              <w:jc w:val="left"/>
+              <w:rPr>
+                <w:szCs w:val="28"/>
+              </w:rPr>
+            </w:pPr>
+            <w:r>
+              <w:rPr>
+                <w:szCs w:val="28"/>
+              </w:rPr>
+              <w:t>8</w:t>
+            </w:r>
+          </w:p>
+        </w:tc>
+        <w:tc>
+          <w:tcPr>
+            <w:tcW w:w="3679" w:type="dxa"/>
+          </w:tcPr>
+          <w:p>
+            <w:pPr>
+              <w:spacing w:after="0" w:line="360" w:lineRule="auto"/>
+              <w:ind w:left="0" w:right="0" w:firstLine="0"/>
+              <w:jc w:val="left"/>
+              <w:rPr>
+                <w:szCs w:val="28"/>
+              </w:rPr>
+            </w:pPr>
+            <w:r>
+              <w:rPr>
+                <w:szCs w:val="28"/>
+              </w:rPr>
+              <w:t>«Ведьмы начинают принимать Вас»</w:t>
+            </w:r>
+          </w:p>
+        </w:tc>
+        <w:tc>
+          <w:tcPr>
+            <w:tcW w:w="4554" w:type="dxa"/>
+          </w:tcPr>
+          <w:p>
+            <w:pPr>
+              <w:spacing w:after="0" w:line="360" w:lineRule="auto"/>
+              <w:ind w:left="0" w:right="0" w:firstLine="0"/>
+              <w:jc w:val="left"/>
+              <w:rPr>
+                <w:szCs w:val="28"/>
+              </w:rPr>
+            </w:pPr>
+            <w:r>
+              <w:rPr>
+                <w:szCs w:val="28"/>
+              </w:rPr>
+              <w:t>Один рецепт зелья, один оберег.</w:t>
+            </w:r>
+          </w:p>
+        </w:tc>
+      </w:tr>
+      <w:tr>
+        <w:tc>
+          <w:tcPr>
+            <w:tcW w:w="1338" w:type="dxa"/>
+          </w:tcPr>
+          <w:p>
+            <w:pPr>
+              <w:spacing w:after="0" w:line="360" w:lineRule="auto"/>
+              <w:ind w:left="0" w:right="0" w:firstLine="0"/>
+              <w:jc w:val="left"/>
+              <w:rPr>
+                <w:szCs w:val="28"/>
+              </w:rPr>
+            </w:pPr>
+            <w:r>
+              <w:rPr>
+                <w:szCs w:val="28"/>
+              </w:rPr>
+              <w:t>9</w:t>
+            </w:r>
+          </w:p>
+        </w:tc>
+        <w:tc>
+          <w:tcPr>
+            <w:tcW w:w="3679" w:type="dxa"/>
+          </w:tcPr>
+          <w:p>
+            <w:pPr>
+              <w:spacing w:after="0" w:line="360" w:lineRule="auto"/>
+              <w:ind w:left="0" w:right="0" w:firstLine="0"/>
+              <w:jc w:val="left"/>
+              <w:rPr>
+                <w:szCs w:val="28"/>
+              </w:rPr>
+            </w:pPr>
+            <w:r>
+              <w:rPr>
+                <w:szCs w:val="28"/>
+              </w:rPr>
+              <w:t>«Гниль прячется в углах»</w:t>
+            </w:r>
+          </w:p>
+        </w:tc>
+        <w:tc>
+          <w:tcPr>
+            <w:tcW w:w="4554" w:type="dxa"/>
+          </w:tcPr>
+          <w:p>
+            <w:pPr>
+              <w:spacing w:after="0" w:line="360" w:lineRule="auto"/>
+              <w:ind w:left="0" w:right="0" w:firstLine="0"/>
+              <w:jc w:val="left"/>
+              <w:rPr>
+                <w:szCs w:val="28"/>
+              </w:rPr>
+            </w:pPr>
+            <w:r>
+              <w:rPr>
+                <w:szCs w:val="28"/>
+              </w:rPr>
+              <w:t xml:space="preserve">Доступен </w:t>
+            </w:r>
+            <w:r>
+              <w:rPr>
+                <w:szCs w:val="28"/>
+              </w:rPr>
+              <w:t>сложный ритуал для отпугивания Г</w:t>
+            </w:r>
+            <w:r>
+              <w:rPr>
+                <w:szCs w:val="28"/>
+              </w:rPr>
+              <w:t>нили.</w:t>
+            </w:r>
+          </w:p>
+        </w:tc>
+      </w:tr>
+      <w:tr>
+        <w:tc>
+          <w:tcPr>
+            <w:tcW w:w="1338" w:type="dxa"/>
+          </w:tcPr>
+          <w:p>
+            <w:pPr>
+              <w:spacing w:after="0" w:line="360" w:lineRule="auto"/>
+              <w:ind w:left="0" w:right="0" w:firstLine="0"/>
+              <w:jc w:val="left"/>
+              <w:rPr>
+                <w:szCs w:val="28"/>
+              </w:rPr>
+            </w:pPr>
+            <w:r>
+              <w:rPr>
+                <w:szCs w:val="28"/>
+              </w:rPr>
+              <w:t>10</w:t>
+            </w:r>
+          </w:p>
+        </w:tc>
+        <w:tc>
+          <w:tcPr>
+            <w:tcW w:w="3679" w:type="dxa"/>
+          </w:tcPr>
+          <w:p>
+            <w:pPr>
+              <w:spacing w:after="0" w:line="360" w:lineRule="auto"/>
+              <w:ind w:left="0" w:right="0" w:firstLine="0"/>
+              <w:jc w:val="left"/>
+              <w:rPr>
+                <w:szCs w:val="28"/>
+              </w:rPr>
+            </w:pPr>
+            <w:r>
+              <w:rPr>
+                <w:szCs w:val="28"/>
+              </w:rPr>
+              <w:t>«Вы гордо носите волшебную шляпу»</w:t>
+            </w:r>
+          </w:p>
+        </w:tc>
+        <w:tc>
+          <w:tcPr>
+            <w:tcW w:w="4554" w:type="dxa"/>
+          </w:tcPr>
+          <w:p>
+            <w:pPr>
+              <w:spacing w:after="0" w:line="360" w:lineRule="auto"/>
+              <w:ind w:left="0" w:right="0" w:firstLine="0"/>
+              <w:jc w:val="left"/>
+              <w:rPr>
+                <w:szCs w:val="28"/>
+              </w:rPr>
+            </w:pPr>
+            <w:r>
+              <w:rPr>
+                <w:szCs w:val="28"/>
+              </w:rPr>
+              <w:t>Два рецепта зелий, заклинание для изгнания Гнили.</w:t>
+            </w:r>
+          </w:p>
+        </w:tc>
+      </w:tr>
+    </w:tbl>
     <w:p>
       <w:pPr>
         <w:spacing w:after="0" w:line="360" w:lineRule="auto"/>
@@ -7236,6 +11034,32 @@
           <w:szCs w:val="28"/>
         </w:rPr>
       </w:pPr>
+      <w:r>
+        <w:rPr>
+          <w:szCs w:val="28"/>
+        </w:rPr>
+        <w:t xml:space="preserve">Для ведьмовства используются те же предметы, что и для </w:t>
+      </w:r>
+      <w:proofErr w:type="spellStart"/>
+      <w:r>
+        <w:rPr>
+          <w:szCs w:val="28"/>
+        </w:rPr>
+        <w:t>траволечения</w:t>
+      </w:r>
+      <w:proofErr w:type="spellEnd"/>
+      <w:r>
+        <w:rPr>
+          <w:szCs w:val="28"/>
+        </w:rPr>
+        <w:t>.</w:t>
+      </w:r>
+      <w:r>
+        <w:rPr>
+          <w:szCs w:val="28"/>
+        </w:rPr>
+        <w:t xml:space="preserve"> Также для него необходим стол на чердаке для создания оберегов и свечей.</w:t>
+      </w:r>
     </w:p>
     <w:p>
       <w:pPr>
@@ -7249,7 +11073,13 @@
         <w:rPr>
           <w:szCs w:val="28"/>
         </w:rPr>
-        <w:t xml:space="preserve">Развитие игрока. </w:t>
+        <w:t xml:space="preserve">Важным предметом, который используется для всех навыков, является ведьмовская книга. </w:t>
+      </w:r>
+      <w:r>
+        <w:rPr>
+          <w:szCs w:val="28"/>
+        </w:rPr>
+        <w:t>Она доступна игроку в любое время. Внутри книга разделена на несколько разделов: ингредиенты, зелья и отвары, ритуалы и заговоры. Информация в книге обновляется автоматически при сборе нового ресурса и нахождении рецептов и заклинаний в различных справочниках и записях. Игрок должен четко следовать инструкциям в книге, иначе получит испорченное изделие.</w:t>
       </w:r>
     </w:p>
     <w:p>
@@ -7257,89 +11087,30 @@
         <w:spacing w:after="0" w:line="360" w:lineRule="auto"/>
         <w:ind w:left="0" w:right="0" w:firstLine="709"/>
         <w:rPr>
-          <w:szCs w:val="28"/>
-        </w:rPr>
-      </w:pPr>
-      <w:r>
-        <w:rPr>
-          <w:szCs w:val="28"/>
-        </w:rPr>
-        <w:lastRenderedPageBreak/>
-        <w:t>Игрок начинает с маленького старого дома. Изначально</w:t>
-      </w:r>
-      <w:r>
-        <w:rPr>
-          <w:szCs w:val="28"/>
-        </w:rPr>
-        <w:t xml:space="preserve"> (после прохождения предисловия)</w:t>
-      </w:r>
-      <w:r>
-        <w:rPr>
-          <w:szCs w:val="28"/>
-        </w:rPr>
-        <w:t xml:space="preserve"> доступны </w:t>
-      </w:r>
-      <w:r>
-        <w:rPr>
-          <w:szCs w:val="28"/>
-        </w:rPr>
-        <w:t xml:space="preserve">только </w:t>
-      </w:r>
-      <w:r>
-        <w:rPr>
-          <w:szCs w:val="28"/>
-        </w:rPr>
-        <w:t xml:space="preserve">две комнаты (гостиная и спальня) и </w:t>
-      </w:r>
-      <w:r>
-        <w:rPr>
-          <w:szCs w:val="28"/>
-        </w:rPr>
-        <w:t xml:space="preserve">сад с </w:t>
-      </w:r>
-      <w:r>
-        <w:rPr>
-          <w:szCs w:val="28"/>
-        </w:rPr>
-        <w:t>одн</w:t>
-      </w:r>
-      <w:r>
-        <w:rPr>
-          <w:szCs w:val="28"/>
-        </w:rPr>
-        <w:t>ой</w:t>
-      </w:r>
-      <w:r>
-        <w:rPr>
-          <w:szCs w:val="28"/>
-        </w:rPr>
-        <w:t xml:space="preserve"> грядк</w:t>
-      </w:r>
-      <w:r>
-        <w:rPr>
-          <w:szCs w:val="28"/>
-        </w:rPr>
-        <w:t>ой</w:t>
-      </w:r>
-      <w:r>
-        <w:rPr>
-          <w:szCs w:val="28"/>
-        </w:rPr>
-        <w:t xml:space="preserve">. На грядках можно сажать различные растения, используя семена, купленные на рынке. Каждый день к игроку будут приходить жители ближайшей </w:t>
-      </w:r>
-      <w:proofErr w:type="gramStart"/>
-      <w:r>
-        <w:rPr>
-          <w:szCs w:val="28"/>
-        </w:rPr>
-        <w:t>деревни</w:t>
-      </w:r>
-      <w:proofErr w:type="gramEnd"/>
-      <w:r>
-        <w:rPr>
-          <w:szCs w:val="28"/>
-        </w:rPr>
-        <w:t xml:space="preserve"> и просить зелья или травы. За это игрок будет получать деньги.</w:t>
+          <w:b/>
+          <w:szCs w:val="28"/>
+        </w:rPr>
+      </w:pPr>
+      <w:r>
+        <w:rPr>
+          <w:b/>
+          <w:szCs w:val="28"/>
+        </w:rPr>
+        <w:t xml:space="preserve">3.5 </w:t>
+      </w:r>
+      <w:r>
+        <w:rPr>
+          <w:b/>
+          <w:szCs w:val="28"/>
+        </w:rPr>
+        <w:t>Второстепенные персонажи</w:t>
+      </w:r>
+      <w:r>
+        <w:rPr>
+          <w:b/>
+          <w:szCs w:val="28"/>
+        </w:rPr>
+        <w:t xml:space="preserve"> и антагонист игры</w:t>
       </w:r>
     </w:p>
     <w:p>
@@ -7354,13 +11125,21 @@
         <w:rPr>
           <w:szCs w:val="28"/>
         </w:rPr>
-        <w:t>Выполняя задания, игрок будет открывать новые локации,</w:t>
-      </w:r>
-      <w:r>
-        <w:rPr>
-          <w:szCs w:val="28"/>
-        </w:rPr>
-        <w:t xml:space="preserve"> помещения, семена и так далее.</w:t>
+        <w:t xml:space="preserve">Основными персонажами для взаимодействия являются жители деревни. Они приходят к игроку и дают заказы на зелья, травы, обереги, мази и </w:t>
+      </w:r>
+      <w:proofErr w:type="gramStart"/>
+      <w:r>
+        <w:rPr>
+          <w:szCs w:val="28"/>
+        </w:rPr>
+        <w:t>другое</w:t>
+      </w:r>
+      <w:proofErr w:type="gramEnd"/>
+      <w:r>
+        <w:rPr>
+          <w:szCs w:val="28"/>
+        </w:rPr>
+        <w:t>. Выполнение заказов дает деньги и влияет на репутацию.</w:t>
       </w:r>
     </w:p>
     <w:p>
@@ -7371,38 +11150,55 @@
           <w:szCs w:val="28"/>
         </w:rPr>
       </w:pPr>
-      <w:proofErr w:type="gramStart"/>
-      <w:r>
-        <w:rPr>
-          <w:szCs w:val="28"/>
-        </w:rPr>
-        <w:t xml:space="preserve">В конце игры игроку </w:t>
-      </w:r>
-      <w:r>
-        <w:rPr>
-          <w:szCs w:val="28"/>
-        </w:rPr>
-        <w:t>будет доступно: шесть комнат в доме (гостиная, спальня, кухня, чердак, подвал, оранжерея), корова, маленький курятник</w:t>
-      </w:r>
-      <w:r>
-        <w:rPr>
-          <w:szCs w:val="28"/>
-        </w:rPr>
-        <w:t xml:space="preserve"> с двумя курицами</w:t>
-      </w:r>
-      <w:r>
-        <w:rPr>
-          <w:szCs w:val="28"/>
-        </w:rPr>
-        <w:t xml:space="preserve">, восемь грядок, </w:t>
-      </w:r>
-      <w:r>
-        <w:rPr>
-          <w:szCs w:val="28"/>
-        </w:rPr>
-        <w:t>около 30 видов семян и книга рецептов.</w:t>
-      </w:r>
-      <w:proofErr w:type="gramEnd"/>
+      <w:r>
+        <w:rPr>
+          <w:szCs w:val="28"/>
+        </w:rPr>
+        <w:lastRenderedPageBreak/>
+        <w:t xml:space="preserve">Также Агата может общаться с людьми в деревне. </w:t>
+      </w:r>
+      <w:r>
+        <w:rPr>
+          <w:szCs w:val="28"/>
+        </w:rPr>
+        <w:t>В ней игр</w:t>
+      </w:r>
+      <w:r>
+        <w:rPr>
+          <w:szCs w:val="28"/>
+        </w:rPr>
+        <w:t>оку доступно три локации: рынок и библиотека</w:t>
+      </w:r>
+      <w:r>
+        <w:rPr>
+          <w:szCs w:val="28"/>
+        </w:rPr>
+        <w:t>.</w:t>
+      </w:r>
+      <w:r>
+        <w:rPr>
+          <w:szCs w:val="28"/>
+        </w:rPr>
+        <w:t xml:space="preserve"> </w:t>
+      </w:r>
+      <w:r>
+        <w:rPr>
+          <w:szCs w:val="28"/>
+        </w:rPr>
+        <w:t>На рынке игрок может купить различные ингредиенты, семена и предметы, разговаривая с торговкой Келли.</w:t>
+      </w:r>
+      <w:r>
+        <w:rPr>
+          <w:szCs w:val="28"/>
+        </w:rPr>
+        <w:t xml:space="preserve"> </w:t>
+      </w:r>
+      <w:r>
+        <w:rPr>
+          <w:szCs w:val="28"/>
+        </w:rPr>
+        <w:t>В библиотеке разговаривая с архивариусом Морисом, игрок может изучать новые рецепты, заклинания или изучать историю окрестностей.</w:t>
+      </w:r>
     </w:p>
     <w:p>
       <w:pPr>
@@ -7416,25 +11212,91 @@
         <w:rPr>
           <w:szCs w:val="28"/>
         </w:rPr>
-        <w:t xml:space="preserve">Основной задачей игрока является создание различных магических предметов на продажу. Этими предметами могут являться зелья, мази, отвары, обереги и другие. Для их создания </w:t>
-      </w:r>
-      <w:r>
-        <w:rPr>
-          <w:szCs w:val="28"/>
-        </w:rPr>
-        <w:t xml:space="preserve">нужны </w:t>
-      </w:r>
-      <w:r>
-        <w:rPr>
-          <w:szCs w:val="28"/>
-        </w:rPr>
-        <w:t>различные ресурсы, которые можно купить на рынке</w:t>
-      </w:r>
-      <w:r>
-        <w:rPr>
-          <w:szCs w:val="28"/>
-        </w:rPr>
-        <w:t>, собрать в лесу или вырастить.</w:t>
+        <w:t xml:space="preserve">Кроме того, игрок периодически встречает ведьм </w:t>
+      </w:r>
+      <w:proofErr w:type="spellStart"/>
+      <w:r>
+        <w:rPr>
+          <w:szCs w:val="28"/>
+        </w:rPr>
+        <w:t>ковена</w:t>
+      </w:r>
+      <w:proofErr w:type="spellEnd"/>
+      <w:r>
+        <w:rPr>
+          <w:szCs w:val="28"/>
+        </w:rPr>
+        <w:t xml:space="preserve">. Он состоит из большого количества ведьм, но </w:t>
+      </w:r>
+      <w:proofErr w:type="gramStart"/>
+      <w:r>
+        <w:rPr>
+          <w:szCs w:val="28"/>
+        </w:rPr>
+        <w:t>к</w:t>
+      </w:r>
+      <w:proofErr w:type="gramEnd"/>
+      <w:r>
+        <w:rPr>
+          <w:szCs w:val="28"/>
+        </w:rPr>
+        <w:t xml:space="preserve"> Агате приходят только три: </w:t>
+      </w:r>
+      <w:proofErr w:type="spellStart"/>
+      <w:r>
+        <w:rPr>
+          <w:szCs w:val="28"/>
+        </w:rPr>
+        <w:t>Амелия</w:t>
+      </w:r>
+      <w:proofErr w:type="spellEnd"/>
+      <w:r>
+        <w:rPr>
+          <w:szCs w:val="28"/>
+        </w:rPr>
+        <w:t xml:space="preserve">, </w:t>
+      </w:r>
+      <w:proofErr w:type="spellStart"/>
+      <w:r>
+        <w:rPr>
+          <w:szCs w:val="28"/>
+        </w:rPr>
+        <w:t>Айла</w:t>
+      </w:r>
+      <w:proofErr w:type="spellEnd"/>
+      <w:r>
+        <w:rPr>
+          <w:szCs w:val="28"/>
+        </w:rPr>
+        <w:t xml:space="preserve"> и Ава. Главной из них является </w:t>
+      </w:r>
+      <w:proofErr w:type="spellStart"/>
+      <w:r>
+        <w:rPr>
+          <w:szCs w:val="28"/>
+        </w:rPr>
+        <w:t>Амелия</w:t>
+      </w:r>
+      <w:proofErr w:type="spellEnd"/>
+      <w:r>
+        <w:rPr>
+          <w:szCs w:val="28"/>
+        </w:rPr>
+        <w:t xml:space="preserve">. Она высокомерна и относится с презрением </w:t>
+      </w:r>
+      <w:proofErr w:type="gramStart"/>
+      <w:r>
+        <w:rPr>
+          <w:szCs w:val="28"/>
+        </w:rPr>
+        <w:t>к</w:t>
+      </w:r>
+      <w:proofErr w:type="gramEnd"/>
+      <w:r>
+        <w:rPr>
+          <w:szCs w:val="28"/>
+        </w:rPr>
+        <w:t xml:space="preserve"> Агате в начале игры. В конце игры в зависимости от концовки отношение ведьм к главной героине может поменять в лучшую сторону. Во второй половине игры ковен дает задания Агате.</w:t>
       </w:r>
     </w:p>
     <w:p>
@@ -7446,40 +11308,58 @@
         </w:rPr>
       </w:pPr>
       <w:r>
-        <w:rPr>
-          <w:szCs w:val="28"/>
-        </w:rPr>
-        <w:t>В</w:t>
-      </w:r>
-      <w:r>
-        <w:rPr>
-          <w:szCs w:val="28"/>
-        </w:rPr>
-        <w:t>ыращивание растений в саду, а затем и в оранжерее</w:t>
-      </w:r>
-      <w:r>
-        <w:rPr>
-          <w:szCs w:val="28"/>
-        </w:rPr>
-        <w:t xml:space="preserve"> – это один из главных способов получения ресурсов</w:t>
-      </w:r>
-      <w:r>
-        <w:rPr>
-          <w:szCs w:val="28"/>
-        </w:rPr>
-        <w:t xml:space="preserve">. Семена </w:t>
-      </w:r>
-      <w:r>
-        <w:rPr>
-          <w:szCs w:val="28"/>
-        </w:rPr>
-        <w:t>могут покупаться на рынке, находится в лесу при собирательстве или получаться в дар от жителей деревни или в качестве награды за выполнение заданий. В саду семена сажаются на грядку. На каждую грядку можно разместить до пяти растений. В оранжерее семена сажаются в горшки, каждый из которых вмешает только одно растение. После посадки будущее растение надо полить при помощи лейки. Лейка наполняется из шланга с водой и может вместить в себя шесть порций воды. По истечении необходимого количества времени цве</w:t>
-      </w:r>
-      <w:r>
-        <w:rPr>
-          <w:szCs w:val="28"/>
-        </w:rPr>
-        <w:t>ток подрастает до следующей своей стадии и снова требует полива. При достижении последней стадии можно собирать урожай.</w:t>
+        <w:t>Антагонистом в «</w:t>
+      </w:r>
+      <w:proofErr w:type="spellStart"/>
+      <w:r>
+        <w:t>Heather</w:t>
+      </w:r>
+      <w:proofErr w:type="spellEnd"/>
+      <w:r>
+        <w:t xml:space="preserve"> </w:t>
+      </w:r>
+      <w:proofErr w:type="spellStart"/>
+      <w:r>
+        <w:t>Fields</w:t>
+      </w:r>
+      <w:proofErr w:type="spellEnd"/>
+      <w:r>
+        <w:t xml:space="preserve">» является не конкретная личность, а </w:t>
+      </w:r>
+      <w:r>
+        <w:rPr>
+          <w:rStyle w:val="a5"/>
+          <w:b w:val="0"/>
+        </w:rPr>
+        <w:t>Гниль</w:t>
+      </w:r>
+      <w:r>
+        <w:t xml:space="preserve"> — </w:t>
+      </w:r>
+      <w:proofErr w:type="spellStart"/>
+      <w:r>
+        <w:t>энтропийная</w:t>
+      </w:r>
+      <w:proofErr w:type="spellEnd"/>
+      <w:r>
+        <w:t xml:space="preserve"> магическая субстанция, выползающая из болота. Она отравляет лес, поражает деревья и растения, активирует враждебных лесных духов (русалок, леших). Гниль постепенно захватывает ресурсные поляны, лишая игрока доступа к редким травам и грибам.</w:t>
+      </w:r>
+      <w:r>
+        <w:t xml:space="preserve"> </w:t>
+      </w:r>
+      <w:r>
+        <w:t xml:space="preserve">Гниль олицетворяет последствия утраты — уход сильной ведьмы нарушил равновесие, и теперь </w:t>
+      </w:r>
+      <w:proofErr w:type="gramStart"/>
+      <w:r>
+        <w:t>Аг</w:t>
+      </w:r>
+      <w:r>
+        <w:t>ате</w:t>
+      </w:r>
+      <w:proofErr w:type="gramEnd"/>
+      <w:r>
+        <w:t xml:space="preserve"> предстоит восстановить его.</w:t>
       </w:r>
     </w:p>
     <w:p>
@@ -7487,28 +11367,37 @@
         <w:spacing w:after="0" w:line="360" w:lineRule="auto"/>
         <w:ind w:left="0" w:right="0" w:firstLine="709"/>
         <w:rPr>
-          <w:szCs w:val="28"/>
-        </w:rPr>
-      </w:pPr>
-      <w:r>
-        <w:rPr>
-          <w:szCs w:val="28"/>
-        </w:rPr>
-        <w:t xml:space="preserve">Растения бывают разные. Многолетние растения после сбора урожая возвращаются в первую стадию и снова растут. В зависимости от их характеристик ресурсы с многолетних растений можно собирать от двух до пяти раз. </w:t>
-      </w:r>
-      <w:proofErr w:type="gramStart"/>
-      <w:r>
-        <w:rPr>
-          <w:szCs w:val="28"/>
-        </w:rPr>
-        <w:t>Однолетние</w:t>
-      </w:r>
-      <w:proofErr w:type="gramEnd"/>
-      <w:r>
-        <w:rPr>
-          <w:szCs w:val="28"/>
-        </w:rPr>
-        <w:t xml:space="preserve"> позволяют получить урожай лишь один раз.</w:t>
+          <w:b/>
+          <w:szCs w:val="28"/>
+        </w:rPr>
+      </w:pPr>
+      <w:r>
+        <w:rPr>
+          <w:b/>
+          <w:szCs w:val="28"/>
+        </w:rPr>
+        <w:t>3.</w:t>
+      </w:r>
+      <w:r>
+        <w:rPr>
+          <w:b/>
+          <w:szCs w:val="28"/>
+        </w:rPr>
+        <w:t>8</w:t>
+      </w:r>
+      <w:r>
+        <w:rPr>
+          <w:b/>
+          <w:szCs w:val="28"/>
+        </w:rPr>
+        <w:t xml:space="preserve"> </w:t>
+      </w:r>
+      <w:r>
+        <w:rPr>
+          <w:b/>
+          <w:szCs w:val="28"/>
+        </w:rPr>
+        <w:t>Игровой мир</w:t>
       </w:r>
     </w:p>
     <w:p>
@@ -7519,33 +11408,8 @@
           <w:szCs w:val="28"/>
         </w:rPr>
       </w:pPr>
-      <w:r>
-        <w:rPr>
-          <w:szCs w:val="28"/>
-        </w:rPr>
-        <w:lastRenderedPageBreak/>
-        <w:t>Из полученных ингредиентов можно создавать либо новые ингредиенты, либо уже готовые и</w:t>
-      </w:r>
-      <w:r>
-        <w:rPr>
-          <w:szCs w:val="28"/>
-        </w:rPr>
-        <w:t xml:space="preserve">зделия. Все действия связанные с </w:t>
-      </w:r>
-      <w:proofErr w:type="spellStart"/>
-      <w:r>
-        <w:rPr>
-          <w:szCs w:val="28"/>
-        </w:rPr>
-        <w:t>траволечением</w:t>
-      </w:r>
-      <w:proofErr w:type="spellEnd"/>
-      <w:r>
-        <w:rPr>
-          <w:szCs w:val="28"/>
-        </w:rPr>
-        <w:t xml:space="preserve"> выполняются на кухне. На ней доступна полка для хранения, веревка для сушки, плита для смешивания и приготовления, подоконник для заговоров и других магических воздействий.</w:t>
-      </w:r>
+      <w:bookmarkStart w:id="0" w:name="_GoBack"/>
+      <w:bookmarkEnd w:id="0"/>
     </w:p>
     <w:p>
       <w:pPr>
@@ -7559,7 +11423,25 @@
         <w:rPr>
           <w:szCs w:val="28"/>
         </w:rPr>
-        <w:t>Все рецепты возможных изделий хранятся в ведьмовской книге. Она доступна игроку в любое время. Внутри книга разделена на несколько разделов: ингредиенты, зелья и отвары, ритуалы и заговоры. Информация в книге обновляется автоматически при сборе нового ресурса и нахождении рецептов и заклинаний в различных справочниках и записях. Игрок должен четко следовать инструкциям в книге, иначе получит испорченное изделие.</w:t>
+        <w:t xml:space="preserve">Основной задачей игрока является создание различных магических предметов на продажу. Этими предметами могут являться зелья, мази, отвары, обереги и другие. Для их создания </w:t>
+      </w:r>
+      <w:r>
+        <w:rPr>
+          <w:szCs w:val="28"/>
+        </w:rPr>
+        <w:t xml:space="preserve">нужны </w:t>
+      </w:r>
+      <w:r>
+        <w:rPr>
+          <w:szCs w:val="28"/>
+        </w:rPr>
+        <w:t>различные ресурсы, которые можно купить на рынке</w:t>
+      </w:r>
+      <w:r>
+        <w:rPr>
+          <w:szCs w:val="28"/>
+        </w:rPr>
+        <w:t>, собрать в лесу или вырастить.</w:t>
       </w:r>
     </w:p>
     <w:p>
@@ -7574,7 +11456,44 @@
         <w:rPr>
           <w:szCs w:val="28"/>
         </w:rPr>
-        <w:t>Одним из мест интереса за пределами дома является деревня. В ней игроку доступно три локации: рынок, библиотека и кафе.</w:t>
+        <w:t>В</w:t>
+      </w:r>
+      <w:r>
+        <w:rPr>
+          <w:szCs w:val="28"/>
+        </w:rPr>
+        <w:t>ыращивание растений в саду, а затем и в оранжерее</w:t>
+      </w:r>
+      <w:r>
+        <w:rPr>
+          <w:szCs w:val="28"/>
+        </w:rPr>
+        <w:t xml:space="preserve"> – это один из главных способов получения ресурсов</w:t>
+      </w:r>
+      <w:r>
+        <w:rPr>
+          <w:szCs w:val="28"/>
+        </w:rPr>
+        <w:t xml:space="preserve">. Семена </w:t>
+      </w:r>
+      <w:r>
+        <w:rPr>
+          <w:szCs w:val="28"/>
+        </w:rPr>
+        <w:t xml:space="preserve">могут покупаться на рынке, находится в лесу при собирательстве или получаться в дар от жителей деревни или в качестве награды за выполнение заданий. В саду семена сажаются на грядку. На каждую грядку можно разместить до пяти растений. В оранжерее семена сажаются в горшки, каждый из которых вмешает только </w:t>
+      </w:r>
+      <w:r>
+        <w:rPr>
+          <w:szCs w:val="28"/>
+        </w:rPr>
+        <w:lastRenderedPageBreak/>
+        <w:t>одно растение. После посадки будущее растение надо полить при помощи лейки. Лейка наполняется из шланга с водой и может вместить в себя шесть порций воды. По истечении необходимого количества времени цве</w:t>
+      </w:r>
+      <w:r>
+        <w:rPr>
+          <w:szCs w:val="28"/>
+        </w:rPr>
+        <w:t>ток подрастает до следующей своей стадии и снова требует полива. При достижении последней стадии можно собирать урожай.</w:t>
       </w:r>
     </w:p>
     <w:p>
@@ -7589,37 +11508,21 @@
         <w:rPr>
           <w:szCs w:val="28"/>
         </w:rPr>
-        <w:t>На рынке игрок может купить различные ингредиенты, семена</w:t>
-      </w:r>
-      <w:r>
-        <w:rPr>
-          <w:szCs w:val="28"/>
-        </w:rPr>
-        <w:t xml:space="preserve"> и предметы, разговаривая с торговкой Келли.</w:t>
-      </w:r>
-      <w:r>
-        <w:rPr>
-          <w:szCs w:val="28"/>
-        </w:rPr>
-        <w:t xml:space="preserve"> </w:t>
-      </w:r>
-      <w:r>
-        <w:rPr>
-          <w:szCs w:val="28"/>
-        </w:rPr>
-        <w:t>В библиотеке разговаривая с архивариусом Морисом, игрок может изучать новые рецепты, заклинания или изучать историю окрестностей.</w:t>
-      </w:r>
-      <w:r>
-        <w:rPr>
-          <w:szCs w:val="28"/>
-        </w:rPr>
-        <w:t xml:space="preserve"> </w:t>
-      </w:r>
-      <w:r>
-        <w:rPr>
-          <w:szCs w:val="28"/>
-        </w:rPr>
-        <w:t>В кафе можно встретить различных жителей деревни и узнать местные слухи.</w:t>
+        <w:t xml:space="preserve">Растения бывают разные. Многолетние растения после сбора урожая возвращаются в первую стадию и снова растут. В зависимости от их характеристик ресурсы с многолетних растений можно собирать от двух до пяти раз. </w:t>
+      </w:r>
+      <w:proofErr w:type="gramStart"/>
+      <w:r>
+        <w:rPr>
+          <w:szCs w:val="28"/>
+        </w:rPr>
+        <w:t>Однолетние</w:t>
+      </w:r>
+      <w:proofErr w:type="gramEnd"/>
+      <w:r>
+        <w:rPr>
+          <w:szCs w:val="28"/>
+        </w:rPr>
+        <w:t xml:space="preserve"> позволяют получить урожай лишь один раз.</w:t>
       </w:r>
     </w:p>
     <w:p>
@@ -7634,6 +11537,116 @@
         <w:rPr>
           <w:szCs w:val="28"/>
         </w:rPr>
+        <w:t>Из полученных ингредиентов можно создавать либо новые ингредиенты, либо уже готовые и</w:t>
+      </w:r>
+      <w:r>
+        <w:rPr>
+          <w:szCs w:val="28"/>
+        </w:rPr>
+        <w:t xml:space="preserve">зделия. Все действия связанные с </w:t>
+      </w:r>
+      <w:proofErr w:type="spellStart"/>
+      <w:r>
+        <w:rPr>
+          <w:szCs w:val="28"/>
+        </w:rPr>
+        <w:t>траволечением</w:t>
+      </w:r>
+      <w:proofErr w:type="spellEnd"/>
+      <w:r>
+        <w:rPr>
+          <w:szCs w:val="28"/>
+        </w:rPr>
+        <w:t xml:space="preserve"> выполняются на кухне. На ней доступна полка для хранения, веревка для сушки, плита для смешивания и приготовления, подоконник для заговоров и других магических воздействий.</w:t>
+      </w:r>
+    </w:p>
+    <w:p>
+      <w:pPr>
+        <w:spacing w:after="0" w:line="360" w:lineRule="auto"/>
+        <w:ind w:left="0" w:right="0" w:firstLine="709"/>
+        <w:rPr>
+          <w:szCs w:val="28"/>
+        </w:rPr>
+      </w:pPr>
+      <w:r>
+        <w:rPr>
+          <w:szCs w:val="28"/>
+        </w:rPr>
+        <w:t>Все рецепты возможных изделий хранятся в ведьмовской книге. Она доступна игроку в любое время. Внутри книга разделена на несколько разделов: ингредиенты, зелья и отвары, ритуалы и заговоры. Информация в книге обновляется автоматически при сборе нового ресурса и нахождении рецептов и заклинаний в различных справочниках и записях. Игрок должен четко следовать инструкциям в книге, иначе получит испорченное изделие.</w:t>
+      </w:r>
+    </w:p>
+    <w:p>
+      <w:pPr>
+        <w:spacing w:after="0" w:line="360" w:lineRule="auto"/>
+        <w:ind w:left="0" w:right="0" w:firstLine="709"/>
+        <w:rPr>
+          <w:szCs w:val="28"/>
+        </w:rPr>
+      </w:pPr>
+      <w:r>
+        <w:rPr>
+          <w:szCs w:val="28"/>
+        </w:rPr>
+        <w:t>Одним из мест интереса за пределами дома является деревня. В ней игроку доступно три локации: рынок, библиотека и кафе.</w:t>
+      </w:r>
+    </w:p>
+    <w:p>
+      <w:pPr>
+        <w:spacing w:after="0" w:line="360" w:lineRule="auto"/>
+        <w:ind w:left="0" w:right="0" w:firstLine="709"/>
+        <w:rPr>
+          <w:szCs w:val="28"/>
+        </w:rPr>
+      </w:pPr>
+      <w:r>
+        <w:rPr>
+          <w:szCs w:val="28"/>
+        </w:rPr>
+        <w:t>На рынке игрок может купить различные ингредиенты, семена</w:t>
+      </w:r>
+      <w:r>
+        <w:rPr>
+          <w:szCs w:val="28"/>
+        </w:rPr>
+        <w:t xml:space="preserve"> и предметы, разговаривая с торговкой Келли.</w:t>
+      </w:r>
+      <w:r>
+        <w:rPr>
+          <w:szCs w:val="28"/>
+        </w:rPr>
+        <w:t xml:space="preserve"> </w:t>
+      </w:r>
+      <w:r>
+        <w:rPr>
+          <w:szCs w:val="28"/>
+        </w:rPr>
+        <w:t>В библиотеке разговаривая с архивариусом Морисом, игрок может изучать новые рецепты, заклинания или изучать историю окрестностей.</w:t>
+      </w:r>
+      <w:r>
+        <w:rPr>
+          <w:szCs w:val="28"/>
+        </w:rPr>
+        <w:t xml:space="preserve"> </w:t>
+      </w:r>
+      <w:r>
+        <w:rPr>
+          <w:szCs w:val="28"/>
+        </w:rPr>
+        <w:t>В кафе можно встретить различных жителей деревни и узнать местные слухи.</w:t>
+      </w:r>
+    </w:p>
+    <w:p>
+      <w:pPr>
+        <w:spacing w:after="0" w:line="360" w:lineRule="auto"/>
+        <w:ind w:left="0" w:right="0" w:firstLine="709"/>
+        <w:rPr>
+          <w:szCs w:val="28"/>
+        </w:rPr>
+      </w:pPr>
+      <w:r>
+        <w:rPr>
+          <w:szCs w:val="28"/>
+        </w:rPr>
         <w:tab/>
         <w:t xml:space="preserve">Взаимодействие с </w:t>
       </w:r>
@@ -7654,7 +11667,14 @@
         <w:rPr>
           <w:szCs w:val="28"/>
         </w:rPr>
-        <w:t xml:space="preserve">. В нижней части экрана будет прямоугольное поле с текстом, слева изображение </w:t>
+        <w:t xml:space="preserve">. В нижней части экрана будет </w:t>
+      </w:r>
+      <w:r>
+        <w:rPr>
+          <w:szCs w:val="28"/>
+        </w:rPr>
+        <w:lastRenderedPageBreak/>
+        <w:t xml:space="preserve">прямоугольное поле с текстом, слева изображение </w:t>
       </w:r>
       <w:r>
         <w:rPr>
@@ -7711,34 +11731,13 @@
         <w:rPr>
           <w:szCs w:val="28"/>
         </w:rPr>
-        <w:t xml:space="preserve">Ритуалы являются одной из составляющих </w:t>
-      </w:r>
-      <w:proofErr w:type="spellStart"/>
-      <w:r>
-        <w:rPr>
-          <w:szCs w:val="28"/>
-        </w:rPr>
-        <w:t>ведьмовства</w:t>
-      </w:r>
-      <w:proofErr w:type="spellEnd"/>
-      <w:r>
-        <w:rPr>
-          <w:szCs w:val="28"/>
-        </w:rPr>
-        <w:t xml:space="preserve">. </w:t>
-      </w:r>
-      <w:r>
-        <w:rPr>
-          <w:szCs w:val="28"/>
-        </w:rPr>
-        <w:t xml:space="preserve">Инструкции по их проведению можно найти в различных книгах и дневниках. Они также </w:t>
-      </w:r>
-      <w:r>
-        <w:rPr>
-          <w:szCs w:val="28"/>
-        </w:rPr>
-        <w:lastRenderedPageBreak/>
-        <w:t xml:space="preserve">как и рецепты сохраняются в ведьмовской книге игрока. Для каждого ритуала необходимы определенные </w:t>
+        <w:t xml:space="preserve">Ритуалы являются одной из составляющих ведьмовства. </w:t>
+      </w:r>
+      <w:r>
+        <w:rPr>
+          <w:szCs w:val="28"/>
+        </w:rPr>
+        <w:t xml:space="preserve">Инструкции по их проведению можно найти в различных книгах и дневниках. Они также как и рецепты сохраняются в ведьмовской книге игрока. Для каждого ритуала необходимы определенные </w:t>
       </w:r>
       <w:r>
         <w:rPr>
@@ -7934,6 +11933,7 @@
         <w:rPr>
           <w:szCs w:val="28"/>
         </w:rPr>
+        <w:lastRenderedPageBreak/>
         <w:t xml:space="preserve">Главная героиня пытается обустроиться: </w:t>
       </w:r>
       <w:r>
@@ -8058,14 +12058,7 @@
         <w:rPr>
           <w:szCs w:val="28"/>
         </w:rPr>
-        <w:t xml:space="preserve"> и </w:t>
-      </w:r>
-      <w:r>
-        <w:rPr>
-          <w:szCs w:val="28"/>
-        </w:rPr>
-        <w:lastRenderedPageBreak/>
-        <w:t>заодно создать себе репутацию, она начинает продавать плоды своего труда и помогать местным.</w:t>
+        <w:t xml:space="preserve"> и заодно создать себе репутацию, она начинает продавать плоды своего труда и помогать местным.</w:t>
       </w:r>
     </w:p>
     <w:p>
@@ -8253,6 +12246,128 @@
 <file path=word/numbering.xml><?xml version="1.0" encoding="utf-8"?>
 <w:numbering xmlns:wpc="http://schemas.microsoft.com/office/word/2010/wordprocessingCanvas" xmlns:mc="http://schemas.openxmlformats.org/markup-compatibility/2006" xmlns:o="urn:schemas-microsoft-com:office:office" xmlns:r="http://schemas.openxmlformats.org/officeDocument/2006/relationships" xmlns:m="http://schemas.openxmlformats.org/officeDocument/2006/math" xmlns:v="urn:schemas-microsoft-com:vml" xmlns:wp14="http://schemas.microsoft.com/office/word/2010/wordprocessingDrawing" xmlns:wp="http://schemas.openxmlformats.org/drawingml/2006/wordprocessingDrawing" xmlns:w10="urn:schemas-microsoft-com:office:word" xmlns:w="http://schemas.openxmlformats.org/wordprocessingml/2006/main" xmlns:w14="http://schemas.microsoft.com/office/word/2010/wordml" xmlns:wpg="http://schemas.microsoft.com/office/word/2010/wordprocessingGroup" xmlns:wpi="http://schemas.microsoft.com/office/word/2010/wordprocessingInk" xmlns:wne="http://schemas.microsoft.com/office/word/2006/wordml" xmlns:wps="http://schemas.microsoft.com/office/word/2010/wordprocessingShape" mc:Ignorable="w14 wp14">
   <w:abstractNum w:abstractNumId="0">
+    <w:nsid w:val="016B0C12"/>
+    <w:multiLevelType w:val="multilevel"/>
+    <w:tmpl w:val="9F5AC516"/>
+    <w:lvl w:ilvl="0">
+      <w:start w:val="3"/>
+      <w:numFmt w:val="decimal"/>
+      <w:lvlText w:val="%1"/>
+      <w:lvlJc w:val="left"/>
+      <w:pPr>
+        <w:ind w:left="375" w:hanging="375"/>
+      </w:pPr>
+      <w:rPr>
+        <w:rFonts w:hint="default"/>
+        <w:b/>
+      </w:rPr>
+    </w:lvl>
+    <w:lvl w:ilvl="1">
+      <w:start w:val="2"/>
+      <w:numFmt w:val="decimal"/>
+      <w:lvlText w:val="%1.%2"/>
+      <w:lvlJc w:val="left"/>
+      <w:pPr>
+        <w:ind w:left="1084" w:hanging="375"/>
+      </w:pPr>
+      <w:rPr>
+        <w:rFonts w:hint="default"/>
+        <w:b/>
+      </w:rPr>
+    </w:lvl>
+    <w:lvl w:ilvl="2">
+      <w:start w:val="1"/>
+      <w:numFmt w:val="decimal"/>
+      <w:lvlText w:val="%1.%2.%3"/>
+      <w:lvlJc w:val="left"/>
+      <w:pPr>
+        <w:ind w:left="2138" w:hanging="720"/>
+      </w:pPr>
+      <w:rPr>
+        <w:rFonts w:hint="default"/>
+        <w:b/>
+      </w:rPr>
+    </w:lvl>
+    <w:lvl w:ilvl="3">
+      <w:start w:val="1"/>
+      <w:numFmt w:val="decimal"/>
+      <w:lvlText w:val="%1.%2.%3.%4"/>
+      <w:lvlJc w:val="left"/>
+      <w:pPr>
+        <w:ind w:left="3207" w:hanging="1080"/>
+      </w:pPr>
+      <w:rPr>
+        <w:rFonts w:hint="default"/>
+        <w:b/>
+      </w:rPr>
+    </w:lvl>
+    <w:lvl w:ilvl="4">
+      <w:start w:val="1"/>
+      <w:numFmt w:val="decimal"/>
+      <w:lvlText w:val="%1.%2.%3.%4.%5"/>
+      <w:lvlJc w:val="left"/>
+      <w:pPr>
+        <w:ind w:left="3916" w:hanging="1080"/>
+      </w:pPr>
+      <w:rPr>
+        <w:rFonts w:hint="default"/>
+        <w:b/>
+      </w:rPr>
+    </w:lvl>
+    <w:lvl w:ilvl="5">
+      <w:start w:val="1"/>
+      <w:numFmt w:val="decimal"/>
+      <w:lvlText w:val="%1.%2.%3.%4.%5.%6"/>
+      <w:lvlJc w:val="left"/>
+      <w:pPr>
+        <w:ind w:left="4985" w:hanging="1440"/>
+      </w:pPr>
+      <w:rPr>
+        <w:rFonts w:hint="default"/>
+        <w:b/>
+      </w:rPr>
+    </w:lvl>
+    <w:lvl w:ilvl="6">
+      <w:start w:val="1"/>
+      <w:numFmt w:val="decimal"/>
+      <w:lvlText w:val="%1.%2.%3.%4.%5.%6.%7"/>
+      <w:lvlJc w:val="left"/>
+      <w:pPr>
+        <w:ind w:left="5694" w:hanging="1440"/>
+      </w:pPr>
+      <w:rPr>
+        <w:rFonts w:hint="default"/>
+        <w:b/>
+      </w:rPr>
+    </w:lvl>
+    <w:lvl w:ilvl="7">
+      <w:start w:val="1"/>
+      <w:numFmt w:val="decimal"/>
+      <w:lvlText w:val="%1.%2.%3.%4.%5.%6.%7.%8"/>
+      <w:lvlJc w:val="left"/>
+      <w:pPr>
+        <w:ind w:left="6763" w:hanging="1800"/>
+      </w:pPr>
+      <w:rPr>
+        <w:rFonts w:hint="default"/>
+        <w:b/>
+      </w:rPr>
+    </w:lvl>
+    <w:lvl w:ilvl="8">
+      <w:start w:val="1"/>
+      <w:numFmt w:val="decimal"/>
+      <w:lvlText w:val="%1.%2.%3.%4.%5.%6.%7.%8.%9"/>
+      <w:lvlJc w:val="left"/>
+      <w:pPr>
+        <w:ind w:left="7832" w:hanging="2160"/>
+      </w:pPr>
+      <w:rPr>
+        <w:rFonts w:hint="default"/>
+        <w:b/>
+      </w:rPr>
+    </w:lvl>
+  </w:abstractNum>
+  <w:abstractNum w:abstractNumId="1">
     <w:nsid w:val="13DF0D3F"/>
     <w:multiLevelType w:val="multilevel"/>
     <w:tmpl w:val="BC164538"/>
@@ -8365,7 +12480,7 @@
       </w:rPr>
     </w:lvl>
   </w:abstractNum>
-  <w:abstractNum w:abstractNumId="1">
+  <w:abstractNum w:abstractNumId="2">
     <w:nsid w:val="211F663A"/>
     <w:multiLevelType w:val="multilevel"/>
     <w:tmpl w:val="3A0686C2"/>
@@ -8514,7 +12629,7 @@
       </w:rPr>
     </w:lvl>
   </w:abstractNum>
-  <w:abstractNum w:abstractNumId="2">
+  <w:abstractNum w:abstractNumId="3">
     <w:nsid w:val="2482496A"/>
     <w:multiLevelType w:val="multilevel"/>
     <w:tmpl w:val="3B0A4A6A"/>
@@ -8663,7 +12778,7 @@
       </w:rPr>
     </w:lvl>
   </w:abstractNum>
-  <w:abstractNum w:abstractNumId="3">
+  <w:abstractNum w:abstractNumId="4">
     <w:nsid w:val="266C3181"/>
     <w:multiLevelType w:val="hybridMultilevel"/>
     <w:tmpl w:val="D878198C"/>
@@ -8776,7 +12891,120 @@
       </w:rPr>
     </w:lvl>
   </w:abstractNum>
-  <w:abstractNum w:abstractNumId="4">
+  <w:abstractNum w:abstractNumId="5">
+    <w:nsid w:val="30711A6E"/>
+    <w:multiLevelType w:val="multilevel"/>
+    <w:tmpl w:val="62AA8A08"/>
+    <w:lvl w:ilvl="0">
+      <w:start w:val="3"/>
+      <w:numFmt w:val="decimal"/>
+      <w:lvlText w:val="%1"/>
+      <w:lvlJc w:val="left"/>
+      <w:pPr>
+        <w:ind w:left="375" w:hanging="375"/>
+      </w:pPr>
+      <w:rPr>
+        <w:rFonts w:hint="default"/>
+      </w:rPr>
+    </w:lvl>
+    <w:lvl w:ilvl="1">
+      <w:start w:val="2"/>
+      <w:numFmt w:val="decimal"/>
+      <w:lvlText w:val="%1.%2"/>
+      <w:lvlJc w:val="left"/>
+      <w:pPr>
+        <w:ind w:left="1084" w:hanging="375"/>
+      </w:pPr>
+      <w:rPr>
+        <w:rFonts w:hint="default"/>
+      </w:rPr>
+    </w:lvl>
+    <w:lvl w:ilvl="2">
+      <w:start w:val="1"/>
+      <w:numFmt w:val="decimal"/>
+      <w:lvlText w:val="%1.%2.%3"/>
+      <w:lvlJc w:val="left"/>
+      <w:pPr>
+        <w:ind w:left="2138" w:hanging="720"/>
+      </w:pPr>
+      <w:rPr>
+        <w:rFonts w:hint="default"/>
+      </w:rPr>
+    </w:lvl>
+    <w:lvl w:ilvl="3">
+      <w:start w:val="1"/>
+      <w:numFmt w:val="decimal"/>
+      <w:lvlText w:val="%1.%2.%3.%4"/>
+      <w:lvlJc w:val="left"/>
+      <w:pPr>
+        <w:ind w:left="3207" w:hanging="1080"/>
+      </w:pPr>
+      <w:rPr>
+        <w:rFonts w:hint="default"/>
+      </w:rPr>
+    </w:lvl>
+    <w:lvl w:ilvl="4">
+      <w:start w:val="1"/>
+      <w:numFmt w:val="decimal"/>
+      <w:lvlText w:val="%1.%2.%3.%4.%5"/>
+      <w:lvlJc w:val="left"/>
+      <w:pPr>
+        <w:ind w:left="3916" w:hanging="1080"/>
+      </w:pPr>
+      <w:rPr>
+        <w:rFonts w:hint="default"/>
+      </w:rPr>
+    </w:lvl>
+    <w:lvl w:ilvl="5">
+      <w:start w:val="1"/>
+      <w:numFmt w:val="decimal"/>
+      <w:lvlText w:val="%1.%2.%3.%4.%5.%6"/>
+      <w:lvlJc w:val="left"/>
+      <w:pPr>
+        <w:ind w:left="4985" w:hanging="1440"/>
+      </w:pPr>
+      <w:rPr>
+        <w:rFonts w:hint="default"/>
+      </w:rPr>
+    </w:lvl>
+    <w:lvl w:ilvl="6">
+      <w:start w:val="1"/>
+      <w:numFmt w:val="decimal"/>
+      <w:lvlText w:val="%1.%2.%3.%4.%5.%6.%7"/>
+      <w:lvlJc w:val="left"/>
+      <w:pPr>
+        <w:ind w:left="5694" w:hanging="1440"/>
+      </w:pPr>
+      <w:rPr>
+        <w:rFonts w:hint="default"/>
+      </w:rPr>
+    </w:lvl>
+    <w:lvl w:ilvl="7">
+      <w:start w:val="1"/>
+      <w:numFmt w:val="decimal"/>
+      <w:lvlText w:val="%1.%2.%3.%4.%5.%6.%7.%8"/>
+      <w:lvlJc w:val="left"/>
+      <w:pPr>
+        <w:ind w:left="6763" w:hanging="1800"/>
+      </w:pPr>
+      <w:rPr>
+        <w:rFonts w:hint="default"/>
+      </w:rPr>
+    </w:lvl>
+    <w:lvl w:ilvl="8">
+      <w:start w:val="1"/>
+      <w:numFmt w:val="decimal"/>
+      <w:lvlText w:val="%1.%2.%3.%4.%5.%6.%7.%8.%9"/>
+      <w:lvlJc w:val="left"/>
+      <w:pPr>
+        <w:ind w:left="7832" w:hanging="2160"/>
+      </w:pPr>
+      <w:rPr>
+        <w:rFonts w:hint="default"/>
+      </w:rPr>
+    </w:lvl>
+  </w:abstractNum>
+  <w:abstractNum w:abstractNumId="6">
     <w:nsid w:val="35E1499A"/>
     <w:multiLevelType w:val="multilevel"/>
     <w:tmpl w:val="E8246518"/>
@@ -8897,17 +13125,17 @@
       </w:rPr>
     </w:lvl>
   </w:abstractNum>
-  <w:abstractNum w:abstractNumId="5">
-    <w:nsid w:val="481A4623"/>
+  <w:abstractNum w:abstractNumId="7">
+    <w:nsid w:val="3E410526"/>
     <w:multiLevelType w:val="hybridMultilevel"/>
-    <w:tmpl w:val="D9BE115A"/>
+    <w:tmpl w:val="560C84B2"/>
     <w:lvl w:ilvl="0" w:tplc="04190001">
       <w:start w:val="1"/>
       <w:numFmt w:val="bullet"/>
       <w:lvlText w:val=""/>
       <w:lvlJc w:val="left"/>
       <w:pPr>
-        <w:ind w:left="1420" w:hanging="360"/>
+        <w:ind w:left="1429" w:hanging="360"/>
       </w:pPr>
       <w:rPr>
         <w:rFonts w:ascii="Symbol" w:hAnsi="Symbol" w:hint="default"/>
@@ -8919,7 +13147,7 @@
       <w:lvlText w:val="o"/>
       <w:lvlJc w:val="left"/>
       <w:pPr>
-        <w:ind w:left="2140" w:hanging="360"/>
+        <w:ind w:left="2149" w:hanging="360"/>
       </w:pPr>
       <w:rPr>
         <w:rFonts w:ascii="Courier New" w:hAnsi="Courier New" w:cs="Courier New" w:hint="default"/>
@@ -8931,7 +13159,7 @@
       <w:lvlText w:val=""/>
       <w:lvlJc w:val="left"/>
       <w:pPr>
-        <w:ind w:left="2860" w:hanging="360"/>
+        <w:ind w:left="2869" w:hanging="360"/>
       </w:pPr>
       <w:rPr>
         <w:rFonts w:ascii="Wingdings" w:hAnsi="Wingdings" w:hint="default"/>
@@ -8943,7 +13171,7 @@
       <w:lvlText w:val=""/>
       <w:lvlJc w:val="left"/>
       <w:pPr>
-        <w:ind w:left="3580" w:hanging="360"/>
+        <w:ind w:left="3589" w:hanging="360"/>
       </w:pPr>
       <w:rPr>
         <w:rFonts w:ascii="Symbol" w:hAnsi="Symbol" w:hint="default"/>
@@ -8955,7 +13183,7 @@
       <w:lvlText w:val="o"/>
       <w:lvlJc w:val="left"/>
       <w:pPr>
-        <w:ind w:left="4300" w:hanging="360"/>
+        <w:ind w:left="4309" w:hanging="360"/>
       </w:pPr>
       <w:rPr>
         <w:rFonts w:ascii="Courier New" w:hAnsi="Courier New" w:cs="Courier New" w:hint="default"/>
@@ -8967,7 +13195,7 @@
       <w:lvlText w:val=""/>
       <w:lvlJc w:val="left"/>
       <w:pPr>
-        <w:ind w:left="5020" w:hanging="360"/>
+        <w:ind w:left="5029" w:hanging="360"/>
       </w:pPr>
       <w:rPr>
         <w:rFonts w:ascii="Wingdings" w:hAnsi="Wingdings" w:hint="default"/>
@@ -8979,7 +13207,7 @@
       <w:lvlText w:val=""/>
       <w:lvlJc w:val="left"/>
       <w:pPr>
-        <w:ind w:left="5740" w:hanging="360"/>
+        <w:ind w:left="5749" w:hanging="360"/>
       </w:pPr>
       <w:rPr>
         <w:rFonts w:ascii="Symbol" w:hAnsi="Symbol" w:hint="default"/>
@@ -8991,7 +13219,7 @@
       <w:lvlText w:val="o"/>
       <w:lvlJc w:val="left"/>
       <w:pPr>
-        <w:ind w:left="6460" w:hanging="360"/>
+        <w:ind w:left="6469" w:hanging="360"/>
       </w:pPr>
       <w:rPr>
         <w:rFonts w:ascii="Courier New" w:hAnsi="Courier New" w:cs="Courier New" w:hint="default"/>
@@ -9003,14 +13231,127 @@
       <w:lvlText w:val=""/>
       <w:lvlJc w:val="left"/>
       <w:pPr>
-        <w:ind w:left="7180" w:hanging="360"/>
+        <w:ind w:left="7189" w:hanging="360"/>
       </w:pPr>
       <w:rPr>
         <w:rFonts w:ascii="Wingdings" w:hAnsi="Wingdings" w:hint="default"/>
       </w:rPr>
     </w:lvl>
   </w:abstractNum>
-  <w:abstractNum w:abstractNumId="6">
+  <w:abstractNum w:abstractNumId="8">
+    <w:nsid w:val="481A4623"/>
+    <w:multiLevelType w:val="hybridMultilevel"/>
+    <w:tmpl w:val="D9BE115A"/>
+    <w:lvl w:ilvl="0" w:tplc="04190001">
+      <w:start w:val="1"/>
+      <w:numFmt w:val="bullet"/>
+      <w:lvlText w:val=""/>
+      <w:lvlJc w:val="left"/>
+      <w:pPr>
+        <w:ind w:left="1420" w:hanging="360"/>
+      </w:pPr>
+      <w:rPr>
+        <w:rFonts w:ascii="Symbol" w:hAnsi="Symbol" w:hint="default"/>
+      </w:rPr>
+    </w:lvl>
+    <w:lvl w:ilvl="1" w:tplc="04190003" w:tentative="1">
+      <w:start w:val="1"/>
+      <w:numFmt w:val="bullet"/>
+      <w:lvlText w:val="o"/>
+      <w:lvlJc w:val="left"/>
+      <w:pPr>
+        <w:ind w:left="2140" w:hanging="360"/>
+      </w:pPr>
+      <w:rPr>
+        <w:rFonts w:ascii="Courier New" w:hAnsi="Courier New" w:cs="Courier New" w:hint="default"/>
+      </w:rPr>
+    </w:lvl>
+    <w:lvl w:ilvl="2" w:tplc="04190005" w:tentative="1">
+      <w:start w:val="1"/>
+      <w:numFmt w:val="bullet"/>
+      <w:lvlText w:val=""/>
+      <w:lvlJc w:val="left"/>
+      <w:pPr>
+        <w:ind w:left="2860" w:hanging="360"/>
+      </w:pPr>
+      <w:rPr>
+        <w:rFonts w:ascii="Wingdings" w:hAnsi="Wingdings" w:hint="default"/>
+      </w:rPr>
+    </w:lvl>
+    <w:lvl w:ilvl="3" w:tplc="04190001" w:tentative="1">
+      <w:start w:val="1"/>
+      <w:numFmt w:val="bullet"/>
+      <w:lvlText w:val=""/>
+      <w:lvlJc w:val="left"/>
+      <w:pPr>
+        <w:ind w:left="3580" w:hanging="360"/>
+      </w:pPr>
+      <w:rPr>
+        <w:rFonts w:ascii="Symbol" w:hAnsi="Symbol" w:hint="default"/>
+      </w:rPr>
+    </w:lvl>
+    <w:lvl w:ilvl="4" w:tplc="04190003" w:tentative="1">
+      <w:start w:val="1"/>
+      <w:numFmt w:val="bullet"/>
+      <w:lvlText w:val="o"/>
+      <w:lvlJc w:val="left"/>
+      <w:pPr>
+        <w:ind w:left="4300" w:hanging="360"/>
+      </w:pPr>
+      <w:rPr>
+        <w:rFonts w:ascii="Courier New" w:hAnsi="Courier New" w:cs="Courier New" w:hint="default"/>
+      </w:rPr>
+    </w:lvl>
+    <w:lvl w:ilvl="5" w:tplc="04190005" w:tentative="1">
+      <w:start w:val="1"/>
+      <w:numFmt w:val="bullet"/>
+      <w:lvlText w:val=""/>
+      <w:lvlJc w:val="left"/>
+      <w:pPr>
+        <w:ind w:left="5020" w:hanging="360"/>
+      </w:pPr>
+      <w:rPr>
+        <w:rFonts w:ascii="Wingdings" w:hAnsi="Wingdings" w:hint="default"/>
+      </w:rPr>
+    </w:lvl>
+    <w:lvl w:ilvl="6" w:tplc="04190001" w:tentative="1">
+      <w:start w:val="1"/>
+      <w:numFmt w:val="bullet"/>
+      <w:lvlText w:val=""/>
+      <w:lvlJc w:val="left"/>
+      <w:pPr>
+        <w:ind w:left="5740" w:hanging="360"/>
+      </w:pPr>
+      <w:rPr>
+        <w:rFonts w:ascii="Symbol" w:hAnsi="Symbol" w:hint="default"/>
+      </w:rPr>
+    </w:lvl>
+    <w:lvl w:ilvl="7" w:tplc="04190003" w:tentative="1">
+      <w:start w:val="1"/>
+      <w:numFmt w:val="bullet"/>
+      <w:lvlText w:val="o"/>
+      <w:lvlJc w:val="left"/>
+      <w:pPr>
+        <w:ind w:left="6460" w:hanging="360"/>
+      </w:pPr>
+      <w:rPr>
+        <w:rFonts w:ascii="Courier New" w:hAnsi="Courier New" w:cs="Courier New" w:hint="default"/>
+      </w:rPr>
+    </w:lvl>
+    <w:lvl w:ilvl="8" w:tplc="04190005" w:tentative="1">
+      <w:start w:val="1"/>
+      <w:numFmt w:val="bullet"/>
+      <w:lvlText w:val=""/>
+      <w:lvlJc w:val="left"/>
+      <w:pPr>
+        <w:ind w:left="7180" w:hanging="360"/>
+      </w:pPr>
+      <w:rPr>
+        <w:rFonts w:ascii="Wingdings" w:hAnsi="Wingdings" w:hint="default"/>
+      </w:rPr>
+    </w:lvl>
+  </w:abstractNum>
+  <w:abstractNum w:abstractNumId="9">
     <w:nsid w:val="481B094F"/>
     <w:multiLevelType w:val="hybridMultilevel"/>
     <w:tmpl w:val="2C4E3AE4"/>
@@ -9099,17 +13440,17 @@
       </w:pPr>
     </w:lvl>
   </w:abstractNum>
-  <w:abstractNum w:abstractNumId="7">
-    <w:nsid w:val="67BB5149"/>
+  <w:abstractNum w:abstractNumId="10">
+    <w:nsid w:val="4F34408E"/>
     <w:multiLevelType w:val="hybridMultilevel"/>
-    <w:tmpl w:val="43EE83B4"/>
+    <w:tmpl w:val="B124212A"/>
     <w:lvl w:ilvl="0" w:tplc="04190001">
       <w:start w:val="1"/>
       <w:numFmt w:val="bullet"/>
       <w:lvlText w:val=""/>
       <w:lvlJc w:val="left"/>
       <w:pPr>
-        <w:ind w:left="1433" w:hanging="360"/>
+        <w:ind w:left="1429" w:hanging="360"/>
       </w:pPr>
       <w:rPr>
         <w:rFonts w:ascii="Symbol" w:hAnsi="Symbol" w:hint="default"/>
@@ -9121,7 +13462,7 @@
       <w:lvlText w:val="o"/>
       <w:lvlJc w:val="left"/>
       <w:pPr>
-        <w:ind w:left="2153" w:hanging="360"/>
+        <w:ind w:left="2149" w:hanging="360"/>
       </w:pPr>
       <w:rPr>
         <w:rFonts w:ascii="Courier New" w:hAnsi="Courier New" w:cs="Courier New" w:hint="default"/>
@@ -9133,7 +13474,7 @@
       <w:lvlText w:val=""/>
       <w:lvlJc w:val="left"/>
       <w:pPr>
-        <w:ind w:left="2873" w:hanging="360"/>
+        <w:ind w:left="2869" w:hanging="360"/>
       </w:pPr>
       <w:rPr>
         <w:rFonts w:ascii="Wingdings" w:hAnsi="Wingdings" w:hint="default"/>
@@ -9145,7 +13486,7 @@
       <w:lvlText w:val=""/>
       <w:lvlJc w:val="left"/>
       <w:pPr>
-        <w:ind w:left="3593" w:hanging="360"/>
+        <w:ind w:left="3589" w:hanging="360"/>
       </w:pPr>
       <w:rPr>
         <w:rFonts w:ascii="Symbol" w:hAnsi="Symbol" w:hint="default"/>
@@ -9157,7 +13498,7 @@
       <w:lvlText w:val="o"/>
       <w:lvlJc w:val="left"/>
       <w:pPr>
-        <w:ind w:left="4313" w:hanging="360"/>
+        <w:ind w:left="4309" w:hanging="360"/>
       </w:pPr>
       <w:rPr>
         <w:rFonts w:ascii="Courier New" w:hAnsi="Courier New" w:cs="Courier New" w:hint="default"/>
@@ -9169,7 +13510,7 @@
       <w:lvlText w:val=""/>
       <w:lvlJc w:val="left"/>
       <w:pPr>
-        <w:ind w:left="5033" w:hanging="360"/>
+        <w:ind w:left="5029" w:hanging="360"/>
       </w:pPr>
       <w:rPr>
         <w:rFonts w:ascii="Wingdings" w:hAnsi="Wingdings" w:hint="default"/>
@@ -9181,7 +13522,7 @@
       <w:lvlText w:val=""/>
       <w:lvlJc w:val="left"/>
       <w:pPr>
-        <w:ind w:left="5753" w:hanging="360"/>
+        <w:ind w:left="5749" w:hanging="360"/>
       </w:pPr>
       <w:rPr>
         <w:rFonts w:ascii="Symbol" w:hAnsi="Symbol" w:hint="default"/>
@@ -9193,7 +13534,7 @@
       <w:lvlText w:val="o"/>
       <w:lvlJc w:val="left"/>
       <w:pPr>
-        <w:ind w:left="6473" w:hanging="360"/>
+        <w:ind w:left="6469" w:hanging="360"/>
       </w:pPr>
       <w:rPr>
         <w:rFonts w:ascii="Courier New" w:hAnsi="Courier New" w:cs="Courier New" w:hint="default"/>
@@ -9205,14 +13546,127 @@
       <w:lvlText w:val=""/>
       <w:lvlJc w:val="left"/>
       <w:pPr>
-        <w:ind w:left="7193" w:hanging="360"/>
+        <w:ind w:left="7189" w:hanging="360"/>
       </w:pPr>
       <w:rPr>
         <w:rFonts w:ascii="Wingdings" w:hAnsi="Wingdings" w:hint="default"/>
       </w:rPr>
     </w:lvl>
   </w:abstractNum>
-  <w:abstractNum w:abstractNumId="8">
+  <w:abstractNum w:abstractNumId="11">
+    <w:nsid w:val="67BB5149"/>
+    <w:multiLevelType w:val="hybridMultilevel"/>
+    <w:tmpl w:val="43EE83B4"/>
+    <w:lvl w:ilvl="0" w:tplc="04190001">
+      <w:start w:val="1"/>
+      <w:numFmt w:val="bullet"/>
+      <w:lvlText w:val=""/>
+      <w:lvlJc w:val="left"/>
+      <w:pPr>
+        <w:ind w:left="1433" w:hanging="360"/>
+      </w:pPr>
+      <w:rPr>
+        <w:rFonts w:ascii="Symbol" w:hAnsi="Symbol" w:hint="default"/>
+      </w:rPr>
+    </w:lvl>
+    <w:lvl w:ilvl="1" w:tplc="04190003" w:tentative="1">
+      <w:start w:val="1"/>
+      <w:numFmt w:val="bullet"/>
+      <w:lvlText w:val="o"/>
+      <w:lvlJc w:val="left"/>
+      <w:pPr>
+        <w:ind w:left="2153" w:hanging="360"/>
+      </w:pPr>
+      <w:rPr>
+        <w:rFonts w:ascii="Courier New" w:hAnsi="Courier New" w:cs="Courier New" w:hint="default"/>
+      </w:rPr>
+    </w:lvl>
+    <w:lvl w:ilvl="2" w:tplc="04190005" w:tentative="1">
+      <w:start w:val="1"/>
+      <w:numFmt w:val="bullet"/>
+      <w:lvlText w:val=""/>
+      <w:lvlJc w:val="left"/>
+      <w:pPr>
+        <w:ind w:left="2873" w:hanging="360"/>
+      </w:pPr>
+      <w:rPr>
+        <w:rFonts w:ascii="Wingdings" w:hAnsi="Wingdings" w:hint="default"/>
+      </w:rPr>
+    </w:lvl>
+    <w:lvl w:ilvl="3" w:tplc="04190001" w:tentative="1">
+      <w:start w:val="1"/>
+      <w:numFmt w:val="bullet"/>
+      <w:lvlText w:val=""/>
+      <w:lvlJc w:val="left"/>
+      <w:pPr>
+        <w:ind w:left="3593" w:hanging="360"/>
+      </w:pPr>
+      <w:rPr>
+        <w:rFonts w:ascii="Symbol" w:hAnsi="Symbol" w:hint="default"/>
+      </w:rPr>
+    </w:lvl>
+    <w:lvl w:ilvl="4" w:tplc="04190003" w:tentative="1">
+      <w:start w:val="1"/>
+      <w:numFmt w:val="bullet"/>
+      <w:lvlText w:val="o"/>
+      <w:lvlJc w:val="left"/>
+      <w:pPr>
+        <w:ind w:left="4313" w:hanging="360"/>
+      </w:pPr>
+      <w:rPr>
+        <w:rFonts w:ascii="Courier New" w:hAnsi="Courier New" w:cs="Courier New" w:hint="default"/>
+      </w:rPr>
+    </w:lvl>
+    <w:lvl w:ilvl="5" w:tplc="04190005" w:tentative="1">
+      <w:start w:val="1"/>
+      <w:numFmt w:val="bullet"/>
+      <w:lvlText w:val=""/>
+      <w:lvlJc w:val="left"/>
+      <w:pPr>
+        <w:ind w:left="5033" w:hanging="360"/>
+      </w:pPr>
+      <w:rPr>
+        <w:rFonts w:ascii="Wingdings" w:hAnsi="Wingdings" w:hint="default"/>
+      </w:rPr>
+    </w:lvl>
+    <w:lvl w:ilvl="6" w:tplc="04190001" w:tentative="1">
+      <w:start w:val="1"/>
+      <w:numFmt w:val="bullet"/>
+      <w:lvlText w:val=""/>
+      <w:lvlJc w:val="left"/>
+      <w:pPr>
+        <w:ind w:left="5753" w:hanging="360"/>
+      </w:pPr>
+      <w:rPr>
+        <w:rFonts w:ascii="Symbol" w:hAnsi="Symbol" w:hint="default"/>
+      </w:rPr>
+    </w:lvl>
+    <w:lvl w:ilvl="7" w:tplc="04190003" w:tentative="1">
+      <w:start w:val="1"/>
+      <w:numFmt w:val="bullet"/>
+      <w:lvlText w:val="o"/>
+      <w:lvlJc w:val="left"/>
+      <w:pPr>
+        <w:ind w:left="6473" w:hanging="360"/>
+      </w:pPr>
+      <w:rPr>
+        <w:rFonts w:ascii="Courier New" w:hAnsi="Courier New" w:cs="Courier New" w:hint="default"/>
+      </w:rPr>
+    </w:lvl>
+    <w:lvl w:ilvl="8" w:tplc="04190005" w:tentative="1">
+      <w:start w:val="1"/>
+      <w:numFmt w:val="bullet"/>
+      <w:lvlText w:val=""/>
+      <w:lvlJc w:val="left"/>
+      <w:pPr>
+        <w:ind w:left="7193" w:hanging="360"/>
+      </w:pPr>
+      <w:rPr>
+        <w:rFonts w:ascii="Wingdings" w:hAnsi="Wingdings" w:hint="default"/>
+      </w:rPr>
+    </w:lvl>
+  </w:abstractNum>
+  <w:abstractNum w:abstractNumId="12">
     <w:nsid w:val="6CE1338F"/>
     <w:multiLevelType w:val="multilevel"/>
     <w:tmpl w:val="4BEE7F82"/>
@@ -9361,7 +13815,7 @@
       </w:rPr>
     </w:lvl>
   </w:abstractNum>
-  <w:abstractNum w:abstractNumId="9">
+  <w:abstractNum w:abstractNumId="13">
     <w:nsid w:val="729C26F6"/>
     <w:multiLevelType w:val="hybridMultilevel"/>
     <w:tmpl w:val="E1B8EDF4"/>
@@ -9474,7 +13928,7 @@
       </w:rPr>
     </w:lvl>
   </w:abstractNum>
-  <w:abstractNum w:abstractNumId="10">
+  <w:abstractNum w:abstractNumId="14">
     <w:nsid w:val="79E76CD9"/>
     <w:multiLevelType w:val="multilevel"/>
     <w:tmpl w:val="0E60DA90"/>
@@ -9624,37 +14078,49 @@
     </w:lvl>
   </w:abstractNum>
   <w:num w:numId="1">
+    <w:abstractNumId w:val="8"/>
+  </w:num>
+  <w:num w:numId="2">
+    <w:abstractNumId w:val="11"/>
+  </w:num>
+  <w:num w:numId="3">
+    <w:abstractNumId w:val="6"/>
+  </w:num>
+  <w:num w:numId="4">
+    <w:abstractNumId w:val="9"/>
+  </w:num>
+  <w:num w:numId="5">
+    <w:abstractNumId w:val="1"/>
+  </w:num>
+  <w:num w:numId="6">
+    <w:abstractNumId w:val="14"/>
+  </w:num>
+  <w:num w:numId="7">
+    <w:abstractNumId w:val="3"/>
+  </w:num>
+  <w:num w:numId="8">
+    <w:abstractNumId w:val="12"/>
+  </w:num>
+  <w:num w:numId="9">
+    <w:abstractNumId w:val="2"/>
+  </w:num>
+  <w:num w:numId="10">
+    <w:abstractNumId w:val="13"/>
+  </w:num>
+  <w:num w:numId="11">
+    <w:abstractNumId w:val="4"/>
+  </w:num>
+  <w:num w:numId="12">
     <w:abstractNumId w:val="5"/>
   </w:num>
-  <w:num w:numId="2">
-    <w:abstractNumId w:val="7"/>
-  </w:num>
-  <w:num w:numId="3">
-    <w:abstractNumId w:val="4"/>
-  </w:num>
-  <w:num w:numId="4">
-    <w:abstractNumId w:val="6"/>
-  </w:num>
-  <w:num w:numId="5">
+  <w:num w:numId="13">
     <w:abstractNumId w:val="0"/>
   </w:num>
-  <w:num w:numId="6">
+  <w:num w:numId="14">
     <w:abstractNumId w:val="10"/>
   </w:num>
-  <w:num w:numId="7">
-    <w:abstractNumId w:val="2"/>
-  </w:num>
-  <w:num w:numId="8">
-    <w:abstractNumId w:val="8"/>
-  </w:num>
-  <w:num w:numId="9">
-    <w:abstractNumId w:val="1"/>
-  </w:num>
-  <w:num w:numId="10">
-    <w:abstractNumId w:val="9"/>
-  </w:num>
-  <w:num w:numId="11">
-    <w:abstractNumId w:val="3"/>
+  <w:num w:numId="15">
+    <w:abstractNumId w:val="7"/>
   </w:num>
 </w:numbering>
 </file>

--- a/fairy farm.docx
+++ b/fairy farm.docx
@@ -9431,10 +9431,7 @@
               </w:rPr>
             </w:pPr>
             <w:r>
-              <w:t>Доступна сушка трав</w:t>
-            </w:r>
-            <w:r>
-              <w:t>. Три новых рецепта.</w:t>
+              <w:t>Доступна сушка трав. Три новых рецепта.</w:t>
             </w:r>
           </w:p>
         </w:tc>
@@ -9840,13 +9837,7 @@
               </w:rPr>
             </w:pPr>
             <w:r>
-              <w:t>Доступны очищающие зелья для ритуалов</w:t>
-            </w:r>
-            <w:r>
-              <w:t xml:space="preserve"> (два рецепта)</w:t>
-            </w:r>
-            <w:r>
-              <w:t>.</w:t>
+              <w:t>Доступны очищающие зелья для ритуалов (два рецепта).</w:t>
             </w:r>
           </w:p>
         </w:tc>
@@ -10076,13 +10067,7 @@
         <w:rPr>
           <w:szCs w:val="28"/>
         </w:rPr>
-        <w:t>, расположенные на кухне</w:t>
-      </w:r>
-      <w:r>
-        <w:rPr>
-          <w:szCs w:val="28"/>
-        </w:rPr>
-        <w:t>:</w:t>
+        <w:t>, расположенные на кухне:</w:t>
       </w:r>
     </w:p>
     <w:p>
@@ -10943,19 +10928,7 @@
               <w:rPr>
                 <w:szCs w:val="28"/>
               </w:rPr>
-              <w:t xml:space="preserve">Доступен </w:t>
-            </w:r>
-            <w:r>
-              <w:rPr>
-                <w:szCs w:val="28"/>
-              </w:rPr>
-              <w:t>сложный ритуал для отпугивания Г</w:t>
-            </w:r>
-            <w:r>
-              <w:rPr>
-                <w:szCs w:val="28"/>
-              </w:rPr>
-              <w:t>нили.</w:t>
+              <w:t>Доступен сложный ритуал для отпугивания Гнили.</w:t>
             </w:r>
           </w:p>
         </w:tc>
@@ -11096,14 +11069,7 @@
           <w:b/>
           <w:szCs w:val="28"/>
         </w:rPr>
-        <w:t xml:space="preserve">3.5 </w:t>
-      </w:r>
-      <w:r>
-        <w:rPr>
-          <w:b/>
-          <w:szCs w:val="28"/>
-        </w:rPr>
-        <w:t>Второстепенные персонажи</w:t>
+        <w:t>3.5 Второстепенные персонажи</w:t>
       </w:r>
       <w:r>
         <w:rPr>
@@ -11342,24 +11308,104 @@
       </w:r>
       <w:proofErr w:type="spellEnd"/>
       <w:r>
-        <w:t xml:space="preserve"> магическая субстанция, выползающая из болота. Она отравляет лес, поражает деревья и растения, активирует враждебных лесных духов (русалок, леших). Гниль постепенно захватывает ресурсные поляны, лишая игрока доступа к редким травам и грибам.</w:t>
-      </w:r>
-      <w:r>
+        <w:t xml:space="preserve"> магическая субстанция, выползающая из болота. Она отравляет лес, поражает деревья и растения, активирует враждебных лесных духов (русалок, леших). Гниль постепенно захватывает ресурсные поляны, лишая игрока доступа к редким травам и грибам. Гниль олицетворяет последствия утраты — уход сильной ведьмы нарушил равновесие, и теперь </w:t>
+      </w:r>
+      <w:proofErr w:type="gramStart"/>
+      <w:r>
+        <w:t>Агате</w:t>
+      </w:r>
+      <w:proofErr w:type="gramEnd"/>
+      <w:r>
+        <w:t xml:space="preserve"> предстоит восстановить его.</w:t>
+      </w:r>
+    </w:p>
+    <w:p>
+      <w:pPr>
+        <w:spacing w:after="0" w:line="360" w:lineRule="auto"/>
+        <w:ind w:left="0" w:right="0" w:firstLine="709"/>
+        <w:rPr>
+          <w:b/>
+          <w:szCs w:val="28"/>
+        </w:rPr>
+      </w:pPr>
+      <w:r>
+        <w:rPr>
+          <w:b/>
+          <w:szCs w:val="28"/>
+        </w:rPr>
+        <w:t>3.</w:t>
+      </w:r>
+      <w:r>
+        <w:rPr>
+          <w:b/>
+          <w:szCs w:val="28"/>
+        </w:rPr>
+        <w:t>8</w:t>
+      </w:r>
+      <w:r>
+        <w:rPr>
+          <w:b/>
+          <w:szCs w:val="28"/>
+        </w:rPr>
         <w:t xml:space="preserve"> </w:t>
       </w:r>
       <w:r>
-        <w:t xml:space="preserve">Гниль олицетворяет последствия утраты — уход сильной ведьмы нарушил равновесие, и теперь </w:t>
-      </w:r>
+        <w:rPr>
+          <w:b/>
+          <w:szCs w:val="28"/>
+        </w:rPr>
+        <w:t>Сюжетная линия</w:t>
+      </w:r>
+    </w:p>
+    <w:p>
+      <w:pPr>
+        <w:spacing w:after="0" w:line="360" w:lineRule="auto"/>
+        <w:ind w:left="0" w:right="0" w:firstLine="709"/>
+        <w:rPr>
+          <w:szCs w:val="28"/>
+        </w:rPr>
+      </w:pPr>
       <w:proofErr w:type="gramStart"/>
       <w:r>
-        <w:t>Аг</w:t>
-      </w:r>
-      <w:r>
-        <w:t>ате</w:t>
+        <w:rPr>
+          <w:szCs w:val="28"/>
+        </w:rPr>
+        <w:t>Агате</w:t>
       </w:r>
       <w:proofErr w:type="gramEnd"/>
       <w:r>
-        <w:t xml:space="preserve"> предстоит восстановить его.</w:t>
+        <w:rPr>
+          <w:szCs w:val="28"/>
+        </w:rPr>
+        <w:t xml:space="preserve"> приходит письмо о смерти её бабушки </w:t>
+      </w:r>
+      <w:proofErr w:type="spellStart"/>
+      <w:r>
+        <w:rPr>
+          <w:szCs w:val="28"/>
+        </w:rPr>
+        <w:t>Сабрины</w:t>
+      </w:r>
+      <w:proofErr w:type="spellEnd"/>
+      <w:r>
+        <w:rPr>
+          <w:szCs w:val="28"/>
+        </w:rPr>
+        <w:t xml:space="preserve">, где сообщается о том, что она получает ее участок с домом в наследство. Для такой юной девушки это было честью занять место такой могущественной ведьмы как </w:t>
+      </w:r>
+      <w:proofErr w:type="spellStart"/>
+      <w:r>
+        <w:rPr>
+          <w:szCs w:val="28"/>
+        </w:rPr>
+        <w:t>Сабрина</w:t>
+      </w:r>
+      <w:proofErr w:type="spellEnd"/>
+      <w:r>
+        <w:rPr>
+          <w:szCs w:val="28"/>
+        </w:rPr>
+        <w:t>. Агата собирает вещи и отправляется в путь.</w:t>
       </w:r>
     </w:p>
     <w:p>
@@ -11367,6 +11413,365 @@
         <w:spacing w:after="0" w:line="360" w:lineRule="auto"/>
         <w:ind w:left="0" w:right="0" w:firstLine="709"/>
         <w:rPr>
+          <w:szCs w:val="28"/>
+        </w:rPr>
+      </w:pPr>
+      <w:r>
+        <w:rPr>
+          <w:szCs w:val="28"/>
+        </w:rPr>
+        <w:t xml:space="preserve">На месте она обнаруживает небольшой, но уютный старенький </w:t>
+      </w:r>
+      <w:proofErr w:type="gramStart"/>
+      <w:r>
+        <w:rPr>
+          <w:szCs w:val="28"/>
+        </w:rPr>
+        <w:t>домишко</w:t>
+      </w:r>
+      <w:proofErr w:type="gramEnd"/>
+      <w:r>
+        <w:rPr>
+          <w:szCs w:val="28"/>
+        </w:rPr>
+        <w:t>. Но за время, пока он пустовал, все успело покрыться пылью, а некоторые двери заперты. Огород вообще полностью зарос. Курятник пуст. Природа словно тоже горевала и скорбела, перестав чувствовать силу ведьмы.</w:t>
+      </w:r>
+    </w:p>
+    <w:p>
+      <w:pPr>
+        <w:spacing w:after="0" w:line="360" w:lineRule="auto"/>
+        <w:ind w:left="0" w:right="0" w:firstLine="709"/>
+        <w:rPr>
+          <w:szCs w:val="28"/>
+        </w:rPr>
+      </w:pPr>
+      <w:r>
+        <w:rPr>
+          <w:szCs w:val="28"/>
+        </w:rPr>
+        <w:lastRenderedPageBreak/>
+        <w:t>Главная героиня пытается обустроиться: раскладывает свои вещи в спальне, прибирает дом и подметает дорожки в саду. Потом она обнаружила заросшие грядки и с большим трудом освободила одну от сорняков.</w:t>
+      </w:r>
+    </w:p>
+    <w:p>
+      <w:pPr>
+        <w:spacing w:after="0" w:line="360" w:lineRule="auto"/>
+        <w:ind w:left="0" w:right="0" w:firstLine="709"/>
+        <w:rPr>
+          <w:szCs w:val="28"/>
+        </w:rPr>
+      </w:pPr>
+      <w:r>
+        <w:rPr>
+          <w:szCs w:val="28"/>
+        </w:rPr>
+        <w:t>Вечером пришли они, ковен ведьм. Услышав о приезде Агаты, они поспешили ее навестить, но не чтобы показать свое гостеприимство. Ведьмы всем своим видом показывали враждебность и заявили, что не признают Агату ведьмой. По их мнению, она была слишком слаба и ничего толком не умела.</w:t>
+      </w:r>
+    </w:p>
+    <w:p>
+      <w:pPr>
+        <w:spacing w:after="0" w:line="360" w:lineRule="auto"/>
+        <w:ind w:left="0" w:right="0" w:firstLine="709"/>
+        <w:rPr>
+          <w:szCs w:val="28"/>
+        </w:rPr>
+      </w:pPr>
+      <w:r>
+        <w:rPr>
+          <w:szCs w:val="28"/>
+        </w:rPr>
+        <w:t xml:space="preserve">Агата расстроилась, но наполнилась решимостью доказать, что она действительно </w:t>
+      </w:r>
+      <w:proofErr w:type="gramStart"/>
+      <w:r>
+        <w:rPr>
+          <w:szCs w:val="28"/>
+        </w:rPr>
+        <w:t>достойна</w:t>
+      </w:r>
+      <w:proofErr w:type="gramEnd"/>
+      <w:r>
+        <w:rPr>
+          <w:szCs w:val="28"/>
+        </w:rPr>
+        <w:t xml:space="preserve"> зваться ведьмой. После этого она начинает приводить хозяйство бабушки в порядок: убирать дом, разбирать вещи, ухаживать за садом. А также, для того, чтобы продолжать дело </w:t>
+      </w:r>
+      <w:proofErr w:type="spellStart"/>
+      <w:r>
+        <w:rPr>
+          <w:szCs w:val="28"/>
+        </w:rPr>
+        <w:t>Сабрины</w:t>
+      </w:r>
+      <w:proofErr w:type="spellEnd"/>
+      <w:r>
+        <w:rPr>
+          <w:szCs w:val="28"/>
+        </w:rPr>
+        <w:t xml:space="preserve"> и заодно создать себе репутацию, она начинает продавать плоды своего труда и помогать местным.</w:t>
+      </w:r>
+    </w:p>
+    <w:p>
+      <w:pPr>
+        <w:spacing w:after="0" w:line="360" w:lineRule="auto"/>
+        <w:ind w:left="0" w:right="0" w:firstLine="709"/>
+        <w:rPr>
+          <w:szCs w:val="28"/>
+        </w:rPr>
+      </w:pPr>
+      <w:r>
+        <w:rPr>
+          <w:szCs w:val="28"/>
+        </w:rPr>
+        <w:t xml:space="preserve">Жизнь начинает стабилизироваться. Агата выращивает растения, сушит травы, ходит в деревню на рынок. Потом ингредиентов начало не хватать и пришлось </w:t>
+      </w:r>
+      <w:proofErr w:type="gramStart"/>
+      <w:r>
+        <w:rPr>
+          <w:szCs w:val="28"/>
+        </w:rPr>
+        <w:t>отправится</w:t>
+      </w:r>
+      <w:proofErr w:type="gramEnd"/>
+      <w:r>
+        <w:rPr>
+          <w:szCs w:val="28"/>
+        </w:rPr>
+        <w:t xml:space="preserve"> в лес. Исследуя поляны и собирая травы, Агата заходит глубоко в чащу и оказывается на болоте. Темная трясина и так выглядит</w:t>
+      </w:r>
+      <w:r>
+        <w:rPr>
+          <w:szCs w:val="28"/>
+        </w:rPr>
+        <w:t xml:space="preserve"> угрожающе, но ведьма замечает Г</w:t>
+      </w:r>
+      <w:r>
+        <w:rPr>
+          <w:szCs w:val="28"/>
+        </w:rPr>
+        <w:t>ниль</w:t>
+      </w:r>
+      <w:r>
+        <w:rPr>
+          <w:szCs w:val="28"/>
+        </w:rPr>
+        <w:t xml:space="preserve">, расползающуюся от болота и </w:t>
+      </w:r>
+      <w:r>
+        <w:rPr>
+          <w:szCs w:val="28"/>
+        </w:rPr>
+        <w:t>покрыв</w:t>
+      </w:r>
+      <w:r>
+        <w:rPr>
+          <w:szCs w:val="28"/>
+        </w:rPr>
+        <w:t>ающую</w:t>
+      </w:r>
+      <w:r>
+        <w:rPr>
+          <w:szCs w:val="28"/>
+        </w:rPr>
+        <w:t xml:space="preserve"> ближайшие стволы деревьев. Когда аура сильной ведьмы пропал</w:t>
+      </w:r>
+      <w:r>
+        <w:rPr>
+          <w:szCs w:val="28"/>
+        </w:rPr>
+        <w:t>а</w:t>
+      </w:r>
+      <w:r>
+        <w:rPr>
+          <w:szCs w:val="28"/>
+        </w:rPr>
+        <w:t xml:space="preserve"> из глубины леса полезло зло, которое до того скрывалось в недрах.</w:t>
+      </w:r>
+    </w:p>
+    <w:p>
+      <w:pPr>
+        <w:spacing w:after="0" w:line="360" w:lineRule="auto"/>
+        <w:ind w:left="0" w:right="0" w:firstLine="709"/>
+        <w:rPr>
+          <w:szCs w:val="28"/>
+        </w:rPr>
+      </w:pPr>
+      <w:r>
+        <w:rPr>
+          <w:szCs w:val="28"/>
+        </w:rPr>
+        <w:t xml:space="preserve">Теперь </w:t>
+      </w:r>
+      <w:proofErr w:type="gramStart"/>
+      <w:r>
+        <w:rPr>
+          <w:szCs w:val="28"/>
+        </w:rPr>
+        <w:t>на</w:t>
+      </w:r>
+      <w:proofErr w:type="gramEnd"/>
+      <w:r>
+        <w:rPr>
+          <w:szCs w:val="28"/>
+        </w:rPr>
+        <w:t xml:space="preserve"> </w:t>
+      </w:r>
+      <w:proofErr w:type="gramStart"/>
+      <w:r>
+        <w:rPr>
+          <w:szCs w:val="28"/>
+        </w:rPr>
+        <w:t>Агату</w:t>
+      </w:r>
+      <w:proofErr w:type="gramEnd"/>
+      <w:r>
+        <w:rPr>
+          <w:szCs w:val="28"/>
+        </w:rPr>
+        <w:t xml:space="preserve"> упала еще одна обязанность – ходить на рассвете в лес и прогонять гниль обратно в болото. Для этого необходимо проводить ритуалы. Но не всегда это будет просто, ведь вместе с гнилью активизировались лесные духи. Обычно они живут тихо и никого не трогают, но зло</w:t>
+      </w:r>
+      <w:r>
+        <w:rPr>
+          <w:szCs w:val="28"/>
+        </w:rPr>
+        <w:t xml:space="preserve"> отправляет их изнутри. Иногда Г</w:t>
+      </w:r>
+      <w:r>
+        <w:rPr>
+          <w:szCs w:val="28"/>
+        </w:rPr>
+        <w:t>ниль будет уходить дальше и будут нужны боле сильные ритуалы.</w:t>
+      </w:r>
+    </w:p>
+    <w:p>
+      <w:pPr>
+        <w:spacing w:after="0" w:line="360" w:lineRule="auto"/>
+        <w:ind w:left="0" w:right="0" w:firstLine="709"/>
+      </w:pPr>
+      <w:r>
+        <w:rPr>
+          <w:szCs w:val="28"/>
+        </w:rPr>
+        <w:t xml:space="preserve">Агата находит ключ от чердака и находит там стол для создания магических вещей, а среди полок старый дневник. Это дневник </w:t>
+      </w:r>
+      <w:proofErr w:type="spellStart"/>
+      <w:r>
+        <w:rPr>
+          <w:szCs w:val="28"/>
+        </w:rPr>
+        <w:t>Сабрины</w:t>
+      </w:r>
+      <w:proofErr w:type="spellEnd"/>
+      <w:r>
+        <w:rPr>
+          <w:szCs w:val="28"/>
+        </w:rPr>
+        <w:t xml:space="preserve">, из </w:t>
+      </w:r>
+      <w:r>
+        <w:rPr>
+          <w:szCs w:val="28"/>
+        </w:rPr>
+        <w:lastRenderedPageBreak/>
+        <w:t>которого девушка узнает происхождение Гнили.</w:t>
+      </w:r>
+      <w:r>
+        <w:t xml:space="preserve"> </w:t>
+      </w:r>
+      <w:r>
+        <w:t xml:space="preserve">Гниль — это следствие давнего ритуала </w:t>
+      </w:r>
+      <w:proofErr w:type="spellStart"/>
+      <w:r>
+        <w:t>Сабрины</w:t>
+      </w:r>
+      <w:proofErr w:type="spellEnd"/>
+      <w:r>
+        <w:t>, который пошел не по плану.</w:t>
+      </w:r>
+    </w:p>
+    <w:p>
+      <w:pPr>
+        <w:spacing w:after="0" w:line="360" w:lineRule="auto"/>
+        <w:ind w:left="0" w:right="0" w:firstLine="709"/>
+      </w:pPr>
+      <w:r>
+        <w:t>Агата продолжает обучаться колдовскому ремеслу, и ковен замечает её успехи. Чтобы проверить юную ведьму, они просят её выполнять их задания и готовить крайне сложные зелья.</w:t>
+      </w:r>
+    </w:p>
+    <w:p>
+      <w:pPr>
+        <w:spacing w:after="0" w:line="360" w:lineRule="auto"/>
+        <w:ind w:left="0" w:right="0" w:firstLine="709"/>
+      </w:pPr>
+      <w:r>
+        <w:t>В зависимости от того, как игрок справляется со своими обязанностями, возможны три концовки.</w:t>
+      </w:r>
+    </w:p>
+    <w:p>
+      <w:pPr>
+        <w:spacing w:after="0" w:line="360" w:lineRule="auto"/>
+        <w:ind w:left="0" w:right="0" w:firstLine="709"/>
+        <w:rPr>
+          <w:szCs w:val="28"/>
+        </w:rPr>
+      </w:pPr>
+      <w:r>
+        <w:rPr>
+          <w:szCs w:val="28"/>
+        </w:rPr>
+        <w:t>В первой Гниль побеждает. Если игрок не будет проводить ритуалы вовремя, то Гниль поглотит все лесные поляны, а затем распространиться дальше. Ковен ведьм возьмет всё в свои руки, а Агата будет изгнана с позором. Это плохая концовка.</w:t>
+      </w:r>
+    </w:p>
+    <w:p>
+      <w:pPr>
+        <w:spacing w:after="0" w:line="360" w:lineRule="auto"/>
+        <w:ind w:left="0" w:right="0" w:firstLine="709"/>
+        <w:rPr>
+          <w:szCs w:val="28"/>
+        </w:rPr>
+      </w:pPr>
+      <w:r>
+        <w:rPr>
+          <w:szCs w:val="28"/>
+        </w:rPr>
+        <w:t>Вторая является обычной. Если игрок добросовестно помогал жителям и защищал лес, то в конце Агата находит заклинание для изгнания Гнили и проводит последний ритуал. Теперь её уважают в деревне. Ковен не признал её до конца, но Агата рада просто быть полезной людям.</w:t>
+      </w:r>
+    </w:p>
+    <w:p>
+      <w:pPr>
+        <w:spacing w:after="0" w:line="360" w:lineRule="auto"/>
+        <w:ind w:left="0" w:right="0" w:firstLine="709"/>
+        <w:rPr>
+          <w:szCs w:val="28"/>
+        </w:rPr>
+      </w:pPr>
+      <w:r>
+        <w:rPr>
+          <w:szCs w:val="28"/>
+        </w:rPr>
+        <w:t xml:space="preserve">Третья концовка – хорошая. Её можно получить при выполнении всех заданий </w:t>
+      </w:r>
+      <w:proofErr w:type="spellStart"/>
+      <w:r>
+        <w:rPr>
+          <w:szCs w:val="28"/>
+        </w:rPr>
+        <w:t>ковена</w:t>
+      </w:r>
+      <w:proofErr w:type="spellEnd"/>
+      <w:r>
+        <w:rPr>
+          <w:szCs w:val="28"/>
+        </w:rPr>
+        <w:t>. Агата точно также изгоняет Гниль, но другие ведьмы признают её и торжественно пускают её в свои ряды на шабаше.</w:t>
+      </w:r>
+    </w:p>
+    <w:p>
+      <w:pPr>
+        <w:spacing w:after="0" w:line="360" w:lineRule="auto"/>
+        <w:ind w:left="0" w:right="0" w:firstLine="709"/>
+        <w:rPr>
           <w:b/>
           <w:szCs w:val="28"/>
         </w:rPr>
@@ -11376,28 +11781,14 @@
           <w:b/>
           <w:szCs w:val="28"/>
         </w:rPr>
-        <w:t>3.</w:t>
+        <w:t xml:space="preserve">3.9 </w:t>
       </w:r>
       <w:r>
         <w:rPr>
           <w:b/>
           <w:szCs w:val="28"/>
         </w:rPr>
-        <w:t>8</w:t>
-      </w:r>
-      <w:r>
-        <w:rPr>
-          <w:b/>
-          <w:szCs w:val="28"/>
-        </w:rPr>
-        <w:t xml:space="preserve"> </w:t>
-      </w:r>
-      <w:r>
-        <w:rPr>
-          <w:b/>
-          <w:szCs w:val="28"/>
-        </w:rPr>
-        <w:t>Игровой мир</w:t>
+        <w:t>Донесение повествования до игрока</w:t>
       </w:r>
     </w:p>
     <w:p>
@@ -11408,22 +11799,28 @@
           <w:szCs w:val="28"/>
         </w:rPr>
       </w:pPr>
+    </w:p>
+    <w:p>
+      <w:pPr>
+        <w:spacing w:after="0" w:line="360" w:lineRule="auto"/>
+        <w:ind w:left="0" w:right="0" w:firstLine="709"/>
+        <w:rPr>
+          <w:szCs w:val="28"/>
+        </w:rPr>
+      </w:pPr>
+      <w:r>
+        <w:rPr>
+          <w:szCs w:val="28"/>
+        </w:rPr>
+        <w:t>Основной задачей игрока явл</w:t>
+      </w:r>
       <w:bookmarkStart w:id="0" w:name="_GoBack"/>
       <w:bookmarkEnd w:id="0"/>
-    </w:p>
-    <w:p>
-      <w:pPr>
-        <w:spacing w:after="0" w:line="360" w:lineRule="auto"/>
-        <w:ind w:left="0" w:right="0" w:firstLine="709"/>
-        <w:rPr>
-          <w:szCs w:val="28"/>
-        </w:rPr>
-      </w:pPr>
-      <w:r>
-        <w:rPr>
-          <w:szCs w:val="28"/>
-        </w:rPr>
-        <w:t xml:space="preserve">Основной задачей игрока является создание различных магических предметов на продажу. Этими предметами могут являться зелья, мази, отвары, обереги и другие. Для их создания </w:t>
+      <w:r>
+        <w:rPr>
+          <w:szCs w:val="28"/>
+        </w:rPr>
+        <w:t xml:space="preserve">яется создание различных магических предметов на продажу. Этими предметами могут являться зелья, мази, отвары, обереги и другие. Для их создания </w:t>
       </w:r>
       <w:r>
         <w:rPr>
@@ -11790,398 +12187,11 @@
     <w:p>
       <w:pPr>
         <w:spacing w:after="0" w:line="360" w:lineRule="auto"/>
-        <w:ind w:left="0" w:right="0" w:firstLine="709"/>
-        <w:rPr>
-          <w:szCs w:val="28"/>
-        </w:rPr>
-      </w:pPr>
-    </w:p>
-    <w:p>
-      <w:pPr>
-        <w:spacing w:after="0" w:line="360" w:lineRule="auto"/>
-        <w:ind w:left="0" w:right="0" w:firstLine="709"/>
-        <w:rPr>
-          <w:szCs w:val="28"/>
-        </w:rPr>
-      </w:pPr>
-      <w:r>
-        <w:rPr>
-          <w:szCs w:val="28"/>
-        </w:rPr>
-        <w:t>Сюжет</w:t>
-      </w:r>
-    </w:p>
-    <w:p>
-      <w:pPr>
-        <w:spacing w:after="0" w:line="360" w:lineRule="auto"/>
-        <w:ind w:left="0" w:right="0" w:firstLine="709"/>
-        <w:rPr>
-          <w:szCs w:val="28"/>
-        </w:rPr>
-      </w:pPr>
-      <w:proofErr w:type="gramStart"/>
-      <w:r>
-        <w:rPr>
-          <w:szCs w:val="28"/>
-        </w:rPr>
-        <w:t>Агате</w:t>
-      </w:r>
-      <w:proofErr w:type="gramEnd"/>
-      <w:r>
-        <w:rPr>
-          <w:szCs w:val="28"/>
-        </w:rPr>
-        <w:t xml:space="preserve"> приходит письмо о смерти её бабушки </w:t>
-      </w:r>
-      <w:proofErr w:type="spellStart"/>
-      <w:r>
-        <w:rPr>
-          <w:szCs w:val="28"/>
-        </w:rPr>
-        <w:t>Сабрины</w:t>
-      </w:r>
-      <w:proofErr w:type="spellEnd"/>
-      <w:r>
-        <w:rPr>
-          <w:szCs w:val="28"/>
-        </w:rPr>
-        <w:t>, где сообщается о том, что она получает ее участок с домом в наследство</w:t>
-      </w:r>
-      <w:r>
-        <w:rPr>
-          <w:szCs w:val="28"/>
-        </w:rPr>
-        <w:t>.</w:t>
-      </w:r>
-      <w:r>
-        <w:rPr>
-          <w:szCs w:val="28"/>
-        </w:rPr>
-        <w:t xml:space="preserve"> Для такой юной девушки это было честью занять место такой могущественной ведьмы как </w:t>
-      </w:r>
-      <w:proofErr w:type="spellStart"/>
-      <w:r>
-        <w:rPr>
-          <w:szCs w:val="28"/>
-        </w:rPr>
-        <w:t>Сабрина</w:t>
-      </w:r>
-      <w:proofErr w:type="spellEnd"/>
-      <w:r>
-        <w:rPr>
-          <w:szCs w:val="28"/>
-        </w:rPr>
-        <w:t xml:space="preserve">. </w:t>
-      </w:r>
-      <w:r>
-        <w:rPr>
-          <w:szCs w:val="28"/>
-        </w:rPr>
-        <w:t>Агата собирает вещи и отправляе</w:t>
-      </w:r>
-      <w:r>
-        <w:rPr>
-          <w:szCs w:val="28"/>
-        </w:rPr>
-        <w:t>тся в путь.</w:t>
-      </w:r>
-    </w:p>
-    <w:p>
-      <w:pPr>
-        <w:spacing w:after="0" w:line="360" w:lineRule="auto"/>
-        <w:ind w:left="0" w:right="0" w:firstLine="709"/>
-        <w:rPr>
-          <w:szCs w:val="28"/>
-        </w:rPr>
-      </w:pPr>
-      <w:r>
-        <w:rPr>
-          <w:szCs w:val="28"/>
-        </w:rPr>
-        <w:t xml:space="preserve">На месте она обнаруживает небольшой, но уютный старенький </w:t>
-      </w:r>
-      <w:proofErr w:type="gramStart"/>
-      <w:r>
-        <w:rPr>
-          <w:szCs w:val="28"/>
-        </w:rPr>
-        <w:t>домишко</w:t>
-      </w:r>
-      <w:proofErr w:type="gramEnd"/>
-      <w:r>
-        <w:rPr>
-          <w:szCs w:val="28"/>
-        </w:rPr>
-        <w:t xml:space="preserve">. Но за время, пока он пустовал, все успело покрыться пылью, а некоторые двери заперты. Огород вообще полностью зарос. Курятник пуст. </w:t>
-      </w:r>
-      <w:r>
-        <w:rPr>
-          <w:szCs w:val="28"/>
-        </w:rPr>
-        <w:t>Природа словно тоже горевала и скорбела, перестав чувствовать силу ведьмы.</w:t>
-      </w:r>
-    </w:p>
-    <w:p>
-      <w:pPr>
-        <w:spacing w:after="0" w:line="360" w:lineRule="auto"/>
-        <w:ind w:left="0" w:right="0" w:firstLine="709"/>
-        <w:rPr>
-          <w:szCs w:val="28"/>
-        </w:rPr>
-      </w:pPr>
-      <w:r>
-        <w:rPr>
-          <w:szCs w:val="28"/>
-        </w:rPr>
-        <w:lastRenderedPageBreak/>
-        <w:t xml:space="preserve">Главная героиня пытается обустроиться: </w:t>
-      </w:r>
-      <w:r>
-        <w:rPr>
-          <w:szCs w:val="28"/>
-        </w:rPr>
-        <w:t>раскладывает</w:t>
-      </w:r>
-      <w:r>
-        <w:rPr>
-          <w:szCs w:val="28"/>
-        </w:rPr>
-        <w:t xml:space="preserve"> с</w:t>
-      </w:r>
-      <w:r>
-        <w:rPr>
-          <w:szCs w:val="28"/>
-        </w:rPr>
-        <w:t>в</w:t>
-      </w:r>
-      <w:r>
-        <w:rPr>
-          <w:szCs w:val="28"/>
-        </w:rPr>
-        <w:t>ои вещи в спальне, прибирает дом и подметает дорожки в саду.</w:t>
-      </w:r>
-      <w:r>
-        <w:rPr>
-          <w:szCs w:val="28"/>
-        </w:rPr>
-        <w:t xml:space="preserve"> Потом она обнаружила заросшие грядки и с большим трудом освободила одну от сорняков.</w:t>
-      </w:r>
-    </w:p>
-    <w:p>
-      <w:pPr>
-        <w:spacing w:after="0" w:line="360" w:lineRule="auto"/>
-        <w:ind w:left="0" w:right="0" w:firstLine="709"/>
-        <w:rPr>
-          <w:szCs w:val="28"/>
-        </w:rPr>
-      </w:pPr>
-      <w:r>
-        <w:rPr>
-          <w:szCs w:val="28"/>
-        </w:rPr>
-        <w:t xml:space="preserve">Вечером пришли они, ковен ведьм. Услышав о приезде Агаты, они </w:t>
-      </w:r>
-      <w:r>
-        <w:rPr>
-          <w:szCs w:val="28"/>
-        </w:rPr>
-        <w:t>поспешили ее навестить, но не чтобы показать свое гостеприимство. Ведьмы всем своим видом показывали враждебность и заявили</w:t>
-      </w:r>
-      <w:r>
-        <w:rPr>
-          <w:szCs w:val="28"/>
-        </w:rPr>
-        <w:t>,</w:t>
-      </w:r>
-      <w:r>
-        <w:rPr>
-          <w:szCs w:val="28"/>
-        </w:rPr>
-        <w:t xml:space="preserve"> что не признают Агату ведьмой. По их мнению</w:t>
-      </w:r>
-      <w:r>
-        <w:rPr>
-          <w:szCs w:val="28"/>
-        </w:rPr>
-        <w:t>,</w:t>
-      </w:r>
-      <w:r>
-        <w:rPr>
-          <w:szCs w:val="28"/>
-        </w:rPr>
-        <w:t xml:space="preserve"> она была слишком слаба и ничего толком не умела.</w:t>
-      </w:r>
-    </w:p>
-    <w:p>
-      <w:pPr>
-        <w:spacing w:after="0" w:line="360" w:lineRule="auto"/>
-        <w:ind w:left="0" w:right="0" w:firstLine="709"/>
-        <w:rPr>
-          <w:szCs w:val="28"/>
-        </w:rPr>
-      </w:pPr>
-      <w:r>
-        <w:rPr>
-          <w:szCs w:val="28"/>
-        </w:rPr>
-        <w:t xml:space="preserve">Агата расстроилась, но наполнилась решимостью доказать, что она действительно </w:t>
-      </w:r>
-      <w:proofErr w:type="gramStart"/>
-      <w:r>
-        <w:rPr>
-          <w:szCs w:val="28"/>
-        </w:rPr>
-        <w:t>достойна</w:t>
-      </w:r>
-      <w:proofErr w:type="gramEnd"/>
-      <w:r>
-        <w:rPr>
-          <w:szCs w:val="28"/>
-        </w:rPr>
-        <w:t xml:space="preserve"> зваться ведьмой.</w:t>
-      </w:r>
-      <w:r>
-        <w:rPr>
-          <w:szCs w:val="28"/>
-        </w:rPr>
-        <w:t xml:space="preserve"> После этого она начинает приводить хозяйство бабушки в порядок: убирать дом, разбирать вещи, ухаживать за садом. А также, для того, чтобы продолжать дело </w:t>
-      </w:r>
-      <w:proofErr w:type="spellStart"/>
-      <w:r>
-        <w:rPr>
-          <w:szCs w:val="28"/>
-        </w:rPr>
-        <w:t>Сабрины</w:t>
-      </w:r>
-      <w:proofErr w:type="spellEnd"/>
-      <w:r>
-        <w:rPr>
-          <w:szCs w:val="28"/>
-        </w:rPr>
-        <w:t xml:space="preserve"> и заодно создать себе репутацию, она начинает продавать плоды своего труда и помогать местным.</w:t>
-      </w:r>
-    </w:p>
-    <w:p>
-      <w:pPr>
-        <w:spacing w:after="0" w:line="360" w:lineRule="auto"/>
-        <w:ind w:left="0" w:right="0" w:firstLine="709"/>
-        <w:rPr>
-          <w:szCs w:val="28"/>
-        </w:rPr>
-      </w:pPr>
-      <w:r>
-        <w:rPr>
-          <w:szCs w:val="28"/>
-        </w:rPr>
-        <w:t xml:space="preserve">Жизнь начинает стабилизироваться. Агата выращивает растения, сушит травы, ходит в деревню на рынок. Потом ингредиентов начало не хватать и пришлось </w:t>
-      </w:r>
-      <w:proofErr w:type="gramStart"/>
-      <w:r>
-        <w:rPr>
-          <w:szCs w:val="28"/>
-        </w:rPr>
-        <w:t>отправится</w:t>
-      </w:r>
-      <w:proofErr w:type="gramEnd"/>
-      <w:r>
-        <w:rPr>
-          <w:szCs w:val="28"/>
-        </w:rPr>
-        <w:t xml:space="preserve"> в лес.</w:t>
-      </w:r>
-      <w:r>
-        <w:rPr>
-          <w:szCs w:val="28"/>
-        </w:rPr>
-        <w:t xml:space="preserve"> Исследуя поляны и собирая травы, Агата заходит глубоко в чащу и оказывается на болоте. Темная трясина и так выглядит угрожающе, но ведьма замечает </w:t>
-      </w:r>
-      <w:proofErr w:type="gramStart"/>
-      <w:r>
-        <w:rPr>
-          <w:szCs w:val="28"/>
-        </w:rPr>
-        <w:t>гниль</w:t>
-      </w:r>
-      <w:proofErr w:type="gramEnd"/>
-      <w:r>
-        <w:rPr>
-          <w:szCs w:val="28"/>
-        </w:rPr>
-        <w:t xml:space="preserve"> расползающуюся от болота, покр</w:t>
-      </w:r>
-      <w:r>
-        <w:rPr>
-          <w:szCs w:val="28"/>
-        </w:rPr>
-        <w:t>ывая ближайшие стволы деревьев. Когда аура сильной ведьмы пропало из глубины леса полезло зло, которое до того скрывалось в недрах.</w:t>
-      </w:r>
-    </w:p>
-    <w:p>
-      <w:pPr>
-        <w:spacing w:after="0" w:line="360" w:lineRule="auto"/>
-        <w:ind w:left="0" w:right="0" w:firstLine="709"/>
-        <w:rPr>
-          <w:szCs w:val="28"/>
-        </w:rPr>
-      </w:pPr>
-      <w:r>
-        <w:rPr>
-          <w:szCs w:val="28"/>
-        </w:rPr>
-        <w:t xml:space="preserve">Теперь </w:t>
-      </w:r>
-      <w:proofErr w:type="gramStart"/>
-      <w:r>
-        <w:rPr>
-          <w:szCs w:val="28"/>
-        </w:rPr>
-        <w:t>на</w:t>
-      </w:r>
-      <w:proofErr w:type="gramEnd"/>
-      <w:r>
-        <w:rPr>
-          <w:szCs w:val="28"/>
-        </w:rPr>
-        <w:t xml:space="preserve"> </w:t>
-      </w:r>
-      <w:proofErr w:type="gramStart"/>
-      <w:r>
-        <w:rPr>
-          <w:szCs w:val="28"/>
-        </w:rPr>
-        <w:t>Агату</w:t>
-      </w:r>
-      <w:proofErr w:type="gramEnd"/>
-      <w:r>
-        <w:rPr>
-          <w:szCs w:val="28"/>
-        </w:rPr>
-        <w:t xml:space="preserve"> упала еще одна обязанность – ходить на рассвете в лес и прогонять гниль обратно в болото. Для этого</w:t>
-      </w:r>
-      <w:r>
-        <w:rPr>
-          <w:szCs w:val="28"/>
-        </w:rPr>
-        <w:t xml:space="preserve"> н</w:t>
-      </w:r>
-      <w:r>
-        <w:rPr>
-          <w:szCs w:val="28"/>
-        </w:rPr>
-        <w:t>е</w:t>
-      </w:r>
-      <w:r>
-        <w:rPr>
-          <w:szCs w:val="28"/>
-        </w:rPr>
-        <w:t xml:space="preserve">обходимо проводить ритуалы. Но не всегда это будет просто, ведь вместе с гнилью активизировались лесные духи. Обычно они </w:t>
-      </w:r>
-      <w:r>
-        <w:rPr>
-          <w:szCs w:val="28"/>
-        </w:rPr>
-        <w:t>живут тихо и никого не трогают, но зло отправляет их изнутри. Иногда гниль будет уходить дальше и будут нужны боле сильные ритуалы.</w:t>
-      </w:r>
+        <w:ind w:left="0" w:right="0" w:firstLine="0"/>
+        <w:rPr>
+          <w:szCs w:val="28"/>
+        </w:rPr>
+      </w:pPr>
     </w:p>
     <w:sectPr>
       <w:pgSz w:w="11906" w:h="16838"/>

--- a/fairy farm.docx
+++ b/fairy farm.docx
@@ -11781,46 +11781,678 @@
           <w:b/>
           <w:szCs w:val="28"/>
         </w:rPr>
-        <w:t xml:space="preserve">3.9 </w:t>
+        <w:t xml:space="preserve">3.9 Эмоции и темы </w:t>
+      </w:r>
+    </w:p>
+    <w:p>
+      <w:pPr>
+        <w:spacing w:after="0" w:line="360" w:lineRule="auto"/>
+        <w:ind w:left="0" w:right="0" w:firstLine="709"/>
+      </w:pPr>
+      <w:r>
+        <w:t xml:space="preserve">Центральной темой игры является </w:t>
+      </w:r>
+      <w:r>
+        <w:rPr>
+          <w:rStyle w:val="a5"/>
+          <w:b w:val="0"/>
+        </w:rPr>
+        <w:t>наследие и самоопределение</w:t>
+      </w:r>
+      <w:r>
+        <w:t xml:space="preserve">. Агата постоянно находится в тени своей покойной бабушки </w:t>
+      </w:r>
+      <w:proofErr w:type="spellStart"/>
+      <w:r>
+        <w:t>Сабрины</w:t>
+      </w:r>
+      <w:proofErr w:type="spellEnd"/>
+      <w:r>
+        <w:t xml:space="preserve"> — великой ведьмы, чьё имя произносят с трепетом. Жители деревни, а особенно ведьмы </w:t>
+      </w:r>
+      <w:proofErr w:type="spellStart"/>
+      <w:r>
+        <w:t>ковена</w:t>
+      </w:r>
+      <w:proofErr w:type="spellEnd"/>
+      <w:r>
+        <w:t>, то и дело сравнивают её с бабушкой, и эти сравнения почти всегда не в пользу Агаты. Игроку предстоит ответить на вопрос: можно ли быть достойным наследником великого предка, не копируя его путь, а находя свой собственный? И финалы игры отражают разные ответы на этот вопрос: вторая концовка — это принятие себя без внешнего признания, третья концовка — достижение признания через силу и заслуги.</w:t>
+      </w:r>
+    </w:p>
+    <w:p>
+      <w:pPr>
+        <w:spacing w:after="0" w:line="360" w:lineRule="auto"/>
+        <w:ind w:left="0" w:right="0" w:firstLine="709"/>
+      </w:pPr>
+      <w:r>
+        <w:t xml:space="preserve">Второй важнейшей темой является </w:t>
+      </w:r>
+      <w:r>
+        <w:rPr>
+          <w:rStyle w:val="a5"/>
+          <w:b w:val="0"/>
+        </w:rPr>
+        <w:t>доказательство собственной ценности</w:t>
       </w:r>
       <w:r>
         <w:rPr>
           <w:b/>
-          <w:szCs w:val="28"/>
-        </w:rPr>
-        <w:t>Донесение повествования до игрока</w:t>
+        </w:rPr>
+        <w:t xml:space="preserve">. </w:t>
+      </w:r>
+      <w:r>
+        <w:t xml:space="preserve">Агату не признают с самого начала, и она одержима идеей </w:t>
+      </w:r>
+      <w:proofErr w:type="gramStart"/>
+      <w:r>
+        <w:lastRenderedPageBreak/>
+        <w:t>доказать</w:t>
+      </w:r>
+      <w:proofErr w:type="gramEnd"/>
+      <w:r>
+        <w:t xml:space="preserve"> </w:t>
+      </w:r>
+      <w:proofErr w:type="spellStart"/>
+      <w:r>
+        <w:t>ковену</w:t>
+      </w:r>
+      <w:proofErr w:type="spellEnd"/>
+      <w:r>
+        <w:t xml:space="preserve">, что она чего-то стоит. Однако по ходу игры игрок понимает, что внешнее признание — не главное. Гораздо важнее внутренняя уверенность, которая приходит через реальные дела: восстановленный сад, вылеченных жителей, спасённый от Гнили лес. Эта тема особенно остро звучит во второй концовке, где Агата так и не получает признания </w:t>
+      </w:r>
+      <w:proofErr w:type="spellStart"/>
+      <w:r>
+        <w:t>ковена</w:t>
+      </w:r>
+      <w:proofErr w:type="spellEnd"/>
+      <w:r>
+        <w:t xml:space="preserve">, но обретает покой в признании простых людей. Игра учит, что </w:t>
+      </w:r>
+      <w:proofErr w:type="spellStart"/>
+      <w:r>
+        <w:t>самоценность</w:t>
+      </w:r>
+      <w:proofErr w:type="spellEnd"/>
+      <w:r>
+        <w:t xml:space="preserve"> не определяется чужим мнением.</w:t>
       </w:r>
     </w:p>
     <w:p>
       <w:pPr>
         <w:spacing w:after="0" w:line="360" w:lineRule="auto"/>
         <w:ind w:left="0" w:right="0" w:firstLine="709"/>
-        <w:rPr>
-          <w:szCs w:val="28"/>
-        </w:rPr>
-      </w:pPr>
+      </w:pPr>
+      <w:r>
+        <w:t xml:space="preserve">Третья тема — </w:t>
+      </w:r>
+      <w:r>
+        <w:rPr>
+          <w:rStyle w:val="a5"/>
+          <w:b w:val="0"/>
+        </w:rPr>
+        <w:t>природа как живой организм</w:t>
+      </w:r>
+      <w:r>
+        <w:t>. В мире «</w:t>
+      </w:r>
+      <w:proofErr w:type="spellStart"/>
+      <w:r>
+        <w:t>Heather</w:t>
+      </w:r>
+      <w:proofErr w:type="spellEnd"/>
+      <w:r>
+        <w:t xml:space="preserve"> </w:t>
+      </w:r>
+      <w:proofErr w:type="spellStart"/>
+      <w:r>
+        <w:t>Fields</w:t>
+      </w:r>
+      <w:proofErr w:type="spellEnd"/>
+      <w:r>
+        <w:t xml:space="preserve">» лес чувствует, дышит и помнит. Он горевал после смерти </w:t>
+      </w:r>
+      <w:proofErr w:type="spellStart"/>
+      <w:r>
+        <w:t>Сабрины</w:t>
+      </w:r>
+      <w:proofErr w:type="spellEnd"/>
+      <w:r>
+        <w:t>, и теперь Гниль расползается как болезнь. Но когда Агата восстанавливает сад и проводит ритуалы, лес начинает исцеляться.</w:t>
+      </w:r>
+      <w:r>
+        <w:t xml:space="preserve"> </w:t>
+      </w:r>
+      <w:r>
+        <w:t>Природа — не просто декорация, а полноправный персонаж игры. Эта тема учит игрока внимательнее относиться к окружающему миру.</w:t>
+      </w:r>
     </w:p>
     <w:p>
       <w:pPr>
         <w:spacing w:after="0" w:line="360" w:lineRule="auto"/>
         <w:ind w:left="0" w:right="0" w:firstLine="709"/>
-        <w:rPr>
-          <w:szCs w:val="28"/>
-        </w:rPr>
-      </w:pPr>
-      <w:r>
-        <w:rPr>
-          <w:szCs w:val="28"/>
-        </w:rPr>
-        <w:t>Основной задачей игрока явл</w:t>
+      </w:pPr>
+      <w:r>
+        <w:t xml:space="preserve">Четвертая тема раскрывается через историю бабушки </w:t>
+      </w:r>
+      <w:proofErr w:type="spellStart"/>
+      <w:r>
+        <w:t>Сабрины</w:t>
+      </w:r>
+      <w:proofErr w:type="spellEnd"/>
+      <w:r>
+        <w:t xml:space="preserve"> — </w:t>
+      </w:r>
+      <w:r>
+        <w:rPr>
+          <w:rStyle w:val="a5"/>
+          <w:b w:val="0"/>
+        </w:rPr>
+        <w:t>ответственность за свои ошибки</w:t>
+      </w:r>
+      <w:r>
+        <w:t xml:space="preserve">. Из дневников, найденных на чердаке, игрок узнаёт, что </w:t>
+      </w:r>
+      <w:proofErr w:type="spellStart"/>
+      <w:r>
+        <w:t>Сабрина</w:t>
+      </w:r>
+      <w:proofErr w:type="spellEnd"/>
+      <w:r>
+        <w:t xml:space="preserve"> когда-то пыталась подавить Гниль силой, но лишь усугубила проблему. Она боялась признать свою ошибку при жизни и оставила этот груз внучке.</w:t>
+      </w:r>
+      <w:r>
+        <w:t xml:space="preserve"> Это тема принятия </w:t>
+      </w:r>
+      <w:proofErr w:type="gramStart"/>
+      <w:r>
+        <w:t>несовершенства</w:t>
+      </w:r>
+      <w:proofErr w:type="gramEnd"/>
+      <w:r>
+        <w:t xml:space="preserve"> как себя, так и тех, кого мы идеализируем.</w:t>
+      </w:r>
+    </w:p>
+    <w:p>
+      <w:pPr>
+        <w:spacing w:after="0" w:line="360" w:lineRule="auto"/>
+        <w:ind w:left="0" w:right="0" w:firstLine="709"/>
+      </w:pPr>
+      <w:r>
+        <w:t>В течени</w:t>
+      </w:r>
+      <w:proofErr w:type="gramStart"/>
+      <w:r>
+        <w:t>и</w:t>
+      </w:r>
+      <w:proofErr w:type="gramEnd"/>
+      <w:r>
+        <w:t xml:space="preserve"> игры игрок испытывает абсолютно разные эмоции.</w:t>
+      </w:r>
+    </w:p>
+    <w:p>
+      <w:pPr>
+        <w:spacing w:after="0" w:line="360" w:lineRule="auto"/>
+        <w:ind w:left="0" w:right="0" w:firstLine="709"/>
+      </w:pPr>
+      <w:proofErr w:type="gramStart"/>
+      <w:r>
+        <w:t>В начале</w:t>
+      </w:r>
+      <w:proofErr w:type="gramEnd"/>
+      <w:r>
+        <w:t xml:space="preserve"> это </w:t>
+      </w:r>
+      <w:r>
+        <w:rPr>
+          <w:rStyle w:val="a5"/>
+          <w:b w:val="0"/>
+        </w:rPr>
+        <w:t>уют и спокойствие</w:t>
+      </w:r>
+      <w:r>
+        <w:t xml:space="preserve"> — от обустройства дома, от звуков сада, от тёплых диалогов с жителями деревни. Игрок должен чувствовать, что дом Агаты — это безопасное место, куда хочется возвращаться. Это достигается через звуковой дизайн (треск свечей, пение птиц, скрип половиц), визуальные эффекты (тёплое освещение, мерцание огня) и неторопливый ритм фермерских забот.</w:t>
+      </w:r>
+    </w:p>
+    <w:p>
+      <w:pPr>
+        <w:spacing w:after="0" w:line="360" w:lineRule="auto"/>
+        <w:ind w:left="0" w:right="0" w:firstLine="709"/>
+      </w:pPr>
+      <w:r>
+        <w:t xml:space="preserve">Но на смену уюту приходит </w:t>
+      </w:r>
+      <w:r>
+        <w:rPr>
+          <w:rStyle w:val="a5"/>
+          <w:b w:val="0"/>
+        </w:rPr>
+        <w:t>тревога и напряжение</w:t>
+      </w:r>
+      <w:r>
+        <w:t xml:space="preserve">, когда Агата уходит в лес. Гниль расползается неумолимо, и если игрок пренебрегает ритуалами, знакомые поляны становятся опасными. Игра создаёт чувство давления: чем дальше, тем сложнее игнорировать угрозу. Шёпот, внезапно меняющаяся </w:t>
+      </w:r>
+      <w:r>
+        <w:lastRenderedPageBreak/>
+        <w:t>музыка, чёрные прожилки на стволах деревьев — всё это держит игрока в тонусе, не позволяя полностью расслабиться даже в уютной игре.</w:t>
+      </w:r>
+    </w:p>
+    <w:p>
+      <w:pPr>
+        <w:spacing w:after="0" w:line="360" w:lineRule="auto"/>
+        <w:ind w:left="0" w:right="0" w:firstLine="709"/>
+      </w:pPr>
+      <w:r>
+        <w:rPr>
+          <w:rStyle w:val="a5"/>
+          <w:b w:val="0"/>
+        </w:rPr>
+        <w:t>Гордость и удовлетворение</w:t>
+      </w:r>
+      <w:r>
+        <w:t xml:space="preserve"> приходят после успешно выполненного заказа, сложного ритуала. Игра постоянно вознаграждает игрока видимым прогрессом: вот появилась вторая грядка, вот куплена корова, вот открылась оранжерея. Каждое такое достижение — маленькая победа, которая подкрепляет желание продолжать.</w:t>
+      </w:r>
+    </w:p>
+    <w:p>
+      <w:pPr>
+        <w:spacing w:after="0" w:line="360" w:lineRule="auto"/>
+        <w:ind w:left="0" w:right="0" w:firstLine="709"/>
+      </w:pPr>
+      <w:r>
+        <w:rPr>
+          <w:rStyle w:val="a5"/>
+          <w:b w:val="0"/>
+        </w:rPr>
+        <w:t>Грусть и ностальгия</w:t>
+      </w:r>
+      <w:r>
+        <w:t xml:space="preserve"> пронизывают всю игру, потому что Агата постоянно сталкивается с памятью о бабушке. Найденные записки, старые фотографии на чердаке, бабушкино кресло у камина — всё это вызывает лёгкую печаль, но не переходит в депрессивную меланхолию. Игрок должен почувствовать, что утрата есть, но жизнь продолжается, и новый сад, который Агата сажает на месте старого, — это и есть лучшая память.</w:t>
+      </w:r>
+    </w:p>
+    <w:p>
+      <w:pPr>
+        <w:spacing w:after="0" w:line="360" w:lineRule="auto"/>
+        <w:ind w:left="0" w:right="0" w:firstLine="709"/>
+        <w:rPr>
+          <w:szCs w:val="28"/>
+        </w:rPr>
+      </w:pPr>
+      <w:r>
+        <w:t>Таким образом, «</w:t>
+      </w:r>
+      <w:proofErr w:type="spellStart"/>
+      <w:r>
+        <w:t>Heather</w:t>
+      </w:r>
+      <w:proofErr w:type="spellEnd"/>
+      <w:r>
+        <w:t xml:space="preserve"> </w:t>
+      </w:r>
+      <w:proofErr w:type="spellStart"/>
+      <w:r>
+        <w:t>Fields</w:t>
+      </w:r>
+      <w:proofErr w:type="spellEnd"/>
+      <w:r>
+        <w:t>» через свои механики и сюжет доносит до игрока комплекс эмоций и тем, которые остаются с ним после выключения игры. Это не просто развлечение, а размышление о наследии, о ценности признания, о границах ответственности и о том, что даже в мрачном мире можно найти свой уют и свою силу.</w:t>
+      </w:r>
+    </w:p>
+    <w:p>
+      <w:pPr>
+        <w:spacing w:after="0" w:line="360" w:lineRule="auto"/>
+        <w:ind w:left="0" w:right="0" w:firstLine="709"/>
+        <w:rPr>
+          <w:b/>
+          <w:szCs w:val="28"/>
+        </w:rPr>
+      </w:pPr>
+      <w:r>
+        <w:rPr>
+          <w:b/>
+          <w:szCs w:val="28"/>
+        </w:rPr>
+        <w:t>3.10</w:t>
+      </w:r>
+      <w:r>
+        <w:rPr>
+          <w:b/>
+          <w:szCs w:val="28"/>
+        </w:rPr>
+        <w:t xml:space="preserve"> Донесение повествования до игрока</w:t>
+      </w:r>
+    </w:p>
+    <w:p>
+      <w:pPr>
+        <w:spacing w:after="0" w:line="360" w:lineRule="auto"/>
+        <w:ind w:left="0" w:right="0" w:firstLine="709"/>
+      </w:pPr>
+      <w:r>
+        <w:t>В «</w:t>
+      </w:r>
+      <w:proofErr w:type="spellStart"/>
+      <w:r>
+        <w:t>Heather</w:t>
+      </w:r>
+      <w:proofErr w:type="spellEnd"/>
+      <w:r>
+        <w:t xml:space="preserve"> </w:t>
+      </w:r>
+      <w:proofErr w:type="spellStart"/>
+      <w:r>
+        <w:t>Fields</w:t>
+      </w:r>
+      <w:proofErr w:type="spellEnd"/>
+      <w:r>
+        <w:t xml:space="preserve">» повествование доносится до игрока несколькими способами: диалоговые сцены в стиле визуальной новеллы, ключевые </w:t>
+      </w:r>
+      <w:proofErr w:type="gramStart"/>
+      <w:r>
+        <w:t>кат-сцены</w:t>
+      </w:r>
+      <w:proofErr w:type="gramEnd"/>
+      <w:r>
+        <w:t>, элементы окружающей среды (записки, дневники) и встроенные внутренние монологи Агаты.</w:t>
+      </w:r>
+    </w:p>
+    <w:p>
+      <w:pPr>
+        <w:spacing w:after="0" w:line="360" w:lineRule="auto"/>
+        <w:ind w:left="0" w:right="0" w:firstLine="709"/>
+      </w:pPr>
+      <w:r>
+        <w:t xml:space="preserve">Основной упор сделан на диалоговую систему, так как именно через общение с жителями деревни, ведьмами </w:t>
+      </w:r>
+      <w:proofErr w:type="spellStart"/>
+      <w:r>
+        <w:t>ковена</w:t>
+      </w:r>
+      <w:proofErr w:type="spellEnd"/>
+      <w:r>
+        <w:t xml:space="preserve"> и другими NPC раскрывается как сюжет, так и характер главной героини. Диалоги реализованы в формате, характерном для визуальных новелл: в нижней части экрана появляется прямоугольное поле с текстом, слева отображается портрет говорящего NPC, а задний фон затемняется, чтобы сфокусировать внимание игрока на разговоре. Такой подход позволяет передать эмоции персонажей (через </w:t>
+      </w:r>
+      <w:r>
+        <w:lastRenderedPageBreak/>
+        <w:t xml:space="preserve">мимику на портретах и интонации в тексте) и создаёт эффект присутствия, не отрывая игрока от </w:t>
+      </w:r>
+      <w:proofErr w:type="spellStart"/>
+      <w:r>
+        <w:t>геймплея</w:t>
+      </w:r>
+      <w:proofErr w:type="spellEnd"/>
+      <w:r>
+        <w:t>.</w:t>
+      </w:r>
+    </w:p>
+    <w:p>
+      <w:pPr>
+        <w:spacing w:after="0" w:line="360" w:lineRule="auto"/>
+        <w:ind w:left="0" w:right="0" w:firstLine="709"/>
+      </w:pPr>
+      <w:proofErr w:type="gramStart"/>
+      <w:r>
+        <w:t>Кат-сцены</w:t>
+      </w:r>
+      <w:proofErr w:type="gramEnd"/>
+      <w:r>
+        <w:t xml:space="preserve"> используются только в ключевые моменты сюжета и </w:t>
+      </w:r>
+      <w:proofErr w:type="gramStart"/>
+      <w:r>
+        <w:t>выполнены</w:t>
+      </w:r>
+      <w:proofErr w:type="gramEnd"/>
+      <w:r>
+        <w:t xml:space="preserve"> в той же визуальной стилистике, что и основной геймплей. Это сцены прибытия Агаты в дом бабушки, первого визита </w:t>
+      </w:r>
+      <w:proofErr w:type="spellStart"/>
+      <w:r>
+        <w:t>ковена</w:t>
+      </w:r>
+      <w:proofErr w:type="spellEnd"/>
+      <w:r>
+        <w:t xml:space="preserve"> ведьм, обнаружения Гнили в лесу, кульминационного прорыва Гнили к дому и, конечно, финальные сцены всех трёх концовок. </w:t>
+      </w:r>
+      <w:proofErr w:type="gramStart"/>
+      <w:r>
+        <w:t>Кат-сцены</w:t>
+      </w:r>
+      <w:proofErr w:type="gramEnd"/>
+      <w:r>
+        <w:t xml:space="preserve"> </w:t>
+      </w:r>
+      <w:proofErr w:type="spellStart"/>
+      <w:r>
+        <w:t>неинтерактивны</w:t>
+      </w:r>
+      <w:proofErr w:type="spellEnd"/>
+      <w:r>
+        <w:t xml:space="preserve"> и длятся от тридцати секунд до полутора минут.</w:t>
+      </w:r>
+    </w:p>
+    <w:p>
+      <w:pPr>
+        <w:spacing w:after="0" w:line="360" w:lineRule="auto"/>
+        <w:ind w:left="0" w:right="0" w:firstLine="709"/>
+      </w:pPr>
+      <w:r>
+        <w:t>Повествование через окружающую среду — один из важнейших инструментов раскрытия лора игры. В доме, а также в деревне разбросаны записки, дневники, письма и потрёпанные книги. Игрок может читать эти тексты в любой момент, и они автоматически добавляют новую информацию в ведьмовскую книгу (рецепты, заклинания, сведения о персонажах).</w:t>
+      </w:r>
+    </w:p>
+    <w:p>
+      <w:pPr>
+        <w:spacing w:after="0" w:line="360" w:lineRule="auto"/>
+        <w:ind w:left="0" w:right="0" w:firstLine="709"/>
+      </w:pPr>
+      <w:r>
+        <w:t>Внутренние монологи Агаты активируются при осмотре определённых объектов — например, потрёпанной книги на полке, старого кресла у камина или засохшего куста в саду. Текст монолога появляется в нижней части экрана на несколько секунд. Эти монологи также могут служить подсказками.</w:t>
+      </w:r>
+    </w:p>
+    <w:p>
+      <w:pPr>
+        <w:spacing w:after="0" w:line="360" w:lineRule="auto"/>
+        <w:ind w:left="0" w:right="0" w:firstLine="709"/>
+        <w:rPr>
+          <w:b/>
+          <w:szCs w:val="28"/>
+        </w:rPr>
+      </w:pPr>
+      <w:r>
+        <w:rPr>
+          <w:b/>
+          <w:szCs w:val="28"/>
+        </w:rPr>
+        <w:t>3.11</w:t>
+      </w:r>
+      <w:r>
+        <w:rPr>
+          <w:b/>
+          <w:szCs w:val="28"/>
+        </w:rPr>
+        <w:t xml:space="preserve"> </w:t>
+      </w:r>
+      <w:r>
+        <w:rPr>
+          <w:b/>
+          <w:szCs w:val="28"/>
+        </w:rPr>
+        <w:t>Мир игры</w:t>
+      </w:r>
+    </w:p>
+    <w:p>
+      <w:pPr>
+        <w:spacing w:after="0" w:line="360" w:lineRule="auto"/>
+        <w:ind w:left="0" w:right="0" w:firstLine="709"/>
+        <w:rPr>
+          <w:szCs w:val="28"/>
+        </w:rPr>
+      </w:pPr>
+      <w:r>
+        <w:rPr>
+          <w:szCs w:val="28"/>
+        </w:rPr>
+        <w:t xml:space="preserve">Основной локацией игры является дом </w:t>
+      </w:r>
+      <w:proofErr w:type="spellStart"/>
+      <w:r>
+        <w:rPr>
+          <w:szCs w:val="28"/>
+        </w:rPr>
+        <w:t>Сабрины</w:t>
+      </w:r>
+      <w:proofErr w:type="spellEnd"/>
+      <w:r>
+        <w:rPr>
+          <w:szCs w:val="28"/>
+        </w:rPr>
+        <w:t xml:space="preserve">, покойной бабушки главной героини. Это небольшой дом, состоящий из гостиной, кухни, спальни и чердака. Здесь игрок будет проводить большего всего времени, готовя на кухне, общаясь с </w:t>
+      </w:r>
+      <w:r>
+        <w:rPr>
+          <w:szCs w:val="28"/>
+          <w:lang w:val="en-US"/>
+        </w:rPr>
+        <w:t>NPC</w:t>
+      </w:r>
+      <w:r>
+        <w:rPr>
+          <w:szCs w:val="28"/>
+        </w:rPr>
+        <w:t xml:space="preserve"> или просто спя.</w:t>
+      </w:r>
+      <w:r>
+        <w:rPr>
+          <w:szCs w:val="28"/>
+        </w:rPr>
+        <w:t xml:space="preserve"> </w:t>
+      </w:r>
+      <w:r>
+        <w:rPr>
+          <w:szCs w:val="28"/>
+        </w:rPr>
+        <w:t>Из дома можно попасть в сад – небольшой участок земли перед домом с грядками и небольшим местом для курятника и коровы. Здесь игрок будет заниматься садоводством и животноводством.</w:t>
+      </w:r>
+    </w:p>
+    <w:p>
+      <w:pPr>
+        <w:spacing w:after="0" w:line="360" w:lineRule="auto"/>
+        <w:ind w:left="0" w:right="0" w:firstLine="709"/>
+        <w:rPr>
+          <w:szCs w:val="28"/>
+        </w:rPr>
+      </w:pPr>
+      <w:r>
+        <w:rPr>
+          <w:szCs w:val="28"/>
+        </w:rPr>
+        <w:t>В доме царит уютная атмосфера. Это достигается за счёт использования теплой цветовой палитры и звукового сопровождения: скрип половиц, треск огня, тихая приятная музыка. В саду солнечно и зелено, поют птицы, шелестит листва.</w:t>
+      </w:r>
+    </w:p>
+    <w:p>
+      <w:pPr>
+        <w:spacing w:after="0" w:line="360" w:lineRule="auto"/>
+        <w:ind w:left="0" w:right="0" w:firstLine="709"/>
+        <w:rPr>
+          <w:szCs w:val="28"/>
+        </w:rPr>
+      </w:pPr>
+      <w:r>
+        <w:rPr>
+          <w:szCs w:val="28"/>
+        </w:rPr>
+        <w:lastRenderedPageBreak/>
+        <w:t xml:space="preserve">Одним из мест интереса за пределами дома является деревня. В ней игроку доступно </w:t>
+      </w:r>
+      <w:r>
+        <w:rPr>
+          <w:szCs w:val="28"/>
+        </w:rPr>
+        <w:t>две</w:t>
+      </w:r>
+      <w:r>
+        <w:rPr>
+          <w:szCs w:val="28"/>
+        </w:rPr>
+        <w:t xml:space="preserve"> локации: рынок</w:t>
+      </w:r>
+      <w:r>
+        <w:rPr>
+          <w:szCs w:val="28"/>
+        </w:rPr>
+        <w:t xml:space="preserve"> и библиотека</w:t>
+      </w:r>
+      <w:r>
+        <w:rPr>
+          <w:szCs w:val="28"/>
+        </w:rPr>
+        <w:t>.</w:t>
+      </w:r>
+      <w:r>
+        <w:rPr>
+          <w:szCs w:val="28"/>
+        </w:rPr>
+        <w:t xml:space="preserve"> </w:t>
+      </w:r>
+      <w:r>
+        <w:rPr>
+          <w:szCs w:val="28"/>
+        </w:rPr>
+        <w:t>На рынке игрок может купить различные ингредиенты, семена и предметы, разговаривая с торговкой Келли. В библиотеке разговаривая с архивариусом Морисом, игрок может изучать новые рецепты, заклинания или изучать историю окрестностей</w:t>
+      </w:r>
+      <w:r>
+        <w:rPr>
+          <w:szCs w:val="28"/>
+        </w:rPr>
+        <w:t>.</w:t>
       </w:r>
       <w:bookmarkStart w:id="0" w:name="_GoBack"/>
       <w:bookmarkEnd w:id="0"/>
-      <w:r>
-        <w:rPr>
-          <w:szCs w:val="28"/>
-        </w:rPr>
-        <w:t xml:space="preserve">яется создание различных магических предметов на продажу. Этими предметами могут являться зелья, мази, отвары, обереги и другие. Для их создания </w:t>
+    </w:p>
+    <w:p>
+      <w:pPr>
+        <w:spacing w:after="0" w:line="360" w:lineRule="auto"/>
+        <w:ind w:left="0" w:right="0" w:firstLine="709"/>
+        <w:rPr>
+          <w:szCs w:val="28"/>
+        </w:rPr>
+      </w:pPr>
+      <w:r>
+        <w:rPr>
+          <w:szCs w:val="28"/>
+        </w:rPr>
+        <w:tab/>
+        <w:t>Другой локацией является лес. В нем есть несколько полян, где можно собирать растения: ягоды, травы, грибы, корешки. Но если пройти дальше, то игрок выйдет на болото, откуда идет гниль. Она будет потихоньку продвигаться и захватывать поляны, если игрок не будет проводить ритуалы. Иногда здесь можно будет встретить различную нечисть: русалок или лесных духов. Они могут быть как опасными, так и безобидными.</w:t>
+      </w:r>
+    </w:p>
+    <w:p>
+      <w:pPr>
+        <w:spacing w:after="0" w:line="360" w:lineRule="auto"/>
+        <w:ind w:left="0" w:right="0" w:firstLine="709"/>
+        <w:rPr>
+          <w:szCs w:val="28"/>
+        </w:rPr>
+      </w:pPr>
+    </w:p>
+    <w:p>
+      <w:pPr>
+        <w:spacing w:after="0" w:line="360" w:lineRule="auto"/>
+        <w:ind w:left="0" w:right="0" w:firstLine="709"/>
+        <w:rPr>
+          <w:szCs w:val="28"/>
+        </w:rPr>
+      </w:pPr>
+    </w:p>
+    <w:p>
+      <w:pPr>
+        <w:spacing w:after="0" w:line="360" w:lineRule="auto"/>
+        <w:ind w:left="0" w:right="0" w:firstLine="709"/>
+        <w:rPr>
+          <w:szCs w:val="28"/>
+        </w:rPr>
+      </w:pPr>
+      <w:r>
+        <w:rPr>
+          <w:szCs w:val="28"/>
+        </w:rPr>
+        <w:t xml:space="preserve">Основной задачей игрока является создание различных магических предметов на продажу. Этими предметами могут являться зелья, мази, отвары, обереги и другие. Для их создания </w:t>
       </w:r>
       <w:r>
         <w:rPr>
@@ -11877,20 +12509,43 @@
         <w:rPr>
           <w:szCs w:val="28"/>
         </w:rPr>
-        <w:t xml:space="preserve">могут покупаться на рынке, находится в лесу при собирательстве или получаться в дар от жителей деревни или в качестве награды за выполнение заданий. В саду семена сажаются на грядку. На каждую грядку можно разместить до пяти растений. В оранжерее семена сажаются в горшки, каждый из которых вмешает только </w:t>
-      </w:r>
+        <w:t>могут покупаться на рынке, находится в лесу при собирательстве или получаться в дар от жителей деревни или в качестве награды за выполнение заданий. В саду семена сажаются на грядку. На каждую грядку можно разместить до пяти растений. В оранжерее семена сажаются в горшки, каждый из которых вмешает только одно растение. После посадки будущее растение надо полить при помощи лейки. Лейка наполняется из шланга с водой и может вместить в себя шесть порций воды. По истечении необходимого количества времени цве</w:t>
+      </w:r>
+      <w:r>
+        <w:rPr>
+          <w:szCs w:val="28"/>
+        </w:rPr>
+        <w:t>ток подрастает до следующей своей стадии и снова требует полива. При достижении последней стадии можно собирать урожай.</w:t>
+      </w:r>
+    </w:p>
+    <w:p>
+      <w:pPr>
+        <w:spacing w:after="0" w:line="360" w:lineRule="auto"/>
+        <w:ind w:left="0" w:right="0" w:firstLine="709"/>
+        <w:rPr>
+          <w:szCs w:val="28"/>
+        </w:rPr>
+      </w:pPr>
       <w:r>
         <w:rPr>
           <w:szCs w:val="28"/>
         </w:rPr>
         <w:lastRenderedPageBreak/>
-        <w:t>одно растение. После посадки будущее растение надо полить при помощи лейки. Лейка наполняется из шланга с водой и может вместить в себя шесть порций воды. По истечении необходимого количества времени цве</w:t>
-      </w:r>
-      <w:r>
-        <w:rPr>
-          <w:szCs w:val="28"/>
-        </w:rPr>
-        <w:t>ток подрастает до следующей своей стадии и снова требует полива. При достижении последней стадии можно собирать урожай.</w:t>
+        <w:t xml:space="preserve">Растения бывают разные. Многолетние растения после сбора урожая возвращаются в первую стадию и снова растут. В зависимости от их характеристик ресурсы с многолетних растений можно собирать от двух до пяти раз. </w:t>
+      </w:r>
+      <w:proofErr w:type="gramStart"/>
+      <w:r>
+        <w:rPr>
+          <w:szCs w:val="28"/>
+        </w:rPr>
+        <w:t>Однолетние</w:t>
+      </w:r>
+      <w:proofErr w:type="gramEnd"/>
+      <w:r>
+        <w:rPr>
+          <w:szCs w:val="28"/>
+        </w:rPr>
+        <w:t xml:space="preserve"> позволяют получить урожай лишь один раз.</w:t>
       </w:r>
     </w:p>
     <w:p>
@@ -11905,21 +12560,27 @@
         <w:rPr>
           <w:szCs w:val="28"/>
         </w:rPr>
-        <w:t xml:space="preserve">Растения бывают разные. Многолетние растения после сбора урожая возвращаются в первую стадию и снова растут. В зависимости от их характеристик ресурсы с многолетних растений можно собирать от двух до пяти раз. </w:t>
-      </w:r>
-      <w:proofErr w:type="gramStart"/>
-      <w:r>
-        <w:rPr>
-          <w:szCs w:val="28"/>
-        </w:rPr>
-        <w:t>Однолетние</w:t>
-      </w:r>
-      <w:proofErr w:type="gramEnd"/>
-      <w:r>
-        <w:rPr>
-          <w:szCs w:val="28"/>
-        </w:rPr>
-        <w:t xml:space="preserve"> позволяют получить урожай лишь один раз.</w:t>
+        <w:t>Из полученных ингредиентов можно создавать либо новые ингредиенты, либо уже готовые и</w:t>
+      </w:r>
+      <w:r>
+        <w:rPr>
+          <w:szCs w:val="28"/>
+        </w:rPr>
+        <w:t xml:space="preserve">зделия. Все действия связанные с </w:t>
+      </w:r>
+      <w:proofErr w:type="spellStart"/>
+      <w:r>
+        <w:rPr>
+          <w:szCs w:val="28"/>
+        </w:rPr>
+        <w:t>траволечением</w:t>
+      </w:r>
+      <w:proofErr w:type="spellEnd"/>
+      <w:r>
+        <w:rPr>
+          <w:szCs w:val="28"/>
+        </w:rPr>
+        <w:t xml:space="preserve"> выполняются на кухне. На ней доступна полка для хранения, веревка для сушки, плита для смешивания и приготовления, подоконник для заговоров и других магических воздействий.</w:t>
       </w:r>
     </w:p>
     <w:p>
@@ -11934,186 +12595,7 @@
         <w:rPr>
           <w:szCs w:val="28"/>
         </w:rPr>
-        <w:t>Из полученных ингредиентов можно создавать либо новые ингредиенты, либо уже готовые и</w:t>
-      </w:r>
-      <w:r>
-        <w:rPr>
-          <w:szCs w:val="28"/>
-        </w:rPr>
-        <w:t xml:space="preserve">зделия. Все действия связанные с </w:t>
-      </w:r>
-      <w:proofErr w:type="spellStart"/>
-      <w:r>
-        <w:rPr>
-          <w:szCs w:val="28"/>
-        </w:rPr>
-        <w:t>траволечением</w:t>
-      </w:r>
-      <w:proofErr w:type="spellEnd"/>
-      <w:r>
-        <w:rPr>
-          <w:szCs w:val="28"/>
-        </w:rPr>
-        <w:t xml:space="preserve"> выполняются на кухне. На ней доступна полка для хранения, веревка для сушки, плита для смешивания и приготовления, подоконник для заговоров и других магических воздействий.</w:t>
-      </w:r>
-    </w:p>
-    <w:p>
-      <w:pPr>
-        <w:spacing w:after="0" w:line="360" w:lineRule="auto"/>
-        <w:ind w:left="0" w:right="0" w:firstLine="709"/>
-        <w:rPr>
-          <w:szCs w:val="28"/>
-        </w:rPr>
-      </w:pPr>
-      <w:r>
-        <w:rPr>
-          <w:szCs w:val="28"/>
-        </w:rPr>
         <w:t>Все рецепты возможных изделий хранятся в ведьмовской книге. Она доступна игроку в любое время. Внутри книга разделена на несколько разделов: ингредиенты, зелья и отвары, ритуалы и заговоры. Информация в книге обновляется автоматически при сборе нового ресурса и нахождении рецептов и заклинаний в различных справочниках и записях. Игрок должен четко следовать инструкциям в книге, иначе получит испорченное изделие.</w:t>
-      </w:r>
-    </w:p>
-    <w:p>
-      <w:pPr>
-        <w:spacing w:after="0" w:line="360" w:lineRule="auto"/>
-        <w:ind w:left="0" w:right="0" w:firstLine="709"/>
-        <w:rPr>
-          <w:szCs w:val="28"/>
-        </w:rPr>
-      </w:pPr>
-      <w:r>
-        <w:rPr>
-          <w:szCs w:val="28"/>
-        </w:rPr>
-        <w:t>Одним из мест интереса за пределами дома является деревня. В ней игроку доступно три локации: рынок, библиотека и кафе.</w:t>
-      </w:r>
-    </w:p>
-    <w:p>
-      <w:pPr>
-        <w:spacing w:after="0" w:line="360" w:lineRule="auto"/>
-        <w:ind w:left="0" w:right="0" w:firstLine="709"/>
-        <w:rPr>
-          <w:szCs w:val="28"/>
-        </w:rPr>
-      </w:pPr>
-      <w:r>
-        <w:rPr>
-          <w:szCs w:val="28"/>
-        </w:rPr>
-        <w:t>На рынке игрок может купить различные ингредиенты, семена</w:t>
-      </w:r>
-      <w:r>
-        <w:rPr>
-          <w:szCs w:val="28"/>
-        </w:rPr>
-        <w:t xml:space="preserve"> и предметы, разговаривая с торговкой Келли.</w:t>
-      </w:r>
-      <w:r>
-        <w:rPr>
-          <w:szCs w:val="28"/>
-        </w:rPr>
-        <w:t xml:space="preserve"> </w:t>
-      </w:r>
-      <w:r>
-        <w:rPr>
-          <w:szCs w:val="28"/>
-        </w:rPr>
-        <w:t>В библиотеке разговаривая с архивариусом Морисом, игрок может изучать новые рецепты, заклинания или изучать историю окрестностей.</w:t>
-      </w:r>
-      <w:r>
-        <w:rPr>
-          <w:szCs w:val="28"/>
-        </w:rPr>
-        <w:t xml:space="preserve"> </w:t>
-      </w:r>
-      <w:r>
-        <w:rPr>
-          <w:szCs w:val="28"/>
-        </w:rPr>
-        <w:t>В кафе можно встретить различных жителей деревни и узнать местные слухи.</w:t>
-      </w:r>
-    </w:p>
-    <w:p>
-      <w:pPr>
-        <w:spacing w:after="0" w:line="360" w:lineRule="auto"/>
-        <w:ind w:left="0" w:right="0" w:firstLine="709"/>
-        <w:rPr>
-          <w:szCs w:val="28"/>
-        </w:rPr>
-      </w:pPr>
-      <w:r>
-        <w:rPr>
-          <w:szCs w:val="28"/>
-        </w:rPr>
-        <w:tab/>
-        <w:t xml:space="preserve">Взаимодействие с </w:t>
-      </w:r>
-      <w:r>
-        <w:rPr>
-          <w:szCs w:val="28"/>
-          <w:lang w:val="en-US"/>
-        </w:rPr>
-        <w:t>NPC</w:t>
-      </w:r>
-      <w:r>
-        <w:rPr>
-          <w:szCs w:val="28"/>
-        </w:rPr>
-        <w:t xml:space="preserve"> будет происходить с помощью диалоговых окон, как в визуальных новеллах</w:t>
-      </w:r>
-      <w:r>
-        <w:rPr>
-          <w:szCs w:val="28"/>
-        </w:rPr>
-        <w:t xml:space="preserve">. В нижней части экрана будет </w:t>
-      </w:r>
-      <w:r>
-        <w:rPr>
-          <w:szCs w:val="28"/>
-        </w:rPr>
-        <w:lastRenderedPageBreak/>
-        <w:t xml:space="preserve">прямоугольное поле с текстом, слева изображение </w:t>
-      </w:r>
-      <w:r>
-        <w:rPr>
-          <w:szCs w:val="28"/>
-          <w:lang w:val="en-US"/>
-        </w:rPr>
-        <w:t>NPC</w:t>
-      </w:r>
-      <w:r>
-        <w:rPr>
-          <w:szCs w:val="28"/>
-        </w:rPr>
-        <w:t>, задний фон затемняется.</w:t>
-      </w:r>
-    </w:p>
-    <w:p>
-      <w:pPr>
-        <w:spacing w:after="0" w:line="360" w:lineRule="auto"/>
-        <w:ind w:left="0" w:right="0" w:firstLine="709"/>
-        <w:rPr>
-          <w:szCs w:val="28"/>
-        </w:rPr>
-      </w:pPr>
-      <w:r>
-        <w:rPr>
-          <w:szCs w:val="28"/>
-        </w:rPr>
-        <w:t xml:space="preserve">Другой локацией является лес. В нем есть несколько полян, где можно собирать растения: ягоды, травы, грибы, корешки. Но если пройти дальше, то игрок выйдет на болото, откуда идет гниль. Она будет потихоньку продвигаться и захватывать поляны, если игрок не будет проводить ритуалы. Иногда здесь можно будет встретить различную </w:t>
-      </w:r>
-      <w:proofErr w:type="gramStart"/>
-      <w:r>
-        <w:rPr>
-          <w:szCs w:val="28"/>
-        </w:rPr>
-        <w:t>нечисть</w:t>
-      </w:r>
-      <w:proofErr w:type="gramEnd"/>
-      <w:r>
-        <w:rPr>
-          <w:szCs w:val="28"/>
-        </w:rPr>
-        <w:t>: русалок или лесных духов. Они могут быть как опасными, так и безобидными.</w:t>
       </w:r>
     </w:p>
     <w:p>

--- a/fairy farm.docx
+++ b/fairy farm.docx
@@ -2,6 +2,1864 @@
 <file path=word/document.xml><?xml version="1.0" encoding="utf-8"?>
 <w:document xmlns:wpc="http://schemas.microsoft.com/office/word/2010/wordprocessingCanvas" xmlns:mc="http://schemas.openxmlformats.org/markup-compatibility/2006" xmlns:o="urn:schemas-microsoft-com:office:office" xmlns:r="http://schemas.openxmlformats.org/officeDocument/2006/relationships" xmlns:m="http://schemas.openxmlformats.org/officeDocument/2006/math" xmlns:v="urn:schemas-microsoft-com:vml" xmlns:wp14="http://schemas.microsoft.com/office/word/2010/wordprocessingDrawing" xmlns:wp="http://schemas.openxmlformats.org/drawingml/2006/wordprocessingDrawing" xmlns:w10="urn:schemas-microsoft-com:office:word" xmlns:w="http://schemas.openxmlformats.org/wordprocessingml/2006/main" xmlns:w14="http://schemas.microsoft.com/office/word/2010/wordml" xmlns:wpg="http://schemas.microsoft.com/office/word/2010/wordprocessingGroup" xmlns:wpi="http://schemas.microsoft.com/office/word/2010/wordprocessingInk" xmlns:wne="http://schemas.microsoft.com/office/word/2006/wordml" xmlns:wps="http://schemas.microsoft.com/office/word/2010/wordprocessingShape" mc:Ignorable="w14 wp14">
   <w:body>
+    <w:sdt>
+      <w:sdtPr>
+        <w:rPr>
+          <w:rFonts w:ascii="Times New Roman" w:eastAsia="Times New Roman" w:hAnsi="Times New Roman" w:cs="Times New Roman"/>
+          <w:b w:val="0"/>
+          <w:bCs w:val="0"/>
+          <w:color w:val="000000" w:themeColor="text1"/>
+          <w:szCs w:val="22"/>
+        </w:rPr>
+        <w:id w:val="-300997036"/>
+        <w:docPartObj>
+          <w:docPartGallery w:val="Table of Contents"/>
+          <w:docPartUnique/>
+        </w:docPartObj>
+      </w:sdtPr>
+      <w:sdtContent>
+        <w:p>
+          <w:pPr>
+            <w:pStyle w:val="ad"/>
+            <w:jc w:val="both"/>
+            <w:rPr>
+              <w:rFonts w:ascii="Times New Roman" w:hAnsi="Times New Roman" w:cs="Times New Roman"/>
+              <w:color w:val="000000" w:themeColor="text1"/>
+            </w:rPr>
+          </w:pPr>
+          <w:r>
+            <w:rPr>
+              <w:rFonts w:ascii="Times New Roman" w:hAnsi="Times New Roman" w:cs="Times New Roman"/>
+              <w:color w:val="000000" w:themeColor="text1"/>
+            </w:rPr>
+            <w:t>Оглавление</w:t>
+          </w:r>
+        </w:p>
+        <w:p>
+          <w:pPr>
+            <w:pStyle w:val="11"/>
+            <w:tabs>
+              <w:tab w:val="right" w:leader="dot" w:pos="9345"/>
+            </w:tabs>
+            <w:rPr>
+              <w:noProof/>
+              <w:color w:val="000000" w:themeColor="text1"/>
+            </w:rPr>
+          </w:pPr>
+          <w:r>
+            <w:rPr>
+              <w:color w:val="000000" w:themeColor="text1"/>
+            </w:rPr>
+            <w:fldChar w:fldCharType="begin"/>
+          </w:r>
+          <w:r>
+            <w:rPr>
+              <w:color w:val="000000" w:themeColor="text1"/>
+            </w:rPr>
+            <w:instrText xml:space="preserve"> TOC \o "1-3" \h \z \u </w:instrText>
+          </w:r>
+          <w:r>
+            <w:rPr>
+              <w:color w:val="000000" w:themeColor="text1"/>
+            </w:rPr>
+            <w:fldChar w:fldCharType="separate"/>
+          </w:r>
+          <w:hyperlink w:anchor="_Toc228278524" w:history="1">
+            <w:r>
+              <w:rPr>
+                <w:rStyle w:val="a6"/>
+                <w:noProof/>
+                <w:color w:val="000000" w:themeColor="text1"/>
+              </w:rPr>
+              <w:t>ВВЕДЕНИЕ</w:t>
+            </w:r>
+            <w:r>
+              <w:rPr>
+                <w:noProof/>
+                <w:webHidden/>
+                <w:color w:val="000000" w:themeColor="text1"/>
+              </w:rPr>
+              <w:tab/>
+            </w:r>
+            <w:r>
+              <w:rPr>
+                <w:noProof/>
+                <w:webHidden/>
+                <w:color w:val="000000" w:themeColor="text1"/>
+              </w:rPr>
+              <w:fldChar w:fldCharType="begin"/>
+            </w:r>
+            <w:r>
+              <w:rPr>
+                <w:noProof/>
+                <w:webHidden/>
+                <w:color w:val="000000" w:themeColor="text1"/>
+              </w:rPr>
+              <w:instrText xml:space="preserve"> PAGEREF _Toc228278524 \h </w:instrText>
+            </w:r>
+            <w:r>
+              <w:rPr>
+                <w:noProof/>
+                <w:webHidden/>
+                <w:color w:val="000000" w:themeColor="text1"/>
+              </w:rPr>
+            </w:r>
+            <w:r>
+              <w:rPr>
+                <w:noProof/>
+                <w:webHidden/>
+                <w:color w:val="000000" w:themeColor="text1"/>
+              </w:rPr>
+              <w:fldChar w:fldCharType="separate"/>
+            </w:r>
+            <w:r>
+              <w:rPr>
+                <w:noProof/>
+                <w:webHidden/>
+                <w:color w:val="000000" w:themeColor="text1"/>
+              </w:rPr>
+              <w:t>1</w:t>
+            </w:r>
+            <w:r>
+              <w:rPr>
+                <w:noProof/>
+                <w:webHidden/>
+                <w:color w:val="000000" w:themeColor="text1"/>
+              </w:rPr>
+              <w:fldChar w:fldCharType="end"/>
+            </w:r>
+          </w:hyperlink>
+        </w:p>
+        <w:p>
+          <w:pPr>
+            <w:pStyle w:val="11"/>
+            <w:tabs>
+              <w:tab w:val="right" w:leader="dot" w:pos="9345"/>
+            </w:tabs>
+            <w:rPr>
+              <w:noProof/>
+              <w:color w:val="000000" w:themeColor="text1"/>
+            </w:rPr>
+          </w:pPr>
+          <w:hyperlink w:anchor="_Toc228278525" w:history="1">
+            <w:r>
+              <w:rPr>
+                <w:rStyle w:val="a6"/>
+                <w:noProof/>
+                <w:color w:val="000000" w:themeColor="text1"/>
+              </w:rPr>
+              <w:t>1. АНАЛИЗ ПРЕДМЕТНОЙ ОБЛАСТИ</w:t>
+            </w:r>
+            <w:r>
+              <w:rPr>
+                <w:noProof/>
+                <w:webHidden/>
+                <w:color w:val="000000" w:themeColor="text1"/>
+              </w:rPr>
+              <w:tab/>
+            </w:r>
+            <w:r>
+              <w:rPr>
+                <w:noProof/>
+                <w:webHidden/>
+                <w:color w:val="000000" w:themeColor="text1"/>
+              </w:rPr>
+              <w:fldChar w:fldCharType="begin"/>
+            </w:r>
+            <w:r>
+              <w:rPr>
+                <w:noProof/>
+                <w:webHidden/>
+                <w:color w:val="000000" w:themeColor="text1"/>
+              </w:rPr>
+              <w:instrText xml:space="preserve"> PAGEREF _Toc228278525 \h </w:instrText>
+            </w:r>
+            <w:r>
+              <w:rPr>
+                <w:noProof/>
+                <w:webHidden/>
+                <w:color w:val="000000" w:themeColor="text1"/>
+              </w:rPr>
+            </w:r>
+            <w:r>
+              <w:rPr>
+                <w:noProof/>
+                <w:webHidden/>
+                <w:color w:val="000000" w:themeColor="text1"/>
+              </w:rPr>
+              <w:fldChar w:fldCharType="separate"/>
+            </w:r>
+            <w:r>
+              <w:rPr>
+                <w:noProof/>
+                <w:webHidden/>
+                <w:color w:val="000000" w:themeColor="text1"/>
+              </w:rPr>
+              <w:t>2</w:t>
+            </w:r>
+            <w:r>
+              <w:rPr>
+                <w:noProof/>
+                <w:webHidden/>
+                <w:color w:val="000000" w:themeColor="text1"/>
+              </w:rPr>
+              <w:fldChar w:fldCharType="end"/>
+            </w:r>
+          </w:hyperlink>
+        </w:p>
+        <w:p>
+          <w:pPr>
+            <w:pStyle w:val="21"/>
+            <w:tabs>
+              <w:tab w:val="right" w:leader="dot" w:pos="9345"/>
+            </w:tabs>
+            <w:rPr>
+              <w:noProof/>
+              <w:color w:val="000000" w:themeColor="text1"/>
+            </w:rPr>
+          </w:pPr>
+          <w:hyperlink w:anchor="_Toc228278526" w:history="1">
+            <w:r>
+              <w:rPr>
+                <w:rStyle w:val="a6"/>
+                <w:noProof/>
+                <w:color w:val="000000" w:themeColor="text1"/>
+              </w:rPr>
+              <w:t>1.1 Описание разрабатываемого игрового продукта</w:t>
+            </w:r>
+            <w:r>
+              <w:rPr>
+                <w:noProof/>
+                <w:webHidden/>
+                <w:color w:val="000000" w:themeColor="text1"/>
+              </w:rPr>
+              <w:tab/>
+            </w:r>
+            <w:r>
+              <w:rPr>
+                <w:noProof/>
+                <w:webHidden/>
+                <w:color w:val="000000" w:themeColor="text1"/>
+              </w:rPr>
+              <w:fldChar w:fldCharType="begin"/>
+            </w:r>
+            <w:r>
+              <w:rPr>
+                <w:noProof/>
+                <w:webHidden/>
+                <w:color w:val="000000" w:themeColor="text1"/>
+              </w:rPr>
+              <w:instrText xml:space="preserve"> PAGEREF _Toc228278526 \h </w:instrText>
+            </w:r>
+            <w:r>
+              <w:rPr>
+                <w:noProof/>
+                <w:webHidden/>
+                <w:color w:val="000000" w:themeColor="text1"/>
+              </w:rPr>
+            </w:r>
+            <w:r>
+              <w:rPr>
+                <w:noProof/>
+                <w:webHidden/>
+                <w:color w:val="000000" w:themeColor="text1"/>
+              </w:rPr>
+              <w:fldChar w:fldCharType="separate"/>
+            </w:r>
+            <w:r>
+              <w:rPr>
+                <w:noProof/>
+                <w:webHidden/>
+                <w:color w:val="000000" w:themeColor="text1"/>
+              </w:rPr>
+              <w:t>2</w:t>
+            </w:r>
+            <w:r>
+              <w:rPr>
+                <w:noProof/>
+                <w:webHidden/>
+                <w:color w:val="000000" w:themeColor="text1"/>
+              </w:rPr>
+              <w:fldChar w:fldCharType="end"/>
+            </w:r>
+          </w:hyperlink>
+        </w:p>
+        <w:p>
+          <w:pPr>
+            <w:pStyle w:val="21"/>
+            <w:tabs>
+              <w:tab w:val="right" w:leader="dot" w:pos="9345"/>
+            </w:tabs>
+            <w:rPr>
+              <w:noProof/>
+              <w:color w:val="000000" w:themeColor="text1"/>
+            </w:rPr>
+          </w:pPr>
+          <w:hyperlink w:anchor="_Toc228278527" w:history="1">
+            <w:r>
+              <w:rPr>
+                <w:rStyle w:val="a6"/>
+                <w:noProof/>
+                <w:color w:val="000000" w:themeColor="text1"/>
+              </w:rPr>
+              <w:t>1.2 Анализ целевой аудитории</w:t>
+            </w:r>
+            <w:r>
+              <w:rPr>
+                <w:noProof/>
+                <w:webHidden/>
+                <w:color w:val="000000" w:themeColor="text1"/>
+              </w:rPr>
+              <w:tab/>
+            </w:r>
+            <w:r>
+              <w:rPr>
+                <w:noProof/>
+                <w:webHidden/>
+                <w:color w:val="000000" w:themeColor="text1"/>
+              </w:rPr>
+              <w:fldChar w:fldCharType="begin"/>
+            </w:r>
+            <w:r>
+              <w:rPr>
+                <w:noProof/>
+                <w:webHidden/>
+                <w:color w:val="000000" w:themeColor="text1"/>
+              </w:rPr>
+              <w:instrText xml:space="preserve"> PAGEREF _Toc228278527 \h </w:instrText>
+            </w:r>
+            <w:r>
+              <w:rPr>
+                <w:noProof/>
+                <w:webHidden/>
+                <w:color w:val="000000" w:themeColor="text1"/>
+              </w:rPr>
+            </w:r>
+            <w:r>
+              <w:rPr>
+                <w:noProof/>
+                <w:webHidden/>
+                <w:color w:val="000000" w:themeColor="text1"/>
+              </w:rPr>
+              <w:fldChar w:fldCharType="separate"/>
+            </w:r>
+            <w:r>
+              <w:rPr>
+                <w:noProof/>
+                <w:webHidden/>
+                <w:color w:val="000000" w:themeColor="text1"/>
+              </w:rPr>
+              <w:t>2</w:t>
+            </w:r>
+            <w:r>
+              <w:rPr>
+                <w:noProof/>
+                <w:webHidden/>
+                <w:color w:val="000000" w:themeColor="text1"/>
+              </w:rPr>
+              <w:fldChar w:fldCharType="end"/>
+            </w:r>
+          </w:hyperlink>
+        </w:p>
+        <w:p>
+          <w:pPr>
+            <w:pStyle w:val="21"/>
+            <w:tabs>
+              <w:tab w:val="right" w:leader="dot" w:pos="9345"/>
+            </w:tabs>
+            <w:rPr>
+              <w:noProof/>
+              <w:color w:val="000000" w:themeColor="text1"/>
+            </w:rPr>
+          </w:pPr>
+          <w:hyperlink w:anchor="_Toc228278528" w:history="1">
+            <w:r>
+              <w:rPr>
+                <w:rStyle w:val="a6"/>
+                <w:noProof/>
+                <w:color w:val="000000" w:themeColor="text1"/>
+              </w:rPr>
+              <w:t>1.3 Анализ основных конкурентов</w:t>
+            </w:r>
+            <w:r>
+              <w:rPr>
+                <w:noProof/>
+                <w:webHidden/>
+                <w:color w:val="000000" w:themeColor="text1"/>
+              </w:rPr>
+              <w:tab/>
+            </w:r>
+            <w:r>
+              <w:rPr>
+                <w:noProof/>
+                <w:webHidden/>
+                <w:color w:val="000000" w:themeColor="text1"/>
+              </w:rPr>
+              <w:fldChar w:fldCharType="begin"/>
+            </w:r>
+            <w:r>
+              <w:rPr>
+                <w:noProof/>
+                <w:webHidden/>
+                <w:color w:val="000000" w:themeColor="text1"/>
+              </w:rPr>
+              <w:instrText xml:space="preserve"> PAGEREF _Toc228278528 \h </w:instrText>
+            </w:r>
+            <w:r>
+              <w:rPr>
+                <w:noProof/>
+                <w:webHidden/>
+                <w:color w:val="000000" w:themeColor="text1"/>
+              </w:rPr>
+            </w:r>
+            <w:r>
+              <w:rPr>
+                <w:noProof/>
+                <w:webHidden/>
+                <w:color w:val="000000" w:themeColor="text1"/>
+              </w:rPr>
+              <w:fldChar w:fldCharType="separate"/>
+            </w:r>
+            <w:r>
+              <w:rPr>
+                <w:noProof/>
+                <w:webHidden/>
+                <w:color w:val="000000" w:themeColor="text1"/>
+              </w:rPr>
+              <w:t>3</w:t>
+            </w:r>
+            <w:r>
+              <w:rPr>
+                <w:noProof/>
+                <w:webHidden/>
+                <w:color w:val="000000" w:themeColor="text1"/>
+              </w:rPr>
+              <w:fldChar w:fldCharType="end"/>
+            </w:r>
+          </w:hyperlink>
+        </w:p>
+        <w:p>
+          <w:pPr>
+            <w:pStyle w:val="21"/>
+            <w:tabs>
+              <w:tab w:val="right" w:leader="dot" w:pos="9345"/>
+            </w:tabs>
+            <w:rPr>
+              <w:noProof/>
+              <w:color w:val="000000" w:themeColor="text1"/>
+            </w:rPr>
+          </w:pPr>
+          <w:hyperlink w:anchor="_Toc228278529" w:history="1">
+            <w:r>
+              <w:rPr>
+                <w:rStyle w:val="a6"/>
+                <w:noProof/>
+                <w:color w:val="000000" w:themeColor="text1"/>
+              </w:rPr>
+              <w:t>1.4 Охват рынка, объем разработки и пост-релизная поддержка</w:t>
+            </w:r>
+            <w:r>
+              <w:rPr>
+                <w:noProof/>
+                <w:webHidden/>
+                <w:color w:val="000000" w:themeColor="text1"/>
+              </w:rPr>
+              <w:tab/>
+            </w:r>
+            <w:r>
+              <w:rPr>
+                <w:noProof/>
+                <w:webHidden/>
+                <w:color w:val="000000" w:themeColor="text1"/>
+              </w:rPr>
+              <w:fldChar w:fldCharType="begin"/>
+            </w:r>
+            <w:r>
+              <w:rPr>
+                <w:noProof/>
+                <w:webHidden/>
+                <w:color w:val="000000" w:themeColor="text1"/>
+              </w:rPr>
+              <w:instrText xml:space="preserve"> PAGEREF _Toc228278529 \h </w:instrText>
+            </w:r>
+            <w:r>
+              <w:rPr>
+                <w:noProof/>
+                <w:webHidden/>
+                <w:color w:val="000000" w:themeColor="text1"/>
+              </w:rPr>
+            </w:r>
+            <w:r>
+              <w:rPr>
+                <w:noProof/>
+                <w:webHidden/>
+                <w:color w:val="000000" w:themeColor="text1"/>
+              </w:rPr>
+              <w:fldChar w:fldCharType="separate"/>
+            </w:r>
+            <w:r>
+              <w:rPr>
+                <w:noProof/>
+                <w:webHidden/>
+                <w:color w:val="000000" w:themeColor="text1"/>
+              </w:rPr>
+              <w:t>6</w:t>
+            </w:r>
+            <w:r>
+              <w:rPr>
+                <w:noProof/>
+                <w:webHidden/>
+                <w:color w:val="000000" w:themeColor="text1"/>
+              </w:rPr>
+              <w:fldChar w:fldCharType="end"/>
+            </w:r>
+          </w:hyperlink>
+        </w:p>
+        <w:p>
+          <w:pPr>
+            <w:pStyle w:val="21"/>
+            <w:tabs>
+              <w:tab w:val="right" w:leader="dot" w:pos="9345"/>
+            </w:tabs>
+            <w:rPr>
+              <w:noProof/>
+              <w:color w:val="000000" w:themeColor="text1"/>
+            </w:rPr>
+          </w:pPr>
+          <w:hyperlink w:anchor="_Toc228278530" w:history="1">
+            <w:r>
+              <w:rPr>
+                <w:rStyle w:val="a6"/>
+                <w:noProof/>
+                <w:color w:val="000000" w:themeColor="text1"/>
+              </w:rPr>
+              <w:t>1.5 Выводы</w:t>
+            </w:r>
+            <w:r>
+              <w:rPr>
+                <w:noProof/>
+                <w:webHidden/>
+                <w:color w:val="000000" w:themeColor="text1"/>
+              </w:rPr>
+              <w:tab/>
+            </w:r>
+            <w:r>
+              <w:rPr>
+                <w:noProof/>
+                <w:webHidden/>
+                <w:color w:val="000000" w:themeColor="text1"/>
+              </w:rPr>
+              <w:fldChar w:fldCharType="begin"/>
+            </w:r>
+            <w:r>
+              <w:rPr>
+                <w:noProof/>
+                <w:webHidden/>
+                <w:color w:val="000000" w:themeColor="text1"/>
+              </w:rPr>
+              <w:instrText xml:space="preserve"> PAGEREF _Toc228278530 \h </w:instrText>
+            </w:r>
+            <w:r>
+              <w:rPr>
+                <w:noProof/>
+                <w:webHidden/>
+                <w:color w:val="000000" w:themeColor="text1"/>
+              </w:rPr>
+            </w:r>
+            <w:r>
+              <w:rPr>
+                <w:noProof/>
+                <w:webHidden/>
+                <w:color w:val="000000" w:themeColor="text1"/>
+              </w:rPr>
+              <w:fldChar w:fldCharType="separate"/>
+            </w:r>
+            <w:r>
+              <w:rPr>
+                <w:noProof/>
+                <w:webHidden/>
+                <w:color w:val="000000" w:themeColor="text1"/>
+              </w:rPr>
+              <w:t>7</w:t>
+            </w:r>
+            <w:r>
+              <w:rPr>
+                <w:noProof/>
+                <w:webHidden/>
+                <w:color w:val="000000" w:themeColor="text1"/>
+              </w:rPr>
+              <w:fldChar w:fldCharType="end"/>
+            </w:r>
+          </w:hyperlink>
+        </w:p>
+        <w:p>
+          <w:pPr>
+            <w:pStyle w:val="11"/>
+            <w:tabs>
+              <w:tab w:val="right" w:leader="dot" w:pos="9345"/>
+            </w:tabs>
+            <w:rPr>
+              <w:noProof/>
+              <w:color w:val="000000" w:themeColor="text1"/>
+            </w:rPr>
+          </w:pPr>
+          <w:hyperlink w:anchor="_Toc228278531" w:history="1">
+            <w:r>
+              <w:rPr>
+                <w:rStyle w:val="a6"/>
+                <w:noProof/>
+                <w:color w:val="000000" w:themeColor="text1"/>
+              </w:rPr>
+              <w:t>2. ВЫБОР И ОБОСНОВАНИЕ ТЕХНОЛОГИЙ</w:t>
+            </w:r>
+            <w:r>
+              <w:rPr>
+                <w:noProof/>
+                <w:webHidden/>
+                <w:color w:val="000000" w:themeColor="text1"/>
+              </w:rPr>
+              <w:tab/>
+            </w:r>
+            <w:r>
+              <w:rPr>
+                <w:noProof/>
+                <w:webHidden/>
+                <w:color w:val="000000" w:themeColor="text1"/>
+              </w:rPr>
+              <w:fldChar w:fldCharType="begin"/>
+            </w:r>
+            <w:r>
+              <w:rPr>
+                <w:noProof/>
+                <w:webHidden/>
+                <w:color w:val="000000" w:themeColor="text1"/>
+              </w:rPr>
+              <w:instrText xml:space="preserve"> PAGEREF _Toc228278531 \h </w:instrText>
+            </w:r>
+            <w:r>
+              <w:rPr>
+                <w:noProof/>
+                <w:webHidden/>
+                <w:color w:val="000000" w:themeColor="text1"/>
+              </w:rPr>
+            </w:r>
+            <w:r>
+              <w:rPr>
+                <w:noProof/>
+                <w:webHidden/>
+                <w:color w:val="000000" w:themeColor="text1"/>
+              </w:rPr>
+              <w:fldChar w:fldCharType="separate"/>
+            </w:r>
+            <w:r>
+              <w:rPr>
+                <w:noProof/>
+                <w:webHidden/>
+                <w:color w:val="000000" w:themeColor="text1"/>
+              </w:rPr>
+              <w:t>8</w:t>
+            </w:r>
+            <w:r>
+              <w:rPr>
+                <w:noProof/>
+                <w:webHidden/>
+                <w:color w:val="000000" w:themeColor="text1"/>
+              </w:rPr>
+              <w:fldChar w:fldCharType="end"/>
+            </w:r>
+          </w:hyperlink>
+        </w:p>
+        <w:p>
+          <w:pPr>
+            <w:pStyle w:val="21"/>
+            <w:tabs>
+              <w:tab w:val="right" w:leader="dot" w:pos="9345"/>
+            </w:tabs>
+            <w:rPr>
+              <w:noProof/>
+              <w:color w:val="000000" w:themeColor="text1"/>
+            </w:rPr>
+          </w:pPr>
+          <w:hyperlink w:anchor="_Toc228278532" w:history="1">
+            <w:r>
+              <w:rPr>
+                <w:rStyle w:val="a6"/>
+                <w:noProof/>
+                <w:color w:val="000000" w:themeColor="text1"/>
+              </w:rPr>
+              <w:t>2.1 Технические характеристики игры</w:t>
+            </w:r>
+            <w:r>
+              <w:rPr>
+                <w:noProof/>
+                <w:webHidden/>
+                <w:color w:val="000000" w:themeColor="text1"/>
+              </w:rPr>
+              <w:tab/>
+            </w:r>
+            <w:r>
+              <w:rPr>
+                <w:noProof/>
+                <w:webHidden/>
+                <w:color w:val="000000" w:themeColor="text1"/>
+              </w:rPr>
+              <w:fldChar w:fldCharType="begin"/>
+            </w:r>
+            <w:r>
+              <w:rPr>
+                <w:noProof/>
+                <w:webHidden/>
+                <w:color w:val="000000" w:themeColor="text1"/>
+              </w:rPr>
+              <w:instrText xml:space="preserve"> PAGEREF _Toc228278532 \h </w:instrText>
+            </w:r>
+            <w:r>
+              <w:rPr>
+                <w:noProof/>
+                <w:webHidden/>
+                <w:color w:val="000000" w:themeColor="text1"/>
+              </w:rPr>
+            </w:r>
+            <w:r>
+              <w:rPr>
+                <w:noProof/>
+                <w:webHidden/>
+                <w:color w:val="000000" w:themeColor="text1"/>
+              </w:rPr>
+              <w:fldChar w:fldCharType="separate"/>
+            </w:r>
+            <w:r>
+              <w:rPr>
+                <w:noProof/>
+                <w:webHidden/>
+                <w:color w:val="000000" w:themeColor="text1"/>
+              </w:rPr>
+              <w:t>8</w:t>
+            </w:r>
+            <w:r>
+              <w:rPr>
+                <w:noProof/>
+                <w:webHidden/>
+                <w:color w:val="000000" w:themeColor="text1"/>
+              </w:rPr>
+              <w:fldChar w:fldCharType="end"/>
+            </w:r>
+          </w:hyperlink>
+        </w:p>
+        <w:p>
+          <w:pPr>
+            <w:pStyle w:val="21"/>
+            <w:tabs>
+              <w:tab w:val="right" w:leader="dot" w:pos="9345"/>
+            </w:tabs>
+            <w:rPr>
+              <w:noProof/>
+              <w:color w:val="000000" w:themeColor="text1"/>
+            </w:rPr>
+          </w:pPr>
+          <w:hyperlink w:anchor="_Toc228278533" w:history="1">
+            <w:r>
+              <w:rPr>
+                <w:rStyle w:val="a6"/>
+                <w:noProof/>
+                <w:color w:val="000000" w:themeColor="text1"/>
+              </w:rPr>
+              <w:t>2.2 Доступные ресурсы и необходимые компетенции команды</w:t>
+            </w:r>
+            <w:r>
+              <w:rPr>
+                <w:noProof/>
+                <w:webHidden/>
+                <w:color w:val="000000" w:themeColor="text1"/>
+              </w:rPr>
+              <w:tab/>
+            </w:r>
+            <w:r>
+              <w:rPr>
+                <w:noProof/>
+                <w:webHidden/>
+                <w:color w:val="000000" w:themeColor="text1"/>
+              </w:rPr>
+              <w:fldChar w:fldCharType="begin"/>
+            </w:r>
+            <w:r>
+              <w:rPr>
+                <w:noProof/>
+                <w:webHidden/>
+                <w:color w:val="000000" w:themeColor="text1"/>
+              </w:rPr>
+              <w:instrText xml:space="preserve"> PAGEREF _Toc228278533 \h </w:instrText>
+            </w:r>
+            <w:r>
+              <w:rPr>
+                <w:noProof/>
+                <w:webHidden/>
+                <w:color w:val="000000" w:themeColor="text1"/>
+              </w:rPr>
+            </w:r>
+            <w:r>
+              <w:rPr>
+                <w:noProof/>
+                <w:webHidden/>
+                <w:color w:val="000000" w:themeColor="text1"/>
+              </w:rPr>
+              <w:fldChar w:fldCharType="separate"/>
+            </w:r>
+            <w:r>
+              <w:rPr>
+                <w:noProof/>
+                <w:webHidden/>
+                <w:color w:val="000000" w:themeColor="text1"/>
+              </w:rPr>
+              <w:t>9</w:t>
+            </w:r>
+            <w:r>
+              <w:rPr>
+                <w:noProof/>
+                <w:webHidden/>
+                <w:color w:val="000000" w:themeColor="text1"/>
+              </w:rPr>
+              <w:fldChar w:fldCharType="end"/>
+            </w:r>
+          </w:hyperlink>
+        </w:p>
+        <w:p>
+          <w:pPr>
+            <w:pStyle w:val="21"/>
+            <w:tabs>
+              <w:tab w:val="right" w:leader="dot" w:pos="9345"/>
+            </w:tabs>
+            <w:rPr>
+              <w:noProof/>
+              <w:color w:val="000000" w:themeColor="text1"/>
+            </w:rPr>
+          </w:pPr>
+          <w:hyperlink w:anchor="_Toc228278534" w:history="1">
+            <w:r>
+              <w:rPr>
+                <w:rStyle w:val="a6"/>
+                <w:noProof/>
+                <w:color w:val="000000" w:themeColor="text1"/>
+              </w:rPr>
+              <w:t>2.3 Инструментарий разработки</w:t>
+            </w:r>
+            <w:r>
+              <w:rPr>
+                <w:noProof/>
+                <w:webHidden/>
+                <w:color w:val="000000" w:themeColor="text1"/>
+              </w:rPr>
+              <w:tab/>
+            </w:r>
+            <w:r>
+              <w:rPr>
+                <w:noProof/>
+                <w:webHidden/>
+                <w:color w:val="000000" w:themeColor="text1"/>
+              </w:rPr>
+              <w:fldChar w:fldCharType="begin"/>
+            </w:r>
+            <w:r>
+              <w:rPr>
+                <w:noProof/>
+                <w:webHidden/>
+                <w:color w:val="000000" w:themeColor="text1"/>
+              </w:rPr>
+              <w:instrText xml:space="preserve"> PAGEREF _Toc228278534 \h </w:instrText>
+            </w:r>
+            <w:r>
+              <w:rPr>
+                <w:noProof/>
+                <w:webHidden/>
+                <w:color w:val="000000" w:themeColor="text1"/>
+              </w:rPr>
+            </w:r>
+            <w:r>
+              <w:rPr>
+                <w:noProof/>
+                <w:webHidden/>
+                <w:color w:val="000000" w:themeColor="text1"/>
+              </w:rPr>
+              <w:fldChar w:fldCharType="separate"/>
+            </w:r>
+            <w:r>
+              <w:rPr>
+                <w:noProof/>
+                <w:webHidden/>
+                <w:color w:val="000000" w:themeColor="text1"/>
+              </w:rPr>
+              <w:t>10</w:t>
+            </w:r>
+            <w:r>
+              <w:rPr>
+                <w:noProof/>
+                <w:webHidden/>
+                <w:color w:val="000000" w:themeColor="text1"/>
+              </w:rPr>
+              <w:fldChar w:fldCharType="end"/>
+            </w:r>
+          </w:hyperlink>
+        </w:p>
+        <w:p>
+          <w:pPr>
+            <w:pStyle w:val="21"/>
+            <w:tabs>
+              <w:tab w:val="right" w:leader="dot" w:pos="9345"/>
+            </w:tabs>
+            <w:rPr>
+              <w:noProof/>
+              <w:color w:val="000000" w:themeColor="text1"/>
+            </w:rPr>
+          </w:pPr>
+          <w:hyperlink w:anchor="_Toc228278535" w:history="1">
+            <w:r>
+              <w:rPr>
+                <w:rStyle w:val="a6"/>
+                <w:noProof/>
+                <w:color w:val="000000" w:themeColor="text1"/>
+              </w:rPr>
+              <w:t>2.4 Выводы</w:t>
+            </w:r>
+            <w:r>
+              <w:rPr>
+                <w:noProof/>
+                <w:webHidden/>
+                <w:color w:val="000000" w:themeColor="text1"/>
+              </w:rPr>
+              <w:tab/>
+            </w:r>
+            <w:r>
+              <w:rPr>
+                <w:noProof/>
+                <w:webHidden/>
+                <w:color w:val="000000" w:themeColor="text1"/>
+              </w:rPr>
+              <w:fldChar w:fldCharType="begin"/>
+            </w:r>
+            <w:r>
+              <w:rPr>
+                <w:noProof/>
+                <w:webHidden/>
+                <w:color w:val="000000" w:themeColor="text1"/>
+              </w:rPr>
+              <w:instrText xml:space="preserve"> PAGEREF _Toc228278535 \h </w:instrText>
+            </w:r>
+            <w:r>
+              <w:rPr>
+                <w:noProof/>
+                <w:webHidden/>
+                <w:color w:val="000000" w:themeColor="text1"/>
+              </w:rPr>
+            </w:r>
+            <w:r>
+              <w:rPr>
+                <w:noProof/>
+                <w:webHidden/>
+                <w:color w:val="000000" w:themeColor="text1"/>
+              </w:rPr>
+              <w:fldChar w:fldCharType="separate"/>
+            </w:r>
+            <w:r>
+              <w:rPr>
+                <w:noProof/>
+                <w:webHidden/>
+                <w:color w:val="000000" w:themeColor="text1"/>
+              </w:rPr>
+              <w:t>12</w:t>
+            </w:r>
+            <w:r>
+              <w:rPr>
+                <w:noProof/>
+                <w:webHidden/>
+                <w:color w:val="000000" w:themeColor="text1"/>
+              </w:rPr>
+              <w:fldChar w:fldCharType="end"/>
+            </w:r>
+          </w:hyperlink>
+        </w:p>
+        <w:p>
+          <w:pPr>
+            <w:pStyle w:val="11"/>
+            <w:tabs>
+              <w:tab w:val="right" w:leader="dot" w:pos="9345"/>
+            </w:tabs>
+            <w:rPr>
+              <w:noProof/>
+              <w:color w:val="000000" w:themeColor="text1"/>
+            </w:rPr>
+          </w:pPr>
+          <w:hyperlink w:anchor="_Toc228278536" w:history="1">
+            <w:r>
+              <w:rPr>
+                <w:rStyle w:val="a6"/>
+                <w:noProof/>
+                <w:color w:val="000000" w:themeColor="text1"/>
+              </w:rPr>
+              <w:t>3. ПОЛЬЗОВАТЕЛЬСКИЙ ОПЫТ</w:t>
+            </w:r>
+            <w:r>
+              <w:rPr>
+                <w:noProof/>
+                <w:webHidden/>
+                <w:color w:val="000000" w:themeColor="text1"/>
+              </w:rPr>
+              <w:tab/>
+            </w:r>
+            <w:r>
+              <w:rPr>
+                <w:noProof/>
+                <w:webHidden/>
+                <w:color w:val="000000" w:themeColor="text1"/>
+              </w:rPr>
+              <w:fldChar w:fldCharType="begin"/>
+            </w:r>
+            <w:r>
+              <w:rPr>
+                <w:noProof/>
+                <w:webHidden/>
+                <w:color w:val="000000" w:themeColor="text1"/>
+              </w:rPr>
+              <w:instrText xml:space="preserve"> PAGEREF _Toc228278536 \h </w:instrText>
+            </w:r>
+            <w:r>
+              <w:rPr>
+                <w:noProof/>
+                <w:webHidden/>
+                <w:color w:val="000000" w:themeColor="text1"/>
+              </w:rPr>
+            </w:r>
+            <w:r>
+              <w:rPr>
+                <w:noProof/>
+                <w:webHidden/>
+                <w:color w:val="000000" w:themeColor="text1"/>
+              </w:rPr>
+              <w:fldChar w:fldCharType="separate"/>
+            </w:r>
+            <w:r>
+              <w:rPr>
+                <w:noProof/>
+                <w:webHidden/>
+                <w:color w:val="000000" w:themeColor="text1"/>
+              </w:rPr>
+              <w:t>13</w:t>
+            </w:r>
+            <w:r>
+              <w:rPr>
+                <w:noProof/>
+                <w:webHidden/>
+                <w:color w:val="000000" w:themeColor="text1"/>
+              </w:rPr>
+              <w:fldChar w:fldCharType="end"/>
+            </w:r>
+          </w:hyperlink>
+        </w:p>
+        <w:p>
+          <w:pPr>
+            <w:pStyle w:val="21"/>
+            <w:tabs>
+              <w:tab w:val="right" w:leader="dot" w:pos="9345"/>
+            </w:tabs>
+            <w:rPr>
+              <w:noProof/>
+              <w:color w:val="000000" w:themeColor="text1"/>
+            </w:rPr>
+          </w:pPr>
+          <w:hyperlink w:anchor="_Toc228278537" w:history="1">
+            <w:r>
+              <w:rPr>
+                <w:rStyle w:val="a6"/>
+                <w:noProof/>
+                <w:color w:val="000000" w:themeColor="text1"/>
+              </w:rPr>
+              <w:t>3.1 Главный герой</w:t>
+            </w:r>
+            <w:r>
+              <w:rPr>
+                <w:noProof/>
+                <w:webHidden/>
+                <w:color w:val="000000" w:themeColor="text1"/>
+              </w:rPr>
+              <w:tab/>
+            </w:r>
+            <w:r>
+              <w:rPr>
+                <w:noProof/>
+                <w:webHidden/>
+                <w:color w:val="000000" w:themeColor="text1"/>
+              </w:rPr>
+              <w:fldChar w:fldCharType="begin"/>
+            </w:r>
+            <w:r>
+              <w:rPr>
+                <w:noProof/>
+                <w:webHidden/>
+                <w:color w:val="000000" w:themeColor="text1"/>
+              </w:rPr>
+              <w:instrText xml:space="preserve"> PAGEREF _Toc228278537 \h </w:instrText>
+            </w:r>
+            <w:r>
+              <w:rPr>
+                <w:noProof/>
+                <w:webHidden/>
+                <w:color w:val="000000" w:themeColor="text1"/>
+              </w:rPr>
+            </w:r>
+            <w:r>
+              <w:rPr>
+                <w:noProof/>
+                <w:webHidden/>
+                <w:color w:val="000000" w:themeColor="text1"/>
+              </w:rPr>
+              <w:fldChar w:fldCharType="separate"/>
+            </w:r>
+            <w:r>
+              <w:rPr>
+                <w:noProof/>
+                <w:webHidden/>
+                <w:color w:val="000000" w:themeColor="text1"/>
+              </w:rPr>
+              <w:t>13</w:t>
+            </w:r>
+            <w:r>
+              <w:rPr>
+                <w:noProof/>
+                <w:webHidden/>
+                <w:color w:val="000000" w:themeColor="text1"/>
+              </w:rPr>
+              <w:fldChar w:fldCharType="end"/>
+            </w:r>
+          </w:hyperlink>
+        </w:p>
+        <w:p>
+          <w:pPr>
+            <w:pStyle w:val="21"/>
+            <w:tabs>
+              <w:tab w:val="right" w:leader="dot" w:pos="9345"/>
+            </w:tabs>
+            <w:rPr>
+              <w:noProof/>
+              <w:color w:val="000000" w:themeColor="text1"/>
+            </w:rPr>
+          </w:pPr>
+          <w:hyperlink w:anchor="_Toc228278538" w:history="1">
+            <w:r>
+              <w:rPr>
+                <w:rStyle w:val="a6"/>
+                <w:noProof/>
+                <w:color w:val="000000" w:themeColor="text1"/>
+              </w:rPr>
+              <w:t>3.2 Способности и навыки главного героя</w:t>
+            </w:r>
+            <w:r>
+              <w:rPr>
+                <w:noProof/>
+                <w:webHidden/>
+                <w:color w:val="000000" w:themeColor="text1"/>
+              </w:rPr>
+              <w:tab/>
+            </w:r>
+            <w:r>
+              <w:rPr>
+                <w:noProof/>
+                <w:webHidden/>
+                <w:color w:val="000000" w:themeColor="text1"/>
+              </w:rPr>
+              <w:fldChar w:fldCharType="begin"/>
+            </w:r>
+            <w:r>
+              <w:rPr>
+                <w:noProof/>
+                <w:webHidden/>
+                <w:color w:val="000000" w:themeColor="text1"/>
+              </w:rPr>
+              <w:instrText xml:space="preserve"> PAGEREF _Toc228278538 \h </w:instrText>
+            </w:r>
+            <w:r>
+              <w:rPr>
+                <w:noProof/>
+                <w:webHidden/>
+                <w:color w:val="000000" w:themeColor="text1"/>
+              </w:rPr>
+            </w:r>
+            <w:r>
+              <w:rPr>
+                <w:noProof/>
+                <w:webHidden/>
+                <w:color w:val="000000" w:themeColor="text1"/>
+              </w:rPr>
+              <w:fldChar w:fldCharType="separate"/>
+            </w:r>
+            <w:r>
+              <w:rPr>
+                <w:noProof/>
+                <w:webHidden/>
+                <w:color w:val="000000" w:themeColor="text1"/>
+              </w:rPr>
+              <w:t>13</w:t>
+            </w:r>
+            <w:r>
+              <w:rPr>
+                <w:noProof/>
+                <w:webHidden/>
+                <w:color w:val="000000" w:themeColor="text1"/>
+              </w:rPr>
+              <w:fldChar w:fldCharType="end"/>
+            </w:r>
+          </w:hyperlink>
+        </w:p>
+        <w:p>
+          <w:pPr>
+            <w:pStyle w:val="21"/>
+            <w:tabs>
+              <w:tab w:val="right" w:leader="dot" w:pos="9345"/>
+            </w:tabs>
+            <w:rPr>
+              <w:noProof/>
+              <w:color w:val="000000" w:themeColor="text1"/>
+            </w:rPr>
+          </w:pPr>
+          <w:hyperlink w:anchor="_Toc228278539" w:history="1">
+            <w:r>
+              <w:rPr>
+                <w:rStyle w:val="a6"/>
+                <w:noProof/>
+                <w:color w:val="000000" w:themeColor="text1"/>
+              </w:rPr>
+              <w:t>3.3 Основные этапы развития игрока</w:t>
+            </w:r>
+            <w:r>
+              <w:rPr>
+                <w:noProof/>
+                <w:webHidden/>
+                <w:color w:val="000000" w:themeColor="text1"/>
+              </w:rPr>
+              <w:tab/>
+            </w:r>
+            <w:r>
+              <w:rPr>
+                <w:noProof/>
+                <w:webHidden/>
+                <w:color w:val="000000" w:themeColor="text1"/>
+              </w:rPr>
+              <w:fldChar w:fldCharType="begin"/>
+            </w:r>
+            <w:r>
+              <w:rPr>
+                <w:noProof/>
+                <w:webHidden/>
+                <w:color w:val="000000" w:themeColor="text1"/>
+              </w:rPr>
+              <w:instrText xml:space="preserve"> PAGEREF _Toc228278539 \h </w:instrText>
+            </w:r>
+            <w:r>
+              <w:rPr>
+                <w:noProof/>
+                <w:webHidden/>
+                <w:color w:val="000000" w:themeColor="text1"/>
+              </w:rPr>
+            </w:r>
+            <w:r>
+              <w:rPr>
+                <w:noProof/>
+                <w:webHidden/>
+                <w:color w:val="000000" w:themeColor="text1"/>
+              </w:rPr>
+              <w:fldChar w:fldCharType="separate"/>
+            </w:r>
+            <w:r>
+              <w:rPr>
+                <w:noProof/>
+                <w:webHidden/>
+                <w:color w:val="000000" w:themeColor="text1"/>
+              </w:rPr>
+              <w:t>14</w:t>
+            </w:r>
+            <w:r>
+              <w:rPr>
+                <w:noProof/>
+                <w:webHidden/>
+                <w:color w:val="000000" w:themeColor="text1"/>
+              </w:rPr>
+              <w:fldChar w:fldCharType="end"/>
+            </w:r>
+          </w:hyperlink>
+        </w:p>
+        <w:p>
+          <w:pPr>
+            <w:pStyle w:val="21"/>
+            <w:tabs>
+              <w:tab w:val="right" w:leader="dot" w:pos="9345"/>
+            </w:tabs>
+            <w:rPr>
+              <w:noProof/>
+              <w:color w:val="000000" w:themeColor="text1"/>
+            </w:rPr>
+          </w:pPr>
+          <w:hyperlink w:anchor="_Toc228278540" w:history="1">
+            <w:r>
+              <w:rPr>
+                <w:rStyle w:val="a6"/>
+                <w:noProof/>
+                <w:color w:val="000000" w:themeColor="text1"/>
+              </w:rPr>
+              <w:t>3.4 Прогрессия</w:t>
+            </w:r>
+            <w:r>
+              <w:rPr>
+                <w:noProof/>
+                <w:webHidden/>
+                <w:color w:val="000000" w:themeColor="text1"/>
+              </w:rPr>
+              <w:tab/>
+            </w:r>
+            <w:r>
+              <w:rPr>
+                <w:noProof/>
+                <w:webHidden/>
+                <w:color w:val="000000" w:themeColor="text1"/>
+              </w:rPr>
+              <w:fldChar w:fldCharType="begin"/>
+            </w:r>
+            <w:r>
+              <w:rPr>
+                <w:noProof/>
+                <w:webHidden/>
+                <w:color w:val="000000" w:themeColor="text1"/>
+              </w:rPr>
+              <w:instrText xml:space="preserve"> PAGEREF _Toc228278540 \h </w:instrText>
+            </w:r>
+            <w:r>
+              <w:rPr>
+                <w:noProof/>
+                <w:webHidden/>
+                <w:color w:val="000000" w:themeColor="text1"/>
+              </w:rPr>
+            </w:r>
+            <w:r>
+              <w:rPr>
+                <w:noProof/>
+                <w:webHidden/>
+                <w:color w:val="000000" w:themeColor="text1"/>
+              </w:rPr>
+              <w:fldChar w:fldCharType="separate"/>
+            </w:r>
+            <w:r>
+              <w:rPr>
+                <w:noProof/>
+                <w:webHidden/>
+                <w:color w:val="000000" w:themeColor="text1"/>
+              </w:rPr>
+              <w:t>15</w:t>
+            </w:r>
+            <w:r>
+              <w:rPr>
+                <w:noProof/>
+                <w:webHidden/>
+                <w:color w:val="000000" w:themeColor="text1"/>
+              </w:rPr>
+              <w:fldChar w:fldCharType="end"/>
+            </w:r>
+          </w:hyperlink>
+        </w:p>
+        <w:p>
+          <w:pPr>
+            <w:pStyle w:val="21"/>
+            <w:tabs>
+              <w:tab w:val="right" w:leader="dot" w:pos="9345"/>
+            </w:tabs>
+            <w:rPr>
+              <w:noProof/>
+              <w:color w:val="000000" w:themeColor="text1"/>
+            </w:rPr>
+          </w:pPr>
+          <w:hyperlink w:anchor="_Toc228278541" w:history="1">
+            <w:r>
+              <w:rPr>
+                <w:rStyle w:val="a6"/>
+                <w:noProof/>
+                <w:color w:val="000000" w:themeColor="text1"/>
+              </w:rPr>
+              <w:t>3.5 Второстепенные персонажи и антагонист игры</w:t>
+            </w:r>
+            <w:r>
+              <w:rPr>
+                <w:noProof/>
+                <w:webHidden/>
+                <w:color w:val="000000" w:themeColor="text1"/>
+              </w:rPr>
+              <w:tab/>
+            </w:r>
+            <w:r>
+              <w:rPr>
+                <w:noProof/>
+                <w:webHidden/>
+                <w:color w:val="000000" w:themeColor="text1"/>
+              </w:rPr>
+              <w:fldChar w:fldCharType="begin"/>
+            </w:r>
+            <w:r>
+              <w:rPr>
+                <w:noProof/>
+                <w:webHidden/>
+                <w:color w:val="000000" w:themeColor="text1"/>
+              </w:rPr>
+              <w:instrText xml:space="preserve"> PAGEREF _Toc228278541 \h </w:instrText>
+            </w:r>
+            <w:r>
+              <w:rPr>
+                <w:noProof/>
+                <w:webHidden/>
+                <w:color w:val="000000" w:themeColor="text1"/>
+              </w:rPr>
+            </w:r>
+            <w:r>
+              <w:rPr>
+                <w:noProof/>
+                <w:webHidden/>
+                <w:color w:val="000000" w:themeColor="text1"/>
+              </w:rPr>
+              <w:fldChar w:fldCharType="separate"/>
+            </w:r>
+            <w:r>
+              <w:rPr>
+                <w:noProof/>
+                <w:webHidden/>
+                <w:color w:val="000000" w:themeColor="text1"/>
+              </w:rPr>
+              <w:t>19</w:t>
+            </w:r>
+            <w:r>
+              <w:rPr>
+                <w:noProof/>
+                <w:webHidden/>
+                <w:color w:val="000000" w:themeColor="text1"/>
+              </w:rPr>
+              <w:fldChar w:fldCharType="end"/>
+            </w:r>
+          </w:hyperlink>
+        </w:p>
+        <w:p>
+          <w:pPr>
+            <w:pStyle w:val="21"/>
+            <w:tabs>
+              <w:tab w:val="right" w:leader="dot" w:pos="9345"/>
+            </w:tabs>
+            <w:rPr>
+              <w:noProof/>
+              <w:color w:val="000000" w:themeColor="text1"/>
+            </w:rPr>
+          </w:pPr>
+          <w:hyperlink w:anchor="_Toc228278542" w:history="1">
+            <w:r>
+              <w:rPr>
+                <w:rStyle w:val="a6"/>
+                <w:noProof/>
+                <w:color w:val="000000" w:themeColor="text1"/>
+              </w:rPr>
+              <w:t>3.8 Сюжетная линия</w:t>
+            </w:r>
+            <w:r>
+              <w:rPr>
+                <w:noProof/>
+                <w:webHidden/>
+                <w:color w:val="000000" w:themeColor="text1"/>
+              </w:rPr>
+              <w:tab/>
+            </w:r>
+            <w:r>
+              <w:rPr>
+                <w:noProof/>
+                <w:webHidden/>
+                <w:color w:val="000000" w:themeColor="text1"/>
+              </w:rPr>
+              <w:fldChar w:fldCharType="begin"/>
+            </w:r>
+            <w:r>
+              <w:rPr>
+                <w:noProof/>
+                <w:webHidden/>
+                <w:color w:val="000000" w:themeColor="text1"/>
+              </w:rPr>
+              <w:instrText xml:space="preserve"> PAGEREF _Toc228278542 \h </w:instrText>
+            </w:r>
+            <w:r>
+              <w:rPr>
+                <w:noProof/>
+                <w:webHidden/>
+                <w:color w:val="000000" w:themeColor="text1"/>
+              </w:rPr>
+            </w:r>
+            <w:r>
+              <w:rPr>
+                <w:noProof/>
+                <w:webHidden/>
+                <w:color w:val="000000" w:themeColor="text1"/>
+              </w:rPr>
+              <w:fldChar w:fldCharType="separate"/>
+            </w:r>
+            <w:r>
+              <w:rPr>
+                <w:noProof/>
+                <w:webHidden/>
+                <w:color w:val="000000" w:themeColor="text1"/>
+              </w:rPr>
+              <w:t>20</w:t>
+            </w:r>
+            <w:r>
+              <w:rPr>
+                <w:noProof/>
+                <w:webHidden/>
+                <w:color w:val="000000" w:themeColor="text1"/>
+              </w:rPr>
+              <w:fldChar w:fldCharType="end"/>
+            </w:r>
+          </w:hyperlink>
+        </w:p>
+        <w:p>
+          <w:pPr>
+            <w:pStyle w:val="21"/>
+            <w:tabs>
+              <w:tab w:val="right" w:leader="dot" w:pos="9345"/>
+            </w:tabs>
+            <w:rPr>
+              <w:noProof/>
+              <w:color w:val="000000" w:themeColor="text1"/>
+            </w:rPr>
+          </w:pPr>
+          <w:hyperlink w:anchor="_Toc228278543" w:history="1">
+            <w:r>
+              <w:rPr>
+                <w:rStyle w:val="a6"/>
+                <w:noProof/>
+                <w:color w:val="000000" w:themeColor="text1"/>
+              </w:rPr>
+              <w:t>3.9 Эмоции и темы</w:t>
+            </w:r>
+            <w:r>
+              <w:rPr>
+                <w:noProof/>
+                <w:webHidden/>
+                <w:color w:val="000000" w:themeColor="text1"/>
+              </w:rPr>
+              <w:tab/>
+            </w:r>
+            <w:r>
+              <w:rPr>
+                <w:noProof/>
+                <w:webHidden/>
+                <w:color w:val="000000" w:themeColor="text1"/>
+              </w:rPr>
+              <w:fldChar w:fldCharType="begin"/>
+            </w:r>
+            <w:r>
+              <w:rPr>
+                <w:noProof/>
+                <w:webHidden/>
+                <w:color w:val="000000" w:themeColor="text1"/>
+              </w:rPr>
+              <w:instrText xml:space="preserve"> PAGEREF _Toc228278543 \h </w:instrText>
+            </w:r>
+            <w:r>
+              <w:rPr>
+                <w:noProof/>
+                <w:webHidden/>
+                <w:color w:val="000000" w:themeColor="text1"/>
+              </w:rPr>
+            </w:r>
+            <w:r>
+              <w:rPr>
+                <w:noProof/>
+                <w:webHidden/>
+                <w:color w:val="000000" w:themeColor="text1"/>
+              </w:rPr>
+              <w:fldChar w:fldCharType="separate"/>
+            </w:r>
+            <w:r>
+              <w:rPr>
+                <w:noProof/>
+                <w:webHidden/>
+                <w:color w:val="000000" w:themeColor="text1"/>
+              </w:rPr>
+              <w:t>22</w:t>
+            </w:r>
+            <w:r>
+              <w:rPr>
+                <w:noProof/>
+                <w:webHidden/>
+                <w:color w:val="000000" w:themeColor="text1"/>
+              </w:rPr>
+              <w:fldChar w:fldCharType="end"/>
+            </w:r>
+          </w:hyperlink>
+        </w:p>
+        <w:p>
+          <w:pPr>
+            <w:pStyle w:val="21"/>
+            <w:tabs>
+              <w:tab w:val="right" w:leader="dot" w:pos="9345"/>
+            </w:tabs>
+            <w:rPr>
+              <w:noProof/>
+              <w:color w:val="000000" w:themeColor="text1"/>
+            </w:rPr>
+          </w:pPr>
+          <w:hyperlink w:anchor="_Toc228278544" w:history="1">
+            <w:r>
+              <w:rPr>
+                <w:rStyle w:val="a6"/>
+                <w:noProof/>
+                <w:color w:val="000000" w:themeColor="text1"/>
+              </w:rPr>
+              <w:t>3.10 Донесение повествования до игрока</w:t>
+            </w:r>
+            <w:r>
+              <w:rPr>
+                <w:noProof/>
+                <w:webHidden/>
+                <w:color w:val="000000" w:themeColor="text1"/>
+              </w:rPr>
+              <w:tab/>
+            </w:r>
+            <w:r>
+              <w:rPr>
+                <w:noProof/>
+                <w:webHidden/>
+                <w:color w:val="000000" w:themeColor="text1"/>
+              </w:rPr>
+              <w:fldChar w:fldCharType="begin"/>
+            </w:r>
+            <w:r>
+              <w:rPr>
+                <w:noProof/>
+                <w:webHidden/>
+                <w:color w:val="000000" w:themeColor="text1"/>
+              </w:rPr>
+              <w:instrText xml:space="preserve"> PAGEREF _Toc228278544 \h </w:instrText>
+            </w:r>
+            <w:r>
+              <w:rPr>
+                <w:noProof/>
+                <w:webHidden/>
+                <w:color w:val="000000" w:themeColor="text1"/>
+              </w:rPr>
+            </w:r>
+            <w:r>
+              <w:rPr>
+                <w:noProof/>
+                <w:webHidden/>
+                <w:color w:val="000000" w:themeColor="text1"/>
+              </w:rPr>
+              <w:fldChar w:fldCharType="separate"/>
+            </w:r>
+            <w:r>
+              <w:rPr>
+                <w:noProof/>
+                <w:webHidden/>
+                <w:color w:val="000000" w:themeColor="text1"/>
+              </w:rPr>
+              <w:t>24</w:t>
+            </w:r>
+            <w:r>
+              <w:rPr>
+                <w:noProof/>
+                <w:webHidden/>
+                <w:color w:val="000000" w:themeColor="text1"/>
+              </w:rPr>
+              <w:fldChar w:fldCharType="end"/>
+            </w:r>
+          </w:hyperlink>
+        </w:p>
+        <w:p>
+          <w:pPr>
+            <w:pStyle w:val="21"/>
+            <w:tabs>
+              <w:tab w:val="right" w:leader="dot" w:pos="9345"/>
+            </w:tabs>
+            <w:rPr>
+              <w:noProof/>
+              <w:color w:val="000000" w:themeColor="text1"/>
+            </w:rPr>
+          </w:pPr>
+          <w:hyperlink w:anchor="_Toc228278545" w:history="1">
+            <w:r>
+              <w:rPr>
+                <w:rStyle w:val="a6"/>
+                <w:noProof/>
+                <w:color w:val="000000" w:themeColor="text1"/>
+              </w:rPr>
+              <w:t>3.11 Мир игры</w:t>
+            </w:r>
+            <w:r>
+              <w:rPr>
+                <w:noProof/>
+                <w:webHidden/>
+                <w:color w:val="000000" w:themeColor="text1"/>
+              </w:rPr>
+              <w:tab/>
+            </w:r>
+            <w:r>
+              <w:rPr>
+                <w:noProof/>
+                <w:webHidden/>
+                <w:color w:val="000000" w:themeColor="text1"/>
+              </w:rPr>
+              <w:fldChar w:fldCharType="begin"/>
+            </w:r>
+            <w:r>
+              <w:rPr>
+                <w:noProof/>
+                <w:webHidden/>
+                <w:color w:val="000000" w:themeColor="text1"/>
+              </w:rPr>
+              <w:instrText xml:space="preserve"> PAGEREF _Toc228278545 \h </w:instrText>
+            </w:r>
+            <w:r>
+              <w:rPr>
+                <w:noProof/>
+                <w:webHidden/>
+                <w:color w:val="000000" w:themeColor="text1"/>
+              </w:rPr>
+            </w:r>
+            <w:r>
+              <w:rPr>
+                <w:noProof/>
+                <w:webHidden/>
+                <w:color w:val="000000" w:themeColor="text1"/>
+              </w:rPr>
+              <w:fldChar w:fldCharType="separate"/>
+            </w:r>
+            <w:r>
+              <w:rPr>
+                <w:noProof/>
+                <w:webHidden/>
+                <w:color w:val="000000" w:themeColor="text1"/>
+              </w:rPr>
+              <w:t>25</w:t>
+            </w:r>
+            <w:r>
+              <w:rPr>
+                <w:noProof/>
+                <w:webHidden/>
+                <w:color w:val="000000" w:themeColor="text1"/>
+              </w:rPr>
+              <w:fldChar w:fldCharType="end"/>
+            </w:r>
+          </w:hyperlink>
+        </w:p>
+        <w:p>
+          <w:pPr>
+            <w:pStyle w:val="21"/>
+            <w:tabs>
+              <w:tab w:val="right" w:leader="dot" w:pos="9345"/>
+            </w:tabs>
+            <w:rPr>
+              <w:noProof/>
+              <w:color w:val="000000" w:themeColor="text1"/>
+            </w:rPr>
+          </w:pPr>
+          <w:hyperlink w:anchor="_Toc228278546" w:history="1">
+            <w:r>
+              <w:rPr>
+                <w:rStyle w:val="a6"/>
+                <w:noProof/>
+                <w:color w:val="000000" w:themeColor="text1"/>
+              </w:rPr>
+              <w:t>3.11  Визуальный стиль</w:t>
+            </w:r>
+            <w:r>
+              <w:rPr>
+                <w:noProof/>
+                <w:webHidden/>
+                <w:color w:val="000000" w:themeColor="text1"/>
+              </w:rPr>
+              <w:tab/>
+            </w:r>
+            <w:r>
+              <w:rPr>
+                <w:noProof/>
+                <w:webHidden/>
+                <w:color w:val="000000" w:themeColor="text1"/>
+              </w:rPr>
+              <w:fldChar w:fldCharType="begin"/>
+            </w:r>
+            <w:r>
+              <w:rPr>
+                <w:noProof/>
+                <w:webHidden/>
+                <w:color w:val="000000" w:themeColor="text1"/>
+              </w:rPr>
+              <w:instrText xml:space="preserve"> PAGEREF _Toc228278546 \h </w:instrText>
+            </w:r>
+            <w:r>
+              <w:rPr>
+                <w:noProof/>
+                <w:webHidden/>
+                <w:color w:val="000000" w:themeColor="text1"/>
+              </w:rPr>
+            </w:r>
+            <w:r>
+              <w:rPr>
+                <w:noProof/>
+                <w:webHidden/>
+                <w:color w:val="000000" w:themeColor="text1"/>
+              </w:rPr>
+              <w:fldChar w:fldCharType="separate"/>
+            </w:r>
+            <w:r>
+              <w:rPr>
+                <w:noProof/>
+                <w:webHidden/>
+                <w:color w:val="000000" w:themeColor="text1"/>
+              </w:rPr>
+              <w:t>26</w:t>
+            </w:r>
+            <w:r>
+              <w:rPr>
+                <w:noProof/>
+                <w:webHidden/>
+                <w:color w:val="000000" w:themeColor="text1"/>
+              </w:rPr>
+              <w:fldChar w:fldCharType="end"/>
+            </w:r>
+          </w:hyperlink>
+        </w:p>
+        <w:p>
+          <w:pPr>
+            <w:rPr>
+              <w:color w:val="000000" w:themeColor="text1"/>
+            </w:rPr>
+          </w:pPr>
+          <w:r>
+            <w:rPr>
+              <w:b/>
+              <w:bCs/>
+              <w:color w:val="000000" w:themeColor="text1"/>
+            </w:rPr>
+            <w:fldChar w:fldCharType="end"/>
+          </w:r>
+        </w:p>
+      </w:sdtContent>
+    </w:sdt>
+    <w:p>
+      <w:pPr>
+        <w:spacing w:after="200" w:line="276" w:lineRule="auto"/>
+        <w:ind w:left="0" w:right="0" w:firstLine="0"/>
+        <w:rPr>
+          <w:rFonts w:eastAsiaTheme="majorEastAsia"/>
+          <w:b/>
+          <w:bCs/>
+          <w:color w:val="000000" w:themeColor="text1"/>
+          <w:szCs w:val="28"/>
+        </w:rPr>
+      </w:pPr>
+      <w:r>
+        <w:rPr>
+          <w:color w:val="000000" w:themeColor="text1"/>
+        </w:rPr>
+        <w:br w:type="page"/>
+      </w:r>
+    </w:p>
     <w:p>
       <w:pPr>
         <w:pStyle w:val="1"/>
@@ -10,13 +1868,16 @@
           <w:color w:val="000000" w:themeColor="text1"/>
         </w:rPr>
       </w:pPr>
+      <w:bookmarkStart w:id="0" w:name="_Toc228278524"/>
       <w:r>
         <w:rPr>
           <w:rFonts w:ascii="Times New Roman" w:hAnsi="Times New Roman" w:cs="Times New Roman"/>
           <w:color w:val="000000" w:themeColor="text1"/>
         </w:rPr>
+        <w:lastRenderedPageBreak/>
         <w:t>ВВЕДЕНИЕ</w:t>
       </w:r>
+      <w:bookmarkEnd w:id="0"/>
     </w:p>
     <w:p>
       <w:pPr>
@@ -381,6 +2242,7 @@
           <w:color w:val="000000" w:themeColor="text1"/>
         </w:rPr>
       </w:pPr>
+      <w:bookmarkStart w:id="1" w:name="_Toc228278525"/>
       <w:r>
         <w:rPr>
           <w:rFonts w:ascii="Times New Roman" w:hAnsi="Times New Roman" w:cs="Times New Roman"/>
@@ -389,6 +2251,7 @@
         <w:lastRenderedPageBreak/>
         <w:t>1. АНАЛИЗ ПРЕДМЕТНОЙ ОБЛАСТИ</w:t>
       </w:r>
+      <w:bookmarkEnd w:id="1"/>
     </w:p>
     <w:p>
       <w:pPr>
@@ -401,6 +2264,7 @@
           <w:szCs w:val="28"/>
         </w:rPr>
       </w:pPr>
+      <w:bookmarkStart w:id="2" w:name="_Toc228278526"/>
       <w:r>
         <w:rPr>
           <w:sz w:val="28"/>
@@ -408,6 +2272,7 @@
         </w:rPr>
         <w:t>1.1 Описание разрабатываемого игрового продукта</w:t>
       </w:r>
+      <w:bookmarkEnd w:id="2"/>
     </w:p>
     <w:p>
       <w:pPr>
@@ -486,7 +2351,21 @@
         <w:rPr>
           <w:szCs w:val="28"/>
         </w:rPr>
-        <w:t xml:space="preserve">ролевая игра с элементами ведьмовства. Игрок управляет молодой ведьмой </w:t>
+        <w:t xml:space="preserve">ролевая игра с элементами </w:t>
+      </w:r>
+      <w:proofErr w:type="spellStart"/>
+      <w:r>
+        <w:rPr>
+          <w:szCs w:val="28"/>
+        </w:rPr>
+        <w:t>ведьмовства</w:t>
+      </w:r>
+      <w:proofErr w:type="spellEnd"/>
+      <w:r>
+        <w:rPr>
+          <w:szCs w:val="28"/>
+        </w:rPr>
+        <w:t xml:space="preserve">. Игрок управляет молодой ведьмой </w:t>
       </w:r>
       <w:proofErr w:type="spellStart"/>
       <w:r>
@@ -858,6 +2737,7 @@
           <w:szCs w:val="28"/>
         </w:rPr>
       </w:pPr>
+      <w:bookmarkStart w:id="3" w:name="_Toc228278527"/>
       <w:r>
         <w:rPr>
           <w:sz w:val="28"/>
@@ -900,6 +2780,7 @@
         </w:rPr>
         <w:t>и</w:t>
       </w:r>
+      <w:bookmarkEnd w:id="3"/>
     </w:p>
     <w:p>
       <w:pPr>
@@ -986,7 +2867,13 @@
         <w:rPr>
           <w:szCs w:val="28"/>
         </w:rPr>
-        <w:t>Основная особенность тих игр – простая рутина с понятной целью и видимым прогрессом, но позволяющая развиваться в своем темпе.</w:t>
+        <w:t>Основная особенность таких</w:t>
+      </w:r>
+      <w:r>
+        <w:rPr>
+          <w:szCs w:val="28"/>
+        </w:rPr>
+        <w:t xml:space="preserve"> игр – простая рутина с понятной целью и видимым прогрессом, но позволяющая развиваться в своем темпе.</w:t>
       </w:r>
       <w:r>
         <w:rPr>
@@ -1371,6 +3258,7 @@
           <w:szCs w:val="28"/>
         </w:rPr>
       </w:pPr>
+      <w:bookmarkStart w:id="4" w:name="_Toc228278528"/>
       <w:r>
         <w:rPr>
           <w:sz w:val="28"/>
@@ -1378,6 +3266,7 @@
         </w:rPr>
         <w:t>1.3 Анализ основных конкурентов</w:t>
       </w:r>
+      <w:bookmarkEnd w:id="4"/>
     </w:p>
     <w:p>
       <w:pPr>
@@ -2384,6 +4273,7 @@
           <w:szCs w:val="28"/>
         </w:rPr>
       </w:pPr>
+      <w:bookmarkStart w:id="5" w:name="_Toc228278529"/>
       <w:r>
         <w:rPr>
           <w:sz w:val="28"/>
@@ -2428,6 +4318,7 @@
         </w:rPr>
         <w:t xml:space="preserve"> поддержка</w:t>
       </w:r>
+      <w:bookmarkEnd w:id="5"/>
     </w:p>
     <w:p>
       <w:pPr>
@@ -3261,6 +5152,7 @@
           <w:szCs w:val="28"/>
         </w:rPr>
       </w:pPr>
+      <w:bookmarkStart w:id="6" w:name="_Toc228278530"/>
       <w:r>
         <w:rPr>
           <w:sz w:val="28"/>
@@ -3268,6 +5160,7 @@
         </w:rPr>
         <w:t>1.5 Выводы</w:t>
       </w:r>
+      <w:bookmarkEnd w:id="6"/>
     </w:p>
     <w:p>
       <w:pPr>
@@ -3367,6 +5260,7 @@
           <w:color w:val="000000" w:themeColor="text1"/>
         </w:rPr>
       </w:pPr>
+      <w:bookmarkStart w:id="7" w:name="_Toc228278531"/>
       <w:r>
         <w:rPr>
           <w:rFonts w:ascii="Times New Roman" w:hAnsi="Times New Roman" w:cs="Times New Roman"/>
@@ -3375,6 +5269,7 @@
         <w:lastRenderedPageBreak/>
         <w:t>2. ВЫБОР И ОБОСНОВАНИЕ ТЕХНОЛОГИЙ</w:t>
       </w:r>
+      <w:bookmarkEnd w:id="7"/>
     </w:p>
     <w:p>
       <w:pPr>
@@ -3387,6 +5282,7 @@
           <w:szCs w:val="28"/>
         </w:rPr>
       </w:pPr>
+      <w:bookmarkStart w:id="8" w:name="_Toc228278532"/>
       <w:r>
         <w:rPr>
           <w:sz w:val="28"/>
@@ -3401,6 +5297,7 @@
         </w:rPr>
         <w:t>Технические характеристики игры</w:t>
       </w:r>
+      <w:bookmarkEnd w:id="8"/>
     </w:p>
     <w:p>
       <w:pPr>
@@ -4172,6 +6069,7 @@
           <w:szCs w:val="28"/>
         </w:rPr>
       </w:pPr>
+      <w:bookmarkStart w:id="9" w:name="_Toc228278533"/>
       <w:r>
         <w:rPr>
           <w:sz w:val="28"/>
@@ -4187,6 +6085,7 @@
         </w:rPr>
         <w:t>Доступные ресурсы и необходимые компетенции команды</w:t>
       </w:r>
+      <w:bookmarkEnd w:id="9"/>
     </w:p>
     <w:p>
       <w:pPr>
@@ -4505,6 +6404,7 @@
           <w:szCs w:val="28"/>
         </w:rPr>
       </w:pPr>
+      <w:bookmarkStart w:id="10" w:name="_Toc228278534"/>
       <w:r>
         <w:rPr>
           <w:sz w:val="28"/>
@@ -4519,6 +6419,7 @@
         </w:rPr>
         <w:t>Инструментарий разработки</w:t>
       </w:r>
+      <w:bookmarkEnd w:id="10"/>
     </w:p>
     <w:p>
       <w:pPr>
@@ -5147,7 +7048,7 @@
               </w:rPr>
               <w:t xml:space="preserve">, </w:t>
             </w:r>
-            <w:hyperlink r:id="rId8" w:history="1">
+            <w:hyperlink r:id="rId9" w:history="1">
               <w:proofErr w:type="spellStart"/>
               <w:r>
                 <w:rPr>
@@ -6598,6 +8499,7 @@
           <w:szCs w:val="28"/>
         </w:rPr>
       </w:pPr>
+      <w:bookmarkStart w:id="11" w:name="_Toc228278535"/>
       <w:r>
         <w:rPr>
           <w:sz w:val="28"/>
@@ -6612,6 +8514,7 @@
         </w:rPr>
         <w:t>Выводы</w:t>
       </w:r>
+      <w:bookmarkEnd w:id="11"/>
     </w:p>
     <w:p>
       <w:pPr>
@@ -6880,6 +8783,7 @@
           <w:color w:val="000000" w:themeColor="text1"/>
         </w:rPr>
       </w:pPr>
+      <w:bookmarkStart w:id="12" w:name="_Toc228278536"/>
       <w:r>
         <w:rPr>
           <w:rFonts w:ascii="Times New Roman" w:hAnsi="Times New Roman" w:cs="Times New Roman"/>
@@ -6888,6 +8792,7 @@
         <w:lastRenderedPageBreak/>
         <w:t>3. ПОЛЬЗОВАТЕЛЬСКИЙ ОПЫТ</w:t>
       </w:r>
+      <w:bookmarkEnd w:id="12"/>
     </w:p>
     <w:p>
       <w:pPr>
@@ -6900,6 +8805,7 @@
           <w:szCs w:val="28"/>
         </w:rPr>
       </w:pPr>
+      <w:bookmarkStart w:id="13" w:name="_Toc228278537"/>
       <w:r>
         <w:rPr>
           <w:sz w:val="28"/>
@@ -6914,6 +8820,7 @@
         </w:rPr>
         <w:t xml:space="preserve"> Главный герой</w:t>
       </w:r>
+      <w:bookmarkEnd w:id="13"/>
     </w:p>
     <w:p>
       <w:pPr>
@@ -7055,23 +8962,38 @@
         <w:spacing w:after="0" w:line="360" w:lineRule="auto"/>
         <w:ind w:left="709" w:right="0" w:firstLine="0"/>
         <w:rPr>
-          <w:szCs w:val="28"/>
-        </w:rPr>
-      </w:pPr>
-      <w:r>
-        <w:rPr>
           <w:b/>
           <w:szCs w:val="28"/>
         </w:rPr>
+      </w:pPr>
+    </w:p>
+    <w:p>
+      <w:pPr>
+        <w:pStyle w:val="2"/>
+        <w:spacing w:before="0" w:beforeAutospacing="0" w:after="0" w:afterAutospacing="0" w:line="360" w:lineRule="auto"/>
+        <w:ind w:firstLine="709"/>
+        <w:jc w:val="both"/>
+        <w:rPr>
+          <w:sz w:val="28"/>
+          <w:szCs w:val="28"/>
+        </w:rPr>
+      </w:pPr>
+      <w:bookmarkStart w:id="14" w:name="_Toc228278538"/>
+      <w:r>
+        <w:rPr>
+          <w:sz w:val="28"/>
+          <w:szCs w:val="28"/>
+        </w:rPr>
         <w:t xml:space="preserve">3.2 </w:t>
       </w:r>
       <w:r>
         <w:rPr>
-          <w:b/>
+          <w:sz w:val="28"/>
           <w:szCs w:val="28"/>
         </w:rPr>
         <w:t>Способности и навыки главного героя</w:t>
       </w:r>
+      <w:bookmarkEnd w:id="14"/>
     </w:p>
     <w:p>
       <w:pPr>
@@ -7271,20 +9193,34 @@
           <w:szCs w:val="28"/>
         </w:rPr>
       </w:pPr>
-      <w:r>
-        <w:rPr>
-          <w:b/>
+    </w:p>
+    <w:p>
+      <w:pPr>
+        <w:pStyle w:val="2"/>
+        <w:spacing w:before="0" w:beforeAutospacing="0" w:after="0" w:afterAutospacing="0" w:line="360" w:lineRule="auto"/>
+        <w:ind w:firstLine="709"/>
+        <w:jc w:val="both"/>
+        <w:rPr>
+          <w:sz w:val="28"/>
+          <w:szCs w:val="28"/>
+        </w:rPr>
+      </w:pPr>
+      <w:bookmarkStart w:id="15" w:name="_Toc228278539"/>
+      <w:r>
+        <w:rPr>
+          <w:sz w:val="28"/>
           <w:szCs w:val="28"/>
         </w:rPr>
         <w:t>3.3 Основн</w:t>
       </w:r>
       <w:r>
         <w:rPr>
-          <w:b/>
+          <w:sz w:val="28"/>
           <w:szCs w:val="28"/>
         </w:rPr>
         <w:t>ые этапы развития игрока</w:t>
       </w:r>
+      <w:bookmarkEnd w:id="15"/>
     </w:p>
     <w:p>
       <w:pPr>
@@ -7498,6 +9434,7 @@
         <w:rPr>
           <w:szCs w:val="28"/>
         </w:rPr>
+        <w:lastRenderedPageBreak/>
         <w:t>Также на этом этапе игры открывается возможность ходить в деревню на рынок</w:t>
       </w:r>
       <w:r>
@@ -7519,7 +9456,6 @@
         <w:rPr>
           <w:szCs w:val="28"/>
         </w:rPr>
-        <w:lastRenderedPageBreak/>
         <w:t>Этап 3: «Лес»</w:t>
       </w:r>
       <w:r>
@@ -7649,39 +9585,29 @@
         <w:rPr>
           <w:szCs w:val="28"/>
         </w:rPr>
-        <w:t xml:space="preserve">На основе репутации игрока в деревне, количества выполненных заданий </w:t>
-      </w:r>
-      <w:proofErr w:type="spellStart"/>
-      <w:r>
-        <w:rPr>
-          <w:szCs w:val="28"/>
-        </w:rPr>
-        <w:t>ковена</w:t>
-      </w:r>
-      <w:proofErr w:type="spellEnd"/>
-      <w:r>
-        <w:rPr>
-          <w:szCs w:val="28"/>
-        </w:rPr>
-        <w:t xml:space="preserve"> и успехов по борьбе с Гнилью зависит итоговая концовка игры.</w:t>
-      </w:r>
-    </w:p>
-    <w:p>
-      <w:pPr>
-        <w:spacing w:after="0" w:line="360" w:lineRule="auto"/>
-        <w:ind w:left="0" w:right="0" w:firstLine="709"/>
-        <w:rPr>
-          <w:b/>
-          <w:szCs w:val="28"/>
-        </w:rPr>
-      </w:pPr>
-      <w:r>
-        <w:rPr>
-          <w:b/>
+        <w:t>На основе репутации игрока в деревне, количества выполненных заданий ковена и успехов по борьбе с Гнилью зависит итоговая концовка игры.</w:t>
+      </w:r>
+    </w:p>
+    <w:p>
+      <w:pPr>
+        <w:pStyle w:val="2"/>
+        <w:spacing w:before="0" w:beforeAutospacing="0" w:after="0" w:afterAutospacing="0" w:line="360" w:lineRule="auto"/>
+        <w:ind w:firstLine="709"/>
+        <w:jc w:val="both"/>
+        <w:rPr>
+          <w:sz w:val="28"/>
+          <w:szCs w:val="28"/>
+        </w:rPr>
+      </w:pPr>
+      <w:bookmarkStart w:id="16" w:name="_Toc228278540"/>
+      <w:r>
+        <w:rPr>
+          <w:sz w:val="28"/>
           <w:szCs w:val="28"/>
         </w:rPr>
         <w:t>3.4 Прогрессия</w:t>
       </w:r>
+      <w:bookmarkEnd w:id="16"/>
     </w:p>
     <w:p>
       <w:pPr>
@@ -7887,7 +9813,14 @@
               <w:rPr>
                 <w:szCs w:val="28"/>
               </w:rPr>
-              <w:t>«Ваши познания малы, но Вам есть к чему стремиться».</w:t>
+              <w:t xml:space="preserve">«Ваши познания малы, но Вам есть к чему </w:t>
+            </w:r>
+            <w:r>
+              <w:rPr>
+                <w:szCs w:val="28"/>
+              </w:rPr>
+              <w:lastRenderedPageBreak/>
+              <w:t>стремиться».</w:t>
             </w:r>
           </w:p>
         </w:tc>
@@ -7908,6 +9841,7 @@
               <w:rPr>
                 <w:szCs w:val="28"/>
               </w:rPr>
+              <w:lastRenderedPageBreak/>
               <w:t>Доступны лейка, серп, одна грядка, два вида семян</w:t>
             </w:r>
             <w:r>
@@ -7937,6 +9871,7 @@
               <w:rPr>
                 <w:szCs w:val="28"/>
               </w:rPr>
+              <w:lastRenderedPageBreak/>
               <w:t>1</w:t>
             </w:r>
           </w:p>
@@ -7955,11 +9890,7 @@
               </w:rPr>
             </w:pPr>
             <w:r>
-              <w:t xml:space="preserve">«Вы научились не заливать </w:t>
-            </w:r>
-            <w:r>
-              <w:lastRenderedPageBreak/>
-              <w:t>растения, а поливать их».</w:t>
+              <w:t>«Вы научились не заливать растения, а поливать их».</w:t>
             </w:r>
           </w:p>
         </w:tc>
@@ -7977,12 +9908,7 @@
               </w:rPr>
             </w:pPr>
             <w:r>
-              <w:lastRenderedPageBreak/>
-              <w:t xml:space="preserve">Открывается вторая грядка. </w:t>
-            </w:r>
-            <w:r>
-              <w:lastRenderedPageBreak/>
-              <w:t>Доступны семена трёх новых растений.</w:t>
+              <w:t>Открывается вторая грядка. Доступны семена трёх новых растений.</w:t>
             </w:r>
           </w:p>
         </w:tc>
@@ -8005,7 +9931,6 @@
               <w:rPr>
                 <w:szCs w:val="28"/>
               </w:rPr>
-              <w:lastRenderedPageBreak/>
               <w:t>2</w:t>
             </w:r>
           </w:p>
@@ -8611,6 +10536,7 @@
         <w:rPr>
           <w:szCs w:val="28"/>
         </w:rPr>
+        <w:lastRenderedPageBreak/>
         <w:t xml:space="preserve">Лейка, необходима для полива растений. </w:t>
       </w:r>
       <w:r>
@@ -8649,7 +10575,6 @@
         <w:rPr>
           <w:szCs w:val="28"/>
         </w:rPr>
-        <w:lastRenderedPageBreak/>
         <w:t>Серп, необходим для сбора урожая, срезания трав, расчистки грядок от сорняков. Игрок получает его в самом начале игры.</w:t>
       </w:r>
     </w:p>
@@ -9189,6 +11114,12 @@
           <w:szCs w:val="28"/>
         </w:rPr>
       </w:pPr>
+      <w:r>
+        <w:rPr>
+          <w:szCs w:val="28"/>
+        </w:rPr>
+        <w:t>Животные приобретаются на рынке во время ярмарки в выходные дни.</w:t>
+      </w:r>
     </w:p>
     <w:tbl>
       <w:tblPr>
@@ -9549,7 +11480,14 @@
               <w:rPr>
                 <w:szCs w:val="28"/>
               </w:rPr>
-              <w:t>«От разнообразия трав рябит в глазах»</w:t>
+              <w:t xml:space="preserve">«От разнообразия трав </w:t>
+            </w:r>
+            <w:r>
+              <w:rPr>
+                <w:szCs w:val="28"/>
+              </w:rPr>
+              <w:lastRenderedPageBreak/>
+              <w:t>рябит в глазах»</w:t>
             </w:r>
           </w:p>
         </w:tc>
@@ -9570,7 +11508,15 @@
               <w:rPr>
                 <w:szCs w:val="28"/>
               </w:rPr>
-              <w:t xml:space="preserve">Доступна ступка и доска для нарезки. </w:t>
+              <w:lastRenderedPageBreak/>
+              <w:t xml:space="preserve">Доступна ступка и доска для </w:t>
+            </w:r>
+            <w:r>
+              <w:rPr>
+                <w:szCs w:val="28"/>
+              </w:rPr>
+              <w:lastRenderedPageBreak/>
+              <w:t xml:space="preserve">нарезки. </w:t>
             </w:r>
             <w:r>
               <w:t>Три новых рецепта.</w:t>
@@ -9596,6 +11542,7 @@
               <w:rPr>
                 <w:szCs w:val="28"/>
               </w:rPr>
+              <w:lastRenderedPageBreak/>
               <w:t>4</w:t>
             </w:r>
           </w:p>
@@ -9661,7 +11608,6 @@
               <w:rPr>
                 <w:szCs w:val="28"/>
               </w:rPr>
-              <w:lastRenderedPageBreak/>
               <w:t>5</w:t>
             </w:r>
           </w:p>
@@ -10433,7 +12379,14 @@
               <w:rPr>
                 <w:szCs w:val="28"/>
               </w:rPr>
-              <w:t>«Гниль подкрадывается исподтишка»</w:t>
+              <w:t xml:space="preserve">«Гниль подкрадывается </w:t>
+            </w:r>
+            <w:r>
+              <w:rPr>
+                <w:szCs w:val="28"/>
+              </w:rPr>
+              <w:lastRenderedPageBreak/>
+              <w:t>исподтишка»</w:t>
             </w:r>
           </w:p>
         </w:tc>
@@ -10454,13 +12407,21 @@
               <w:rPr>
                 <w:szCs w:val="28"/>
               </w:rPr>
+              <w:lastRenderedPageBreak/>
               <w:t>Д</w:t>
             </w:r>
             <w:r>
               <w:rPr>
                 <w:szCs w:val="28"/>
               </w:rPr>
-              <w:t>оступен ритуал для отпугивания Г</w:t>
+              <w:t xml:space="preserve">оступен ритуал для отпугивания </w:t>
+            </w:r>
+            <w:r>
+              <w:rPr>
+                <w:szCs w:val="28"/>
+              </w:rPr>
+              <w:lastRenderedPageBreak/>
+              <w:t>Г</w:t>
             </w:r>
             <w:r>
               <w:rPr>
@@ -10489,6 +12450,7 @@
               <w:rPr>
                 <w:szCs w:val="28"/>
               </w:rPr>
+              <w:lastRenderedPageBreak/>
               <w:t>3</w:t>
             </w:r>
           </w:p>
@@ -10554,7 +12516,6 @@
               <w:rPr>
                 <w:szCs w:val="28"/>
               </w:rPr>
-              <w:lastRenderedPageBreak/>
               <w:t>4</w:t>
             </w:r>
           </w:p>
@@ -11060,24 +13021,37 @@
         <w:spacing w:after="0" w:line="360" w:lineRule="auto"/>
         <w:ind w:left="0" w:right="0" w:firstLine="709"/>
         <w:rPr>
-          <w:b/>
-          <w:szCs w:val="28"/>
-        </w:rPr>
-      </w:pPr>
-      <w:r>
-        <w:rPr>
-          <w:b/>
+          <w:szCs w:val="28"/>
+        </w:rPr>
+      </w:pPr>
+    </w:p>
+    <w:p>
+      <w:pPr>
+        <w:pStyle w:val="2"/>
+        <w:spacing w:before="0" w:beforeAutospacing="0" w:after="0" w:afterAutospacing="0" w:line="360" w:lineRule="auto"/>
+        <w:ind w:firstLine="709"/>
+        <w:jc w:val="both"/>
+        <w:rPr>
+          <w:sz w:val="28"/>
+          <w:szCs w:val="28"/>
+        </w:rPr>
+      </w:pPr>
+      <w:bookmarkStart w:id="17" w:name="_Toc228278541"/>
+      <w:r>
+        <w:rPr>
+          <w:sz w:val="28"/>
           <w:szCs w:val="28"/>
         </w:rPr>
         <w:t>3.5 Второстепенные персонажи</w:t>
       </w:r>
       <w:r>
         <w:rPr>
-          <w:b/>
+          <w:sz w:val="28"/>
           <w:szCs w:val="28"/>
         </w:rPr>
         <w:t xml:space="preserve"> и антагонист игры</w:t>
       </w:r>
+      <w:bookmarkEnd w:id="17"/>
     </w:p>
     <w:p>
       <w:pPr>
@@ -11091,6 +13065,7 @@
         <w:rPr>
           <w:szCs w:val="28"/>
         </w:rPr>
+        <w:lastRenderedPageBreak/>
         <w:t xml:space="preserve">Основными персонажами для взаимодействия являются жители деревни. Они приходят к игроку и дают заказы на зелья, травы, обереги, мази и </w:t>
       </w:r>
       <w:proofErr w:type="gramStart"/>
@@ -11120,7 +13095,6 @@
         <w:rPr>
           <w:szCs w:val="28"/>
         </w:rPr>
-        <w:lastRenderedPageBreak/>
         <w:t xml:space="preserve">Также Агата может общаться с людьми в деревне. </w:t>
       </w:r>
       <w:r>
@@ -11178,21 +13152,63 @@
         <w:rPr>
           <w:szCs w:val="28"/>
         </w:rPr>
-        <w:t xml:space="preserve">Кроме того, игрок периодически встречает ведьм </w:t>
+        <w:t xml:space="preserve">Кроме того, игрок периодически встречает ведьм ковена. Он состоит из большого количества ведьм, но </w:t>
+      </w:r>
+      <w:proofErr w:type="gramStart"/>
+      <w:r>
+        <w:rPr>
+          <w:szCs w:val="28"/>
+        </w:rPr>
+        <w:t>к</w:t>
+      </w:r>
+      <w:proofErr w:type="gramEnd"/>
+      <w:r>
+        <w:rPr>
+          <w:szCs w:val="28"/>
+        </w:rPr>
+        <w:t xml:space="preserve"> Агате приходят только три: </w:t>
       </w:r>
       <w:proofErr w:type="spellStart"/>
       <w:r>
         <w:rPr>
           <w:szCs w:val="28"/>
         </w:rPr>
-        <w:t>ковена</w:t>
+        <w:t>Амелия</w:t>
       </w:r>
       <w:proofErr w:type="spellEnd"/>
       <w:r>
         <w:rPr>
           <w:szCs w:val="28"/>
         </w:rPr>
-        <w:t xml:space="preserve">. Он состоит из большого количества ведьм, но </w:t>
+        <w:t xml:space="preserve">, </w:t>
+      </w:r>
+      <w:proofErr w:type="spellStart"/>
+      <w:r>
+        <w:rPr>
+          <w:szCs w:val="28"/>
+        </w:rPr>
+        <w:t>Айла</w:t>
+      </w:r>
+      <w:proofErr w:type="spellEnd"/>
+      <w:r>
+        <w:rPr>
+          <w:szCs w:val="28"/>
+        </w:rPr>
+        <w:t xml:space="preserve"> и Ава. Главной из них является </w:t>
+      </w:r>
+      <w:proofErr w:type="spellStart"/>
+      <w:r>
+        <w:rPr>
+          <w:szCs w:val="28"/>
+        </w:rPr>
+        <w:t>Амелия</w:t>
+      </w:r>
+      <w:proofErr w:type="spellEnd"/>
+      <w:r>
+        <w:rPr>
+          <w:szCs w:val="28"/>
+        </w:rPr>
+        <w:t xml:space="preserve">. Она высокомерна и относится с презрением </w:t>
       </w:r>
       <w:proofErr w:type="gramStart"/>
       <w:r>
@@ -11206,62 +13222,6 @@
         <w:rPr>
           <w:szCs w:val="28"/>
         </w:rPr>
-        <w:t xml:space="preserve"> Агате приходят только три: </w:t>
-      </w:r>
-      <w:proofErr w:type="spellStart"/>
-      <w:r>
-        <w:rPr>
-          <w:szCs w:val="28"/>
-        </w:rPr>
-        <w:t>Амелия</w:t>
-      </w:r>
-      <w:proofErr w:type="spellEnd"/>
-      <w:r>
-        <w:rPr>
-          <w:szCs w:val="28"/>
-        </w:rPr>
-        <w:t xml:space="preserve">, </w:t>
-      </w:r>
-      <w:proofErr w:type="spellStart"/>
-      <w:r>
-        <w:rPr>
-          <w:szCs w:val="28"/>
-        </w:rPr>
-        <w:t>Айла</w:t>
-      </w:r>
-      <w:proofErr w:type="spellEnd"/>
-      <w:r>
-        <w:rPr>
-          <w:szCs w:val="28"/>
-        </w:rPr>
-        <w:t xml:space="preserve"> и Ава. Главной из них является </w:t>
-      </w:r>
-      <w:proofErr w:type="spellStart"/>
-      <w:r>
-        <w:rPr>
-          <w:szCs w:val="28"/>
-        </w:rPr>
-        <w:t>Амелия</w:t>
-      </w:r>
-      <w:proofErr w:type="spellEnd"/>
-      <w:r>
-        <w:rPr>
-          <w:szCs w:val="28"/>
-        </w:rPr>
-        <w:t xml:space="preserve">. Она высокомерна и относится с презрением </w:t>
-      </w:r>
-      <w:proofErr w:type="gramStart"/>
-      <w:r>
-        <w:rPr>
-          <w:szCs w:val="28"/>
-        </w:rPr>
-        <w:t>к</w:t>
-      </w:r>
-      <w:proofErr w:type="gramEnd"/>
-      <w:r>
-        <w:rPr>
-          <w:szCs w:val="28"/>
-        </w:rPr>
         <w:t xml:space="preserve"> Агате в начале игры. В конце игры в зависимости от концовки отношение ведьм к главной героине может поменять в лучшую сторону. Во второй половине игры ковен дает задания Агате.</w:t>
       </w:r>
     </w:p>
@@ -11269,9 +13229,6 @@
       <w:pPr>
         <w:spacing w:after="0" w:line="360" w:lineRule="auto"/>
         <w:ind w:left="0" w:right="0" w:firstLine="709"/>
-        <w:rPr>
-          <w:szCs w:val="28"/>
-        </w:rPr>
       </w:pPr>
       <w:r>
         <w:t>Антагонистом в «</w:t>
@@ -11324,60 +13281,341 @@
         <w:spacing w:after="0" w:line="360" w:lineRule="auto"/>
         <w:ind w:left="0" w:right="0" w:firstLine="709"/>
         <w:rPr>
-          <w:b/>
-          <w:szCs w:val="28"/>
-        </w:rPr>
-      </w:pPr>
-      <w:r>
-        <w:rPr>
-          <w:b/>
-          <w:szCs w:val="28"/>
-        </w:rPr>
-        <w:t>3.</w:t>
-      </w:r>
-      <w:r>
-        <w:rPr>
-          <w:b/>
-          <w:szCs w:val="28"/>
-        </w:rPr>
-        <w:t>8</w:t>
-      </w:r>
-      <w:r>
-        <w:rPr>
-          <w:b/>
+          <w:szCs w:val="28"/>
+        </w:rPr>
+      </w:pPr>
+    </w:p>
+    <w:p>
+      <w:pPr>
+        <w:pStyle w:val="2"/>
+        <w:spacing w:before="0" w:beforeAutospacing="0" w:after="0" w:afterAutospacing="0" w:line="360" w:lineRule="auto"/>
+        <w:ind w:firstLine="709"/>
+        <w:jc w:val="both"/>
+        <w:rPr>
+          <w:sz w:val="28"/>
+          <w:szCs w:val="28"/>
+        </w:rPr>
+      </w:pPr>
+      <w:bookmarkStart w:id="18" w:name="_Toc228278542"/>
+      <w:r>
+        <w:rPr>
+          <w:sz w:val="28"/>
+          <w:szCs w:val="28"/>
+        </w:rPr>
+        <w:t xml:space="preserve">3.8 </w:t>
+      </w:r>
+      <w:r>
+        <w:rPr>
+          <w:sz w:val="28"/>
+          <w:szCs w:val="28"/>
+        </w:rPr>
+        <w:t>Сюжетная линия</w:t>
+      </w:r>
+      <w:bookmarkEnd w:id="18"/>
+    </w:p>
+    <w:p>
+      <w:pPr>
+        <w:spacing w:after="0" w:line="360" w:lineRule="auto"/>
+        <w:ind w:left="0" w:right="0" w:firstLine="709"/>
+        <w:rPr>
+          <w:szCs w:val="28"/>
+        </w:rPr>
+      </w:pPr>
+      <w:proofErr w:type="gramStart"/>
+      <w:r>
+        <w:rPr>
+          <w:szCs w:val="28"/>
+        </w:rPr>
+        <w:t>Агате</w:t>
+      </w:r>
+      <w:proofErr w:type="gramEnd"/>
+      <w:r>
+        <w:rPr>
+          <w:szCs w:val="28"/>
+        </w:rPr>
+        <w:t xml:space="preserve"> приходит письмо о смерти её бабушки </w:t>
+      </w:r>
+      <w:proofErr w:type="spellStart"/>
+      <w:r>
+        <w:rPr>
+          <w:szCs w:val="28"/>
+        </w:rPr>
+        <w:t>Сабрины</w:t>
+      </w:r>
+      <w:proofErr w:type="spellEnd"/>
+      <w:r>
+        <w:rPr>
+          <w:szCs w:val="28"/>
+        </w:rPr>
+        <w:t xml:space="preserve">, где сообщается о том, что она получает ее участок с домом в наследство. Для такой юной девушки это было честью занять место такой могущественной ведьмы как </w:t>
+      </w:r>
+      <w:proofErr w:type="spellStart"/>
+      <w:r>
+        <w:rPr>
+          <w:szCs w:val="28"/>
+        </w:rPr>
+        <w:t>Сабрина</w:t>
+      </w:r>
+      <w:proofErr w:type="spellEnd"/>
+      <w:r>
+        <w:rPr>
+          <w:szCs w:val="28"/>
+        </w:rPr>
+        <w:t>. Агата собирает вещи и отправляется в путь.</w:t>
+      </w:r>
+    </w:p>
+    <w:p>
+      <w:pPr>
+        <w:spacing w:after="0" w:line="360" w:lineRule="auto"/>
+        <w:ind w:left="0" w:right="0" w:firstLine="709"/>
+        <w:rPr>
+          <w:szCs w:val="28"/>
+        </w:rPr>
+      </w:pPr>
+      <w:r>
+        <w:rPr>
+          <w:szCs w:val="28"/>
+        </w:rPr>
+        <w:t xml:space="preserve">На месте она обнаруживает небольшой, но уютный старенький </w:t>
+      </w:r>
+      <w:proofErr w:type="gramStart"/>
+      <w:r>
+        <w:rPr>
+          <w:szCs w:val="28"/>
+        </w:rPr>
+        <w:t>домишко</w:t>
+      </w:r>
+      <w:proofErr w:type="gramEnd"/>
+      <w:r>
+        <w:rPr>
+          <w:szCs w:val="28"/>
+        </w:rPr>
+        <w:t xml:space="preserve">. Но за время, пока он пустовал, все успело покрыться пылью, а некоторые двери заперты. Огород вообще полностью зарос. Курятник пуст. </w:t>
+      </w:r>
+      <w:r>
+        <w:rPr>
+          <w:szCs w:val="28"/>
+        </w:rPr>
+        <w:lastRenderedPageBreak/>
+        <w:t>Природа словно тоже горевала и скорбела, перестав чувствовать силу ведьмы.</w:t>
+      </w:r>
+    </w:p>
+    <w:p>
+      <w:pPr>
+        <w:spacing w:after="0" w:line="360" w:lineRule="auto"/>
+        <w:ind w:left="0" w:right="0" w:firstLine="709"/>
+        <w:rPr>
+          <w:szCs w:val="28"/>
+        </w:rPr>
+      </w:pPr>
+      <w:r>
+        <w:rPr>
+          <w:szCs w:val="28"/>
+        </w:rPr>
+        <w:t>Главная героиня пытается обустроиться: раскладывает свои вещи в спальне, прибирает дом и подметает дорожки в саду. Потом она обнаружила заросшие грядки и с большим трудом освободила одну от сорняков.</w:t>
+      </w:r>
+    </w:p>
+    <w:p>
+      <w:pPr>
+        <w:spacing w:after="0" w:line="360" w:lineRule="auto"/>
+        <w:ind w:left="0" w:right="0" w:firstLine="709"/>
+        <w:rPr>
+          <w:szCs w:val="28"/>
+        </w:rPr>
+      </w:pPr>
+      <w:r>
+        <w:rPr>
+          <w:szCs w:val="28"/>
+        </w:rPr>
+        <w:t>Вечером пришли они, ковен ведьм. Услышав о приезде Агаты, они поспешили ее навестить, но не чтобы показать свое гостеприимство. Ведьмы всем своим видом показывали враждебность и заявили, что не признают Агату ведьмой. По их мнению, она была слишком слаба и ничего толком не умела.</w:t>
+      </w:r>
+    </w:p>
+    <w:p>
+      <w:pPr>
+        <w:spacing w:after="0" w:line="360" w:lineRule="auto"/>
+        <w:ind w:left="0" w:right="0" w:firstLine="709"/>
+        <w:rPr>
+          <w:szCs w:val="28"/>
+        </w:rPr>
+      </w:pPr>
+      <w:r>
+        <w:rPr>
+          <w:szCs w:val="28"/>
+        </w:rPr>
+        <w:t xml:space="preserve">Агата расстроилась, но наполнилась решимостью доказать, что она действительно </w:t>
+      </w:r>
+      <w:proofErr w:type="gramStart"/>
+      <w:r>
+        <w:rPr>
+          <w:szCs w:val="28"/>
+        </w:rPr>
+        <w:t>достойна</w:t>
+      </w:r>
+      <w:proofErr w:type="gramEnd"/>
+      <w:r>
+        <w:rPr>
+          <w:szCs w:val="28"/>
+        </w:rPr>
+        <w:t xml:space="preserve"> зваться ведьмой. После этого она начинает приводить хозяйство бабушки в порядок: убирать дом, разбирать вещи, ухаживать за садом. А также, для того, чтобы продолжать дело </w:t>
+      </w:r>
+      <w:proofErr w:type="spellStart"/>
+      <w:r>
+        <w:rPr>
+          <w:szCs w:val="28"/>
+        </w:rPr>
+        <w:t>Сабрины</w:t>
+      </w:r>
+      <w:proofErr w:type="spellEnd"/>
+      <w:r>
+        <w:rPr>
+          <w:szCs w:val="28"/>
+        </w:rPr>
+        <w:t xml:space="preserve"> и заодно создать себе репутацию, она начинает продавать плоды своего труда и помогать местным.</w:t>
+      </w:r>
+    </w:p>
+    <w:p>
+      <w:pPr>
+        <w:spacing w:after="0" w:line="360" w:lineRule="auto"/>
+        <w:ind w:left="0" w:right="0" w:firstLine="709"/>
+        <w:rPr>
+          <w:szCs w:val="28"/>
+        </w:rPr>
+      </w:pPr>
+      <w:r>
+        <w:rPr>
+          <w:szCs w:val="28"/>
+        </w:rPr>
+        <w:t xml:space="preserve">Жизнь начинает стабилизироваться. Агата выращивает растения, сушит травы, ходит в деревню на рынок. Потом ингредиентов начало не хватать и пришлось </w:t>
+      </w:r>
+      <w:proofErr w:type="gramStart"/>
+      <w:r>
+        <w:rPr>
+          <w:szCs w:val="28"/>
+        </w:rPr>
+        <w:t>отправится</w:t>
+      </w:r>
+      <w:proofErr w:type="gramEnd"/>
+      <w:r>
+        <w:rPr>
+          <w:szCs w:val="28"/>
+        </w:rPr>
+        <w:t xml:space="preserve"> в лес. Исследуя поляны и собирая травы, Агата заходит глубоко в чащу и оказывается на болоте. Темная трясина и так выглядит</w:t>
+      </w:r>
+      <w:r>
+        <w:rPr>
+          <w:szCs w:val="28"/>
+        </w:rPr>
+        <w:t xml:space="preserve"> угрожающе, но ведьма замечает Г</w:t>
+      </w:r>
+      <w:r>
+        <w:rPr>
+          <w:szCs w:val="28"/>
+        </w:rPr>
+        <w:t>ниль</w:t>
+      </w:r>
+      <w:r>
+        <w:rPr>
+          <w:szCs w:val="28"/>
+        </w:rPr>
+        <w:t xml:space="preserve">, расползающуюся от болота и </w:t>
+      </w:r>
+      <w:r>
+        <w:rPr>
+          <w:szCs w:val="28"/>
+        </w:rPr>
+        <w:t>покрыв</w:t>
+      </w:r>
+      <w:r>
+        <w:rPr>
+          <w:szCs w:val="28"/>
+        </w:rPr>
+        <w:t>ающую</w:t>
+      </w:r>
+      <w:r>
+        <w:rPr>
+          <w:szCs w:val="28"/>
+        </w:rPr>
+        <w:t xml:space="preserve"> ближайшие стволы деревьев. Когда аура сильной ведьмы пропал</w:t>
+      </w:r>
+      <w:r>
+        <w:rPr>
+          <w:szCs w:val="28"/>
+        </w:rPr>
+        <w:t>а</w:t>
+      </w:r>
+      <w:r>
+        <w:rPr>
+          <w:szCs w:val="28"/>
+        </w:rPr>
+        <w:t xml:space="preserve"> из глубины леса полезло зло, которое до того скрывалось в недрах.</w:t>
+      </w:r>
+    </w:p>
+    <w:p>
+      <w:pPr>
+        <w:spacing w:after="0" w:line="360" w:lineRule="auto"/>
+        <w:ind w:left="0" w:right="0" w:firstLine="709"/>
+        <w:rPr>
+          <w:szCs w:val="28"/>
+        </w:rPr>
+      </w:pPr>
+      <w:r>
+        <w:rPr>
+          <w:szCs w:val="28"/>
+        </w:rPr>
+        <w:t xml:space="preserve">Теперь </w:t>
+      </w:r>
+      <w:proofErr w:type="gramStart"/>
+      <w:r>
+        <w:rPr>
+          <w:szCs w:val="28"/>
+        </w:rPr>
+        <w:t>на</w:t>
+      </w:r>
+      <w:proofErr w:type="gramEnd"/>
+      <w:r>
+        <w:rPr>
           <w:szCs w:val="28"/>
         </w:rPr>
         <w:t xml:space="preserve"> </w:t>
       </w:r>
-      <w:r>
-        <w:rPr>
-          <w:b/>
-          <w:szCs w:val="28"/>
-        </w:rPr>
-        <w:t>Сюжетная линия</w:t>
+      <w:proofErr w:type="gramStart"/>
+      <w:r>
+        <w:rPr>
+          <w:szCs w:val="28"/>
+        </w:rPr>
+        <w:t>Агату</w:t>
+      </w:r>
+      <w:proofErr w:type="gramEnd"/>
+      <w:r>
+        <w:rPr>
+          <w:szCs w:val="28"/>
+        </w:rPr>
+        <w:t xml:space="preserve"> упала еще одна обязанность – ходить на рассвете в лес и прогонять гниль обратно в болото. Для этого необходимо проводить ритуалы. Но не всегда это будет просто, ведь вместе с гнилью активизировались лесные духи. Обычно они живут тихо и никого не трогают, но зло</w:t>
+      </w:r>
+      <w:r>
+        <w:rPr>
+          <w:szCs w:val="28"/>
+        </w:rPr>
+        <w:t xml:space="preserve"> отправляет их изнутри. Иногда Г</w:t>
+      </w:r>
+      <w:r>
+        <w:rPr>
+          <w:szCs w:val="28"/>
+        </w:rPr>
+        <w:t>ниль будет уходить дальше и будут нужны боле сильные ритуалы.</w:t>
       </w:r>
     </w:p>
     <w:p>
       <w:pPr>
         <w:spacing w:after="0" w:line="360" w:lineRule="auto"/>
         <w:ind w:left="0" w:right="0" w:firstLine="709"/>
-        <w:rPr>
-          <w:szCs w:val="28"/>
-        </w:rPr>
-      </w:pPr>
-      <w:proofErr w:type="gramStart"/>
-      <w:r>
-        <w:rPr>
-          <w:szCs w:val="28"/>
-        </w:rPr>
-        <w:t>Агате</w:t>
-      </w:r>
-      <w:proofErr w:type="gramEnd"/>
-      <w:r>
-        <w:rPr>
-          <w:szCs w:val="28"/>
-        </w:rPr>
-        <w:t xml:space="preserve"> приходит письмо о смерти её бабушки </w:t>
+      </w:pPr>
+      <w:r>
+        <w:rPr>
+          <w:szCs w:val="28"/>
+        </w:rPr>
+        <w:lastRenderedPageBreak/>
+        <w:t xml:space="preserve">Агата находит ключ от чердака и находит там стол для создания магических вещей, а среди полок старый дневник. Это дневник </w:t>
       </w:r>
       <w:proofErr w:type="spellStart"/>
       <w:r>
@@ -11391,66 +13629,39 @@
         <w:rPr>
           <w:szCs w:val="28"/>
         </w:rPr>
-        <w:t xml:space="preserve">, где сообщается о том, что она получает ее участок с домом в наследство. Для такой юной девушки это было честью занять место такой могущественной ведьмы как </w:t>
+        <w:t>, из которого девушка узнает происхождение Гнили.</w:t>
+      </w:r>
+      <w:r>
+        <w:t xml:space="preserve"> </w:t>
+      </w:r>
+      <w:r>
+        <w:t xml:space="preserve">Гниль — это следствие давнего ритуала </w:t>
       </w:r>
       <w:proofErr w:type="spellStart"/>
       <w:r>
-        <w:rPr>
-          <w:szCs w:val="28"/>
-        </w:rPr>
-        <w:t>Сабрина</w:t>
+        <w:t>Сабрины</w:t>
       </w:r>
       <w:proofErr w:type="spellEnd"/>
       <w:r>
-        <w:rPr>
-          <w:szCs w:val="28"/>
-        </w:rPr>
-        <w:t>. Агата собирает вещи и отправляется в путь.</w:t>
+        <w:t>, который пошел не по плану.</w:t>
       </w:r>
     </w:p>
     <w:p>
       <w:pPr>
         <w:spacing w:after="0" w:line="360" w:lineRule="auto"/>
         <w:ind w:left="0" w:right="0" w:firstLine="709"/>
-        <w:rPr>
-          <w:szCs w:val="28"/>
-        </w:rPr>
-      </w:pPr>
-      <w:r>
-        <w:rPr>
-          <w:szCs w:val="28"/>
-        </w:rPr>
-        <w:t xml:space="preserve">На месте она обнаруживает небольшой, но уютный старенький </w:t>
-      </w:r>
-      <w:proofErr w:type="gramStart"/>
-      <w:r>
-        <w:rPr>
-          <w:szCs w:val="28"/>
-        </w:rPr>
-        <w:t>домишко</w:t>
-      </w:r>
-      <w:proofErr w:type="gramEnd"/>
-      <w:r>
-        <w:rPr>
-          <w:szCs w:val="28"/>
-        </w:rPr>
-        <w:t>. Но за время, пока он пустовал, все успело покрыться пылью, а некоторые двери заперты. Огород вообще полностью зарос. Курятник пуст. Природа словно тоже горевала и скорбела, перестав чувствовать силу ведьмы.</w:t>
+      </w:pPr>
+      <w:r>
+        <w:t>Агата продолжает обучаться колдовскому ремеслу, и ковен замечает её успехи. Чтобы проверить юную ведьму, они просят её выполнять их задания и готовить крайне сложные зелья.</w:t>
       </w:r>
     </w:p>
     <w:p>
       <w:pPr>
         <w:spacing w:after="0" w:line="360" w:lineRule="auto"/>
         <w:ind w:left="0" w:right="0" w:firstLine="709"/>
-        <w:rPr>
-          <w:szCs w:val="28"/>
-        </w:rPr>
-      </w:pPr>
-      <w:r>
-        <w:rPr>
-          <w:szCs w:val="28"/>
-        </w:rPr>
-        <w:lastRenderedPageBreak/>
-        <w:t>Главная героиня пытается обустроиться: раскладывает свои вещи в спальне, прибирает дом и подметает дорожки в саду. Потом она обнаружила заросшие грядки и с большим трудом освободила одну от сорняков.</w:t>
+      </w:pPr>
+      <w:r>
+        <w:t>В зависимости от того, как игрок справляется со своими обязанностями, возможны три концовки.</w:t>
       </w:r>
     </w:p>
     <w:p>
@@ -11465,7 +13676,7 @@
         <w:rPr>
           <w:szCs w:val="28"/>
         </w:rPr>
-        <w:t>Вечером пришли они, ковен ведьм. Услышав о приезде Агаты, они поспешили ее навестить, но не чтобы показать свое гостеприимство. Ведьмы всем своим видом показывали враждебность и заявили, что не признают Агату ведьмой. По их мнению, она была слишком слаба и ничего толком не умела.</w:t>
+        <w:t>В первой Гниль побеждает. Если игрок не будет проводить ритуалы вовремя, то Гниль поглотит все лесные поляны, а затем распространиться дальше. Ковен ведьм возьмет всё в свои руки, а Агата будет изгнана с позором. Это плохая концовка.</w:t>
       </w:r>
     </w:p>
     <w:p>
@@ -11480,35 +13691,7 @@
         <w:rPr>
           <w:szCs w:val="28"/>
         </w:rPr>
-        <w:t xml:space="preserve">Агата расстроилась, но наполнилась решимостью доказать, что она действительно </w:t>
-      </w:r>
-      <w:proofErr w:type="gramStart"/>
-      <w:r>
-        <w:rPr>
-          <w:szCs w:val="28"/>
-        </w:rPr>
-        <w:t>достойна</w:t>
-      </w:r>
-      <w:proofErr w:type="gramEnd"/>
-      <w:r>
-        <w:rPr>
-          <w:szCs w:val="28"/>
-        </w:rPr>
-        <w:t xml:space="preserve"> зваться ведьмой. После этого она начинает приводить хозяйство бабушки в порядок: убирать дом, разбирать вещи, ухаживать за садом. А также, для того, чтобы продолжать дело </w:t>
-      </w:r>
-      <w:proofErr w:type="spellStart"/>
-      <w:r>
-        <w:rPr>
-          <w:szCs w:val="28"/>
-        </w:rPr>
-        <w:t>Сабрины</w:t>
-      </w:r>
-      <w:proofErr w:type="spellEnd"/>
-      <w:r>
-        <w:rPr>
-          <w:szCs w:val="28"/>
-        </w:rPr>
-        <w:t xml:space="preserve"> и заодно создать себе репутацию, она начинает продавать плоды своего труда и помогать местным.</w:t>
+        <w:t>Вторая является обычной. Если игрок добросовестно помогал жителям и защищал лес, то в конце Агата находит заклинание для изгнания Гнили и проводит последний ритуал. Теперь её уважают в деревне. Ковен не признал её до конца, но Агата рада просто быть полезной людям.</w:t>
       </w:r>
     </w:p>
     <w:p>
@@ -11523,69 +13706,7 @@
         <w:rPr>
           <w:szCs w:val="28"/>
         </w:rPr>
-        <w:t xml:space="preserve">Жизнь начинает стабилизироваться. Агата выращивает растения, сушит травы, ходит в деревню на рынок. Потом ингредиентов начало не хватать и пришлось </w:t>
-      </w:r>
-      <w:proofErr w:type="gramStart"/>
-      <w:r>
-        <w:rPr>
-          <w:szCs w:val="28"/>
-        </w:rPr>
-        <w:t>отправится</w:t>
-      </w:r>
-      <w:proofErr w:type="gramEnd"/>
-      <w:r>
-        <w:rPr>
-          <w:szCs w:val="28"/>
-        </w:rPr>
-        <w:t xml:space="preserve"> в лес. Исследуя поляны и собирая травы, Агата заходит глубоко в чащу и оказывается на болоте. Темная трясина и так выглядит</w:t>
-      </w:r>
-      <w:r>
-        <w:rPr>
-          <w:szCs w:val="28"/>
-        </w:rPr>
-        <w:t xml:space="preserve"> угрожающе, но ведьма замечает Г</w:t>
-      </w:r>
-      <w:r>
-        <w:rPr>
-          <w:szCs w:val="28"/>
-        </w:rPr>
-        <w:t>ниль</w:t>
-      </w:r>
-      <w:r>
-        <w:rPr>
-          <w:szCs w:val="28"/>
-        </w:rPr>
-        <w:t xml:space="preserve">, расползающуюся от болота и </w:t>
-      </w:r>
-      <w:r>
-        <w:rPr>
-          <w:szCs w:val="28"/>
-        </w:rPr>
-        <w:t>покрыв</w:t>
-      </w:r>
-      <w:r>
-        <w:rPr>
-          <w:szCs w:val="28"/>
-        </w:rPr>
-        <w:t>ающую</w:t>
-      </w:r>
-      <w:r>
-        <w:rPr>
-          <w:szCs w:val="28"/>
-        </w:rPr>
-        <w:t xml:space="preserve"> ближайшие стволы деревьев. Когда аура сильной ведьмы пропал</w:t>
-      </w:r>
-      <w:r>
-        <w:rPr>
-          <w:szCs w:val="28"/>
-        </w:rPr>
-        <w:t>а</w:t>
-      </w:r>
-      <w:r>
-        <w:rPr>
-          <w:szCs w:val="28"/>
-        </w:rPr>
-        <w:t xml:space="preserve"> из глубины леса полезло зло, которое до того скрывалось в недрах.</w:t>
+        <w:t>Третья концовка – хорошая. Её можно получить при выполнении всех заданий ковена. Агата точно также изгоняет Гниль, но другие ведьмы признают её и торжественно пускают её в свои ряды на шабаше.</w:t>
       </w:r>
     </w:p>
     <w:p>
@@ -11596,192 +13717,33 @@
           <w:szCs w:val="28"/>
         </w:rPr>
       </w:pPr>
-      <w:r>
-        <w:rPr>
-          <w:szCs w:val="28"/>
-        </w:rPr>
-        <w:t xml:space="preserve">Теперь </w:t>
-      </w:r>
-      <w:proofErr w:type="gramStart"/>
-      <w:r>
-        <w:rPr>
-          <w:szCs w:val="28"/>
-        </w:rPr>
-        <w:t>на</w:t>
-      </w:r>
-      <w:proofErr w:type="gramEnd"/>
-      <w:r>
-        <w:rPr>
+    </w:p>
+    <w:p>
+      <w:pPr>
+        <w:pStyle w:val="2"/>
+        <w:spacing w:before="0" w:beforeAutospacing="0" w:after="0" w:afterAutospacing="0" w:line="360" w:lineRule="auto"/>
+        <w:ind w:firstLine="709"/>
+        <w:jc w:val="both"/>
+        <w:rPr>
+          <w:sz w:val="28"/>
+          <w:szCs w:val="28"/>
+        </w:rPr>
+      </w:pPr>
+      <w:bookmarkStart w:id="19" w:name="_Toc228278543"/>
+      <w:r>
+        <w:rPr>
+          <w:sz w:val="28"/>
+          <w:szCs w:val="28"/>
+        </w:rPr>
+        <w:t>3.9 Эмоции и темы</w:t>
+      </w:r>
+      <w:bookmarkEnd w:id="19"/>
+      <w:r>
+        <w:rPr>
+          <w:sz w:val="28"/>
           <w:szCs w:val="28"/>
         </w:rPr>
         <w:t xml:space="preserve"> </w:t>
-      </w:r>
-      <w:proofErr w:type="gramStart"/>
-      <w:r>
-        <w:rPr>
-          <w:szCs w:val="28"/>
-        </w:rPr>
-        <w:t>Агату</w:t>
-      </w:r>
-      <w:proofErr w:type="gramEnd"/>
-      <w:r>
-        <w:rPr>
-          <w:szCs w:val="28"/>
-        </w:rPr>
-        <w:t xml:space="preserve"> упала еще одна обязанность – ходить на рассвете в лес и прогонять гниль обратно в болото. Для этого необходимо проводить ритуалы. Но не всегда это будет просто, ведь вместе с гнилью активизировались лесные духи. Обычно они живут тихо и никого не трогают, но зло</w:t>
-      </w:r>
-      <w:r>
-        <w:rPr>
-          <w:szCs w:val="28"/>
-        </w:rPr>
-        <w:t xml:space="preserve"> отправляет их изнутри. Иногда Г</w:t>
-      </w:r>
-      <w:r>
-        <w:rPr>
-          <w:szCs w:val="28"/>
-        </w:rPr>
-        <w:t>ниль будет уходить дальше и будут нужны боле сильные ритуалы.</w:t>
-      </w:r>
-    </w:p>
-    <w:p>
-      <w:pPr>
-        <w:spacing w:after="0" w:line="360" w:lineRule="auto"/>
-        <w:ind w:left="0" w:right="0" w:firstLine="709"/>
-      </w:pPr>
-      <w:r>
-        <w:rPr>
-          <w:szCs w:val="28"/>
-        </w:rPr>
-        <w:t xml:space="preserve">Агата находит ключ от чердака и находит там стол для создания магических вещей, а среди полок старый дневник. Это дневник </w:t>
-      </w:r>
-      <w:proofErr w:type="spellStart"/>
-      <w:r>
-        <w:rPr>
-          <w:szCs w:val="28"/>
-        </w:rPr>
-        <w:t>Сабрины</w:t>
-      </w:r>
-      <w:proofErr w:type="spellEnd"/>
-      <w:r>
-        <w:rPr>
-          <w:szCs w:val="28"/>
-        </w:rPr>
-        <w:t xml:space="preserve">, из </w:t>
-      </w:r>
-      <w:r>
-        <w:rPr>
-          <w:szCs w:val="28"/>
-        </w:rPr>
-        <w:lastRenderedPageBreak/>
-        <w:t>которого девушка узнает происхождение Гнили.</w:t>
-      </w:r>
-      <w:r>
-        <w:t xml:space="preserve"> </w:t>
-      </w:r>
-      <w:r>
-        <w:t xml:space="preserve">Гниль — это следствие давнего ритуала </w:t>
-      </w:r>
-      <w:proofErr w:type="spellStart"/>
-      <w:r>
-        <w:t>Сабрины</w:t>
-      </w:r>
-      <w:proofErr w:type="spellEnd"/>
-      <w:r>
-        <w:t>, который пошел не по плану.</w:t>
-      </w:r>
-    </w:p>
-    <w:p>
-      <w:pPr>
-        <w:spacing w:after="0" w:line="360" w:lineRule="auto"/>
-        <w:ind w:left="0" w:right="0" w:firstLine="709"/>
-      </w:pPr>
-      <w:r>
-        <w:t>Агата продолжает обучаться колдовскому ремеслу, и ковен замечает её успехи. Чтобы проверить юную ведьму, они просят её выполнять их задания и готовить крайне сложные зелья.</w:t>
-      </w:r>
-    </w:p>
-    <w:p>
-      <w:pPr>
-        <w:spacing w:after="0" w:line="360" w:lineRule="auto"/>
-        <w:ind w:left="0" w:right="0" w:firstLine="709"/>
-      </w:pPr>
-      <w:r>
-        <w:t>В зависимости от того, как игрок справляется со своими обязанностями, возможны три концовки.</w:t>
-      </w:r>
-    </w:p>
-    <w:p>
-      <w:pPr>
-        <w:spacing w:after="0" w:line="360" w:lineRule="auto"/>
-        <w:ind w:left="0" w:right="0" w:firstLine="709"/>
-        <w:rPr>
-          <w:szCs w:val="28"/>
-        </w:rPr>
-      </w:pPr>
-      <w:r>
-        <w:rPr>
-          <w:szCs w:val="28"/>
-        </w:rPr>
-        <w:t>В первой Гниль побеждает. Если игрок не будет проводить ритуалы вовремя, то Гниль поглотит все лесные поляны, а затем распространиться дальше. Ковен ведьм возьмет всё в свои руки, а Агата будет изгнана с позором. Это плохая концовка.</w:t>
-      </w:r>
-    </w:p>
-    <w:p>
-      <w:pPr>
-        <w:spacing w:after="0" w:line="360" w:lineRule="auto"/>
-        <w:ind w:left="0" w:right="0" w:firstLine="709"/>
-        <w:rPr>
-          <w:szCs w:val="28"/>
-        </w:rPr>
-      </w:pPr>
-      <w:r>
-        <w:rPr>
-          <w:szCs w:val="28"/>
-        </w:rPr>
-        <w:t>Вторая является обычной. Если игрок добросовестно помогал жителям и защищал лес, то в конце Агата находит заклинание для изгнания Гнили и проводит последний ритуал. Теперь её уважают в деревне. Ковен не признал её до конца, но Агата рада просто быть полезной людям.</w:t>
-      </w:r>
-    </w:p>
-    <w:p>
-      <w:pPr>
-        <w:spacing w:after="0" w:line="360" w:lineRule="auto"/>
-        <w:ind w:left="0" w:right="0" w:firstLine="709"/>
-        <w:rPr>
-          <w:szCs w:val="28"/>
-        </w:rPr>
-      </w:pPr>
-      <w:r>
-        <w:rPr>
-          <w:szCs w:val="28"/>
-        </w:rPr>
-        <w:t xml:space="preserve">Третья концовка – хорошая. Её можно получить при выполнении всех заданий </w:t>
-      </w:r>
-      <w:proofErr w:type="spellStart"/>
-      <w:r>
-        <w:rPr>
-          <w:szCs w:val="28"/>
-        </w:rPr>
-        <w:t>ковена</w:t>
-      </w:r>
-      <w:proofErr w:type="spellEnd"/>
-      <w:r>
-        <w:rPr>
-          <w:szCs w:val="28"/>
-        </w:rPr>
-        <w:t>. Агата точно также изгоняет Гниль, но другие ведьмы признают её и торжественно пускают её в свои ряды на шабаше.</w:t>
-      </w:r>
-    </w:p>
-    <w:p>
-      <w:pPr>
-        <w:spacing w:after="0" w:line="360" w:lineRule="auto"/>
-        <w:ind w:left="0" w:right="0" w:firstLine="709"/>
-        <w:rPr>
-          <w:b/>
-          <w:szCs w:val="28"/>
-        </w:rPr>
-      </w:pPr>
-      <w:r>
-        <w:rPr>
-          <w:b/>
-          <w:szCs w:val="28"/>
-        </w:rPr>
-        <w:t xml:space="preserve">3.9 Эмоции и темы </w:t>
       </w:r>
     </w:p>
     <w:p>
@@ -11808,15 +13770,11 @@
       </w:r>
       <w:proofErr w:type="spellEnd"/>
       <w:r>
-        <w:t xml:space="preserve"> — великой ведьмы, чьё имя произносят с трепетом. Жители деревни, а особенно ведьмы </w:t>
-      </w:r>
-      <w:proofErr w:type="spellStart"/>
-      <w:r>
-        <w:t>ковена</w:t>
-      </w:r>
-      <w:proofErr w:type="spellEnd"/>
-      <w:r>
-        <w:t>, то и дело сравнивают её с бабушкой, и эти сравнения почти всегда не в пользу Агаты. Игроку предстоит ответить на вопрос: можно ли быть достойным наследником великого предка, не копируя его путь, а находя свой собственный? И финалы игры отражают разные ответы на этот вопрос: вторая концовка — это принятие себя без внешнего признания, третья концовка — достижение признания через силу и заслуги.</w:t>
+        <w:t xml:space="preserve"> — великой ведьмы, чьё имя произносят с трепетом. Жители деревни, а особенно ведьмы ковена, то и дело сравнивают её с бабушкой, и эти сравнения почти всегда не в пользу Агаты. Игроку предстоит ответить на вопрос: можно ли быть достойным наследником великого предка, не копируя его путь, а находя свой собственный? И финалы игры отражают разные ответы на этот вопрос: </w:t>
+      </w:r>
+      <w:r>
+        <w:lastRenderedPageBreak/>
+        <w:t>вторая концовка — это принятие себя без внешнего признания, третья концовка — достижение признания через силу и заслуги.</w:t>
       </w:r>
     </w:p>
     <w:p>
@@ -11845,7 +13803,6 @@
       </w:r>
       <w:proofErr w:type="gramStart"/>
       <w:r>
-        <w:lastRenderedPageBreak/>
         <w:t>доказать</w:t>
       </w:r>
       <w:proofErr w:type="gramEnd"/>
@@ -11858,15 +13815,7 @@
       </w:r>
       <w:proofErr w:type="spellEnd"/>
       <w:r>
-        <w:t xml:space="preserve">, что она чего-то стоит. Однако по ходу игры игрок понимает, что внешнее признание — не главное. Гораздо важнее внутренняя уверенность, которая приходит через реальные дела: восстановленный сад, вылеченных жителей, спасённый от Гнили лес. Эта тема особенно остро звучит во второй концовке, где Агата так и не получает признания </w:t>
-      </w:r>
-      <w:proofErr w:type="spellStart"/>
-      <w:r>
-        <w:t>ковена</w:t>
-      </w:r>
-      <w:proofErr w:type="spellEnd"/>
-      <w:r>
-        <w:t xml:space="preserve">, но обретает покой в признании простых людей. Игра учит, что </w:t>
+        <w:t xml:space="preserve">, что она чего-то стоит. Однако по ходу игры игрок понимает, что внешнее признание — не главное. Гораздо важнее внутренняя уверенность, которая приходит через реальные дела: восстановленный сад, вылеченных жителей, спасённый от Гнили лес. Эта тема особенно остро звучит во второй концовке, где Агата так и не получает признания ковена, но обретает покой в признании простых людей. Игра учит, что </w:t>
       </w:r>
       <w:proofErr w:type="spellStart"/>
       <w:r>
@@ -11980,11 +13929,9 @@
       <w:r>
         <w:t>В течени</w:t>
       </w:r>
-      <w:proofErr w:type="gramStart"/>
-      <w:r>
-        <w:t>и</w:t>
-      </w:r>
-      <w:proofErr w:type="gramEnd"/>
+      <w:r>
+        <w:t>е</w:t>
+      </w:r>
       <w:r>
         <w:t xml:space="preserve"> игры игрок испытывает абсолютно разные эмоции.</w:t>
       </w:r>
@@ -11994,13 +13941,11 @@
         <w:spacing w:after="0" w:line="360" w:lineRule="auto"/>
         <w:ind w:left="0" w:right="0" w:firstLine="709"/>
       </w:pPr>
-      <w:proofErr w:type="gramStart"/>
-      <w:r>
-        <w:t>В начале</w:t>
-      </w:r>
-      <w:proofErr w:type="gramEnd"/>
-      <w:r>
-        <w:t xml:space="preserve"> это </w:t>
+      <w:r>
+        <w:t>В</w:t>
+      </w:r>
+      <w:r>
+        <w:t xml:space="preserve">начале это </w:t>
       </w:r>
       <w:r>
         <w:rPr>
@@ -12019,6 +13964,7 @@
         <w:ind w:left="0" w:right="0" w:firstLine="709"/>
       </w:pPr>
       <w:r>
+        <w:lastRenderedPageBreak/>
         <w:t xml:space="preserve">Но на смену уюту приходит </w:t>
       </w:r>
       <w:r>
@@ -12029,11 +13975,7 @@
         <w:t>тревога и напряжение</w:t>
       </w:r>
       <w:r>
-        <w:t xml:space="preserve">, когда Агата уходит в лес. Гниль расползается неумолимо, и если игрок пренебрегает ритуалами, знакомые поляны становятся опасными. Игра создаёт чувство давления: чем дальше, тем сложнее игнорировать угрозу. Шёпот, внезапно меняющаяся </w:t>
-      </w:r>
-      <w:r>
-        <w:lastRenderedPageBreak/>
-        <w:t>музыка, чёрные прожилки на стволах деревьев — всё это держит игрока в тонусе, не позволяя полностью расслабиться даже в уютной игре.</w:t>
+        <w:t>, когда Агата уходит в лес. Гниль расползается неумолимо, и если игрок пренебрегает ритуалами, знакомые поляны становятся опасными. Игра создаёт чувство давления: чем дальше, тем сложнее игнорировать угрозу. Шёпот, внезапно меняющаяся музыка, чёрные прожилки на стволах деревьев — всё это держит игрока в тонусе, не позволяя полностью расслабиться даже в уютной игре.</w:t>
       </w:r>
     </w:p>
     <w:p>
@@ -12049,7 +13991,13 @@
         <w:t>Гордость и удовлетворение</w:t>
       </w:r>
       <w:r>
-        <w:t xml:space="preserve"> приходят после успешно выполненного заказа, сложного ритуала. Игра постоянно вознаграждает игрока видимым прогрессом: вот появилась вторая грядка, вот куплена корова, вот открылась оранжерея. Каждое такое достижение — маленькая победа, которая подкрепляет желание продолжать.</w:t>
+        <w:t xml:space="preserve"> приходят после успешно выполненного заказа, сложного ритуала. Игра постоянно вознаграждает игрока видимым прогрессом: вот появилась вторая грядка, вот куплена корова, вот открылась оранжерея. Каждое такое достижение </w:t>
+      </w:r>
+      <w:r>
+        <w:t>-</w:t>
+      </w:r>
+      <w:r>
+        <w:t xml:space="preserve"> маленькая победа, которая подкрепляет желание продолжать.</w:t>
       </w:r>
     </w:p>
     <w:p>
@@ -12065,16 +14013,19 @@
         <w:t>Грусть и ностальгия</w:t>
       </w:r>
       <w:r>
-        <w:t xml:space="preserve"> пронизывают всю игру, потому что Агата постоянно сталкивается с памятью о бабушке. Найденные записки, старые фотографии на чердаке, бабушкино кресло у камина — всё это вызывает лёгкую печаль, но не переходит в депрессивную меланхолию. Игрок должен почувствовать, что утрата есть, но жизнь продолжается, и новый сад, который Агата сажает на месте старого, — это и есть лучшая память.</w:t>
+        <w:t xml:space="preserve"> пронизывают всю игру, потому что Агата постоянно сталкивается с памятью о бабушке. Найденные записки, старые фотографии на чердаке, бабушкино кресло у камина — всё это вызывает лёгкую печаль, но не переходит в депрессивную меланхолию. Игрок должен почувствовать, что утрата есть, но жизнь продолжается, и новый сад, который Агата сажает на месте старого </w:t>
+      </w:r>
+      <w:r>
+        <w:t>-</w:t>
+      </w:r>
+      <w:r>
+        <w:t xml:space="preserve"> это и есть лучшая память.</w:t>
       </w:r>
     </w:p>
     <w:p>
       <w:pPr>
         <w:spacing w:after="0" w:line="360" w:lineRule="auto"/>
         <w:ind w:left="0" w:right="0" w:firstLine="709"/>
-        <w:rPr>
-          <w:szCs w:val="28"/>
-        </w:rPr>
       </w:pPr>
       <w:r>
         <w:t>Таким образом, «</w:t>
@@ -12101,24 +14052,37 @@
         <w:spacing w:after="0" w:line="360" w:lineRule="auto"/>
         <w:ind w:left="0" w:right="0" w:firstLine="709"/>
         <w:rPr>
-          <w:b/>
-          <w:szCs w:val="28"/>
-        </w:rPr>
-      </w:pPr>
-      <w:r>
-        <w:rPr>
-          <w:b/>
+          <w:szCs w:val="28"/>
+        </w:rPr>
+      </w:pPr>
+    </w:p>
+    <w:p>
+      <w:pPr>
+        <w:pStyle w:val="2"/>
+        <w:spacing w:before="0" w:beforeAutospacing="0" w:after="0" w:afterAutospacing="0" w:line="360" w:lineRule="auto"/>
+        <w:ind w:firstLine="709"/>
+        <w:jc w:val="both"/>
+        <w:rPr>
+          <w:sz w:val="28"/>
+          <w:szCs w:val="28"/>
+        </w:rPr>
+      </w:pPr>
+      <w:bookmarkStart w:id="20" w:name="_Toc228278544"/>
+      <w:r>
+        <w:rPr>
+          <w:sz w:val="28"/>
           <w:szCs w:val="28"/>
         </w:rPr>
         <w:t>3.10</w:t>
       </w:r>
       <w:r>
         <w:rPr>
-          <w:b/>
+          <w:sz w:val="28"/>
           <w:szCs w:val="28"/>
         </w:rPr>
         <w:t xml:space="preserve"> Донесение повествования до игрока</w:t>
       </w:r>
+      <w:bookmarkEnd w:id="20"/>
     </w:p>
     <w:p>
       <w:pPr>
@@ -12159,73 +14123,1158 @@
         <w:ind w:left="0" w:right="0" w:firstLine="709"/>
       </w:pPr>
       <w:r>
-        <w:t xml:space="preserve">Основной упор сделан на диалоговую систему, так как именно через общение с жителями деревни, ведьмами </w:t>
+        <w:t xml:space="preserve">Основной упор сделан на диалоговую систему, так как именно через общение с жителями деревни, ведьмами ковена и другими NPC раскрывается </w:t>
+      </w:r>
+      <w:r>
+        <w:lastRenderedPageBreak/>
+        <w:t xml:space="preserve">как сюжет, так и характер главной героини. Диалоги реализованы в формате, характерном для визуальных новелл: в нижней части экрана появляется прямоугольное поле с текстом, слева отображается портрет говорящего NPC, а задний фон затемняется, чтобы сфокусировать внимание игрока на разговоре. Такой подход позволяет передать эмоции персонажей (через мимику на портретах и интонации в тексте) и создаёт эффект присутствия, не отрывая игрока от </w:t>
       </w:r>
       <w:proofErr w:type="spellStart"/>
       <w:r>
-        <w:t>ковена</w:t>
+        <w:t>геймплея</w:t>
       </w:r>
       <w:proofErr w:type="spellEnd"/>
       <w:r>
-        <w:t xml:space="preserve"> и другими NPC раскрывается как сюжет, так и характер главной героини. Диалоги реализованы в формате, характерном для визуальных новелл: в нижней части экрана появляется прямоугольное поле с текстом, слева отображается портрет говорящего NPC, а задний фон затемняется, чтобы сфокусировать внимание игрока на разговоре. Такой подход позволяет передать эмоции персонажей (через </w:t>
-      </w:r>
-      <w:r>
+        <w:t>.</w:t>
+      </w:r>
+    </w:p>
+    <w:p>
+      <w:pPr>
+        <w:spacing w:after="0" w:line="360" w:lineRule="auto"/>
+        <w:ind w:left="0" w:right="0" w:firstLine="709"/>
+      </w:pPr>
+      <w:proofErr w:type="gramStart"/>
+      <w:r>
+        <w:t>Кат-сцены</w:t>
+      </w:r>
+      <w:proofErr w:type="gramEnd"/>
+      <w:r>
+        <w:t xml:space="preserve"> используются только в ключевые моменты сюжета и выполнены в той же визуальной стилистике, что и основной геймплей. Это сцены прибытия Агаты в дом бабушки, первого визита ковена ведьм, обнаружения Гнили в лесу, кульминационного прорыва Гнили к дому и, конечно, финальные сцены всех трёх концовок. </w:t>
+      </w:r>
+      <w:proofErr w:type="gramStart"/>
+      <w:r>
+        <w:t>Кат-сцены</w:t>
+      </w:r>
+      <w:proofErr w:type="gramEnd"/>
+      <w:r>
+        <w:t xml:space="preserve"> </w:t>
+      </w:r>
+      <w:proofErr w:type="spellStart"/>
+      <w:r>
+        <w:t>неинтерактивны</w:t>
+      </w:r>
+      <w:proofErr w:type="spellEnd"/>
+      <w:r>
+        <w:t xml:space="preserve"> и длятся от тридцати секунд до полутора минут.</w:t>
+      </w:r>
+    </w:p>
+    <w:p>
+      <w:pPr>
+        <w:spacing w:after="0" w:line="360" w:lineRule="auto"/>
+        <w:ind w:left="0" w:right="0" w:firstLine="709"/>
+      </w:pPr>
+      <w:r>
+        <w:t>Повествование через окружающую среду — один из важнейших инструментов раскрытия лора игры. В доме, а также в деревне разбросаны записки, дневники, письма и потрёпанные книги. Игрок может читать эти тексты в любой момент, и они автоматически добавляют новую информацию в ведьмовскую книгу (рецепты, заклинания, сведения о персонажах).</w:t>
+      </w:r>
+    </w:p>
+    <w:p>
+      <w:pPr>
+        <w:spacing w:after="0" w:line="360" w:lineRule="auto"/>
+        <w:ind w:left="0" w:right="0" w:firstLine="709"/>
+      </w:pPr>
+      <w:r>
+        <w:t>Внутренние монологи Агаты активируются при осмотре определённых объектов — например, потрёпанной книги на полке, старого кресла у камина или засохшего куста в саду. Текст монолога появляется в нижней части экрана на несколько секунд. Эти монологи также могут служить подсказками.</w:t>
+      </w:r>
+    </w:p>
+    <w:p>
+      <w:pPr>
+        <w:spacing w:after="0" w:line="360" w:lineRule="auto"/>
+        <w:ind w:left="0" w:right="0" w:firstLine="709"/>
+      </w:pPr>
+    </w:p>
+    <w:p>
+      <w:pPr>
+        <w:pStyle w:val="2"/>
+        <w:spacing w:before="0" w:beforeAutospacing="0" w:after="0" w:afterAutospacing="0" w:line="360" w:lineRule="auto"/>
+        <w:ind w:firstLine="709"/>
+        <w:jc w:val="both"/>
+        <w:rPr>
+          <w:sz w:val="28"/>
+          <w:szCs w:val="28"/>
+        </w:rPr>
+      </w:pPr>
+      <w:bookmarkStart w:id="21" w:name="_Toc228278545"/>
+      <w:r>
+        <w:rPr>
+          <w:sz w:val="28"/>
+          <w:szCs w:val="28"/>
+        </w:rPr>
+        <w:t>3.11 Мир игры</w:t>
+      </w:r>
+      <w:bookmarkEnd w:id="21"/>
+    </w:p>
+    <w:p>
+      <w:pPr>
+        <w:spacing w:after="0" w:line="360" w:lineRule="auto"/>
+        <w:ind w:left="0" w:right="0" w:firstLine="709"/>
+        <w:rPr>
+          <w:szCs w:val="28"/>
+        </w:rPr>
+      </w:pPr>
+      <w:r>
+        <w:rPr>
+          <w:szCs w:val="28"/>
+        </w:rPr>
+        <w:t xml:space="preserve">Основной локацией игры является дом </w:t>
+      </w:r>
+      <w:proofErr w:type="spellStart"/>
+      <w:r>
+        <w:rPr>
+          <w:szCs w:val="28"/>
+        </w:rPr>
+        <w:t>Сабрины</w:t>
+      </w:r>
+      <w:proofErr w:type="spellEnd"/>
+      <w:r>
+        <w:rPr>
+          <w:szCs w:val="28"/>
+        </w:rPr>
+        <w:t xml:space="preserve">, покойной бабушки главной героини. Это небольшой дом, состоящий из гостиной, кухни, спальни и чердака. Здесь игрок будет проводить большего всего времени, готовя на кухне, общаясь с </w:t>
+      </w:r>
+      <w:r>
+        <w:rPr>
+          <w:szCs w:val="28"/>
+          <w:lang w:val="en-US"/>
+        </w:rPr>
+        <w:t>NPC</w:t>
+      </w:r>
+      <w:r>
+        <w:rPr>
+          <w:szCs w:val="28"/>
+        </w:rPr>
+        <w:t xml:space="preserve"> или просто спя.</w:t>
+      </w:r>
+      <w:r>
+        <w:rPr>
+          <w:szCs w:val="28"/>
+        </w:rPr>
+        <w:t xml:space="preserve"> </w:t>
+      </w:r>
+      <w:r>
+        <w:rPr>
+          <w:szCs w:val="28"/>
+        </w:rPr>
+        <w:t xml:space="preserve">Из дома можно попасть в сад – небольшой участок земли перед домом с грядками и небольшим местом </w:t>
+      </w:r>
+      <w:r>
+        <w:rPr>
+          <w:szCs w:val="28"/>
+        </w:rPr>
         <w:lastRenderedPageBreak/>
-        <w:t xml:space="preserve">мимику на портретах и интонации в тексте) и создаёт эффект присутствия, не отрывая игрока от </w:t>
+        <w:t>для курятника и коровы. Здесь игрок будет заниматься садоводством и животноводством.</w:t>
+      </w:r>
+    </w:p>
+    <w:p>
+      <w:pPr>
+        <w:spacing w:after="0" w:line="360" w:lineRule="auto"/>
+        <w:ind w:left="0" w:right="0" w:firstLine="709"/>
+        <w:rPr>
+          <w:szCs w:val="28"/>
+        </w:rPr>
+      </w:pPr>
+      <w:r>
+        <w:rPr>
+          <w:szCs w:val="28"/>
+        </w:rPr>
+        <w:t>В доме царит уютная атмосфера. Это достигается за счёт использования теплой цветовой палитры и звукового сопровождения: скрип половиц, треск огня, тихая приятная музыка. В саду солнечно и зелено, поют птицы, шелестит листва.</w:t>
+      </w:r>
+    </w:p>
+    <w:p>
+      <w:pPr>
+        <w:spacing w:after="0" w:line="360" w:lineRule="auto"/>
+        <w:ind w:left="0" w:right="0" w:firstLine="709"/>
+        <w:rPr>
+          <w:szCs w:val="28"/>
+        </w:rPr>
+      </w:pPr>
+      <w:r>
+        <w:rPr>
+          <w:szCs w:val="28"/>
+        </w:rPr>
+        <w:t xml:space="preserve">Одним из мест интереса за пределами дома является деревня. В ней игроку доступно </w:t>
+      </w:r>
+      <w:r>
+        <w:rPr>
+          <w:szCs w:val="28"/>
+        </w:rPr>
+        <w:t>две</w:t>
+      </w:r>
+      <w:r>
+        <w:rPr>
+          <w:szCs w:val="28"/>
+        </w:rPr>
+        <w:t xml:space="preserve"> локации: рынок</w:t>
+      </w:r>
+      <w:r>
+        <w:rPr>
+          <w:szCs w:val="28"/>
+        </w:rPr>
+        <w:t xml:space="preserve"> и библиотека</w:t>
+      </w:r>
+      <w:r>
+        <w:rPr>
+          <w:szCs w:val="28"/>
+        </w:rPr>
+        <w:t>.</w:t>
+      </w:r>
+      <w:r>
+        <w:rPr>
+          <w:szCs w:val="28"/>
+        </w:rPr>
+        <w:t xml:space="preserve"> </w:t>
+      </w:r>
+      <w:r>
+        <w:rPr>
+          <w:szCs w:val="28"/>
+        </w:rPr>
+        <w:t>На рынке игрок может купить различные ингредиенты, семена и предметы, разговаривая с торговкой Келли. В библиотеке разговаривая с архивариусом Морисом, игрок может изучать новые рецепты, заклинания или изучать историю окрестностей</w:t>
+      </w:r>
+      <w:r>
+        <w:rPr>
+          <w:szCs w:val="28"/>
+        </w:rPr>
+        <w:t>.</w:t>
+      </w:r>
+    </w:p>
+    <w:p>
+      <w:pPr>
+        <w:spacing w:after="0" w:line="360" w:lineRule="auto"/>
+        <w:ind w:left="0" w:right="0" w:firstLine="709"/>
+        <w:rPr>
+          <w:szCs w:val="28"/>
+        </w:rPr>
+      </w:pPr>
+      <w:r>
+        <w:rPr>
+          <w:szCs w:val="28"/>
+        </w:rPr>
+        <w:t>В деревне использована более яркая и пёстрая цветовая палитра.</w:t>
+      </w:r>
+      <w:r>
+        <w:rPr>
+          <w:szCs w:val="28"/>
+        </w:rPr>
+        <w:t xml:space="preserve"> Здесь преобладает оживленная и жизнерадостная атмосфера. </w:t>
+      </w:r>
+      <w:r>
+        <w:rPr>
+          <w:szCs w:val="28"/>
+        </w:rPr>
+        <w:t>Звуковое сопровождение состоит из гула голосов, звука ярмарки. На рынке шум толпы становится громче, а цвета темнее. В библиотеке наоборот тихо, шелестят страницы книг, шуршат перьевые ручки.</w:t>
+      </w:r>
+      <w:r>
+        <w:rPr>
+          <w:szCs w:val="28"/>
+        </w:rPr>
+        <w:t xml:space="preserve"> Здесь в противовес рынку атмосфера более таинственная и спокойная.</w:t>
+      </w:r>
+    </w:p>
+    <w:p>
+      <w:pPr>
+        <w:spacing w:after="0" w:line="360" w:lineRule="auto"/>
+        <w:ind w:left="0" w:right="0" w:firstLine="709"/>
+        <w:rPr>
+          <w:szCs w:val="28"/>
+        </w:rPr>
+      </w:pPr>
+      <w:r>
+        <w:rPr>
+          <w:szCs w:val="28"/>
+        </w:rPr>
+        <w:t>Другой локацией является лес. В нем есть несколько полян, где можно собирать растения: ягоды, травы, грибы, корешки. Но если пройти дальше, то игрок выйдет на болото, откуда идет гниль. Она будет потихоньку продвигаться и захватывать поляны, если игрок не будет проводить ритуалы. Иногда здесь можно будет встретить различную нечисть: русалок или лесных духов. Они могут быть как опасными, так и безобидными.</w:t>
+      </w:r>
+    </w:p>
+    <w:p>
+      <w:pPr>
+        <w:spacing w:after="0" w:line="360" w:lineRule="auto"/>
+        <w:ind w:left="0" w:right="0" w:firstLine="709"/>
+        <w:rPr>
+          <w:szCs w:val="28"/>
+        </w:rPr>
+      </w:pPr>
+      <w:r>
+        <w:rPr>
+          <w:szCs w:val="28"/>
+        </w:rPr>
+        <w:t>Лесные поляны светлые и полны цветов и бабочек, поют птицы, шелестит листва. Здесь использованы ярко зеленые цвета, передающие торжество природы.</w:t>
+      </w:r>
+      <w:r>
+        <w:rPr>
+          <w:szCs w:val="28"/>
+        </w:rPr>
+        <w:t xml:space="preserve"> Но болото и зараженные поляны выполнены в синих и темно-зеленных оттенках, а музыка становится гнетущей и </w:t>
+      </w:r>
+      <w:r>
+        <w:rPr>
+          <w:szCs w:val="28"/>
+        </w:rPr>
+        <w:t>жуткой.</w:t>
+      </w:r>
+    </w:p>
+    <w:p>
+      <w:pPr>
+        <w:spacing w:after="0" w:line="360" w:lineRule="auto"/>
+        <w:ind w:left="0" w:right="0" w:firstLine="709"/>
+        <w:rPr>
+          <w:szCs w:val="28"/>
+        </w:rPr>
+      </w:pPr>
+    </w:p>
+    <w:p>
+      <w:pPr>
+        <w:pStyle w:val="2"/>
+        <w:spacing w:before="0" w:beforeAutospacing="0" w:after="0" w:afterAutospacing="0" w:line="360" w:lineRule="auto"/>
+        <w:ind w:firstLine="709"/>
+        <w:jc w:val="both"/>
+        <w:rPr>
+          <w:sz w:val="28"/>
+          <w:szCs w:val="28"/>
+        </w:rPr>
+      </w:pPr>
+      <w:bookmarkStart w:id="22" w:name="_Toc228278546"/>
+      <w:r>
+        <w:rPr>
+          <w:sz w:val="28"/>
+          <w:szCs w:val="28"/>
+        </w:rPr>
+        <w:t>3.11  Визуальный стиль</w:t>
+      </w:r>
+      <w:bookmarkEnd w:id="22"/>
+    </w:p>
+    <w:p>
+      <w:pPr>
+        <w:spacing w:after="0" w:line="360" w:lineRule="auto"/>
+        <w:ind w:left="0" w:right="0" w:firstLine="709"/>
+      </w:pPr>
+      <w:r>
+        <w:lastRenderedPageBreak/>
+        <w:t>В «</w:t>
       </w:r>
       <w:proofErr w:type="spellStart"/>
       <w:r>
-        <w:t>геймплея</w:t>
+        <w:t>Heather</w:t>
       </w:r>
       <w:proofErr w:type="spellEnd"/>
       <w:r>
+        <w:t xml:space="preserve"> </w:t>
+      </w:r>
+      <w:proofErr w:type="spellStart"/>
+      <w:r>
+        <w:t>Fields</w:t>
+      </w:r>
+      <w:proofErr w:type="spellEnd"/>
+      <w:r>
+        <w:t xml:space="preserve">» будет использоваться 2D-графика с видом сбоку, показывая игроку комнату от первого лица, как если бы он стоял там. Это позволит игроку почувствовать себя внутри игры. </w:t>
+      </w:r>
+      <w:r>
+        <w:t xml:space="preserve">Перемещение по локациям предполагается с помощью нажатий игроком мышкой на определенную часть экрана, например на </w:t>
+      </w:r>
+      <w:proofErr w:type="gramStart"/>
+      <w:r>
+        <w:t>дверь</w:t>
+      </w:r>
+      <w:proofErr w:type="gramEnd"/>
+      <w:r>
+        <w:t xml:space="preserve"> или на стрелку.</w:t>
+      </w:r>
+    </w:p>
+    <w:p>
+      <w:pPr>
+        <w:spacing w:after="0" w:line="360" w:lineRule="auto"/>
+        <w:ind w:left="0" w:right="0" w:firstLine="709"/>
+      </w:pPr>
+      <w:r>
+        <w:t xml:space="preserve">Выбирая стиль игры, важно отразить атмосферу уюта, </w:t>
+      </w:r>
+      <w:proofErr w:type="spellStart"/>
+      <w:r>
+        <w:t>ведьмовства</w:t>
+      </w:r>
+      <w:proofErr w:type="spellEnd"/>
+      <w:r>
+        <w:t xml:space="preserve"> и подчер</w:t>
+      </w:r>
+      <w:r>
+        <w:t>кнуть связь героини с природой.</w:t>
+      </w:r>
+    </w:p>
+    <w:p>
+      <w:pPr>
+        <w:spacing w:after="0" w:line="360" w:lineRule="auto"/>
+        <w:ind w:left="0" w:right="0" w:firstLine="0"/>
+        <w:jc w:val="center"/>
+      </w:pPr>
+      <w:r>
+        <w:rPr>
+          <w:noProof/>
+        </w:rPr>
+        <w:drawing>
+          <wp:inline distT="0" distB="0" distL="0" distR="0" wp14:anchorId="27F0941D" wp14:editId="536EE0FB">
+            <wp:extent cx="5940425" cy="2761026"/>
+            <wp:effectExtent l="0" t="0" r="3175" b="1270"/>
+            <wp:docPr id="1" name="Рисунок 1" descr="Hanging Rock 2"/>
+            <wp:cNvGraphicFramePr>
+              <a:graphicFrameLocks xmlns:a="http://schemas.openxmlformats.org/drawingml/2006/main" noChangeAspect="1"/>
+            </wp:cNvGraphicFramePr>
+            <a:graphic xmlns:a="http://schemas.openxmlformats.org/drawingml/2006/main">
+              <a:graphicData uri="http://schemas.openxmlformats.org/drawingml/2006/picture">
+                <pic:pic xmlns:pic="http://schemas.openxmlformats.org/drawingml/2006/picture">
+                  <pic:nvPicPr>
+                    <pic:cNvPr id="0" name="Picture 1" descr="Hanging Rock 2"/>
+                    <pic:cNvPicPr>
+                      <a:picLocks noChangeAspect="1" noChangeArrowheads="1"/>
+                    </pic:cNvPicPr>
+                  </pic:nvPicPr>
+                  <pic:blipFill>
+                    <a:blip r:embed="rId10">
+                      <a:extLst>
+                        <a:ext uri="{28A0092B-C50C-407E-A947-70E740481C1C}">
+                          <a14:useLocalDpi xmlns:a14="http://schemas.microsoft.com/office/drawing/2010/main" val="0"/>
+                        </a:ext>
+                      </a:extLst>
+                    </a:blip>
+                    <a:srcRect/>
+                    <a:stretch>
+                      <a:fillRect/>
+                    </a:stretch>
+                  </pic:blipFill>
+                  <pic:spPr bwMode="auto">
+                    <a:xfrm>
+                      <a:off x="0" y="0"/>
+                      <a:ext cx="5940425" cy="2761026"/>
+                    </a:xfrm>
+                    <a:prstGeom prst="rect">
+                      <a:avLst/>
+                    </a:prstGeom>
+                    <a:noFill/>
+                    <a:ln>
+                      <a:noFill/>
+                    </a:ln>
+                  </pic:spPr>
+                </pic:pic>
+              </a:graphicData>
+            </a:graphic>
+          </wp:inline>
+        </w:drawing>
+      </w:r>
+    </w:p>
+    <w:p>
+      <w:pPr>
+        <w:spacing w:after="0" w:line="360" w:lineRule="auto"/>
+        <w:ind w:left="0" w:right="0" w:firstLine="709"/>
+      </w:pPr>
+      <w:r>
+        <w:t>С</w:t>
+      </w:r>
+      <w:r>
+        <w:t>тиль игры</w:t>
+      </w:r>
+      <w:r>
+        <w:t>, передающий её атмосферу, можно описать как</w:t>
+      </w:r>
+      <w:r>
+        <w:t xml:space="preserve"> </w:t>
+      </w:r>
+      <w:r>
+        <w:t>«</w:t>
+      </w:r>
+      <w:r>
+        <w:rPr>
+          <w:lang w:val="en-US"/>
+        </w:rPr>
+        <w:t>c</w:t>
+      </w:r>
+      <w:proofErr w:type="spellStart"/>
+      <w:r>
+        <w:t>ozy</w:t>
+      </w:r>
+      <w:proofErr w:type="spellEnd"/>
+      <w:r>
+        <w:t xml:space="preserve"> </w:t>
+      </w:r>
+      <w:proofErr w:type="spellStart"/>
+      <w:r>
+        <w:t>gothic</w:t>
+      </w:r>
+      <w:proofErr w:type="spellEnd"/>
+      <w:r>
+        <w:t>» (уютная мрачность) -</w:t>
+      </w:r>
+      <w:r>
+        <w:t xml:space="preserve"> </w:t>
+      </w:r>
+      <w:r>
+        <w:t>сочетание тёплого домашнего освещения (свечи, закатное солнце, свет из окна) с холодными, тревожными тонами леса и болота. Преобладают землистые, болотные, тёмно-зелёные,</w:t>
+      </w:r>
+      <w:r>
+        <w:t xml:space="preserve"> тёмно-синие и бордовые оттенки.</w:t>
+      </w:r>
+      <w:r>
+        <w:t xml:space="preserve"> Такая цветовая палитра также призвана подчеркнуть связь с природой.</w:t>
+      </w:r>
+    </w:p>
+    <w:p>
+      <w:pPr>
+        <w:spacing w:after="0" w:line="360" w:lineRule="auto"/>
+        <w:ind w:left="0" w:right="0" w:firstLine="709"/>
+      </w:pPr>
+      <w:r>
+        <w:t xml:space="preserve">Хотя мрачность и присутствует в игре, она в основном сосредоточена в доме героини и на дальних лесных полянах, болоте. Сад и оранжерея наоборот </w:t>
+      </w:r>
+      <w:proofErr w:type="gramStart"/>
+      <w:r>
+        <w:t>полны</w:t>
+      </w:r>
+      <w:proofErr w:type="gramEnd"/>
+      <w:r>
+        <w:t xml:space="preserve"> света и тепла, что передается за счет выбора более светлых и теплых оттенков.</w:t>
+      </w:r>
+    </w:p>
+    <w:p>
+      <w:pPr>
+        <w:spacing w:after="0" w:line="360" w:lineRule="auto"/>
+        <w:ind w:left="0" w:right="0" w:firstLine="709"/>
+      </w:pPr>
+    </w:p>
+    <w:p>
+      <w:pPr>
+        <w:spacing w:after="0" w:line="360" w:lineRule="auto"/>
+        <w:ind w:left="0" w:right="0" w:firstLine="709"/>
+      </w:pPr>
+    </w:p>
+    <w:p>
+      <w:pPr>
+        <w:spacing w:after="0" w:line="360" w:lineRule="auto"/>
+        <w:ind w:left="0" w:right="0" w:firstLine="0"/>
+        <w:jc w:val="center"/>
+        <w:rPr>
+          <w:szCs w:val="28"/>
+        </w:rPr>
+      </w:pPr>
+      <w:r>
+        <w:rPr>
+          <w:noProof/>
+        </w:rPr>
+        <w:lastRenderedPageBreak/>
+        <w:drawing>
+          <wp:inline distT="0" distB="0" distL="0" distR="0" wp14:anchorId="7B3EE894" wp14:editId="376D5E37">
+            <wp:extent cx="5940425" cy="3341123"/>
+            <wp:effectExtent l="0" t="0" r="3175" b="0"/>
+            <wp:docPr id="2" name="Рисунок 2" descr="picnicathangingrock"/>
+            <wp:cNvGraphicFramePr>
+              <a:graphicFrameLocks xmlns:a="http://schemas.openxmlformats.org/drawingml/2006/main" noChangeAspect="1"/>
+            </wp:cNvGraphicFramePr>
+            <a:graphic xmlns:a="http://schemas.openxmlformats.org/drawingml/2006/main">
+              <a:graphicData uri="http://schemas.openxmlformats.org/drawingml/2006/picture">
+                <pic:pic xmlns:pic="http://schemas.openxmlformats.org/drawingml/2006/picture">
+                  <pic:nvPicPr>
+                    <pic:cNvPr id="0" name="Picture 3" descr="picnicathangingrock"/>
+                    <pic:cNvPicPr>
+                      <a:picLocks noChangeAspect="1" noChangeArrowheads="1"/>
+                    </pic:cNvPicPr>
+                  </pic:nvPicPr>
+                  <pic:blipFill>
+                    <a:blip r:embed="rId11">
+                      <a:extLst>
+                        <a:ext uri="{28A0092B-C50C-407E-A947-70E740481C1C}">
+                          <a14:useLocalDpi xmlns:a14="http://schemas.microsoft.com/office/drawing/2010/main" val="0"/>
+                        </a:ext>
+                      </a:extLst>
+                    </a:blip>
+                    <a:srcRect/>
+                    <a:stretch>
+                      <a:fillRect/>
+                    </a:stretch>
+                  </pic:blipFill>
+                  <pic:spPr bwMode="auto">
+                    <a:xfrm>
+                      <a:off x="0" y="0"/>
+                      <a:ext cx="5940425" cy="3341123"/>
+                    </a:xfrm>
+                    <a:prstGeom prst="rect">
+                      <a:avLst/>
+                    </a:prstGeom>
+                    <a:noFill/>
+                    <a:ln>
+                      <a:noFill/>
+                    </a:ln>
+                  </pic:spPr>
+                </pic:pic>
+              </a:graphicData>
+            </a:graphic>
+          </wp:inline>
+        </w:drawing>
+      </w:r>
+    </w:p>
+    <w:p>
+      <w:pPr>
+        <w:spacing w:after="0" w:line="360" w:lineRule="auto"/>
+        <w:ind w:left="0" w:right="0" w:firstLine="709"/>
+      </w:pPr>
+      <w:r>
+        <w:t xml:space="preserve">В качестве </w:t>
+      </w:r>
+      <w:proofErr w:type="spellStart"/>
+      <w:r>
+        <w:t>референсов</w:t>
+      </w:r>
+      <w:proofErr w:type="spellEnd"/>
+      <w:r>
+        <w:t xml:space="preserve"> готической</w:t>
+      </w:r>
+      <w:r>
+        <w:t xml:space="preserve"> </w:t>
+      </w:r>
+      <w:r>
+        <w:t>эстетики можно взять фильмы «Практическая магия» 1998г., «</w:t>
+      </w:r>
+      <w:r>
+        <w:t>Пикник у Висячей скалы» 1975г. Кроме того сериалы «</w:t>
+      </w:r>
+      <w:proofErr w:type="spellStart"/>
+      <w:r>
+        <w:t>Сабрина</w:t>
+      </w:r>
+      <w:proofErr w:type="spellEnd"/>
+      <w:r>
+        <w:t xml:space="preserve"> — маленькая ведьма» </w:t>
+      </w:r>
+      <w:r>
+        <w:t>2003г. и «Самая плохая ведьма» 1998г. также могут послужить вдохновением</w:t>
+      </w:r>
+      <w:r>
+        <w:t xml:space="preserve"> при работе над игрой</w:t>
+      </w:r>
+      <w:r>
         <w:t>.</w:t>
       </w:r>
     </w:p>
     <w:p>
       <w:pPr>
         <w:spacing w:after="0" w:line="360" w:lineRule="auto"/>
+        <w:ind w:left="0" w:right="0" w:firstLine="0"/>
+        <w:jc w:val="center"/>
+        <w:rPr>
+          <w:szCs w:val="28"/>
+          <w:lang w:val="en-US"/>
+        </w:rPr>
+      </w:pPr>
+      <w:r>
+        <w:rPr>
+          <w:noProof/>
+        </w:rPr>
+        <w:drawing>
+          <wp:inline distT="0" distB="0" distL="0" distR="0">
+            <wp:extent cx="5940425" cy="4457176"/>
+            <wp:effectExtent l="0" t="0" r="3175" b="635"/>
+            <wp:docPr id="4" name="Рисунок 4" descr="Practical Magic' 2: 25 Thoughts I Had About the First Trailer | Vogue"/>
+            <wp:cNvGraphicFramePr>
+              <a:graphicFrameLocks xmlns:a="http://schemas.openxmlformats.org/drawingml/2006/main" noChangeAspect="1"/>
+            </wp:cNvGraphicFramePr>
+            <a:graphic xmlns:a="http://schemas.openxmlformats.org/drawingml/2006/main">
+              <a:graphicData uri="http://schemas.openxmlformats.org/drawingml/2006/picture">
+                <pic:pic xmlns:pic="http://schemas.openxmlformats.org/drawingml/2006/picture">
+                  <pic:nvPicPr>
+                    <pic:cNvPr id="0" name="Picture 10" descr="Practical Magic' 2: 25 Thoughts I Had About the First Trailer | Vogue"/>
+                    <pic:cNvPicPr>
+                      <a:picLocks noChangeAspect="1" noChangeArrowheads="1"/>
+                    </pic:cNvPicPr>
+                  </pic:nvPicPr>
+                  <pic:blipFill>
+                    <a:blip r:embed="rId12">
+                      <a:extLst>
+                        <a:ext uri="{28A0092B-C50C-407E-A947-70E740481C1C}">
+                          <a14:useLocalDpi xmlns:a14="http://schemas.microsoft.com/office/drawing/2010/main" val="0"/>
+                        </a:ext>
+                      </a:extLst>
+                    </a:blip>
+                    <a:srcRect/>
+                    <a:stretch>
+                      <a:fillRect/>
+                    </a:stretch>
+                  </pic:blipFill>
+                  <pic:spPr bwMode="auto">
+                    <a:xfrm>
+                      <a:off x="0" y="0"/>
+                      <a:ext cx="5940425" cy="4457176"/>
+                    </a:xfrm>
+                    <a:prstGeom prst="rect">
+                      <a:avLst/>
+                    </a:prstGeom>
+                    <a:noFill/>
+                    <a:ln>
+                      <a:noFill/>
+                    </a:ln>
+                  </pic:spPr>
+                </pic:pic>
+              </a:graphicData>
+            </a:graphic>
+          </wp:inline>
+        </w:drawing>
+      </w:r>
+    </w:p>
+    <w:p>
+      <w:pPr>
+        <w:spacing w:after="0" w:line="360" w:lineRule="auto"/>
         <w:ind w:left="0" w:right="0" w:firstLine="709"/>
       </w:pPr>
+      <w:r>
+        <w:lastRenderedPageBreak/>
+        <w:t>Чтобы передать атмосферу леса можно сделать упор на игру света: добавить световые пятна, солнечных зайчиков, поиграть  с погодой, напуская на поляны туман. Важно использовать приглушенные природные цвета, чтобы достигнуть бо</w:t>
+      </w:r>
+      <w:r>
+        <w:t>льшего реализма для погружения.</w:t>
+      </w:r>
+    </w:p>
+    <w:p>
+      <w:pPr>
+        <w:spacing w:after="0" w:line="360" w:lineRule="auto"/>
+        <w:ind w:left="0" w:right="0" w:firstLine="709"/>
+        <w:rPr>
+          <w:rStyle w:val="vkitposttextroot--zadqg"/>
+        </w:rPr>
+      </w:pPr>
+      <w:r>
+        <w:t xml:space="preserve">Также, поскольку главной </w:t>
+      </w:r>
+      <w:proofErr w:type="spellStart"/>
+      <w:r>
+        <w:t>геймплейной</w:t>
+      </w:r>
+      <w:proofErr w:type="spellEnd"/>
+      <w:r>
+        <w:t xml:space="preserve"> составляющей игры является выращивание растений и создание </w:t>
+      </w:r>
+      <w:r>
+        <w:t xml:space="preserve">на их основе различных снадобий, то можно обратиться к различным травникам: «Русский народный лечебный травник и цветник…» </w:t>
+      </w:r>
+      <w:r>
+        <w:rPr>
+          <w:rStyle w:val="spanstrong"/>
+        </w:rPr>
+        <w:t xml:space="preserve">Горецкого 1893г.,  </w:t>
+      </w:r>
+      <w:proofErr w:type="spellStart"/>
+      <w:r>
+        <w:rPr>
+          <w:rStyle w:val="vkitposttextroot--zadqg"/>
+        </w:rPr>
+        <w:t>Одо</w:t>
+      </w:r>
+      <w:proofErr w:type="spellEnd"/>
+      <w:r>
+        <w:rPr>
+          <w:rStyle w:val="vkitposttextroot--zadqg"/>
+        </w:rPr>
+        <w:t xml:space="preserve"> </w:t>
+      </w:r>
       <w:proofErr w:type="gramStart"/>
       <w:r>
-        <w:t>Кат-сцены</w:t>
+        <w:rPr>
+          <w:rStyle w:val="vkitposttextroot--zadqg"/>
+        </w:rPr>
+        <w:t>из</w:t>
       </w:r>
       <w:proofErr w:type="gramEnd"/>
       <w:r>
-        <w:t xml:space="preserve"> используются только в ключевые моменты сюжета и </w:t>
+        <w:rPr>
+          <w:rStyle w:val="vkitposttextroot--zadqg"/>
+        </w:rPr>
+        <w:t xml:space="preserve"> </w:t>
       </w:r>
       <w:proofErr w:type="gramStart"/>
       <w:r>
-        <w:t>выполнены</w:t>
+        <w:rPr>
+          <w:rStyle w:val="vkitposttextroot--zadqg"/>
+        </w:rPr>
+        <w:t>Мена</w:t>
       </w:r>
       <w:proofErr w:type="gramEnd"/>
       <w:r>
-        <w:t xml:space="preserve"> в той же визуальной стилистике, что и основной геймплей. Это сцены прибытия Агаты в дом бабушки, первого визита </w:t>
+        <w:rPr>
+          <w:rStyle w:val="vkitposttextroot--zadqg"/>
+        </w:rPr>
+        <w:t xml:space="preserve"> «О свойствах трав» XI века, «Иллюстрированный колдовской травник» авторов составителей </w:t>
       </w:r>
       <w:proofErr w:type="spellStart"/>
       <w:r>
-        <w:t>ковена</w:t>
+        <w:rPr>
+          <w:rStyle w:val="vkitposttextroot--zadqg"/>
+          <w:lang w:val="en-US"/>
+        </w:rPr>
+        <w:t>Selar</w:t>
       </w:r>
       <w:proofErr w:type="spellEnd"/>
       <w:r>
-        <w:t xml:space="preserve"> ведьм, обнаружения Гнили в лесу, кульминационного прорыва Гнили к дому и, конечно, финальные сцены всех трёх концовок. </w:t>
+        <w:rPr>
+          <w:rStyle w:val="vkitposttextroot--zadqg"/>
+        </w:rPr>
+        <w:t xml:space="preserve"> </w:t>
+      </w:r>
+      <w:r>
+        <w:rPr>
+          <w:rStyle w:val="vkitposttextroot--zadqg"/>
+        </w:rPr>
+        <w:t>и</w:t>
+      </w:r>
+      <w:r>
+        <w:rPr>
+          <w:rStyle w:val="vkitposttextroot--zadqg"/>
+        </w:rPr>
+        <w:t xml:space="preserve"> </w:t>
+      </w:r>
+      <w:proofErr w:type="spellStart"/>
+      <w:r>
+        <w:rPr>
+          <w:rStyle w:val="vkitposttextroot--zadqg"/>
+          <w:lang w:val="en-US"/>
+        </w:rPr>
+        <w:t>Divnica</w:t>
+      </w:r>
+      <w:proofErr w:type="spellEnd"/>
+      <w:r>
+        <w:rPr>
+          <w:rStyle w:val="vkitposttextroot--zadqg"/>
+        </w:rPr>
+        <w:t xml:space="preserve"> </w:t>
+      </w:r>
+      <w:r>
+        <w:rPr>
+          <w:rStyle w:val="vkitposttextroot--zadqg"/>
+        </w:rPr>
+        <w:t>2011 года.</w:t>
+      </w:r>
+    </w:p>
+    <w:p>
+      <w:pPr>
+        <w:spacing w:after="0" w:line="360" w:lineRule="auto"/>
+        <w:ind w:left="0" w:right="0" w:firstLine="709"/>
+      </w:pPr>
+      <w:r>
+        <w:t>Д</w:t>
+      </w:r>
+      <w:r>
+        <w:t xml:space="preserve">ля достижения приятной деревенской атмосферы были использованы в качестве </w:t>
+      </w:r>
+      <w:proofErr w:type="spellStart"/>
+      <w:r>
+        <w:t>референсов</w:t>
+      </w:r>
+      <w:proofErr w:type="spellEnd"/>
+      <w:r>
+        <w:t xml:space="preserve"> изобра</w:t>
+      </w:r>
+      <w:r>
+        <w:t xml:space="preserve">жения английских деревень: зеленые  поля, уютные домики, </w:t>
+      </w:r>
+      <w:r>
+        <w:t>голубое небо.</w:t>
+      </w:r>
+      <w:r>
+        <w:t xml:space="preserve"> Отсюда же и основной лейтмотив всей игры – вереск</w:t>
+      </w:r>
+      <w:r>
+        <w:t xml:space="preserve"> (</w:t>
+      </w:r>
+      <w:proofErr w:type="spellStart"/>
+      <w:r>
+        <w:t>heather</w:t>
+      </w:r>
+      <w:proofErr w:type="spellEnd"/>
+      <w:r>
+        <w:t>)</w:t>
+      </w:r>
+      <w:r>
+        <w:t xml:space="preserve">. Вересковые поля появляются в главном меню игры, а также они окружают деревню. Веточки этого растения также игрок может увидеть, как в доме, так и в деревне. </w:t>
+      </w:r>
+      <w:r>
+        <w:t>Цветы вереска имеют богатое и разнообразное значение в разных культурах, но обычно они символизируют удачу, защиту и восхищение.</w:t>
+      </w:r>
+    </w:p>
+    <w:p>
+      <w:pPr>
+        <w:spacing w:after="0" w:line="360" w:lineRule="auto"/>
+        <w:ind w:left="0" w:right="0" w:firstLine="709"/>
+      </w:pPr>
+    </w:p>
+    <w:p>
+      <w:pPr>
+        <w:spacing w:after="0" w:line="360" w:lineRule="auto"/>
+        <w:ind w:left="0" w:right="0" w:firstLine="709"/>
+      </w:pPr>
+      <w:r>
+        <w:t xml:space="preserve">Но основным </w:t>
+      </w:r>
+      <w:r>
+        <w:t xml:space="preserve">источником для вдохновения послужили книги Терри </w:t>
+      </w:r>
+      <w:proofErr w:type="spellStart"/>
+      <w:r>
+        <w:t>П</w:t>
+      </w:r>
+      <w:r>
+        <w:t>рат</w:t>
+      </w:r>
+      <w:r>
+        <w:t>че</w:t>
+      </w:r>
+      <w:r>
+        <w:t>т</w:t>
+      </w:r>
+      <w:r>
+        <w:t>та</w:t>
+      </w:r>
+      <w:proofErr w:type="spellEnd"/>
+      <w:r>
+        <w:t xml:space="preserve"> из цикла о ведьмах из серии книг о «Плоском мире»</w:t>
+      </w:r>
+      <w:r>
+        <w:t>.</w:t>
+      </w:r>
+      <w:r>
+        <w:t xml:space="preserve"> Его ведьмы – повитухи, целительницы, советчицы, живущие в маленьких деревушках. Они ближе к природе и чаще их магия – это психология, что отличает их от </w:t>
       </w:r>
       <w:proofErr w:type="gramStart"/>
       <w:r>
-        <w:t>Кат-сцены</w:t>
+        <w:t>привычного нам</w:t>
       </w:r>
       <w:proofErr w:type="gramEnd"/>
       <w:r>
+        <w:t xml:space="preserve"> образа ведьм.</w:t>
+      </w:r>
+      <w:r>
+        <w:t xml:space="preserve"> Книги </w:t>
+      </w:r>
+      <w:proofErr w:type="spellStart"/>
+      <w:r>
+        <w:t>Пратчетта</w:t>
+      </w:r>
+      <w:proofErr w:type="spellEnd"/>
+      <w:r>
+        <w:t xml:space="preserve"> сочетают в себе сельский уют, житейскую мудрость, прекрасный юмор и мрачноватую атмосферу. Здесь сказки и легенды переплетаются с реальностью.</w:t>
+      </w:r>
+    </w:p>
+    <w:p>
+      <w:pPr>
+        <w:spacing w:after="0" w:line="360" w:lineRule="auto"/>
+        <w:ind w:left="0" w:right="0" w:firstLine="709"/>
+        <w:rPr>
+          <w:lang w:val="en-US"/>
+        </w:rPr>
+      </w:pPr>
+      <w:r>
+        <w:rPr>
+          <w:noProof/>
+        </w:rPr>
+        <w:lastRenderedPageBreak/>
+        <w:drawing>
+          <wp:inline distT="0" distB="0" distL="0" distR="0">
+            <wp:extent cx="3474720" cy="5877194"/>
+            <wp:effectExtent l="0" t="0" r="0" b="9525"/>
+            <wp:docPr id="11" name="Рисунок 11"/>
+            <wp:cNvGraphicFramePr>
+              <a:graphicFrameLocks xmlns:a="http://schemas.openxmlformats.org/drawingml/2006/main" noChangeAspect="1"/>
+            </wp:cNvGraphicFramePr>
+            <a:graphic xmlns:a="http://schemas.openxmlformats.org/drawingml/2006/main">
+              <a:graphicData uri="http://schemas.openxmlformats.org/drawingml/2006/picture">
+                <pic:pic xmlns:pic="http://schemas.openxmlformats.org/drawingml/2006/picture">
+                  <pic:nvPicPr>
+                    <pic:cNvPr id="0" name="Терри Пратчетт.jpg"/>
+                    <pic:cNvPicPr/>
+                  </pic:nvPicPr>
+                  <pic:blipFill>
+                    <a:blip r:embed="rId13">
+                      <a:extLst>
+                        <a:ext uri="{28A0092B-C50C-407E-A947-70E740481C1C}">
+                          <a14:useLocalDpi xmlns:a14="http://schemas.microsoft.com/office/drawing/2010/main" val="0"/>
+                        </a:ext>
+                      </a:extLst>
+                    </a:blip>
+                    <a:stretch>
+                      <a:fillRect/>
+                    </a:stretch>
+                  </pic:blipFill>
+                  <pic:spPr>
+                    <a:xfrm>
+                      <a:off x="0" y="0"/>
+                      <a:ext cx="3471863" cy="5872361"/>
+                    </a:xfrm>
+                    <a:prstGeom prst="rect">
+                      <a:avLst/>
+                    </a:prstGeom>
+                  </pic:spPr>
+                </pic:pic>
+              </a:graphicData>
+            </a:graphic>
+          </wp:inline>
+        </w:drawing>
+      </w:r>
+    </w:p>
+    <w:p>
+      <w:pPr>
+        <w:pStyle w:val="2"/>
+        <w:spacing w:before="0" w:beforeAutospacing="0" w:after="0" w:afterAutospacing="0" w:line="360" w:lineRule="auto"/>
+        <w:ind w:firstLine="709"/>
+        <w:jc w:val="both"/>
+        <w:rPr>
+          <w:sz w:val="28"/>
+          <w:szCs w:val="28"/>
+        </w:rPr>
+      </w:pPr>
+    </w:p>
+    <w:p>
+      <w:pPr>
+        <w:pStyle w:val="2"/>
+        <w:spacing w:before="0" w:beforeAutospacing="0" w:after="0" w:afterAutospacing="0" w:line="360" w:lineRule="auto"/>
+        <w:ind w:firstLine="709"/>
+        <w:jc w:val="both"/>
+        <w:rPr>
+          <w:sz w:val="28"/>
+          <w:szCs w:val="28"/>
+        </w:rPr>
+      </w:pPr>
+      <w:r>
+        <w:rPr>
+          <w:sz w:val="28"/>
+          <w:szCs w:val="28"/>
+        </w:rPr>
+        <w:t>3.12</w:t>
+      </w:r>
+      <w:r>
+        <w:rPr>
+          <w:sz w:val="28"/>
+          <w:szCs w:val="28"/>
+        </w:rPr>
+        <w:t xml:space="preserve"> Выводы</w:t>
+      </w:r>
+    </w:p>
+    <w:p>
+      <w:pPr>
+        <w:spacing w:after="0" w:line="360" w:lineRule="auto"/>
+        <w:ind w:left="0" w:right="0" w:firstLine="709"/>
+      </w:pPr>
+      <w:r>
+        <w:t>В главе «Пользовательский опыт» были детально опи</w:t>
+      </w:r>
+      <w:r>
+        <w:t>саны: главная героиня Агата</w:t>
+      </w:r>
+      <w:r>
+        <w:t xml:space="preserve">, система навыков и их влияние на </w:t>
+      </w:r>
+      <w:proofErr w:type="spellStart"/>
+      <w:r>
+        <w:t>геймплей</w:t>
+      </w:r>
+      <w:proofErr w:type="spellEnd"/>
+      <w:r>
+        <w:t>, этапы развития игрока с ключевыми выборами, прогрессия игрового процесса, необходимые предметы для взаимодействия с миром, второстепенные персона</w:t>
+      </w:r>
+      <w:r>
+        <w:t>жи и их роль, антагонист</w:t>
+      </w:r>
+      <w:r>
+        <w:t>, локации и их атмосфера. Также была представлена сюжетная линия с ключевыми поворотами, способы донесения повествования</w:t>
+      </w:r>
+      <w:r>
+        <w:t xml:space="preserve">, визуальный стиль, </w:t>
+      </w:r>
+      <w:proofErr w:type="spellStart"/>
+      <w:r>
+        <w:t>референсы</w:t>
+      </w:r>
+      <w:proofErr w:type="spellEnd"/>
+      <w:r>
+        <w:t xml:space="preserve"> и примеры внешнего вида </w:t>
+      </w:r>
+      <w:r>
+        <w:lastRenderedPageBreak/>
+        <w:t>игры</w:t>
+      </w:r>
+      <w:r>
+        <w:t>. Этот раздел формирует полное представление о том, что почувствует и увидит игрок во время прохождения «</w:t>
+      </w:r>
+      <w:proofErr w:type="spellStart"/>
+      <w:r>
+        <w:t>Heather</w:t>
+      </w:r>
+      <w:proofErr w:type="spellEnd"/>
+      <w:r>
         <w:t xml:space="preserve"> </w:t>
       </w:r>
       <w:proofErr w:type="spellStart"/>
       <w:r>
-        <w:t>неинтерактивны</w:t>
+        <w:t>Fields</w:t>
       </w:r>
       <w:proofErr w:type="spellEnd"/>
       <w:r>
-        <w:t xml:space="preserve"> и длятся от тридцати секунд до полутора минут.</w:t>
+        <w:t>».</w:t>
+      </w:r>
+    </w:p>
+    <w:p>
+      <w:pPr>
+        <w:spacing w:after="200" w:line="276" w:lineRule="auto"/>
+        <w:ind w:left="0" w:right="0" w:firstLine="0"/>
+        <w:jc w:val="left"/>
+      </w:pPr>
+      <w:r>
+        <w:br w:type="page"/>
+      </w:r>
+    </w:p>
+    <w:p>
+      <w:pPr>
+        <w:pStyle w:val="1"/>
+        <w:rPr>
+          <w:rFonts w:ascii="Times New Roman" w:hAnsi="Times New Roman" w:cs="Times New Roman"/>
+          <w:color w:val="000000" w:themeColor="text1"/>
+        </w:rPr>
+      </w:pPr>
+      <w:r>
+        <w:rPr>
+          <w:rFonts w:ascii="Times New Roman" w:hAnsi="Times New Roman" w:cs="Times New Roman"/>
+          <w:color w:val="000000" w:themeColor="text1"/>
+        </w:rPr>
+        <w:lastRenderedPageBreak/>
+        <w:t>4</w:t>
+      </w:r>
+      <w:r>
+        <w:rPr>
+          <w:rFonts w:ascii="Times New Roman" w:hAnsi="Times New Roman" w:cs="Times New Roman"/>
+          <w:color w:val="000000" w:themeColor="text1"/>
+        </w:rPr>
+        <w:t xml:space="preserve">. </w:t>
+      </w:r>
+      <w:r>
+        <w:rPr>
+          <w:rFonts w:ascii="Times New Roman" w:hAnsi="Times New Roman" w:cs="Times New Roman"/>
+          <w:color w:val="000000" w:themeColor="text1"/>
+        </w:rPr>
+        <w:t>ИГРОВЫЕ МЕХАНИКИ</w:t>
+      </w:r>
+    </w:p>
+    <w:p>
+      <w:pPr>
+        <w:pStyle w:val="2"/>
+        <w:spacing w:before="0" w:beforeAutospacing="0" w:after="0" w:afterAutospacing="0" w:line="360" w:lineRule="auto"/>
+        <w:ind w:firstLine="709"/>
+        <w:jc w:val="both"/>
+      </w:pPr>
+      <w:r>
+        <w:rPr>
+          <w:sz w:val="28"/>
+          <w:szCs w:val="28"/>
+        </w:rPr>
+        <w:t>4.1 Фундаментальные игровые механики</w:t>
       </w:r>
     </w:p>
     <w:p>
@@ -12234,16 +15283,70 @@
         <w:ind w:left="0" w:right="0" w:firstLine="709"/>
       </w:pPr>
       <w:r>
-        <w:t>Повествование через окружающую среду — один из важнейших инструментов раскрытия лора игры. В доме, а также в деревне разбросаны записки, дневники, письма и потрёпанные книги. Игрок может читать эти тексты в любой момент, и они автоматически добавляют новую информацию в ведьмовскую книгу (рецепты, заклинания, сведения о персонажах).</w:t>
+        <w:t>Игровые механики «</w:t>
+      </w:r>
+      <w:proofErr w:type="spellStart"/>
+      <w:r>
+        <w:t>Heather</w:t>
+      </w:r>
+      <w:proofErr w:type="spellEnd"/>
+      <w:r>
+        <w:t xml:space="preserve"> </w:t>
+      </w:r>
+      <w:proofErr w:type="spellStart"/>
+      <w:r>
+        <w:t>Fields</w:t>
+      </w:r>
+      <w:proofErr w:type="spellEnd"/>
+      <w:r>
+        <w:t>» представляют собой комплекс взаимосвязанных систем, которые определяют взаимодействие игрока с миром и формируют уникальный игровой опыт. Все механики подчинены центральной идее игры: баланс между уютным фермерским бытом и магической защитой природы.</w:t>
       </w:r>
     </w:p>
     <w:p>
       <w:pPr>
         <w:spacing w:after="0" w:line="360" w:lineRule="auto"/>
         <w:ind w:left="0" w:right="0" w:firstLine="709"/>
-      </w:pPr>
-      <w:r>
-        <w:t>Внутренние монологи Агаты активируются при осмотре определённых объектов — например, потрёпанной книги на полке, старого кресла у камина или засохшего куста в саду. Текст монолога появляется в нижней части экрана на несколько секунд. Эти монологи также могут служить подсказками.</w:t>
+        <w:rPr>
+          <w:szCs w:val="28"/>
+        </w:rPr>
+      </w:pPr>
+      <w:r>
+        <w:rPr>
+          <w:szCs w:val="28"/>
+        </w:rPr>
+        <w:t>Основной задачей игрока является создание различных магических предметов на продажу. Этими предметами могут являться зелья, мази, отвары, обереги и другие. Для их создания нужны различные ресурсы, которые можно купить на рынке, собрать в лесу или вырастить.</w:t>
+      </w:r>
+    </w:p>
+    <w:p>
+      <w:pPr>
+        <w:pStyle w:val="3"/>
+        <w:spacing w:before="0" w:line="360" w:lineRule="auto"/>
+        <w:ind w:left="0" w:right="11" w:firstLine="697"/>
+        <w:rPr>
+          <w:rFonts w:ascii="Times New Roman" w:hAnsi="Times New Roman" w:cs="Times New Roman"/>
+          <w:color w:val="000000" w:themeColor="text1"/>
+        </w:rPr>
+      </w:pPr>
+      <w:r>
+        <w:rPr>
+          <w:rFonts w:ascii="Times New Roman" w:hAnsi="Times New Roman" w:cs="Times New Roman"/>
+          <w:color w:val="000000" w:themeColor="text1"/>
+        </w:rPr>
+        <w:t>4.1.1</w:t>
+      </w:r>
+      <w:r>
+        <w:rPr>
+          <w:rFonts w:ascii="Times New Roman" w:hAnsi="Times New Roman" w:cs="Times New Roman"/>
+          <w:color w:val="000000" w:themeColor="text1"/>
+        </w:rPr>
+        <w:t xml:space="preserve"> </w:t>
+      </w:r>
+      <w:r>
+        <w:rPr>
+          <w:rFonts w:ascii="Times New Roman" w:hAnsi="Times New Roman" w:cs="Times New Roman"/>
+          <w:color w:val="000000" w:themeColor="text1"/>
+        </w:rPr>
+        <w:t>Основные механики</w:t>
       </w:r>
     </w:p>
     <w:p>
@@ -12251,31 +15354,332 @@
         <w:spacing w:after="0" w:line="360" w:lineRule="auto"/>
         <w:ind w:left="0" w:right="0" w:firstLine="709"/>
         <w:rPr>
-          <w:b/>
-          <w:szCs w:val="28"/>
-        </w:rPr>
-      </w:pPr>
-      <w:r>
-        <w:rPr>
-          <w:b/>
-          <w:szCs w:val="28"/>
-        </w:rPr>
-        <w:t>3.11</w:t>
-      </w:r>
-      <w:r>
-        <w:rPr>
-          <w:b/>
+          <w:szCs w:val="28"/>
+        </w:rPr>
+      </w:pPr>
+      <w:r>
+        <w:rPr>
+          <w:szCs w:val="28"/>
+        </w:rPr>
+        <w:t>Основными механиками игры являются те, что используются на протяжении всей игры.</w:t>
+      </w:r>
+    </w:p>
+    <w:p>
+      <w:pPr>
+        <w:spacing w:after="0" w:line="360" w:lineRule="auto"/>
+        <w:ind w:left="0" w:right="0" w:firstLine="709"/>
+        <w:rPr>
+          <w:szCs w:val="28"/>
+        </w:rPr>
+      </w:pPr>
+      <w:r>
+        <w:rPr>
+          <w:szCs w:val="28"/>
+        </w:rPr>
+        <w:t>Перемещение. При нажатии игроком на объект перехода (дверь, стрелка, проход) текущая локация меняется на ту, с которой связан объект.</w:t>
+      </w:r>
+    </w:p>
+    <w:p>
+      <w:pPr>
+        <w:spacing w:after="0" w:line="360" w:lineRule="auto"/>
+        <w:ind w:left="0" w:right="0" w:firstLine="709"/>
+        <w:rPr>
+          <w:szCs w:val="28"/>
+        </w:rPr>
+      </w:pPr>
+      <w:r>
+        <w:rPr>
+          <w:szCs w:val="28"/>
+        </w:rPr>
+        <w:t xml:space="preserve">Окна. При нажатии на объекты </w:t>
+      </w:r>
+      <w:bookmarkStart w:id="23" w:name="_GoBack"/>
+      <w:bookmarkEnd w:id="23"/>
+    </w:p>
+    <w:p>
+      <w:pPr>
+        <w:pStyle w:val="3"/>
+        <w:spacing w:before="0" w:line="360" w:lineRule="auto"/>
+        <w:ind w:left="0" w:right="11" w:firstLine="697"/>
+        <w:rPr>
+          <w:rFonts w:ascii="Times New Roman" w:hAnsi="Times New Roman" w:cs="Times New Roman"/>
+          <w:color w:val="000000" w:themeColor="text1"/>
+        </w:rPr>
+      </w:pPr>
+      <w:r>
+        <w:rPr>
+          <w:rFonts w:ascii="Times New Roman" w:hAnsi="Times New Roman" w:cs="Times New Roman"/>
+          <w:color w:val="000000" w:themeColor="text1"/>
+        </w:rPr>
+        <w:t>4.1.2</w:t>
+      </w:r>
+      <w:r>
+        <w:rPr>
+          <w:rFonts w:ascii="Times New Roman" w:hAnsi="Times New Roman" w:cs="Times New Roman"/>
+          <w:color w:val="000000" w:themeColor="text1"/>
+        </w:rPr>
+        <w:t xml:space="preserve"> Садоводство</w:t>
+      </w:r>
+    </w:p>
+    <w:p>
+      <w:pPr>
+        <w:spacing w:after="0" w:line="360" w:lineRule="auto"/>
+        <w:ind w:left="0" w:right="0" w:firstLine="709"/>
+        <w:rPr>
+          <w:szCs w:val="28"/>
+        </w:rPr>
+      </w:pPr>
+      <w:r>
+        <w:rPr>
+          <w:szCs w:val="28"/>
+        </w:rPr>
+        <w:t>В</w:t>
+      </w:r>
+      <w:r>
+        <w:rPr>
+          <w:szCs w:val="28"/>
+        </w:rPr>
+        <w:t>ыращивание растений в саду, а затем и в оранжерее</w:t>
+      </w:r>
+      <w:r>
+        <w:rPr>
+          <w:szCs w:val="28"/>
+        </w:rPr>
+        <w:t xml:space="preserve"> – это один из главных способов получения ресурсов</w:t>
+      </w:r>
+      <w:r>
+        <w:rPr>
+          <w:szCs w:val="28"/>
+        </w:rPr>
+        <w:t xml:space="preserve">. Семена </w:t>
+      </w:r>
+      <w:r>
+        <w:rPr>
+          <w:szCs w:val="28"/>
+        </w:rPr>
+        <w:t>могут покупаться на рынке, находится в лесу при собирательстве или получаться в дар от жителей деревни или в качестве награды за выполнение заданий. В саду семена сажаются на грядку. В оранжерее семена сажаются в горшки. После посадки будущее растение надо полить при помощи лейки. По истечении необходимого количества времени цве</w:t>
+      </w:r>
+      <w:r>
+        <w:rPr>
+          <w:szCs w:val="28"/>
+        </w:rPr>
+        <w:t xml:space="preserve">ток подрастает до следующей своей стадии и </w:t>
+      </w:r>
+      <w:r>
+        <w:rPr>
+          <w:szCs w:val="28"/>
+        </w:rPr>
+        <w:t>вновь</w:t>
+      </w:r>
+      <w:r>
+        <w:rPr>
+          <w:szCs w:val="28"/>
+        </w:rPr>
+        <w:t xml:space="preserve"> требует полива. При достижении последней стадии можно собирать урожай.</w:t>
+      </w:r>
+    </w:p>
+    <w:p>
+      <w:pPr>
+        <w:spacing w:after="0" w:line="360" w:lineRule="auto"/>
+        <w:ind w:left="0" w:right="0" w:firstLine="709"/>
+        <w:rPr>
+          <w:szCs w:val="28"/>
+        </w:rPr>
+      </w:pPr>
+      <w:r>
+        <w:rPr>
+          <w:szCs w:val="28"/>
+        </w:rPr>
+        <w:t xml:space="preserve">Режим садоводства. При переходе в локацию огорода или оранжереи интерфейс игрока изменяется. Обычный инвентарь </w:t>
+      </w:r>
+      <w:proofErr w:type="gramStart"/>
+      <w:r>
+        <w:rPr>
+          <w:szCs w:val="28"/>
+        </w:rPr>
+        <w:t>заменяется на окно</w:t>
+      </w:r>
+      <w:proofErr w:type="gramEnd"/>
+      <w:r>
+        <w:rPr>
+          <w:szCs w:val="28"/>
+        </w:rPr>
+        <w:t xml:space="preserve"> отображения семян, в котором отсутствует кнопка закрытия этого окна. </w:t>
+      </w:r>
+      <w:r>
+        <w:rPr>
+          <w:szCs w:val="28"/>
+        </w:rPr>
+        <w:t xml:space="preserve">В </w:t>
+      </w:r>
+      <w:r>
+        <w:rPr>
+          <w:szCs w:val="28"/>
+        </w:rPr>
+        <w:lastRenderedPageBreak/>
+        <w:t xml:space="preserve">правом нижнем углу экрана появляются иконки лейки и серпа. </w:t>
+      </w:r>
+      <w:r>
+        <w:rPr>
+          <w:szCs w:val="28"/>
+        </w:rPr>
+        <w:t>Таким образом</w:t>
+      </w:r>
+      <w:r>
+        <w:rPr>
+          <w:szCs w:val="28"/>
+        </w:rPr>
+        <w:t>,</w:t>
+      </w:r>
+      <w:r>
+        <w:rPr>
+          <w:szCs w:val="28"/>
+        </w:rPr>
+        <w:t xml:space="preserve"> игрок может </w:t>
+      </w:r>
+      <w:r>
+        <w:rPr>
+          <w:szCs w:val="28"/>
+        </w:rPr>
+        <w:t xml:space="preserve">удобно </w:t>
+      </w:r>
+      <w:r>
+        <w:rPr>
+          <w:szCs w:val="28"/>
+        </w:rPr>
+        <w:t xml:space="preserve">взаимодействовать </w:t>
+      </w:r>
+      <w:r>
+        <w:rPr>
+          <w:szCs w:val="28"/>
+        </w:rPr>
+        <w:t xml:space="preserve">с </w:t>
+      </w:r>
+      <w:r>
+        <w:rPr>
+          <w:szCs w:val="28"/>
+        </w:rPr>
+        <w:t xml:space="preserve">необходимыми </w:t>
+      </w:r>
+      <w:r>
+        <w:rPr>
+          <w:szCs w:val="28"/>
+        </w:rPr>
+        <w:t>ему в данный момент инструментами, не ища их в инвентаре. Выйти из этих локаций можно нажав на стрелку внизу посередине экрана.</w:t>
+      </w:r>
+    </w:p>
+    <w:p>
+      <w:pPr>
+        <w:spacing w:after="0" w:line="360" w:lineRule="auto"/>
+        <w:ind w:left="0" w:right="0" w:firstLine="709"/>
+        <w:rPr>
+          <w:szCs w:val="28"/>
+        </w:rPr>
+      </w:pPr>
+      <w:r>
+        <w:rPr>
+          <w:szCs w:val="28"/>
+        </w:rPr>
+        <w:t>Земля. Земля – это  место на грядке или в горшке. Она может принимать два состояния: сухое и нормальное. В сухом состоянии земля выглядит визуально серее и имеет маленькие трещинки. Земля может быть сухой только, если в ней что-то растет. Если земля будет сухой больше времени засыхания, то растение в ней погибнет.</w:t>
+      </w:r>
+    </w:p>
+    <w:p>
+      <w:pPr>
+        <w:spacing w:after="0" w:line="360" w:lineRule="auto"/>
+        <w:ind w:left="0" w:right="0" w:firstLine="709"/>
+        <w:rPr>
+          <w:szCs w:val="28"/>
+        </w:rPr>
+      </w:pPr>
+      <w:r>
+        <w:rPr>
+          <w:szCs w:val="28"/>
+        </w:rPr>
+        <w:t xml:space="preserve">Посадка. При применении семян на </w:t>
+      </w:r>
+      <w:r>
+        <w:rPr>
+          <w:szCs w:val="28"/>
+        </w:rPr>
+        <w:t>свободное</w:t>
+      </w:r>
+      <w:r>
+        <w:rPr>
+          <w:szCs w:val="28"/>
+        </w:rPr>
+        <w:t xml:space="preserve"> место на грядке или на горшок, из инвентаря игрока пропадает соответствующее семечко, а на грядке или в горшке появляется маленький росток. Земля вокруг ростка </w:t>
+      </w:r>
+      <w:r>
+        <w:rPr>
+          <w:szCs w:val="28"/>
+        </w:rPr>
+        <w:t>приобретает статус сухой</w:t>
+      </w:r>
+      <w:r>
+        <w:rPr>
+          <w:szCs w:val="28"/>
+        </w:rPr>
+        <w:t>. Всего на грядке пять пустых мест, а в горшке одно.</w:t>
+      </w:r>
+    </w:p>
+    <w:p>
+      <w:pPr>
+        <w:spacing w:after="0" w:line="360" w:lineRule="auto"/>
+        <w:ind w:left="0" w:right="0" w:firstLine="709"/>
+        <w:rPr>
+          <w:szCs w:val="28"/>
+        </w:rPr>
+      </w:pPr>
+      <w:r>
+        <w:rPr>
+          <w:szCs w:val="28"/>
+        </w:rPr>
+        <w:t>Лейка. При нажатии на иконку лейки ею можно воздействовать на другие объекты аналогично предметам в инвентаре. Слева от иконки на маленькой вертикальной шкале отображается количество порций воды внутри лейки от 0 до 6. Изначально лейка пустая. При воздействии ею на шланг, находящийся в огороде, лейка наполняется и теперь содержит в себе шесть порций воды.</w:t>
+      </w:r>
+    </w:p>
+    <w:p>
+      <w:pPr>
+        <w:spacing w:after="0" w:line="360" w:lineRule="auto"/>
+        <w:ind w:left="0" w:right="0" w:firstLine="709"/>
+        <w:rPr>
+          <w:szCs w:val="28"/>
+        </w:rPr>
+      </w:pPr>
+      <w:r>
+        <w:rPr>
+          <w:szCs w:val="28"/>
+        </w:rPr>
+        <w:t>Полив. При воздействии лейки, содержащей большее нуля количество порций воды, на сухую землю, количество порций воды уменьшается на одно, а земля переходит в нормальное состояние.</w:t>
+      </w:r>
+    </w:p>
+    <w:p>
+      <w:pPr>
+        <w:spacing w:after="0" w:line="360" w:lineRule="auto"/>
+        <w:ind w:left="0" w:right="0" w:firstLine="709"/>
+        <w:rPr>
+          <w:szCs w:val="28"/>
+        </w:rPr>
+      </w:pPr>
+      <w:r>
+        <w:rPr>
+          <w:szCs w:val="28"/>
+        </w:rPr>
+        <w:t>Рост. Каждое растение имеет свое время роста и количество необходимых поливов. Общее время роста растения – произведение времени роста на количество поливов. Когда после одного полива проходит время роста, но количество сделанных поливов не равно количеству необходимых, земля переходит в состояние сухой, а рост прекращается до тех пор, пока земля не будет полита.</w:t>
+      </w:r>
+      <w:r>
+        <w:rPr>
           <w:szCs w:val="28"/>
         </w:rPr>
         <w:t xml:space="preserve"> </w:t>
       </w:r>
-      <w:r>
-        <w:rPr>
-          <w:b/>
-          <w:szCs w:val="28"/>
-        </w:rPr>
-        <w:t>Мир игры</w:t>
-      </w:r>
+      <w:proofErr w:type="gramStart"/>
+      <w:r>
+        <w:rPr>
+          <w:szCs w:val="28"/>
+        </w:rPr>
+        <w:t>После каждого полива внешний вид растения меняется на следующий в соответствии с этапом роста.</w:t>
+      </w:r>
+      <w:proofErr w:type="gramEnd"/>
     </w:p>
     <w:p>
       <w:pPr>
@@ -12289,46 +15693,122 @@
         <w:rPr>
           <w:szCs w:val="28"/>
         </w:rPr>
-        <w:t xml:space="preserve">Основной локацией игры является дом </w:t>
+        <w:lastRenderedPageBreak/>
+        <w:t xml:space="preserve">Урожай. Когда количество необходимых поливов равно числу сделанных, то растение приобретает свой финальный внешний вид. </w:t>
+      </w:r>
+      <w:r>
+        <w:rPr>
+          <w:szCs w:val="28"/>
+        </w:rPr>
+        <w:t>При воздействии серпом на растение, количество единиц плодов соответствующее виду растения попадает в инвентарь игрока.</w:t>
+      </w:r>
+    </w:p>
+    <w:p>
+      <w:pPr>
+        <w:spacing w:after="0" w:line="360" w:lineRule="auto"/>
+        <w:ind w:left="0" w:right="0" w:firstLine="709"/>
+        <w:rPr>
+          <w:szCs w:val="28"/>
+        </w:rPr>
+      </w:pPr>
+      <w:r>
+        <w:rPr>
+          <w:szCs w:val="28"/>
+        </w:rPr>
+        <w:t xml:space="preserve">Однолетние растения. При сборе урожая у однолетнего растения место, где оно </w:t>
+      </w:r>
+      <w:proofErr w:type="gramStart"/>
+      <w:r>
+        <w:rPr>
+          <w:szCs w:val="28"/>
+        </w:rPr>
+        <w:t>росло</w:t>
+      </w:r>
+      <w:proofErr w:type="gramEnd"/>
+      <w:r>
+        <w:rPr>
+          <w:szCs w:val="28"/>
+        </w:rPr>
+        <w:t xml:space="preserve"> освобождается.</w:t>
+      </w:r>
+    </w:p>
+    <w:p>
+      <w:pPr>
+        <w:spacing w:after="0" w:line="360" w:lineRule="auto"/>
+        <w:ind w:left="0" w:right="0" w:firstLine="709"/>
+        <w:rPr>
+          <w:szCs w:val="28"/>
+        </w:rPr>
+      </w:pPr>
+      <w:proofErr w:type="gramStart"/>
+      <w:r>
+        <w:rPr>
+          <w:szCs w:val="28"/>
+        </w:rPr>
+        <w:t>Многолетнее</w:t>
+      </w:r>
+      <w:proofErr w:type="gramEnd"/>
+      <w:r>
+        <w:rPr>
+          <w:szCs w:val="28"/>
+        </w:rPr>
+        <w:t xml:space="preserve"> растения. </w:t>
+      </w:r>
+      <w:r>
+        <w:rPr>
+          <w:szCs w:val="28"/>
+        </w:rPr>
+        <w:t>Многолетние растения после сбора урожая возвращаются в первую стадию и снова растут. В зависимости от их характеристик ресурсы с многолетних растений можн</w:t>
+      </w:r>
+      <w:r>
+        <w:rPr>
+          <w:szCs w:val="28"/>
+        </w:rPr>
+        <w:t>о собирать от двух до пяти раз.</w:t>
+      </w:r>
+    </w:p>
+    <w:p>
+      <w:pPr>
+        <w:spacing w:after="0" w:line="360" w:lineRule="auto"/>
+        <w:ind w:left="0" w:right="0" w:firstLine="709"/>
+        <w:rPr>
+          <w:szCs w:val="28"/>
+        </w:rPr>
+      </w:pPr>
+    </w:p>
+    <w:p>
+      <w:pPr>
+        <w:spacing w:after="0" w:line="360" w:lineRule="auto"/>
+        <w:ind w:left="0" w:right="0" w:firstLine="709"/>
+        <w:rPr>
+          <w:szCs w:val="28"/>
+        </w:rPr>
+      </w:pPr>
+      <w:r>
+        <w:rPr>
+          <w:szCs w:val="28"/>
+        </w:rPr>
+        <w:t>Из полученных ингредиентов можно создавать либо новые ингредиенты, либо уже готовые и</w:t>
+      </w:r>
+      <w:r>
+        <w:rPr>
+          <w:szCs w:val="28"/>
+        </w:rPr>
+        <w:t xml:space="preserve">зделия. Все действия связанные с </w:t>
       </w:r>
       <w:proofErr w:type="spellStart"/>
       <w:r>
         <w:rPr>
           <w:szCs w:val="28"/>
         </w:rPr>
-        <w:t>Сабрины</w:t>
+        <w:t>траволечением</w:t>
       </w:r>
       <w:proofErr w:type="spellEnd"/>
       <w:r>
         <w:rPr>
           <w:szCs w:val="28"/>
         </w:rPr>
-        <w:t xml:space="preserve">, покойной бабушки главной героини. Это небольшой дом, состоящий из гостиной, кухни, спальни и чердака. Здесь игрок будет проводить большего всего времени, готовя на кухне, общаясь с </w:t>
-      </w:r>
-      <w:r>
-        <w:rPr>
-          <w:szCs w:val="28"/>
-          <w:lang w:val="en-US"/>
-        </w:rPr>
-        <w:t>NPC</w:t>
-      </w:r>
-      <w:r>
-        <w:rPr>
-          <w:szCs w:val="28"/>
-        </w:rPr>
-        <w:t xml:space="preserve"> или просто спя.</w:t>
-      </w:r>
-      <w:r>
-        <w:rPr>
-          <w:szCs w:val="28"/>
-        </w:rPr>
-        <w:t xml:space="preserve"> </w:t>
-      </w:r>
-      <w:r>
-        <w:rPr>
-          <w:szCs w:val="28"/>
-        </w:rPr>
-        <w:t>Из дома можно попасть в сад – небольшой участок земли перед домом с грядками и небольшим местом для курятника и коровы. Здесь игрок будет заниматься садоводством и животноводством.</w:t>
+        <w:t xml:space="preserve"> выполняются на кухне. На ней доступна полка для хранения, веревка для сушки, плита для смешивания и приготовления, подоконник для заговоров и других магических воздействий.</w:t>
       </w:r>
     </w:p>
     <w:p>
@@ -12343,7 +15823,7 @@
         <w:rPr>
           <w:szCs w:val="28"/>
         </w:rPr>
-        <w:t>В доме царит уютная атмосфера. Это достигается за счёт использования теплой цветовой палитры и звукового сопровождения: скрип половиц, треск огня, тихая приятная музыка. В саду солнечно и зелено, поют птицы, шелестит листва.</w:t>
+        <w:t>Все рецепты возможных изделий хранятся в ведьмовской книге. Она доступна игроку в любое время. Внутри книга разделена на несколько разделов: ингредиенты, зелья и отвары, ритуалы и заговоры. Информация в книге обновляется автоматически при сборе нового ресурса и нахождении рецептов и заклинаний в различных справочниках и записях. Игрок должен четко следовать инструкциям в книге, иначе получит испорченное изделие.</w:t>
       </w:r>
     </w:p>
     <w:p>
@@ -12358,292 +15838,47 @@
         <w:rPr>
           <w:szCs w:val="28"/>
         </w:rPr>
+        <w:t xml:space="preserve">Ритуалы являются одной из составляющих ведьмовства. </w:t>
+      </w:r>
+      <w:r>
+        <w:rPr>
+          <w:szCs w:val="28"/>
+        </w:rPr>
+        <w:t xml:space="preserve">Инструкции по их проведению можно найти в различных книгах и дневниках. Они также как и рецепты сохраняются в ведьмовской книге игрока. Для каждого ритуала необходимы определенные </w:t>
+      </w:r>
+      <w:r>
+        <w:rPr>
+          <w:szCs w:val="28"/>
+        </w:rPr>
+        <w:t>ингредиенты</w:t>
+      </w:r>
+      <w:r>
+        <w:rPr>
+          <w:szCs w:val="28"/>
+        </w:rPr>
+        <w:t>. Также они могут требовать определенное время суток или фазу луны.</w:t>
+      </w:r>
+    </w:p>
+    <w:p>
+      <w:pPr>
+        <w:spacing w:after="0" w:line="360" w:lineRule="auto"/>
+        <w:ind w:left="0" w:right="0" w:firstLine="709"/>
+        <w:rPr>
+          <w:szCs w:val="28"/>
+        </w:rPr>
+      </w:pPr>
+      <w:r>
+        <w:rPr>
+          <w:szCs w:val="28"/>
+        </w:rPr>
+        <w:t xml:space="preserve">Проведение ритуала реализовано в виде мини игры. Игроку необходимо разложить ингредиенты и правильно расположить слова </w:t>
+      </w:r>
+      <w:r>
+        <w:rPr>
+          <w:szCs w:val="28"/>
+        </w:rPr>
         <w:lastRenderedPageBreak/>
-        <w:t xml:space="preserve">Одним из мест интереса за пределами дома является деревня. В ней игроку доступно </w:t>
-      </w:r>
-      <w:r>
-        <w:rPr>
-          <w:szCs w:val="28"/>
-        </w:rPr>
-        <w:t>две</w:t>
-      </w:r>
-      <w:r>
-        <w:rPr>
-          <w:szCs w:val="28"/>
-        </w:rPr>
-        <w:t xml:space="preserve"> локации: рынок</w:t>
-      </w:r>
-      <w:r>
-        <w:rPr>
-          <w:szCs w:val="28"/>
-        </w:rPr>
-        <w:t xml:space="preserve"> и библиотека</w:t>
-      </w:r>
-      <w:r>
-        <w:rPr>
-          <w:szCs w:val="28"/>
-        </w:rPr>
-        <w:t>.</w:t>
-      </w:r>
-      <w:r>
-        <w:rPr>
-          <w:szCs w:val="28"/>
-        </w:rPr>
-        <w:t xml:space="preserve"> </w:t>
-      </w:r>
-      <w:r>
-        <w:rPr>
-          <w:szCs w:val="28"/>
-        </w:rPr>
-        <w:t>На рынке игрок может купить различные ингредиенты, семена и предметы, разговаривая с торговкой Келли. В библиотеке разговаривая с архивариусом Морисом, игрок может изучать новые рецепты, заклинания или изучать историю окрестностей</w:t>
-      </w:r>
-      <w:r>
-        <w:rPr>
-          <w:szCs w:val="28"/>
-        </w:rPr>
-        <w:t>.</w:t>
-      </w:r>
-      <w:bookmarkStart w:id="0" w:name="_GoBack"/>
-      <w:bookmarkEnd w:id="0"/>
-    </w:p>
-    <w:p>
-      <w:pPr>
-        <w:spacing w:after="0" w:line="360" w:lineRule="auto"/>
-        <w:ind w:left="0" w:right="0" w:firstLine="709"/>
-        <w:rPr>
-          <w:szCs w:val="28"/>
-        </w:rPr>
-      </w:pPr>
-      <w:r>
-        <w:rPr>
-          <w:szCs w:val="28"/>
-        </w:rPr>
-        <w:tab/>
-        <w:t>Другой локацией является лес. В нем есть несколько полян, где можно собирать растения: ягоды, травы, грибы, корешки. Но если пройти дальше, то игрок выйдет на болото, откуда идет гниль. Она будет потихоньку продвигаться и захватывать поляны, если игрок не будет проводить ритуалы. Иногда здесь можно будет встретить различную нечисть: русалок или лесных духов. Они могут быть как опасными, так и безобидными.</w:t>
-      </w:r>
-    </w:p>
-    <w:p>
-      <w:pPr>
-        <w:spacing w:after="0" w:line="360" w:lineRule="auto"/>
-        <w:ind w:left="0" w:right="0" w:firstLine="709"/>
-        <w:rPr>
-          <w:szCs w:val="28"/>
-        </w:rPr>
-      </w:pPr>
-    </w:p>
-    <w:p>
-      <w:pPr>
-        <w:spacing w:after="0" w:line="360" w:lineRule="auto"/>
-        <w:ind w:left="0" w:right="0" w:firstLine="709"/>
-        <w:rPr>
-          <w:szCs w:val="28"/>
-        </w:rPr>
-      </w:pPr>
-    </w:p>
-    <w:p>
-      <w:pPr>
-        <w:spacing w:after="0" w:line="360" w:lineRule="auto"/>
-        <w:ind w:left="0" w:right="0" w:firstLine="709"/>
-        <w:rPr>
-          <w:szCs w:val="28"/>
-        </w:rPr>
-      </w:pPr>
-      <w:r>
-        <w:rPr>
-          <w:szCs w:val="28"/>
-        </w:rPr>
-        <w:t xml:space="preserve">Основной задачей игрока является создание различных магических предметов на продажу. Этими предметами могут являться зелья, мази, отвары, обереги и другие. Для их создания </w:t>
-      </w:r>
-      <w:r>
-        <w:rPr>
-          <w:szCs w:val="28"/>
-        </w:rPr>
-        <w:t xml:space="preserve">нужны </w:t>
-      </w:r>
-      <w:r>
-        <w:rPr>
-          <w:szCs w:val="28"/>
-        </w:rPr>
-        <w:t>различные ресурсы, которые можно купить на рынке</w:t>
-      </w:r>
-      <w:r>
-        <w:rPr>
-          <w:szCs w:val="28"/>
-        </w:rPr>
-        <w:t>, собрать в лесу или вырастить.</w:t>
-      </w:r>
-    </w:p>
-    <w:p>
-      <w:pPr>
-        <w:spacing w:after="0" w:line="360" w:lineRule="auto"/>
-        <w:ind w:left="0" w:right="0" w:firstLine="709"/>
-        <w:rPr>
-          <w:szCs w:val="28"/>
-        </w:rPr>
-      </w:pPr>
-      <w:r>
-        <w:rPr>
-          <w:szCs w:val="28"/>
-        </w:rPr>
-        <w:t>В</w:t>
-      </w:r>
-      <w:r>
-        <w:rPr>
-          <w:szCs w:val="28"/>
-        </w:rPr>
-        <w:t>ыращивание растений в саду, а затем и в оранжерее</w:t>
-      </w:r>
-      <w:r>
-        <w:rPr>
-          <w:szCs w:val="28"/>
-        </w:rPr>
-        <w:t xml:space="preserve"> – это один из главных способов получения ресурсов</w:t>
-      </w:r>
-      <w:r>
-        <w:rPr>
-          <w:szCs w:val="28"/>
-        </w:rPr>
-        <w:t xml:space="preserve">. Семена </w:t>
-      </w:r>
-      <w:r>
-        <w:rPr>
-          <w:szCs w:val="28"/>
-        </w:rPr>
-        <w:t>могут покупаться на рынке, находится в лесу при собирательстве или получаться в дар от жителей деревни или в качестве награды за выполнение заданий. В саду семена сажаются на грядку. На каждую грядку можно разместить до пяти растений. В оранжерее семена сажаются в горшки, каждый из которых вмешает только одно растение. После посадки будущее растение надо полить при помощи лейки. Лейка наполняется из шланга с водой и может вместить в себя шесть порций воды. По истечении необходимого количества времени цве</w:t>
-      </w:r>
-      <w:r>
-        <w:rPr>
-          <w:szCs w:val="28"/>
-        </w:rPr>
-        <w:t>ток подрастает до следующей своей стадии и снова требует полива. При достижении последней стадии можно собирать урожай.</w:t>
-      </w:r>
-    </w:p>
-    <w:p>
-      <w:pPr>
-        <w:spacing w:after="0" w:line="360" w:lineRule="auto"/>
-        <w:ind w:left="0" w:right="0" w:firstLine="709"/>
-        <w:rPr>
-          <w:szCs w:val="28"/>
-        </w:rPr>
-      </w:pPr>
-      <w:r>
-        <w:rPr>
-          <w:szCs w:val="28"/>
-        </w:rPr>
-        <w:lastRenderedPageBreak/>
-        <w:t xml:space="preserve">Растения бывают разные. Многолетние растения после сбора урожая возвращаются в первую стадию и снова растут. В зависимости от их характеристик ресурсы с многолетних растений можно собирать от двух до пяти раз. </w:t>
-      </w:r>
-      <w:proofErr w:type="gramStart"/>
-      <w:r>
-        <w:rPr>
-          <w:szCs w:val="28"/>
-        </w:rPr>
-        <w:t>Однолетние</w:t>
-      </w:r>
-      <w:proofErr w:type="gramEnd"/>
-      <w:r>
-        <w:rPr>
-          <w:szCs w:val="28"/>
-        </w:rPr>
-        <w:t xml:space="preserve"> позволяют получить урожай лишь один раз.</w:t>
-      </w:r>
-    </w:p>
-    <w:p>
-      <w:pPr>
-        <w:spacing w:after="0" w:line="360" w:lineRule="auto"/>
-        <w:ind w:left="0" w:right="0" w:firstLine="709"/>
-        <w:rPr>
-          <w:szCs w:val="28"/>
-        </w:rPr>
-      </w:pPr>
-      <w:r>
-        <w:rPr>
-          <w:szCs w:val="28"/>
-        </w:rPr>
-        <w:t>Из полученных ингредиентов можно создавать либо новые ингредиенты, либо уже готовые и</w:t>
-      </w:r>
-      <w:r>
-        <w:rPr>
-          <w:szCs w:val="28"/>
-        </w:rPr>
-        <w:t xml:space="preserve">зделия. Все действия связанные с </w:t>
-      </w:r>
-      <w:proofErr w:type="spellStart"/>
-      <w:r>
-        <w:rPr>
-          <w:szCs w:val="28"/>
-        </w:rPr>
-        <w:t>траволечением</w:t>
-      </w:r>
-      <w:proofErr w:type="spellEnd"/>
-      <w:r>
-        <w:rPr>
-          <w:szCs w:val="28"/>
-        </w:rPr>
-        <w:t xml:space="preserve"> выполняются на кухне. На ней доступна полка для хранения, веревка для сушки, плита для смешивания и приготовления, подоконник для заговоров и других магических воздействий.</w:t>
-      </w:r>
-    </w:p>
-    <w:p>
-      <w:pPr>
-        <w:spacing w:after="0" w:line="360" w:lineRule="auto"/>
-        <w:ind w:left="0" w:right="0" w:firstLine="709"/>
-        <w:rPr>
-          <w:szCs w:val="28"/>
-        </w:rPr>
-      </w:pPr>
-      <w:r>
-        <w:rPr>
-          <w:szCs w:val="28"/>
-        </w:rPr>
-        <w:t>Все рецепты возможных изделий хранятся в ведьмовской книге. Она доступна игроку в любое время. Внутри книга разделена на несколько разделов: ингредиенты, зелья и отвары, ритуалы и заговоры. Информация в книге обновляется автоматически при сборе нового ресурса и нахождении рецептов и заклинаний в различных справочниках и записях. Игрок должен четко следовать инструкциям в книге, иначе получит испорченное изделие.</w:t>
-      </w:r>
-    </w:p>
-    <w:p>
-      <w:pPr>
-        <w:spacing w:after="0" w:line="360" w:lineRule="auto"/>
-        <w:ind w:left="0" w:right="0" w:firstLine="709"/>
-        <w:rPr>
-          <w:szCs w:val="28"/>
-        </w:rPr>
-      </w:pPr>
-      <w:r>
-        <w:rPr>
-          <w:szCs w:val="28"/>
-        </w:rPr>
-        <w:t xml:space="preserve">Ритуалы являются одной из составляющих ведьмовства. </w:t>
-      </w:r>
-      <w:r>
-        <w:rPr>
-          <w:szCs w:val="28"/>
-        </w:rPr>
-        <w:t xml:space="preserve">Инструкции по их проведению можно найти в различных книгах и дневниках. Они также как и рецепты сохраняются в ведьмовской книге игрока. Для каждого ритуала необходимы определенные </w:t>
-      </w:r>
-      <w:r>
-        <w:rPr>
-          <w:szCs w:val="28"/>
-        </w:rPr>
-        <w:t>ингредиенты</w:t>
-      </w:r>
-      <w:r>
-        <w:rPr>
-          <w:szCs w:val="28"/>
-        </w:rPr>
-        <w:t>. Также они могут требовать определенное время суток или фазу луны.</w:t>
-      </w:r>
-    </w:p>
-    <w:p>
-      <w:pPr>
-        <w:spacing w:after="0" w:line="360" w:lineRule="auto"/>
-        <w:ind w:left="0" w:right="0" w:firstLine="709"/>
-        <w:rPr>
-          <w:szCs w:val="28"/>
-        </w:rPr>
-      </w:pPr>
-      <w:r>
-        <w:rPr>
-          <w:szCs w:val="28"/>
-        </w:rPr>
-        <w:t xml:space="preserve">Проведение ритуала реализовано в виде мини игры. Игроку необходимо разложить ингредиенты и правильно расположить слова заклинания. Дальнейшие действия зависят </w:t>
+        <w:t xml:space="preserve">заклинания. Дальнейшие действия зависят </w:t>
       </w:r>
       <w:r>
         <w:rPr>
@@ -14838,7 +18073,6 @@
     <w:next w:val="a"/>
     <w:link w:val="30"/>
     <w:uiPriority w:val="9"/>
-    <w:semiHidden/>
     <w:unhideWhenUsed/>
     <w:qFormat/>
     <w:rsid w:val="00BD6764"/>
@@ -14934,7 +18168,6 @@
     <w:name w:val="Hyperlink"/>
     <w:basedOn w:val="a0"/>
     <w:uiPriority w:val="99"/>
-    <w:semiHidden/>
     <w:unhideWhenUsed/>
     <w:rsid w:val="00EC00AA"/>
     <w:rPr>
@@ -15075,7 +18308,6 @@
     <w:basedOn w:val="a0"/>
     <w:link w:val="3"/>
     <w:uiPriority w:val="9"/>
-    <w:semiHidden/>
     <w:rsid w:val="00BD6764"/>
     <w:rPr>
       <w:rFonts w:asciiTheme="majorHAnsi" w:eastAsiaTheme="majorEastAsia" w:hAnsiTheme="majorHAnsi" w:cstheme="majorBidi"/>
@@ -15121,6 +18353,95 @@
     <w:name w:val="t286pc"/>
     <w:basedOn w:val="a0"/>
     <w:rsid w:val="00910507"/>
+  </w:style>
+  <w:style w:type="paragraph" w:styleId="ab">
+    <w:name w:val="Balloon Text"/>
+    <w:basedOn w:val="a"/>
+    <w:link w:val="ac"/>
+    <w:uiPriority w:val="99"/>
+    <w:semiHidden/>
+    <w:unhideWhenUsed/>
+    <w:rsid w:val="00A534EE"/>
+    <w:pPr>
+      <w:spacing w:after="0" w:line="240" w:lineRule="auto"/>
+    </w:pPr>
+    <w:rPr>
+      <w:rFonts w:ascii="Tahoma" w:hAnsi="Tahoma" w:cs="Tahoma"/>
+      <w:sz w:val="16"/>
+      <w:szCs w:val="16"/>
+    </w:rPr>
+  </w:style>
+  <w:style w:type="character" w:customStyle="1" w:styleId="ac">
+    <w:name w:val="Текст выноски Знак"/>
+    <w:basedOn w:val="a0"/>
+    <w:link w:val="ab"/>
+    <w:uiPriority w:val="99"/>
+    <w:semiHidden/>
+    <w:rsid w:val="00A534EE"/>
+    <w:rPr>
+      <w:rFonts w:ascii="Tahoma" w:eastAsia="Times New Roman" w:hAnsi="Tahoma" w:cs="Tahoma"/>
+      <w:color w:val="000000"/>
+      <w:sz w:val="16"/>
+      <w:szCs w:val="16"/>
+      <w:lang w:eastAsia="ru-RU"/>
+    </w:rPr>
+  </w:style>
+  <w:style w:type="character" w:customStyle="1" w:styleId="lrzxr">
+    <w:name w:val="lrzxr"/>
+    <w:basedOn w:val="a0"/>
+    <w:rsid w:val="00657391"/>
+  </w:style>
+  <w:style w:type="character" w:customStyle="1" w:styleId="spanstrong">
+    <w:name w:val="span_strong"/>
+    <w:basedOn w:val="a0"/>
+    <w:rsid w:val="00FE0B65"/>
+  </w:style>
+  <w:style w:type="character" w:customStyle="1" w:styleId="vkitposttextroot--zadqg">
+    <w:name w:val="vkitposttext__root--zadqg"/>
+    <w:basedOn w:val="a0"/>
+    <w:rsid w:val="00FE0B65"/>
+  </w:style>
+  <w:style w:type="paragraph" w:styleId="ad">
+    <w:name w:val="TOC Heading"/>
+    <w:basedOn w:val="1"/>
+    <w:next w:val="a"/>
+    <w:uiPriority w:val="39"/>
+    <w:semiHidden/>
+    <w:unhideWhenUsed/>
+    <w:qFormat/>
+    <w:rsid w:val="00661E31"/>
+    <w:pPr>
+      <w:spacing w:line="276" w:lineRule="auto"/>
+      <w:ind w:left="0" w:right="0" w:firstLine="0"/>
+      <w:jc w:val="left"/>
+      <w:outlineLvl w:val="9"/>
+    </w:pPr>
+  </w:style>
+  <w:style w:type="paragraph" w:styleId="11">
+    <w:name w:val="toc 1"/>
+    <w:basedOn w:val="a"/>
+    <w:next w:val="a"/>
+    <w:autoRedefine/>
+    <w:uiPriority w:val="39"/>
+    <w:unhideWhenUsed/>
+    <w:rsid w:val="00661E31"/>
+    <w:pPr>
+      <w:spacing w:after="100"/>
+      <w:ind w:left="0"/>
+    </w:pPr>
+  </w:style>
+  <w:style w:type="paragraph" w:styleId="21">
+    <w:name w:val="toc 2"/>
+    <w:basedOn w:val="a"/>
+    <w:next w:val="a"/>
+    <w:autoRedefine/>
+    <w:uiPriority w:val="39"/>
+    <w:unhideWhenUsed/>
+    <w:rsid w:val="00661E31"/>
+    <w:pPr>
+      <w:spacing w:after="100"/>
+      <w:ind w:left="280"/>
+    </w:pPr>
   </w:style>
 </w:styles>
 </file>
@@ -15346,7 +18667,6 @@
     <w:next w:val="a"/>
     <w:link w:val="30"/>
     <w:uiPriority w:val="9"/>
-    <w:semiHidden/>
     <w:unhideWhenUsed/>
     <w:qFormat/>
     <w:rsid w:val="00BD6764"/>
@@ -15442,7 +18762,6 @@
     <w:name w:val="Hyperlink"/>
     <w:basedOn w:val="a0"/>
     <w:uiPriority w:val="99"/>
-    <w:semiHidden/>
     <w:unhideWhenUsed/>
     <w:rsid w:val="00EC00AA"/>
     <w:rPr>
@@ -15583,7 +18902,6 @@
     <w:basedOn w:val="a0"/>
     <w:link w:val="3"/>
     <w:uiPriority w:val="9"/>
-    <w:semiHidden/>
     <w:rsid w:val="00BD6764"/>
     <w:rPr>
       <w:rFonts w:asciiTheme="majorHAnsi" w:eastAsiaTheme="majorEastAsia" w:hAnsiTheme="majorHAnsi" w:cstheme="majorBidi"/>
@@ -15629,6 +18947,95 @@
     <w:name w:val="t286pc"/>
     <w:basedOn w:val="a0"/>
     <w:rsid w:val="00910507"/>
+  </w:style>
+  <w:style w:type="paragraph" w:styleId="ab">
+    <w:name w:val="Balloon Text"/>
+    <w:basedOn w:val="a"/>
+    <w:link w:val="ac"/>
+    <w:uiPriority w:val="99"/>
+    <w:semiHidden/>
+    <w:unhideWhenUsed/>
+    <w:rsid w:val="00A534EE"/>
+    <w:pPr>
+      <w:spacing w:after="0" w:line="240" w:lineRule="auto"/>
+    </w:pPr>
+    <w:rPr>
+      <w:rFonts w:ascii="Tahoma" w:hAnsi="Tahoma" w:cs="Tahoma"/>
+      <w:sz w:val="16"/>
+      <w:szCs w:val="16"/>
+    </w:rPr>
+  </w:style>
+  <w:style w:type="character" w:customStyle="1" w:styleId="ac">
+    <w:name w:val="Текст выноски Знак"/>
+    <w:basedOn w:val="a0"/>
+    <w:link w:val="ab"/>
+    <w:uiPriority w:val="99"/>
+    <w:semiHidden/>
+    <w:rsid w:val="00A534EE"/>
+    <w:rPr>
+      <w:rFonts w:ascii="Tahoma" w:eastAsia="Times New Roman" w:hAnsi="Tahoma" w:cs="Tahoma"/>
+      <w:color w:val="000000"/>
+      <w:sz w:val="16"/>
+      <w:szCs w:val="16"/>
+      <w:lang w:eastAsia="ru-RU"/>
+    </w:rPr>
+  </w:style>
+  <w:style w:type="character" w:customStyle="1" w:styleId="lrzxr">
+    <w:name w:val="lrzxr"/>
+    <w:basedOn w:val="a0"/>
+    <w:rsid w:val="00657391"/>
+  </w:style>
+  <w:style w:type="character" w:customStyle="1" w:styleId="spanstrong">
+    <w:name w:val="span_strong"/>
+    <w:basedOn w:val="a0"/>
+    <w:rsid w:val="00FE0B65"/>
+  </w:style>
+  <w:style w:type="character" w:customStyle="1" w:styleId="vkitposttextroot--zadqg">
+    <w:name w:val="vkitposttext__root--zadqg"/>
+    <w:basedOn w:val="a0"/>
+    <w:rsid w:val="00FE0B65"/>
+  </w:style>
+  <w:style w:type="paragraph" w:styleId="ad">
+    <w:name w:val="TOC Heading"/>
+    <w:basedOn w:val="1"/>
+    <w:next w:val="a"/>
+    <w:uiPriority w:val="39"/>
+    <w:semiHidden/>
+    <w:unhideWhenUsed/>
+    <w:qFormat/>
+    <w:rsid w:val="00661E31"/>
+    <w:pPr>
+      <w:spacing w:line="276" w:lineRule="auto"/>
+      <w:ind w:left="0" w:right="0" w:firstLine="0"/>
+      <w:jc w:val="left"/>
+      <w:outlineLvl w:val="9"/>
+    </w:pPr>
+  </w:style>
+  <w:style w:type="paragraph" w:styleId="11">
+    <w:name w:val="toc 1"/>
+    <w:basedOn w:val="a"/>
+    <w:next w:val="a"/>
+    <w:autoRedefine/>
+    <w:uiPriority w:val="39"/>
+    <w:unhideWhenUsed/>
+    <w:rsid w:val="00661E31"/>
+    <w:pPr>
+      <w:spacing w:after="100"/>
+      <w:ind w:left="0"/>
+    </w:pPr>
+  </w:style>
+  <w:style w:type="paragraph" w:styleId="21">
+    <w:name w:val="toc 2"/>
+    <w:basedOn w:val="a"/>
+    <w:next w:val="a"/>
+    <w:autoRedefine/>
+    <w:uiPriority w:val="39"/>
+    <w:unhideWhenUsed/>
+    <w:rsid w:val="00661E31"/>
+    <w:pPr>
+      <w:spacing w:after="100"/>
+      <w:ind w:left="280"/>
+    </w:pPr>
   </w:style>
 </w:styles>
 </file>
@@ -15916,4 +19323,16 @@
   <a:objectDefaults/>
   <a:extraClrSchemeLst/>
 </a:theme>
+</file>
+
+<file path=customXml/item1.xml><?xml version="1.0" encoding="utf-8"?>
+<b:Sources xmlns:b="http://schemas.openxmlformats.org/officeDocument/2006/bibliography" xmlns="http://schemas.openxmlformats.org/officeDocument/2006/bibliography" SelectedStyle="\APA.XSL" StyleName="APA"/>
+</file>
+
+<file path=customXml/itemProps1.xml><?xml version="1.0" encoding="utf-8"?>
+<ds:datastoreItem xmlns:ds="http://schemas.openxmlformats.org/officeDocument/2006/customXml" ds:itemID="{2BD5B0AA-51D2-485F-A1E9-309DE24C0947}">
+  <ds:schemaRefs>
+    <ds:schemaRef ds:uri="http://schemas.openxmlformats.org/officeDocument/2006/bibliography"/>
+  </ds:schemaRefs>
+</ds:datastoreItem>
 </file>